--- a/docs/doc-qualificacao-ifba-REVISADO.docx
+++ b/docs/doc-qualificacao-ifba-REVISADO.docx
@@ -763,7 +763,6 @@
       <w:bookmarkStart w:id="2" w:name="_heading=h.z8gq2o1391ro" w:colFirst="0" w:colLast="0"/>
       <w:bookmarkEnd w:id="2"/>
       <w:r>
-        <w:lastRenderedPageBreak/>
         <w:t>JOÃO GUEDES DE BRITO</w:t>
       </w:r>
     </w:p>
@@ -1175,10 +1174,7 @@
         </w:rPr>
       </w:pPr>
       <w:r>
-        <w:rPr>
-          <w:color w:val="000000"/>
-        </w:rPr>
-        <w:t>O presente projeto propõe o desenvolvimento de um sistema autônomo de autenticação contextual baseado em Inteligência Artificial (IA) e tecnologia Blockchain, com o objetivo de aumentar a segurança, a confiabilidade e a adaptabilidade dos processos de login em aplicações web. A proposta parte da constatação de que métodos tradicionais de autenticação — como senhas fixas ou autenticação em dois fatores — embora amplamente utilizados, estão cada vez mais vulneráveis a ataques cibernéticos sofisticados e não consideram o contexto comportamental do usuário. Nesse cenário, a pesquisa busca implementar uma abordagem inovadora que analisa dados contextuais (como localização, horário de acesso, dispositivo e padrão de uso) para reforçar a tomada de decisão sobre a concessão de acesso.</w:t>
+        <w:t>O presente projeto propõe o desenvolvimento de um sistema autônomo de autenticação contextual baseado em Inteligência Artificial (IA) e tecnologia Blockchain, com o objetivo de aumentar a segurança, a confiabilidade e a adaptabilidade dos processos de login em aplicações web. A proposta parte da constatação de que métodos tradicionais de autenticação — como senhas fixas ou autenticação em dois fatores — embora amplamente utilizados, estão cada vez mais vulneráveis a ataques cibernéticos sofisticados e não consideram o contexto comportamental do usuário. Nesse cenário, a pesquisa busca implementar uma abordagem adaptativa que analisa dados contextuais (como localização, horário de acesso, dispositivo e padrão de uso) para reforçar a tomada de decisão sobre a concessão de acesso.</w:t>
       </w:r>
     </w:p>
     <w:p>
@@ -1330,7 +1326,7 @@
           <w:right w:val="nil"/>
           <w:between w:val="nil"/>
         </w:pBdr>
-        <w:spacing w:before="240" w:line="360" w:lineRule="auto"/>
+        <w:spacing w:before="240"/>
         <w:jc w:val="both"/>
         <w:rPr>
           <w:color w:val="000000"/>
@@ -1849,7 +1845,6 @@
           <w:right w:val="nil"/>
           <w:between w:val="nil"/>
         </w:pBdr>
-        <w:spacing w:line="360" w:lineRule="auto"/>
         <w:rPr>
           <w:color w:val="000000"/>
         </w:rPr>
@@ -1882,7 +1877,6 @@
           <w:right w:val="nil"/>
           <w:between w:val="nil"/>
         </w:pBdr>
-        <w:spacing w:line="360" w:lineRule="auto"/>
         <w:rPr>
           <w:color w:val="000000"/>
         </w:rPr>
@@ -1915,7 +1909,6 @@
           <w:right w:val="nil"/>
           <w:between w:val="nil"/>
         </w:pBdr>
-        <w:spacing w:line="360" w:lineRule="auto"/>
         <w:rPr>
           <w:color w:val="000000"/>
         </w:rPr>
@@ -1948,7 +1941,6 @@
           <w:right w:val="nil"/>
           <w:between w:val="nil"/>
         </w:pBdr>
-        <w:spacing w:line="360" w:lineRule="auto"/>
         <w:rPr>
           <w:color w:val="000000"/>
         </w:rPr>
@@ -1981,7 +1973,6 @@
           <w:right w:val="nil"/>
           <w:between w:val="nil"/>
         </w:pBdr>
-        <w:spacing w:line="360" w:lineRule="auto"/>
         <w:rPr>
           <w:color w:val="000000"/>
         </w:rPr>
@@ -2014,7 +2005,6 @@
           <w:right w:val="nil"/>
           <w:between w:val="nil"/>
         </w:pBdr>
-        <w:spacing w:line="360" w:lineRule="auto"/>
         <w:rPr>
           <w:color w:val="000000"/>
         </w:rPr>
@@ -2047,7 +2037,6 @@
           <w:right w:val="nil"/>
           <w:between w:val="nil"/>
         </w:pBdr>
-        <w:spacing w:line="360" w:lineRule="auto"/>
         <w:rPr>
           <w:color w:val="000000"/>
         </w:rPr>
@@ -2080,7 +2069,6 @@
           <w:right w:val="nil"/>
           <w:between w:val="nil"/>
         </w:pBdr>
-        <w:spacing w:line="360" w:lineRule="auto"/>
         <w:rPr>
           <w:color w:val="000000"/>
         </w:rPr>
@@ -2124,7 +2112,6 @@
           <w:right w:val="nil"/>
           <w:between w:val="nil"/>
         </w:pBdr>
-        <w:spacing w:line="360" w:lineRule="auto"/>
         <w:rPr>
           <w:color w:val="000000"/>
         </w:rPr>
@@ -2234,7 +2221,7 @@
       <w:r>
         <w:fldChar w:fldCharType="separate"/>
       </w:r>
-      <w:hyperlink w:anchor="_Toc232775076" w:history="1">
+      <w:hyperlink w:anchor="_Toc232775821" w:history="1">
         <w:r>
           <w:rPr>
             <w:rStyle w:val="Hyperlink"/>
@@ -2261,7 +2248,7 @@
             <w:noProof/>
             <w:webHidden/>
           </w:rPr>
-          <w:instrText xml:space="preserve"> PAGEREF _Toc232775076 \h </w:instrText>
+          <w:instrText xml:space="preserve"> PAGEREF _Toc232775821 \h </w:instrText>
         </w:r>
         <w:r>
           <w:rPr>
@@ -2281,7 +2268,7 @@
             <w:noProof/>
             <w:webHidden/>
           </w:rPr>
-          <w:t>11</w:t>
+          <w:t>14</w:t>
         </w:r>
         <w:r>
           <w:rPr>
@@ -2305,7 +2292,7 @@
           <w14:ligatures w14:val="standardContextual"/>
         </w:rPr>
       </w:pPr>
-      <w:hyperlink w:anchor="_Toc232775077" w:history="1">
+      <w:hyperlink w:anchor="_Toc232775822" w:history="1">
         <w:r>
           <w:rPr>
             <w:rStyle w:val="Hyperlink"/>
@@ -2332,7 +2319,7 @@
             <w:noProof/>
             <w:webHidden/>
           </w:rPr>
-          <w:instrText xml:space="preserve"> PAGEREF _Toc232775077 \h </w:instrText>
+          <w:instrText xml:space="preserve"> PAGEREF _Toc232775822 \h </w:instrText>
         </w:r>
         <w:r>
           <w:rPr>
@@ -2352,7 +2339,7 @@
             <w:noProof/>
             <w:webHidden/>
           </w:rPr>
-          <w:t>11</w:t>
+          <w:t>14</w:t>
         </w:r>
         <w:r>
           <w:rPr>
@@ -2376,7 +2363,7 @@
           <w14:ligatures w14:val="standardContextual"/>
         </w:rPr>
       </w:pPr>
-      <w:hyperlink w:anchor="_Toc232775078" w:history="1">
+      <w:hyperlink w:anchor="_Toc232775823" w:history="1">
         <w:r>
           <w:rPr>
             <w:rStyle w:val="Hyperlink"/>
@@ -2403,7 +2390,7 @@
             <w:noProof/>
             <w:webHidden/>
           </w:rPr>
-          <w:instrText xml:space="preserve"> PAGEREF _Toc232775078 \h </w:instrText>
+          <w:instrText xml:space="preserve"> PAGEREF _Toc232775823 \h </w:instrText>
         </w:r>
         <w:r>
           <w:rPr>
@@ -2423,7 +2410,7 @@
             <w:noProof/>
             <w:webHidden/>
           </w:rPr>
-          <w:t>12</w:t>
+          <w:t>15</w:t>
         </w:r>
         <w:r>
           <w:rPr>
@@ -2447,7 +2434,7 @@
           <w14:ligatures w14:val="standardContextual"/>
         </w:rPr>
       </w:pPr>
-      <w:hyperlink w:anchor="_Toc232775079" w:history="1">
+      <w:hyperlink w:anchor="_Toc232775824" w:history="1">
         <w:r>
           <w:rPr>
             <w:rStyle w:val="Hyperlink"/>
@@ -2474,7 +2461,7 @@
             <w:noProof/>
             <w:webHidden/>
           </w:rPr>
-          <w:instrText xml:space="preserve"> PAGEREF _Toc232775079 \h </w:instrText>
+          <w:instrText xml:space="preserve"> PAGEREF _Toc232775824 \h </w:instrText>
         </w:r>
         <w:r>
           <w:rPr>
@@ -2494,7 +2481,7 @@
             <w:noProof/>
             <w:webHidden/>
           </w:rPr>
-          <w:t>12</w:t>
+          <w:t>15</w:t>
         </w:r>
         <w:r>
           <w:rPr>
@@ -2518,7 +2505,7 @@
           <w14:ligatures w14:val="standardContextual"/>
         </w:rPr>
       </w:pPr>
-      <w:hyperlink w:anchor="_Toc232775080" w:history="1">
+      <w:hyperlink w:anchor="_Toc232775825" w:history="1">
         <w:r>
           <w:rPr>
             <w:rStyle w:val="Hyperlink"/>
@@ -2545,7 +2532,7 @@
             <w:noProof/>
             <w:webHidden/>
           </w:rPr>
-          <w:instrText xml:space="preserve"> PAGEREF _Toc232775080 \h </w:instrText>
+          <w:instrText xml:space="preserve"> PAGEREF _Toc232775825 \h </w:instrText>
         </w:r>
         <w:r>
           <w:rPr>
@@ -2565,7 +2552,7 @@
             <w:noProof/>
             <w:webHidden/>
           </w:rPr>
-          <w:t>13</w:t>
+          <w:t>15</w:t>
         </w:r>
         <w:r>
           <w:rPr>
@@ -2591,7 +2578,7 @@
           <w14:ligatures w14:val="standardContextual"/>
         </w:rPr>
       </w:pPr>
-      <w:hyperlink w:anchor="_Toc232775081" w:history="1">
+      <w:hyperlink w:anchor="_Toc232775826" w:history="1">
         <w:r>
           <w:rPr>
             <w:rStyle w:val="Hyperlink"/>
@@ -2618,7 +2605,7 @@
             <w:noProof/>
             <w:webHidden/>
           </w:rPr>
-          <w:instrText xml:space="preserve"> PAGEREF _Toc232775081 \h </w:instrText>
+          <w:instrText xml:space="preserve"> PAGEREF _Toc232775826 \h </w:instrText>
         </w:r>
         <w:r>
           <w:rPr>
@@ -2638,7 +2625,7 @@
             <w:noProof/>
             <w:webHidden/>
           </w:rPr>
-          <w:t>15</w:t>
+          <w:t>17</w:t>
         </w:r>
         <w:r>
           <w:rPr>
@@ -2662,7 +2649,7 @@
           <w14:ligatures w14:val="standardContextual"/>
         </w:rPr>
       </w:pPr>
-      <w:hyperlink w:anchor="_Toc232775082" w:history="1">
+      <w:hyperlink w:anchor="_Toc232775827" w:history="1">
         <w:r>
           <w:rPr>
             <w:rStyle w:val="Hyperlink"/>
@@ -2689,7 +2676,7 @@
             <w:noProof/>
             <w:webHidden/>
           </w:rPr>
-          <w:instrText xml:space="preserve"> PAGEREF _Toc232775082 \h </w:instrText>
+          <w:instrText xml:space="preserve"> PAGEREF _Toc232775827 \h </w:instrText>
         </w:r>
         <w:r>
           <w:rPr>
@@ -2709,7 +2696,7 @@
             <w:noProof/>
             <w:webHidden/>
           </w:rPr>
-          <w:t>15</w:t>
+          <w:t>17</w:t>
         </w:r>
         <w:r>
           <w:rPr>
@@ -2733,7 +2720,7 @@
           <w14:ligatures w14:val="standardContextual"/>
         </w:rPr>
       </w:pPr>
-      <w:hyperlink w:anchor="_Toc232775083" w:history="1">
+      <w:hyperlink w:anchor="_Toc232775828" w:history="1">
         <w:r>
           <w:rPr>
             <w:rStyle w:val="Hyperlink"/>
@@ -2760,7 +2747,7 @@
             <w:noProof/>
             <w:webHidden/>
           </w:rPr>
-          <w:instrText xml:space="preserve"> PAGEREF _Toc232775083 \h </w:instrText>
+          <w:instrText xml:space="preserve"> PAGEREF _Toc232775828 \h </w:instrText>
         </w:r>
         <w:r>
           <w:rPr>
@@ -2780,7 +2767,7 @@
             <w:noProof/>
             <w:webHidden/>
           </w:rPr>
-          <w:t>16</w:t>
+          <w:t>18</w:t>
         </w:r>
         <w:r>
           <w:rPr>
@@ -2804,7 +2791,7 @@
           <w14:ligatures w14:val="standardContextual"/>
         </w:rPr>
       </w:pPr>
-      <w:hyperlink w:anchor="_Toc232775084" w:history="1">
+      <w:hyperlink w:anchor="_Toc232775829" w:history="1">
         <w:r>
           <w:rPr>
             <w:rStyle w:val="Hyperlink"/>
@@ -2831,7 +2818,7 @@
             <w:noProof/>
             <w:webHidden/>
           </w:rPr>
-          <w:instrText xml:space="preserve"> PAGEREF _Toc232775084 \h </w:instrText>
+          <w:instrText xml:space="preserve"> PAGEREF _Toc232775829 \h </w:instrText>
         </w:r>
         <w:r>
           <w:rPr>
@@ -2851,7 +2838,7 @@
             <w:noProof/>
             <w:webHidden/>
           </w:rPr>
-          <w:t>17</w:t>
+          <w:t>18</w:t>
         </w:r>
         <w:r>
           <w:rPr>
@@ -2875,7 +2862,7 @@
           <w14:ligatures w14:val="standardContextual"/>
         </w:rPr>
       </w:pPr>
-      <w:hyperlink w:anchor="_Toc232775085" w:history="1">
+      <w:hyperlink w:anchor="_Toc232775830" w:history="1">
         <w:r>
           <w:rPr>
             <w:rStyle w:val="Hyperlink"/>
@@ -2902,7 +2889,7 @@
             <w:noProof/>
             <w:webHidden/>
           </w:rPr>
-          <w:instrText xml:space="preserve"> PAGEREF _Toc232775085 \h </w:instrText>
+          <w:instrText xml:space="preserve"> PAGEREF _Toc232775830 \h </w:instrText>
         </w:r>
         <w:r>
           <w:rPr>
@@ -2922,7 +2909,7 @@
             <w:noProof/>
             <w:webHidden/>
           </w:rPr>
-          <w:t>17</w:t>
+          <w:t>19</w:t>
         </w:r>
         <w:r>
           <w:rPr>
@@ -2948,7 +2935,7 @@
           <w14:ligatures w14:val="standardContextual"/>
         </w:rPr>
       </w:pPr>
-      <w:hyperlink w:anchor="_Toc232775086" w:history="1">
+      <w:hyperlink w:anchor="_Toc232775831" w:history="1">
         <w:r>
           <w:rPr>
             <w:rStyle w:val="Hyperlink"/>
@@ -2975,7 +2962,7 @@
             <w:noProof/>
             <w:webHidden/>
           </w:rPr>
-          <w:instrText xml:space="preserve"> PAGEREF _Toc232775086 \h </w:instrText>
+          <w:instrText xml:space="preserve"> PAGEREF _Toc232775831 \h </w:instrText>
         </w:r>
         <w:r>
           <w:rPr>
@@ -2995,7 +2982,7 @@
             <w:noProof/>
             <w:webHidden/>
           </w:rPr>
-          <w:t>20</w:t>
+          <w:t>21</w:t>
         </w:r>
         <w:r>
           <w:rPr>
@@ -3019,7 +3006,7 @@
           <w14:ligatures w14:val="standardContextual"/>
         </w:rPr>
       </w:pPr>
-      <w:hyperlink w:anchor="_Toc232775087" w:history="1">
+      <w:hyperlink w:anchor="_Toc232775832" w:history="1">
         <w:r>
           <w:rPr>
             <w:rStyle w:val="Hyperlink"/>
@@ -3046,7 +3033,7 @@
             <w:noProof/>
             <w:webHidden/>
           </w:rPr>
-          <w:instrText xml:space="preserve"> PAGEREF _Toc232775087 \h </w:instrText>
+          <w:instrText xml:space="preserve"> PAGEREF _Toc232775832 \h </w:instrText>
         </w:r>
         <w:r>
           <w:rPr>
@@ -3066,7 +3053,7 @@
             <w:noProof/>
             <w:webHidden/>
           </w:rPr>
-          <w:t>20</w:t>
+          <w:t>21</w:t>
         </w:r>
         <w:r>
           <w:rPr>
@@ -3090,7 +3077,7 @@
           <w14:ligatures w14:val="standardContextual"/>
         </w:rPr>
       </w:pPr>
-      <w:hyperlink w:anchor="_Toc232775088" w:history="1">
+      <w:hyperlink w:anchor="_Toc232775833" w:history="1">
         <w:r>
           <w:rPr>
             <w:rStyle w:val="Hyperlink"/>
@@ -3117,7 +3104,7 @@
             <w:noProof/>
             <w:webHidden/>
           </w:rPr>
-          <w:instrText xml:space="preserve"> PAGEREF _Toc232775088 \h </w:instrText>
+          <w:instrText xml:space="preserve"> PAGEREF _Toc232775833 \h </w:instrText>
         </w:r>
         <w:r>
           <w:rPr>
@@ -3137,7 +3124,7 @@
             <w:noProof/>
             <w:webHidden/>
           </w:rPr>
-          <w:t>21</w:t>
+          <w:t>22</w:t>
         </w:r>
         <w:r>
           <w:rPr>
@@ -3161,7 +3148,7 @@
           <w14:ligatures w14:val="standardContextual"/>
         </w:rPr>
       </w:pPr>
-      <w:hyperlink w:anchor="_Toc232775089" w:history="1">
+      <w:hyperlink w:anchor="_Toc232775834" w:history="1">
         <w:r>
           <w:rPr>
             <w:rStyle w:val="Hyperlink"/>
@@ -3188,7 +3175,7 @@
             <w:noProof/>
             <w:webHidden/>
           </w:rPr>
-          <w:instrText xml:space="preserve"> PAGEREF _Toc232775089 \h </w:instrText>
+          <w:instrText xml:space="preserve"> PAGEREF _Toc232775834 \h </w:instrText>
         </w:r>
         <w:r>
           <w:rPr>
@@ -3208,7 +3195,7 @@
             <w:noProof/>
             <w:webHidden/>
           </w:rPr>
-          <w:t>22</w:t>
+          <w:t>23</w:t>
         </w:r>
         <w:r>
           <w:rPr>
@@ -3232,7 +3219,7 @@
           <w14:ligatures w14:val="standardContextual"/>
         </w:rPr>
       </w:pPr>
-      <w:hyperlink w:anchor="_Toc232775090" w:history="1">
+      <w:hyperlink w:anchor="_Toc232775835" w:history="1">
         <w:r>
           <w:rPr>
             <w:rStyle w:val="Hyperlink"/>
@@ -3259,7 +3246,7 @@
             <w:noProof/>
             <w:webHidden/>
           </w:rPr>
-          <w:instrText xml:space="preserve"> PAGEREF _Toc232775090 \h </w:instrText>
+          <w:instrText xml:space="preserve"> PAGEREF _Toc232775835 \h </w:instrText>
         </w:r>
         <w:r>
           <w:rPr>
@@ -3279,7 +3266,7 @@
             <w:noProof/>
             <w:webHidden/>
           </w:rPr>
-          <w:t>23</w:t>
+          <w:t>24</w:t>
         </w:r>
         <w:r>
           <w:rPr>
@@ -3303,7 +3290,7 @@
           <w14:ligatures w14:val="standardContextual"/>
         </w:rPr>
       </w:pPr>
-      <w:hyperlink w:anchor="_Toc232775091" w:history="1">
+      <w:hyperlink w:anchor="_Toc232775836" w:history="1">
         <w:r>
           <w:rPr>
             <w:rStyle w:val="Hyperlink"/>
@@ -3330,7 +3317,7 @@
             <w:noProof/>
             <w:webHidden/>
           </w:rPr>
-          <w:instrText xml:space="preserve"> PAGEREF _Toc232775091 \h </w:instrText>
+          <w:instrText xml:space="preserve"> PAGEREF _Toc232775836 \h </w:instrText>
         </w:r>
         <w:r>
           <w:rPr>
@@ -3350,7 +3337,7 @@
             <w:noProof/>
             <w:webHidden/>
           </w:rPr>
-          <w:t>24</w:t>
+          <w:t>25</w:t>
         </w:r>
         <w:r>
           <w:rPr>
@@ -3374,7 +3361,7 @@
           <w14:ligatures w14:val="standardContextual"/>
         </w:rPr>
       </w:pPr>
-      <w:hyperlink w:anchor="_Toc232775092" w:history="1">
+      <w:hyperlink w:anchor="_Toc232775837" w:history="1">
         <w:r>
           <w:rPr>
             <w:rStyle w:val="Hyperlink"/>
@@ -3401,7 +3388,7 @@
             <w:noProof/>
             <w:webHidden/>
           </w:rPr>
-          <w:instrText xml:space="preserve"> PAGEREF _Toc232775092 \h </w:instrText>
+          <w:instrText xml:space="preserve"> PAGEREF _Toc232775837 \h </w:instrText>
         </w:r>
         <w:r>
           <w:rPr>
@@ -3445,7 +3432,7 @@
           <w14:ligatures w14:val="standardContextual"/>
         </w:rPr>
       </w:pPr>
-      <w:hyperlink w:anchor="_Toc232775093" w:history="1">
+      <w:hyperlink w:anchor="_Toc232775838" w:history="1">
         <w:r>
           <w:rPr>
             <w:rStyle w:val="Hyperlink"/>
@@ -3472,7 +3459,7 @@
             <w:noProof/>
             <w:webHidden/>
           </w:rPr>
-          <w:instrText xml:space="preserve"> PAGEREF _Toc232775093 \h </w:instrText>
+          <w:instrText xml:space="preserve"> PAGEREF _Toc232775838 \h </w:instrText>
         </w:r>
         <w:r>
           <w:rPr>
@@ -3492,7 +3479,7 @@
             <w:noProof/>
             <w:webHidden/>
           </w:rPr>
-          <w:t>25</w:t>
+          <w:t>26</w:t>
         </w:r>
         <w:r>
           <w:rPr>
@@ -3518,7 +3505,7 @@
           <w14:ligatures w14:val="standardContextual"/>
         </w:rPr>
       </w:pPr>
-      <w:hyperlink w:anchor="_Toc232775094" w:history="1">
+      <w:hyperlink w:anchor="_Toc232775839" w:history="1">
         <w:r>
           <w:rPr>
             <w:rStyle w:val="Hyperlink"/>
@@ -3545,7 +3532,7 @@
             <w:noProof/>
             <w:webHidden/>
           </w:rPr>
-          <w:instrText xml:space="preserve"> PAGEREF _Toc232775094 \h </w:instrText>
+          <w:instrText xml:space="preserve"> PAGEREF _Toc232775839 \h </w:instrText>
         </w:r>
         <w:r>
           <w:rPr>
@@ -3565,7 +3552,7 @@
             <w:noProof/>
             <w:webHidden/>
           </w:rPr>
-          <w:t>27</w:t>
+          <w:t>28</w:t>
         </w:r>
         <w:r>
           <w:rPr>
@@ -3589,7 +3576,7 @@
           <w14:ligatures w14:val="standardContextual"/>
         </w:rPr>
       </w:pPr>
-      <w:hyperlink w:anchor="_Toc232775095" w:history="1">
+      <w:hyperlink w:anchor="_Toc232775840" w:history="1">
         <w:r>
           <w:rPr>
             <w:rStyle w:val="Hyperlink"/>
@@ -3616,7 +3603,7 @@
             <w:noProof/>
             <w:webHidden/>
           </w:rPr>
-          <w:instrText xml:space="preserve"> PAGEREF _Toc232775095 \h </w:instrText>
+          <w:instrText xml:space="preserve"> PAGEREF _Toc232775840 \h </w:instrText>
         </w:r>
         <w:r>
           <w:rPr>
@@ -3636,7 +3623,7 @@
             <w:noProof/>
             <w:webHidden/>
           </w:rPr>
-          <w:t>27</w:t>
+          <w:t>28</w:t>
         </w:r>
         <w:r>
           <w:rPr>
@@ -3660,7 +3647,7 @@
           <w14:ligatures w14:val="standardContextual"/>
         </w:rPr>
       </w:pPr>
-      <w:hyperlink w:anchor="_Toc232775096" w:history="1">
+      <w:hyperlink w:anchor="_Toc232775841" w:history="1">
         <w:r>
           <w:rPr>
             <w:rStyle w:val="Hyperlink"/>
@@ -3687,7 +3674,7 @@
             <w:noProof/>
             <w:webHidden/>
           </w:rPr>
-          <w:instrText xml:space="preserve"> PAGEREF _Toc232775096 \h </w:instrText>
+          <w:instrText xml:space="preserve"> PAGEREF _Toc232775841 \h </w:instrText>
         </w:r>
         <w:r>
           <w:rPr>
@@ -3731,7 +3718,7 @@
           <w14:ligatures w14:val="standardContextual"/>
         </w:rPr>
       </w:pPr>
-      <w:hyperlink w:anchor="_Toc232775097" w:history="1">
+      <w:hyperlink w:anchor="_Toc232775842" w:history="1">
         <w:r>
           <w:rPr>
             <w:rStyle w:val="Hyperlink"/>
@@ -3758,7 +3745,7 @@
             <w:noProof/>
             <w:webHidden/>
           </w:rPr>
-          <w:instrText xml:space="preserve"> PAGEREF _Toc232775097 \h </w:instrText>
+          <w:instrText xml:space="preserve"> PAGEREF _Toc232775842 \h </w:instrText>
         </w:r>
         <w:r>
           <w:rPr>
@@ -3802,7 +3789,7 @@
           <w14:ligatures w14:val="standardContextual"/>
         </w:rPr>
       </w:pPr>
-      <w:hyperlink w:anchor="_Toc232775098" w:history="1">
+      <w:hyperlink w:anchor="_Toc232775843" w:history="1">
         <w:r>
           <w:rPr>
             <w:rStyle w:val="Hyperlink"/>
@@ -3829,7 +3816,7 @@
             <w:noProof/>
             <w:webHidden/>
           </w:rPr>
-          <w:instrText xml:space="preserve"> PAGEREF _Toc232775098 \h </w:instrText>
+          <w:instrText xml:space="preserve"> PAGEREF _Toc232775843 \h </w:instrText>
         </w:r>
         <w:r>
           <w:rPr>
@@ -3873,7 +3860,7 @@
           <w14:ligatures w14:val="standardContextual"/>
         </w:rPr>
       </w:pPr>
-      <w:hyperlink w:anchor="_Toc232775099" w:history="1">
+      <w:hyperlink w:anchor="_Toc232775844" w:history="1">
         <w:r>
           <w:rPr>
             <w:rStyle w:val="Hyperlink"/>
@@ -3900,7 +3887,7 @@
             <w:noProof/>
             <w:webHidden/>
           </w:rPr>
-          <w:instrText xml:space="preserve"> PAGEREF _Toc232775099 \h </w:instrText>
+          <w:instrText xml:space="preserve"> PAGEREF _Toc232775844 \h </w:instrText>
         </w:r>
         <w:r>
           <w:rPr>
@@ -3944,7 +3931,7 @@
           <w14:ligatures w14:val="standardContextual"/>
         </w:rPr>
       </w:pPr>
-      <w:hyperlink w:anchor="_Toc232775100" w:history="1">
+      <w:hyperlink w:anchor="_Toc232775845" w:history="1">
         <w:r>
           <w:rPr>
             <w:rStyle w:val="Hyperlink"/>
@@ -3971,7 +3958,7 @@
             <w:noProof/>
             <w:webHidden/>
           </w:rPr>
-          <w:instrText xml:space="preserve"> PAGEREF _Toc232775100 \h </w:instrText>
+          <w:instrText xml:space="preserve"> PAGEREF _Toc232775845 \h </w:instrText>
         </w:r>
         <w:r>
           <w:rPr>
@@ -4015,7 +4002,7 @@
           <w14:ligatures w14:val="standardContextual"/>
         </w:rPr>
       </w:pPr>
-      <w:hyperlink w:anchor="_Toc232775101" w:history="1">
+      <w:hyperlink w:anchor="_Toc232775846" w:history="1">
         <w:r>
           <w:rPr>
             <w:rStyle w:val="Hyperlink"/>
@@ -4042,7 +4029,7 @@
             <w:noProof/>
             <w:webHidden/>
           </w:rPr>
-          <w:instrText xml:space="preserve"> PAGEREF _Toc232775101 \h </w:instrText>
+          <w:instrText xml:space="preserve"> PAGEREF _Toc232775846 \h </w:instrText>
         </w:r>
         <w:r>
           <w:rPr>
@@ -4062,7 +4049,7 @@
             <w:noProof/>
             <w:webHidden/>
           </w:rPr>
-          <w:t>37</w:t>
+          <w:t>36</w:t>
         </w:r>
         <w:r>
           <w:rPr>
@@ -4086,7 +4073,7 @@
           <w14:ligatures w14:val="standardContextual"/>
         </w:rPr>
       </w:pPr>
-      <w:hyperlink w:anchor="_Toc232775102" w:history="1">
+      <w:hyperlink w:anchor="_Toc232775847" w:history="1">
         <w:r>
           <w:rPr>
             <w:rStyle w:val="Hyperlink"/>
@@ -4113,7 +4100,7 @@
             <w:noProof/>
             <w:webHidden/>
           </w:rPr>
-          <w:instrText xml:space="preserve"> PAGEREF _Toc232775102 \h </w:instrText>
+          <w:instrText xml:space="preserve"> PAGEREF _Toc232775847 \h </w:instrText>
         </w:r>
         <w:r>
           <w:rPr>
@@ -4157,7 +4144,7 @@
           <w14:ligatures w14:val="standardContextual"/>
         </w:rPr>
       </w:pPr>
-      <w:hyperlink w:anchor="_Toc232775103" w:history="1">
+      <w:hyperlink w:anchor="_Toc232775848" w:history="1">
         <w:r>
           <w:rPr>
             <w:rStyle w:val="Hyperlink"/>
@@ -4184,7 +4171,7 @@
             <w:noProof/>
             <w:webHidden/>
           </w:rPr>
-          <w:instrText xml:space="preserve"> PAGEREF _Toc232775103 \h </w:instrText>
+          <w:instrText xml:space="preserve"> PAGEREF _Toc232775848 \h </w:instrText>
         </w:r>
         <w:r>
           <w:rPr>
@@ -4204,7 +4191,7 @@
             <w:noProof/>
             <w:webHidden/>
           </w:rPr>
-          <w:t>38</w:t>
+          <w:t>37</w:t>
         </w:r>
         <w:r>
           <w:rPr>
@@ -4230,7 +4217,7 @@
           <w14:ligatures w14:val="standardContextual"/>
         </w:rPr>
       </w:pPr>
-      <w:hyperlink w:anchor="_Toc232775104" w:history="1">
+      <w:hyperlink w:anchor="_Toc232775849" w:history="1">
         <w:r>
           <w:rPr>
             <w:rStyle w:val="Hyperlink"/>
@@ -4257,7 +4244,7 @@
             <w:noProof/>
             <w:webHidden/>
           </w:rPr>
-          <w:instrText xml:space="preserve"> PAGEREF _Toc232775104 \h </w:instrText>
+          <w:instrText xml:space="preserve"> PAGEREF _Toc232775849 \h </w:instrText>
         </w:r>
         <w:r>
           <w:rPr>
@@ -4277,7 +4264,7 @@
             <w:noProof/>
             <w:webHidden/>
           </w:rPr>
-          <w:t>39</w:t>
+          <w:t>38</w:t>
         </w:r>
         <w:r>
           <w:rPr>
@@ -4301,7 +4288,7 @@
           <w14:ligatures w14:val="standardContextual"/>
         </w:rPr>
       </w:pPr>
-      <w:hyperlink w:anchor="_Toc232775105" w:history="1">
+      <w:hyperlink w:anchor="_Toc232775850" w:history="1">
         <w:r>
           <w:rPr>
             <w:rStyle w:val="Hyperlink"/>
@@ -4328,7 +4315,7 @@
             <w:noProof/>
             <w:webHidden/>
           </w:rPr>
-          <w:instrText xml:space="preserve"> PAGEREF _Toc232775105 \h </w:instrText>
+          <w:instrText xml:space="preserve"> PAGEREF _Toc232775850 \h </w:instrText>
         </w:r>
         <w:r>
           <w:rPr>
@@ -4348,7 +4335,7 @@
             <w:noProof/>
             <w:webHidden/>
           </w:rPr>
-          <w:t>39</w:t>
+          <w:t>38</w:t>
         </w:r>
         <w:r>
           <w:rPr>
@@ -4372,7 +4359,7 @@
           <w14:ligatures w14:val="standardContextual"/>
         </w:rPr>
       </w:pPr>
-      <w:hyperlink w:anchor="_Toc232775106" w:history="1">
+      <w:hyperlink w:anchor="_Toc232775851" w:history="1">
         <w:r>
           <w:rPr>
             <w:rStyle w:val="Hyperlink"/>
@@ -4399,7 +4386,7 @@
             <w:noProof/>
             <w:webHidden/>
           </w:rPr>
-          <w:instrText xml:space="preserve"> PAGEREF _Toc232775106 \h </w:instrText>
+          <w:instrText xml:space="preserve"> PAGEREF _Toc232775851 \h </w:instrText>
         </w:r>
         <w:r>
           <w:rPr>
@@ -4419,7 +4406,7 @@
             <w:noProof/>
             <w:webHidden/>
           </w:rPr>
-          <w:t>39</w:t>
+          <w:t>38</w:t>
         </w:r>
         <w:r>
           <w:rPr>
@@ -4443,7 +4430,7 @@
           <w14:ligatures w14:val="standardContextual"/>
         </w:rPr>
       </w:pPr>
-      <w:hyperlink w:anchor="_Toc232775107" w:history="1">
+      <w:hyperlink w:anchor="_Toc232775852" w:history="1">
         <w:r>
           <w:rPr>
             <w:rStyle w:val="Hyperlink"/>
@@ -4470,7 +4457,7 @@
             <w:noProof/>
             <w:webHidden/>
           </w:rPr>
-          <w:instrText xml:space="preserve"> PAGEREF _Toc232775107 \h </w:instrText>
+          <w:instrText xml:space="preserve"> PAGEREF _Toc232775852 \h </w:instrText>
         </w:r>
         <w:r>
           <w:rPr>
@@ -4490,7 +4477,7 @@
             <w:noProof/>
             <w:webHidden/>
           </w:rPr>
-          <w:t>41</w:t>
+          <w:t>40</w:t>
         </w:r>
         <w:r>
           <w:rPr>
@@ -4514,7 +4501,7 @@
           <w14:ligatures w14:val="standardContextual"/>
         </w:rPr>
       </w:pPr>
-      <w:hyperlink w:anchor="_Toc232775108" w:history="1">
+      <w:hyperlink w:anchor="_Toc232775853" w:history="1">
         <w:r>
           <w:rPr>
             <w:rStyle w:val="Hyperlink"/>
@@ -4541,7 +4528,7 @@
             <w:noProof/>
             <w:webHidden/>
           </w:rPr>
-          <w:instrText xml:space="preserve"> PAGEREF _Toc232775108 \h </w:instrText>
+          <w:instrText xml:space="preserve"> PAGEREF _Toc232775853 \h </w:instrText>
         </w:r>
         <w:r>
           <w:rPr>
@@ -4561,7 +4548,7 @@
             <w:noProof/>
             <w:webHidden/>
           </w:rPr>
-          <w:t>42</w:t>
+          <w:t>41</w:t>
         </w:r>
         <w:r>
           <w:rPr>
@@ -4585,7 +4572,7 @@
           <w14:ligatures w14:val="standardContextual"/>
         </w:rPr>
       </w:pPr>
-      <w:hyperlink w:anchor="_Toc232775109" w:history="1">
+      <w:hyperlink w:anchor="_Toc232775854" w:history="1">
         <w:r>
           <w:rPr>
             <w:rStyle w:val="Hyperlink"/>
@@ -4612,7 +4599,7 @@
             <w:noProof/>
             <w:webHidden/>
           </w:rPr>
-          <w:instrText xml:space="preserve"> PAGEREF _Toc232775109 \h </w:instrText>
+          <w:instrText xml:space="preserve"> PAGEREF _Toc232775854 \h </w:instrText>
         </w:r>
         <w:r>
           <w:rPr>
@@ -4632,7 +4619,7 @@
             <w:noProof/>
             <w:webHidden/>
           </w:rPr>
-          <w:t>42</w:t>
+          <w:t>41</w:t>
         </w:r>
         <w:r>
           <w:rPr>
@@ -4658,7 +4645,7 @@
           <w14:ligatures w14:val="standardContextual"/>
         </w:rPr>
       </w:pPr>
-      <w:hyperlink w:anchor="_Toc232775110" w:history="1">
+      <w:hyperlink w:anchor="_Toc232775855" w:history="1">
         <w:r>
           <w:rPr>
             <w:rStyle w:val="Hyperlink"/>
@@ -4685,7 +4672,7 @@
             <w:noProof/>
             <w:webHidden/>
           </w:rPr>
-          <w:instrText xml:space="preserve"> PAGEREF _Toc232775110 \h </w:instrText>
+          <w:instrText xml:space="preserve"> PAGEREF _Toc232775855 \h </w:instrText>
         </w:r>
         <w:r>
           <w:rPr>
@@ -4705,7 +4692,7 @@
             <w:noProof/>
             <w:webHidden/>
           </w:rPr>
-          <w:t>44</w:t>
+          <w:t>43</w:t>
         </w:r>
         <w:r>
           <w:rPr>
@@ -4729,7 +4716,7 @@
           <w14:ligatures w14:val="standardContextual"/>
         </w:rPr>
       </w:pPr>
-      <w:hyperlink w:anchor="_Toc232775111" w:history="1">
+      <w:hyperlink w:anchor="_Toc232775856" w:history="1">
         <w:r>
           <w:rPr>
             <w:rStyle w:val="Hyperlink"/>
@@ -4756,7 +4743,7 @@
             <w:noProof/>
             <w:webHidden/>
           </w:rPr>
-          <w:instrText xml:space="preserve"> PAGEREF _Toc232775111 \h </w:instrText>
+          <w:instrText xml:space="preserve"> PAGEREF _Toc232775856 \h </w:instrText>
         </w:r>
         <w:r>
           <w:rPr>
@@ -4776,7 +4763,7 @@
             <w:noProof/>
             <w:webHidden/>
           </w:rPr>
-          <w:t>44</w:t>
+          <w:t>43</w:t>
         </w:r>
         <w:r>
           <w:rPr>
@@ -4802,7 +4789,7 @@
           <w14:ligatures w14:val="standardContextual"/>
         </w:rPr>
       </w:pPr>
-      <w:hyperlink w:anchor="_Toc232775112" w:history="1">
+      <w:hyperlink w:anchor="_Toc232775857" w:history="1">
         <w:r>
           <w:rPr>
             <w:rStyle w:val="Hyperlink"/>
@@ -4829,7 +4816,7 @@
             <w:noProof/>
             <w:webHidden/>
           </w:rPr>
-          <w:instrText xml:space="preserve"> PAGEREF _Toc232775112 \h </w:instrText>
+          <w:instrText xml:space="preserve"> PAGEREF _Toc232775857 \h </w:instrText>
         </w:r>
         <w:r>
           <w:rPr>
@@ -4905,7 +4892,7 @@
           <w:r>
             <w:fldChar w:fldCharType="separate"/>
           </w:r>
-          <w:hyperlink w:anchor="_Toc232775113" w:history="1">
+          <w:hyperlink w:anchor="_Toc232775858" w:history="1">
             <w:r>
               <w:rPr>
                 <w:rStyle w:val="Hyperlink"/>
@@ -4932,7 +4919,7 @@
                 <w:noProof/>
                 <w:webHidden/>
               </w:rPr>
-              <w:instrText xml:space="preserve"> PAGEREF _Toc232775113 \h </w:instrText>
+              <w:instrText xml:space="preserve"> PAGEREF _Toc232775858 \h </w:instrText>
             </w:r>
             <w:r>
               <w:rPr>
@@ -4952,7 +4939,7 @@
                 <w:noProof/>
                 <w:webHidden/>
               </w:rPr>
-              <w:t>11</w:t>
+              <w:t>14</w:t>
             </w:r>
             <w:r>
               <w:rPr>
@@ -4976,7 +4963,7 @@
               <w14:ligatures w14:val="standardContextual"/>
             </w:rPr>
           </w:pPr>
-          <w:hyperlink w:anchor="_Toc232775114" w:history="1">
+          <w:hyperlink w:anchor="_Toc232775859" w:history="1">
             <w:r>
               <w:rPr>
                 <w:rStyle w:val="Hyperlink"/>
@@ -5003,7 +4990,7 @@
                 <w:noProof/>
                 <w:webHidden/>
               </w:rPr>
-              <w:instrText xml:space="preserve"> PAGEREF _Toc232775114 \h </w:instrText>
+              <w:instrText xml:space="preserve"> PAGEREF _Toc232775859 \h </w:instrText>
             </w:r>
             <w:r>
               <w:rPr>
@@ -5023,7 +5010,7 @@
                 <w:noProof/>
                 <w:webHidden/>
               </w:rPr>
-              <w:t>11</w:t>
+              <w:t>14</w:t>
             </w:r>
             <w:r>
               <w:rPr>
@@ -5047,7 +5034,7 @@
               <w14:ligatures w14:val="standardContextual"/>
             </w:rPr>
           </w:pPr>
-          <w:hyperlink w:anchor="_Toc232775115" w:history="1">
+          <w:hyperlink w:anchor="_Toc232775860" w:history="1">
             <w:r>
               <w:rPr>
                 <w:rStyle w:val="Hyperlink"/>
@@ -5074,7 +5061,7 @@
                 <w:noProof/>
                 <w:webHidden/>
               </w:rPr>
-              <w:instrText xml:space="preserve"> PAGEREF _Toc232775115 \h </w:instrText>
+              <w:instrText xml:space="preserve"> PAGEREF _Toc232775860 \h </w:instrText>
             </w:r>
             <w:r>
               <w:rPr>
@@ -5094,7 +5081,7 @@
                 <w:noProof/>
                 <w:webHidden/>
               </w:rPr>
-              <w:t>12</w:t>
+              <w:t>15</w:t>
             </w:r>
             <w:r>
               <w:rPr>
@@ -5118,7 +5105,7 @@
               <w14:ligatures w14:val="standardContextual"/>
             </w:rPr>
           </w:pPr>
-          <w:hyperlink w:anchor="_Toc232775116" w:history="1">
+          <w:hyperlink w:anchor="_Toc232775861" w:history="1">
             <w:r>
               <w:rPr>
                 <w:rStyle w:val="Hyperlink"/>
@@ -5145,7 +5132,7 @@
                 <w:noProof/>
                 <w:webHidden/>
               </w:rPr>
-              <w:instrText xml:space="preserve"> PAGEREF _Toc232775116 \h </w:instrText>
+              <w:instrText xml:space="preserve"> PAGEREF _Toc232775861 \h </w:instrText>
             </w:r>
             <w:r>
               <w:rPr>
@@ -5165,7 +5152,7 @@
                 <w:noProof/>
                 <w:webHidden/>
               </w:rPr>
-              <w:t>12</w:t>
+              <w:t>15</w:t>
             </w:r>
             <w:r>
               <w:rPr>
@@ -5189,7 +5176,7 @@
               <w14:ligatures w14:val="standardContextual"/>
             </w:rPr>
           </w:pPr>
-          <w:hyperlink w:anchor="_Toc232775117" w:history="1">
+          <w:hyperlink w:anchor="_Toc232775862" w:history="1">
             <w:r>
               <w:rPr>
                 <w:rStyle w:val="Hyperlink"/>
@@ -5216,7 +5203,7 @@
                 <w:noProof/>
                 <w:webHidden/>
               </w:rPr>
-              <w:instrText xml:space="preserve"> PAGEREF _Toc232775117 \h </w:instrText>
+              <w:instrText xml:space="preserve"> PAGEREF _Toc232775862 \h </w:instrText>
             </w:r>
             <w:r>
               <w:rPr>
@@ -5236,7 +5223,7 @@
                 <w:noProof/>
                 <w:webHidden/>
               </w:rPr>
-              <w:t>13</w:t>
+              <w:t>15</w:t>
             </w:r>
             <w:r>
               <w:rPr>
@@ -5262,7 +5249,7 @@
               <w14:ligatures w14:val="standardContextual"/>
             </w:rPr>
           </w:pPr>
-          <w:hyperlink w:anchor="_Toc232775118" w:history="1">
+          <w:hyperlink w:anchor="_Toc232775863" w:history="1">
             <w:r>
               <w:rPr>
                 <w:rStyle w:val="Hyperlink"/>
@@ -5289,7 +5276,7 @@
                 <w:noProof/>
                 <w:webHidden/>
               </w:rPr>
-              <w:instrText xml:space="preserve"> PAGEREF _Toc232775118 \h </w:instrText>
+              <w:instrText xml:space="preserve"> PAGEREF _Toc232775863 \h </w:instrText>
             </w:r>
             <w:r>
               <w:rPr>
@@ -5309,7 +5296,7 @@
                 <w:noProof/>
                 <w:webHidden/>
               </w:rPr>
-              <w:t>15</w:t>
+              <w:t>17</w:t>
             </w:r>
             <w:r>
               <w:rPr>
@@ -5333,7 +5320,7 @@
               <w14:ligatures w14:val="standardContextual"/>
             </w:rPr>
           </w:pPr>
-          <w:hyperlink w:anchor="_Toc232775119" w:history="1">
+          <w:hyperlink w:anchor="_Toc232775864" w:history="1">
             <w:r>
               <w:rPr>
                 <w:rStyle w:val="Hyperlink"/>
@@ -5360,7 +5347,7 @@
                 <w:noProof/>
                 <w:webHidden/>
               </w:rPr>
-              <w:instrText xml:space="preserve"> PAGEREF _Toc232775119 \h </w:instrText>
+              <w:instrText xml:space="preserve"> PAGEREF _Toc232775864 \h </w:instrText>
             </w:r>
             <w:r>
               <w:rPr>
@@ -5380,7 +5367,7 @@
                 <w:noProof/>
                 <w:webHidden/>
               </w:rPr>
-              <w:t>15</w:t>
+              <w:t>17</w:t>
             </w:r>
             <w:r>
               <w:rPr>
@@ -5404,7 +5391,7 @@
               <w14:ligatures w14:val="standardContextual"/>
             </w:rPr>
           </w:pPr>
-          <w:hyperlink w:anchor="_Toc232775120" w:history="1">
+          <w:hyperlink w:anchor="_Toc232775865" w:history="1">
             <w:r>
               <w:rPr>
                 <w:rStyle w:val="Hyperlink"/>
@@ -5431,7 +5418,7 @@
                 <w:noProof/>
                 <w:webHidden/>
               </w:rPr>
-              <w:instrText xml:space="preserve"> PAGEREF _Toc232775120 \h </w:instrText>
+              <w:instrText xml:space="preserve"> PAGEREF _Toc232775865 \h </w:instrText>
             </w:r>
             <w:r>
               <w:rPr>
@@ -5451,7 +5438,7 @@
                 <w:noProof/>
                 <w:webHidden/>
               </w:rPr>
-              <w:t>16</w:t>
+              <w:t>18</w:t>
             </w:r>
             <w:r>
               <w:rPr>
@@ -5475,7 +5462,7 @@
               <w14:ligatures w14:val="standardContextual"/>
             </w:rPr>
           </w:pPr>
-          <w:hyperlink w:anchor="_Toc232775121" w:history="1">
+          <w:hyperlink w:anchor="_Toc232775866" w:history="1">
             <w:r>
               <w:rPr>
                 <w:rStyle w:val="Hyperlink"/>
@@ -5502,7 +5489,7 @@
                 <w:noProof/>
                 <w:webHidden/>
               </w:rPr>
-              <w:instrText xml:space="preserve"> PAGEREF _Toc232775121 \h </w:instrText>
+              <w:instrText xml:space="preserve"> PAGEREF _Toc232775866 \h </w:instrText>
             </w:r>
             <w:r>
               <w:rPr>
@@ -5522,7 +5509,7 @@
                 <w:noProof/>
                 <w:webHidden/>
               </w:rPr>
-              <w:t>17</w:t>
+              <w:t>18</w:t>
             </w:r>
             <w:r>
               <w:rPr>
@@ -5546,7 +5533,7 @@
               <w14:ligatures w14:val="standardContextual"/>
             </w:rPr>
           </w:pPr>
-          <w:hyperlink w:anchor="_Toc232775122" w:history="1">
+          <w:hyperlink w:anchor="_Toc232775867" w:history="1">
             <w:r>
               <w:rPr>
                 <w:rStyle w:val="Hyperlink"/>
@@ -5573,7 +5560,7 @@
                 <w:noProof/>
                 <w:webHidden/>
               </w:rPr>
-              <w:instrText xml:space="preserve"> PAGEREF _Toc232775122 \h </w:instrText>
+              <w:instrText xml:space="preserve"> PAGEREF _Toc232775867 \h </w:instrText>
             </w:r>
             <w:r>
               <w:rPr>
@@ -5593,7 +5580,7 @@
                 <w:noProof/>
                 <w:webHidden/>
               </w:rPr>
-              <w:t>17</w:t>
+              <w:t>19</w:t>
             </w:r>
             <w:r>
               <w:rPr>
@@ -5619,7 +5606,7 @@
               <w14:ligatures w14:val="standardContextual"/>
             </w:rPr>
           </w:pPr>
-          <w:hyperlink w:anchor="_Toc232775123" w:history="1">
+          <w:hyperlink w:anchor="_Toc232775868" w:history="1">
             <w:r>
               <w:rPr>
                 <w:rStyle w:val="Hyperlink"/>
@@ -5646,7 +5633,7 @@
                 <w:noProof/>
                 <w:webHidden/>
               </w:rPr>
-              <w:instrText xml:space="preserve"> PAGEREF _Toc232775123 \h </w:instrText>
+              <w:instrText xml:space="preserve"> PAGEREF _Toc232775868 \h </w:instrText>
             </w:r>
             <w:r>
               <w:rPr>
@@ -5666,7 +5653,7 @@
                 <w:noProof/>
                 <w:webHidden/>
               </w:rPr>
-              <w:t>20</w:t>
+              <w:t>21</w:t>
             </w:r>
             <w:r>
               <w:rPr>
@@ -5690,7 +5677,7 @@
               <w14:ligatures w14:val="standardContextual"/>
             </w:rPr>
           </w:pPr>
-          <w:hyperlink w:anchor="_Toc232775124" w:history="1">
+          <w:hyperlink w:anchor="_Toc232775869" w:history="1">
             <w:r>
               <w:rPr>
                 <w:rStyle w:val="Hyperlink"/>
@@ -5717,7 +5704,7 @@
                 <w:noProof/>
                 <w:webHidden/>
               </w:rPr>
-              <w:instrText xml:space="preserve"> PAGEREF _Toc232775124 \h </w:instrText>
+              <w:instrText xml:space="preserve"> PAGEREF _Toc232775869 \h </w:instrText>
             </w:r>
             <w:r>
               <w:rPr>
@@ -5737,7 +5724,7 @@
                 <w:noProof/>
                 <w:webHidden/>
               </w:rPr>
-              <w:t>20</w:t>
+              <w:t>21</w:t>
             </w:r>
             <w:r>
               <w:rPr>
@@ -5761,7 +5748,7 @@
               <w14:ligatures w14:val="standardContextual"/>
             </w:rPr>
           </w:pPr>
-          <w:hyperlink w:anchor="_Toc232775125" w:history="1">
+          <w:hyperlink w:anchor="_Toc232775870" w:history="1">
             <w:r>
               <w:rPr>
                 <w:rStyle w:val="Hyperlink"/>
@@ -5788,7 +5775,7 @@
                 <w:noProof/>
                 <w:webHidden/>
               </w:rPr>
-              <w:instrText xml:space="preserve"> PAGEREF _Toc232775125 \h </w:instrText>
+              <w:instrText xml:space="preserve"> PAGEREF _Toc232775870 \h </w:instrText>
             </w:r>
             <w:r>
               <w:rPr>
@@ -5808,7 +5795,7 @@
                 <w:noProof/>
                 <w:webHidden/>
               </w:rPr>
-              <w:t>21</w:t>
+              <w:t>22</w:t>
             </w:r>
             <w:r>
               <w:rPr>
@@ -5832,7 +5819,7 @@
               <w14:ligatures w14:val="standardContextual"/>
             </w:rPr>
           </w:pPr>
-          <w:hyperlink w:anchor="_Toc232775126" w:history="1">
+          <w:hyperlink w:anchor="_Toc232775871" w:history="1">
             <w:r>
               <w:rPr>
                 <w:rStyle w:val="Hyperlink"/>
@@ -5859,7 +5846,7 @@
                 <w:noProof/>
                 <w:webHidden/>
               </w:rPr>
-              <w:instrText xml:space="preserve"> PAGEREF _Toc232775126 \h </w:instrText>
+              <w:instrText xml:space="preserve"> PAGEREF _Toc232775871 \h </w:instrText>
             </w:r>
             <w:r>
               <w:rPr>
@@ -5879,7 +5866,7 @@
                 <w:noProof/>
                 <w:webHidden/>
               </w:rPr>
-              <w:t>22</w:t>
+              <w:t>23</w:t>
             </w:r>
             <w:r>
               <w:rPr>
@@ -5903,7 +5890,7 @@
               <w14:ligatures w14:val="standardContextual"/>
             </w:rPr>
           </w:pPr>
-          <w:hyperlink w:anchor="_Toc232775127" w:history="1">
+          <w:hyperlink w:anchor="_Toc232775872" w:history="1">
             <w:r>
               <w:rPr>
                 <w:rStyle w:val="Hyperlink"/>
@@ -5930,7 +5917,7 @@
                 <w:noProof/>
                 <w:webHidden/>
               </w:rPr>
-              <w:instrText xml:space="preserve"> PAGEREF _Toc232775127 \h </w:instrText>
+              <w:instrText xml:space="preserve"> PAGEREF _Toc232775872 \h </w:instrText>
             </w:r>
             <w:r>
               <w:rPr>
@@ -5950,7 +5937,7 @@
                 <w:noProof/>
                 <w:webHidden/>
               </w:rPr>
-              <w:t>23</w:t>
+              <w:t>24</w:t>
             </w:r>
             <w:r>
               <w:rPr>
@@ -5974,7 +5961,7 @@
               <w14:ligatures w14:val="standardContextual"/>
             </w:rPr>
           </w:pPr>
-          <w:hyperlink w:anchor="_Toc232775128" w:history="1">
+          <w:hyperlink w:anchor="_Toc232775873" w:history="1">
             <w:r>
               <w:rPr>
                 <w:rStyle w:val="Hyperlink"/>
@@ -6001,7 +5988,7 @@
                 <w:noProof/>
                 <w:webHidden/>
               </w:rPr>
-              <w:instrText xml:space="preserve"> PAGEREF _Toc232775128 \h </w:instrText>
+              <w:instrText xml:space="preserve"> PAGEREF _Toc232775873 \h </w:instrText>
             </w:r>
             <w:r>
               <w:rPr>
@@ -6021,7 +6008,7 @@
                 <w:noProof/>
                 <w:webHidden/>
               </w:rPr>
-              <w:t>24</w:t>
+              <w:t>25</w:t>
             </w:r>
             <w:r>
               <w:rPr>
@@ -6045,7 +6032,7 @@
               <w14:ligatures w14:val="standardContextual"/>
             </w:rPr>
           </w:pPr>
-          <w:hyperlink w:anchor="_Toc232775129" w:history="1">
+          <w:hyperlink w:anchor="_Toc232775874" w:history="1">
             <w:r>
               <w:rPr>
                 <w:rStyle w:val="Hyperlink"/>
@@ -6072,7 +6059,7 @@
                 <w:noProof/>
                 <w:webHidden/>
               </w:rPr>
-              <w:instrText xml:space="preserve"> PAGEREF _Toc232775129 \h </w:instrText>
+              <w:instrText xml:space="preserve"> PAGEREF _Toc232775874 \h </w:instrText>
             </w:r>
             <w:r>
               <w:rPr>
@@ -6116,7 +6103,7 @@
               <w14:ligatures w14:val="standardContextual"/>
             </w:rPr>
           </w:pPr>
-          <w:hyperlink w:anchor="_Toc232775130" w:history="1">
+          <w:hyperlink w:anchor="_Toc232775875" w:history="1">
             <w:r>
               <w:rPr>
                 <w:rStyle w:val="Hyperlink"/>
@@ -6143,7 +6130,7 @@
                 <w:noProof/>
                 <w:webHidden/>
               </w:rPr>
-              <w:instrText xml:space="preserve"> PAGEREF _Toc232775130 \h </w:instrText>
+              <w:instrText xml:space="preserve"> PAGEREF _Toc232775875 \h </w:instrText>
             </w:r>
             <w:r>
               <w:rPr>
@@ -6163,7 +6150,7 @@
                 <w:noProof/>
                 <w:webHidden/>
               </w:rPr>
-              <w:t>25</w:t>
+              <w:t>26</w:t>
             </w:r>
             <w:r>
               <w:rPr>
@@ -6189,7 +6176,7 @@
               <w14:ligatures w14:val="standardContextual"/>
             </w:rPr>
           </w:pPr>
-          <w:hyperlink w:anchor="_Toc232775131" w:history="1">
+          <w:hyperlink w:anchor="_Toc232775876" w:history="1">
             <w:r>
               <w:rPr>
                 <w:rStyle w:val="Hyperlink"/>
@@ -6216,7 +6203,7 @@
                 <w:noProof/>
                 <w:webHidden/>
               </w:rPr>
-              <w:instrText xml:space="preserve"> PAGEREF _Toc232775131 \h </w:instrText>
+              <w:instrText xml:space="preserve"> PAGEREF _Toc232775876 \h </w:instrText>
             </w:r>
             <w:r>
               <w:rPr>
@@ -6236,7 +6223,7 @@
                 <w:noProof/>
                 <w:webHidden/>
               </w:rPr>
-              <w:t>27</w:t>
+              <w:t>28</w:t>
             </w:r>
             <w:r>
               <w:rPr>
@@ -6260,7 +6247,7 @@
               <w14:ligatures w14:val="standardContextual"/>
             </w:rPr>
           </w:pPr>
-          <w:hyperlink w:anchor="_Toc232775132" w:history="1">
+          <w:hyperlink w:anchor="_Toc232775877" w:history="1">
             <w:r>
               <w:rPr>
                 <w:rStyle w:val="Hyperlink"/>
@@ -6287,7 +6274,7 @@
                 <w:noProof/>
                 <w:webHidden/>
               </w:rPr>
-              <w:instrText xml:space="preserve"> PAGEREF _Toc232775132 \h </w:instrText>
+              <w:instrText xml:space="preserve"> PAGEREF _Toc232775877 \h </w:instrText>
             </w:r>
             <w:r>
               <w:rPr>
@@ -6307,7 +6294,7 @@
                 <w:noProof/>
                 <w:webHidden/>
               </w:rPr>
-              <w:t>27</w:t>
+              <w:t>28</w:t>
             </w:r>
             <w:r>
               <w:rPr>
@@ -6331,7 +6318,7 @@
               <w14:ligatures w14:val="standardContextual"/>
             </w:rPr>
           </w:pPr>
-          <w:hyperlink w:anchor="_Toc232775133" w:history="1">
+          <w:hyperlink w:anchor="_Toc232775878" w:history="1">
             <w:r>
               <w:rPr>
                 <w:rStyle w:val="Hyperlink"/>
@@ -6358,7 +6345,7 @@
                 <w:noProof/>
                 <w:webHidden/>
               </w:rPr>
-              <w:instrText xml:space="preserve"> PAGEREF _Toc232775133 \h </w:instrText>
+              <w:instrText xml:space="preserve"> PAGEREF _Toc232775878 \h </w:instrText>
             </w:r>
             <w:r>
               <w:rPr>
@@ -6402,7 +6389,7 @@
               <w14:ligatures w14:val="standardContextual"/>
             </w:rPr>
           </w:pPr>
-          <w:hyperlink w:anchor="_Toc232775134" w:history="1">
+          <w:hyperlink w:anchor="_Toc232775879" w:history="1">
             <w:r>
               <w:rPr>
                 <w:rStyle w:val="Hyperlink"/>
@@ -6429,7 +6416,7 @@
                 <w:noProof/>
                 <w:webHidden/>
               </w:rPr>
-              <w:instrText xml:space="preserve"> PAGEREF _Toc232775134 \h </w:instrText>
+              <w:instrText xml:space="preserve"> PAGEREF _Toc232775879 \h </w:instrText>
             </w:r>
             <w:r>
               <w:rPr>
@@ -6473,7 +6460,7 @@
               <w14:ligatures w14:val="standardContextual"/>
             </w:rPr>
           </w:pPr>
-          <w:hyperlink w:anchor="_Toc232775135" w:history="1">
+          <w:hyperlink w:anchor="_Toc232775880" w:history="1">
             <w:r>
               <w:rPr>
                 <w:rStyle w:val="Hyperlink"/>
@@ -6500,7 +6487,7 @@
                 <w:noProof/>
                 <w:webHidden/>
               </w:rPr>
-              <w:instrText xml:space="preserve"> PAGEREF _Toc232775135 \h </w:instrText>
+              <w:instrText xml:space="preserve"> PAGEREF _Toc232775880 \h </w:instrText>
             </w:r>
             <w:r>
               <w:rPr>
@@ -6544,7 +6531,7 @@
               <w14:ligatures w14:val="standardContextual"/>
             </w:rPr>
           </w:pPr>
-          <w:hyperlink w:anchor="_Toc232775136" w:history="1">
+          <w:hyperlink w:anchor="_Toc232775881" w:history="1">
             <w:r>
               <w:rPr>
                 <w:rStyle w:val="Hyperlink"/>
@@ -6571,7 +6558,7 @@
                 <w:noProof/>
                 <w:webHidden/>
               </w:rPr>
-              <w:instrText xml:space="preserve"> PAGEREF _Toc232775136 \h </w:instrText>
+              <w:instrText xml:space="preserve"> PAGEREF _Toc232775881 \h </w:instrText>
             </w:r>
             <w:r>
               <w:rPr>
@@ -6615,7 +6602,7 @@
               <w14:ligatures w14:val="standardContextual"/>
             </w:rPr>
           </w:pPr>
-          <w:hyperlink w:anchor="_Toc232775137" w:history="1">
+          <w:hyperlink w:anchor="_Toc232775882" w:history="1">
             <w:r>
               <w:rPr>
                 <w:rStyle w:val="Hyperlink"/>
@@ -6642,7 +6629,7 @@
                 <w:noProof/>
                 <w:webHidden/>
               </w:rPr>
-              <w:instrText xml:space="preserve"> PAGEREF _Toc232775137 \h </w:instrText>
+              <w:instrText xml:space="preserve"> PAGEREF _Toc232775882 \h </w:instrText>
             </w:r>
             <w:r>
               <w:rPr>
@@ -6686,7 +6673,7 @@
               <w14:ligatures w14:val="standardContextual"/>
             </w:rPr>
           </w:pPr>
-          <w:hyperlink w:anchor="_Toc232775138" w:history="1">
+          <w:hyperlink w:anchor="_Toc232775883" w:history="1">
             <w:r>
               <w:rPr>
                 <w:rStyle w:val="Hyperlink"/>
@@ -6713,7 +6700,7 @@
                 <w:noProof/>
                 <w:webHidden/>
               </w:rPr>
-              <w:instrText xml:space="preserve"> PAGEREF _Toc232775138 \h </w:instrText>
+              <w:instrText xml:space="preserve"> PAGEREF _Toc232775883 \h </w:instrText>
             </w:r>
             <w:r>
               <w:rPr>
@@ -6733,7 +6720,7 @@
                 <w:noProof/>
                 <w:webHidden/>
               </w:rPr>
-              <w:t>37</w:t>
+              <w:t>36</w:t>
             </w:r>
             <w:r>
               <w:rPr>
@@ -6757,7 +6744,7 @@
               <w14:ligatures w14:val="standardContextual"/>
             </w:rPr>
           </w:pPr>
-          <w:hyperlink w:anchor="_Toc232775139" w:history="1">
+          <w:hyperlink w:anchor="_Toc232775884" w:history="1">
             <w:r>
               <w:rPr>
                 <w:rStyle w:val="Hyperlink"/>
@@ -6784,7 +6771,7 @@
                 <w:noProof/>
                 <w:webHidden/>
               </w:rPr>
-              <w:instrText xml:space="preserve"> PAGEREF _Toc232775139 \h </w:instrText>
+              <w:instrText xml:space="preserve"> PAGEREF _Toc232775884 \h </w:instrText>
             </w:r>
             <w:r>
               <w:rPr>
@@ -6828,7 +6815,7 @@
               <w14:ligatures w14:val="standardContextual"/>
             </w:rPr>
           </w:pPr>
-          <w:hyperlink w:anchor="_Toc232775140" w:history="1">
+          <w:hyperlink w:anchor="_Toc232775885" w:history="1">
             <w:r>
               <w:rPr>
                 <w:rStyle w:val="Hyperlink"/>
@@ -6855,7 +6842,7 @@
                 <w:noProof/>
                 <w:webHidden/>
               </w:rPr>
-              <w:instrText xml:space="preserve"> PAGEREF _Toc232775140 \h </w:instrText>
+              <w:instrText xml:space="preserve"> PAGEREF _Toc232775885 \h </w:instrText>
             </w:r>
             <w:r>
               <w:rPr>
@@ -6875,7 +6862,7 @@
                 <w:noProof/>
                 <w:webHidden/>
               </w:rPr>
-              <w:t>38</w:t>
+              <w:t>37</w:t>
             </w:r>
             <w:r>
               <w:rPr>
@@ -6901,7 +6888,7 @@
               <w14:ligatures w14:val="standardContextual"/>
             </w:rPr>
           </w:pPr>
-          <w:hyperlink w:anchor="_Toc232775141" w:history="1">
+          <w:hyperlink w:anchor="_Toc232775886" w:history="1">
             <w:r>
               <w:rPr>
                 <w:rStyle w:val="Hyperlink"/>
@@ -6928,7 +6915,7 @@
                 <w:noProof/>
                 <w:webHidden/>
               </w:rPr>
-              <w:instrText xml:space="preserve"> PAGEREF _Toc232775141 \h </w:instrText>
+              <w:instrText xml:space="preserve"> PAGEREF _Toc232775886 \h </w:instrText>
             </w:r>
             <w:r>
               <w:rPr>
@@ -6948,7 +6935,7 @@
                 <w:noProof/>
                 <w:webHidden/>
               </w:rPr>
-              <w:t>39</w:t>
+              <w:t>38</w:t>
             </w:r>
             <w:r>
               <w:rPr>
@@ -6972,7 +6959,7 @@
               <w14:ligatures w14:val="standardContextual"/>
             </w:rPr>
           </w:pPr>
-          <w:hyperlink w:anchor="_Toc232775142" w:history="1">
+          <w:hyperlink w:anchor="_Toc232775887" w:history="1">
             <w:r>
               <w:rPr>
                 <w:rStyle w:val="Hyperlink"/>
@@ -6999,7 +6986,7 @@
                 <w:noProof/>
                 <w:webHidden/>
               </w:rPr>
-              <w:instrText xml:space="preserve"> PAGEREF _Toc232775142 \h </w:instrText>
+              <w:instrText xml:space="preserve"> PAGEREF _Toc232775887 \h </w:instrText>
             </w:r>
             <w:r>
               <w:rPr>
@@ -7019,7 +7006,7 @@
                 <w:noProof/>
                 <w:webHidden/>
               </w:rPr>
-              <w:t>39</w:t>
+              <w:t>38</w:t>
             </w:r>
             <w:r>
               <w:rPr>
@@ -7043,7 +7030,7 @@
               <w14:ligatures w14:val="standardContextual"/>
             </w:rPr>
           </w:pPr>
-          <w:hyperlink w:anchor="_Toc232775143" w:history="1">
+          <w:hyperlink w:anchor="_Toc232775888" w:history="1">
             <w:r>
               <w:rPr>
                 <w:rStyle w:val="Hyperlink"/>
@@ -7070,7 +7057,7 @@
                 <w:noProof/>
                 <w:webHidden/>
               </w:rPr>
-              <w:instrText xml:space="preserve"> PAGEREF _Toc232775143 \h </w:instrText>
+              <w:instrText xml:space="preserve"> PAGEREF _Toc232775888 \h </w:instrText>
             </w:r>
             <w:r>
               <w:rPr>
@@ -7090,7 +7077,7 @@
                 <w:noProof/>
                 <w:webHidden/>
               </w:rPr>
-              <w:t>39</w:t>
+              <w:t>38</w:t>
             </w:r>
             <w:r>
               <w:rPr>
@@ -7114,7 +7101,7 @@
               <w14:ligatures w14:val="standardContextual"/>
             </w:rPr>
           </w:pPr>
-          <w:hyperlink w:anchor="_Toc232775144" w:history="1">
+          <w:hyperlink w:anchor="_Toc232775889" w:history="1">
             <w:r>
               <w:rPr>
                 <w:rStyle w:val="Hyperlink"/>
@@ -7141,7 +7128,7 @@
                 <w:noProof/>
                 <w:webHidden/>
               </w:rPr>
-              <w:instrText xml:space="preserve"> PAGEREF _Toc232775144 \h </w:instrText>
+              <w:instrText xml:space="preserve"> PAGEREF _Toc232775889 \h </w:instrText>
             </w:r>
             <w:r>
               <w:rPr>
@@ -7161,7 +7148,7 @@
                 <w:noProof/>
                 <w:webHidden/>
               </w:rPr>
-              <w:t>41</w:t>
+              <w:t>40</w:t>
             </w:r>
             <w:r>
               <w:rPr>
@@ -7185,7 +7172,7 @@
               <w14:ligatures w14:val="standardContextual"/>
             </w:rPr>
           </w:pPr>
-          <w:hyperlink w:anchor="_Toc232775145" w:history="1">
+          <w:hyperlink w:anchor="_Toc232775890" w:history="1">
             <w:r>
               <w:rPr>
                 <w:rStyle w:val="Hyperlink"/>
@@ -7212,7 +7199,7 @@
                 <w:noProof/>
                 <w:webHidden/>
               </w:rPr>
-              <w:instrText xml:space="preserve"> PAGEREF _Toc232775145 \h </w:instrText>
+              <w:instrText xml:space="preserve"> PAGEREF _Toc232775890 \h </w:instrText>
             </w:r>
             <w:r>
               <w:rPr>
@@ -7232,7 +7219,7 @@
                 <w:noProof/>
                 <w:webHidden/>
               </w:rPr>
-              <w:t>42</w:t>
+              <w:t>41</w:t>
             </w:r>
             <w:r>
               <w:rPr>
@@ -7256,7 +7243,7 @@
               <w14:ligatures w14:val="standardContextual"/>
             </w:rPr>
           </w:pPr>
-          <w:hyperlink w:anchor="_Toc232775146" w:history="1">
+          <w:hyperlink w:anchor="_Toc232775891" w:history="1">
             <w:r>
               <w:rPr>
                 <w:rStyle w:val="Hyperlink"/>
@@ -7283,7 +7270,7 @@
                 <w:noProof/>
                 <w:webHidden/>
               </w:rPr>
-              <w:instrText xml:space="preserve"> PAGEREF _Toc232775146 \h </w:instrText>
+              <w:instrText xml:space="preserve"> PAGEREF _Toc232775891 \h </w:instrText>
             </w:r>
             <w:r>
               <w:rPr>
@@ -7303,7 +7290,7 @@
                 <w:noProof/>
                 <w:webHidden/>
               </w:rPr>
-              <w:t>42</w:t>
+              <w:t>41</w:t>
             </w:r>
             <w:r>
               <w:rPr>
@@ -7329,7 +7316,7 @@
               <w14:ligatures w14:val="standardContextual"/>
             </w:rPr>
           </w:pPr>
-          <w:hyperlink w:anchor="_Toc232775147" w:history="1">
+          <w:hyperlink w:anchor="_Toc232775892" w:history="1">
             <w:r>
               <w:rPr>
                 <w:rStyle w:val="Hyperlink"/>
@@ -7356,7 +7343,7 @@
                 <w:noProof/>
                 <w:webHidden/>
               </w:rPr>
-              <w:instrText xml:space="preserve"> PAGEREF _Toc232775147 \h </w:instrText>
+              <w:instrText xml:space="preserve"> PAGEREF _Toc232775892 \h </w:instrText>
             </w:r>
             <w:r>
               <w:rPr>
@@ -7376,7 +7363,7 @@
                 <w:noProof/>
                 <w:webHidden/>
               </w:rPr>
-              <w:t>44</w:t>
+              <w:t>43</w:t>
             </w:r>
             <w:r>
               <w:rPr>
@@ -7400,7 +7387,7 @@
               <w14:ligatures w14:val="standardContextual"/>
             </w:rPr>
           </w:pPr>
-          <w:hyperlink w:anchor="_Toc232775148" w:history="1">
+          <w:hyperlink w:anchor="_Toc232775893" w:history="1">
             <w:r>
               <w:rPr>
                 <w:rStyle w:val="Hyperlink"/>
@@ -7427,7 +7414,7 @@
                 <w:noProof/>
                 <w:webHidden/>
               </w:rPr>
-              <w:instrText xml:space="preserve"> PAGEREF _Toc232775148 \h </w:instrText>
+              <w:instrText xml:space="preserve"> PAGEREF _Toc232775893 \h </w:instrText>
             </w:r>
             <w:r>
               <w:rPr>
@@ -7447,7 +7434,7 @@
                 <w:noProof/>
                 <w:webHidden/>
               </w:rPr>
-              <w:t>44</w:t>
+              <w:t>43</w:t>
             </w:r>
             <w:r>
               <w:rPr>
@@ -7473,7 +7460,7 @@
               <w14:ligatures w14:val="standardContextual"/>
             </w:rPr>
           </w:pPr>
-          <w:hyperlink w:anchor="_Toc232775149" w:history="1">
+          <w:hyperlink w:anchor="_Toc232775894" w:history="1">
             <w:r>
               <w:rPr>
                 <w:rStyle w:val="Hyperlink"/>
@@ -7500,7 +7487,7 @@
                 <w:noProof/>
                 <w:webHidden/>
               </w:rPr>
-              <w:instrText xml:space="preserve"> PAGEREF _Toc232775149 \h </w:instrText>
+              <w:instrText xml:space="preserve"> PAGEREF _Toc232775894 \h </w:instrText>
             </w:r>
             <w:r>
               <w:rPr>
@@ -7714,7 +7701,7 @@
           <w:tab w:val="left" w:pos="5905"/>
           <w:tab w:val="left" w:pos="6356"/>
         </w:tabs>
-        <w:spacing w:line="360" w:lineRule="auto"/>
+        <w:spacing w:line="240" w:lineRule="auto"/>
         <w:ind w:firstLine="720"/>
         <w:jc w:val="both"/>
         <w:rPr>
@@ -7748,11 +7735,12 @@
     <w:p>
       <w:pPr>
         <w:pStyle w:val="Ttulo1"/>
+        <w:spacing w:line="240" w:lineRule="auto"/>
         <w:jc w:val="right"/>
       </w:pPr>
       <w:bookmarkStart w:id="7" w:name="corpo"/>
-      <w:bookmarkStart w:id="8" w:name="_Toc232775076"/>
-      <w:bookmarkStart w:id="9" w:name="_Toc232775113"/>
+      <w:bookmarkStart w:id="8" w:name="_Toc232775821"/>
+      <w:bookmarkStart w:id="9" w:name="_Toc232775858"/>
       <w:r>
         <w:t>INTRODUÇÃO</w:t>
       </w:r>
@@ -7782,10 +7770,11 @@
         <w:tabs>
           <w:tab w:val="left" w:pos="689"/>
         </w:tabs>
+        <w:spacing w:line="240" w:lineRule="auto"/>
         <w:ind w:left="0" w:firstLine="0"/>
       </w:pPr>
-      <w:bookmarkStart w:id="10" w:name="_Toc232775077"/>
-      <w:bookmarkStart w:id="11" w:name="_Toc232775114"/>
+      <w:bookmarkStart w:id="10" w:name="_Toc232775822"/>
+      <w:bookmarkStart w:id="11" w:name="_Toc232775859"/>
       <w:r>
         <w:t>1.1 Contextualização do projeto</w:t>
       </w:r>
@@ -7834,7 +7823,7 @@
           <w:right w:val="nil"/>
           <w:between w:val="nil"/>
         </w:pBdr>
-        <w:spacing w:line="360" w:lineRule="auto"/>
+        <w:spacing w:line="240" w:lineRule="auto"/>
         <w:ind w:firstLine="720"/>
         <w:jc w:val="both"/>
         <w:rPr>
@@ -7857,7 +7846,7 @@
           <w:right w:val="nil"/>
           <w:between w:val="nil"/>
         </w:pBdr>
-        <w:spacing w:line="360" w:lineRule="auto"/>
+        <w:spacing w:line="240" w:lineRule="auto"/>
         <w:ind w:firstLine="720"/>
         <w:jc w:val="both"/>
         <w:rPr>
@@ -7880,7 +7869,7 @@
           <w:right w:val="nil"/>
           <w:between w:val="nil"/>
         </w:pBdr>
-        <w:spacing w:line="360" w:lineRule="auto"/>
+        <w:spacing w:line="240" w:lineRule="auto"/>
         <w:ind w:firstLine="720"/>
         <w:jc w:val="both"/>
         <w:rPr>
@@ -7903,7 +7892,7 @@
           <w:right w:val="nil"/>
           <w:between w:val="nil"/>
         </w:pBdr>
-        <w:spacing w:line="360" w:lineRule="auto"/>
+        <w:spacing w:line="240" w:lineRule="auto"/>
         <w:ind w:firstLine="720"/>
         <w:jc w:val="both"/>
         <w:rPr>
@@ -7926,7 +7915,6 @@
           <w:right w:val="nil"/>
           <w:between w:val="nil"/>
         </w:pBdr>
-        <w:spacing w:line="360" w:lineRule="auto"/>
         <w:ind w:firstLine="720"/>
         <w:jc w:val="both"/>
         <w:rPr>
@@ -7955,10 +7943,11 @@
         <w:tabs>
           <w:tab w:val="left" w:pos="689"/>
         </w:tabs>
+        <w:spacing w:line="240" w:lineRule="auto"/>
         <w:ind w:left="0" w:firstLine="0"/>
       </w:pPr>
-      <w:bookmarkStart w:id="12" w:name="_Toc232775078"/>
-      <w:bookmarkStart w:id="13" w:name="_Toc232775115"/>
+      <w:bookmarkStart w:id="12" w:name="_Toc232775823"/>
+      <w:bookmarkStart w:id="13" w:name="_Toc232775860"/>
       <w:r>
         <w:t>1.2 Objetivos Gerais</w:t>
       </w:r>
@@ -8007,7 +7996,7 @@
           <w:right w:val="nil"/>
           <w:between w:val="nil"/>
         </w:pBdr>
-        <w:spacing w:before="1" w:line="360" w:lineRule="auto"/>
+        <w:spacing w:before="1" w:line="240" w:lineRule="auto"/>
         <w:ind w:firstLine="719"/>
         <w:jc w:val="both"/>
         <w:rPr>
@@ -8055,10 +8044,11 @@
         <w:tabs>
           <w:tab w:val="left" w:pos="689"/>
         </w:tabs>
+        <w:spacing w:line="240" w:lineRule="auto"/>
         <w:ind w:left="0" w:firstLine="0"/>
       </w:pPr>
-      <w:bookmarkStart w:id="14" w:name="_Toc232775079"/>
-      <w:bookmarkStart w:id="15" w:name="_Toc232775116"/>
+      <w:bookmarkStart w:id="14" w:name="_Toc232775824"/>
+      <w:bookmarkStart w:id="15" w:name="_Toc232775861"/>
       <w:r>
         <w:t>1.3 Objetivos específicos</w:t>
       </w:r>
@@ -8107,7 +8097,7 @@
           <w:right w:val="nil"/>
           <w:between w:val="nil"/>
         </w:pBdr>
-        <w:spacing w:before="1" w:line="360" w:lineRule="auto"/>
+        <w:spacing w:before="1" w:line="240" w:lineRule="auto"/>
         <w:ind w:firstLine="719"/>
         <w:jc w:val="both"/>
         <w:rPr>
@@ -8157,10 +8147,11 @@
         <w:tabs>
           <w:tab w:val="left" w:pos="689"/>
         </w:tabs>
+        <w:spacing w:line="240" w:lineRule="auto"/>
         <w:ind w:left="0" w:firstLine="0"/>
       </w:pPr>
-      <w:bookmarkStart w:id="16" w:name="_Toc232775080"/>
-      <w:bookmarkStart w:id="17" w:name="_Toc232775117"/>
+      <w:bookmarkStart w:id="16" w:name="_Toc232775825"/>
+      <w:bookmarkStart w:id="17" w:name="_Toc232775862"/>
       <w:r>
         <w:t>1.4 Justificativa do projeto</w:t>
       </w:r>
@@ -8176,7 +8167,7 @@
           <w:right w:val="nil"/>
           <w:between w:val="nil"/>
         </w:pBdr>
-        <w:spacing w:before="1" w:line="360" w:lineRule="auto"/>
+        <w:spacing w:before="1"/>
         <w:ind w:firstLine="719"/>
         <w:jc w:val="both"/>
         <w:rPr>
@@ -8193,7 +8184,7 @@
           <w:right w:val="nil"/>
           <w:between w:val="nil"/>
         </w:pBdr>
-        <w:spacing w:before="1" w:line="360" w:lineRule="auto"/>
+        <w:spacing w:before="1" w:line="240" w:lineRule="auto"/>
         <w:ind w:firstLine="719"/>
         <w:jc w:val="both"/>
         <w:rPr>
@@ -8216,7 +8207,7 @@
           <w:right w:val="nil"/>
           <w:between w:val="nil"/>
         </w:pBdr>
-        <w:spacing w:before="1" w:line="360" w:lineRule="auto"/>
+        <w:spacing w:before="1"/>
         <w:ind w:firstLine="719"/>
         <w:jc w:val="both"/>
         <w:rPr>
@@ -8233,7 +8224,7 @@
           <w:right w:val="nil"/>
           <w:between w:val="nil"/>
         </w:pBdr>
-        <w:spacing w:before="1" w:line="360" w:lineRule="auto"/>
+        <w:spacing w:before="1" w:line="240" w:lineRule="auto"/>
         <w:ind w:firstLine="719"/>
         <w:jc w:val="both"/>
         <w:rPr>
@@ -8256,7 +8247,7 @@
           <w:right w:val="nil"/>
           <w:between w:val="nil"/>
         </w:pBdr>
-        <w:spacing w:before="1" w:line="360" w:lineRule="auto"/>
+        <w:spacing w:before="1"/>
         <w:ind w:firstLine="719"/>
         <w:jc w:val="both"/>
         <w:rPr>
@@ -8273,7 +8264,7 @@
           <w:right w:val="nil"/>
           <w:between w:val="nil"/>
         </w:pBdr>
-        <w:spacing w:before="1" w:line="360" w:lineRule="auto"/>
+        <w:spacing w:before="1" w:line="240" w:lineRule="auto"/>
         <w:ind w:firstLine="719"/>
         <w:jc w:val="both"/>
         <w:rPr>
@@ -8296,7 +8287,7 @@
           <w:right w:val="nil"/>
           <w:between w:val="nil"/>
         </w:pBdr>
-        <w:spacing w:before="1" w:line="360" w:lineRule="auto"/>
+        <w:spacing w:before="1"/>
         <w:ind w:firstLine="719"/>
         <w:jc w:val="both"/>
         <w:rPr>
@@ -8313,7 +8304,7 @@
           <w:right w:val="nil"/>
           <w:between w:val="nil"/>
         </w:pBdr>
-        <w:spacing w:before="1" w:line="360" w:lineRule="auto"/>
+        <w:spacing w:before="1" w:line="240" w:lineRule="auto"/>
         <w:ind w:firstLine="719"/>
         <w:jc w:val="both"/>
         <w:rPr>
@@ -8339,7 +8330,7 @@
           <w:right w:val="nil"/>
           <w:between w:val="nil"/>
         </w:pBdr>
-        <w:spacing w:before="1" w:line="360" w:lineRule="auto"/>
+        <w:spacing w:before="1"/>
         <w:ind w:firstLine="719"/>
         <w:jc w:val="both"/>
         <w:rPr>
@@ -8356,7 +8347,7 @@
           <w:right w:val="nil"/>
           <w:between w:val="nil"/>
         </w:pBdr>
-        <w:spacing w:before="1" w:line="360" w:lineRule="auto"/>
+        <w:spacing w:before="1" w:line="240" w:lineRule="auto"/>
         <w:ind w:firstLine="719"/>
         <w:jc w:val="both"/>
         <w:rPr>
@@ -8411,7 +8402,7 @@
           <w:right w:val="nil"/>
           <w:between w:val="nil"/>
         </w:pBdr>
-        <w:spacing w:before="1" w:line="360" w:lineRule="auto"/>
+        <w:spacing w:before="1"/>
         <w:ind w:firstLine="719"/>
         <w:jc w:val="both"/>
         <w:rPr>
@@ -8580,7 +8571,7 @@
     </w:p>
     <w:p>
       <w:pPr>
-        <w:spacing w:before="1" w:line="360" w:lineRule="auto"/>
+        <w:spacing w:before="1" w:line="240" w:lineRule="auto"/>
         <w:ind w:firstLine="720"/>
         <w:jc w:val="both"/>
         <w:rPr>
@@ -8648,11 +8639,12 @@
     <w:p>
       <w:pPr>
         <w:pStyle w:val="Ttulo1"/>
+        <w:spacing w:line="240" w:lineRule="auto"/>
         <w:ind w:left="3870"/>
         <w:jc w:val="right"/>
       </w:pPr>
-      <w:bookmarkStart w:id="18" w:name="_Toc232775081"/>
-      <w:bookmarkStart w:id="19" w:name="_Toc232775118"/>
+      <w:bookmarkStart w:id="18" w:name="_Toc232775826"/>
+      <w:bookmarkStart w:id="19" w:name="_Toc232775863"/>
       <w:r>
         <w:t>FUNDAMENTAÇÃO TEÓRICA</w:t>
       </w:r>
@@ -8698,10 +8690,11 @@
         <w:tabs>
           <w:tab w:val="left" w:pos="430"/>
         </w:tabs>
+        <w:spacing w:line="240" w:lineRule="auto"/>
         <w:ind w:left="0" w:firstLine="0"/>
       </w:pPr>
-      <w:bookmarkStart w:id="20" w:name="_Toc232775082"/>
-      <w:bookmarkStart w:id="21" w:name="_Toc232775119"/>
+      <w:bookmarkStart w:id="20" w:name="_Toc232775827"/>
+      <w:bookmarkStart w:id="21" w:name="_Toc232775864"/>
       <w:r>
         <w:t>2.1 Autenticação e Controle de Acesso</w:t>
       </w:r>
@@ -8749,6 +8742,29 @@
           <w:right w:val="nil"/>
           <w:between w:val="nil"/>
         </w:pBdr>
+        <w:spacing w:line="240" w:lineRule="auto"/>
+        <w:ind w:firstLine="720"/>
+        <w:jc w:val="both"/>
+        <w:rPr>
+          <w:color w:val="000000"/>
+        </w:rPr>
+      </w:pPr>
+      <w:r>
+        <w:rPr>
+          <w:color w:val="000000"/>
+        </w:rPr>
+        <w:t>A autenticação é o processo de verificar a identidade de um usuário antes de conceder acesso a um recurso, constituindo a primeira linha de defesa de aplicações web. Historicamente, o controle de acesso baseou-se no fator de conhecimento — a senha —, cuja fragilidade é amplamente documentada: senhas são reutilizadas entre serviços, suscetíveis a vazamentos em larga escala e exploradas por ataques de força bruta, credential stuffing e phishing (NIST, 2017; VERIZON, 2024).</w:t>
+      </w:r>
+    </w:p>
+    <w:p>
+      <w:pPr>
+        <w:pBdr>
+          <w:top w:val="nil"/>
+          <w:left w:val="nil"/>
+          <w:bottom w:val="nil"/>
+          <w:right w:val="nil"/>
+          <w:between w:val="nil"/>
+        </w:pBdr>
         <w:spacing w:line="357" w:lineRule="auto"/>
         <w:ind w:firstLine="720"/>
         <w:jc w:val="both"/>
@@ -8756,11 +8772,28 @@
           <w:color w:val="000000"/>
         </w:rPr>
       </w:pPr>
-      <w:r>
-        <w:rPr>
-          <w:color w:val="000000"/>
-        </w:rPr>
-        <w:t>A autenticação é o processo de verificar a identidade de um usuário antes de conceder acesso a um recurso, constituindo a primeira linha de defesa de aplicações web. Historicamente, o controle de acesso baseou-se no fator de conhecimento — a senha —, cuja fragilidade é amplamente documentada: senhas são reutilizadas entre serviços, suscetíveis a vazamentos em larga escala e exploradas por ataques de força bruta, credential stuffing e phishing (NIST, 2017; VERIZON, 2024).</w:t>
+    </w:p>
+    <w:p>
+      <w:pPr>
+        <w:pBdr>
+          <w:top w:val="nil"/>
+          <w:left w:val="nil"/>
+          <w:bottom w:val="nil"/>
+          <w:right w:val="nil"/>
+          <w:between w:val="nil"/>
+        </w:pBdr>
+        <w:spacing w:line="240" w:lineRule="auto"/>
+        <w:ind w:firstLine="720"/>
+        <w:jc w:val="both"/>
+        <w:rPr>
+          <w:color w:val="000000"/>
+        </w:rPr>
+      </w:pPr>
+      <w:r>
+        <w:rPr>
+          <w:color w:val="000000"/>
+        </w:rPr>
+        <w:t>Para mitigar essas limitações, adotou-se a autenticação multifator (MFA), que combina fatores de conhecimento, posse e inerência. Embora aumente significativamente a segurança, a MFA estática permanece vulnerável a engenharia social, troca de chip (SIM swapping) e interceptação de códigos em tempo real, além de introduzir atrito na experiência do usuário (NIST, 2017).</w:t>
       </w:r>
     </w:p>
     <w:p>
@@ -8789,6 +8822,29 @@
           <w:right w:val="nil"/>
           <w:between w:val="nil"/>
         </w:pBdr>
+        <w:spacing w:line="240" w:lineRule="auto"/>
+        <w:ind w:firstLine="720"/>
+        <w:jc w:val="both"/>
+        <w:rPr>
+          <w:color w:val="000000"/>
+        </w:rPr>
+      </w:pPr>
+      <w:r>
+        <w:rPr>
+          <w:color w:val="000000"/>
+        </w:rPr>
+        <w:t>Diante disso, as diretrizes de identidade digital do NIST (SP 800-63B) e o modelo de Zero Trust (NIST SP 800-207) recomendam mecanismos adaptativos, nos quais o nível de verificação exigido é proporcional ao risco estimado de cada tentativa de acesso (NIST, 2017; ROSE et al., 2020). Essa abordagem desloca o foco de uma decisão binária e estática para uma avaliação contínua e sensível ao contexto.</w:t>
+      </w:r>
+    </w:p>
+    <w:p>
+      <w:pPr>
+        <w:pBdr>
+          <w:top w:val="nil"/>
+          <w:left w:val="nil"/>
+          <w:bottom w:val="nil"/>
+          <w:right w:val="nil"/>
+          <w:between w:val="nil"/>
+        </w:pBdr>
         <w:spacing w:line="357" w:lineRule="auto"/>
         <w:ind w:firstLine="720"/>
         <w:jc w:val="both"/>
@@ -8796,80 +8852,17 @@
           <w:color w:val="000000"/>
         </w:rPr>
       </w:pPr>
-      <w:r>
-        <w:rPr>
-          <w:color w:val="000000"/>
-        </w:rPr>
-        <w:t>Para mitigar essas limitações, adotou-se a autenticação multifator (MFA), que combina fatores de conhecimento, posse e inerência. Embora aumente significativamente a segurança, a MFA estática permanece vulnerável a engenharia social, troca de chip (SIM swapping) e interceptação de códigos em tempo real, além de introduzir atrito na experiência do usuário (NIST, 2017).</w:t>
-      </w:r>
-    </w:p>
-    <w:p>
-      <w:pPr>
-        <w:pBdr>
-          <w:top w:val="nil"/>
-          <w:left w:val="nil"/>
-          <w:bottom w:val="nil"/>
-          <w:right w:val="nil"/>
-          <w:between w:val="nil"/>
-        </w:pBdr>
-        <w:spacing w:line="357" w:lineRule="auto"/>
-        <w:ind w:firstLine="720"/>
-        <w:jc w:val="both"/>
-        <w:rPr>
-          <w:color w:val="000000"/>
-        </w:rPr>
-      </w:pPr>
-    </w:p>
-    <w:p>
-      <w:pPr>
-        <w:pBdr>
-          <w:top w:val="nil"/>
-          <w:left w:val="nil"/>
-          <w:bottom w:val="nil"/>
-          <w:right w:val="nil"/>
-          <w:between w:val="nil"/>
-        </w:pBdr>
-        <w:spacing w:line="357" w:lineRule="auto"/>
-        <w:ind w:firstLine="720"/>
-        <w:jc w:val="both"/>
-        <w:rPr>
-          <w:color w:val="000000"/>
-        </w:rPr>
-      </w:pPr>
-      <w:r>
-        <w:rPr>
-          <w:color w:val="000000"/>
-        </w:rPr>
-        <w:t>Diante disso, as diretrizes de identidade digital do NIST (SP 800-63B) e o modelo de Zero Trust (NIST SP 800-207) recomendam mecanismos adaptativos, nos quais o nível de verificação exigido é proporcional ao risco estimado de cada tentativa de acesso (NIST, 2017; ROSE et al., 2020). Essa abordagem desloca o foco de uma decisão binária e estática para uma avaliação contínua e sensível ao contexto.</w:t>
-      </w:r>
-    </w:p>
-    <w:p>
-      <w:pPr>
-        <w:pBdr>
-          <w:top w:val="nil"/>
-          <w:left w:val="nil"/>
-          <w:bottom w:val="nil"/>
-          <w:right w:val="nil"/>
-          <w:between w:val="nil"/>
-        </w:pBdr>
-        <w:spacing w:line="357" w:lineRule="auto"/>
-        <w:ind w:firstLine="720"/>
-        <w:jc w:val="both"/>
-        <w:rPr>
-          <w:color w:val="000000"/>
-        </w:rPr>
-      </w:pPr>
-    </w:p>
-    <w:p>
-      <w:pPr>
-        <w:pBdr>
-          <w:top w:val="nil"/>
-          <w:left w:val="nil"/>
-          <w:bottom w:val="nil"/>
-          <w:right w:val="nil"/>
-          <w:between w:val="nil"/>
-        </w:pBdr>
-        <w:spacing w:line="357" w:lineRule="auto"/>
+    </w:p>
+    <w:p>
+      <w:pPr>
+        <w:pBdr>
+          <w:top w:val="nil"/>
+          <w:left w:val="nil"/>
+          <w:bottom w:val="nil"/>
+          <w:right w:val="nil"/>
+          <w:between w:val="nil"/>
+        </w:pBdr>
+        <w:spacing w:line="240" w:lineRule="auto"/>
         <w:ind w:firstLine="720"/>
         <w:jc w:val="both"/>
         <w:rPr>
@@ -8906,10 +8899,11 @@
         <w:tabs>
           <w:tab w:val="left" w:pos="430"/>
         </w:tabs>
+        <w:spacing w:line="240" w:lineRule="auto"/>
         <w:ind w:left="0" w:firstLine="0"/>
       </w:pPr>
-      <w:bookmarkStart w:id="22" w:name="_Toc232775083"/>
-      <w:bookmarkStart w:id="23" w:name="_Toc232775120"/>
+      <w:bookmarkStart w:id="22" w:name="_Toc232775828"/>
+      <w:bookmarkStart w:id="23" w:name="_Toc232775865"/>
       <w:r>
         <w:t>2.2 Autenticação Contextual e Adaptativa</w:t>
       </w:r>
@@ -8942,7 +8936,6 @@
           <w:right w:val="nil"/>
           <w:between w:val="nil"/>
         </w:pBdr>
-        <w:spacing w:line="360" w:lineRule="auto"/>
         <w:ind w:firstLine="719"/>
         <w:jc w:val="both"/>
         <w:rPr>
@@ -8959,7 +8952,7 @@
           <w:right w:val="nil"/>
           <w:between w:val="nil"/>
         </w:pBdr>
-        <w:spacing w:line="360" w:lineRule="auto"/>
+        <w:spacing w:line="240" w:lineRule="auto"/>
         <w:ind w:firstLine="719"/>
         <w:jc w:val="both"/>
         <w:rPr>
@@ -8982,7 +8975,6 @@
           <w:right w:val="nil"/>
           <w:between w:val="nil"/>
         </w:pBdr>
-        <w:spacing w:line="360" w:lineRule="auto"/>
         <w:ind w:firstLine="719"/>
         <w:jc w:val="both"/>
         <w:rPr>
@@ -8999,7 +8991,7 @@
           <w:right w:val="nil"/>
           <w:between w:val="nil"/>
         </w:pBdr>
-        <w:spacing w:line="360" w:lineRule="auto"/>
+        <w:spacing w:line="240" w:lineRule="auto"/>
         <w:ind w:firstLine="719"/>
         <w:jc w:val="both"/>
         <w:rPr>
@@ -9022,7 +9014,6 @@
           <w:right w:val="nil"/>
           <w:between w:val="nil"/>
         </w:pBdr>
-        <w:spacing w:line="360" w:lineRule="auto"/>
         <w:ind w:firstLine="719"/>
         <w:jc w:val="both"/>
         <w:rPr>
@@ -9039,7 +9030,7 @@
           <w:right w:val="nil"/>
           <w:between w:val="nil"/>
         </w:pBdr>
-        <w:spacing w:line="360" w:lineRule="auto"/>
+        <w:spacing w:line="240" w:lineRule="auto"/>
         <w:ind w:firstLine="719"/>
         <w:jc w:val="both"/>
         <w:rPr>
@@ -9062,7 +9053,6 @@
           <w:right w:val="nil"/>
           <w:between w:val="nil"/>
         </w:pBdr>
-        <w:spacing w:line="360" w:lineRule="auto"/>
         <w:ind w:firstLine="719"/>
         <w:jc w:val="both"/>
         <w:rPr>
@@ -9079,7 +9069,7 @@
           <w:right w:val="nil"/>
           <w:between w:val="nil"/>
         </w:pBdr>
-        <w:spacing w:line="360" w:lineRule="auto"/>
+        <w:spacing w:line="240" w:lineRule="auto"/>
         <w:ind w:firstLine="719"/>
         <w:jc w:val="both"/>
         <w:rPr>
@@ -9128,10 +9118,11 @@
         <w:tabs>
           <w:tab w:val="left" w:pos="430"/>
         </w:tabs>
+        <w:spacing w:line="240" w:lineRule="auto"/>
         <w:ind w:left="0" w:firstLine="0"/>
       </w:pPr>
-      <w:bookmarkStart w:id="24" w:name="_Toc232775084"/>
-      <w:bookmarkStart w:id="25" w:name="_Toc232775121"/>
+      <w:bookmarkStart w:id="24" w:name="_Toc232775829"/>
+      <w:bookmarkStart w:id="25" w:name="_Toc232775866"/>
       <w:r>
         <w:t>2.3 Inteligência Artificial Aplicada à Detecção de Anomalias</w:t>
       </w:r>
@@ -9180,6 +9171,29 @@
           <w:right w:val="nil"/>
           <w:between w:val="nil"/>
         </w:pBdr>
+        <w:spacing w:line="240" w:lineRule="auto"/>
+        <w:ind w:firstLine="719"/>
+        <w:jc w:val="both"/>
+        <w:rPr>
+          <w:color w:val="000000"/>
+        </w:rPr>
+      </w:pPr>
+      <w:r>
+        <w:rPr>
+          <w:color w:val="000000"/>
+        </w:rPr>
+        <w:t>A aplicação de Inteligência Artificial à segurança tem se destacado na detecção de comportamentos anômalos. Técnicas de aprendizado de máquina identificam desvios em relação a padrões esperados de uso, sendo particularmente adequadas à autenticação contextual, na qual cada tentativa de acesso é representada por um vetor de características comportamentais (NIST, 2023).</w:t>
+      </w:r>
+    </w:p>
+    <w:p>
+      <w:pPr>
+        <w:pBdr>
+          <w:top w:val="nil"/>
+          <w:left w:val="nil"/>
+          <w:bottom w:val="nil"/>
+          <w:right w:val="nil"/>
+          <w:between w:val="nil"/>
+        </w:pBdr>
         <w:spacing w:line="357" w:lineRule="auto"/>
         <w:ind w:firstLine="719"/>
         <w:jc w:val="both"/>
@@ -9187,11 +9201,28 @@
           <w:color w:val="000000"/>
         </w:rPr>
       </w:pPr>
-      <w:r>
-        <w:rPr>
-          <w:color w:val="000000"/>
-        </w:rPr>
-        <w:t>A aplicação de Inteligência Artificial à segurança tem se destacado na detecção de comportamentos anômalos. Técnicas de aprendizado de máquina identificam desvios em relação a padrões esperados de uso, sendo particularmente adequadas à autenticação contextual, na qual cada tentativa de acesso é representada por um vetor de características comportamentais (NIST, 2023).</w:t>
+    </w:p>
+    <w:p>
+      <w:pPr>
+        <w:pBdr>
+          <w:top w:val="nil"/>
+          <w:left w:val="nil"/>
+          <w:bottom w:val="nil"/>
+          <w:right w:val="nil"/>
+          <w:between w:val="nil"/>
+        </w:pBdr>
+        <w:spacing w:line="240" w:lineRule="auto"/>
+        <w:ind w:firstLine="719"/>
+        <w:jc w:val="both"/>
+        <w:rPr>
+          <w:color w:val="000000"/>
+        </w:rPr>
+      </w:pPr>
+      <w:r>
+        <w:rPr>
+          <w:color w:val="000000"/>
+        </w:rPr>
+        <w:t>Modelos supervisionados, como o Random Forest, aprendem a distinguir acessos legítimos de fraudulentos a partir de exemplos rotulados, enquanto métodos não supervisionados, como o Isolation Forest (LIU; TING; ZHOU, 2008), detectam outliers sem necessitar de rótulos prévios, isolando observações raras com poucas partições. A combinação de ambos em um ensemble aumenta a robustez da classificação.</w:t>
       </w:r>
     </w:p>
     <w:p>
@@ -9220,6 +9251,29 @@
           <w:right w:val="nil"/>
           <w:between w:val="nil"/>
         </w:pBdr>
+        <w:spacing w:line="240" w:lineRule="auto"/>
+        <w:ind w:firstLine="719"/>
+        <w:jc w:val="both"/>
+        <w:rPr>
+          <w:color w:val="000000"/>
+        </w:rPr>
+      </w:pPr>
+      <w:r>
+        <w:rPr>
+          <w:color w:val="000000"/>
+        </w:rPr>
+        <w:t>O AI Risk Management Framework (AI RMF 1.0) do NIST (2023) destaca que sistemas baseados em IA devem assegurar confiabilidade, rastreabilidade e governança das decisões automatizadas, o que implica o registro auditável das classificações e o monitoramento contínuo do desempenho dos modelos — requisitos diretamente atendidos pela integração com blockchain proposta neste trabalho.</w:t>
+      </w:r>
+    </w:p>
+    <w:p>
+      <w:pPr>
+        <w:pBdr>
+          <w:top w:val="nil"/>
+          <w:left w:val="nil"/>
+          <w:bottom w:val="nil"/>
+          <w:right w:val="nil"/>
+          <w:between w:val="nil"/>
+        </w:pBdr>
         <w:spacing w:line="357" w:lineRule="auto"/>
         <w:ind w:firstLine="719"/>
         <w:jc w:val="both"/>
@@ -9227,80 +9281,17 @@
           <w:color w:val="000000"/>
         </w:rPr>
       </w:pPr>
-      <w:r>
-        <w:rPr>
-          <w:color w:val="000000"/>
-        </w:rPr>
-        <w:t>Modelos supervisionados, como o Random Forest, aprendem a distinguir acessos legítimos de fraudulentos a partir de exemplos rotulados, enquanto métodos não supervisionados, como o Isolation Forest (LIU; TING; ZHOU, 2008), detectam outliers sem necessitar de rótulos prévios, isolando observações raras com poucas partições. A combinação de ambos em um ensemble aumenta a robustez da classificação.</w:t>
-      </w:r>
-    </w:p>
-    <w:p>
-      <w:pPr>
-        <w:pBdr>
-          <w:top w:val="nil"/>
-          <w:left w:val="nil"/>
-          <w:bottom w:val="nil"/>
-          <w:right w:val="nil"/>
-          <w:between w:val="nil"/>
-        </w:pBdr>
-        <w:spacing w:line="357" w:lineRule="auto"/>
-        <w:ind w:firstLine="719"/>
-        <w:jc w:val="both"/>
-        <w:rPr>
-          <w:color w:val="000000"/>
-        </w:rPr>
-      </w:pPr>
-    </w:p>
-    <w:p>
-      <w:pPr>
-        <w:pBdr>
-          <w:top w:val="nil"/>
-          <w:left w:val="nil"/>
-          <w:bottom w:val="nil"/>
-          <w:right w:val="nil"/>
-          <w:between w:val="nil"/>
-        </w:pBdr>
-        <w:spacing w:line="357" w:lineRule="auto"/>
-        <w:ind w:firstLine="719"/>
-        <w:jc w:val="both"/>
-        <w:rPr>
-          <w:color w:val="000000"/>
-        </w:rPr>
-      </w:pPr>
-      <w:r>
-        <w:rPr>
-          <w:color w:val="000000"/>
-        </w:rPr>
-        <w:t>O AI Risk Management Framework (AI RMF 1.0) do NIST (2023) destaca que sistemas baseados em IA devem assegurar confiabilidade, rastreabilidade e governança das decisões automatizadas, o que implica o registro auditável das classificações e o monitoramento contínuo do desempenho dos modelos — requisitos diretamente atendidos pela integração com blockchain proposta neste trabalho.</w:t>
-      </w:r>
-    </w:p>
-    <w:p>
-      <w:pPr>
-        <w:pBdr>
-          <w:top w:val="nil"/>
-          <w:left w:val="nil"/>
-          <w:bottom w:val="nil"/>
-          <w:right w:val="nil"/>
-          <w:between w:val="nil"/>
-        </w:pBdr>
-        <w:spacing w:line="357" w:lineRule="auto"/>
-        <w:ind w:firstLine="719"/>
-        <w:jc w:val="both"/>
-        <w:rPr>
-          <w:color w:val="000000"/>
-        </w:rPr>
-      </w:pPr>
-    </w:p>
-    <w:p>
-      <w:pPr>
-        <w:pBdr>
-          <w:top w:val="nil"/>
-          <w:left w:val="nil"/>
-          <w:bottom w:val="nil"/>
-          <w:right w:val="nil"/>
-          <w:between w:val="nil"/>
-        </w:pBdr>
-        <w:spacing w:line="357" w:lineRule="auto"/>
+    </w:p>
+    <w:p>
+      <w:pPr>
+        <w:pBdr>
+          <w:top w:val="nil"/>
+          <w:left w:val="nil"/>
+          <w:bottom w:val="nil"/>
+          <w:right w:val="nil"/>
+          <w:between w:val="nil"/>
+        </w:pBdr>
+        <w:spacing w:line="240" w:lineRule="auto"/>
         <w:ind w:firstLine="719"/>
         <w:jc w:val="both"/>
         <w:rPr>
@@ -9335,10 +9326,11 @@
         <w:tabs>
           <w:tab w:val="left" w:pos="429"/>
         </w:tabs>
+        <w:spacing w:line="240" w:lineRule="auto"/>
         <w:ind w:left="0" w:firstLine="0"/>
       </w:pPr>
-      <w:bookmarkStart w:id="26" w:name="_Toc232775085"/>
-      <w:bookmarkStart w:id="27" w:name="_Toc232775122"/>
+      <w:bookmarkStart w:id="26" w:name="_Toc232775830"/>
+      <w:bookmarkStart w:id="27" w:name="_Toc232775867"/>
       <w:r>
         <w:t>2.4 Blockchain como Mecanismo de Integridade e Auditoria</w:t>
       </w:r>
@@ -9387,6 +9379,96 @@
           <w:right w:val="nil"/>
           <w:between w:val="nil"/>
         </w:pBdr>
+        <w:spacing w:line="240" w:lineRule="auto"/>
+        <w:ind w:firstLine="719"/>
+        <w:jc w:val="both"/>
+        <w:rPr>
+          <w:color w:val="000000"/>
+        </w:rPr>
+      </w:pPr>
+      <w:r>
+        <w:rPr>
+          <w:color w:val="000000"/>
+        </w:rPr>
+        <w:t>A tecnologia blockchain, inicialmente associada a criptomoedas, passou a ser aplicada em contextos de governança digital e auditoria de dados. Seu principal diferencial reside na imutabilidade dos registros, obtida por meio de encadeamento criptográfico de blocos e mecanismos de consenso distribuído.</w:t>
+      </w:r>
+    </w:p>
+    <w:p>
+      <w:pPr>
+        <w:pBdr>
+          <w:top w:val="nil"/>
+          <w:left w:val="nil"/>
+          <w:bottom w:val="nil"/>
+          <w:right w:val="nil"/>
+          <w:between w:val="nil"/>
+        </w:pBdr>
+        <w:spacing w:line="355" w:lineRule="auto"/>
+        <w:jc w:val="both"/>
+        <w:rPr>
+          <w:color w:val="000000"/>
+        </w:rPr>
+      </w:pPr>
+    </w:p>
+    <w:p>
+      <w:pPr>
+        <w:pBdr>
+          <w:top w:val="nil"/>
+          <w:left w:val="nil"/>
+          <w:bottom w:val="nil"/>
+          <w:right w:val="nil"/>
+          <w:between w:val="nil"/>
+        </w:pBdr>
+        <w:spacing w:line="240" w:lineRule="auto"/>
+        <w:ind w:firstLine="719"/>
+        <w:jc w:val="both"/>
+        <w:rPr>
+          <w:color w:val="000000"/>
+        </w:rPr>
+      </w:pPr>
+      <w:r>
+        <w:rPr>
+          <w:color w:val="000000"/>
+        </w:rPr>
+        <w:t>Segundo o relatório técnico NISTIR 8202, blockchains permissionadas são adequadas para ambientes corporativos e governamentais, pois permitem controle de acesso e governança estruturada (NIST, 2018). Nessas arquiteturas, apenas participantes autorizados podem validar transações, garantindo maior controle institucional.</w:t>
+      </w:r>
+    </w:p>
+    <w:p>
+      <w:pPr>
+        <w:spacing w:line="240" w:lineRule="auto"/>
+      </w:pPr>
+      <w:r>
+        <w:t>Cabe justificar criteriosamente a escolha do blockchain frente a alternativas mais simples, evitando adotá-lo apenas por seu apelo tecnológico. Mecanismos como logs assinados digitalmente e bancos de dados append-only já oferecem integridade e não repúdio por meio de assinaturas criptográficas, sendo suficientes quando existe uma autoridade central confiável para custodiar e operar o registro. A diferença essencial da blockchain permissionada não está, portanto, na assinatura em si, mas em não depender da confiança em um único custodiante: o registro é replicado e validado por consenso entre múltiplos participantes, tornando-se resistente à adulteração mesmo por administradores privilegiados do próprio sistema e permitindo verificação independente por auditores externos, sem necessidade de confiar no operador.</w:t>
+      </w:r>
+    </w:p>
+    <w:p>
+      <w:pPr>
+        <w:pBdr>
+          <w:top w:val="nil"/>
+          <w:left w:val="nil"/>
+          <w:bottom w:val="nil"/>
+          <w:right w:val="nil"/>
+          <w:between w:val="nil"/>
+        </w:pBdr>
+        <w:spacing w:line="240" w:lineRule="auto"/>
+        <w:ind w:firstLine="719"/>
+        <w:jc w:val="both"/>
+        <w:rPr>
+          <w:color w:val="000000"/>
+        </w:rPr>
+      </w:pPr>
+      <w:r>
+        <w:t>Essa distinção é determinante no contexto deste trabalho: as decisões de autenticação são tomadas de forma autônoma por modelos de IA e precisam ser auditáveis por terceiros — por exemplo, em fiscalizações de conformidade —, cenário em que não é desejável que o próprio operador do sistema possa, sozinho, alterar a trilha de decisões. Por isso registra-se de forma imutável, para cada decisão, o hash dos critérios de entrada, o escore de risco, a decisão tomada e o instante da transação, compondo uma trilha de auditoria verificável.</w:t>
+      </w:r>
+    </w:p>
+    <w:p>
+      <w:pPr>
+        <w:pBdr>
+          <w:top w:val="nil"/>
+          <w:left w:val="nil"/>
+          <w:bottom w:val="nil"/>
+          <w:right w:val="nil"/>
+          <w:between w:val="nil"/>
+        </w:pBdr>
         <w:spacing w:line="357" w:lineRule="auto"/>
         <w:ind w:firstLine="719"/>
         <w:jc w:val="both"/>
@@ -9394,104 +9476,17 @@
           <w:color w:val="000000"/>
         </w:rPr>
       </w:pPr>
-      <w:r>
-        <w:rPr>
-          <w:color w:val="000000"/>
-        </w:rPr>
-        <w:t>A tecnologia blockchain, inicialmente associada a criptomoedas, passou a ser aplicada em contextos de governança digital e auditoria de dados. Seu principal diferencial reside na imutabilidade dos registros, obtida por meio de encadeamento criptográfico de blocos e mecanismos de consenso distribuído.</w:t>
-      </w:r>
-    </w:p>
-    <w:p>
-      <w:pPr>
-        <w:pBdr>
-          <w:top w:val="nil"/>
-          <w:left w:val="nil"/>
-          <w:bottom w:val="nil"/>
-          <w:right w:val="nil"/>
-          <w:between w:val="nil"/>
-        </w:pBdr>
-        <w:spacing w:line="355" w:lineRule="auto"/>
-        <w:jc w:val="both"/>
-        <w:rPr>
-          <w:color w:val="000000"/>
-        </w:rPr>
-      </w:pPr>
-    </w:p>
-    <w:p>
-      <w:pPr>
-        <w:pBdr>
-          <w:top w:val="nil"/>
-          <w:left w:val="nil"/>
-          <w:bottom w:val="nil"/>
-          <w:right w:val="nil"/>
-          <w:between w:val="nil"/>
-        </w:pBdr>
-        <w:spacing w:line="357" w:lineRule="auto"/>
-        <w:ind w:firstLine="719"/>
-        <w:jc w:val="both"/>
-        <w:rPr>
-          <w:color w:val="000000"/>
-        </w:rPr>
-      </w:pPr>
-      <w:r>
-        <w:rPr>
-          <w:color w:val="000000"/>
-        </w:rPr>
-        <w:t>Segundo o relatório técnico NISTIR 8202, blockchains permissionadas são adequadas para ambientes corporativos e governamentais, pois permitem controle de acesso e governança estruturada (NIST, 2018). Nessas arquiteturas, apenas participantes autorizados podem validar transações, garantindo maior controle institucional.</w:t>
-      </w:r>
-    </w:p>
-    <w:p>
-      <w:r>
-        <w:t>Cabe justificar criteriosamente a escolha do blockchain frente a alternativas mais simples, evitando adotá-lo apenas por seu apelo tecnológico. Mecanismos como logs assinados digitalmente e bancos de dados append-only já oferecem integridade e não repúdio por meio de assinaturas criptográficas, sendo suficientes quando existe uma autoridade central confiável para custodiar e operar o registro. A diferença essencial da blockchain permissionada não está, portanto, na assinatura em si, mas em não depender da confiança em um único custodiante: o registro é replicado e validado por consenso entre múltiplos participantes, tornando-se resistente à adulteração mesmo por administradores privilegiados do próprio sistema e permitindo verificação independente por auditores externos, sem necessidade de confiar no operador.</w:t>
-      </w:r>
-    </w:p>
-    <w:p>
-      <w:pPr>
-        <w:pBdr>
-          <w:top w:val="nil"/>
-          <w:left w:val="nil"/>
-          <w:bottom w:val="nil"/>
-          <w:right w:val="nil"/>
-          <w:between w:val="nil"/>
-        </w:pBdr>
-        <w:spacing w:line="357" w:lineRule="auto"/>
-        <w:ind w:firstLine="719"/>
-        <w:jc w:val="both"/>
-        <w:rPr>
-          <w:color w:val="000000"/>
-        </w:rPr>
-      </w:pPr>
-      <w:r>
-        <w:t>Essa distinção é determinante no contexto deste trabalho: as decisões de autenticação são tomadas de forma autônoma por modelos de IA e precisam ser auditáveis por terceiros — por exemplo, em fiscalizações de conformidade —, cenário em que não é desejável que o próprio operador do sistema possa, sozinho, alterar a trilha de decisões. Por isso registra-se de forma imutável, para cada decisão, o hash dos critérios de entrada, o escore de risco, a decisão tomada e o instante da transação, compondo uma trilha de auditoria verificável.</w:t>
-      </w:r>
-    </w:p>
-    <w:p>
-      <w:pPr>
-        <w:pBdr>
-          <w:top w:val="nil"/>
-          <w:left w:val="nil"/>
-          <w:bottom w:val="nil"/>
-          <w:right w:val="nil"/>
-          <w:between w:val="nil"/>
-        </w:pBdr>
-        <w:spacing w:line="357" w:lineRule="auto"/>
-        <w:ind w:firstLine="719"/>
-        <w:jc w:val="both"/>
-        <w:rPr>
-          <w:color w:val="000000"/>
-        </w:rPr>
-      </w:pPr>
-    </w:p>
-    <w:p>
-      <w:pPr>
-        <w:pBdr>
-          <w:top w:val="nil"/>
-          <w:left w:val="nil"/>
-          <w:bottom w:val="nil"/>
-          <w:right w:val="nil"/>
-          <w:between w:val="nil"/>
-        </w:pBdr>
-        <w:spacing w:line="357" w:lineRule="auto"/>
+    </w:p>
+    <w:p>
+      <w:pPr>
+        <w:pBdr>
+          <w:top w:val="nil"/>
+          <w:left w:val="nil"/>
+          <w:bottom w:val="nil"/>
+          <w:right w:val="nil"/>
+          <w:between w:val="nil"/>
+        </w:pBdr>
+        <w:spacing w:line="240" w:lineRule="auto"/>
         <w:ind w:firstLine="719"/>
         <w:jc w:val="both"/>
         <w:rPr>
@@ -9666,6 +9661,7 @@
     <w:p/>
     <w:p>
       <w:pPr>
+        <w:spacing w:line="240" w:lineRule="auto"/>
         <w:ind w:firstLine="720"/>
         <w:jc w:val="both"/>
         <w:rPr>
@@ -9699,10 +9695,11 @@
     <w:p>
       <w:pPr>
         <w:pStyle w:val="Ttulo1"/>
+        <w:spacing w:line="240" w:lineRule="auto"/>
         <w:jc w:val="right"/>
       </w:pPr>
-      <w:bookmarkStart w:id="28" w:name="_Toc232775086"/>
-      <w:bookmarkStart w:id="29" w:name="_Toc232775123"/>
+      <w:bookmarkStart w:id="28" w:name="_Toc232775831"/>
+      <w:bookmarkStart w:id="29" w:name="_Toc232775868"/>
       <w:r>
         <w:t>MOTOR DE INTELIGÊNCIA ARTIFICIAL: ARQUITETURA, TREINAMENTO E DECISÃO</w:t>
       </w:r>
@@ -9714,10 +9711,11 @@
     <w:p>
       <w:pPr>
         <w:pStyle w:val="Ttulo2"/>
+        <w:spacing w:line="240" w:lineRule="auto"/>
         <w:ind w:left="0" w:firstLine="0"/>
       </w:pPr>
-      <w:bookmarkStart w:id="30" w:name="_Toc232775087"/>
-      <w:bookmarkStart w:id="31" w:name="_Toc232775124"/>
+      <w:bookmarkStart w:id="30" w:name="_Toc232775832"/>
+      <w:bookmarkStart w:id="31" w:name="_Toc232775869"/>
       <w:r>
         <w:t>3.1 Arquitetura do Ensemble de Modelos</w:t>
       </w:r>
@@ -9735,7 +9733,7 @@
           <w:right w:val="nil"/>
           <w:between w:val="nil"/>
         </w:pBdr>
-        <w:spacing w:line="360" w:lineRule="auto"/>
+        <w:spacing w:line="240" w:lineRule="auto"/>
         <w:ind w:firstLine="709"/>
         <w:jc w:val="both"/>
         <w:rPr>
@@ -9759,7 +9757,7 @@
           <w:right w:val="nil"/>
           <w:between w:val="nil"/>
         </w:pBdr>
-        <w:spacing w:line="360" w:lineRule="auto"/>
+        <w:spacing w:line="240" w:lineRule="auto"/>
         <w:ind w:firstLine="709"/>
         <w:jc w:val="both"/>
         <w:rPr>
@@ -9783,7 +9781,7 @@
           <w:right w:val="nil"/>
           <w:between w:val="nil"/>
         </w:pBdr>
-        <w:spacing w:line="360" w:lineRule="auto"/>
+        <w:spacing w:line="240" w:lineRule="auto"/>
         <w:ind w:firstLine="709"/>
         <w:jc w:val="both"/>
         <w:rPr>
@@ -9807,7 +9805,7 @@
           <w:right w:val="nil"/>
           <w:between w:val="nil"/>
         </w:pBdr>
-        <w:spacing w:line="360" w:lineRule="auto"/>
+        <w:spacing w:line="240" w:lineRule="auto"/>
         <w:ind w:firstLine="709"/>
         <w:jc w:val="both"/>
         <w:rPr>
@@ -9831,7 +9829,7 @@
           <w:right w:val="nil"/>
           <w:between w:val="nil"/>
         </w:pBdr>
-        <w:spacing w:line="360" w:lineRule="auto"/>
+        <w:spacing w:line="240" w:lineRule="auto"/>
         <w:ind w:firstLine="709"/>
         <w:jc w:val="both"/>
         <w:rPr>
@@ -9849,10 +9847,11 @@
     <w:p>
       <w:pPr>
         <w:pStyle w:val="Ttulo2"/>
+        <w:spacing w:line="240" w:lineRule="auto"/>
         <w:ind w:left="0" w:firstLine="0"/>
       </w:pPr>
-      <w:bookmarkStart w:id="32" w:name="_Toc232775088"/>
-      <w:bookmarkStart w:id="33" w:name="_Toc232775125"/>
+      <w:bookmarkStart w:id="32" w:name="_Toc232775833"/>
+      <w:bookmarkStart w:id="33" w:name="_Toc232775870"/>
       <w:r>
         <w:t>3.2 Critérios Comportamentais (14 Dimensões)</w:t>
       </w:r>
@@ -9870,7 +9869,7 @@
           <w:right w:val="nil"/>
           <w:between w:val="nil"/>
         </w:pBdr>
-        <w:spacing w:line="360" w:lineRule="auto"/>
+        <w:spacing w:line="240" w:lineRule="auto"/>
         <w:ind w:firstLine="709"/>
         <w:jc w:val="both"/>
         <w:rPr>
@@ -9894,7 +9893,7 @@
           <w:right w:val="nil"/>
           <w:between w:val="nil"/>
         </w:pBdr>
-        <w:spacing w:line="360" w:lineRule="auto"/>
+        <w:spacing w:line="240" w:lineRule="auto"/>
         <w:ind w:firstLine="709"/>
         <w:jc w:val="both"/>
         <w:rPr>
@@ -9918,7 +9917,7 @@
           <w:right w:val="nil"/>
           <w:between w:val="nil"/>
         </w:pBdr>
-        <w:spacing w:line="360" w:lineRule="auto"/>
+        <w:spacing w:line="240" w:lineRule="auto"/>
         <w:ind w:firstLine="709"/>
         <w:jc w:val="both"/>
         <w:rPr>
@@ -9942,7 +9941,7 @@
           <w:right w:val="nil"/>
           <w:between w:val="nil"/>
         </w:pBdr>
-        <w:spacing w:line="360" w:lineRule="auto"/>
+        <w:spacing w:line="240" w:lineRule="auto"/>
         <w:ind w:firstLine="709"/>
         <w:jc w:val="both"/>
         <w:rPr>
@@ -9966,7 +9965,7 @@
           <w:right w:val="nil"/>
           <w:between w:val="nil"/>
         </w:pBdr>
-        <w:spacing w:line="360" w:lineRule="auto"/>
+        <w:spacing w:line="240" w:lineRule="auto"/>
         <w:ind w:firstLine="709"/>
         <w:jc w:val="both"/>
         <w:rPr>
@@ -9985,10 +9984,11 @@
     <w:p>
       <w:pPr>
         <w:pStyle w:val="Ttulo2"/>
+        <w:spacing w:line="240" w:lineRule="auto"/>
         <w:ind w:left="0" w:firstLine="0"/>
       </w:pPr>
-      <w:bookmarkStart w:id="34" w:name="_Toc232775089"/>
-      <w:bookmarkStart w:id="35" w:name="_Toc232775126"/>
+      <w:bookmarkStart w:id="34" w:name="_Toc232775834"/>
+      <w:bookmarkStart w:id="35" w:name="_Toc232775871"/>
       <w:r>
         <w:t>3.3 Fundamentos do Treinamento de Modelos de IA</w:t>
       </w:r>
@@ -9998,6 +9998,7 @@
     <w:p/>
     <w:p>
       <w:pPr>
+        <w:spacing w:line="240" w:lineRule="auto"/>
         <w:ind w:firstLine="720"/>
         <w:jc w:val="both"/>
       </w:pPr>
@@ -10008,6 +10009,7 @@
     <w:p/>
     <w:p>
       <w:pPr>
+        <w:spacing w:line="240" w:lineRule="auto"/>
         <w:ind w:firstLine="720"/>
         <w:jc w:val="both"/>
       </w:pPr>
@@ -10018,6 +10020,7 @@
     <w:p/>
     <w:p>
       <w:pPr>
+        <w:spacing w:line="240" w:lineRule="auto"/>
         <w:jc w:val="both"/>
       </w:pPr>
       <w:r>
@@ -10034,6 +10037,7 @@
     <w:p/>
     <w:p>
       <w:pPr>
+        <w:spacing w:line="240" w:lineRule="auto"/>
         <w:jc w:val="both"/>
       </w:pPr>
       <w:r>
@@ -10050,6 +10054,7 @@
     <w:p/>
     <w:p>
       <w:pPr>
+        <w:spacing w:line="240" w:lineRule="auto"/>
         <w:jc w:val="both"/>
       </w:pPr>
       <w:r>
@@ -10066,6 +10071,7 @@
     <w:p/>
     <w:p>
       <w:pPr>
+        <w:spacing w:line="240" w:lineRule="auto"/>
         <w:jc w:val="both"/>
       </w:pPr>
       <w:r>
@@ -10082,6 +10088,7 @@
     <w:p/>
     <w:p>
       <w:pPr>
+        <w:spacing w:line="240" w:lineRule="auto"/>
         <w:jc w:val="both"/>
       </w:pPr>
       <w:r>
@@ -10097,10 +10104,11 @@
     <w:p>
       <w:pPr>
         <w:pStyle w:val="Ttulo2"/>
+        <w:spacing w:line="240" w:lineRule="auto"/>
         <w:ind w:left="0" w:firstLine="0"/>
       </w:pPr>
-      <w:bookmarkStart w:id="36" w:name="_Toc232775090"/>
-      <w:bookmarkStart w:id="37" w:name="_Toc232775127"/>
+      <w:bookmarkStart w:id="36" w:name="_Toc232775835"/>
+      <w:bookmarkStart w:id="37" w:name="_Toc232775872"/>
       <w:r>
         <w:t>3.4 Processo de Treinamento com Dados Reais</w:t>
       </w:r>
@@ -10118,7 +10126,7 @@
           <w:right w:val="nil"/>
           <w:between w:val="nil"/>
         </w:pBdr>
-        <w:spacing w:line="360" w:lineRule="auto"/>
+        <w:spacing w:line="240" w:lineRule="auto"/>
         <w:ind w:firstLine="709"/>
         <w:jc w:val="both"/>
         <w:rPr>
@@ -10142,7 +10150,7 @@
           <w:right w:val="nil"/>
           <w:between w:val="nil"/>
         </w:pBdr>
-        <w:spacing w:line="360" w:lineRule="auto"/>
+        <w:spacing w:line="240" w:lineRule="auto"/>
         <w:ind w:firstLine="709"/>
         <w:jc w:val="both"/>
         <w:rPr>
@@ -10166,7 +10174,7 @@
           <w:right w:val="nil"/>
           <w:between w:val="nil"/>
         </w:pBdr>
-        <w:spacing w:line="360" w:lineRule="auto"/>
+        <w:spacing w:line="240" w:lineRule="auto"/>
         <w:ind w:firstLine="709"/>
         <w:jc w:val="both"/>
         <w:rPr>
@@ -10190,7 +10198,7 @@
           <w:right w:val="nil"/>
           <w:between w:val="nil"/>
         </w:pBdr>
-        <w:spacing w:line="360" w:lineRule="auto"/>
+        <w:spacing w:line="240" w:lineRule="auto"/>
         <w:ind w:firstLine="709"/>
         <w:jc w:val="both"/>
         <w:rPr>
@@ -10208,10 +10216,11 @@
     <w:p>
       <w:pPr>
         <w:pStyle w:val="Ttulo2"/>
+        <w:spacing w:line="240" w:lineRule="auto"/>
         <w:ind w:left="0" w:firstLine="0"/>
       </w:pPr>
-      <w:bookmarkStart w:id="38" w:name="_Toc232775091"/>
-      <w:bookmarkStart w:id="39" w:name="_Toc232775128"/>
+      <w:bookmarkStart w:id="38" w:name="_Toc232775836"/>
+      <w:bookmarkStart w:id="39" w:name="_Toc232775873"/>
       <w:r>
         <w:t>3.5 Limiares de Decisão Autônoma</w:t>
       </w:r>
@@ -10229,7 +10238,7 @@
           <w:right w:val="nil"/>
           <w:between w:val="nil"/>
         </w:pBdr>
-        <w:spacing w:line="360" w:lineRule="auto"/>
+        <w:spacing w:line="240" w:lineRule="auto"/>
         <w:ind w:firstLine="709"/>
         <w:jc w:val="both"/>
         <w:rPr>
@@ -10253,7 +10262,7 @@
           <w:right w:val="nil"/>
           <w:between w:val="nil"/>
         </w:pBdr>
-        <w:spacing w:line="360" w:lineRule="auto"/>
+        <w:spacing w:line="240" w:lineRule="auto"/>
         <w:ind w:firstLine="709"/>
         <w:jc w:val="both"/>
         <w:rPr>
@@ -10277,7 +10286,6 @@
           <w:right w:val="nil"/>
           <w:between w:val="nil"/>
         </w:pBdr>
-        <w:spacing w:line="360" w:lineRule="auto"/>
         <w:ind w:firstLine="709"/>
         <w:jc w:val="both"/>
         <w:rPr>
@@ -10310,7 +10318,6 @@
           <w:right w:val="nil"/>
           <w:between w:val="nil"/>
         </w:pBdr>
-        <w:spacing w:line="360" w:lineRule="auto"/>
         <w:ind w:firstLine="709"/>
         <w:jc w:val="both"/>
         <w:rPr>
@@ -10337,10 +10344,11 @@
     <w:p>
       <w:pPr>
         <w:pStyle w:val="Ttulo2"/>
+        <w:spacing w:line="240" w:lineRule="auto"/>
         <w:ind w:left="0" w:firstLine="0"/>
       </w:pPr>
-      <w:bookmarkStart w:id="40" w:name="_Toc232775092"/>
-      <w:bookmarkStart w:id="41" w:name="_Toc232775129"/>
+      <w:bookmarkStart w:id="40" w:name="_Toc232775837"/>
+      <w:bookmarkStart w:id="41" w:name="_Toc232775874"/>
       <w:r>
         <w:t>3.6 Pipeline de Inferência em Tempo Real</w:t>
       </w:r>
@@ -10358,7 +10366,7 @@
           <w:right w:val="nil"/>
           <w:between w:val="nil"/>
         </w:pBdr>
-        <w:spacing w:line="360" w:lineRule="auto"/>
+        <w:spacing w:line="240" w:lineRule="auto"/>
         <w:ind w:firstLine="709"/>
         <w:jc w:val="both"/>
         <w:rPr>
@@ -10382,7 +10390,7 @@
           <w:right w:val="nil"/>
           <w:between w:val="nil"/>
         </w:pBdr>
-        <w:spacing w:line="360" w:lineRule="auto"/>
+        <w:spacing w:line="240" w:lineRule="auto"/>
         <w:ind w:firstLine="709"/>
         <w:jc w:val="both"/>
         <w:rPr>
@@ -10406,7 +10414,7 @@
           <w:right w:val="nil"/>
           <w:between w:val="nil"/>
         </w:pBdr>
-        <w:spacing w:line="360" w:lineRule="auto"/>
+        <w:spacing w:line="240" w:lineRule="auto"/>
         <w:ind w:firstLine="709"/>
         <w:jc w:val="both"/>
         <w:rPr>
@@ -10430,7 +10438,7 @@
           <w:right w:val="nil"/>
           <w:between w:val="nil"/>
         </w:pBdr>
-        <w:spacing w:line="360" w:lineRule="auto"/>
+        <w:spacing w:line="240" w:lineRule="auto"/>
         <w:ind w:firstLine="709"/>
         <w:jc w:val="both"/>
         <w:rPr>
@@ -10438,20 +10446,18 @@
         </w:rPr>
       </w:pPr>
       <w:r>
-        <w:rPr>
-          <w:color w:val="000000"/>
-        </w:rPr>
-        <w:t>Um mecanismo de fallback garante a disponibilidade do sistema mesmo em caso de falha do serviço de IA. Quando o serviço não está acessível, o backend aplica regras heurísticas simplificadas baseadas em critérios como geolocalização e histórico de falhas, garantindo que o processo de autenticação não seja interrompido.</w:t>
+        <w:t>Um mecanismo de fallback busca preservar a disponibilidade do sistema mesmo em caso de falha do serviço de IA. Quando o serviço não está acessível, o backend aplica regras heurísticas simplificadas baseadas em critérios como geolocalização e histórico de falhas, garantindo que o processo de autenticação não seja interrompido.</w:t>
       </w:r>
     </w:p>
     <w:p/>
     <w:p>
       <w:pPr>
         <w:pStyle w:val="Ttulo2"/>
+        <w:spacing w:line="240" w:lineRule="auto"/>
         <w:ind w:left="0" w:firstLine="0"/>
       </w:pPr>
-      <w:bookmarkStart w:id="42" w:name="_Toc232775093"/>
-      <w:bookmarkStart w:id="43" w:name="_Toc232775130"/>
+      <w:bookmarkStart w:id="42" w:name="_Toc232775838"/>
+      <w:bookmarkStart w:id="43" w:name="_Toc232775875"/>
       <w:r>
         <w:t>3.7 Integração com Blockchain para Auditoria</w:t>
       </w:r>
@@ -10469,7 +10475,7 @@
           <w:right w:val="nil"/>
           <w:between w:val="nil"/>
         </w:pBdr>
-        <w:spacing w:line="360" w:lineRule="auto"/>
+        <w:spacing w:line="240" w:lineRule="auto"/>
         <w:ind w:firstLine="709"/>
         <w:jc w:val="both"/>
         <w:rPr>
@@ -10493,7 +10499,7 @@
           <w:right w:val="nil"/>
           <w:between w:val="nil"/>
         </w:pBdr>
-        <w:spacing w:line="360" w:lineRule="auto"/>
+        <w:spacing w:line="240" w:lineRule="auto"/>
         <w:ind w:firstLine="709"/>
         <w:jc w:val="both"/>
         <w:rPr>
@@ -10517,7 +10523,7 @@
           <w:right w:val="nil"/>
           <w:between w:val="nil"/>
         </w:pBdr>
-        <w:spacing w:line="360" w:lineRule="auto"/>
+        <w:spacing w:line="240" w:lineRule="auto"/>
         <w:ind w:firstLine="709"/>
         <w:jc w:val="both"/>
         <w:rPr>
@@ -10541,7 +10547,7 @@
           <w:right w:val="nil"/>
           <w:between w:val="nil"/>
         </w:pBdr>
-        <w:spacing w:line="360" w:lineRule="auto"/>
+        <w:spacing w:line="240" w:lineRule="auto"/>
         <w:ind w:firstLine="709"/>
         <w:jc w:val="both"/>
         <w:rPr>
@@ -10721,7 +10727,7 @@
     </w:p>
     <w:p>
       <w:pPr>
-        <w:spacing w:line="360" w:lineRule="auto"/>
+        <w:spacing w:line="240" w:lineRule="auto"/>
         <w:ind w:firstLine="719"/>
         <w:jc w:val="both"/>
         <w:rPr>
@@ -10757,11 +10763,12 @@
     <w:p>
       <w:pPr>
         <w:pStyle w:val="Ttulo1"/>
+        <w:spacing w:line="240" w:lineRule="auto"/>
         <w:ind w:left="3870"/>
         <w:jc w:val="right"/>
       </w:pPr>
-      <w:bookmarkStart w:id="44" w:name="_Toc232775094"/>
-      <w:bookmarkStart w:id="45" w:name="_Toc232775131"/>
+      <w:bookmarkStart w:id="44" w:name="_Toc232775839"/>
+      <w:bookmarkStart w:id="45" w:name="_Toc232775876"/>
       <w:r>
         <w:t>DESENVOLVIMENTO</w:t>
       </w:r>
@@ -10807,10 +10814,11 @@
         <w:tabs>
           <w:tab w:val="left" w:pos="430"/>
         </w:tabs>
+        <w:spacing w:line="240" w:lineRule="auto"/>
         <w:ind w:left="0" w:firstLine="0"/>
       </w:pPr>
-      <w:bookmarkStart w:id="46" w:name="_Toc232775095"/>
-      <w:bookmarkStart w:id="47" w:name="_Toc232775132"/>
+      <w:bookmarkStart w:id="46" w:name="_Toc232775840"/>
+      <w:bookmarkStart w:id="47" w:name="_Toc232775877"/>
       <w:r>
         <w:t>4.1 Visão Geral da Arquitetura Proposta</w:t>
       </w:r>
@@ -10858,6 +10866,29 @@
           <w:right w:val="nil"/>
           <w:between w:val="nil"/>
         </w:pBdr>
+        <w:spacing w:line="240" w:lineRule="auto"/>
+        <w:ind w:firstLine="719"/>
+        <w:jc w:val="both"/>
+        <w:rPr>
+          <w:color w:val="000000"/>
+        </w:rPr>
+      </w:pPr>
+      <w:r>
+        <w:rPr>
+          <w:color w:val="000000"/>
+        </w:rPr>
+        <w:t>A arquitetura proposta neste trabalho articula microsserviços, gestão federada de identidade, Inteligência Artificial aplicada à análise de risco e registro imutável por blockchain, com o objetivo de estabelecer um sistema autônomo de autenticação contextual para aplicações web. Diferentemente de abordagens tradicionais, baseadas em uma decisão binária no momento do login, o modelo adota uma perspectiva contínua e orientada por risco, alinhada aos princípios de segurança por desenho (security by design) e de verificação contínua do Zero Trust (NIST, 2020; ROSE et al., 2020).</w:t>
+      </w:r>
+    </w:p>
+    <w:p>
+      <w:pPr>
+        <w:pBdr>
+          <w:top w:val="nil"/>
+          <w:left w:val="nil"/>
+          <w:bottom w:val="nil"/>
+          <w:right w:val="nil"/>
+          <w:between w:val="nil"/>
+        </w:pBdr>
         <w:spacing w:line="357" w:lineRule="auto"/>
         <w:ind w:firstLine="719"/>
         <w:jc w:val="both"/>
@@ -10865,11 +10896,28 @@
           <w:color w:val="000000"/>
         </w:rPr>
       </w:pPr>
-      <w:r>
-        <w:rPr>
-          <w:color w:val="000000"/>
-        </w:rPr>
-        <w:t>A arquitetura proposta neste trabalho articula microsserviços, gestão federada de identidade, Inteligência Artificial aplicada à análise de risco e registro imutável por blockchain, com o objetivo de estabelecer um sistema autônomo de autenticação contextual para aplicações web. Diferentemente de abordagens tradicionais, baseadas em uma decisão binária no momento do login, o modelo adota uma perspectiva contínua e orientada por risco, alinhada aos princípios de segurança por desenho (security by design) e de verificação contínua do Zero Trust (NIST, 2020; ROSE et al., 2020).</w:t>
+    </w:p>
+    <w:p>
+      <w:pPr>
+        <w:pBdr>
+          <w:top w:val="nil"/>
+          <w:left w:val="nil"/>
+          <w:bottom w:val="nil"/>
+          <w:right w:val="nil"/>
+          <w:between w:val="nil"/>
+        </w:pBdr>
+        <w:spacing w:line="240" w:lineRule="auto"/>
+        <w:ind w:firstLine="719"/>
+        <w:jc w:val="both"/>
+        <w:rPr>
+          <w:color w:val="000000"/>
+        </w:rPr>
+      </w:pPr>
+      <w:r>
+        <w:rPr>
+          <w:color w:val="000000"/>
+        </w:rPr>
+        <w:t>A escolha do paradigma de microsserviços decorre da necessidade de modularização estrutural, isolamento de domínios e escalabilidade independente. Conforme argumenta Newman (2015), arquiteturas de microsserviços favorecem a decomposição funcional orientada a capacidades de negócio, reduzindo acoplamentos rígidos e permitindo ciclos de evolução contínua. Sob a perspectiva da engenharia de software contemporânea, essa abordagem viabiliza a aplicação de políticas granulares de segurança, uma vez que cada serviço pode implementar mecanismos específicos de autenticação, autorização e monitoramento.</w:t>
       </w:r>
     </w:p>
     <w:p>
@@ -10898,6 +10946,29 @@
           <w:right w:val="nil"/>
           <w:between w:val="nil"/>
         </w:pBdr>
+        <w:spacing w:line="240" w:lineRule="auto"/>
+        <w:ind w:firstLine="719"/>
+        <w:jc w:val="both"/>
+        <w:rPr>
+          <w:color w:val="000000"/>
+        </w:rPr>
+      </w:pPr>
+      <w:r>
+        <w:rPr>
+          <w:color w:val="000000"/>
+        </w:rPr>
+        <w:t>Do ponto de vista conceitual, a arquitetura adota princípios derivados da Teoria da Complexidade aplicada a sistemas distribuídos, reconhecendo que ambientes de software modernos operam em contextos dinâmicos, heterogêneos e sujeitos a falhas não determinísticas. Nesse cenário, a segurança não pode ser tratada como um atributo estático, mas como um processo adaptativo e contínuo, no qual cada acesso é continuamente reavaliado em função do risco (NIST, 2020; ROSE et al., 2020).</w:t>
+      </w:r>
+    </w:p>
+    <w:p>
+      <w:pPr>
+        <w:pBdr>
+          <w:top w:val="nil"/>
+          <w:left w:val="nil"/>
+          <w:bottom w:val="nil"/>
+          <w:right w:val="nil"/>
+          <w:between w:val="nil"/>
+        </w:pBdr>
         <w:spacing w:line="357" w:lineRule="auto"/>
         <w:ind w:firstLine="719"/>
         <w:jc w:val="both"/>
@@ -10905,11 +10976,28 @@
           <w:color w:val="000000"/>
         </w:rPr>
       </w:pPr>
-      <w:r>
-        <w:rPr>
-          <w:color w:val="000000"/>
-        </w:rPr>
-        <w:t>A escolha do paradigma de microsserviços decorre da necessidade de modularização estrutural, isolamento de domínios e escalabilidade independente. Conforme argumenta Newman (2015), arquiteturas de microsserviços favorecem a decomposição funcional orientada a capacidades de negócio, reduzindo acoplamentos rígidos e permitindo ciclos de evolução contínua. Sob a perspectiva da engenharia de software contemporânea, essa abordagem viabiliza a aplicação de políticas granulares de segurança, uma vez que cada serviço pode implementar mecanismos específicos de autenticação, autorização e monitoramento.</w:t>
+    </w:p>
+    <w:p>
+      <w:pPr>
+        <w:pBdr>
+          <w:top w:val="nil"/>
+          <w:left w:val="nil"/>
+          <w:bottom w:val="nil"/>
+          <w:right w:val="nil"/>
+          <w:between w:val="nil"/>
+        </w:pBdr>
+        <w:spacing w:line="240" w:lineRule="auto"/>
+        <w:ind w:firstLine="719"/>
+        <w:jc w:val="both"/>
+        <w:rPr>
+          <w:color w:val="000000"/>
+        </w:rPr>
+      </w:pPr>
+      <w:r>
+        <w:rPr>
+          <w:color w:val="000000"/>
+        </w:rPr>
+        <w:t>A camada de identidade apoia-se em protocolos consolidados de autenticação e autorização. O Keycloak atua como provedor de identidade, implementando os fluxos OAuth2 e OpenID Connect e emitindo tokens JWT, o que permite delegar a autenticação federada e concentrar na aplicação a lógica de análise contextual. Essa separação de responsabilidades favorece a manutenção e a aplicação de políticas de acesso consistentes (NIST, 2017).</w:t>
       </w:r>
     </w:p>
     <w:p>
@@ -10938,6 +11026,29 @@
           <w:right w:val="nil"/>
           <w:between w:val="nil"/>
         </w:pBdr>
+        <w:spacing w:line="240" w:lineRule="auto"/>
+        <w:ind w:firstLine="719"/>
+        <w:jc w:val="both"/>
+        <w:rPr>
+          <w:color w:val="000000"/>
+        </w:rPr>
+      </w:pPr>
+      <w:r>
+        <w:rPr>
+          <w:color w:val="000000"/>
+        </w:rPr>
+        <w:t>No fluxo proposto, cada tentativa de login desencadeia um processo automatizado estruturado em etapas encadeadas: o sistema extrai os critérios contextuais da requisição, submete-os ao motor de IA, calcula um escore de risco, aplica os limiares de decisão e registra o resultado na blockchain. Essa cadeia fundamenta-se no princípio de defesa em profundidade (defense in depth), no qual múltiplas camadas complementares reduzem a probabilidade de acesso indevido (NIST, 2020).</w:t>
+      </w:r>
+    </w:p>
+    <w:p>
+      <w:pPr>
+        <w:pBdr>
+          <w:top w:val="nil"/>
+          <w:left w:val="nil"/>
+          <w:bottom w:val="nil"/>
+          <w:right w:val="nil"/>
+          <w:between w:val="nil"/>
+        </w:pBdr>
         <w:spacing w:line="357" w:lineRule="auto"/>
         <w:ind w:firstLine="719"/>
         <w:jc w:val="both"/>
@@ -10945,11 +11056,28 @@
           <w:color w:val="000000"/>
         </w:rPr>
       </w:pPr>
-      <w:r>
-        <w:rPr>
-          <w:color w:val="000000"/>
-        </w:rPr>
-        <w:t>Do ponto de vista conceitual, a arquitetura adota princípios derivados da Teoria da Complexidade aplicada a sistemas distribuídos, reconhecendo que ambientes de software modernos operam em contextos dinâmicos, heterogêneos e sujeitos a falhas não determinísticas. Nesse cenário, a segurança não pode ser tratada como um atributo estático, mas como um processo adaptativo e contínuo, no qual cada acesso é continuamente reavaliado em função do risco (NIST, 2020; ROSE et al., 2020).</w:t>
+    </w:p>
+    <w:p>
+      <w:pPr>
+        <w:pBdr>
+          <w:top w:val="nil"/>
+          <w:left w:val="nil"/>
+          <w:bottom w:val="nil"/>
+          <w:right w:val="nil"/>
+          <w:between w:val="nil"/>
+        </w:pBdr>
+        <w:spacing w:line="240" w:lineRule="auto"/>
+        <w:ind w:firstLine="719"/>
+        <w:jc w:val="both"/>
+        <w:rPr>
+          <w:color w:val="000000"/>
+        </w:rPr>
+      </w:pPr>
+      <w:r>
+        <w:rPr>
+          <w:color w:val="000000"/>
+        </w:rPr>
+        <w:t>Um dos elementos centrais da arquitetura é o módulo de Inteligência Artificial responsável pela classificação de risco e pela detecção de comportamentos anômalos nas tentativas de autenticação. Essa camada baseia-se em modelos de aprendizado de máquina treinados a partir de dados contextuais para estimar a probabilidade de um acesso ser fraudulento. Conforme descrito por Goodfellow, Bengio e Courville (2016), modelos de aprendizado profundo capturam representações complexas de padrões não lineares, ampliando a capacidade preditiva em espaços de alta dimensionalidade.</w:t>
       </w:r>
     </w:p>
     <w:p>
@@ -10978,6 +11106,69 @@
           <w:right w:val="nil"/>
           <w:between w:val="nil"/>
         </w:pBdr>
+        <w:spacing w:line="240" w:lineRule="auto"/>
+        <w:ind w:firstLine="719"/>
+        <w:jc w:val="both"/>
+        <w:rPr>
+          <w:color w:val="000000"/>
+        </w:rPr>
+      </w:pPr>
+      <w:r>
+        <w:rPr>
+          <w:color w:val="000000"/>
+        </w:rPr>
+        <w:t>A utilização de métricas como acurácia, precisão, revocação (recall) e F1-score permite avaliar empiricamente o desempenho do classificador, conferindo rigor estatístico à decisão automatizada de conceder, reforçar (MFA) ou negar o acesso. Essa abordagem dialoga com o paradigma de segurança orientada por dados (data-driven security), no qual decisões deixam de ser exclusivamente heurísticas e passam a ser probabilísticas e mensuráveis.</w:t>
+      </w:r>
+    </w:p>
+    <w:p>
+      <w:pPr>
+        <w:pBdr>
+          <w:top w:val="nil"/>
+          <w:left w:val="nil"/>
+          <w:bottom w:val="nil"/>
+          <w:right w:val="nil"/>
+          <w:between w:val="nil"/>
+        </w:pBdr>
+        <w:spacing w:line="355" w:lineRule="auto"/>
+        <w:ind w:firstLine="360"/>
+        <w:jc w:val="both"/>
+        <w:rPr>
+          <w:color w:val="000000"/>
+        </w:rPr>
+      </w:pPr>
+    </w:p>
+    <w:p>
+      <w:pPr>
+        <w:pBdr>
+          <w:top w:val="nil"/>
+          <w:left w:val="nil"/>
+          <w:bottom w:val="nil"/>
+          <w:right w:val="nil"/>
+          <w:between w:val="nil"/>
+        </w:pBdr>
+        <w:spacing w:line="240" w:lineRule="auto"/>
+        <w:ind w:firstLine="719"/>
+        <w:jc w:val="both"/>
+        <w:rPr>
+          <w:color w:val="000000"/>
+        </w:rPr>
+      </w:pPr>
+      <w:r>
+        <w:rPr>
+          <w:color w:val="000000"/>
+        </w:rPr>
+        <w:t>Complementando a camada analítica, a arquitetura incorpora uma rede blockchain permissionada para o registro imutável das decisões de autenticação. A fundamentação conceitual baseia-se no encadeamento criptográfico descrito por Nakamoto (2008), no qual cada bloco contém o hash do bloco anterior, garantindo integridade estrutural e resistência à alteração retroativa. Em ambientes corporativos, redes permissionadas oferecem maior controle de governança e desempenho.</w:t>
+      </w:r>
+    </w:p>
+    <w:p>
+      <w:pPr>
+        <w:pBdr>
+          <w:top w:val="nil"/>
+          <w:left w:val="nil"/>
+          <w:bottom w:val="nil"/>
+          <w:right w:val="nil"/>
+          <w:between w:val="nil"/>
+        </w:pBdr>
         <w:spacing w:line="357" w:lineRule="auto"/>
         <w:ind w:firstLine="719"/>
         <w:jc w:val="both"/>
@@ -10985,131 +11176,28 @@
           <w:color w:val="000000"/>
         </w:rPr>
       </w:pPr>
-      <w:r>
-        <w:rPr>
-          <w:color w:val="000000"/>
-        </w:rPr>
-        <w:t>A camada de identidade apoia-se em protocolos consolidados de autenticação e autorização. O Keycloak atua como provedor de identidade, implementando os fluxos OAuth2 e OpenID Connect e emitindo tokens JWT, o que permite delegar a autenticação federada e concentrar na aplicação a lógica de análise contextual. Essa separação de responsabilidades favorece a manutenção e a aplicação de políticas de acesso consistentes (NIST, 2017).</w:t>
-      </w:r>
-    </w:p>
-    <w:p>
-      <w:pPr>
-        <w:pBdr>
-          <w:top w:val="nil"/>
-          <w:left w:val="nil"/>
-          <w:bottom w:val="nil"/>
-          <w:right w:val="nil"/>
-          <w:between w:val="nil"/>
-        </w:pBdr>
-        <w:spacing w:line="357" w:lineRule="auto"/>
+    </w:p>
+    <w:p>
+      <w:pPr>
+        <w:pBdr>
+          <w:top w:val="nil"/>
+          <w:left w:val="nil"/>
+          <w:bottom w:val="nil"/>
+          <w:right w:val="nil"/>
+          <w:between w:val="nil"/>
+        </w:pBdr>
+        <w:spacing w:line="240" w:lineRule="auto"/>
         <w:ind w:firstLine="719"/>
         <w:jc w:val="both"/>
         <w:rPr>
           <w:color w:val="000000"/>
         </w:rPr>
       </w:pPr>
-    </w:p>
-    <w:p>
-      <w:pPr>
-        <w:pBdr>
-          <w:top w:val="nil"/>
-          <w:left w:val="nil"/>
-          <w:bottom w:val="nil"/>
-          <w:right w:val="nil"/>
-          <w:between w:val="nil"/>
-        </w:pBdr>
-        <w:spacing w:line="357" w:lineRule="auto"/>
-        <w:ind w:firstLine="719"/>
-        <w:jc w:val="both"/>
-        <w:rPr>
-          <w:color w:val="000000"/>
-        </w:rPr>
-      </w:pPr>
-      <w:r>
-        <w:rPr>
-          <w:color w:val="000000"/>
-        </w:rPr>
-        <w:t>No fluxo proposto, cada tentativa de login desencadeia um processo automatizado estruturado em etapas encadeadas: o sistema extrai os critérios contextuais da requisição, submete-os ao motor de IA, calcula um escore de risco, aplica os limiares de decisão e registra o resultado na blockchain. Essa cadeia fundamenta-se no princípio de defesa em profundidade (defense in depth), no qual múltiplas camadas complementares reduzem a probabilidade de acesso indevido (NIST, 2020).</w:t>
-      </w:r>
-    </w:p>
-    <w:p>
-      <w:pPr>
-        <w:pBdr>
-          <w:top w:val="nil"/>
-          <w:left w:val="nil"/>
-          <w:bottom w:val="nil"/>
-          <w:right w:val="nil"/>
-          <w:between w:val="nil"/>
-        </w:pBdr>
-        <w:spacing w:line="357" w:lineRule="auto"/>
-        <w:ind w:firstLine="719"/>
-        <w:jc w:val="both"/>
-        <w:rPr>
-          <w:color w:val="000000"/>
-        </w:rPr>
-      </w:pPr>
-    </w:p>
-    <w:p>
-      <w:pPr>
-        <w:pBdr>
-          <w:top w:val="nil"/>
-          <w:left w:val="nil"/>
-          <w:bottom w:val="nil"/>
-          <w:right w:val="nil"/>
-          <w:between w:val="nil"/>
-        </w:pBdr>
-        <w:spacing w:line="357" w:lineRule="auto"/>
-        <w:ind w:firstLine="719"/>
-        <w:jc w:val="both"/>
-        <w:rPr>
-          <w:color w:val="000000"/>
-        </w:rPr>
-      </w:pPr>
-      <w:r>
-        <w:rPr>
-          <w:color w:val="000000"/>
-        </w:rPr>
-        <w:t>Um dos elementos centrais da arquitetura é o módulo de Inteligência Artificial responsável pela classificação de risco e pela detecção de comportamentos anômalos nas tentativas de autenticação. Essa camada baseia-se em modelos de aprendizado de máquina treinados a partir de dados contextuais para estimar a probabilidade de um acesso ser fraudulento. Conforme descrito por Goodfellow, Bengio e Courville (2016), modelos de aprendizado profundo capturam representações complexas de padrões não lineares, ampliando a capacidade preditiva em espaços de alta dimensionalidade.</w:t>
-      </w:r>
-    </w:p>
-    <w:p>
-      <w:pPr>
-        <w:pBdr>
-          <w:top w:val="nil"/>
-          <w:left w:val="nil"/>
-          <w:bottom w:val="nil"/>
-          <w:right w:val="nil"/>
-          <w:between w:val="nil"/>
-        </w:pBdr>
-        <w:spacing w:line="357" w:lineRule="auto"/>
-        <w:ind w:firstLine="719"/>
-        <w:jc w:val="both"/>
-        <w:rPr>
-          <w:color w:val="000000"/>
-        </w:rPr>
-      </w:pPr>
-    </w:p>
-    <w:p>
-      <w:pPr>
-        <w:pBdr>
-          <w:top w:val="nil"/>
-          <w:left w:val="nil"/>
-          <w:bottom w:val="nil"/>
-          <w:right w:val="nil"/>
-          <w:between w:val="nil"/>
-        </w:pBdr>
-        <w:spacing w:line="357" w:lineRule="auto"/>
-        <w:ind w:firstLine="719"/>
-        <w:jc w:val="both"/>
-        <w:rPr>
-          <w:color w:val="000000"/>
-        </w:rPr>
-      </w:pPr>
-      <w:r>
-        <w:rPr>
-          <w:color w:val="000000"/>
-        </w:rPr>
-        <w:t>A utilização de métricas como acurácia, precisão, revocação (recall) e F1-score permite avaliar empiricamente o desempenho do classificador, conferindo rigor estatístico à decisão automatizada de conceder, reforçar (MFA) ou negar o acesso. Essa abordagem dialoga com o paradigma de segurança orientada por dados (data-driven security), no qual decisões deixam de ser exclusivamente heurísticas e passam a ser probabilísticas e mensuráveis.</w:t>
+      <w:r>
+        <w:rPr>
+          <w:color w:val="000000"/>
+        </w:rPr>
+        <w:t>Sob a perspectiva normativa, o registro imutável das decisões atende às recomendações de proteção da integridade de logs e trilhas de auditoria descritas pelo NIST (2020). Cada decisão de acesso gera um hash criptográfico armazenado na blockchain, assegurando rastreabilidade forense e não repúdio.</w:t>
       </w:r>
     </w:p>
     <w:p>
@@ -11138,87 +11226,7 @@
           <w:right w:val="nil"/>
           <w:between w:val="nil"/>
         </w:pBdr>
-        <w:spacing w:line="357" w:lineRule="auto"/>
-        <w:ind w:firstLine="719"/>
-        <w:jc w:val="both"/>
-        <w:rPr>
-          <w:color w:val="000000"/>
-        </w:rPr>
-      </w:pPr>
-      <w:r>
-        <w:rPr>
-          <w:color w:val="000000"/>
-        </w:rPr>
-        <w:t>Complementando a camada analítica, a arquitetura incorpora uma rede blockchain permissionada para o registro imutável das decisões de autenticação. A fundamentação conceitual baseia-se no encadeamento criptográfico descrito por Nakamoto (2008), no qual cada bloco contém o hash do bloco anterior, garantindo integridade estrutural e resistência à alteração retroativa. Em ambientes corporativos, redes permissionadas oferecem maior controle de governança e desempenho.</w:t>
-      </w:r>
-    </w:p>
-    <w:p>
-      <w:pPr>
-        <w:pBdr>
-          <w:top w:val="nil"/>
-          <w:left w:val="nil"/>
-          <w:bottom w:val="nil"/>
-          <w:right w:val="nil"/>
-          <w:between w:val="nil"/>
-        </w:pBdr>
-        <w:spacing w:line="357" w:lineRule="auto"/>
-        <w:ind w:firstLine="719"/>
-        <w:jc w:val="both"/>
-        <w:rPr>
-          <w:color w:val="000000"/>
-        </w:rPr>
-      </w:pPr>
-    </w:p>
-    <w:p>
-      <w:pPr>
-        <w:pBdr>
-          <w:top w:val="nil"/>
-          <w:left w:val="nil"/>
-          <w:bottom w:val="nil"/>
-          <w:right w:val="nil"/>
-          <w:between w:val="nil"/>
-        </w:pBdr>
-        <w:spacing w:line="357" w:lineRule="auto"/>
-        <w:ind w:firstLine="719"/>
-        <w:jc w:val="both"/>
-        <w:rPr>
-          <w:color w:val="000000"/>
-        </w:rPr>
-      </w:pPr>
-      <w:r>
-        <w:rPr>
-          <w:color w:val="000000"/>
-        </w:rPr>
-        <w:t>Sob a perspectiva normativa, o registro imutável das decisões atende às recomendações de proteção da integridade de logs e trilhas de auditoria descritas pelo NIST (2020). Cada decisão de acesso gera um hash criptográfico armazenado na blockchain, assegurando rastreabilidade forense e não repúdio.</w:t>
-      </w:r>
-    </w:p>
-    <w:p>
-      <w:pPr>
-        <w:pBdr>
-          <w:top w:val="nil"/>
-          <w:left w:val="nil"/>
-          <w:bottom w:val="nil"/>
-          <w:right w:val="nil"/>
-          <w:between w:val="nil"/>
-        </w:pBdr>
-        <w:spacing w:line="355" w:lineRule="auto"/>
-        <w:ind w:firstLine="360"/>
-        <w:jc w:val="both"/>
-        <w:rPr>
-          <w:color w:val="000000"/>
-        </w:rPr>
-      </w:pPr>
-    </w:p>
-    <w:p>
-      <w:pPr>
-        <w:pBdr>
-          <w:top w:val="nil"/>
-          <w:left w:val="nil"/>
-          <w:bottom w:val="nil"/>
-          <w:right w:val="nil"/>
-          <w:between w:val="nil"/>
-        </w:pBdr>
-        <w:spacing w:line="357" w:lineRule="auto"/>
+        <w:spacing w:line="240" w:lineRule="auto"/>
         <w:jc w:val="both"/>
         <w:rPr>
           <w:color w:val="000000"/>
@@ -11261,7 +11269,7 @@
           <w:right w:val="nil"/>
           <w:between w:val="nil"/>
         </w:pBdr>
-        <w:spacing w:line="357" w:lineRule="auto"/>
+        <w:spacing w:line="240" w:lineRule="auto"/>
         <w:jc w:val="both"/>
         <w:rPr>
           <w:color w:val="000000"/>
@@ -11289,7 +11297,7 @@
           <w:right w:val="nil"/>
           <w:between w:val="nil"/>
         </w:pBdr>
-        <w:spacing w:line="357" w:lineRule="auto"/>
+        <w:spacing w:line="240" w:lineRule="auto"/>
         <w:jc w:val="both"/>
         <w:rPr>
           <w:color w:val="000000"/>
@@ -11317,7 +11325,7 @@
           <w:right w:val="nil"/>
           <w:between w:val="nil"/>
         </w:pBdr>
-        <w:spacing w:line="357" w:lineRule="auto"/>
+        <w:spacing w:line="240" w:lineRule="auto"/>
         <w:jc w:val="both"/>
         <w:rPr>
           <w:color w:val="000000"/>
@@ -11345,7 +11353,7 @@
           <w:right w:val="nil"/>
           <w:between w:val="nil"/>
         </w:pBdr>
-        <w:spacing w:line="357" w:lineRule="auto"/>
+        <w:spacing w:line="240" w:lineRule="auto"/>
         <w:jc w:val="both"/>
         <w:rPr>
           <w:color w:val="000000"/>
@@ -11373,7 +11381,7 @@
           <w:right w:val="nil"/>
           <w:between w:val="nil"/>
         </w:pBdr>
-        <w:spacing w:line="357" w:lineRule="auto"/>
+        <w:spacing w:line="240" w:lineRule="auto"/>
         <w:jc w:val="both"/>
         <w:rPr>
           <w:color w:val="000000"/>
@@ -11413,6 +11421,29 @@
           <w:right w:val="nil"/>
           <w:between w:val="nil"/>
         </w:pBdr>
+        <w:spacing w:line="240" w:lineRule="auto"/>
+        <w:ind w:firstLine="719"/>
+        <w:jc w:val="both"/>
+        <w:rPr>
+          <w:color w:val="000000"/>
+        </w:rPr>
+      </w:pPr>
+      <w:r>
+        <w:rPr>
+          <w:color w:val="000000"/>
+        </w:rPr>
+        <w:t>O fluxo operacional estabelece uma cadeia decisória automatizada: a tentativa de login ativa a extração dos critérios contextuais; o motor de IA calcula o escore de risco; os limiares de decisão são aplicados; o resultado é registrado na blockchain; e o sistema concede o acesso, exige MFA ou o bloqueia.</w:t>
+      </w:r>
+    </w:p>
+    <w:p>
+      <w:pPr>
+        <w:pBdr>
+          <w:top w:val="nil"/>
+          <w:left w:val="nil"/>
+          <w:bottom w:val="nil"/>
+          <w:right w:val="nil"/>
+          <w:between w:val="nil"/>
+        </w:pBdr>
         <w:spacing w:line="357" w:lineRule="auto"/>
         <w:ind w:firstLine="719"/>
         <w:jc w:val="both"/>
@@ -11420,11 +11451,25 @@
           <w:color w:val="000000"/>
         </w:rPr>
       </w:pPr>
-      <w:r>
-        <w:rPr>
-          <w:color w:val="000000"/>
-        </w:rPr>
-        <w:t>O fluxo operacional estabelece uma cadeia decisória automatizada: a tentativa de login ativa a extração dos critérios contextuais; o motor de IA calcula o escore de risco; os limiares de decisão são aplicados; o resultado é registrado na blockchain; e o sistema concede o acesso, exige MFA ou o bloqueia.</w:t>
+    </w:p>
+    <w:p>
+      <w:pPr>
+        <w:pBdr>
+          <w:top w:val="nil"/>
+          <w:left w:val="nil"/>
+          <w:bottom w:val="nil"/>
+          <w:right w:val="nil"/>
+          <w:between w:val="nil"/>
+        </w:pBdr>
+        <w:spacing w:line="240" w:lineRule="auto"/>
+        <w:ind w:firstLine="719"/>
+        <w:jc w:val="both"/>
+        <w:rPr>
+          <w:color w:val="000000"/>
+        </w:rPr>
+      </w:pPr>
+      <w:r>
+        <w:t>Do ponto de vista teórico, o modelo proposto representa uma convergência entre engenharia de software segura, ciência de dados aplicada à segurança e mecanismos criptográficos de integridade distribuída. Essa convergência estabelece um paradigma preventivo, auditável e orientado por evidências, com potencial de superar limitações de abordagens reativas e centralizadas.</w:t>
       </w:r>
     </w:p>
     <w:p>
@@ -11453,47 +11498,7 @@
           <w:right w:val="nil"/>
           <w:between w:val="nil"/>
         </w:pBdr>
-        <w:spacing w:line="357" w:lineRule="auto"/>
-        <w:ind w:firstLine="719"/>
-        <w:jc w:val="both"/>
-        <w:rPr>
-          <w:color w:val="000000"/>
-        </w:rPr>
-      </w:pPr>
-      <w:r>
-        <w:rPr>
-          <w:color w:val="000000"/>
-        </w:rPr>
-        <w:t>Do ponto de vista teórico, o modelo proposto representa uma convergência entre engenharia de software segura, ciência de dados aplicada à segurança e mecanismos criptográficos de integridade distribuída. Essa convergência estabelece um paradigma preventivo, auditável e orientado por evidências, superando limitações de abordagens reativas e centralizadas.</w:t>
-      </w:r>
-    </w:p>
-    <w:p>
-      <w:pPr>
-        <w:pBdr>
-          <w:top w:val="nil"/>
-          <w:left w:val="nil"/>
-          <w:bottom w:val="nil"/>
-          <w:right w:val="nil"/>
-          <w:between w:val="nil"/>
-        </w:pBdr>
-        <w:spacing w:line="357" w:lineRule="auto"/>
-        <w:ind w:firstLine="719"/>
-        <w:jc w:val="both"/>
-        <w:rPr>
-          <w:color w:val="000000"/>
-        </w:rPr>
-      </w:pPr>
-    </w:p>
-    <w:p>
-      <w:pPr>
-        <w:pBdr>
-          <w:top w:val="nil"/>
-          <w:left w:val="nil"/>
-          <w:bottom w:val="nil"/>
-          <w:right w:val="nil"/>
-          <w:between w:val="nil"/>
-        </w:pBdr>
-        <w:spacing w:line="357" w:lineRule="auto"/>
+        <w:spacing w:line="240" w:lineRule="auto"/>
         <w:ind w:firstLine="719"/>
         <w:jc w:val="both"/>
         <w:rPr>
@@ -11574,6 +11579,7 @@
           <w:right w:val="nil"/>
           <w:between w:val="nil"/>
         </w:pBdr>
+        <w:spacing w:line="240" w:lineRule="auto"/>
         <w:jc w:val="center"/>
         <w:rPr>
           <w:i/>
@@ -11593,6 +11599,9 @@
       </w:r>
     </w:p>
     <w:p>
+      <w:pPr>
+        <w:spacing w:line="240" w:lineRule="auto"/>
+      </w:pPr>
       <w:r>
         <w:t>A Figura 1 sintetiza a organização do sistema em cinco camadas. Na base, a Camada de Aplicação Modular expõe as APIs REST consumidas pelo frontend Angular; acima dela, a Camada de Identidade e Acesso delega a autenticação ao Keycloak. A Camada de Inteligência Contextual extrai os 14 critérios e calcula o escore de risco por meio do ensemble; a Camada de Decisão Adaptativa converte esse escore em uma ação (permitir, exigir MFA ou bloquear); e, por fim, a Camada de Registro Imutável persiste cada decisão na blockchain. Essa separação em camadas permite evoluir cada responsabilidade de forma independente e aplicar políticas de segurança específicas em cada nível.</w:t>
       </w:r>
@@ -11637,11 +11646,11 @@
         <w:tabs>
           <w:tab w:val="left" w:pos="430"/>
         </w:tabs>
-        <w:spacing w:before="79"/>
+        <w:spacing w:before="79" w:line="240" w:lineRule="auto"/>
         <w:ind w:left="0" w:firstLine="0"/>
       </w:pPr>
-      <w:bookmarkStart w:id="49" w:name="_Toc232775096"/>
-      <w:bookmarkStart w:id="50" w:name="_Toc232775133"/>
+      <w:bookmarkStart w:id="49" w:name="_Toc232775841"/>
+      <w:bookmarkStart w:id="50" w:name="_Toc232775878"/>
       <w:r>
         <w:t>4.2 Tecnologias Utilizadas</w:t>
       </w:r>
@@ -11690,6 +11699,29 @@
           <w:right w:val="nil"/>
           <w:between w:val="nil"/>
         </w:pBdr>
+        <w:spacing w:line="240" w:lineRule="auto"/>
+        <w:ind w:firstLine="402"/>
+        <w:jc w:val="both"/>
+        <w:rPr>
+          <w:color w:val="000000"/>
+        </w:rPr>
+      </w:pPr>
+      <w:r>
+        <w:rPr>
+          <w:color w:val="000000"/>
+        </w:rPr>
+        <w:t>A seleção das tecnologias adotadas neste trabalho foi orientada por critérios de maturidade tecnológica, aderência a padrões internacionais de segurança e compatibilidade com arquiteturas distribuídas baseadas em microsserviços. A arquitetura backend foi desenvolvida com Spring Boot, framework amplamente utilizado para construção de APIs RESTful escaláveis e seguras. Sua integração nativa com mecanismos de autenticação baseados em OAuth2 e JWT contribui para implementação de controles de acesso consistentes com as diretrizes do National Institute of Standards and Technology (NIST, 2020), que enfatizam autenticação robusta e controle de privilégios mínimos.</w:t>
+      </w:r>
+    </w:p>
+    <w:p>
+      <w:pPr>
+        <w:pBdr>
+          <w:top w:val="nil"/>
+          <w:left w:val="nil"/>
+          <w:bottom w:val="nil"/>
+          <w:right w:val="nil"/>
+          <w:between w:val="nil"/>
+        </w:pBdr>
         <w:spacing w:line="357" w:lineRule="auto"/>
         <w:ind w:firstLine="402"/>
         <w:jc w:val="both"/>
@@ -11697,11 +11729,28 @@
           <w:color w:val="000000"/>
         </w:rPr>
       </w:pPr>
-      <w:r>
-        <w:rPr>
-          <w:color w:val="000000"/>
-        </w:rPr>
-        <w:t>A seleção das tecnologias adotadas neste trabalho foi orientada por critérios de maturidade tecnológica, aderência a padrões internacionais de segurança e compatibilidade com arquiteturas distribuídas baseadas em microsserviços. A arquitetura backend foi desenvolvida com Spring Boot, framework amplamente utilizado para construção de APIs RESTful escaláveis e seguras. Sua integração nativa com mecanismos de autenticação baseados em OAuth2 e JWT contribui para implementação de controles de acesso consistentes com as diretrizes do National Institute of Standards and Technology (NIST, 2020), que enfatizam autenticação robusta e controle de privilégios mínimos.</w:t>
+    </w:p>
+    <w:p>
+      <w:pPr>
+        <w:pBdr>
+          <w:top w:val="nil"/>
+          <w:left w:val="nil"/>
+          <w:bottom w:val="nil"/>
+          <w:right w:val="nil"/>
+          <w:between w:val="nil"/>
+        </w:pBdr>
+        <w:spacing w:line="240" w:lineRule="auto"/>
+        <w:ind w:firstLine="402"/>
+        <w:jc w:val="both"/>
+        <w:rPr>
+          <w:color w:val="000000"/>
+        </w:rPr>
+      </w:pPr>
+      <w:r>
+        <w:rPr>
+          <w:color w:val="000000"/>
+        </w:rPr>
+        <w:t>No frontend, utilizou-se o framework Angular, cuja arquitetura baseada em componentes favorece modularidade, reutilização e mitigação de vulnerabilidades relacionadas à manipulação insegura de conteúdo dinâmico. Conforme recomenda o OWASP Foundation (2023), frameworks modernos contribuem para redução de falhas como Cross-Site Scripting (XSS) e injeções maliciosas.</w:t>
       </w:r>
     </w:p>
     <w:p>
@@ -11730,6 +11779,29 @@
           <w:right w:val="nil"/>
           <w:between w:val="nil"/>
         </w:pBdr>
+        <w:spacing w:line="240" w:lineRule="auto"/>
+        <w:ind w:firstLine="402"/>
+        <w:jc w:val="both"/>
+        <w:rPr>
+          <w:color w:val="000000"/>
+        </w:rPr>
+      </w:pPr>
+      <w:r>
+        <w:rPr>
+          <w:color w:val="000000"/>
+        </w:rPr>
+        <w:t>A containerização foi implementada com Docker, permitindo isolamento de dependências e padronização de ambientes. A orquestração foi realizada com Kubernetes, que possibilita escalabilidade automática, balanceamento de carga e alta disponibilidade, aspectos fundamentais em sistemas distribuídos complexos (NEWMAN, 2015).</w:t>
+      </w:r>
+    </w:p>
+    <w:p>
+      <w:pPr>
+        <w:pBdr>
+          <w:top w:val="nil"/>
+          <w:left w:val="nil"/>
+          <w:bottom w:val="nil"/>
+          <w:right w:val="nil"/>
+          <w:between w:val="nil"/>
+        </w:pBdr>
         <w:spacing w:line="357" w:lineRule="auto"/>
         <w:ind w:firstLine="402"/>
         <w:jc w:val="both"/>
@@ -11737,11 +11809,28 @@
           <w:color w:val="000000"/>
         </w:rPr>
       </w:pPr>
-      <w:r>
-        <w:rPr>
-          <w:color w:val="000000"/>
-        </w:rPr>
-        <w:t>No frontend, utilizou-se o framework Angular, cuja arquitetura baseada em componentes favorece modularidade, reutilização e mitigação de vulnerabilidades relacionadas à manipulação insegura de conteúdo dinâmico. Conforme recomenda o OWASP Foundation (2023), frameworks modernos contribuem para redução de falhas como Cross-Site Scripting (XSS) e injeções maliciosas.</w:t>
+    </w:p>
+    <w:p>
+      <w:pPr>
+        <w:pBdr>
+          <w:top w:val="nil"/>
+          <w:left w:val="nil"/>
+          <w:bottom w:val="nil"/>
+          <w:right w:val="nil"/>
+          <w:between w:val="nil"/>
+        </w:pBdr>
+        <w:spacing w:line="240" w:lineRule="auto"/>
+        <w:ind w:firstLine="402"/>
+        <w:jc w:val="both"/>
+        <w:rPr>
+          <w:color w:val="000000"/>
+        </w:rPr>
+      </w:pPr>
+      <w:r>
+        <w:rPr>
+          <w:color w:val="000000"/>
+        </w:rPr>
+        <w:t>Para registro imutável das evidências, adotou-se blockchain permissionada baseada em Hyperledger Fabric, adequada a ambientes corporativos que exigem controle de identidade e governança. A escolha fundamenta-se na necessidade de integridade e rastreabilidade dos registros, conforme recomenda o NIST (2020).</w:t>
       </w:r>
     </w:p>
     <w:p>
@@ -11770,6 +11859,29 @@
           <w:right w:val="nil"/>
           <w:between w:val="nil"/>
         </w:pBdr>
+        <w:spacing w:line="240" w:lineRule="auto"/>
+        <w:ind w:firstLine="402"/>
+        <w:jc w:val="both"/>
+        <w:rPr>
+          <w:color w:val="000000"/>
+        </w:rPr>
+      </w:pPr>
+      <w:r>
+        <w:rPr>
+          <w:color w:val="000000"/>
+        </w:rPr>
+        <w:t>A containerização foi implementada por meio do Docker, permitindo isolamento de dependências e padronização de ambientes. Para orquestração, utilizou-se o Kubernetes, que possibilita escalabilidade horizontal, tolerância a falhas e gerenciamento declarativo de infraestrutura, características essenciais em sistemas distribuídos modernos.</w:t>
+      </w:r>
+    </w:p>
+    <w:p>
+      <w:pPr>
+        <w:pBdr>
+          <w:top w:val="nil"/>
+          <w:left w:val="nil"/>
+          <w:bottom w:val="nil"/>
+          <w:right w:val="nil"/>
+          <w:between w:val="nil"/>
+        </w:pBdr>
         <w:spacing w:line="357" w:lineRule="auto"/>
         <w:ind w:firstLine="402"/>
         <w:jc w:val="both"/>
@@ -11777,11 +11889,28 @@
           <w:color w:val="000000"/>
         </w:rPr>
       </w:pPr>
-      <w:r>
-        <w:rPr>
-          <w:color w:val="000000"/>
-        </w:rPr>
-        <w:t>A containerização foi implementada com Docker, permitindo isolamento de dependências e padronização de ambientes. A orquestração foi realizada com Kubernetes, que possibilita escalabilidade automática, balanceamento de carga e alta disponibilidade, aspectos fundamentais em sistemas distribuídos complexos (NEWMAN, 2015).</w:t>
+    </w:p>
+    <w:p>
+      <w:pPr>
+        <w:pBdr>
+          <w:top w:val="nil"/>
+          <w:left w:val="nil"/>
+          <w:bottom w:val="nil"/>
+          <w:right w:val="nil"/>
+          <w:between w:val="nil"/>
+        </w:pBdr>
+        <w:spacing w:line="240" w:lineRule="auto"/>
+        <w:ind w:firstLine="402"/>
+        <w:jc w:val="both"/>
+        <w:rPr>
+          <w:color w:val="000000"/>
+        </w:rPr>
+      </w:pPr>
+      <w:r>
+        <w:rPr>
+          <w:color w:val="000000"/>
+        </w:rPr>
+        <w:t>O serviço de análise de risco foi implementado em Python, utilizando a biblioteca Scikit-learn para os modelos de Machine Learning e exposto por uma API REST consumida pelo backend. Para o registro imutável das evidências, adotou-se uma rede blockchain permissionada baseada em Hyperledger Fabric, adequada a ambientes corporativos que exigem governança controlada.</w:t>
       </w:r>
     </w:p>
     <w:p>
@@ -11810,127 +11939,7 @@
           <w:right w:val="nil"/>
           <w:between w:val="nil"/>
         </w:pBdr>
-        <w:spacing w:line="357" w:lineRule="auto"/>
-        <w:ind w:firstLine="402"/>
-        <w:jc w:val="both"/>
-        <w:rPr>
-          <w:color w:val="000000"/>
-        </w:rPr>
-      </w:pPr>
-      <w:r>
-        <w:rPr>
-          <w:color w:val="000000"/>
-        </w:rPr>
-        <w:t>Para registro imutável das evidências, adotou-se blockchain permissionada baseada em Hyperledger Fabric, adequada a ambientes corporativos que exigem controle de identidade e governança. A escolha fundamenta-se na necessidade de integridade e rastreabilidade dos registros, conforme recomenda o NIST (2020).</w:t>
-      </w:r>
-    </w:p>
-    <w:p>
-      <w:pPr>
-        <w:pBdr>
-          <w:top w:val="nil"/>
-          <w:left w:val="nil"/>
-          <w:bottom w:val="nil"/>
-          <w:right w:val="nil"/>
-          <w:between w:val="nil"/>
-        </w:pBdr>
-        <w:spacing w:line="357" w:lineRule="auto"/>
-        <w:ind w:firstLine="402"/>
-        <w:jc w:val="both"/>
-        <w:rPr>
-          <w:color w:val="000000"/>
-        </w:rPr>
-      </w:pPr>
-    </w:p>
-    <w:p>
-      <w:pPr>
-        <w:pBdr>
-          <w:top w:val="nil"/>
-          <w:left w:val="nil"/>
-          <w:bottom w:val="nil"/>
-          <w:right w:val="nil"/>
-          <w:between w:val="nil"/>
-        </w:pBdr>
-        <w:spacing w:line="357" w:lineRule="auto"/>
-        <w:ind w:firstLine="402"/>
-        <w:jc w:val="both"/>
-        <w:rPr>
-          <w:color w:val="000000"/>
-        </w:rPr>
-      </w:pPr>
-      <w:r>
-        <w:rPr>
-          <w:color w:val="000000"/>
-        </w:rPr>
-        <w:t>A containerização foi implementada por meio do Docker, permitindo isolamento de dependências e padronização de ambientes. Para orquestração, utilizou-se o Kubernetes, que possibilita escalabilidade horizontal, tolerância a falhas e gerenciamento declarativo de infraestrutura, características essenciais em sistemas distribuídos modernos.</w:t>
-      </w:r>
-    </w:p>
-    <w:p>
-      <w:pPr>
-        <w:pBdr>
-          <w:top w:val="nil"/>
-          <w:left w:val="nil"/>
-          <w:bottom w:val="nil"/>
-          <w:right w:val="nil"/>
-          <w:between w:val="nil"/>
-        </w:pBdr>
-        <w:spacing w:line="357" w:lineRule="auto"/>
-        <w:ind w:firstLine="402"/>
-        <w:jc w:val="both"/>
-        <w:rPr>
-          <w:color w:val="000000"/>
-        </w:rPr>
-      </w:pPr>
-    </w:p>
-    <w:p>
-      <w:pPr>
-        <w:pBdr>
-          <w:top w:val="nil"/>
-          <w:left w:val="nil"/>
-          <w:bottom w:val="nil"/>
-          <w:right w:val="nil"/>
-          <w:between w:val="nil"/>
-        </w:pBdr>
-        <w:spacing w:line="357" w:lineRule="auto"/>
-        <w:ind w:firstLine="402"/>
-        <w:jc w:val="both"/>
-        <w:rPr>
-          <w:color w:val="000000"/>
-        </w:rPr>
-      </w:pPr>
-      <w:r>
-        <w:rPr>
-          <w:color w:val="000000"/>
-        </w:rPr>
-        <w:t>O serviço de análise de risco foi implementado em Python, utilizando a biblioteca Scikit-learn para os modelos de Machine Learning e exposto por uma API REST consumida pelo backend. Para o registro imutável das evidências, adotou-se uma rede blockchain permissionada baseada em Hyperledger Fabric, adequada a ambientes corporativos que exigem governança controlada.</w:t>
-      </w:r>
-    </w:p>
-    <w:p>
-      <w:pPr>
-        <w:pBdr>
-          <w:top w:val="nil"/>
-          <w:left w:val="nil"/>
-          <w:bottom w:val="nil"/>
-          <w:right w:val="nil"/>
-          <w:between w:val="nil"/>
-        </w:pBdr>
-        <w:spacing w:line="357" w:lineRule="auto"/>
-        <w:ind w:firstLine="402"/>
-        <w:jc w:val="both"/>
-        <w:rPr>
-          <w:color w:val="000000"/>
-        </w:rPr>
-      </w:pPr>
-    </w:p>
-    <w:p>
-      <w:pPr>
-        <w:pBdr>
-          <w:top w:val="nil"/>
-          <w:left w:val="nil"/>
-          <w:bottom w:val="nil"/>
-          <w:right w:val="nil"/>
-          <w:between w:val="nil"/>
-        </w:pBdr>
-        <w:spacing w:line="357" w:lineRule="auto"/>
+        <w:spacing w:line="240" w:lineRule="auto"/>
         <w:ind w:firstLine="402"/>
         <w:jc w:val="both"/>
         <w:rPr>
@@ -12012,6 +12021,7 @@
           <w:right w:val="nil"/>
           <w:between w:val="nil"/>
         </w:pBdr>
+        <w:spacing w:line="240" w:lineRule="auto"/>
         <w:jc w:val="center"/>
         <w:rPr>
           <w:i/>
@@ -12031,6 +12041,9 @@
       </w:r>
     </w:p>
     <w:p>
+      <w:pPr>
+        <w:spacing w:line="240" w:lineRule="auto"/>
+      </w:pPr>
       <w:r>
         <w:t>A Figura 2 detalha, na forma de um diagrama de sequência, o fluxo de uma tentativa de autenticação. O usuário submete suas credenciais pelo frontend, que as encaminha ao backend juntamente com os dados de contexto. O backend valida a identidade no Keycloak e envia os 14 critérios ao serviço de IA, que executa o ensemble e retorna o escore de risco com a decisão recomendada. A decisão é então registrada de forma imutável na blockchain antes de ser devolvida ao usuário como concessão, exigência de MFA ou bloqueio. Observa-se que a análise de risco ocorre de forma transparente, sem introduzir atrito perceptível ao usuário legítimo.</w:t>
       </w:r>
@@ -12075,11 +12088,11 @@
         <w:tabs>
           <w:tab w:val="left" w:pos="430"/>
         </w:tabs>
-        <w:spacing w:before="79"/>
+        <w:spacing w:before="79" w:line="240" w:lineRule="auto"/>
         <w:ind w:left="0" w:firstLine="0"/>
       </w:pPr>
-      <w:bookmarkStart w:id="52" w:name="_Toc232775097"/>
-      <w:bookmarkStart w:id="53" w:name="_Toc232775134"/>
+      <w:bookmarkStart w:id="52" w:name="_Toc232775842"/>
+      <w:bookmarkStart w:id="53" w:name="_Toc232775879"/>
       <w:r>
         <w:t>4.3 Fluxo de Autenticação Contextual</w:t>
       </w:r>
@@ -12112,6 +12125,29 @@
           <w:right w:val="nil"/>
           <w:between w:val="nil"/>
         </w:pBdr>
+        <w:spacing w:line="240" w:lineRule="auto"/>
+        <w:ind w:firstLine="402"/>
+        <w:jc w:val="both"/>
+        <w:rPr>
+          <w:color w:val="000000"/>
+        </w:rPr>
+      </w:pPr>
+      <w:r>
+        <w:rPr>
+          <w:color w:val="000000"/>
+        </w:rPr>
+        <w:t>O fluxo de autenticação contextual estrutura-se como um processo automatizado executado a cada tentativa de login, integrando a validação de identidade, a análise de risco por IA e o registro auditável da decisão.</w:t>
+      </w:r>
+    </w:p>
+    <w:p>
+      <w:pPr>
+        <w:pBdr>
+          <w:top w:val="nil"/>
+          <w:left w:val="nil"/>
+          <w:bottom w:val="nil"/>
+          <w:right w:val="nil"/>
+          <w:between w:val="nil"/>
+        </w:pBdr>
         <w:spacing w:line="357" w:lineRule="auto"/>
         <w:ind w:firstLine="402"/>
         <w:jc w:val="both"/>
@@ -12119,40 +12155,17 @@
           <w:color w:val="000000"/>
         </w:rPr>
       </w:pPr>
-      <w:r>
-        <w:rPr>
-          <w:color w:val="000000"/>
-        </w:rPr>
-        <w:t>O fluxo de autenticação contextual estrutura-se como um processo automatizado executado a cada tentativa de login, integrando a validação de identidade, a análise de risco por IA e o registro auditável da decisão.</w:t>
-      </w:r>
-    </w:p>
-    <w:p>
-      <w:pPr>
-        <w:pBdr>
-          <w:top w:val="nil"/>
-          <w:left w:val="nil"/>
-          <w:bottom w:val="nil"/>
-          <w:right w:val="nil"/>
-          <w:between w:val="nil"/>
-        </w:pBdr>
-        <w:spacing w:line="357" w:lineRule="auto"/>
-        <w:ind w:firstLine="402"/>
-        <w:jc w:val="both"/>
-        <w:rPr>
-          <w:color w:val="000000"/>
-        </w:rPr>
-      </w:pPr>
-    </w:p>
-    <w:p>
-      <w:pPr>
-        <w:pBdr>
-          <w:top w:val="nil"/>
-          <w:left w:val="nil"/>
-          <w:bottom w:val="nil"/>
-          <w:right w:val="nil"/>
-          <w:between w:val="nil"/>
-        </w:pBdr>
-        <w:spacing w:line="357" w:lineRule="auto"/>
+    </w:p>
+    <w:p>
+      <w:pPr>
+        <w:pBdr>
+          <w:top w:val="nil"/>
+          <w:left w:val="nil"/>
+          <w:bottom w:val="nil"/>
+          <w:right w:val="nil"/>
+          <w:between w:val="nil"/>
+        </w:pBdr>
+        <w:spacing w:line="240" w:lineRule="auto"/>
         <w:ind w:firstLine="402"/>
         <w:jc w:val="both"/>
         <w:rPr>
@@ -12196,7 +12209,7 @@
           <w:right w:val="nil"/>
           <w:between w:val="nil"/>
         </w:pBdr>
-        <w:spacing w:line="357" w:lineRule="auto"/>
+        <w:spacing w:line="240" w:lineRule="auto"/>
         <w:jc w:val="both"/>
         <w:rPr>
           <w:color w:val="000000"/>
@@ -12222,7 +12235,7 @@
           <w:right w:val="nil"/>
           <w:between w:val="nil"/>
         </w:pBdr>
-        <w:spacing w:line="357" w:lineRule="auto"/>
+        <w:spacing w:line="240" w:lineRule="auto"/>
         <w:jc w:val="both"/>
         <w:rPr>
           <w:color w:val="000000"/>
@@ -12248,7 +12261,7 @@
           <w:right w:val="nil"/>
           <w:between w:val="nil"/>
         </w:pBdr>
-        <w:spacing w:line="357" w:lineRule="auto"/>
+        <w:spacing w:line="240" w:lineRule="auto"/>
         <w:jc w:val="both"/>
         <w:rPr>
           <w:color w:val="000000"/>
@@ -12274,7 +12287,7 @@
           <w:right w:val="nil"/>
           <w:between w:val="nil"/>
         </w:pBdr>
-        <w:spacing w:line="357" w:lineRule="auto"/>
+        <w:spacing w:line="240" w:lineRule="auto"/>
         <w:jc w:val="both"/>
         <w:rPr>
           <w:color w:val="000000"/>
@@ -12300,7 +12313,7 @@
           <w:right w:val="nil"/>
           <w:between w:val="nil"/>
         </w:pBdr>
-        <w:spacing w:line="357" w:lineRule="auto"/>
+        <w:spacing w:line="240" w:lineRule="auto"/>
         <w:jc w:val="both"/>
         <w:rPr>
           <w:color w:val="000000"/>
@@ -12326,45 +12339,45 @@
           <w:right w:val="nil"/>
           <w:between w:val="nil"/>
         </w:pBdr>
+        <w:spacing w:line="240" w:lineRule="auto"/>
+        <w:jc w:val="both"/>
+        <w:rPr>
+          <w:color w:val="000000"/>
+        </w:rPr>
+      </w:pPr>
+      <w:r>
+        <w:rPr>
+          <w:color w:val="000000"/>
+        </w:rPr>
+        <w:t>Registro imutável da decisão na blockchain.</w:t>
+      </w:r>
+    </w:p>
+    <w:p>
+      <w:pPr>
+        <w:pBdr>
+          <w:top w:val="nil"/>
+          <w:left w:val="nil"/>
+          <w:bottom w:val="nil"/>
+          <w:right w:val="nil"/>
+          <w:between w:val="nil"/>
+        </w:pBdr>
         <w:spacing w:line="357" w:lineRule="auto"/>
         <w:jc w:val="both"/>
         <w:rPr>
           <w:color w:val="000000"/>
         </w:rPr>
       </w:pPr>
-      <w:r>
-        <w:rPr>
-          <w:color w:val="000000"/>
-        </w:rPr>
-        <w:t>Registro imutável da decisão na blockchain.</w:t>
-      </w:r>
-    </w:p>
-    <w:p>
-      <w:pPr>
-        <w:pBdr>
-          <w:top w:val="nil"/>
-          <w:left w:val="nil"/>
-          <w:bottom w:val="nil"/>
-          <w:right w:val="nil"/>
-          <w:between w:val="nil"/>
-        </w:pBdr>
-        <w:spacing w:line="357" w:lineRule="auto"/>
-        <w:jc w:val="both"/>
-        <w:rPr>
-          <w:color w:val="000000"/>
-        </w:rPr>
-      </w:pPr>
-    </w:p>
-    <w:p>
-      <w:pPr>
-        <w:pBdr>
-          <w:top w:val="nil"/>
-          <w:left w:val="nil"/>
-          <w:bottom w:val="nil"/>
-          <w:right w:val="nil"/>
-          <w:between w:val="nil"/>
-        </w:pBdr>
-        <w:spacing w:line="357" w:lineRule="auto"/>
+    </w:p>
+    <w:p>
+      <w:pPr>
+        <w:pBdr>
+          <w:top w:val="nil"/>
+          <w:left w:val="nil"/>
+          <w:bottom w:val="nil"/>
+          <w:right w:val="nil"/>
+          <w:between w:val="nil"/>
+        </w:pBdr>
+        <w:spacing w:line="240" w:lineRule="auto"/>
         <w:ind w:firstLine="402"/>
         <w:jc w:val="both"/>
         <w:rPr>
@@ -12401,11 +12414,11 @@
         <w:tabs>
           <w:tab w:val="left" w:pos="430"/>
         </w:tabs>
-        <w:spacing w:before="79"/>
+        <w:spacing w:before="79" w:line="240" w:lineRule="auto"/>
         <w:ind w:left="0" w:firstLine="0"/>
       </w:pPr>
-      <w:bookmarkStart w:id="54" w:name="_Toc232775098"/>
-      <w:bookmarkStart w:id="55" w:name="_Toc232775135"/>
+      <w:bookmarkStart w:id="54" w:name="_Toc232775843"/>
+      <w:bookmarkStart w:id="55" w:name="_Toc232775880"/>
       <w:r>
         <w:t>4.4 Integração da Inteligência Artificial</w:t>
       </w:r>
@@ -12438,6 +12451,29 @@
           <w:right w:val="nil"/>
           <w:between w:val="nil"/>
         </w:pBdr>
+        <w:spacing w:line="240" w:lineRule="auto"/>
+        <w:ind w:firstLine="402"/>
+        <w:jc w:val="both"/>
+        <w:rPr>
+          <w:color w:val="000000"/>
+        </w:rPr>
+      </w:pPr>
+      <w:r>
+        <w:rPr>
+          <w:color w:val="000000"/>
+        </w:rPr>
+        <w:t>A camada de Inteligência Artificial foi desenvolvida para classificar o risco de cada tentativa de autenticação. Foram empregados modelos de aprendizado de máquina treinados com dados contextuais rotulados, combinados em um ensemble conforme detalhado no Capítulo 3.</w:t>
+      </w:r>
+    </w:p>
+    <w:p>
+      <w:pPr>
+        <w:pBdr>
+          <w:top w:val="nil"/>
+          <w:left w:val="nil"/>
+          <w:bottom w:val="nil"/>
+          <w:right w:val="nil"/>
+          <w:between w:val="nil"/>
+        </w:pBdr>
         <w:spacing w:line="357" w:lineRule="auto"/>
         <w:ind w:firstLine="402"/>
         <w:jc w:val="both"/>
@@ -12445,11 +12481,28 @@
           <w:color w:val="000000"/>
         </w:rPr>
       </w:pPr>
-      <w:r>
-        <w:rPr>
-          <w:color w:val="000000"/>
-        </w:rPr>
-        <w:t>A camada de Inteligência Artificial foi desenvolvida para classificar o risco de cada tentativa de autenticação. Foram empregados modelos de aprendizado de máquina treinados com dados contextuais rotulados, combinados em um ensemble conforme detalhado no Capítulo 3.</w:t>
+    </w:p>
+    <w:p>
+      <w:pPr>
+        <w:pBdr>
+          <w:top w:val="nil"/>
+          <w:left w:val="nil"/>
+          <w:bottom w:val="nil"/>
+          <w:right w:val="nil"/>
+          <w:between w:val="nil"/>
+        </w:pBdr>
+        <w:spacing w:line="240" w:lineRule="auto"/>
+        <w:ind w:firstLine="402"/>
+        <w:jc w:val="both"/>
+        <w:rPr>
+          <w:color w:val="000000"/>
+        </w:rPr>
+      </w:pPr>
+      <w:r>
+        <w:rPr>
+          <w:color w:val="000000"/>
+        </w:rPr>
+        <w:t>Conforme descrito por Goodfellow, Bengio e Courville (2016), modelos supervisionados são adequados quando há conjuntos de dados com categorias previamente definidas. No contexto deste trabalho, os acessos são classificados como legítimos ou suspeitos.</w:t>
       </w:r>
     </w:p>
     <w:p>
@@ -12478,47 +12531,7 @@
           <w:right w:val="nil"/>
           <w:between w:val="nil"/>
         </w:pBdr>
-        <w:spacing w:line="357" w:lineRule="auto"/>
-        <w:ind w:firstLine="402"/>
-        <w:jc w:val="both"/>
-        <w:rPr>
-          <w:color w:val="000000"/>
-        </w:rPr>
-      </w:pPr>
-      <w:r>
-        <w:rPr>
-          <w:color w:val="000000"/>
-        </w:rPr>
-        <w:t>Conforme descrito por Goodfellow, Bengio e Courville (2016), modelos supervisionados são adequados quando há conjuntos de dados com categorias previamente definidas. No contexto deste trabalho, os acessos são classificados como legítimos ou suspeitos.</w:t>
-      </w:r>
-    </w:p>
-    <w:p>
-      <w:pPr>
-        <w:pBdr>
-          <w:top w:val="nil"/>
-          <w:left w:val="nil"/>
-          <w:bottom w:val="nil"/>
-          <w:right w:val="nil"/>
-          <w:between w:val="nil"/>
-        </w:pBdr>
-        <w:spacing w:line="357" w:lineRule="auto"/>
-        <w:ind w:firstLine="402"/>
-        <w:jc w:val="both"/>
-        <w:rPr>
-          <w:color w:val="000000"/>
-        </w:rPr>
-      </w:pPr>
-    </w:p>
-    <w:p>
-      <w:pPr>
-        <w:pBdr>
-          <w:top w:val="nil"/>
-          <w:left w:val="nil"/>
-          <w:bottom w:val="nil"/>
-          <w:right w:val="nil"/>
-          <w:between w:val="nil"/>
-        </w:pBdr>
-        <w:spacing w:line="357" w:lineRule="auto"/>
+        <w:spacing w:line="240" w:lineRule="auto"/>
         <w:ind w:firstLine="402"/>
         <w:jc w:val="both"/>
         <w:rPr>
@@ -12555,11 +12568,11 @@
         <w:tabs>
           <w:tab w:val="left" w:pos="430"/>
         </w:tabs>
-        <w:spacing w:before="79"/>
+        <w:spacing w:before="79" w:line="240" w:lineRule="auto"/>
         <w:ind w:left="0" w:firstLine="0"/>
       </w:pPr>
-      <w:bookmarkStart w:id="56" w:name="_Toc232775099"/>
-      <w:bookmarkStart w:id="57" w:name="_Toc232775136"/>
+      <w:bookmarkStart w:id="56" w:name="_Toc232775844"/>
+      <w:bookmarkStart w:id="57" w:name="_Toc232775881"/>
       <w:r>
         <w:t>4.5 Implementação da Blockchain</w:t>
       </w:r>
@@ -12592,6 +12605,29 @@
           <w:right w:val="nil"/>
           <w:between w:val="nil"/>
         </w:pBdr>
+        <w:spacing w:line="240" w:lineRule="auto"/>
+        <w:ind w:firstLine="402"/>
+        <w:jc w:val="both"/>
+        <w:rPr>
+          <w:color w:val="000000"/>
+        </w:rPr>
+      </w:pPr>
+      <w:r>
+        <w:rPr>
+          <w:color w:val="000000"/>
+        </w:rPr>
+        <w:t>A implementação da blockchain tem como finalidade assegurar integridade e imutabilidade das evidências geradas. O modelo baseia-se na estrutura de encadeamento criptográfico descrita por Nakamoto (2008), na qual cada bloco contém o hash do bloco anterior.</w:t>
+      </w:r>
+    </w:p>
+    <w:p>
+      <w:pPr>
+        <w:pBdr>
+          <w:top w:val="nil"/>
+          <w:left w:val="nil"/>
+          <w:bottom w:val="nil"/>
+          <w:right w:val="nil"/>
+          <w:between w:val="nil"/>
+        </w:pBdr>
         <w:spacing w:line="357" w:lineRule="auto"/>
         <w:ind w:firstLine="402"/>
         <w:jc w:val="both"/>
@@ -12599,11 +12635,28 @@
           <w:color w:val="000000"/>
         </w:rPr>
       </w:pPr>
-      <w:r>
-        <w:rPr>
-          <w:color w:val="000000"/>
-        </w:rPr>
-        <w:t>A implementação da blockchain tem como finalidade assegurar integridade e imutabilidade das evidências geradas. O modelo baseia-se na estrutura de encadeamento criptográfico descrita por Nakamoto (2008), na qual cada bloco contém o hash do bloco anterior.</w:t>
+    </w:p>
+    <w:p>
+      <w:pPr>
+        <w:pBdr>
+          <w:top w:val="nil"/>
+          <w:left w:val="nil"/>
+          <w:bottom w:val="nil"/>
+          <w:right w:val="nil"/>
+          <w:between w:val="nil"/>
+        </w:pBdr>
+        <w:spacing w:line="240" w:lineRule="auto"/>
+        <w:ind w:firstLine="402"/>
+        <w:jc w:val="both"/>
+        <w:rPr>
+          <w:color w:val="000000"/>
+        </w:rPr>
+      </w:pPr>
+      <w:r>
+        <w:rPr>
+          <w:color w:val="000000"/>
+        </w:rPr>
+        <w:t>Optou-se por uma rede permissionada baseada em Hyperledger Fabric, permitindo o controle de identidade dos participantes. Cada decisão de autenticação gera o hash criptográfico dos critérios de entrada e do escore, registrado como transação imutável, conforme o mecanismo de auditoria detalhado na Seção 3.7.</w:t>
       </w:r>
     </w:p>
     <w:p>
@@ -12632,47 +12685,7 @@
           <w:right w:val="nil"/>
           <w:between w:val="nil"/>
         </w:pBdr>
-        <w:spacing w:line="357" w:lineRule="auto"/>
-        <w:ind w:firstLine="402"/>
-        <w:jc w:val="both"/>
-        <w:rPr>
-          <w:color w:val="000000"/>
-        </w:rPr>
-      </w:pPr>
-      <w:r>
-        <w:rPr>
-          <w:color w:val="000000"/>
-        </w:rPr>
-        <w:t>Optou-se por uma rede permissionada baseada em Hyperledger Fabric, permitindo o controle de identidade dos participantes. Cada decisão de autenticação gera o hash criptográfico dos critérios de entrada e do escore, registrado como transação imutável, conforme o mecanismo de auditoria detalhado na Seção 3.7.</w:t>
-      </w:r>
-    </w:p>
-    <w:p>
-      <w:pPr>
-        <w:pBdr>
-          <w:top w:val="nil"/>
-          <w:left w:val="nil"/>
-          <w:bottom w:val="nil"/>
-          <w:right w:val="nil"/>
-          <w:between w:val="nil"/>
-        </w:pBdr>
-        <w:spacing w:line="357" w:lineRule="auto"/>
-        <w:ind w:firstLine="402"/>
-        <w:jc w:val="both"/>
-        <w:rPr>
-          <w:color w:val="000000"/>
-        </w:rPr>
-      </w:pPr>
-    </w:p>
-    <w:p>
-      <w:pPr>
-        <w:pBdr>
-          <w:top w:val="nil"/>
-          <w:left w:val="nil"/>
-          <w:bottom w:val="nil"/>
-          <w:right w:val="nil"/>
-          <w:between w:val="nil"/>
-        </w:pBdr>
-        <w:spacing w:line="357" w:lineRule="auto"/>
+        <w:spacing w:line="240" w:lineRule="auto"/>
         <w:ind w:firstLine="402"/>
         <w:jc w:val="both"/>
         <w:rPr>
@@ -12757,6 +12770,7 @@
           <w:right w:val="nil"/>
           <w:between w:val="nil"/>
         </w:pBdr>
+        <w:spacing w:line="240" w:lineRule="auto"/>
         <w:jc w:val="center"/>
         <w:rPr>
           <w:i/>
@@ -12776,6 +12790,9 @@
       </w:r>
     </w:p>
     <w:p>
+      <w:pPr>
+        <w:spacing w:line="240" w:lineRule="auto"/>
+      </w:pPr>
       <w:r>
         <w:t>A Figura 3 ilustra as duas fases do ciclo de vida dos modelos de IA. Na fase de treinamento, os dados contextuais são coletados, pré-processados e utilizados para treinar o ensemble, cujo desempenho é avaliado por validação cruzada antes da exportação do modelo. Na fase de inferência, executada em produção, cada requisição de login tem seus 14 critérios extraídos e submetidos ao modelo treinado, que produz um escore de risco entre 0,0 e 1,0, convertido na decisão de acesso. A seta tracejada evidencia que o modelo treinado é o artefato que conecta as duas fases, sendo periodicamente reentreinado para acompanhar a evolução do comportamento dos usuários (concept drift).</w:t>
       </w:r>
@@ -12803,11 +12820,11 @@
         <w:tabs>
           <w:tab w:val="left" w:pos="430"/>
         </w:tabs>
-        <w:spacing w:before="79"/>
+        <w:spacing w:before="79" w:line="240" w:lineRule="auto"/>
         <w:ind w:left="0" w:firstLine="0"/>
       </w:pPr>
-      <w:bookmarkStart w:id="59" w:name="_Toc232775100"/>
-      <w:bookmarkStart w:id="60" w:name="_Toc232775137"/>
+      <w:bookmarkStart w:id="59" w:name="_Toc232775845"/>
+      <w:bookmarkStart w:id="60" w:name="_Toc232775882"/>
       <w:r>
         <w:t>4.6 Critérios de Decisão de Acesso</w:t>
       </w:r>
@@ -12840,7 +12857,7 @@
           <w:right w:val="nil"/>
           <w:between w:val="nil"/>
         </w:pBdr>
-        <w:spacing w:line="357" w:lineRule="auto"/>
+        <w:spacing w:line="240" w:lineRule="auto"/>
         <w:ind w:firstLine="402"/>
         <w:jc w:val="both"/>
         <w:rPr>
@@ -12907,6 +12924,9 @@
       </w:sdt>
     </w:p>
     <w:p>
+      <w:pPr>
+        <w:spacing w:line="240" w:lineRule="auto"/>
+      </w:pPr>
       <w:r>
         <w:t>Escore abaixo do limiar de baixo risco — acesso permitido sem etapas adicionais;</w:t>
       </w:r>
@@ -12924,7 +12944,7 @@
           <w:right w:val="nil"/>
           <w:between w:val="nil"/>
         </w:pBdr>
-        <w:spacing w:line="357" w:lineRule="auto"/>
+        <w:spacing w:line="240" w:lineRule="auto"/>
         <w:jc w:val="both"/>
         <w:rPr>
           <w:color w:val="000000"/>
@@ -12950,7 +12970,7 @@
           <w:right w:val="nil"/>
           <w:between w:val="nil"/>
         </w:pBdr>
-        <w:spacing w:line="357" w:lineRule="auto"/>
+        <w:spacing w:line="240" w:lineRule="auto"/>
         <w:jc w:val="both"/>
         <w:rPr>
           <w:color w:val="000000"/>
@@ -12976,7 +12996,7 @@
           <w:right w:val="nil"/>
           <w:between w:val="nil"/>
         </w:pBdr>
-        <w:spacing w:line="357" w:lineRule="auto"/>
+        <w:spacing w:line="240" w:lineRule="auto"/>
         <w:jc w:val="both"/>
         <w:rPr>
           <w:color w:val="000000"/>
@@ -13002,45 +13022,42 @@
           <w:right w:val="nil"/>
           <w:between w:val="nil"/>
         </w:pBdr>
+        <w:spacing w:line="240" w:lineRule="auto"/>
+        <w:jc w:val="both"/>
+        <w:rPr>
+          <w:color w:val="000000"/>
+        </w:rPr>
+      </w:pPr>
+      <w:r>
+        <w:t>A decisão final é acompanhada do registro imutável correspondente, o que favorece a auditabilidade.</w:t>
+      </w:r>
+    </w:p>
+    <w:p>
+      <w:pPr>
+        <w:pBdr>
+          <w:top w:val="nil"/>
+          <w:left w:val="nil"/>
+          <w:bottom w:val="nil"/>
+          <w:right w:val="nil"/>
+          <w:between w:val="nil"/>
+        </w:pBdr>
         <w:spacing w:line="357" w:lineRule="auto"/>
         <w:jc w:val="both"/>
         <w:rPr>
           <w:color w:val="000000"/>
         </w:rPr>
       </w:pPr>
-      <w:r>
-        <w:rPr>
-          <w:color w:val="000000"/>
-        </w:rPr>
-        <w:t>A decisão final é sempre acompanhada do registro imutável correspondente, garantindo auditabilidade.</w:t>
-      </w:r>
-    </w:p>
-    <w:p>
-      <w:pPr>
-        <w:pBdr>
-          <w:top w:val="nil"/>
-          <w:left w:val="nil"/>
-          <w:bottom w:val="nil"/>
-          <w:right w:val="nil"/>
-          <w:between w:val="nil"/>
-        </w:pBdr>
-        <w:spacing w:line="357" w:lineRule="auto"/>
-        <w:jc w:val="both"/>
-        <w:rPr>
-          <w:color w:val="000000"/>
-        </w:rPr>
-      </w:pPr>
-    </w:p>
-    <w:p>
-      <w:pPr>
-        <w:pBdr>
-          <w:top w:val="nil"/>
-          <w:left w:val="nil"/>
-          <w:bottom w:val="nil"/>
-          <w:right w:val="nil"/>
-          <w:between w:val="nil"/>
-        </w:pBdr>
-        <w:spacing w:line="357" w:lineRule="auto"/>
+    </w:p>
+    <w:p>
+      <w:pPr>
+        <w:pBdr>
+          <w:top w:val="nil"/>
+          <w:left w:val="nil"/>
+          <w:bottom w:val="nil"/>
+          <w:right w:val="nil"/>
+          <w:between w:val="nil"/>
+        </w:pBdr>
+        <w:spacing w:line="240" w:lineRule="auto"/>
         <w:jc w:val="both"/>
         <w:rPr>
           <w:color w:val="000000"/>
@@ -13124,6 +13141,7 @@
           <w:right w:val="nil"/>
           <w:between w:val="nil"/>
         </w:pBdr>
+        <w:spacing w:line="240" w:lineRule="auto"/>
         <w:jc w:val="center"/>
         <w:rPr>
           <w:i/>
@@ -13165,11 +13183,11 @@
         <w:tabs>
           <w:tab w:val="left" w:pos="430"/>
         </w:tabs>
-        <w:spacing w:before="79"/>
+        <w:spacing w:before="79" w:line="240" w:lineRule="auto"/>
         <w:ind w:left="0" w:firstLine="0"/>
       </w:pPr>
-      <w:bookmarkStart w:id="62" w:name="_Toc232775101"/>
-      <w:bookmarkStart w:id="63" w:name="_Toc232775138"/>
+      <w:bookmarkStart w:id="62" w:name="_Toc232775846"/>
+      <w:bookmarkStart w:id="63" w:name="_Toc232775883"/>
       <w:r>
         <w:t>4.7 Ambiente Experimental</w:t>
       </w:r>
@@ -13202,6 +13220,29 @@
           <w:right w:val="nil"/>
           <w:between w:val="nil"/>
         </w:pBdr>
+        <w:spacing w:line="240" w:lineRule="auto"/>
+        <w:ind w:firstLine="402"/>
+        <w:jc w:val="both"/>
+        <w:rPr>
+          <w:color w:val="000000"/>
+        </w:rPr>
+      </w:pPr>
+      <w:r>
+        <w:rPr>
+          <w:color w:val="000000"/>
+        </w:rPr>
+        <w:t>O ambiente experimental foi estruturado com containerização via Docker e orquestração via Kubernetes, permitindo simulação de ambiente distribuído real.</w:t>
+      </w:r>
+    </w:p>
+    <w:p>
+      <w:pPr>
+        <w:pBdr>
+          <w:top w:val="nil"/>
+          <w:left w:val="nil"/>
+          <w:bottom w:val="nil"/>
+          <w:right w:val="nil"/>
+          <w:between w:val="nil"/>
+        </w:pBdr>
         <w:spacing w:line="357" w:lineRule="auto"/>
         <w:ind w:firstLine="402"/>
         <w:jc w:val="both"/>
@@ -13209,40 +13250,17 @@
           <w:color w:val="000000"/>
         </w:rPr>
       </w:pPr>
-      <w:r>
-        <w:rPr>
-          <w:color w:val="000000"/>
-        </w:rPr>
-        <w:t>O ambiente experimental foi estruturado com containerização via Docker e orquestração via Kubernetes, permitindo simulação de ambiente distribuído real.</w:t>
-      </w:r>
-    </w:p>
-    <w:p>
-      <w:pPr>
-        <w:pBdr>
-          <w:top w:val="nil"/>
-          <w:left w:val="nil"/>
-          <w:bottom w:val="nil"/>
-          <w:right w:val="nil"/>
-          <w:between w:val="nil"/>
-        </w:pBdr>
-        <w:spacing w:line="357" w:lineRule="auto"/>
-        <w:ind w:firstLine="402"/>
-        <w:jc w:val="both"/>
-        <w:rPr>
-          <w:color w:val="000000"/>
-        </w:rPr>
-      </w:pPr>
-    </w:p>
-    <w:p>
-      <w:pPr>
-        <w:pBdr>
-          <w:top w:val="nil"/>
-          <w:left w:val="nil"/>
-          <w:bottom w:val="nil"/>
-          <w:right w:val="nil"/>
-          <w:between w:val="nil"/>
-        </w:pBdr>
-        <w:spacing w:line="357" w:lineRule="auto"/>
+    </w:p>
+    <w:p>
+      <w:pPr>
+        <w:pBdr>
+          <w:top w:val="nil"/>
+          <w:left w:val="nil"/>
+          <w:bottom w:val="nil"/>
+          <w:right w:val="nil"/>
+          <w:between w:val="nil"/>
+        </w:pBdr>
+        <w:spacing w:line="240" w:lineRule="auto"/>
         <w:ind w:firstLine="402"/>
         <w:jc w:val="both"/>
         <w:rPr>
@@ -13279,11 +13297,11 @@
         <w:tabs>
           <w:tab w:val="left" w:pos="430"/>
         </w:tabs>
-        <w:spacing w:before="79"/>
+        <w:spacing w:before="79" w:line="240" w:lineRule="auto"/>
         <w:ind w:left="0" w:firstLine="0"/>
       </w:pPr>
-      <w:bookmarkStart w:id="64" w:name="_Toc232775102"/>
-      <w:bookmarkStart w:id="65" w:name="_Toc232775139"/>
+      <w:bookmarkStart w:id="64" w:name="_Toc232775847"/>
+      <w:bookmarkStart w:id="65" w:name="_Toc232775884"/>
       <w:r>
         <w:t>4.8 Métricas de Avaliação</w:t>
       </w:r>
@@ -13316,7 +13334,7 @@
           <w:right w:val="nil"/>
           <w:between w:val="nil"/>
         </w:pBdr>
-        <w:spacing w:line="357" w:lineRule="auto"/>
+        <w:spacing w:line="240" w:lineRule="auto"/>
         <w:jc w:val="both"/>
         <w:rPr>
           <w:color w:val="000000"/>
@@ -13358,7 +13376,7 @@
           <w:right w:val="nil"/>
           <w:between w:val="nil"/>
         </w:pBdr>
-        <w:spacing w:line="357" w:lineRule="auto"/>
+        <w:spacing w:line="240" w:lineRule="auto"/>
         <w:jc w:val="both"/>
         <w:rPr>
           <w:color w:val="000000"/>
@@ -13384,7 +13402,7 @@
           <w:right w:val="nil"/>
           <w:between w:val="nil"/>
         </w:pBdr>
-        <w:spacing w:line="357" w:lineRule="auto"/>
+        <w:spacing w:line="240" w:lineRule="auto"/>
         <w:jc w:val="both"/>
         <w:rPr>
           <w:color w:val="000000"/>
@@ -13410,7 +13428,7 @@
           <w:right w:val="nil"/>
           <w:between w:val="nil"/>
         </w:pBdr>
-        <w:spacing w:line="357" w:lineRule="auto"/>
+        <w:spacing w:line="240" w:lineRule="auto"/>
         <w:jc w:val="both"/>
         <w:rPr>
           <w:color w:val="000000"/>
@@ -13436,7 +13454,7 @@
           <w:right w:val="nil"/>
           <w:between w:val="nil"/>
         </w:pBdr>
-        <w:spacing w:line="357" w:lineRule="auto"/>
+        <w:spacing w:line="240" w:lineRule="auto"/>
         <w:jc w:val="both"/>
         <w:rPr>
           <w:color w:val="000000"/>
@@ -13462,45 +13480,45 @@
           <w:right w:val="nil"/>
           <w:between w:val="nil"/>
         </w:pBdr>
+        <w:spacing w:line="240" w:lineRule="auto"/>
+        <w:jc w:val="both"/>
+        <w:rPr>
+          <w:color w:val="000000"/>
+        </w:rPr>
+      </w:pPr>
+      <w:r>
+        <w:rPr>
+          <w:color w:val="000000"/>
+        </w:rPr>
+        <w:t>Tempo de resposta do fluxo completo de autenticação.</w:t>
+      </w:r>
+    </w:p>
+    <w:p>
+      <w:pPr>
+        <w:pBdr>
+          <w:top w:val="nil"/>
+          <w:left w:val="nil"/>
+          <w:bottom w:val="nil"/>
+          <w:right w:val="nil"/>
+          <w:between w:val="nil"/>
+        </w:pBdr>
         <w:spacing w:line="357" w:lineRule="auto"/>
         <w:jc w:val="both"/>
         <w:rPr>
           <w:color w:val="000000"/>
         </w:rPr>
       </w:pPr>
-      <w:r>
-        <w:rPr>
-          <w:color w:val="000000"/>
-        </w:rPr>
-        <w:t>Tempo de resposta do fluxo completo de autenticação.</w:t>
-      </w:r>
-    </w:p>
-    <w:p>
-      <w:pPr>
-        <w:pBdr>
-          <w:top w:val="nil"/>
-          <w:left w:val="nil"/>
-          <w:bottom w:val="nil"/>
-          <w:right w:val="nil"/>
-          <w:between w:val="nil"/>
-        </w:pBdr>
-        <w:spacing w:line="357" w:lineRule="auto"/>
-        <w:jc w:val="both"/>
-        <w:rPr>
-          <w:color w:val="000000"/>
-        </w:rPr>
-      </w:pPr>
-    </w:p>
-    <w:p>
-      <w:pPr>
-        <w:pBdr>
-          <w:top w:val="nil"/>
-          <w:left w:val="nil"/>
-          <w:bottom w:val="nil"/>
-          <w:right w:val="nil"/>
-          <w:between w:val="nil"/>
-        </w:pBdr>
-        <w:spacing w:line="357" w:lineRule="auto"/>
+    </w:p>
+    <w:p>
+      <w:pPr>
+        <w:pBdr>
+          <w:top w:val="nil"/>
+          <w:left w:val="nil"/>
+          <w:bottom w:val="nil"/>
+          <w:right w:val="nil"/>
+          <w:between w:val="nil"/>
+        </w:pBdr>
+        <w:spacing w:line="240" w:lineRule="auto"/>
         <w:ind w:firstLine="402"/>
         <w:jc w:val="both"/>
         <w:rPr>
@@ -13520,11 +13538,11 @@
         <w:tabs>
           <w:tab w:val="left" w:pos="430"/>
         </w:tabs>
-        <w:spacing w:before="79"/>
+        <w:spacing w:before="79" w:line="240" w:lineRule="auto"/>
         <w:ind w:left="0" w:firstLine="0"/>
       </w:pPr>
-      <w:bookmarkStart w:id="66" w:name="_Toc232775103"/>
-      <w:bookmarkStart w:id="67" w:name="_Toc232775140"/>
+      <w:bookmarkStart w:id="66" w:name="_Toc232775848"/>
+      <w:bookmarkStart w:id="67" w:name="_Toc232775885"/>
       <w:r>
         <w:t>4.9 Fluxo Operacional</w:t>
       </w:r>
@@ -13557,7 +13575,7 @@
           <w:right w:val="nil"/>
           <w:between w:val="nil"/>
         </w:pBdr>
-        <w:spacing w:line="357" w:lineRule="auto"/>
+        <w:spacing w:line="240" w:lineRule="auto"/>
         <w:jc w:val="both"/>
         <w:rPr>
           <w:color w:val="000000"/>
@@ -13599,7 +13617,7 @@
           <w:right w:val="nil"/>
           <w:between w:val="nil"/>
         </w:pBdr>
-        <w:spacing w:line="357" w:lineRule="auto"/>
+        <w:spacing w:line="240" w:lineRule="auto"/>
         <w:jc w:val="both"/>
         <w:rPr>
           <w:color w:val="000000"/>
@@ -13625,7 +13643,7 @@
           <w:right w:val="nil"/>
           <w:between w:val="nil"/>
         </w:pBdr>
-        <w:spacing w:line="357" w:lineRule="auto"/>
+        <w:spacing w:line="240" w:lineRule="auto"/>
         <w:jc w:val="both"/>
         <w:rPr>
           <w:color w:val="000000"/>
@@ -13651,7 +13669,7 @@
           <w:right w:val="nil"/>
           <w:between w:val="nil"/>
         </w:pBdr>
-        <w:spacing w:line="357" w:lineRule="auto"/>
+        <w:spacing w:line="240" w:lineRule="auto"/>
         <w:jc w:val="both"/>
         <w:rPr>
           <w:color w:val="000000"/>
@@ -13677,7 +13695,7 @@
           <w:right w:val="nil"/>
           <w:between w:val="nil"/>
         </w:pBdr>
-        <w:spacing w:line="357" w:lineRule="auto"/>
+        <w:spacing w:line="240" w:lineRule="auto"/>
         <w:jc w:val="both"/>
         <w:rPr>
           <w:color w:val="000000"/>
@@ -13703,7 +13721,7 @@
           <w:right w:val="nil"/>
           <w:between w:val="nil"/>
         </w:pBdr>
-        <w:spacing w:line="357" w:lineRule="auto"/>
+        <w:spacing w:line="240" w:lineRule="auto"/>
         <w:jc w:val="both"/>
         <w:rPr>
           <w:color w:val="000000"/>
@@ -13729,7 +13747,7 @@
           <w:right w:val="nil"/>
           <w:between w:val="nil"/>
         </w:pBdr>
-        <w:spacing w:line="357" w:lineRule="auto"/>
+        <w:spacing w:line="240" w:lineRule="auto"/>
         <w:jc w:val="both"/>
         <w:rPr>
           <w:color w:val="000000"/>
@@ -13755,7 +13773,7 @@
           <w:right w:val="nil"/>
           <w:between w:val="nil"/>
         </w:pBdr>
-        <w:spacing w:line="357" w:lineRule="auto"/>
+        <w:spacing w:line="240" w:lineRule="auto"/>
         <w:jc w:val="both"/>
         <w:rPr>
           <w:color w:val="000000"/>
@@ -13781,45 +13799,45 @@
           <w:right w:val="nil"/>
           <w:between w:val="nil"/>
         </w:pBdr>
+        <w:spacing w:line="240" w:lineRule="auto"/>
+        <w:jc w:val="both"/>
+        <w:rPr>
+          <w:color w:val="000000"/>
+        </w:rPr>
+      </w:pPr>
+      <w:r>
+        <w:rPr>
+          <w:color w:val="000000"/>
+        </w:rPr>
+        <w:t>Concessão, reforço por MFA ou bloqueio do acesso.</w:t>
+      </w:r>
+    </w:p>
+    <w:p>
+      <w:pPr>
+        <w:pBdr>
+          <w:top w:val="nil"/>
+          <w:left w:val="nil"/>
+          <w:bottom w:val="nil"/>
+          <w:right w:val="nil"/>
+          <w:between w:val="nil"/>
+        </w:pBdr>
         <w:spacing w:line="357" w:lineRule="auto"/>
         <w:jc w:val="both"/>
         <w:rPr>
           <w:color w:val="000000"/>
         </w:rPr>
       </w:pPr>
-      <w:r>
-        <w:rPr>
-          <w:color w:val="000000"/>
-        </w:rPr>
-        <w:t>Concessão, reforço por MFA ou bloqueio do acesso.</w:t>
-      </w:r>
-    </w:p>
-    <w:p>
-      <w:pPr>
-        <w:pBdr>
-          <w:top w:val="nil"/>
-          <w:left w:val="nil"/>
-          <w:bottom w:val="nil"/>
-          <w:right w:val="nil"/>
-          <w:between w:val="nil"/>
-        </w:pBdr>
-        <w:spacing w:line="357" w:lineRule="auto"/>
-        <w:jc w:val="both"/>
-        <w:rPr>
-          <w:color w:val="000000"/>
-        </w:rPr>
-      </w:pPr>
-    </w:p>
-    <w:p>
-      <w:pPr>
-        <w:pBdr>
-          <w:top w:val="nil"/>
-          <w:left w:val="nil"/>
-          <w:bottom w:val="nil"/>
-          <w:right w:val="nil"/>
-          <w:between w:val="nil"/>
-        </w:pBdr>
-        <w:spacing w:line="357" w:lineRule="auto"/>
+    </w:p>
+    <w:p>
+      <w:pPr>
+        <w:pBdr>
+          <w:top w:val="nil"/>
+          <w:left w:val="nil"/>
+          <w:bottom w:val="nil"/>
+          <w:right w:val="nil"/>
+          <w:between w:val="nil"/>
+        </w:pBdr>
+        <w:spacing w:line="240" w:lineRule="auto"/>
         <w:jc w:val="both"/>
         <w:rPr>
           <w:b/>
@@ -13997,7 +14015,7 @@
     </w:p>
     <w:p>
       <w:pPr>
-        <w:spacing w:line="360" w:lineRule="auto"/>
+        <w:spacing w:line="240" w:lineRule="auto"/>
         <w:ind w:left="467" w:firstLine="720"/>
         <w:jc w:val="both"/>
         <w:rPr>
@@ -14065,11 +14083,12 @@
     <w:p>
       <w:pPr>
         <w:pStyle w:val="Ttulo1"/>
+        <w:spacing w:line="240" w:lineRule="auto"/>
         <w:ind w:left="3870"/>
         <w:jc w:val="right"/>
       </w:pPr>
-      <w:bookmarkStart w:id="68" w:name="_Toc232775104"/>
-      <w:bookmarkStart w:id="69" w:name="_Toc232775141"/>
+      <w:bookmarkStart w:id="68" w:name="_Toc232775849"/>
+      <w:bookmarkStart w:id="69" w:name="_Toc232775886"/>
       <w:r>
         <w:t>RESULTADOS PARCIAIS</w:t>
       </w:r>
@@ -14131,10 +14150,11 @@
         <w:tabs>
           <w:tab w:val="left" w:pos="869"/>
         </w:tabs>
+        <w:spacing w:line="240" w:lineRule="auto"/>
         <w:ind w:left="0" w:firstLine="0"/>
       </w:pPr>
-      <w:bookmarkStart w:id="70" w:name="_Toc232775105"/>
-      <w:bookmarkStart w:id="71" w:name="_Toc232775142"/>
+      <w:bookmarkStart w:id="70" w:name="_Toc232775850"/>
+      <w:bookmarkStart w:id="71" w:name="_Toc232775887"/>
       <w:r>
         <w:t>5.1 Configuração do Ambiente Experimental</w:t>
       </w:r>
@@ -14164,6 +14184,29 @@
           <w:right w:val="nil"/>
           <w:between w:val="nil"/>
         </w:pBdr>
+        <w:spacing w:line="240" w:lineRule="auto"/>
+        <w:ind w:firstLine="402"/>
+        <w:jc w:val="both"/>
+        <w:rPr>
+          <w:color w:val="000000"/>
+        </w:rPr>
+      </w:pPr>
+      <w:r>
+        <w:rPr>
+          <w:color w:val="000000"/>
+        </w:rPr>
+        <w:t>O ambiente experimental foi construído com base em uma infraestrutura containerizada, utilizando Docker para isolamento de serviços e Kubernetes para orquestração e escalabilidade. Cada componente da arquitetura foi implantado como um microsserviço independente, com configurações específicas de rede, volumes e políticas de segurança. O ambiente simulado reproduz cenários reais de autenticação em aplicações web corporativas, permitindo a execução controlada de testes de detecção de anomalias, classificação de risco por Inteligência Artificial e registro imutável de eventos via Blockchain.</w:t>
+      </w:r>
+    </w:p>
+    <w:p>
+      <w:pPr>
+        <w:pBdr>
+          <w:top w:val="nil"/>
+          <w:left w:val="nil"/>
+          <w:bottom w:val="nil"/>
+          <w:right w:val="nil"/>
+          <w:between w:val="nil"/>
+        </w:pBdr>
         <w:spacing w:line="357" w:lineRule="auto"/>
         <w:ind w:firstLine="402"/>
         <w:jc w:val="both"/>
@@ -14171,40 +14214,17 @@
           <w:color w:val="000000"/>
         </w:rPr>
       </w:pPr>
-      <w:r>
-        <w:rPr>
-          <w:color w:val="000000"/>
-        </w:rPr>
-        <w:t>O ambiente experimental foi construído com base em uma infraestrutura containerizada, utilizando Docker para isolamento de serviços e Kubernetes para orquestração e escalabilidade. Cada componente da arquitetura foi implantado como um microsserviço independente, com configurações específicas de rede, volumes e políticas de segurança. O ambiente simulado reproduz cenários reais de autenticação em aplicações web corporativas, permitindo a execução controlada de testes de detecção de anomalias, classificação de risco por Inteligência Artificial e registro imutável de eventos via Blockchain.</w:t>
-      </w:r>
-    </w:p>
-    <w:p>
-      <w:pPr>
-        <w:pBdr>
-          <w:top w:val="nil"/>
-          <w:left w:val="nil"/>
-          <w:bottom w:val="nil"/>
-          <w:right w:val="nil"/>
-          <w:between w:val="nil"/>
-        </w:pBdr>
-        <w:spacing w:line="357" w:lineRule="auto"/>
-        <w:ind w:firstLine="402"/>
-        <w:jc w:val="both"/>
-        <w:rPr>
-          <w:color w:val="000000"/>
-        </w:rPr>
-      </w:pPr>
-    </w:p>
-    <w:p>
-      <w:pPr>
-        <w:pBdr>
-          <w:top w:val="nil"/>
-          <w:left w:val="nil"/>
-          <w:bottom w:val="nil"/>
-          <w:right w:val="nil"/>
-          <w:between w:val="nil"/>
-        </w:pBdr>
-        <w:spacing w:line="357" w:lineRule="auto"/>
+    </w:p>
+    <w:p>
+      <w:pPr>
+        <w:pBdr>
+          <w:top w:val="nil"/>
+          <w:left w:val="nil"/>
+          <w:bottom w:val="nil"/>
+          <w:right w:val="nil"/>
+          <w:between w:val="nil"/>
+        </w:pBdr>
+        <w:spacing w:line="240" w:lineRule="auto"/>
         <w:ind w:firstLine="402"/>
         <w:jc w:val="both"/>
         <w:rPr>
@@ -14224,10 +14244,11 @@
         <w:tabs>
           <w:tab w:val="left" w:pos="869"/>
         </w:tabs>
+        <w:spacing w:line="240" w:lineRule="auto"/>
         <w:ind w:left="0" w:firstLine="0"/>
       </w:pPr>
-      <w:bookmarkStart w:id="72" w:name="_Toc232775106"/>
-      <w:bookmarkStart w:id="73" w:name="_Toc232775143"/>
+      <w:bookmarkStart w:id="72" w:name="_Toc232775851"/>
+      <w:bookmarkStart w:id="73" w:name="_Toc232775888"/>
       <w:r>
         <w:t>5.2 Desenho Experimental e Metodologia de Avaliação</w:t>
       </w:r>
@@ -14261,7 +14282,7 @@
           <w:right w:val="nil"/>
           <w:between w:val="nil"/>
         </w:pBdr>
-        <w:spacing w:line="357" w:lineRule="auto"/>
+        <w:spacing w:line="240" w:lineRule="auto"/>
         <w:ind w:firstLine="402"/>
         <w:jc w:val="both"/>
         <w:rPr>
@@ -14284,7 +14305,6 @@
           <w:right w:val="nil"/>
           <w:between w:val="nil"/>
         </w:pBdr>
-        <w:spacing w:line="360" w:lineRule="auto"/>
         <w:ind w:left="467" w:firstLine="720"/>
         <w:jc w:val="both"/>
         <w:rPr>
@@ -14301,7 +14321,7 @@
           <w:right w:val="nil"/>
           <w:between w:val="nil"/>
         </w:pBdr>
-        <w:spacing w:line="357" w:lineRule="auto"/>
+        <w:spacing w:line="240" w:lineRule="auto"/>
         <w:ind w:firstLine="402"/>
         <w:jc w:val="both"/>
         <w:rPr>
@@ -14316,36 +14336,57 @@
       </w:r>
     </w:p>
     <w:p>
+      <w:pPr>
+        <w:spacing w:line="240" w:lineRule="auto"/>
+      </w:pPr>
       <w:r>
         <w:t>Fonte e rotulagem dos dados. Diante da ausência de bases públicas rotuladas para autenticação contextual, foi construído um conjunto de dados sintéticos de tentativas de login, composto por aproximadamente 50.000 registros que reproduzem a distribuição observada em produção (cerca de 95% de acessos legítimos e 5% suspeitos). Cada registro contém os 14 critérios comportamentais e contextuais descritos na Seção 3.2. A rotulagem foi obtida por um conjunto de regras heurísticas — derivadas de padrões conhecidos de fraude, como viagem impossível, dispositivo desconhecido e rajadas de falhas de login — posteriormente revisadas por especialistas em segurança.</w:t>
       </w:r>
     </w:p>
     <w:p>
+      <w:pPr>
+        <w:spacing w:line="240" w:lineRule="auto"/>
+      </w:pPr>
       <w:r>
         <w:t>Considerações éticas e de privacidade. Por se tratar de dados sintéticos, não há coleta de informações pessoais identificáveis nesta fase, o que mitiga riscos de privacidade. Na evolução para dados reais, o projeto adotará os princípios de minimização e anonimização exigidos pela LGPD (BRASIL, 2018): os identificadores de usuário são pseudonimizados antes da persistência e apenas o hash dos critérios — e não os dados brutos — é registrado na blockchain.</w:t>
       </w:r>
     </w:p>
     <w:p>
+      <w:pPr>
+        <w:spacing w:line="240" w:lineRule="auto"/>
+      </w:pPr>
       <w:r>
         <w:t>Divisão dos dados e validação. O conjunto foi particionado de forma estratificada em 70% para treinamento e 30% para teste, preservando a proporção entre as classes. Sobre a partição de treinamento, aplicou-se validação cruzada estratificada com 5 folds para a seleção de hiperparâmetros, reservando a partição de teste exclusivamente para a avaliação final, de modo a evitar vazamento de dados (data leakage).</w:t>
       </w:r>
     </w:p>
     <w:p>
+      <w:pPr>
+        <w:spacing w:line="240" w:lineRule="auto"/>
+      </w:pPr>
       <w:r>
         <w:t>Métricas de avaliação. O desempenho foi medido por acurácia, precisão, revocação (recall), F1-score e taxa de falsos positivos, complementadas pela área sob a curva ROC (AUC) e pela latência de decisão. A taxa de falsos positivos recebe atenção especial por seu impacto direto na experiência do usuário legítimo, enquanto o recall reflete a capacidade de detectar acessos efetivamente maliciosos.</w:t>
       </w:r>
     </w:p>
     <w:p>
+      <w:pPr>
+        <w:spacing w:line="240" w:lineRule="auto"/>
+      </w:pPr>
       <w:r>
         <w:t>Reprodutibilidade. Para assegurar a reprodutibilidade dos experimentos, fixou-se a semente dos geradores aleatórios, versionaram-se os modelos treinados e seus hiperparâmetros, e todo o ambiente foi containerizado via Docker, permitindo a recriação determinística dos resultados.</w:t>
       </w:r>
     </w:p>
     <w:p>
+      <w:pPr>
+        <w:spacing w:line="240" w:lineRule="auto"/>
+      </w:pPr>
       <w:r>
         <w:t>Comparação com abordagens de referência (baselines). Para contextualizar os resultados, a Tabela 1 confronta a abordagem proposta com baselines representativos da literatura e da prática, evidenciando as limitações que a solução busca superar. Cabe ressaltar que os valores reportados para os baselines provêm da literatura citada, não tendo sido reexecutados neste trabalho; a comparação é, portanto, qualitativa quanto às capacidades de cada abordagem.</w:t>
       </w:r>
     </w:p>
     <w:p>
+      <w:pPr>
+        <w:spacing w:line="240" w:lineRule="auto"/>
+      </w:pPr>
       <w:r>
         <w:t>Tabela 1 — Comparação da proposta com abordagens de referência</w:t>
       </w:r>
@@ -14645,7 +14686,6 @@
           <w:right w:val="nil"/>
           <w:between w:val="nil"/>
         </w:pBdr>
-        <w:spacing w:line="360" w:lineRule="auto"/>
         <w:ind w:left="467" w:firstLine="720"/>
         <w:jc w:val="both"/>
         <w:rPr>
@@ -14659,10 +14699,11 @@
         <w:tabs>
           <w:tab w:val="left" w:pos="869"/>
         </w:tabs>
+        <w:spacing w:line="240" w:lineRule="auto"/>
         <w:ind w:left="0" w:firstLine="0"/>
       </w:pPr>
-      <w:bookmarkStart w:id="74" w:name="_Toc232775107"/>
-      <w:bookmarkStart w:id="75" w:name="_Toc232775144"/>
+      <w:bookmarkStart w:id="74" w:name="_Toc232775852"/>
+      <w:bookmarkStart w:id="75" w:name="_Toc232775889"/>
       <w:r>
         <w:t>5.3 Resultados Obtidos</w:t>
       </w:r>
@@ -14726,6 +14767,7 @@
           <w:right w:val="nil"/>
           <w:between w:val="nil"/>
         </w:pBdr>
+        <w:spacing w:line="240" w:lineRule="auto"/>
         <w:jc w:val="center"/>
         <w:rPr>
           <w:i/>
@@ -14753,7 +14795,6 @@
           <w:right w:val="nil"/>
           <w:between w:val="nil"/>
         </w:pBdr>
-        <w:spacing w:line="360" w:lineRule="auto"/>
         <w:ind w:left="467" w:firstLine="720"/>
         <w:jc w:val="both"/>
         <w:rPr>
@@ -14770,13 +14811,32 @@
           <w:right w:val="nil"/>
           <w:between w:val="nil"/>
         </w:pBdr>
-        <w:spacing w:line="360" w:lineRule="auto"/>
         <w:ind w:left="467" w:firstLine="720"/>
         <w:jc w:val="both"/>
         <w:rPr>
           <w:color w:val="000000"/>
         </w:rPr>
       </w:pPr>
+    </w:p>
+    <w:p>
+      <w:pPr>
+        <w:pBdr>
+          <w:top w:val="nil"/>
+          <w:left w:val="nil"/>
+          <w:bottom w:val="nil"/>
+          <w:right w:val="nil"/>
+          <w:between w:val="nil"/>
+        </w:pBdr>
+        <w:spacing w:line="240" w:lineRule="auto"/>
+        <w:ind w:firstLine="402"/>
+        <w:jc w:val="both"/>
+        <w:rPr>
+          <w:color w:val="000000"/>
+        </w:rPr>
+      </w:pPr>
+      <w:r>
+        <w:t>Os resultados parciais obtidos até o presente momento indicam a viabilidade técnica da arquitetura proposta. Em relação ao modelo de Machine Learning, os testes preliminares indicaram acurácia superior a 91% na classificação de acessos anômalos em ambiente controlado, com precisão de 89,4% e recall de 93,1%. O F1-score obtido foi de 91,2%, demonstrando equilíbrio adequado entre precisão e sensibilidade do modelo. A taxa de falsos positivos registrada foi de aproximadamente 8,6%, valor considerado aceitável para uma fase inicial de treinamento com dados sintéticos, e que tende a reduzir com o enriquecimento progressivo do conjunto de dados de treinamento.</w:t>
+      </w:r>
     </w:p>
     <w:p>
       <w:pPr>
@@ -14794,51 +14854,25 @@
           <w:color w:val="000000"/>
         </w:rPr>
       </w:pPr>
-      <w:r>
-        <w:rPr>
-          <w:color w:val="000000"/>
-        </w:rPr>
-        <w:t>Os resultados parciais obtidos até o presente momento demonstram a viabilidade técnica da arquitetura proposta. Em relação ao modelo de Machine Learning, os testes preliminares indicaram acurácia superior a 91% na classificação de acessos anômalos em ambiente controlado, com precisão de 89,4% e recall de 93,1%. O F1-score obtido foi de 91,2%, demonstrando equilíbrio adequado entre precisão e sensibilidade do modelo. A taxa de falsos positivos registrada foi de aproximadamente 8,6%, valor considerado aceitável para uma fase inicial de treinamento com dados sintéticos, e que tende a reduzir com o enriquecimento progressivo do conjunto de dados de treinamento.</w:t>
-      </w:r>
-    </w:p>
-    <w:p>
-      <w:pPr>
-        <w:pBdr>
-          <w:top w:val="nil"/>
-          <w:left w:val="nil"/>
-          <w:bottom w:val="nil"/>
-          <w:right w:val="nil"/>
-          <w:between w:val="nil"/>
-        </w:pBdr>
-        <w:spacing w:line="357" w:lineRule="auto"/>
+    </w:p>
+    <w:p>
+      <w:pPr>
+        <w:pBdr>
+          <w:top w:val="nil"/>
+          <w:left w:val="nil"/>
+          <w:bottom w:val="nil"/>
+          <w:right w:val="nil"/>
+          <w:between w:val="nil"/>
+        </w:pBdr>
+        <w:spacing w:line="240" w:lineRule="auto"/>
         <w:ind w:firstLine="402"/>
         <w:jc w:val="both"/>
         <w:rPr>
           <w:color w:val="000000"/>
         </w:rPr>
       </w:pPr>
-    </w:p>
-    <w:p>
-      <w:pPr>
-        <w:pBdr>
-          <w:top w:val="nil"/>
-          <w:left w:val="nil"/>
-          <w:bottom w:val="nil"/>
-          <w:right w:val="nil"/>
-          <w:between w:val="nil"/>
-        </w:pBdr>
-        <w:spacing w:line="357" w:lineRule="auto"/>
-        <w:ind w:firstLine="402"/>
-        <w:jc w:val="both"/>
-        <w:rPr>
-          <w:color w:val="000000"/>
-        </w:rPr>
-      </w:pPr>
-      <w:r>
-        <w:rPr>
-          <w:color w:val="000000"/>
-        </w:rPr>
-        <w:t>Em relação à cadeia de autenticação, a integração entre Keycloak e o serviço de ML foi validada com sucesso, com tempo médio de resposta de 320ms para o processo completo de autenticação contextual, incluindo a classificação de risco. O pipeline de registro Blockchain demonstrou consistência e integridade nos testes de imutabilidade, com validação criptográfica bem-sucedida em 100% das transações registradas. O monitoramento via ELK Stack e Grafana permitiu visualização em tempo real dos eventos de autenticação, com latergração adequada para cenários de produção.</w:t>
+      <w:r>
+        <w:t>Em relação à cadeia de autenticação, a integração entre Keycloak e o serviço de ML foi validada com sucesso, com tempo médio de resposta de 320ms para o processo completo de autenticação contextual, incluindo a classificação de risco. O pipeline de registro Blockchain demonstrou consistência e integridade nos testes de imutabilidade, com validação criptográfica bem-sucedida em todas as transações registradas nos testes. O monitoramento via ELK Stack e Grafana permitiu visualização em tempo real dos eventos de autenticação, com latência adequada para cenários de produção.</w:t>
       </w:r>
     </w:p>
     <w:p>
@@ -14864,10 +14898,11 @@
         <w:tabs>
           <w:tab w:val="left" w:pos="869"/>
         </w:tabs>
+        <w:spacing w:line="240" w:lineRule="auto"/>
         <w:ind w:left="0" w:firstLine="0"/>
       </w:pPr>
-      <w:bookmarkStart w:id="77" w:name="_Toc232775108"/>
-      <w:bookmarkStart w:id="78" w:name="_Toc232775145"/>
+      <w:bookmarkStart w:id="77" w:name="_Toc232775853"/>
+      <w:bookmarkStart w:id="78" w:name="_Toc232775890"/>
       <w:r>
         <w:t>5.4 Discussão e Análise dos Resultados</w:t>
       </w:r>
@@ -14883,13 +14918,32 @@
           <w:right w:val="nil"/>
           <w:between w:val="nil"/>
         </w:pBdr>
-        <w:spacing w:line="360" w:lineRule="auto"/>
         <w:ind w:left="467" w:firstLine="720"/>
         <w:jc w:val="both"/>
         <w:rPr>
           <w:color w:val="000000"/>
         </w:rPr>
       </w:pPr>
+    </w:p>
+    <w:p>
+      <w:pPr>
+        <w:pBdr>
+          <w:top w:val="nil"/>
+          <w:left w:val="nil"/>
+          <w:bottom w:val="nil"/>
+          <w:right w:val="nil"/>
+          <w:between w:val="nil"/>
+        </w:pBdr>
+        <w:spacing w:line="240" w:lineRule="auto"/>
+        <w:ind w:firstLine="402"/>
+        <w:jc w:val="both"/>
+        <w:rPr>
+          <w:color w:val="000000"/>
+        </w:rPr>
+      </w:pPr>
+      <w:r>
+        <w:t>Os resultados parciais são promissores e sugerem a viabilidade técnica da abordagem; contudo, por decorrerem de dados sintéticos e de uma fase preliminar, não permitem ainda confirmar a hipótese central de forma conclusiva. A comparação rigorosa com os baselines (Tabela 1) e a validação com dados reais permanecem como etapas necessárias antes de qualquer afirmação quantitativa de superioridade. Ainda assim, em ambiente controlado, a abordagem adaptativa baseada em dados contextuais permitiu identificar padrões de acesso suspeitos — como os cenários simulados de credential stuffing e session hijacking — que escapam a sistemas baseados apenas em senha e 2FA estático.</w:t>
+      </w:r>
     </w:p>
     <w:p>
       <w:pPr>
@@ -14907,37 +14961,17 @@
           <w:color w:val="000000"/>
         </w:rPr>
       </w:pPr>
-      <w:r>
-        <w:t>Os resultados parciais são promissores e sugerem a viabilidade técnica da abordagem; contudo, por decorrerem de dados sintéticos e de uma fase preliminar, não permitem ainda confirmar a hipótese central de forma conclusiva. A comparação rigorosa com os baselines (Tabela 1) e a validação com dados reais permanecem como etapas necessárias antes de qualquer afirmação quantitativa de superioridade. Ainda assim, em ambiente controlado, a abordagem adaptativa baseada em dados contextuais permitiu identificar padrões de acesso suspeitos — como os cenários simulados de credential stuffing e session hijacking — que escapam a sistemas baseados apenas em senha e 2FA estático.</w:t>
-      </w:r>
-    </w:p>
-    <w:p>
-      <w:pPr>
-        <w:pBdr>
-          <w:top w:val="nil"/>
-          <w:left w:val="nil"/>
-          <w:bottom w:val="nil"/>
-          <w:right w:val="nil"/>
-          <w:between w:val="nil"/>
-        </w:pBdr>
-        <w:spacing w:line="357" w:lineRule="auto"/>
-        <w:ind w:firstLine="402"/>
-        <w:jc w:val="both"/>
-        <w:rPr>
-          <w:color w:val="000000"/>
-        </w:rPr>
-      </w:pPr>
-    </w:p>
-    <w:p>
-      <w:pPr>
-        <w:pBdr>
-          <w:top w:val="nil"/>
-          <w:left w:val="nil"/>
-          <w:bottom w:val="nil"/>
-          <w:right w:val="nil"/>
-          <w:between w:val="nil"/>
-        </w:pBdr>
-        <w:spacing w:line="357" w:lineRule="auto"/>
+    </w:p>
+    <w:p>
+      <w:pPr>
+        <w:pBdr>
+          <w:top w:val="nil"/>
+          <w:left w:val="nil"/>
+          <w:bottom w:val="nil"/>
+          <w:right w:val="nil"/>
+          <w:between w:val="nil"/>
+        </w:pBdr>
+        <w:spacing w:line="240" w:lineRule="auto"/>
         <w:ind w:firstLine="402"/>
         <w:jc w:val="both"/>
         <w:rPr>
@@ -14971,10 +15005,11 @@
         <w:tabs>
           <w:tab w:val="left" w:pos="869"/>
         </w:tabs>
+        <w:spacing w:line="240" w:lineRule="auto"/>
         <w:ind w:left="0" w:firstLine="0"/>
       </w:pPr>
-      <w:bookmarkStart w:id="79" w:name="_Toc232775109"/>
-      <w:bookmarkStart w:id="80" w:name="_Toc232775146"/>
+      <w:bookmarkStart w:id="79" w:name="_Toc232775854"/>
+      <w:bookmarkStart w:id="80" w:name="_Toc232775891"/>
       <w:r>
         <w:t>5.5 Dificuldades Encontradas</w:t>
       </w:r>
@@ -15015,6 +15050,29 @@
           <w:right w:val="nil"/>
           <w:between w:val="nil"/>
         </w:pBdr>
+        <w:spacing w:line="240" w:lineRule="auto"/>
+        <w:ind w:firstLine="402"/>
+        <w:jc w:val="both"/>
+        <w:rPr>
+          <w:color w:val="000000"/>
+        </w:rPr>
+      </w:pPr>
+      <w:r>
+        <w:rPr>
+          <w:color w:val="000000"/>
+        </w:rPr>
+        <w:t>Ao longo do desenvolvimento, foram identificadas quatro principais dificuldades. A primeira refere-se à construção do conjunto de dados de treinamento: a ausência de datasets públicos rotulados específicos para autenticação contextual exigiu a geração de dados sintéticos, o que impacta a generalização do modelo e deverá ser aprimorado nas próximas etapas com a coleta de dados reais em ambiente controlado.</w:t>
+      </w:r>
+    </w:p>
+    <w:p>
+      <w:pPr>
+        <w:pBdr>
+          <w:top w:val="nil"/>
+          <w:left w:val="nil"/>
+          <w:bottom w:val="nil"/>
+          <w:right w:val="nil"/>
+          <w:between w:val="nil"/>
+        </w:pBdr>
         <w:spacing w:line="357" w:lineRule="auto"/>
         <w:ind w:firstLine="402"/>
         <w:jc w:val="both"/>
@@ -15022,11 +15080,28 @@
           <w:color w:val="000000"/>
         </w:rPr>
       </w:pPr>
-      <w:r>
-        <w:rPr>
-          <w:color w:val="000000"/>
-        </w:rPr>
-        <w:t>Ao longo do desenvolvimento, foram identificadas quatro principais dificuldades. A primeira refere-se à construção do conjunto de dados de treinamento: a ausência de datasets públicos rotulados específicos para autenticação contextual exigiu a geração de dados sintéticos, o que impacta a generalização do modelo e deverá ser aprimorado nas próximas etapas com a coleta de dados reais em ambiente controlado.</w:t>
+    </w:p>
+    <w:p>
+      <w:pPr>
+        <w:pBdr>
+          <w:top w:val="nil"/>
+          <w:left w:val="nil"/>
+          <w:bottom w:val="nil"/>
+          <w:right w:val="nil"/>
+          <w:between w:val="nil"/>
+        </w:pBdr>
+        <w:spacing w:line="240" w:lineRule="auto"/>
+        <w:ind w:firstLine="402"/>
+        <w:jc w:val="both"/>
+        <w:rPr>
+          <w:color w:val="000000"/>
+        </w:rPr>
+      </w:pPr>
+      <w:r>
+        <w:rPr>
+          <w:color w:val="000000"/>
+        </w:rPr>
+        <w:t xml:space="preserve">A segunda dificuldade está relacionada à latência introduzida pela camada de IA no fluxo de autenticação: o tempo adicional de 120ms–180ms para classificação de risco exige otimização do modelo e possibilidade de cache de decisões para usuários com padrões reconhecidos. </w:t>
       </w:r>
     </w:p>
     <w:p>
@@ -15055,47 +15130,7 @@
           <w:right w:val="nil"/>
           <w:between w:val="nil"/>
         </w:pBdr>
-        <w:spacing w:line="357" w:lineRule="auto"/>
-        <w:ind w:firstLine="402"/>
-        <w:jc w:val="both"/>
-        <w:rPr>
-          <w:color w:val="000000"/>
-        </w:rPr>
-      </w:pPr>
-      <w:r>
-        <w:rPr>
-          <w:color w:val="000000"/>
-        </w:rPr>
-        <w:t xml:space="preserve">A segunda dificuldade está relacionada à latência introduzida pela camada de IA no fluxo de autenticação: o tempo adicional de 120ms–180ms para classificação de risco exige otimização do modelo e possibilidade de cache de decisões para usuários com padrões reconhecidos. </w:t>
-      </w:r>
-    </w:p>
-    <w:p>
-      <w:pPr>
-        <w:pBdr>
-          <w:top w:val="nil"/>
-          <w:left w:val="nil"/>
-          <w:bottom w:val="nil"/>
-          <w:right w:val="nil"/>
-          <w:between w:val="nil"/>
-        </w:pBdr>
-        <w:spacing w:line="357" w:lineRule="auto"/>
-        <w:ind w:firstLine="402"/>
-        <w:jc w:val="both"/>
-        <w:rPr>
-          <w:color w:val="000000"/>
-        </w:rPr>
-      </w:pPr>
-    </w:p>
-    <w:p>
-      <w:pPr>
-        <w:pBdr>
-          <w:top w:val="nil"/>
-          <w:left w:val="nil"/>
-          <w:bottom w:val="nil"/>
-          <w:right w:val="nil"/>
-          <w:between w:val="nil"/>
-        </w:pBdr>
-        <w:spacing w:line="357" w:lineRule="auto"/>
+        <w:spacing w:line="240" w:lineRule="auto"/>
         <w:ind w:firstLine="402"/>
         <w:jc w:val="both"/>
         <w:rPr>
@@ -15313,7 +15348,7 @@
     </w:p>
     <w:p>
       <w:pPr>
-        <w:spacing w:line="360" w:lineRule="auto"/>
+        <w:spacing w:line="240" w:lineRule="auto"/>
         <w:ind w:left="467" w:firstLine="720"/>
         <w:rPr>
           <w:i/>
@@ -15330,7 +15365,6 @@
     </w:p>
     <w:p>
       <w:pPr>
-        <w:spacing w:line="360" w:lineRule="auto"/>
         <w:ind w:left="467" w:firstLine="720"/>
         <w:rPr>
           <w:i/>
@@ -15358,11 +15392,12 @@
     <w:p>
       <w:pPr>
         <w:pStyle w:val="Ttulo1"/>
+        <w:spacing w:line="240" w:lineRule="auto"/>
         <w:ind w:left="3870"/>
         <w:jc w:val="right"/>
       </w:pPr>
-      <w:bookmarkStart w:id="81" w:name="_Toc232775110"/>
-      <w:bookmarkStart w:id="82" w:name="_Toc232775147"/>
+      <w:bookmarkStart w:id="81" w:name="_Toc232775855"/>
+      <w:bookmarkStart w:id="82" w:name="_Toc232775892"/>
       <w:r>
         <w:t>CRONOGRAMA DE ATIVIDADES</w:t>
       </w:r>
@@ -15380,10 +15415,11 @@
         <w:tabs>
           <w:tab w:val="left" w:pos="869"/>
         </w:tabs>
+        <w:spacing w:line="240" w:lineRule="auto"/>
         <w:ind w:left="0" w:firstLine="0"/>
       </w:pPr>
-      <w:bookmarkStart w:id="83" w:name="_Toc232775111"/>
-      <w:bookmarkStart w:id="84" w:name="_Toc232775148"/>
+      <w:bookmarkStart w:id="83" w:name="_Toc232775856"/>
+      <w:bookmarkStart w:id="84" w:name="_Toc232775893"/>
       <w:r>
         <w:t>6.1 Cronograma</w:t>
       </w:r>
@@ -15432,7 +15468,7 @@
           <w:right w:val="nil"/>
           <w:between w:val="nil"/>
         </w:pBdr>
-        <w:spacing w:line="360" w:lineRule="auto"/>
+        <w:spacing w:line="240" w:lineRule="auto"/>
         <w:ind w:left="467" w:firstLine="720"/>
         <w:rPr>
           <w:color w:val="000000"/>
@@ -15454,7 +15490,6 @@
           <w:right w:val="nil"/>
           <w:between w:val="nil"/>
         </w:pBdr>
-        <w:spacing w:line="360" w:lineRule="auto"/>
         <w:rPr>
           <w:color w:val="000000"/>
         </w:rPr>
@@ -16664,7 +16699,6 @@
           <w:right w:val="nil"/>
           <w:between w:val="nil"/>
         </w:pBdr>
-        <w:spacing w:line="360" w:lineRule="auto"/>
         <w:ind w:left="467" w:firstLine="720"/>
         <w:rPr>
           <w:color w:val="000000"/>
@@ -16680,7 +16714,6 @@
           <w:right w:val="nil"/>
           <w:between w:val="nil"/>
         </w:pBdr>
-        <w:spacing w:line="360" w:lineRule="auto"/>
         <w:ind w:left="467" w:firstLine="720"/>
         <w:rPr>
           <w:color w:val="000000"/>
@@ -16696,7 +16729,6 @@
           <w:right w:val="nil"/>
           <w:between w:val="nil"/>
         </w:pBdr>
-        <w:spacing w:line="360" w:lineRule="auto"/>
         <w:ind w:left="467" w:firstLine="720"/>
         <w:rPr>
           <w:color w:val="000000"/>
@@ -16712,7 +16744,6 @@
           <w:right w:val="nil"/>
           <w:between w:val="nil"/>
         </w:pBdr>
-        <w:spacing w:line="360" w:lineRule="auto"/>
         <w:ind w:left="467" w:firstLine="720"/>
         <w:rPr>
           <w:color w:val="000000"/>
@@ -16894,7 +16925,7 @@
     </w:p>
     <w:p>
       <w:pPr>
-        <w:spacing w:line="360" w:lineRule="auto"/>
+        <w:spacing w:line="240" w:lineRule="auto"/>
         <w:ind w:left="467" w:firstLine="720"/>
         <w:rPr>
           <w:i/>
@@ -16938,8 +16969,8 @@
         <w:ind w:left="3870"/>
         <w:jc w:val="right"/>
       </w:pPr>
-      <w:bookmarkStart w:id="85" w:name="_Toc232775112"/>
-      <w:bookmarkStart w:id="86" w:name="_Toc232775149"/>
+      <w:bookmarkStart w:id="85" w:name="_Toc232775857"/>
+      <w:bookmarkStart w:id="86" w:name="_Toc232775894"/>
       <w:r>
         <w:t>REFERÊNCIAS BIBLIÓGRAFICAS</w:t>
       </w:r>
@@ -17004,7 +17035,7 @@
           <w:right w:val="nil"/>
           <w:between w:val="nil"/>
         </w:pBdr>
-        <w:spacing w:line="360" w:lineRule="auto"/>
+        <w:spacing w:line="240" w:lineRule="auto"/>
         <w:ind w:left="467" w:hanging="467"/>
         <w:jc w:val="both"/>
         <w:rPr>
@@ -17027,7 +17058,7 @@
           <w:right w:val="nil"/>
           <w:between w:val="nil"/>
         </w:pBdr>
-        <w:spacing w:line="360" w:lineRule="auto"/>
+        <w:spacing w:line="240" w:lineRule="auto"/>
         <w:ind w:left="467" w:hanging="467"/>
         <w:jc w:val="both"/>
         <w:rPr>
@@ -17050,7 +17081,7 @@
           <w:right w:val="nil"/>
           <w:between w:val="nil"/>
         </w:pBdr>
-        <w:spacing w:line="360" w:lineRule="auto"/>
+        <w:spacing w:line="240" w:lineRule="auto"/>
         <w:ind w:left="467" w:hanging="467"/>
         <w:jc w:val="both"/>
         <w:rPr>
@@ -17073,7 +17104,7 @@
           <w:right w:val="nil"/>
           <w:between w:val="nil"/>
         </w:pBdr>
-        <w:spacing w:line="360" w:lineRule="auto"/>
+        <w:spacing w:line="240" w:lineRule="auto"/>
         <w:ind w:left="467" w:hanging="467"/>
         <w:jc w:val="both"/>
         <w:rPr>
@@ -17096,7 +17127,7 @@
           <w:right w:val="nil"/>
           <w:between w:val="nil"/>
         </w:pBdr>
-        <w:spacing w:line="360" w:lineRule="auto"/>
+        <w:spacing w:line="240" w:lineRule="auto"/>
         <w:ind w:left="467" w:hanging="467"/>
         <w:jc w:val="both"/>
         <w:rPr>
@@ -17119,7 +17150,7 @@
           <w:right w:val="nil"/>
           <w:between w:val="nil"/>
         </w:pBdr>
-        <w:spacing w:line="360" w:lineRule="auto"/>
+        <w:spacing w:line="240" w:lineRule="auto"/>
         <w:ind w:left="467" w:hanging="467"/>
         <w:jc w:val="both"/>
         <w:rPr>
@@ -17142,7 +17173,7 @@
           <w:right w:val="nil"/>
           <w:between w:val="nil"/>
         </w:pBdr>
-        <w:spacing w:line="360" w:lineRule="auto"/>
+        <w:spacing w:line="240" w:lineRule="auto"/>
         <w:ind w:left="467" w:hanging="467"/>
         <w:jc w:val="both"/>
         <w:rPr>
@@ -17165,7 +17196,7 @@
           <w:right w:val="nil"/>
           <w:between w:val="nil"/>
         </w:pBdr>
-        <w:spacing w:line="360" w:lineRule="auto"/>
+        <w:spacing w:line="240" w:lineRule="auto"/>
         <w:ind w:left="467" w:hanging="467"/>
         <w:jc w:val="both"/>
         <w:rPr>
@@ -17188,7 +17219,7 @@
           <w:right w:val="nil"/>
           <w:between w:val="nil"/>
         </w:pBdr>
-        <w:spacing w:line="360" w:lineRule="auto"/>
+        <w:spacing w:line="240" w:lineRule="auto"/>
         <w:ind w:left="467" w:hanging="467"/>
         <w:jc w:val="both"/>
         <w:rPr>
@@ -17211,7 +17242,7 @@
           <w:right w:val="nil"/>
           <w:between w:val="nil"/>
         </w:pBdr>
-        <w:spacing w:line="360" w:lineRule="auto"/>
+        <w:spacing w:line="240" w:lineRule="auto"/>
         <w:ind w:left="467" w:hanging="467"/>
         <w:jc w:val="both"/>
         <w:rPr>
@@ -17234,7 +17265,7 @@
           <w:right w:val="nil"/>
           <w:between w:val="nil"/>
         </w:pBdr>
-        <w:spacing w:line="360" w:lineRule="auto"/>
+        <w:spacing w:line="240" w:lineRule="auto"/>
         <w:ind w:left="467" w:hanging="467"/>
         <w:jc w:val="both"/>
         <w:rPr>
@@ -17257,7 +17288,7 @@
           <w:right w:val="nil"/>
           <w:between w:val="nil"/>
         </w:pBdr>
-        <w:spacing w:line="360" w:lineRule="auto"/>
+        <w:spacing w:line="240" w:lineRule="auto"/>
         <w:ind w:left="467" w:hanging="467"/>
         <w:jc w:val="both"/>
         <w:rPr>
@@ -17280,7 +17311,7 @@
           <w:right w:val="nil"/>
           <w:between w:val="nil"/>
         </w:pBdr>
-        <w:spacing w:line="360" w:lineRule="auto"/>
+        <w:spacing w:line="240" w:lineRule="auto"/>
         <w:ind w:left="467" w:hanging="467"/>
         <w:jc w:val="both"/>
         <w:rPr>
@@ -17303,7 +17334,7 @@
           <w:right w:val="nil"/>
           <w:between w:val="nil"/>
         </w:pBdr>
-        <w:spacing w:line="360" w:lineRule="auto"/>
+        <w:spacing w:line="240" w:lineRule="auto"/>
         <w:ind w:left="467" w:hanging="467"/>
         <w:jc w:val="both"/>
         <w:rPr>
@@ -17326,7 +17357,7 @@
           <w:right w:val="nil"/>
           <w:between w:val="nil"/>
         </w:pBdr>
-        <w:spacing w:line="360" w:lineRule="auto"/>
+        <w:spacing w:line="240" w:lineRule="auto"/>
         <w:ind w:left="467" w:hanging="467"/>
         <w:jc w:val="both"/>
         <w:rPr>
@@ -17341,41 +17372,65 @@
       </w:r>
     </w:p>
     <w:p>
+      <w:pPr>
+        <w:spacing w:line="240" w:lineRule="auto"/>
+      </w:pPr>
       <w:r>
         <w:t>OWASP FOUNDATION. OWASP Top 10 – 2023 Edition. 2023. Disponível em: https://owasp.org/www-project-top-ten/.</w:t>
       </w:r>
     </w:p>
     <w:p>
+      <w:pPr>
+        <w:spacing w:line="240" w:lineRule="auto"/>
+      </w:pPr>
       <w:r>
         <w:t>OWASP FOUNDATION. OWASP Top 10: The Ten Most Critical Web Application Security Risks. 2021. Disponível em: https://owasp.org/www-project-top-ten/.</w:t>
       </w:r>
     </w:p>
     <w:p>
+      <w:pPr>
+        <w:spacing w:line="240" w:lineRule="auto"/>
+      </w:pPr>
       <w:r>
         <w:t>ROSE, S.; BORCHERT, O.; MITCHELL, S.; CONNELLY, S. Zero Trust Architecture. NIST Special Publication 800-207. Gaithersburg: NIST, 2020. DOI: https://doi.org/10.6028/NIST.SP.800-207.</w:t>
       </w:r>
     </w:p>
     <w:p>
+      <w:pPr>
+        <w:spacing w:line="240" w:lineRule="auto"/>
+      </w:pPr>
       <w:r>
         <w:t>SCIKIT-LEARN DEVELOPERS. Scikit-learn: Machine Learning in Python. Versão 1.4. 2024. Disponível em: https://scikit-learn.org.</w:t>
       </w:r>
     </w:p>
     <w:p>
+      <w:pPr>
+        <w:spacing w:line="240" w:lineRule="auto"/>
+      </w:pPr>
       <w:r>
         <w:t>STYLIOS, I.; KOKOLAKIS, S.; THANOU, O.; CHATZIS, S. Behavioral biometrics &amp; continuous user authentication on mobile devices: A survey. Information Fusion, v. 66, p. 76-99, 2021.</w:t>
       </w:r>
     </w:p>
     <w:p>
+      <w:pPr>
+        <w:spacing w:line="240" w:lineRule="auto"/>
+      </w:pPr>
       <w:r>
         <w:t>VERIZON. 2024 Data Breach Investigations Report (DBIR). Verizon Business, 2024. Disponível em: https://www.verizon.com/business/resources/reports/dbir/.</w:t>
       </w:r>
     </w:p>
     <w:p>
+      <w:pPr>
+        <w:spacing w:line="240" w:lineRule="auto"/>
+      </w:pPr>
       <w:r>
         <w:t>WIEFLING, S.; JØRGENSEN, P. R.; THUNEM, S.; LO IACONO, L. Pump Up Password Security! Evaluating and Enhancing Risk-Based Authentication on a Real-World Large-Scale Online Service. ACM Transactions on Privacy and Security, v. 26, n. 1, 2023.</w:t>
       </w:r>
     </w:p>
     <w:p>
+      <w:pPr>
+        <w:spacing w:line="240" w:lineRule="auto"/>
+      </w:pPr>
       <w:r>
         <w:t>WIEFLING, S.; LO IACONO, L.; DÜRMUTH, M. Is This Really You? An Empirical Study on Risk-Based Authentication Applied in the Wild. In: IFIP SEC, 2019, p. 134-148.</w:t>
       </w:r>
@@ -18864,6 +18919,9 @@
   <w:style w:type="paragraph" w:default="1" w:styleId="Normal">
     <w:name w:val="Normal"/>
     <w:qFormat/>
+    <w:pPr>
+      <w:spacing w:line="360" w:lineRule="auto"/>
+    </w:pPr>
   </w:style>
   <w:style w:type="paragraph" w:styleId="Ttulo1">
     <w:name w:val="heading 1"/>

--- a/docs/doc-qualificacao-ifba-REVISADO.docx
+++ b/docs/doc-qualificacao-ifba-REVISADO.docx
@@ -690,7 +690,7 @@
           <w:headerReference w:type="first" r:id="rId13"/>
           <w:footerReference w:type="first" r:id="rId14"/>
           <w:pgSz w:w="11900" w:h="16840"/>
-          <w:pgMar w:top="1701" w:right="1134" w:bottom="1134" w:left="1701" w:header="720" w:footer="720" w:gutter="0"/>
+          <w:pgMar w:top="1701" w:right="1134" w:bottom="1134" w:left="1701" w:header="1134" w:footer="720" w:gutter="0"/>
           <w:pgNumType w:start="1"/>
           <w:cols w:space="720"/>
         </w:sectPr>
@@ -1043,7 +1043,8 @@
           <w:headerReference w:type="default" r:id="rId15"/>
           <w:footerReference w:type="default" r:id="rId16"/>
           <w:pgSz w:w="11900" w:h="16840"/>
-          <w:pgMar w:top="1701" w:right="1134" w:bottom="1134" w:left="1701" w:header="720" w:footer="720" w:gutter="0"/>
+          <w:pgMar w:top="1701" w:right="1134" w:bottom="1134" w:left="1701" w:header="1134" w:footer="720" w:gutter="0"/>
+          <w:pgNumType w:start="1"/>
           <w:cols w:space="720"/>
         </w:sectPr>
       </w:pPr>
@@ -1283,7 +1284,7 @@
           <w:headerReference w:type="default" r:id="rId17"/>
           <w:footerReference w:type="default" r:id="rId18"/>
           <w:pgSz w:w="11900" w:h="16840"/>
-          <w:pgMar w:top="1701" w:right="1134" w:bottom="1134" w:left="1701" w:header="720" w:footer="720" w:gutter="0"/>
+          <w:pgMar w:top="1701" w:right="1134" w:bottom="1134" w:left="1701" w:header="1134" w:footer="720" w:gutter="0"/>
           <w:cols w:space="720"/>
         </w:sectPr>
       </w:pPr>
@@ -1319,6 +1320,7 @@
         <w:rPr>
           <w:lang w:val="en-US"/>
         </w:rPr>
+        <w:lastRenderedPageBreak/>
         <w:t>ABSTRACT</w:t>
       </w:r>
     </w:p>
@@ -1545,7 +1547,7 @@
           <w:headerReference w:type="default" r:id="rId19"/>
           <w:footerReference w:type="default" r:id="rId20"/>
           <w:pgSz w:w="11900" w:h="16840"/>
-          <w:pgMar w:top="1701" w:right="1134" w:bottom="1134" w:left="1701" w:header="720" w:footer="720" w:gutter="0"/>
+          <w:pgMar w:top="1701" w:right="1134" w:bottom="1134" w:left="1701" w:header="1134" w:footer="720" w:gutter="0"/>
           <w:cols w:space="720"/>
         </w:sectPr>
       </w:pPr>
@@ -1568,6 +1570,7 @@
       <w:bookmarkStart w:id="5" w:name="_heading=h.on9v8g8cduaj" w:colFirst="0" w:colLast="0"/>
       <w:bookmarkEnd w:id="5"/>
       <w:r>
+        <w:lastRenderedPageBreak/>
         <w:t>LISTA DE FIGURAS</w:t>
       </w:r>
     </w:p>
@@ -1796,6 +1799,7 @@
       <w:bookmarkStart w:id="6" w:name="_heading=h.943ikho6xq5q" w:colFirst="0" w:colLast="0"/>
       <w:bookmarkEnd w:id="6"/>
       <w:r>
+        <w:lastRenderedPageBreak/>
         <w:t>LISTA DE SIGLAS</w:t>
       </w:r>
     </w:p>
@@ -2176,6 +2180,7 @@
           <w:bCs/>
           <w:color w:val="000000"/>
         </w:rPr>
+        <w:lastRenderedPageBreak/>
         <w:t>SUMÁRIO</w:t>
       </w:r>
     </w:p>
@@ -2203,7 +2208,7 @@
       <w:r>
         <w:fldChar w:fldCharType="separate"/>
       </w:r>
-      <w:hyperlink w:anchor="_Toc232781136" w:history="1">
+      <w:hyperlink w:anchor="_Toc232782107" w:history="1">
         <w:r>
           <w:rPr>
             <w:rStyle w:val="Hyperlink"/>
@@ -2230,7 +2235,7 @@
             <w:noProof/>
             <w:webHidden/>
           </w:rPr>
-          <w:instrText xml:space="preserve"> PAGEREF _Toc232781136 \h </w:instrText>
+          <w:instrText xml:space="preserve"> PAGEREF _Toc232782107 \h </w:instrText>
         </w:r>
         <w:r>
           <w:rPr>
@@ -2250,7 +2255,7 @@
             <w:noProof/>
             <w:webHidden/>
           </w:rPr>
-          <w:t>10</w:t>
+          <w:t>9</w:t>
         </w:r>
         <w:r>
           <w:rPr>
@@ -2274,7 +2279,7 @@
           <w14:ligatures w14:val="standardContextual"/>
         </w:rPr>
       </w:pPr>
-      <w:hyperlink w:anchor="_Toc232781137" w:history="1">
+      <w:hyperlink w:anchor="_Toc232782108" w:history="1">
         <w:r>
           <w:rPr>
             <w:rStyle w:val="Hyperlink"/>
@@ -2301,7 +2306,7 @@
             <w:noProof/>
             <w:webHidden/>
           </w:rPr>
-          <w:instrText xml:space="preserve"> PAGEREF _Toc232781137 \h </w:instrText>
+          <w:instrText xml:space="preserve"> PAGEREF _Toc232782108 \h </w:instrText>
         </w:r>
         <w:r>
           <w:rPr>
@@ -2321,7 +2326,7 @@
             <w:noProof/>
             <w:webHidden/>
           </w:rPr>
-          <w:t>10</w:t>
+          <w:t>9</w:t>
         </w:r>
         <w:r>
           <w:rPr>
@@ -2345,7 +2350,7 @@
           <w14:ligatures w14:val="standardContextual"/>
         </w:rPr>
       </w:pPr>
-      <w:hyperlink w:anchor="_Toc232781138" w:history="1">
+      <w:hyperlink w:anchor="_Toc232782109" w:history="1">
         <w:r>
           <w:rPr>
             <w:rStyle w:val="Hyperlink"/>
@@ -2372,7 +2377,7 @@
             <w:noProof/>
             <w:webHidden/>
           </w:rPr>
-          <w:instrText xml:space="preserve"> PAGEREF _Toc232781138 \h </w:instrText>
+          <w:instrText xml:space="preserve"> PAGEREF _Toc232782109 \h </w:instrText>
         </w:r>
         <w:r>
           <w:rPr>
@@ -2392,7 +2397,7 @@
             <w:noProof/>
             <w:webHidden/>
           </w:rPr>
-          <w:t>11</w:t>
+          <w:t>10</w:t>
         </w:r>
         <w:r>
           <w:rPr>
@@ -2416,7 +2421,7 @@
           <w14:ligatures w14:val="standardContextual"/>
         </w:rPr>
       </w:pPr>
-      <w:hyperlink w:anchor="_Toc232781139" w:history="1">
+      <w:hyperlink w:anchor="_Toc232782110" w:history="1">
         <w:r>
           <w:rPr>
             <w:rStyle w:val="Hyperlink"/>
@@ -2443,7 +2448,7 @@
             <w:noProof/>
             <w:webHidden/>
           </w:rPr>
-          <w:instrText xml:space="preserve"> PAGEREF _Toc232781139 \h </w:instrText>
+          <w:instrText xml:space="preserve"> PAGEREF _Toc232782110 \h </w:instrText>
         </w:r>
         <w:r>
           <w:rPr>
@@ -2463,7 +2468,7 @@
             <w:noProof/>
             <w:webHidden/>
           </w:rPr>
-          <w:t>12</w:t>
+          <w:t>11</w:t>
         </w:r>
         <w:r>
           <w:rPr>
@@ -2487,7 +2492,7 @@
           <w14:ligatures w14:val="standardContextual"/>
         </w:rPr>
       </w:pPr>
-      <w:hyperlink w:anchor="_Toc232781140" w:history="1">
+      <w:hyperlink w:anchor="_Toc232782111" w:history="1">
         <w:r>
           <w:rPr>
             <w:rStyle w:val="Hyperlink"/>
@@ -2514,7 +2519,7 @@
             <w:noProof/>
             <w:webHidden/>
           </w:rPr>
-          <w:instrText xml:space="preserve"> PAGEREF _Toc232781140 \h </w:instrText>
+          <w:instrText xml:space="preserve"> PAGEREF _Toc232782111 \h </w:instrText>
         </w:r>
         <w:r>
           <w:rPr>
@@ -2534,7 +2539,7 @@
             <w:noProof/>
             <w:webHidden/>
           </w:rPr>
-          <w:t>12</w:t>
+          <w:t>11</w:t>
         </w:r>
         <w:r>
           <w:rPr>
@@ -2560,7 +2565,7 @@
           <w14:ligatures w14:val="standardContextual"/>
         </w:rPr>
       </w:pPr>
-      <w:hyperlink w:anchor="_Toc232781141" w:history="1">
+      <w:hyperlink w:anchor="_Toc232782112" w:history="1">
         <w:r>
           <w:rPr>
             <w:rStyle w:val="Hyperlink"/>
@@ -2587,7 +2592,7 @@
             <w:noProof/>
             <w:webHidden/>
           </w:rPr>
-          <w:instrText xml:space="preserve"> PAGEREF _Toc232781141 \h </w:instrText>
+          <w:instrText xml:space="preserve"> PAGEREF _Toc232782112 \h </w:instrText>
         </w:r>
         <w:r>
           <w:rPr>
@@ -2607,7 +2612,7 @@
             <w:noProof/>
             <w:webHidden/>
           </w:rPr>
-          <w:t>14</w:t>
+          <w:t>13</w:t>
         </w:r>
         <w:r>
           <w:rPr>
@@ -2631,7 +2636,7 @@
           <w14:ligatures w14:val="standardContextual"/>
         </w:rPr>
       </w:pPr>
-      <w:hyperlink w:anchor="_Toc232781142" w:history="1">
+      <w:hyperlink w:anchor="_Toc232782113" w:history="1">
         <w:r>
           <w:rPr>
             <w:rStyle w:val="Hyperlink"/>
@@ -2658,7 +2663,7 @@
             <w:noProof/>
             <w:webHidden/>
           </w:rPr>
-          <w:instrText xml:space="preserve"> PAGEREF _Toc232781142 \h </w:instrText>
+          <w:instrText xml:space="preserve"> PAGEREF _Toc232782113 \h </w:instrText>
         </w:r>
         <w:r>
           <w:rPr>
@@ -2678,7 +2683,7 @@
             <w:noProof/>
             <w:webHidden/>
           </w:rPr>
-          <w:t>14</w:t>
+          <w:t>13</w:t>
         </w:r>
         <w:r>
           <w:rPr>
@@ -2702,7 +2707,7 @@
           <w14:ligatures w14:val="standardContextual"/>
         </w:rPr>
       </w:pPr>
-      <w:hyperlink w:anchor="_Toc232781143" w:history="1">
+      <w:hyperlink w:anchor="_Toc232782114" w:history="1">
         <w:r>
           <w:rPr>
             <w:rStyle w:val="Hyperlink"/>
@@ -2729,7 +2734,7 @@
             <w:noProof/>
             <w:webHidden/>
           </w:rPr>
-          <w:instrText xml:space="preserve"> PAGEREF _Toc232781143 \h </w:instrText>
+          <w:instrText xml:space="preserve"> PAGEREF _Toc232782114 \h </w:instrText>
         </w:r>
         <w:r>
           <w:rPr>
@@ -2749,7 +2754,7 @@
             <w:noProof/>
             <w:webHidden/>
           </w:rPr>
-          <w:t>15</w:t>
+          <w:t>14</w:t>
         </w:r>
         <w:r>
           <w:rPr>
@@ -2773,7 +2778,7 @@
           <w14:ligatures w14:val="standardContextual"/>
         </w:rPr>
       </w:pPr>
-      <w:hyperlink w:anchor="_Toc232781144" w:history="1">
+      <w:hyperlink w:anchor="_Toc232782115" w:history="1">
         <w:r>
           <w:rPr>
             <w:rStyle w:val="Hyperlink"/>
@@ -2800,7 +2805,7 @@
             <w:noProof/>
             <w:webHidden/>
           </w:rPr>
-          <w:instrText xml:space="preserve"> PAGEREF _Toc232781144 \h </w:instrText>
+          <w:instrText xml:space="preserve"> PAGEREF _Toc232782115 \h </w:instrText>
         </w:r>
         <w:r>
           <w:rPr>
@@ -2820,7 +2825,7 @@
             <w:noProof/>
             <w:webHidden/>
           </w:rPr>
-          <w:t>16</w:t>
+          <w:t>15</w:t>
         </w:r>
         <w:r>
           <w:rPr>
@@ -2844,7 +2849,7 @@
           <w14:ligatures w14:val="standardContextual"/>
         </w:rPr>
       </w:pPr>
-      <w:hyperlink w:anchor="_Toc232781145" w:history="1">
+      <w:hyperlink w:anchor="_Toc232782116" w:history="1">
         <w:r>
           <w:rPr>
             <w:rStyle w:val="Hyperlink"/>
@@ -2871,7 +2876,7 @@
             <w:noProof/>
             <w:webHidden/>
           </w:rPr>
-          <w:instrText xml:space="preserve"> PAGEREF _Toc232781145 \h </w:instrText>
+          <w:instrText xml:space="preserve"> PAGEREF _Toc232782116 \h </w:instrText>
         </w:r>
         <w:r>
           <w:rPr>
@@ -2891,7 +2896,7 @@
             <w:noProof/>
             <w:webHidden/>
           </w:rPr>
-          <w:t>17</w:t>
+          <w:t>16</w:t>
         </w:r>
         <w:r>
           <w:rPr>
@@ -2917,7 +2922,7 @@
           <w14:ligatures w14:val="standardContextual"/>
         </w:rPr>
       </w:pPr>
-      <w:hyperlink w:anchor="_Toc232781146" w:history="1">
+      <w:hyperlink w:anchor="_Toc232782117" w:history="1">
         <w:r>
           <w:rPr>
             <w:rStyle w:val="Hyperlink"/>
@@ -2944,7 +2949,7 @@
             <w:noProof/>
             <w:webHidden/>
           </w:rPr>
-          <w:instrText xml:space="preserve"> PAGEREF _Toc232781146 \h </w:instrText>
+          <w:instrText xml:space="preserve"> PAGEREF _Toc232782117 \h </w:instrText>
         </w:r>
         <w:r>
           <w:rPr>
@@ -2964,7 +2969,7 @@
             <w:noProof/>
             <w:webHidden/>
           </w:rPr>
-          <w:t>19</w:t>
+          <w:t>18</w:t>
         </w:r>
         <w:r>
           <w:rPr>
@@ -2988,7 +2993,7 @@
           <w14:ligatures w14:val="standardContextual"/>
         </w:rPr>
       </w:pPr>
-      <w:hyperlink w:anchor="_Toc232781147" w:history="1">
+      <w:hyperlink w:anchor="_Toc232782118" w:history="1">
         <w:r>
           <w:rPr>
             <w:rStyle w:val="Hyperlink"/>
@@ -3015,7 +3020,7 @@
             <w:noProof/>
             <w:webHidden/>
           </w:rPr>
-          <w:instrText xml:space="preserve"> PAGEREF _Toc232781147 \h </w:instrText>
+          <w:instrText xml:space="preserve"> PAGEREF _Toc232782118 \h </w:instrText>
         </w:r>
         <w:r>
           <w:rPr>
@@ -3035,7 +3040,7 @@
             <w:noProof/>
             <w:webHidden/>
           </w:rPr>
-          <w:t>19</w:t>
+          <w:t>18</w:t>
         </w:r>
         <w:r>
           <w:rPr>
@@ -3059,7 +3064,7 @@
           <w14:ligatures w14:val="standardContextual"/>
         </w:rPr>
       </w:pPr>
-      <w:hyperlink w:anchor="_Toc232781148" w:history="1">
+      <w:hyperlink w:anchor="_Toc232782119" w:history="1">
         <w:r>
           <w:rPr>
             <w:rStyle w:val="Hyperlink"/>
@@ -3086,7 +3091,7 @@
             <w:noProof/>
             <w:webHidden/>
           </w:rPr>
-          <w:instrText xml:space="preserve"> PAGEREF _Toc232781148 \h </w:instrText>
+          <w:instrText xml:space="preserve"> PAGEREF _Toc232782119 \h </w:instrText>
         </w:r>
         <w:r>
           <w:rPr>
@@ -3106,7 +3111,7 @@
             <w:noProof/>
             <w:webHidden/>
           </w:rPr>
-          <w:t>20</w:t>
+          <w:t>19</w:t>
         </w:r>
         <w:r>
           <w:rPr>
@@ -3130,7 +3135,7 @@
           <w14:ligatures w14:val="standardContextual"/>
         </w:rPr>
       </w:pPr>
-      <w:hyperlink w:anchor="_Toc232781149" w:history="1">
+      <w:hyperlink w:anchor="_Toc232782120" w:history="1">
         <w:r>
           <w:rPr>
             <w:rStyle w:val="Hyperlink"/>
@@ -3157,7 +3162,7 @@
             <w:noProof/>
             <w:webHidden/>
           </w:rPr>
-          <w:instrText xml:space="preserve"> PAGEREF _Toc232781149 \h </w:instrText>
+          <w:instrText xml:space="preserve"> PAGEREF _Toc232782120 \h </w:instrText>
         </w:r>
         <w:r>
           <w:rPr>
@@ -3201,7 +3206,7 @@
           <w14:ligatures w14:val="standardContextual"/>
         </w:rPr>
       </w:pPr>
-      <w:hyperlink w:anchor="_Toc232781150" w:history="1">
+      <w:hyperlink w:anchor="_Toc232782121" w:history="1">
         <w:r>
           <w:rPr>
             <w:rStyle w:val="Hyperlink"/>
@@ -3228,7 +3233,7 @@
             <w:noProof/>
             <w:webHidden/>
           </w:rPr>
-          <w:instrText xml:space="preserve"> PAGEREF _Toc232781150 \h </w:instrText>
+          <w:instrText xml:space="preserve"> PAGEREF _Toc232782121 \h </w:instrText>
         </w:r>
         <w:r>
           <w:rPr>
@@ -3272,7 +3277,7 @@
           <w14:ligatures w14:val="standardContextual"/>
         </w:rPr>
       </w:pPr>
-      <w:hyperlink w:anchor="_Toc232781151" w:history="1">
+      <w:hyperlink w:anchor="_Toc232782122" w:history="1">
         <w:r>
           <w:rPr>
             <w:rStyle w:val="Hyperlink"/>
@@ -3299,7 +3304,7 @@
             <w:noProof/>
             <w:webHidden/>
           </w:rPr>
-          <w:instrText xml:space="preserve"> PAGEREF _Toc232781151 \h </w:instrText>
+          <w:instrText xml:space="preserve"> PAGEREF _Toc232782122 \h </w:instrText>
         </w:r>
         <w:r>
           <w:rPr>
@@ -3319,7 +3324,7 @@
             <w:noProof/>
             <w:webHidden/>
           </w:rPr>
-          <w:t>24</w:t>
+          <w:t>23</w:t>
         </w:r>
         <w:r>
           <w:rPr>
@@ -3343,7 +3348,7 @@
           <w14:ligatures w14:val="standardContextual"/>
         </w:rPr>
       </w:pPr>
-      <w:hyperlink w:anchor="_Toc232781152" w:history="1">
+      <w:hyperlink w:anchor="_Toc232782123" w:history="1">
         <w:r>
           <w:rPr>
             <w:rStyle w:val="Hyperlink"/>
@@ -3370,7 +3375,7 @@
             <w:noProof/>
             <w:webHidden/>
           </w:rPr>
-          <w:instrText xml:space="preserve"> PAGEREF _Toc232781152 \h </w:instrText>
+          <w:instrText xml:space="preserve"> PAGEREF _Toc232782123 \h </w:instrText>
         </w:r>
         <w:r>
           <w:rPr>
@@ -3390,7 +3395,7 @@
             <w:noProof/>
             <w:webHidden/>
           </w:rPr>
-          <w:t>25</w:t>
+          <w:t>24</w:t>
         </w:r>
         <w:r>
           <w:rPr>
@@ -3414,7 +3419,7 @@
           <w14:ligatures w14:val="standardContextual"/>
         </w:rPr>
       </w:pPr>
-      <w:hyperlink w:anchor="_Toc232781153" w:history="1">
+      <w:hyperlink w:anchor="_Toc232782124" w:history="1">
         <w:r>
           <w:rPr>
             <w:rStyle w:val="Hyperlink"/>
@@ -3441,7 +3446,7 @@
             <w:noProof/>
             <w:webHidden/>
           </w:rPr>
-          <w:instrText xml:space="preserve"> PAGEREF _Toc232781153 \h </w:instrText>
+          <w:instrText xml:space="preserve"> PAGEREF _Toc232782124 \h </w:instrText>
         </w:r>
         <w:r>
           <w:rPr>
@@ -3461,7 +3466,7 @@
             <w:noProof/>
             <w:webHidden/>
           </w:rPr>
-          <w:t>26</w:t>
+          <w:t>25</w:t>
         </w:r>
         <w:r>
           <w:rPr>
@@ -3487,7 +3492,7 @@
           <w14:ligatures w14:val="standardContextual"/>
         </w:rPr>
       </w:pPr>
-      <w:hyperlink w:anchor="_Toc232781154" w:history="1">
+      <w:hyperlink w:anchor="_Toc232782125" w:history="1">
         <w:r>
           <w:rPr>
             <w:rStyle w:val="Hyperlink"/>
@@ -3514,7 +3519,7 @@
             <w:noProof/>
             <w:webHidden/>
           </w:rPr>
-          <w:instrText xml:space="preserve"> PAGEREF _Toc232781154 \h </w:instrText>
+          <w:instrText xml:space="preserve"> PAGEREF _Toc232782125 \h </w:instrText>
         </w:r>
         <w:r>
           <w:rPr>
@@ -3534,7 +3539,7 @@
             <w:noProof/>
             <w:webHidden/>
           </w:rPr>
-          <w:t>28</w:t>
+          <w:t>27</w:t>
         </w:r>
         <w:r>
           <w:rPr>
@@ -3558,7 +3563,7 @@
           <w14:ligatures w14:val="standardContextual"/>
         </w:rPr>
       </w:pPr>
-      <w:hyperlink w:anchor="_Toc232781155" w:history="1">
+      <w:hyperlink w:anchor="_Toc232782126" w:history="1">
         <w:r>
           <w:rPr>
             <w:rStyle w:val="Hyperlink"/>
@@ -3585,7 +3590,7 @@
             <w:noProof/>
             <w:webHidden/>
           </w:rPr>
-          <w:instrText xml:space="preserve"> PAGEREF _Toc232781155 \h </w:instrText>
+          <w:instrText xml:space="preserve"> PAGEREF _Toc232782126 \h </w:instrText>
         </w:r>
         <w:r>
           <w:rPr>
@@ -3605,7 +3610,7 @@
             <w:noProof/>
             <w:webHidden/>
           </w:rPr>
-          <w:t>28</w:t>
+          <w:t>27</w:t>
         </w:r>
         <w:r>
           <w:rPr>
@@ -3629,7 +3634,7 @@
           <w14:ligatures w14:val="standardContextual"/>
         </w:rPr>
       </w:pPr>
-      <w:hyperlink w:anchor="_Toc232781156" w:history="1">
+      <w:hyperlink w:anchor="_Toc232782127" w:history="1">
         <w:r>
           <w:rPr>
             <w:rStyle w:val="Hyperlink"/>
@@ -3656,7 +3661,7 @@
             <w:noProof/>
             <w:webHidden/>
           </w:rPr>
-          <w:instrText xml:space="preserve"> PAGEREF _Toc232781156 \h </w:instrText>
+          <w:instrText xml:space="preserve"> PAGEREF _Toc232782127 \h </w:instrText>
         </w:r>
         <w:r>
           <w:rPr>
@@ -3676,7 +3681,7 @@
             <w:noProof/>
             <w:webHidden/>
           </w:rPr>
-          <w:t>32</w:t>
+          <w:t>31</w:t>
         </w:r>
         <w:r>
           <w:rPr>
@@ -3700,7 +3705,7 @@
           <w14:ligatures w14:val="standardContextual"/>
         </w:rPr>
       </w:pPr>
-      <w:hyperlink w:anchor="_Toc232781157" w:history="1">
+      <w:hyperlink w:anchor="_Toc232782128" w:history="1">
         <w:r>
           <w:rPr>
             <w:rStyle w:val="Hyperlink"/>
@@ -3727,7 +3732,7 @@
             <w:noProof/>
             <w:webHidden/>
           </w:rPr>
-          <w:instrText xml:space="preserve"> PAGEREF _Toc232781157 \h </w:instrText>
+          <w:instrText xml:space="preserve"> PAGEREF _Toc232782128 \h </w:instrText>
         </w:r>
         <w:r>
           <w:rPr>
@@ -3747,7 +3752,7 @@
             <w:noProof/>
             <w:webHidden/>
           </w:rPr>
-          <w:t>36</w:t>
+          <w:t>35</w:t>
         </w:r>
         <w:r>
           <w:rPr>
@@ -3771,7 +3776,7 @@
           <w14:ligatures w14:val="standardContextual"/>
         </w:rPr>
       </w:pPr>
-      <w:hyperlink w:anchor="_Toc232781158" w:history="1">
+      <w:hyperlink w:anchor="_Toc232782129" w:history="1">
         <w:r>
           <w:rPr>
             <w:rStyle w:val="Hyperlink"/>
@@ -3798,7 +3803,7 @@
             <w:noProof/>
             <w:webHidden/>
           </w:rPr>
-          <w:instrText xml:space="preserve"> PAGEREF _Toc232781158 \h </w:instrText>
+          <w:instrText xml:space="preserve"> PAGEREF _Toc232782129 \h </w:instrText>
         </w:r>
         <w:r>
           <w:rPr>
@@ -3842,7 +3847,7 @@
           <w14:ligatures w14:val="standardContextual"/>
         </w:rPr>
       </w:pPr>
-      <w:hyperlink w:anchor="_Toc232781159" w:history="1">
+      <w:hyperlink w:anchor="_Toc232782130" w:history="1">
         <w:r>
           <w:rPr>
             <w:rStyle w:val="Hyperlink"/>
@@ -3869,7 +3874,7 @@
             <w:noProof/>
             <w:webHidden/>
           </w:rPr>
-          <w:instrText xml:space="preserve"> PAGEREF _Toc232781159 \h </w:instrText>
+          <w:instrText xml:space="preserve"> PAGEREF _Toc232782130 \h </w:instrText>
         </w:r>
         <w:r>
           <w:rPr>
@@ -3889,7 +3894,7 @@
             <w:noProof/>
             <w:webHidden/>
           </w:rPr>
-          <w:t>37</w:t>
+          <w:t>36</w:t>
         </w:r>
         <w:r>
           <w:rPr>
@@ -3913,7 +3918,7 @@
           <w14:ligatures w14:val="standardContextual"/>
         </w:rPr>
       </w:pPr>
-      <w:hyperlink w:anchor="_Toc232781160" w:history="1">
+      <w:hyperlink w:anchor="_Toc232782131" w:history="1">
         <w:r>
           <w:rPr>
             <w:rStyle w:val="Hyperlink"/>
@@ -3940,7 +3945,7 @@
             <w:noProof/>
             <w:webHidden/>
           </w:rPr>
-          <w:instrText xml:space="preserve"> PAGEREF _Toc232781160 \h </w:instrText>
+          <w:instrText xml:space="preserve"> PAGEREF _Toc232782131 \h </w:instrText>
         </w:r>
         <w:r>
           <w:rPr>
@@ -3960,7 +3965,7 @@
             <w:noProof/>
             <w:webHidden/>
           </w:rPr>
-          <w:t>38</w:t>
+          <w:t>37</w:t>
         </w:r>
         <w:r>
           <w:rPr>
@@ -3984,7 +3989,7 @@
           <w14:ligatures w14:val="standardContextual"/>
         </w:rPr>
       </w:pPr>
-      <w:hyperlink w:anchor="_Toc232781161" w:history="1">
+      <w:hyperlink w:anchor="_Toc232782132" w:history="1">
         <w:r>
           <w:rPr>
             <w:rStyle w:val="Hyperlink"/>
@@ -4011,7 +4016,7 @@
             <w:noProof/>
             <w:webHidden/>
           </w:rPr>
-          <w:instrText xml:space="preserve"> PAGEREF _Toc232781161 \h </w:instrText>
+          <w:instrText xml:space="preserve"> PAGEREF _Toc232782132 \h </w:instrText>
         </w:r>
         <w:r>
           <w:rPr>
@@ -4031,7 +4036,7 @@
             <w:noProof/>
             <w:webHidden/>
           </w:rPr>
-          <w:t>39</w:t>
+          <w:t>38</w:t>
         </w:r>
         <w:r>
           <w:rPr>
@@ -4055,7 +4060,7 @@
           <w14:ligatures w14:val="standardContextual"/>
         </w:rPr>
       </w:pPr>
-      <w:hyperlink w:anchor="_Toc232781162" w:history="1">
+      <w:hyperlink w:anchor="_Toc232782133" w:history="1">
         <w:r>
           <w:rPr>
             <w:rStyle w:val="Hyperlink"/>
@@ -4082,7 +4087,7 @@
             <w:noProof/>
             <w:webHidden/>
           </w:rPr>
-          <w:instrText xml:space="preserve"> PAGEREF _Toc232781162 \h </w:instrText>
+          <w:instrText xml:space="preserve"> PAGEREF _Toc232782133 \h </w:instrText>
         </w:r>
         <w:r>
           <w:rPr>
@@ -4126,7 +4131,7 @@
           <w14:ligatures w14:val="standardContextual"/>
         </w:rPr>
       </w:pPr>
-      <w:hyperlink w:anchor="_Toc232781163" w:history="1">
+      <w:hyperlink w:anchor="_Toc232782134" w:history="1">
         <w:r>
           <w:rPr>
             <w:rStyle w:val="Hyperlink"/>
@@ -4153,7 +4158,7 @@
             <w:noProof/>
             <w:webHidden/>
           </w:rPr>
-          <w:instrText xml:space="preserve"> PAGEREF _Toc232781163 \h </w:instrText>
+          <w:instrText xml:space="preserve"> PAGEREF _Toc232782134 \h </w:instrText>
         </w:r>
         <w:r>
           <w:rPr>
@@ -4173,7 +4178,7 @@
             <w:noProof/>
             <w:webHidden/>
           </w:rPr>
-          <w:t>40</w:t>
+          <w:t>39</w:t>
         </w:r>
         <w:r>
           <w:rPr>
@@ -4199,7 +4204,7 @@
           <w14:ligatures w14:val="standardContextual"/>
         </w:rPr>
       </w:pPr>
-      <w:hyperlink w:anchor="_Toc232781164" w:history="1">
+      <w:hyperlink w:anchor="_Toc232782135" w:history="1">
         <w:r>
           <w:rPr>
             <w:rStyle w:val="Hyperlink"/>
@@ -4226,7 +4231,7 @@
             <w:noProof/>
             <w:webHidden/>
           </w:rPr>
-          <w:instrText xml:space="preserve"> PAGEREF _Toc232781164 \h </w:instrText>
+          <w:instrText xml:space="preserve"> PAGEREF _Toc232782135 \h </w:instrText>
         </w:r>
         <w:r>
           <w:rPr>
@@ -4246,7 +4251,7 @@
             <w:noProof/>
             <w:webHidden/>
           </w:rPr>
-          <w:t>41</w:t>
+          <w:t>40</w:t>
         </w:r>
         <w:r>
           <w:rPr>
@@ -4270,7 +4275,7 @@
           <w14:ligatures w14:val="standardContextual"/>
         </w:rPr>
       </w:pPr>
-      <w:hyperlink w:anchor="_Toc232781165" w:history="1">
+      <w:hyperlink w:anchor="_Toc232782136" w:history="1">
         <w:r>
           <w:rPr>
             <w:rStyle w:val="Hyperlink"/>
@@ -4297,7 +4302,7 @@
             <w:noProof/>
             <w:webHidden/>
           </w:rPr>
-          <w:instrText xml:space="preserve"> PAGEREF _Toc232781165 \h </w:instrText>
+          <w:instrText xml:space="preserve"> PAGEREF _Toc232782136 \h </w:instrText>
         </w:r>
         <w:r>
           <w:rPr>
@@ -4317,7 +4322,7 @@
             <w:noProof/>
             <w:webHidden/>
           </w:rPr>
-          <w:t>41</w:t>
+          <w:t>40</w:t>
         </w:r>
         <w:r>
           <w:rPr>
@@ -4341,7 +4346,7 @@
           <w14:ligatures w14:val="standardContextual"/>
         </w:rPr>
       </w:pPr>
-      <w:hyperlink w:anchor="_Toc232781166" w:history="1">
+      <w:hyperlink w:anchor="_Toc232782137" w:history="1">
         <w:r>
           <w:rPr>
             <w:rStyle w:val="Hyperlink"/>
@@ -4368,7 +4373,7 @@
             <w:noProof/>
             <w:webHidden/>
           </w:rPr>
-          <w:instrText xml:space="preserve"> PAGEREF _Toc232781166 \h </w:instrText>
+          <w:instrText xml:space="preserve"> PAGEREF _Toc232782137 \h </w:instrText>
         </w:r>
         <w:r>
           <w:rPr>
@@ -4388,7 +4393,7 @@
             <w:noProof/>
             <w:webHidden/>
           </w:rPr>
-          <w:t>42</w:t>
+          <w:t>41</w:t>
         </w:r>
         <w:r>
           <w:rPr>
@@ -4412,7 +4417,7 @@
           <w14:ligatures w14:val="standardContextual"/>
         </w:rPr>
       </w:pPr>
-      <w:hyperlink w:anchor="_Toc232781167" w:history="1">
+      <w:hyperlink w:anchor="_Toc232782138" w:history="1">
         <w:r>
           <w:rPr>
             <w:rStyle w:val="Hyperlink"/>
@@ -4439,7 +4444,7 @@
             <w:noProof/>
             <w:webHidden/>
           </w:rPr>
-          <w:instrText xml:space="preserve"> PAGEREF _Toc232781167 \h </w:instrText>
+          <w:instrText xml:space="preserve"> PAGEREF _Toc232782138 \h </w:instrText>
         </w:r>
         <w:r>
           <w:rPr>
@@ -4459,7 +4464,7 @@
             <w:noProof/>
             <w:webHidden/>
           </w:rPr>
-          <w:t>44</w:t>
+          <w:t>43</w:t>
         </w:r>
         <w:r>
           <w:rPr>
@@ -4483,7 +4488,7 @@
           <w14:ligatures w14:val="standardContextual"/>
         </w:rPr>
       </w:pPr>
-      <w:hyperlink w:anchor="_Toc232781168" w:history="1">
+      <w:hyperlink w:anchor="_Toc232782139" w:history="1">
         <w:r>
           <w:rPr>
             <w:rStyle w:val="Hyperlink"/>
@@ -4510,7 +4515,7 @@
             <w:noProof/>
             <w:webHidden/>
           </w:rPr>
-          <w:instrText xml:space="preserve"> PAGEREF _Toc232781168 \h </w:instrText>
+          <w:instrText xml:space="preserve"> PAGEREF _Toc232782139 \h </w:instrText>
         </w:r>
         <w:r>
           <w:rPr>
@@ -4530,7 +4535,7 @@
             <w:noProof/>
             <w:webHidden/>
           </w:rPr>
-          <w:t>45</w:t>
+          <w:t>44</w:t>
         </w:r>
         <w:r>
           <w:rPr>
@@ -4554,7 +4559,7 @@
           <w14:ligatures w14:val="standardContextual"/>
         </w:rPr>
       </w:pPr>
-      <w:hyperlink w:anchor="_Toc232781169" w:history="1">
+      <w:hyperlink w:anchor="_Toc232782140" w:history="1">
         <w:r>
           <w:rPr>
             <w:rStyle w:val="Hyperlink"/>
@@ -4581,7 +4586,7 @@
             <w:noProof/>
             <w:webHidden/>
           </w:rPr>
-          <w:instrText xml:space="preserve"> PAGEREF _Toc232781169 \h </w:instrText>
+          <w:instrText xml:space="preserve"> PAGEREF _Toc232782140 \h </w:instrText>
         </w:r>
         <w:r>
           <w:rPr>
@@ -4601,7 +4606,7 @@
             <w:noProof/>
             <w:webHidden/>
           </w:rPr>
-          <w:t>46</w:t>
+          <w:t>45</w:t>
         </w:r>
         <w:r>
           <w:rPr>
@@ -4627,7 +4632,7 @@
           <w14:ligatures w14:val="standardContextual"/>
         </w:rPr>
       </w:pPr>
-      <w:hyperlink w:anchor="_Toc232781170" w:history="1">
+      <w:hyperlink w:anchor="_Toc232782141" w:history="1">
         <w:r>
           <w:rPr>
             <w:rStyle w:val="Hyperlink"/>
@@ -4654,7 +4659,7 @@
             <w:noProof/>
             <w:webHidden/>
           </w:rPr>
-          <w:instrText xml:space="preserve"> PAGEREF _Toc232781170 \h </w:instrText>
+          <w:instrText xml:space="preserve"> PAGEREF _Toc232782141 \h </w:instrText>
         </w:r>
         <w:r>
           <w:rPr>
@@ -4698,7 +4703,7 @@
           <w14:ligatures w14:val="standardContextual"/>
         </w:rPr>
       </w:pPr>
-      <w:hyperlink w:anchor="_Toc232781171" w:history="1">
+      <w:hyperlink w:anchor="_Toc232782142" w:history="1">
         <w:r>
           <w:rPr>
             <w:rStyle w:val="Hyperlink"/>
@@ -4725,7 +4730,7 @@
             <w:noProof/>
             <w:webHidden/>
           </w:rPr>
-          <w:instrText xml:space="preserve"> PAGEREF _Toc232781171 \h </w:instrText>
+          <w:instrText xml:space="preserve"> PAGEREF _Toc232782142 \h </w:instrText>
         </w:r>
         <w:r>
           <w:rPr>
@@ -4771,7 +4776,7 @@
           <w14:ligatures w14:val="standardContextual"/>
         </w:rPr>
       </w:pPr>
-      <w:hyperlink w:anchor="_Toc232781172" w:history="1">
+      <w:hyperlink w:anchor="_Toc232782143" w:history="1">
         <w:r>
           <w:rPr>
             <w:rStyle w:val="Hyperlink"/>
@@ -4798,7 +4803,7 @@
             <w:noProof/>
             <w:webHidden/>
           </w:rPr>
-          <w:instrText xml:space="preserve"> PAGEREF _Toc232781172 \h </w:instrText>
+          <w:instrText xml:space="preserve"> PAGEREF _Toc232782143 \h </w:instrText>
         </w:r>
         <w:r>
           <w:rPr>
@@ -4874,7 +4879,7 @@
           <w:r>
             <w:fldChar w:fldCharType="separate"/>
           </w:r>
-          <w:hyperlink w:anchor="_Toc232781173" w:history="1">
+          <w:hyperlink w:anchor="_Toc232782144" w:history="1">
             <w:r>
               <w:rPr>
                 <w:rStyle w:val="Hyperlink"/>
@@ -4901,7 +4906,7 @@
                 <w:noProof/>
                 <w:webHidden/>
               </w:rPr>
-              <w:instrText xml:space="preserve"> PAGEREF _Toc232781173 \h </w:instrText>
+              <w:instrText xml:space="preserve"> PAGEREF _Toc232782144 \h </w:instrText>
             </w:r>
             <w:r>
               <w:rPr>
@@ -4921,7 +4926,7 @@
                 <w:noProof/>
                 <w:webHidden/>
               </w:rPr>
-              <w:t>10</w:t>
+              <w:t>9</w:t>
             </w:r>
             <w:r>
               <w:rPr>
@@ -4945,7 +4950,7 @@
               <w14:ligatures w14:val="standardContextual"/>
             </w:rPr>
           </w:pPr>
-          <w:hyperlink w:anchor="_Toc232781174" w:history="1">
+          <w:hyperlink w:anchor="_Toc232782145" w:history="1">
             <w:r>
               <w:rPr>
                 <w:rStyle w:val="Hyperlink"/>
@@ -4972,7 +4977,7 @@
                 <w:noProof/>
                 <w:webHidden/>
               </w:rPr>
-              <w:instrText xml:space="preserve"> PAGEREF _Toc232781174 \h </w:instrText>
+              <w:instrText xml:space="preserve"> PAGEREF _Toc232782145 \h </w:instrText>
             </w:r>
             <w:r>
               <w:rPr>
@@ -4992,7 +4997,7 @@
                 <w:noProof/>
                 <w:webHidden/>
               </w:rPr>
-              <w:t>10</w:t>
+              <w:t>9</w:t>
             </w:r>
             <w:r>
               <w:rPr>
@@ -5016,7 +5021,7 @@
               <w14:ligatures w14:val="standardContextual"/>
             </w:rPr>
           </w:pPr>
-          <w:hyperlink w:anchor="_Toc232781175" w:history="1">
+          <w:hyperlink w:anchor="_Toc232782146" w:history="1">
             <w:r>
               <w:rPr>
                 <w:rStyle w:val="Hyperlink"/>
@@ -5043,7 +5048,7 @@
                 <w:noProof/>
                 <w:webHidden/>
               </w:rPr>
-              <w:instrText xml:space="preserve"> PAGEREF _Toc232781175 \h </w:instrText>
+              <w:instrText xml:space="preserve"> PAGEREF _Toc232782146 \h </w:instrText>
             </w:r>
             <w:r>
               <w:rPr>
@@ -5063,7 +5068,7 @@
                 <w:noProof/>
                 <w:webHidden/>
               </w:rPr>
-              <w:t>11</w:t>
+              <w:t>10</w:t>
             </w:r>
             <w:r>
               <w:rPr>
@@ -5087,7 +5092,7 @@
               <w14:ligatures w14:val="standardContextual"/>
             </w:rPr>
           </w:pPr>
-          <w:hyperlink w:anchor="_Toc232781176" w:history="1">
+          <w:hyperlink w:anchor="_Toc232782147" w:history="1">
             <w:r>
               <w:rPr>
                 <w:rStyle w:val="Hyperlink"/>
@@ -5114,7 +5119,7 @@
                 <w:noProof/>
                 <w:webHidden/>
               </w:rPr>
-              <w:instrText xml:space="preserve"> PAGEREF _Toc232781176 \h </w:instrText>
+              <w:instrText xml:space="preserve"> PAGEREF _Toc232782147 \h </w:instrText>
             </w:r>
             <w:r>
               <w:rPr>
@@ -5134,7 +5139,7 @@
                 <w:noProof/>
                 <w:webHidden/>
               </w:rPr>
-              <w:t>12</w:t>
+              <w:t>11</w:t>
             </w:r>
             <w:r>
               <w:rPr>
@@ -5158,7 +5163,7 @@
               <w14:ligatures w14:val="standardContextual"/>
             </w:rPr>
           </w:pPr>
-          <w:hyperlink w:anchor="_Toc232781177" w:history="1">
+          <w:hyperlink w:anchor="_Toc232782148" w:history="1">
             <w:r>
               <w:rPr>
                 <w:rStyle w:val="Hyperlink"/>
@@ -5185,7 +5190,7 @@
                 <w:noProof/>
                 <w:webHidden/>
               </w:rPr>
-              <w:instrText xml:space="preserve"> PAGEREF _Toc232781177 \h </w:instrText>
+              <w:instrText xml:space="preserve"> PAGEREF _Toc232782148 \h </w:instrText>
             </w:r>
             <w:r>
               <w:rPr>
@@ -5205,7 +5210,7 @@
                 <w:noProof/>
                 <w:webHidden/>
               </w:rPr>
-              <w:t>12</w:t>
+              <w:t>11</w:t>
             </w:r>
             <w:r>
               <w:rPr>
@@ -5231,7 +5236,7 @@
               <w14:ligatures w14:val="standardContextual"/>
             </w:rPr>
           </w:pPr>
-          <w:hyperlink w:anchor="_Toc232781178" w:history="1">
+          <w:hyperlink w:anchor="_Toc232782149" w:history="1">
             <w:r>
               <w:rPr>
                 <w:rStyle w:val="Hyperlink"/>
@@ -5258,7 +5263,7 @@
                 <w:noProof/>
                 <w:webHidden/>
               </w:rPr>
-              <w:instrText xml:space="preserve"> PAGEREF _Toc232781178 \h </w:instrText>
+              <w:instrText xml:space="preserve"> PAGEREF _Toc232782149 \h </w:instrText>
             </w:r>
             <w:r>
               <w:rPr>
@@ -5278,7 +5283,7 @@
                 <w:noProof/>
                 <w:webHidden/>
               </w:rPr>
-              <w:t>14</w:t>
+              <w:t>13</w:t>
             </w:r>
             <w:r>
               <w:rPr>
@@ -5302,7 +5307,7 @@
               <w14:ligatures w14:val="standardContextual"/>
             </w:rPr>
           </w:pPr>
-          <w:hyperlink w:anchor="_Toc232781179" w:history="1">
+          <w:hyperlink w:anchor="_Toc232782150" w:history="1">
             <w:r>
               <w:rPr>
                 <w:rStyle w:val="Hyperlink"/>
@@ -5329,7 +5334,7 @@
                 <w:noProof/>
                 <w:webHidden/>
               </w:rPr>
-              <w:instrText xml:space="preserve"> PAGEREF _Toc232781179 \h </w:instrText>
+              <w:instrText xml:space="preserve"> PAGEREF _Toc232782150 \h </w:instrText>
             </w:r>
             <w:r>
               <w:rPr>
@@ -5349,7 +5354,7 @@
                 <w:noProof/>
                 <w:webHidden/>
               </w:rPr>
-              <w:t>14</w:t>
+              <w:t>13</w:t>
             </w:r>
             <w:r>
               <w:rPr>
@@ -5373,7 +5378,7 @@
               <w14:ligatures w14:val="standardContextual"/>
             </w:rPr>
           </w:pPr>
-          <w:hyperlink w:anchor="_Toc232781180" w:history="1">
+          <w:hyperlink w:anchor="_Toc232782151" w:history="1">
             <w:r>
               <w:rPr>
                 <w:rStyle w:val="Hyperlink"/>
@@ -5400,7 +5405,7 @@
                 <w:noProof/>
                 <w:webHidden/>
               </w:rPr>
-              <w:instrText xml:space="preserve"> PAGEREF _Toc232781180 \h </w:instrText>
+              <w:instrText xml:space="preserve"> PAGEREF _Toc232782151 \h </w:instrText>
             </w:r>
             <w:r>
               <w:rPr>
@@ -5420,7 +5425,7 @@
                 <w:noProof/>
                 <w:webHidden/>
               </w:rPr>
-              <w:t>15</w:t>
+              <w:t>14</w:t>
             </w:r>
             <w:r>
               <w:rPr>
@@ -5444,7 +5449,7 @@
               <w14:ligatures w14:val="standardContextual"/>
             </w:rPr>
           </w:pPr>
-          <w:hyperlink w:anchor="_Toc232781181" w:history="1">
+          <w:hyperlink w:anchor="_Toc232782152" w:history="1">
             <w:r>
               <w:rPr>
                 <w:rStyle w:val="Hyperlink"/>
@@ -5471,7 +5476,7 @@
                 <w:noProof/>
                 <w:webHidden/>
               </w:rPr>
-              <w:instrText xml:space="preserve"> PAGEREF _Toc232781181 \h </w:instrText>
+              <w:instrText xml:space="preserve"> PAGEREF _Toc232782152 \h </w:instrText>
             </w:r>
             <w:r>
               <w:rPr>
@@ -5491,7 +5496,7 @@
                 <w:noProof/>
                 <w:webHidden/>
               </w:rPr>
-              <w:t>16</w:t>
+              <w:t>15</w:t>
             </w:r>
             <w:r>
               <w:rPr>
@@ -5515,7 +5520,7 @@
               <w14:ligatures w14:val="standardContextual"/>
             </w:rPr>
           </w:pPr>
-          <w:hyperlink w:anchor="_Toc232781182" w:history="1">
+          <w:hyperlink w:anchor="_Toc232782153" w:history="1">
             <w:r>
               <w:rPr>
                 <w:rStyle w:val="Hyperlink"/>
@@ -5542,7 +5547,7 @@
                 <w:noProof/>
                 <w:webHidden/>
               </w:rPr>
-              <w:instrText xml:space="preserve"> PAGEREF _Toc232781182 \h </w:instrText>
+              <w:instrText xml:space="preserve"> PAGEREF _Toc232782153 \h </w:instrText>
             </w:r>
             <w:r>
               <w:rPr>
@@ -5562,7 +5567,7 @@
                 <w:noProof/>
                 <w:webHidden/>
               </w:rPr>
-              <w:t>17</w:t>
+              <w:t>16</w:t>
             </w:r>
             <w:r>
               <w:rPr>
@@ -5588,7 +5593,7 @@
               <w14:ligatures w14:val="standardContextual"/>
             </w:rPr>
           </w:pPr>
-          <w:hyperlink w:anchor="_Toc232781183" w:history="1">
+          <w:hyperlink w:anchor="_Toc232782154" w:history="1">
             <w:r>
               <w:rPr>
                 <w:rStyle w:val="Hyperlink"/>
@@ -5615,7 +5620,7 @@
                 <w:noProof/>
                 <w:webHidden/>
               </w:rPr>
-              <w:instrText xml:space="preserve"> PAGEREF _Toc232781183 \h </w:instrText>
+              <w:instrText xml:space="preserve"> PAGEREF _Toc232782154 \h </w:instrText>
             </w:r>
             <w:r>
               <w:rPr>
@@ -5635,7 +5640,7 @@
                 <w:noProof/>
                 <w:webHidden/>
               </w:rPr>
-              <w:t>19</w:t>
+              <w:t>18</w:t>
             </w:r>
             <w:r>
               <w:rPr>
@@ -5659,7 +5664,7 @@
               <w14:ligatures w14:val="standardContextual"/>
             </w:rPr>
           </w:pPr>
-          <w:hyperlink w:anchor="_Toc232781184" w:history="1">
+          <w:hyperlink w:anchor="_Toc232782155" w:history="1">
             <w:r>
               <w:rPr>
                 <w:rStyle w:val="Hyperlink"/>
@@ -5686,7 +5691,7 @@
                 <w:noProof/>
                 <w:webHidden/>
               </w:rPr>
-              <w:instrText xml:space="preserve"> PAGEREF _Toc232781184 \h </w:instrText>
+              <w:instrText xml:space="preserve"> PAGEREF _Toc232782155 \h </w:instrText>
             </w:r>
             <w:r>
               <w:rPr>
@@ -5706,7 +5711,7 @@
                 <w:noProof/>
                 <w:webHidden/>
               </w:rPr>
-              <w:t>19</w:t>
+              <w:t>18</w:t>
             </w:r>
             <w:r>
               <w:rPr>
@@ -5730,7 +5735,7 @@
               <w14:ligatures w14:val="standardContextual"/>
             </w:rPr>
           </w:pPr>
-          <w:hyperlink w:anchor="_Toc232781185" w:history="1">
+          <w:hyperlink w:anchor="_Toc232782156" w:history="1">
             <w:r>
               <w:rPr>
                 <w:rStyle w:val="Hyperlink"/>
@@ -5757,7 +5762,7 @@
                 <w:noProof/>
                 <w:webHidden/>
               </w:rPr>
-              <w:instrText xml:space="preserve"> PAGEREF _Toc232781185 \h </w:instrText>
+              <w:instrText xml:space="preserve"> PAGEREF _Toc232782156 \h </w:instrText>
             </w:r>
             <w:r>
               <w:rPr>
@@ -5777,7 +5782,7 @@
                 <w:noProof/>
                 <w:webHidden/>
               </w:rPr>
-              <w:t>20</w:t>
+              <w:t>19</w:t>
             </w:r>
             <w:r>
               <w:rPr>
@@ -5801,7 +5806,7 @@
               <w14:ligatures w14:val="standardContextual"/>
             </w:rPr>
           </w:pPr>
-          <w:hyperlink w:anchor="_Toc232781186" w:history="1">
+          <w:hyperlink w:anchor="_Toc232782157" w:history="1">
             <w:r>
               <w:rPr>
                 <w:rStyle w:val="Hyperlink"/>
@@ -5828,7 +5833,7 @@
                 <w:noProof/>
                 <w:webHidden/>
               </w:rPr>
-              <w:instrText xml:space="preserve"> PAGEREF _Toc232781186 \h </w:instrText>
+              <w:instrText xml:space="preserve"> PAGEREF _Toc232782157 \h </w:instrText>
             </w:r>
             <w:r>
               <w:rPr>
@@ -5872,7 +5877,7 @@
               <w14:ligatures w14:val="standardContextual"/>
             </w:rPr>
           </w:pPr>
-          <w:hyperlink w:anchor="_Toc232781187" w:history="1">
+          <w:hyperlink w:anchor="_Toc232782158" w:history="1">
             <w:r>
               <w:rPr>
                 <w:rStyle w:val="Hyperlink"/>
@@ -5899,7 +5904,7 @@
                 <w:noProof/>
                 <w:webHidden/>
               </w:rPr>
-              <w:instrText xml:space="preserve"> PAGEREF _Toc232781187 \h </w:instrText>
+              <w:instrText xml:space="preserve"> PAGEREF _Toc232782158 \h </w:instrText>
             </w:r>
             <w:r>
               <w:rPr>
@@ -5943,7 +5948,7 @@
               <w14:ligatures w14:val="standardContextual"/>
             </w:rPr>
           </w:pPr>
-          <w:hyperlink w:anchor="_Toc232781188" w:history="1">
+          <w:hyperlink w:anchor="_Toc232782159" w:history="1">
             <w:r>
               <w:rPr>
                 <w:rStyle w:val="Hyperlink"/>
@@ -5970,7 +5975,7 @@
                 <w:noProof/>
                 <w:webHidden/>
               </w:rPr>
-              <w:instrText xml:space="preserve"> PAGEREF _Toc232781188 \h </w:instrText>
+              <w:instrText xml:space="preserve"> PAGEREF _Toc232782159 \h </w:instrText>
             </w:r>
             <w:r>
               <w:rPr>
@@ -5990,7 +5995,7 @@
                 <w:noProof/>
                 <w:webHidden/>
               </w:rPr>
-              <w:t>24</w:t>
+              <w:t>23</w:t>
             </w:r>
             <w:r>
               <w:rPr>
@@ -6014,7 +6019,7 @@
               <w14:ligatures w14:val="standardContextual"/>
             </w:rPr>
           </w:pPr>
-          <w:hyperlink w:anchor="_Toc232781189" w:history="1">
+          <w:hyperlink w:anchor="_Toc232782160" w:history="1">
             <w:r>
               <w:rPr>
                 <w:rStyle w:val="Hyperlink"/>
@@ -6041,7 +6046,7 @@
                 <w:noProof/>
                 <w:webHidden/>
               </w:rPr>
-              <w:instrText xml:space="preserve"> PAGEREF _Toc232781189 \h </w:instrText>
+              <w:instrText xml:space="preserve"> PAGEREF _Toc232782160 \h </w:instrText>
             </w:r>
             <w:r>
               <w:rPr>
@@ -6061,7 +6066,7 @@
                 <w:noProof/>
                 <w:webHidden/>
               </w:rPr>
-              <w:t>25</w:t>
+              <w:t>24</w:t>
             </w:r>
             <w:r>
               <w:rPr>
@@ -6085,7 +6090,7 @@
               <w14:ligatures w14:val="standardContextual"/>
             </w:rPr>
           </w:pPr>
-          <w:hyperlink w:anchor="_Toc232781190" w:history="1">
+          <w:hyperlink w:anchor="_Toc232782161" w:history="1">
             <w:r>
               <w:rPr>
                 <w:rStyle w:val="Hyperlink"/>
@@ -6112,7 +6117,7 @@
                 <w:noProof/>
                 <w:webHidden/>
               </w:rPr>
-              <w:instrText xml:space="preserve"> PAGEREF _Toc232781190 \h </w:instrText>
+              <w:instrText xml:space="preserve"> PAGEREF _Toc232782161 \h </w:instrText>
             </w:r>
             <w:r>
               <w:rPr>
@@ -6132,7 +6137,7 @@
                 <w:noProof/>
                 <w:webHidden/>
               </w:rPr>
-              <w:t>26</w:t>
+              <w:t>25</w:t>
             </w:r>
             <w:r>
               <w:rPr>
@@ -6158,7 +6163,7 @@
               <w14:ligatures w14:val="standardContextual"/>
             </w:rPr>
           </w:pPr>
-          <w:hyperlink w:anchor="_Toc232781191" w:history="1">
+          <w:hyperlink w:anchor="_Toc232782162" w:history="1">
             <w:r>
               <w:rPr>
                 <w:rStyle w:val="Hyperlink"/>
@@ -6185,7 +6190,7 @@
                 <w:noProof/>
                 <w:webHidden/>
               </w:rPr>
-              <w:instrText xml:space="preserve"> PAGEREF _Toc232781191 \h </w:instrText>
+              <w:instrText xml:space="preserve"> PAGEREF _Toc232782162 \h </w:instrText>
             </w:r>
             <w:r>
               <w:rPr>
@@ -6205,7 +6210,7 @@
                 <w:noProof/>
                 <w:webHidden/>
               </w:rPr>
-              <w:t>28</w:t>
+              <w:t>27</w:t>
             </w:r>
             <w:r>
               <w:rPr>
@@ -6229,7 +6234,7 @@
               <w14:ligatures w14:val="standardContextual"/>
             </w:rPr>
           </w:pPr>
-          <w:hyperlink w:anchor="_Toc232781192" w:history="1">
+          <w:hyperlink w:anchor="_Toc232782163" w:history="1">
             <w:r>
               <w:rPr>
                 <w:rStyle w:val="Hyperlink"/>
@@ -6256,7 +6261,7 @@
                 <w:noProof/>
                 <w:webHidden/>
               </w:rPr>
-              <w:instrText xml:space="preserve"> PAGEREF _Toc232781192 \h </w:instrText>
+              <w:instrText xml:space="preserve"> PAGEREF _Toc232782163 \h </w:instrText>
             </w:r>
             <w:r>
               <w:rPr>
@@ -6276,7 +6281,7 @@
                 <w:noProof/>
                 <w:webHidden/>
               </w:rPr>
-              <w:t>28</w:t>
+              <w:t>27</w:t>
             </w:r>
             <w:r>
               <w:rPr>
@@ -6300,7 +6305,7 @@
               <w14:ligatures w14:val="standardContextual"/>
             </w:rPr>
           </w:pPr>
-          <w:hyperlink w:anchor="_Toc232781193" w:history="1">
+          <w:hyperlink w:anchor="_Toc232782164" w:history="1">
             <w:r>
               <w:rPr>
                 <w:rStyle w:val="Hyperlink"/>
@@ -6327,7 +6332,7 @@
                 <w:noProof/>
                 <w:webHidden/>
               </w:rPr>
-              <w:instrText xml:space="preserve"> PAGEREF _Toc232781193 \h </w:instrText>
+              <w:instrText xml:space="preserve"> PAGEREF _Toc232782164 \h </w:instrText>
             </w:r>
             <w:r>
               <w:rPr>
@@ -6347,7 +6352,7 @@
                 <w:noProof/>
                 <w:webHidden/>
               </w:rPr>
-              <w:t>32</w:t>
+              <w:t>31</w:t>
             </w:r>
             <w:r>
               <w:rPr>
@@ -6371,7 +6376,7 @@
               <w14:ligatures w14:val="standardContextual"/>
             </w:rPr>
           </w:pPr>
-          <w:hyperlink w:anchor="_Toc232781194" w:history="1">
+          <w:hyperlink w:anchor="_Toc232782165" w:history="1">
             <w:r>
               <w:rPr>
                 <w:rStyle w:val="Hyperlink"/>
@@ -6398,7 +6403,7 @@
                 <w:noProof/>
                 <w:webHidden/>
               </w:rPr>
-              <w:instrText xml:space="preserve"> PAGEREF _Toc232781194 \h </w:instrText>
+              <w:instrText xml:space="preserve"> PAGEREF _Toc232782165 \h </w:instrText>
             </w:r>
             <w:r>
               <w:rPr>
@@ -6418,7 +6423,7 @@
                 <w:noProof/>
                 <w:webHidden/>
               </w:rPr>
-              <w:t>36</w:t>
+              <w:t>35</w:t>
             </w:r>
             <w:r>
               <w:rPr>
@@ -6442,7 +6447,7 @@
               <w14:ligatures w14:val="standardContextual"/>
             </w:rPr>
           </w:pPr>
-          <w:hyperlink w:anchor="_Toc232781195" w:history="1">
+          <w:hyperlink w:anchor="_Toc232782166" w:history="1">
             <w:r>
               <w:rPr>
                 <w:rStyle w:val="Hyperlink"/>
@@ -6469,7 +6474,7 @@
                 <w:noProof/>
                 <w:webHidden/>
               </w:rPr>
-              <w:instrText xml:space="preserve"> PAGEREF _Toc232781195 \h </w:instrText>
+              <w:instrText xml:space="preserve"> PAGEREF _Toc232782166 \h </w:instrText>
             </w:r>
             <w:r>
               <w:rPr>
@@ -6513,7 +6518,7 @@
               <w14:ligatures w14:val="standardContextual"/>
             </w:rPr>
           </w:pPr>
-          <w:hyperlink w:anchor="_Toc232781196" w:history="1">
+          <w:hyperlink w:anchor="_Toc232782167" w:history="1">
             <w:r>
               <w:rPr>
                 <w:rStyle w:val="Hyperlink"/>
@@ -6540,7 +6545,7 @@
                 <w:noProof/>
                 <w:webHidden/>
               </w:rPr>
-              <w:instrText xml:space="preserve"> PAGEREF _Toc232781196 \h </w:instrText>
+              <w:instrText xml:space="preserve"> PAGEREF _Toc232782167 \h </w:instrText>
             </w:r>
             <w:r>
               <w:rPr>
@@ -6560,7 +6565,7 @@
                 <w:noProof/>
                 <w:webHidden/>
               </w:rPr>
-              <w:t>37</w:t>
+              <w:t>36</w:t>
             </w:r>
             <w:r>
               <w:rPr>
@@ -6584,7 +6589,7 @@
               <w14:ligatures w14:val="standardContextual"/>
             </w:rPr>
           </w:pPr>
-          <w:hyperlink w:anchor="_Toc232781197" w:history="1">
+          <w:hyperlink w:anchor="_Toc232782168" w:history="1">
             <w:r>
               <w:rPr>
                 <w:rStyle w:val="Hyperlink"/>
@@ -6611,7 +6616,7 @@
                 <w:noProof/>
                 <w:webHidden/>
               </w:rPr>
-              <w:instrText xml:space="preserve"> PAGEREF _Toc232781197 \h </w:instrText>
+              <w:instrText xml:space="preserve"> PAGEREF _Toc232782168 \h </w:instrText>
             </w:r>
             <w:r>
               <w:rPr>
@@ -6631,7 +6636,7 @@
                 <w:noProof/>
                 <w:webHidden/>
               </w:rPr>
-              <w:t>38</w:t>
+              <w:t>37</w:t>
             </w:r>
             <w:r>
               <w:rPr>
@@ -6655,7 +6660,7 @@
               <w14:ligatures w14:val="standardContextual"/>
             </w:rPr>
           </w:pPr>
-          <w:hyperlink w:anchor="_Toc232781198" w:history="1">
+          <w:hyperlink w:anchor="_Toc232782169" w:history="1">
             <w:r>
               <w:rPr>
                 <w:rStyle w:val="Hyperlink"/>
@@ -6682,7 +6687,7 @@
                 <w:noProof/>
                 <w:webHidden/>
               </w:rPr>
-              <w:instrText xml:space="preserve"> PAGEREF _Toc232781198 \h </w:instrText>
+              <w:instrText xml:space="preserve"> PAGEREF _Toc232782169 \h </w:instrText>
             </w:r>
             <w:r>
               <w:rPr>
@@ -6702,7 +6707,7 @@
                 <w:noProof/>
                 <w:webHidden/>
               </w:rPr>
-              <w:t>39</w:t>
+              <w:t>38</w:t>
             </w:r>
             <w:r>
               <w:rPr>
@@ -6726,7 +6731,7 @@
               <w14:ligatures w14:val="standardContextual"/>
             </w:rPr>
           </w:pPr>
-          <w:hyperlink w:anchor="_Toc232781199" w:history="1">
+          <w:hyperlink w:anchor="_Toc232782170" w:history="1">
             <w:r>
               <w:rPr>
                 <w:rStyle w:val="Hyperlink"/>
@@ -6753,7 +6758,7 @@
                 <w:noProof/>
                 <w:webHidden/>
               </w:rPr>
-              <w:instrText xml:space="preserve"> PAGEREF _Toc232781199 \h </w:instrText>
+              <w:instrText xml:space="preserve"> PAGEREF _Toc232782170 \h </w:instrText>
             </w:r>
             <w:r>
               <w:rPr>
@@ -6797,7 +6802,7 @@
               <w14:ligatures w14:val="standardContextual"/>
             </w:rPr>
           </w:pPr>
-          <w:hyperlink w:anchor="_Toc232781200" w:history="1">
+          <w:hyperlink w:anchor="_Toc232782171" w:history="1">
             <w:r>
               <w:rPr>
                 <w:rStyle w:val="Hyperlink"/>
@@ -6824,7 +6829,7 @@
                 <w:noProof/>
                 <w:webHidden/>
               </w:rPr>
-              <w:instrText xml:space="preserve"> PAGEREF _Toc232781200 \h </w:instrText>
+              <w:instrText xml:space="preserve"> PAGEREF _Toc232782171 \h </w:instrText>
             </w:r>
             <w:r>
               <w:rPr>
@@ -6844,7 +6849,7 @@
                 <w:noProof/>
                 <w:webHidden/>
               </w:rPr>
-              <w:t>40</w:t>
+              <w:t>39</w:t>
             </w:r>
             <w:r>
               <w:rPr>
@@ -6870,7 +6875,7 @@
               <w14:ligatures w14:val="standardContextual"/>
             </w:rPr>
           </w:pPr>
-          <w:hyperlink w:anchor="_Toc232781201" w:history="1">
+          <w:hyperlink w:anchor="_Toc232782172" w:history="1">
             <w:r>
               <w:rPr>
                 <w:rStyle w:val="Hyperlink"/>
@@ -6897,7 +6902,7 @@
                 <w:noProof/>
                 <w:webHidden/>
               </w:rPr>
-              <w:instrText xml:space="preserve"> PAGEREF _Toc232781201 \h </w:instrText>
+              <w:instrText xml:space="preserve"> PAGEREF _Toc232782172 \h </w:instrText>
             </w:r>
             <w:r>
               <w:rPr>
@@ -6917,7 +6922,7 @@
                 <w:noProof/>
                 <w:webHidden/>
               </w:rPr>
-              <w:t>41</w:t>
+              <w:t>40</w:t>
             </w:r>
             <w:r>
               <w:rPr>
@@ -6941,7 +6946,7 @@
               <w14:ligatures w14:val="standardContextual"/>
             </w:rPr>
           </w:pPr>
-          <w:hyperlink w:anchor="_Toc232781202" w:history="1">
+          <w:hyperlink w:anchor="_Toc232782173" w:history="1">
             <w:r>
               <w:rPr>
                 <w:rStyle w:val="Hyperlink"/>
@@ -6968,7 +6973,7 @@
                 <w:noProof/>
                 <w:webHidden/>
               </w:rPr>
-              <w:instrText xml:space="preserve"> PAGEREF _Toc232781202 \h </w:instrText>
+              <w:instrText xml:space="preserve"> PAGEREF _Toc232782173 \h </w:instrText>
             </w:r>
             <w:r>
               <w:rPr>
@@ -6988,7 +6993,7 @@
                 <w:noProof/>
                 <w:webHidden/>
               </w:rPr>
-              <w:t>41</w:t>
+              <w:t>40</w:t>
             </w:r>
             <w:r>
               <w:rPr>
@@ -7012,7 +7017,7 @@
               <w14:ligatures w14:val="standardContextual"/>
             </w:rPr>
           </w:pPr>
-          <w:hyperlink w:anchor="_Toc232781203" w:history="1">
+          <w:hyperlink w:anchor="_Toc232782174" w:history="1">
             <w:r>
               <w:rPr>
                 <w:rStyle w:val="Hyperlink"/>
@@ -7039,7 +7044,7 @@
                 <w:noProof/>
                 <w:webHidden/>
               </w:rPr>
-              <w:instrText xml:space="preserve"> PAGEREF _Toc232781203 \h </w:instrText>
+              <w:instrText xml:space="preserve"> PAGEREF _Toc232782174 \h </w:instrText>
             </w:r>
             <w:r>
               <w:rPr>
@@ -7059,7 +7064,7 @@
                 <w:noProof/>
                 <w:webHidden/>
               </w:rPr>
-              <w:t>42</w:t>
+              <w:t>41</w:t>
             </w:r>
             <w:r>
               <w:rPr>
@@ -7083,7 +7088,7 @@
               <w14:ligatures w14:val="standardContextual"/>
             </w:rPr>
           </w:pPr>
-          <w:hyperlink w:anchor="_Toc232781204" w:history="1">
+          <w:hyperlink w:anchor="_Toc232782175" w:history="1">
             <w:r>
               <w:rPr>
                 <w:rStyle w:val="Hyperlink"/>
@@ -7110,7 +7115,7 @@
                 <w:noProof/>
                 <w:webHidden/>
               </w:rPr>
-              <w:instrText xml:space="preserve"> PAGEREF _Toc232781204 \h </w:instrText>
+              <w:instrText xml:space="preserve"> PAGEREF _Toc232782175 \h </w:instrText>
             </w:r>
             <w:r>
               <w:rPr>
@@ -7130,7 +7135,7 @@
                 <w:noProof/>
                 <w:webHidden/>
               </w:rPr>
-              <w:t>44</w:t>
+              <w:t>43</w:t>
             </w:r>
             <w:r>
               <w:rPr>
@@ -7154,7 +7159,7 @@
               <w14:ligatures w14:val="standardContextual"/>
             </w:rPr>
           </w:pPr>
-          <w:hyperlink w:anchor="_Toc232781205" w:history="1">
+          <w:hyperlink w:anchor="_Toc232782176" w:history="1">
             <w:r>
               <w:rPr>
                 <w:rStyle w:val="Hyperlink"/>
@@ -7181,7 +7186,7 @@
                 <w:noProof/>
                 <w:webHidden/>
               </w:rPr>
-              <w:instrText xml:space="preserve"> PAGEREF _Toc232781205 \h </w:instrText>
+              <w:instrText xml:space="preserve"> PAGEREF _Toc232782176 \h </w:instrText>
             </w:r>
             <w:r>
               <w:rPr>
@@ -7201,7 +7206,7 @@
                 <w:noProof/>
                 <w:webHidden/>
               </w:rPr>
-              <w:t>45</w:t>
+              <w:t>44</w:t>
             </w:r>
             <w:r>
               <w:rPr>
@@ -7225,7 +7230,7 @@
               <w14:ligatures w14:val="standardContextual"/>
             </w:rPr>
           </w:pPr>
-          <w:hyperlink w:anchor="_Toc232781206" w:history="1">
+          <w:hyperlink w:anchor="_Toc232782177" w:history="1">
             <w:r>
               <w:rPr>
                 <w:rStyle w:val="Hyperlink"/>
@@ -7252,7 +7257,7 @@
                 <w:noProof/>
                 <w:webHidden/>
               </w:rPr>
-              <w:instrText xml:space="preserve"> PAGEREF _Toc232781206 \h </w:instrText>
+              <w:instrText xml:space="preserve"> PAGEREF _Toc232782177 \h </w:instrText>
             </w:r>
             <w:r>
               <w:rPr>
@@ -7272,7 +7277,7 @@
                 <w:noProof/>
                 <w:webHidden/>
               </w:rPr>
-              <w:t>46</w:t>
+              <w:t>45</w:t>
             </w:r>
             <w:r>
               <w:rPr>
@@ -7298,7 +7303,7 @@
               <w14:ligatures w14:val="standardContextual"/>
             </w:rPr>
           </w:pPr>
-          <w:hyperlink w:anchor="_Toc232781207" w:history="1">
+          <w:hyperlink w:anchor="_Toc232782178" w:history="1">
             <w:r>
               <w:rPr>
                 <w:rStyle w:val="Hyperlink"/>
@@ -7325,7 +7330,7 @@
                 <w:noProof/>
                 <w:webHidden/>
               </w:rPr>
-              <w:instrText xml:space="preserve"> PAGEREF _Toc232781207 \h </w:instrText>
+              <w:instrText xml:space="preserve"> PAGEREF _Toc232782178 \h </w:instrText>
             </w:r>
             <w:r>
               <w:rPr>
@@ -7369,7 +7374,7 @@
               <w14:ligatures w14:val="standardContextual"/>
             </w:rPr>
           </w:pPr>
-          <w:hyperlink w:anchor="_Toc232781208" w:history="1">
+          <w:hyperlink w:anchor="_Toc232782179" w:history="1">
             <w:r>
               <w:rPr>
                 <w:rStyle w:val="Hyperlink"/>
@@ -7396,7 +7401,7 @@
                 <w:noProof/>
                 <w:webHidden/>
               </w:rPr>
-              <w:instrText xml:space="preserve"> PAGEREF _Toc232781208 \h </w:instrText>
+              <w:instrText xml:space="preserve"> PAGEREF _Toc232782179 \h </w:instrText>
             </w:r>
             <w:r>
               <w:rPr>
@@ -7442,7 +7447,7 @@
               <w14:ligatures w14:val="standardContextual"/>
             </w:rPr>
           </w:pPr>
-          <w:hyperlink w:anchor="_Toc232781209" w:history="1">
+          <w:hyperlink w:anchor="_Toc232782180" w:history="1">
             <w:r>
               <w:rPr>
                 <w:rStyle w:val="Hyperlink"/>
@@ -7469,7 +7474,7 @@
                 <w:noProof/>
                 <w:webHidden/>
               </w:rPr>
-              <w:instrText xml:space="preserve"> PAGEREF _Toc232781209 \h </w:instrText>
+              <w:instrText xml:space="preserve"> PAGEREF _Toc232782180 \h </w:instrText>
             </w:r>
             <w:r>
               <w:rPr>
@@ -7515,6 +7520,13 @@
     <w:p>
       <w:pPr>
         <w:jc w:val="right"/>
+        <w:sectPr>
+          <w:headerReference w:type="default" r:id="rId21"/>
+          <w:footerReference w:type="default" r:id="rId22"/>
+          <w:pgSz w:w="11900" w:h="16840"/>
+          <w:pgMar w:top="1701" w:right="1134" w:bottom="1134" w:left="1701" w:header="1134" w:footer="1428" w:gutter="0"/>
+          <w:cols w:space="720"/>
+        </w:sectPr>
       </w:pPr>
     </w:p>
     <w:p>
@@ -7537,6 +7549,7 @@
           <w:noProof/>
           <w:color w:val="000000"/>
         </w:rPr>
+        <w:lastRenderedPageBreak/>
         <mc:AlternateContent>
           <mc:Choice Requires="wps">
             <w:drawing>
@@ -7720,8 +7733,8 @@
         <w:jc w:val="right"/>
       </w:pPr>
       <w:bookmarkStart w:id="7" w:name="corpo"/>
-      <w:bookmarkStart w:id="8" w:name="_Toc232781136"/>
-      <w:bookmarkStart w:id="9" w:name="_Toc232781173"/>
+      <w:bookmarkStart w:id="8" w:name="_Toc232782107"/>
+      <w:bookmarkStart w:id="9" w:name="_Toc232782144"/>
       <w:r>
         <w:t>INTRODUÇÃO</w:t>
       </w:r>
@@ -7754,8 +7767,8 @@
         <w:spacing w:before="360" w:after="120" w:line="360" w:lineRule="auto"/>
         <w:ind w:left="0" w:firstLine="0"/>
       </w:pPr>
-      <w:bookmarkStart w:id="10" w:name="_Toc232781137"/>
-      <w:bookmarkStart w:id="11" w:name="_Toc232781174"/>
+      <w:bookmarkStart w:id="10" w:name="_Toc232782108"/>
+      <w:bookmarkStart w:id="11" w:name="_Toc232782145"/>
       <w:r>
         <w:t>1.1 Contextualização do projeto</w:t>
       </w:r>
@@ -7839,6 +7852,7 @@
         <w:rPr>
           <w:color w:val="000000"/>
         </w:rPr>
+        <w:lastRenderedPageBreak/>
         <w:t>Diante dessas limitações — a fragilidade de fatores estáticos frente a ataques baseados em credenciais e a desconsideração do contexto de cada acesso —, evidencia-se a necessidade de soluções de autenticação mais inteligentes, adaptáveis e seguras. Nesse contexto, o presente projeto propõe o desenvolvimento de um sistema autônomo de autenticação contextual, integrando Inteligência Artificial (IA), Blockchain e uma arquitetura baseada em microsserviços, com o objetivo de aprimorar o controle de acesso em aplicações web. Por meio da análise de dados contextuais e de modelos de Machine Learning, o sistema toma decisões em tempo real sobre a concessão, o reforço por MFA ou a negação de acesso, com base no padrão comportamental do usuário.</w:t>
       </w:r>
     </w:p>
@@ -7929,8 +7943,8 @@
         <w:spacing w:before="360" w:after="120" w:line="360" w:lineRule="auto"/>
         <w:ind w:left="0" w:firstLine="0"/>
       </w:pPr>
-      <w:bookmarkStart w:id="12" w:name="_Toc232781138"/>
-      <w:bookmarkStart w:id="13" w:name="_Toc232781175"/>
+      <w:bookmarkStart w:id="12" w:name="_Toc232782109"/>
+      <w:bookmarkStart w:id="13" w:name="_Toc232782146"/>
       <w:r>
         <w:t>1.2 Objetivos Gerais</w:t>
       </w:r>
@@ -7991,7 +8005,14 @@
         <w:rPr>
           <w:color w:val="000000"/>
         </w:rPr>
-        <w:t>Desenvolver um sistema autônomo de autenticação contextual que integre IA e Blockchain para reforçar a segurança de acesso a sistemas digitais.</w:t>
+        <w:t xml:space="preserve">Desenvolver um sistema autônomo de autenticação contextual que integre IA </w:t>
+      </w:r>
+      <w:r>
+        <w:rPr>
+          <w:color w:val="000000"/>
+        </w:rPr>
+        <w:lastRenderedPageBreak/>
+        <w:t>e Blockchain para reforçar a segurança de acesso a sistemas digitais.</w:t>
       </w:r>
     </w:p>
     <w:p>
@@ -8033,8 +8054,8 @@
         <w:spacing w:before="360" w:after="120" w:line="360" w:lineRule="auto"/>
         <w:ind w:left="0" w:firstLine="0"/>
       </w:pPr>
-      <w:bookmarkStart w:id="14" w:name="_Toc232781139"/>
-      <w:bookmarkStart w:id="15" w:name="_Toc232781176"/>
+      <w:bookmarkStart w:id="14" w:name="_Toc232782110"/>
+      <w:bookmarkStart w:id="15" w:name="_Toc232782147"/>
       <w:r>
         <w:t>1.3 Objetivos específicos</w:t>
       </w:r>
@@ -8137,8 +8158,8 @@
         <w:spacing w:before="360" w:after="120" w:line="360" w:lineRule="auto"/>
         <w:ind w:left="0" w:firstLine="0"/>
       </w:pPr>
-      <w:bookmarkStart w:id="16" w:name="_Toc232781140"/>
-      <w:bookmarkStart w:id="17" w:name="_Toc232781177"/>
+      <w:bookmarkStart w:id="16" w:name="_Toc232782111"/>
+      <w:bookmarkStart w:id="17" w:name="_Toc232782148"/>
       <w:r>
         <w:t>1.4 Justificativa do projeto</w:t>
       </w:r>
@@ -8222,6 +8243,7 @@
         <w:rPr>
           <w:color w:val="000000"/>
         </w:rPr>
+        <w:lastRenderedPageBreak/>
         <w:t>A viabilidade técnica apoia-se em tecnologias consolidadas e amplamente documentadas para gestão de identidade, aprendizado de máquina e registro distribuído, cuja maturidade reduz o risco de implementação. A adoção de blockchain permissionada para auditoria é respaldada por diretrizes que recomendam a proteção da integridade de logs e trilhas de auditoria (NIST, 2018; NIST, 2020), conforme detalhado na Seção 2.4. A arquitetura de microsserviços, por sua vez, favorece a escalabilidade e o isolamento de domínios (NEWMAN, 2021).</w:t>
       </w:r>
     </w:p>
@@ -8396,10 +8418,10 @@
           <w:color w:val="000000"/>
         </w:rPr>
         <w:sectPr>
-          <w:headerReference w:type="default" r:id="rId21"/>
-          <w:footerReference w:type="default" r:id="rId22"/>
+          <w:headerReference w:type="default" r:id="rId23"/>
+          <w:footerReference w:type="default" r:id="rId24"/>
           <w:pgSz w:w="11900" w:h="16840"/>
-          <w:pgMar w:top="1701" w:right="1134" w:bottom="1134" w:left="1701" w:header="0" w:footer="1428" w:gutter="0"/>
+          <w:pgMar w:top="1701" w:right="1134" w:bottom="1134" w:left="1701" w:header="1134" w:footer="1428" w:gutter="0"/>
           <w:cols w:space="720"/>
         </w:sectPr>
       </w:pPr>
@@ -8424,6 +8446,7 @@
           <w:noProof/>
           <w:color w:val="000000"/>
         </w:rPr>
+        <w:lastRenderedPageBreak/>
         <mc:AlternateContent>
           <mc:Choice Requires="wps">
             <w:drawing>
@@ -8633,8 +8656,8 @@
         <w:ind w:left="3870"/>
         <w:jc w:val="right"/>
       </w:pPr>
-      <w:bookmarkStart w:id="18" w:name="_Toc232781141"/>
-      <w:bookmarkStart w:id="19" w:name="_Toc232781178"/>
+      <w:bookmarkStart w:id="18" w:name="_Toc232782112"/>
+      <w:bookmarkStart w:id="19" w:name="_Toc232782149"/>
       <w:r>
         <w:t>FUNDAMENTAÇÃO TEÓRICA</w:t>
       </w:r>
@@ -8684,8 +8707,8 @@
         <w:spacing w:before="360" w:after="120" w:line="360" w:lineRule="auto"/>
         <w:ind w:left="0" w:firstLine="0"/>
       </w:pPr>
-      <w:bookmarkStart w:id="20" w:name="_Toc232781142"/>
-      <w:bookmarkStart w:id="21" w:name="_Toc232781179"/>
+      <w:bookmarkStart w:id="20" w:name="_Toc232782113"/>
+      <w:bookmarkStart w:id="21" w:name="_Toc232782150"/>
       <w:r>
         <w:t>2.1 Autenticação e Controle de Acesso</w:t>
       </w:r>
@@ -8786,7 +8809,14 @@
         <w:rPr>
           <w:color w:val="000000"/>
         </w:rPr>
-        <w:t>Para mitigar essas limitações, adotou-se a autenticação multifator (MFA), que combina fatores de conhecimento, posse e inerência. Embora aumente significativamente a segurança, a MFA estática permanece vulnerável a engenharia social, troca de chip (SIM swapping) e interceptação de códigos em tempo real, além de introduzir atrito na experiência do usuário (NIST, 2017).</w:t>
+        <w:t xml:space="preserve">Para mitigar essas limitações, adotou-se a autenticação multifator (MFA), que </w:t>
+      </w:r>
+      <w:r>
+        <w:rPr>
+          <w:color w:val="000000"/>
+        </w:rPr>
+        <w:lastRenderedPageBreak/>
+        <w:t>combina fatores de conhecimento, posse e inerência. Embora aumente significativamente a segurança, a MFA estática permanece vulnerável a engenharia social, troca de chip (SIM swapping) e interceptação de códigos em tempo real, além de introduzir atrito na experiência do usuário (NIST, 2017).</w:t>
       </w:r>
     </w:p>
     <w:p>
@@ -8895,8 +8925,8 @@
         <w:spacing w:before="360" w:after="120" w:line="360" w:lineRule="auto"/>
         <w:ind w:left="0" w:firstLine="0"/>
       </w:pPr>
-      <w:bookmarkStart w:id="22" w:name="_Toc232781143"/>
-      <w:bookmarkStart w:id="23" w:name="_Toc232781180"/>
+      <w:bookmarkStart w:id="22" w:name="_Toc232782114"/>
+      <w:bookmarkStart w:id="23" w:name="_Toc232782151"/>
       <w:r>
         <w:t>2.2 Autenticação Contextual e Adaptativa</w:t>
       </w:r>
@@ -8997,7 +9027,14 @@
         <w:rPr>
           <w:color w:val="000000"/>
         </w:rPr>
-        <w:t>Wiefling, Lo Iacono e Dürmuth (2019) realizaram o primeiro estudo empírico sobre a aplicação de RBA em serviços reais de larga escala, evidenciando que provedores como Google e GOG.com utilizam predominantemente o endereço IP como variável de risco e que a transparência e a consistência dessas implementações ainda são limitadas. Estudos posteriores dos mesmos autores, conduzidos sobre milhões de logins reais, demonstraram que a configuração do RBA deve ser cuidadosamente ajustada a cada serviço para equilibrar segurança e usabilidade (WIEFLING et al., 2023).</w:t>
+        <w:t xml:space="preserve">Wiefling, Lo Iacono e Dürmuth (2019) realizaram o primeiro estudo empírico sobre a aplicação de RBA em serviços reais de larga escala, evidenciando que provedores como Google e GOG.com utilizam predominantemente o endereço IP como variável de risco e que a transparência e a consistência dessas implementações ainda são limitadas. Estudos posteriores dos mesmos autores, conduzidos sobre </w:t>
+      </w:r>
+      <w:r>
+        <w:rPr>
+          <w:color w:val="000000"/>
+        </w:rPr>
+        <w:lastRenderedPageBreak/>
+        <w:t>milhões de logins reais, demonstraram que a configuração do RBA deve ser cuidadosamente ajustada a cada serviço para equilibrar segurança e usabilidade (WIEFLING et al., 2023).</w:t>
       </w:r>
     </w:p>
     <w:p>
@@ -9119,8 +9156,8 @@
         <w:spacing w:before="360" w:after="120" w:line="360" w:lineRule="auto"/>
         <w:ind w:left="0" w:firstLine="0"/>
       </w:pPr>
-      <w:bookmarkStart w:id="24" w:name="_Toc232781144"/>
-      <w:bookmarkStart w:id="25" w:name="_Toc232781181"/>
+      <w:bookmarkStart w:id="24" w:name="_Toc232782115"/>
+      <w:bookmarkStart w:id="25" w:name="_Toc232782152"/>
       <w:r>
         <w:t>2.3 Inteligência Artificial Aplicada à Detecção de Anomalias</w:t>
       </w:r>
@@ -9328,8 +9365,8 @@
         <w:spacing w:before="360" w:after="120" w:line="360" w:lineRule="auto"/>
         <w:ind w:left="0" w:firstLine="0"/>
       </w:pPr>
-      <w:bookmarkStart w:id="26" w:name="_Toc232781145"/>
-      <w:bookmarkStart w:id="27" w:name="_Toc232781182"/>
+      <w:bookmarkStart w:id="26" w:name="_Toc232782116"/>
+      <w:bookmarkStart w:id="27" w:name="_Toc232782153"/>
       <w:r>
         <w:t>2.4 Blockchain como Mecanismo de Integridade e Auditoria</w:t>
       </w:r>
@@ -9439,7 +9476,11 @@
         <w:jc w:val="both"/>
       </w:pPr>
       <w:r>
-        <w:t>Cabe justificar criteriosamente a escolha do blockchain frente a alternativas mais simples, evitando adotá-lo apenas por seu apelo tecnológico. Mecanismos como logs assinados digitalmente e bancos de dados append-only já oferecem integridade e não repúdio por meio de assinaturas criptográficas, sendo suficientes quando existe uma autoridade central confiável para custodiar e operar o registro. A diferença essencial da blockchain permissionada não está, portanto, na assinatura em si, mas em não depender da confiança em um único custodiante: o registro é replicado e validado por consenso entre múltiplos participantes, tornando-se resistente à adulteração mesmo por administradores privilegiados do próprio sistema e permitindo verificação independente por auditores externos, sem necessidade de confiar no operador.</w:t>
+        <w:t xml:space="preserve">Cabe justificar criteriosamente a escolha do blockchain frente a alternativas mais simples, evitando adotá-lo apenas por seu apelo tecnológico. Mecanismos como logs assinados digitalmente e bancos de dados append-only já oferecem integridade e não repúdio por meio de assinaturas criptográficas, sendo suficientes quando existe uma autoridade central confiável para custodiar e operar o registro. A diferença </w:t>
+      </w:r>
+      <w:r>
+        <w:lastRenderedPageBreak/>
+        <w:t>essencial da blockchain permissionada não está, portanto, na assinatura em si, mas em não depender da confiança em um único custodiante: o registro é replicado e validado por consenso entre múltiplos participantes, tornando-se resistente à adulteração mesmo por administradores privilegiados do próprio sistema e permitindo verificação independente por auditores externos, sem necessidade de confiar no operador.</w:t>
       </w:r>
     </w:p>
     <w:p>
@@ -9514,10 +9555,10 @@
           <w:color w:val="000000"/>
         </w:rPr>
         <w:sectPr>
-          <w:headerReference w:type="default" r:id="rId23"/>
-          <w:footerReference w:type="default" r:id="rId24"/>
+          <w:headerReference w:type="default" r:id="rId25"/>
+          <w:footerReference w:type="default" r:id="rId26"/>
           <w:pgSz w:w="11900" w:h="16840"/>
-          <w:pgMar w:top="1701" w:right="1134" w:bottom="1134" w:left="1701" w:header="0" w:footer="1428" w:gutter="0"/>
+          <w:pgMar w:top="1701" w:right="1134" w:bottom="1134" w:left="1701" w:header="1134" w:footer="1428" w:gutter="0"/>
           <w:cols w:space="720"/>
         </w:sectPr>
       </w:pPr>
@@ -9543,6 +9584,7 @@
           <w:noProof/>
           <w:color w:val="000000"/>
         </w:rPr>
+        <w:lastRenderedPageBreak/>
         <mc:AlternateContent>
           <mc:Choice Requires="wps">
             <w:drawing>
@@ -9707,8 +9749,8 @@
         <w:spacing w:before="240" w:after="240" w:line="360" w:lineRule="auto"/>
         <w:jc w:val="right"/>
       </w:pPr>
-      <w:bookmarkStart w:id="28" w:name="_Toc232781146"/>
-      <w:bookmarkStart w:id="29" w:name="_Toc232781183"/>
+      <w:bookmarkStart w:id="28" w:name="_Toc232782117"/>
+      <w:bookmarkStart w:id="29" w:name="_Toc232782154"/>
       <w:r>
         <w:t>MOTOR DE INTELIGÊNCIA ARTIFICIAL: ARQUITETURA, TREINAMENTO E DECISÃO</w:t>
       </w:r>
@@ -9731,8 +9773,8 @@
         <w:spacing w:before="360" w:after="120" w:line="360" w:lineRule="auto"/>
         <w:ind w:left="0" w:firstLine="0"/>
       </w:pPr>
-      <w:bookmarkStart w:id="30" w:name="_Toc232781147"/>
-      <w:bookmarkStart w:id="31" w:name="_Toc232781184"/>
+      <w:bookmarkStart w:id="30" w:name="_Toc232782118"/>
+      <w:bookmarkStart w:id="31" w:name="_Toc232782155"/>
       <w:r>
         <w:t>3.1 Arquitetura do Ensemble de Modelos</w:t>
       </w:r>
@@ -9797,7 +9839,14 @@
         <w:rPr>
           <w:color w:val="000000"/>
         </w:rPr>
-        <w:t>O Isolation Forest atua como primeiro nível de análise, sendo particularmente eficaz na detecção de outliers em espaços multidimensionais. Sua contribuição ao score final corresponde a 40% do peso total, refletindo sua importância na identificação rápida de padrões claramente anômalos. O algoritmo opera isolando observações através de partições aleatórias, onde anomalias são identificadas por requererem menos partições para serem isoladas.</w:t>
+        <w:t xml:space="preserve">O Isolation Forest atua como primeiro nível de análise, sendo particularmente </w:t>
+      </w:r>
+      <w:r>
+        <w:rPr>
+          <w:color w:val="000000"/>
+        </w:rPr>
+        <w:lastRenderedPageBreak/>
+        <w:t>eficaz na detecção de outliers em espaços multidimensionais. Sua contribuição ao score final corresponde a 40% do peso total, refletindo sua importância na identificação rápida de padrões claramente anômalos. O algoritmo opera isolando observações através de partições aleatórias, onde anomalias são identificadas por requererem menos partições para serem isoladas.</w:t>
       </w:r>
     </w:p>
     <w:p>
@@ -9895,8 +9944,8 @@
         <w:spacing w:before="360" w:after="120" w:line="360" w:lineRule="auto"/>
         <w:ind w:left="0" w:firstLine="0"/>
       </w:pPr>
-      <w:bookmarkStart w:id="32" w:name="_Toc232781148"/>
-      <w:bookmarkStart w:id="33" w:name="_Toc232781185"/>
+      <w:bookmarkStart w:id="32" w:name="_Toc232782119"/>
+      <w:bookmarkStart w:id="33" w:name="_Toc232782156"/>
       <w:r>
         <w:t>3.2 Critérios Comportamentais (14 Dimensões)</w:t>
       </w:r>
@@ -9933,7 +9982,14 @@
         <w:rPr>
           <w:color w:val="000000"/>
         </w:rPr>
-        <w:t>O sistema de autenticação contextual extrai 14 critérios comportamentais de cada tentativa de login, formando um vetor multidimensional que alimenta o ensemble de modelos. Estes critérios foram selecionados com base na literatura de segurança comportamental e na capacidade de distinguir usuários legítimos de atacantes.</w:t>
+        <w:t xml:space="preserve">O sistema de autenticação contextual extrai 14 critérios comportamentais de cada tentativa de login, formando um vetor multidimensional que alimenta o ensemble </w:t>
+      </w:r>
+      <w:r>
+        <w:rPr>
+          <w:color w:val="000000"/>
+        </w:rPr>
+        <w:lastRenderedPageBreak/>
+        <w:t>de modelos. Estes critérios foram selecionados com base na literatura de segurança comportamental e na capacidade de distinguir usuários legítimos de atacantes.</w:t>
       </w:r>
     </w:p>
     <w:p>
@@ -10064,9 +10120,10 @@
         <w:spacing w:before="360" w:after="120" w:line="360" w:lineRule="auto"/>
         <w:ind w:left="0" w:firstLine="0"/>
       </w:pPr>
-      <w:bookmarkStart w:id="34" w:name="_Toc232781149"/>
-      <w:bookmarkStart w:id="35" w:name="_Toc232781186"/>
-      <w:r>
+      <w:bookmarkStart w:id="34" w:name="_Toc232782120"/>
+      <w:bookmarkStart w:id="35" w:name="_Toc232782157"/>
+      <w:r>
+        <w:lastRenderedPageBreak/>
         <w:t>3.3 Fundamentos do Treinamento de Modelos de IA</w:t>
       </w:r>
       <w:bookmarkEnd w:id="34"/>
@@ -10143,7 +10200,11 @@
         <w:t>A segunda etapa</w:t>
       </w:r>
       <w:r>
-        <w:t xml:space="preserve"> consiste no aprendizado dos padrões. Após processar milhares de exemplos, cada algoritmo do ensemble desenvolve sua capacidade de classificação de forma distinta. O Isolation Forest opera de forma não supervisionada, ou seja, aprende sozinho o que constitui um comportamento normal ao identificar observações que se desviam significativamente da maioria dos dados, sem necessitar de rótulos prévios. O Random Forest aprende de forma supervisionada, construindo múltiplas árvores de decisão a partir de exemplos previamente classificados como legítimos ou suspeitos, criando regras do tipo: se o acesso ocorre de madrugada, de um dispositivo desconhecido e de outro país, a probabilidade de ataque é alta. A rede neural de Deep Learning ajusta os pesos das conexões entre seus neurônios artificiais através do algoritmo de retropropagação (backpropagation), sendo capaz de reconhecer padrões complexos e não-lineares que escapam aos métodos tradicionais.</w:t>
+        <w:t xml:space="preserve"> consiste no aprendizado dos padrões. Após processar milhares de exemplos, cada algoritmo do ensemble desenvolve sua capacidade de classificação de forma distinta. O Isolation Forest opera de forma não supervisionada, ou seja, aprende sozinho o que constitui um comportamento normal ao identificar observações que se desviam significativamente da maioria dos dados, sem necessitar de rótulos prévios. O Random Forest aprende de forma supervisionada, construindo </w:t>
+      </w:r>
+      <w:r>
+        <w:lastRenderedPageBreak/>
+        <w:t>múltiplas árvores de decisão a partir de exemplos previamente classificados como legítimos ou suspeitos, criando regras do tipo: se o acesso ocorre de madrugada, de um dispositivo desconhecido e de outro país, a probabilidade de ataque é alta. A rede neural de Deep Learning ajusta os pesos das conexões entre seus neurônios artificiais através do algoritmo de retropropagação (backpropagation), sendo capaz de reconhecer padrões complexos e não-lineares que escapam aos métodos tradicionais.</w:t>
       </w:r>
     </w:p>
     <w:p>
@@ -10222,9 +10283,10 @@
         <w:spacing w:before="360" w:after="120" w:line="360" w:lineRule="auto"/>
         <w:ind w:left="0" w:firstLine="0"/>
       </w:pPr>
-      <w:bookmarkStart w:id="36" w:name="_Toc232781150"/>
-      <w:bookmarkStart w:id="37" w:name="_Toc232781187"/>
-      <w:r>
+      <w:bookmarkStart w:id="36" w:name="_Toc232782121"/>
+      <w:bookmarkStart w:id="37" w:name="_Toc232782158"/>
+      <w:r>
+        <w:lastRenderedPageBreak/>
         <w:t>3.4 Processo de Treinamento do Modelo</w:t>
       </w:r>
       <w:bookmarkEnd w:id="36"/>
@@ -10352,8 +10414,8 @@
         <w:spacing w:before="360" w:after="120" w:line="360" w:lineRule="auto"/>
         <w:ind w:left="0" w:firstLine="0"/>
       </w:pPr>
-      <w:bookmarkStart w:id="38" w:name="_Toc232781151"/>
-      <w:bookmarkStart w:id="39" w:name="_Toc232781188"/>
+      <w:bookmarkStart w:id="38" w:name="_Toc232782122"/>
+      <w:bookmarkStart w:id="39" w:name="_Toc232782159"/>
       <w:r>
         <w:t>3.5 Limiares de Decisão Autônoma</w:t>
       </w:r>
@@ -10390,6 +10452,7 @@
         <w:rPr>
           <w:color w:val="000000"/>
         </w:rPr>
+        <w:lastRenderedPageBreak/>
         <w:t>O sistema de decisão autônoma opera com base em três faixas de risco definidas pelos limiares do score do ensemble. Estes limiares foram calibrados empiricamente para otimizar o equilíbrio entre segurança e usabilidade, minimizando tanto falsos positivos (usuários legítimos bloqueados) quanto falsos negativos (atacantes permitidos).</w:t>
       </w:r>
     </w:p>
@@ -10503,8 +10566,8 @@
         <w:spacing w:before="360" w:after="120" w:line="360" w:lineRule="auto"/>
         <w:ind w:left="0" w:firstLine="0"/>
       </w:pPr>
-      <w:bookmarkStart w:id="40" w:name="_Toc232781152"/>
-      <w:bookmarkStart w:id="41" w:name="_Toc232781189"/>
+      <w:bookmarkStart w:id="40" w:name="_Toc232782123"/>
+      <w:bookmarkStart w:id="41" w:name="_Toc232782160"/>
       <w:r>
         <w:t>3.6 Pipeline de Inferência em Tempo Real</w:t>
       </w:r>
@@ -10541,7 +10604,14 @@
         <w:rPr>
           <w:color w:val="000000"/>
         </w:rPr>
-        <w:t>O pipeline de inferência foi projetado para operar em tempo real, com latência máxima de 200 milissegundos por requisição de autenticação. A arquitetura utiliza o framework FastAPI em Python, expondo uma API REST que recebe o vetor de 14 critérios e retorna o score de risco juntamente com a decisão recomendada.</w:t>
+        <w:t xml:space="preserve">O pipeline de inferência foi projetado para operar em tempo real, com latência máxima de 200 milissegundos por requisição de autenticação. A arquitetura utiliza o framework FastAPI em Python, expondo uma API REST que recebe o vetor de 14 </w:t>
+      </w:r>
+      <w:r>
+        <w:rPr>
+          <w:color w:val="000000"/>
+        </w:rPr>
+        <w:lastRenderedPageBreak/>
+        <w:t>critérios e retorna o score de risco juntamente com a decisão recomendada.</w:t>
       </w:r>
     </w:p>
     <w:p>
@@ -10636,8 +10706,8 @@
         <w:spacing w:before="360" w:after="120" w:line="360" w:lineRule="auto"/>
         <w:ind w:left="0" w:firstLine="0"/>
       </w:pPr>
-      <w:bookmarkStart w:id="42" w:name="_Toc232781153"/>
-      <w:bookmarkStart w:id="43" w:name="_Toc232781190"/>
+      <w:bookmarkStart w:id="42" w:name="_Toc232782124"/>
+      <w:bookmarkStart w:id="43" w:name="_Toc232782161"/>
       <w:r>
         <w:t>3.7 Integração com Blockchain para Auditoria</w:t>
       </w:r>
@@ -10699,7 +10769,11 @@
         </w:rPr>
       </w:pPr>
       <w:r>
-        <w:t>A integração utiliza uma blockchain permissionada baseada em Hyperledger Fabric, adequada a ambientes corporativos por oferecer controle de identidade dos participantes e governança estruturada. Esta escolha prioriza a finalidade transacional e o throughput necessário para suportar o volume de autenticações em tempo real, mantendo as garantias de imutabilidade e integridade.</w:t>
+        <w:t xml:space="preserve">A integração utiliza uma blockchain permissionada baseada em Hyperledger Fabric, adequada a ambientes corporativos por oferecer controle de identidade dos </w:t>
+      </w:r>
+      <w:r>
+        <w:lastRenderedPageBreak/>
+        <w:t>participantes e governança estruturada. Esta escolha prioriza a finalidade transacional e o throughput necessário para suportar o volume de autenticações em tempo real, mantendo as garantias de imutabilidade e integridade.</w:t>
       </w:r>
     </w:p>
     <w:p>
@@ -10767,10 +10841,10 @@
       <w:pPr>
         <w:spacing w:line="360" w:lineRule="auto"/>
         <w:sectPr>
-          <w:headerReference w:type="default" r:id="rId25"/>
-          <w:footerReference w:type="default" r:id="rId26"/>
+          <w:headerReference w:type="default" r:id="rId27"/>
+          <w:footerReference w:type="default" r:id="rId28"/>
           <w:pgSz w:w="11900" w:h="16840"/>
-          <w:pgMar w:top="1701" w:right="1134" w:bottom="1134" w:left="1701" w:header="0" w:footer="1428" w:gutter="0"/>
+          <w:pgMar w:top="1701" w:right="1134" w:bottom="1134" w:left="1701" w:header="1134" w:footer="1428" w:gutter="0"/>
           <w:cols w:space="720"/>
         </w:sectPr>
       </w:pPr>
@@ -10795,6 +10869,7 @@
           <w:noProof/>
           <w:color w:val="000000"/>
         </w:rPr>
+        <w:lastRenderedPageBreak/>
         <mc:AlternateContent>
           <mc:Choice Requires="wps">
             <w:drawing>
@@ -10970,8 +11045,8 @@
         <w:ind w:left="3870"/>
         <w:jc w:val="right"/>
       </w:pPr>
-      <w:bookmarkStart w:id="44" w:name="_Toc232781154"/>
-      <w:bookmarkStart w:id="45" w:name="_Toc232781191"/>
+      <w:bookmarkStart w:id="44" w:name="_Toc232782125"/>
+      <w:bookmarkStart w:id="45" w:name="_Toc232782162"/>
       <w:r>
         <w:t>DESENVOLVIMENTO</w:t>
       </w:r>
@@ -11021,8 +11096,8 @@
         <w:spacing w:before="360" w:after="120" w:line="360" w:lineRule="auto"/>
         <w:ind w:left="0" w:firstLine="0"/>
       </w:pPr>
-      <w:bookmarkStart w:id="46" w:name="_Toc232781155"/>
-      <w:bookmarkStart w:id="47" w:name="_Toc232781192"/>
+      <w:bookmarkStart w:id="46" w:name="_Toc232782126"/>
+      <w:bookmarkStart w:id="47" w:name="_Toc232782163"/>
       <w:r>
         <w:t>4.1 Visão Geral da Arquitetura Proposta</w:t>
       </w:r>
@@ -11123,7 +11198,14 @@
         <w:rPr>
           <w:color w:val="000000"/>
         </w:rPr>
-        <w:t>A escolha do paradigma de microsserviços decorre da necessidade de modularização estrutural, isolamento de domínios e escalabilidade independente. Conforme argumenta Newman (2015), arquiteturas de microsserviços favorecem a decomposição funcional orientada a capacidades de negócio, reduzindo acoplamentos rígidos e permitindo ciclos de evolução contínua. Sob a perspectiva da engenharia de software contemporânea, essa abordagem viabiliza a aplicação de políticas granulares de segurança, uma vez que cada serviço pode implementar mecanismos específicos de autenticação, autorização e monitoramento.</w:t>
+        <w:t xml:space="preserve">A escolha do paradigma de microsserviços decorre da necessidade de modularização estrutural, isolamento de domínios e escalabilidade independente. </w:t>
+      </w:r>
+      <w:r>
+        <w:rPr>
+          <w:color w:val="000000"/>
+        </w:rPr>
+        <w:lastRenderedPageBreak/>
+        <w:t>Conforme argumenta Newman (2015), arquiteturas de microsserviços favorecem a decomposição funcional orientada a capacidades de negócio, reduzindo acoplamentos rígidos e permitindo ciclos de evolução contínua. Sob a perspectiva da engenharia de software contemporânea, essa abordagem viabiliza a aplicação de políticas granulares de segurança, uma vez que cada serviço pode implementar mecanismos específicos de autenticação, autorização e monitoramento.</w:t>
       </w:r>
     </w:p>
     <w:p>
@@ -11283,7 +11365,14 @@
         <w:rPr>
           <w:color w:val="000000"/>
         </w:rPr>
-        <w:t>Um dos elementos centrais da arquitetura é o módulo de Inteligência Artificial responsável pela classificação de risco e pela detecção de comportamentos anômalos nas tentativas de autenticação. Essa camada baseia-se em modelos de aprendizado de máquina treinados a partir de dados contextuais para estimar a probabilidade de um acesso ser fraudulento. Conforme descrito por Goodfellow, Bengio e Courville (2016), modelos de aprendizado profundo capturam representações complexas de padrões não lineares, ampliando a capacidade preditiva em espaços de alta dimensionalidade.</w:t>
+        <w:t xml:space="preserve">Um dos elementos centrais da arquitetura é o módulo de Inteligência Artificial responsável pela classificação de risco e pela detecção de comportamentos anômalos nas tentativas de autenticação. Essa camada baseia-se em modelos de aprendizado </w:t>
+      </w:r>
+      <w:r>
+        <w:rPr>
+          <w:color w:val="000000"/>
+        </w:rPr>
+        <w:lastRenderedPageBreak/>
+        <w:t>de máquina treinados a partir de dados contextuais para estimar a probabilidade de um acesso ser fraudulento. Conforme descrito por Goodfellow, Bengio e Courville (2016), modelos de aprendizado profundo capturam representações complexas de padrões não lineares, ampliando a capacidade preditiva em espaços de alta dimensionalidade.</w:t>
       </w:r>
     </w:p>
     <w:p>
@@ -11544,7 +11633,16 @@
           <w:bCs/>
           <w:color w:val="000000"/>
         </w:rPr>
-        <w:t>Camada 3 — Inteligência Contextual: extração dos 14 critérios comportamentais e cálculo do escore de risco pelo ensemble (Isolation Forest, Random Forest e Deep Learning).</w:t>
+        <w:t xml:space="preserve">Camada 3 — Inteligência Contextual: extração dos 14 critérios </w:t>
+      </w:r>
+      <w:r>
+        <w:rPr>
+          <w:b/>
+          <w:bCs/>
+          <w:color w:val="000000"/>
+        </w:rPr>
+        <w:lastRenderedPageBreak/>
+        <w:t>comportamentais e cálculo do escore de risco pelo ensemble (Isolation Forest, Random Forest e Deep Learning).</w:t>
       </w:r>
     </w:p>
     <w:p>
@@ -11740,6 +11838,7 @@
           <w:noProof/>
           <w:color w:val="000000"/>
         </w:rPr>
+        <w:lastRenderedPageBreak/>
         <w:drawing>
           <wp:inline distT="0" distB="0" distL="0" distR="0" wp14:anchorId="7A92EDA4" wp14:editId="71B3A18A">
             <wp:extent cx="5266615" cy="3684240"/>
@@ -11754,7 +11853,7 @@
                     <pic:cNvPicPr preferRelativeResize="0"/>
                   </pic:nvPicPr>
                   <pic:blipFill>
-                    <a:blip r:embed="rId27"/>
+                    <a:blip r:embed="rId29"/>
                     <a:srcRect/>
                     <a:stretch>
                       <a:fillRect/>
@@ -11861,8 +11960,8 @@
         <w:spacing w:before="360" w:after="120" w:line="360" w:lineRule="auto"/>
         <w:ind w:left="0" w:firstLine="0"/>
       </w:pPr>
-      <w:bookmarkStart w:id="49" w:name="_Toc232781156"/>
-      <w:bookmarkStart w:id="50" w:name="_Toc232781193"/>
+      <w:bookmarkStart w:id="49" w:name="_Toc232782127"/>
+      <w:bookmarkStart w:id="50" w:name="_Toc232782164"/>
       <w:r>
         <w:t>4.2 Tecnologias Utilizadas</w:t>
       </w:r>
@@ -11923,7 +12022,14 @@
         <w:rPr>
           <w:color w:val="000000"/>
         </w:rPr>
-        <w:t>A seleção das tecnologias adotadas neste trabalho foi orientada por critérios de maturidade tecnológica, aderência a padrões internacionais de segurança e compatibilidade com arquiteturas distribuídas baseadas em microsserviços. A arquitetura backend foi desenvolvida com Spring Boot, framework amplamente utilizado para construção de APIs RESTful escaláveis e seguras. Sua integração nativa com mecanismos de autenticação baseados em OAuth2 e JWT contribui para implementação de controles de acesso consistentes com as diretrizes do National Institute of Standards and Technology (NIST, 2020), que enfatizam autenticação robusta e controle de privilégios mínimos.</w:t>
+        <w:t xml:space="preserve">A seleção das tecnologias adotadas neste trabalho foi orientada por critérios </w:t>
+      </w:r>
+      <w:r>
+        <w:rPr>
+          <w:color w:val="000000"/>
+        </w:rPr>
+        <w:lastRenderedPageBreak/>
+        <w:t>de maturidade tecnológica, aderência a padrões internacionais de segurança e compatibilidade com arquiteturas distribuídas baseadas em microsserviços. A arquitetura backend foi desenvolvida com Spring Boot, framework amplamente utilizado para construção de APIs RESTful escaláveis e seguras. Sua integração nativa com mecanismos de autenticação baseados em OAuth2 e JWT contribui para implementação de controles de acesso consistentes com as diretrizes do National Institute of Standards and Technology (NIST, 2020), que enfatizam autenticação robusta e controle de privilégios mínimos.</w:t>
       </w:r>
     </w:p>
     <w:p>
@@ -12123,6 +12229,7 @@
         <w:rPr>
           <w:color w:val="000000"/>
         </w:rPr>
+        <w:lastRenderedPageBreak/>
         <w:t>O serviço de análise de risco foi implementado em Python, utilizando a biblioteca Scikit-learn para os modelos de Machine Learning e exposto por uma API REST consumida pelo backend. Para o registro imutável das evidências, adotou-se uma rede blockchain permissionada baseada em Hyperledger Fabric, adequada a ambientes corporativos que exigem governança controlada.</w:t>
       </w:r>
     </w:p>
@@ -12191,6 +12298,7 @@
         <w:rPr>
           <w:noProof/>
         </w:rPr>
+        <w:lastRenderedPageBreak/>
         <w:drawing>
           <wp:inline distT="0" distB="114300" distL="0" distR="0" wp14:anchorId="134919CE" wp14:editId="766FB240">
             <wp:extent cx="4796250" cy="6480000"/>
@@ -12205,7 +12313,7 @@
                     <pic:cNvPicPr preferRelativeResize="0"/>
                   </pic:nvPicPr>
                   <pic:blipFill>
-                    <a:blip r:embed="rId28"/>
+                    <a:blip r:embed="rId30"/>
                     <a:srcRect/>
                     <a:stretch>
                       <a:fillRect/>
@@ -12269,7 +12377,11 @@
         <w:jc w:val="both"/>
       </w:pPr>
       <w:r>
-        <w:t>A Figura 2 detalha, na forma de um diagrama de sequência, o fluxo de uma tentativa de autenticação. O usuário submete suas credenciais pelo frontend, que as encaminha ao backend juntamente com os dados de contexto. O backend valida a identidade no Keycloak e envia os 14 critérios ao serviço de IA, que executa o ensemble e retorna o escore de risco com a decisão recomendada. A decisão é então registrada de forma imutável na blockchain antes de ser devolvida ao usuário como concessão, exigência de MFA ou bloqueio. Observa-se que a análise de risco ocorre de forma transparente, sem introduzir atrito perceptível ao usuário legítimo.</w:t>
+        <w:t xml:space="preserve">A Figura 2 detalha, na forma de um diagrama de sequência, o fluxo de uma tentativa de autenticação. O usuário submete suas credenciais pelo frontend, que as encaminha ao backend juntamente com os dados de contexto. O backend valida a identidade no Keycloak e envia os 14 critérios ao serviço de IA, que executa o </w:t>
+      </w:r>
+      <w:r>
+        <w:lastRenderedPageBreak/>
+        <w:t>ensemble e retorna o escore de risco com a decisão recomendada. A decisão é então registrada de forma imutável na blockchain antes de ser devolvida ao usuário como concessão, exigência de MFA ou bloqueio. Observa-se que a análise de risco ocorre de forma transparente, sem introduzir atrito perceptível ao usuário legítimo.</w:t>
       </w:r>
     </w:p>
     <w:p>
@@ -12317,8 +12429,8 @@
         <w:spacing w:before="360" w:after="120" w:line="360" w:lineRule="auto"/>
         <w:ind w:left="0" w:firstLine="0"/>
       </w:pPr>
-      <w:bookmarkStart w:id="52" w:name="_Toc232781157"/>
-      <w:bookmarkStart w:id="53" w:name="_Toc232781194"/>
+      <w:bookmarkStart w:id="52" w:name="_Toc232782128"/>
+      <w:bookmarkStart w:id="53" w:name="_Toc232782165"/>
       <w:r>
         <w:t>4.3 Fluxo de Autenticação Contextual</w:t>
       </w:r>
@@ -12643,9 +12755,10 @@
         <w:spacing w:before="360" w:after="120" w:line="360" w:lineRule="auto"/>
         <w:ind w:left="0" w:firstLine="0"/>
       </w:pPr>
-      <w:bookmarkStart w:id="54" w:name="_Toc232781158"/>
-      <w:bookmarkStart w:id="55" w:name="_Toc232781195"/>
-      <w:r>
+      <w:bookmarkStart w:id="54" w:name="_Toc232782129"/>
+      <w:bookmarkStart w:id="55" w:name="_Toc232782166"/>
+      <w:r>
+        <w:lastRenderedPageBreak/>
         <w:t>4.4 Integração da Inteligência Artificial</w:t>
       </w:r>
       <w:bookmarkEnd w:id="54"/>
@@ -12797,8 +12910,8 @@
         <w:spacing w:before="360" w:after="120" w:line="360" w:lineRule="auto"/>
         <w:ind w:left="0" w:firstLine="0"/>
       </w:pPr>
-      <w:bookmarkStart w:id="56" w:name="_Toc232781159"/>
-      <w:bookmarkStart w:id="57" w:name="_Toc232781196"/>
+      <w:bookmarkStart w:id="56" w:name="_Toc232782130"/>
+      <w:bookmarkStart w:id="57" w:name="_Toc232782167"/>
       <w:r>
         <w:t>4.5 Implementação da Blockchain</w:t>
       </w:r>
@@ -12966,7 +13079,7 @@
                     <pic:cNvPicPr preferRelativeResize="0"/>
                   </pic:nvPicPr>
                   <pic:blipFill>
-                    <a:blip r:embed="rId29"/>
+                    <a:blip r:embed="rId31"/>
                     <a:srcRect/>
                     <a:stretch>
                       <a:fillRect/>
@@ -13060,8 +13173,8 @@
         <w:spacing w:before="360" w:after="120" w:line="360" w:lineRule="auto"/>
         <w:ind w:left="0" w:firstLine="0"/>
       </w:pPr>
-      <w:bookmarkStart w:id="59" w:name="_Toc232781160"/>
-      <w:bookmarkStart w:id="60" w:name="_Toc232781197"/>
+      <w:bookmarkStart w:id="59" w:name="_Toc232782131"/>
+      <w:bookmarkStart w:id="60" w:name="_Toc232782168"/>
       <w:r>
         <w:t>4.6 Critérios de Decisão de Acesso</w:t>
       </w:r>
@@ -13197,6 +13310,7 @@
         <w:rPr>
           <w:color w:val="000000"/>
         </w:rPr>
+        <w:lastRenderedPageBreak/>
         <w:t>Escore acima do limiar de alto risco — bloqueio do acesso;</w:t>
       </w:r>
     </w:p>
@@ -13329,7 +13443,7 @@
                     <pic:cNvPicPr preferRelativeResize="0"/>
                   </pic:nvPicPr>
                   <pic:blipFill>
-                    <a:blip r:embed="rId30"/>
+                    <a:blip r:embed="rId32"/>
                     <a:srcRect/>
                     <a:stretch>
                       <a:fillRect/>
@@ -13408,8 +13522,8 @@
         <w:spacing w:before="360" w:after="120" w:line="360" w:lineRule="auto"/>
         <w:ind w:left="0" w:firstLine="0"/>
       </w:pPr>
-      <w:bookmarkStart w:id="62" w:name="_Toc232781161"/>
-      <w:bookmarkStart w:id="63" w:name="_Toc232781198"/>
+      <w:bookmarkStart w:id="62" w:name="_Toc232782132"/>
+      <w:bookmarkStart w:id="63" w:name="_Toc232782169"/>
       <w:r>
         <w:t>4.7 Ambiente Experimental</w:t>
       </w:r>
@@ -13522,9 +13636,10 @@
         <w:spacing w:before="360" w:after="120" w:line="360" w:lineRule="auto"/>
         <w:ind w:left="0" w:firstLine="0"/>
       </w:pPr>
-      <w:bookmarkStart w:id="64" w:name="_Toc232781162"/>
-      <w:bookmarkStart w:id="65" w:name="_Toc232781199"/>
-      <w:r>
+      <w:bookmarkStart w:id="64" w:name="_Toc232782133"/>
+      <w:bookmarkStart w:id="65" w:name="_Toc232782170"/>
+      <w:r>
+        <w:lastRenderedPageBreak/>
         <w:t>4.8 Métricas de Avaliação</w:t>
       </w:r>
       <w:bookmarkEnd w:id="64"/>
@@ -13764,8 +13879,8 @@
         <w:spacing w:before="360" w:after="120" w:line="360" w:lineRule="auto"/>
         <w:ind w:left="0" w:firstLine="0"/>
       </w:pPr>
-      <w:bookmarkStart w:id="66" w:name="_Toc232781163"/>
-      <w:bookmarkStart w:id="67" w:name="_Toc232781200"/>
+      <w:bookmarkStart w:id="66" w:name="_Toc232782134"/>
+      <w:bookmarkStart w:id="67" w:name="_Toc232782171"/>
       <w:r>
         <w:t>4.9 Fluxo Operacional</w:t>
       </w:r>
@@ -14070,10 +14185,10 @@
           <w:color w:val="000000"/>
         </w:rPr>
         <w:sectPr>
-          <w:headerReference w:type="default" r:id="rId31"/>
-          <w:footerReference w:type="default" r:id="rId32"/>
+          <w:headerReference w:type="default" r:id="rId33"/>
+          <w:footerReference w:type="default" r:id="rId34"/>
           <w:pgSz w:w="11900" w:h="16840"/>
-          <w:pgMar w:top="1701" w:right="1134" w:bottom="1134" w:left="1701" w:header="0" w:footer="1428" w:gutter="0"/>
+          <w:pgMar w:top="1701" w:right="1134" w:bottom="1134" w:left="1701" w:header="1134" w:footer="1428" w:gutter="0"/>
           <w:cols w:space="720"/>
         </w:sectPr>
       </w:pPr>
@@ -14104,6 +14219,7 @@
           <w:noProof/>
           <w:color w:val="000000"/>
         </w:rPr>
+        <w:lastRenderedPageBreak/>
         <mc:AlternateContent>
           <mc:Choice Requires="wps">
             <w:drawing>
@@ -14315,8 +14431,8 @@
         <w:ind w:left="3870"/>
         <w:jc w:val="right"/>
       </w:pPr>
-      <w:bookmarkStart w:id="68" w:name="_Toc232781164"/>
-      <w:bookmarkStart w:id="69" w:name="_Toc232781201"/>
+      <w:bookmarkStart w:id="68" w:name="_Toc232782135"/>
+      <w:bookmarkStart w:id="69" w:name="_Toc232782172"/>
       <w:r>
         <w:t>RESULTADOS PARCIAIS</w:t>
       </w:r>
@@ -14383,8 +14499,8 @@
         <w:spacing w:before="360" w:after="120" w:line="360" w:lineRule="auto"/>
         <w:ind w:left="0" w:firstLine="0"/>
       </w:pPr>
-      <w:bookmarkStart w:id="70" w:name="_Toc232781165"/>
-      <w:bookmarkStart w:id="71" w:name="_Toc232781202"/>
+      <w:bookmarkStart w:id="70" w:name="_Toc232782136"/>
+      <w:bookmarkStart w:id="71" w:name="_Toc232782173"/>
       <w:r>
         <w:t>5.1 Configuração do Ambiente Experimental</w:t>
       </w:r>
@@ -14467,7 +14583,14 @@
         <w:rPr>
           <w:color w:val="000000"/>
         </w:rPr>
-        <w:t>Os principais componentes configurados no ambiente experimental foram: (1) servidor Keycloak para gerenciamento de identidade e autenticação via OAuth2/OpenID Connect; (2) backend Spring Boot com APIs RESTful protegidas por JWT; (3) frontend Angular consumindo os endpoints autenticados; (4) serviço Python com modelo de Machine Learning desenvolvido em Scikit-learn para classificação de risco contextual; (5) nó Hyperledger Fabric para registro imutável dos logs de autenticação; e (6) stack de monitoramento composta por ELK Stack (Elasticsearch, Logstash e Kibana) e Grafana para visualização em tempo real dos dados do sistema.</w:t>
+        <w:t xml:space="preserve">Os principais componentes configurados no ambiente experimental foram: (1) servidor Keycloak para gerenciamento de identidade e autenticação via </w:t>
+      </w:r>
+      <w:r>
+        <w:rPr>
+          <w:color w:val="000000"/>
+        </w:rPr>
+        <w:lastRenderedPageBreak/>
+        <w:t>OAuth2/OpenID Connect; (2) backend Spring Boot com APIs RESTful protegidas por JWT; (3) frontend Angular consumindo os endpoints autenticados; (4) serviço Python com modelo de Machine Learning desenvolvido em Scikit-learn para classificação de risco contextual; (5) nó Hyperledger Fabric para registro imutável dos logs de autenticação; e (6) stack de monitoramento composta por ELK Stack (Elasticsearch, Logstash e Kibana) e Grafana para visualização em tempo real dos dados do sistema.</w:t>
       </w:r>
     </w:p>
     <w:p>
@@ -14479,8 +14602,8 @@
         <w:spacing w:before="360" w:after="120" w:line="360" w:lineRule="auto"/>
         <w:ind w:left="0" w:firstLine="0"/>
       </w:pPr>
-      <w:bookmarkStart w:id="72" w:name="_Toc232781166"/>
-      <w:bookmarkStart w:id="73" w:name="_Toc232781203"/>
+      <w:bookmarkStart w:id="72" w:name="_Toc232782137"/>
+      <w:bookmarkStart w:id="73" w:name="_Toc232782174"/>
       <w:r>
         <w:t>5.2 Desenho Experimental e Metodologia de Avaliação</w:t>
       </w:r>
@@ -14591,7 +14714,11 @@
         <w:jc w:val="both"/>
       </w:pPr>
       <w:r>
-        <w:t>Fonte e rotulagem dos dados. Diante da ausência de bases públicas rotuladas para autenticação contextual, foi construído um conjunto de dados sintéticos de tentativas de login, composto por aproximadamente 50.000 registros que reproduzem a distribuição observada em produção (cerca de 95% de acessos legítimos e 5% suspeitos). Cada registro contém os 14 critérios comportamentais e contextuais descritos na Seção 3.2. A rotulagem foi obtida por um conjunto de regras heurísticas — derivadas de padrões conhecidos de fraude, como viagem impossível, dispositivo desconhecido e rajadas de falhas de login — posteriormente revisadas por especialistas em segurança.</w:t>
+        <w:t xml:space="preserve">Fonte e rotulagem dos dados. Diante da ausência de bases públicas rotuladas para autenticação contextual, foi construído um conjunto de dados sintéticos de tentativas de login, composto por aproximadamente 50.000 registros que reproduzem a distribuição observada em produção (cerca de 95% de acessos legítimos e 5% </w:t>
+      </w:r>
+      <w:r>
+        <w:lastRenderedPageBreak/>
+        <w:t>suspeitos). Cada registro contém os 14 critérios comportamentais e contextuais descritos na Seção 3.2. A rotulagem foi obtida por um conjunto de regras heurísticas — derivadas de padrões conhecidos de fraude, como viagem impossível, dispositivo desconhecido e rajadas de falhas de login — posteriormente revisadas por especialistas em segurança.</w:t>
       </w:r>
     </w:p>
     <w:p>
@@ -14658,6 +14785,7 @@
         <w:rPr>
           <w:sz w:val="20"/>
         </w:rPr>
+        <w:lastRenderedPageBreak/>
         <w:t>Tabela 1 — Comparação da proposta com abordagens de referência</w:t>
       </w:r>
     </w:p>
@@ -14983,8 +15111,8 @@
         <w:spacing w:before="360" w:after="120" w:line="360" w:lineRule="auto"/>
         <w:ind w:left="0" w:firstLine="0"/>
       </w:pPr>
-      <w:bookmarkStart w:id="74" w:name="_Toc232781167"/>
-      <w:bookmarkStart w:id="75" w:name="_Toc232781204"/>
+      <w:bookmarkStart w:id="74" w:name="_Toc232782138"/>
+      <w:bookmarkStart w:id="75" w:name="_Toc232782175"/>
       <w:r>
         <w:t>5.3 Resultados Obtidos</w:t>
       </w:r>
@@ -15030,7 +15158,7 @@
                     <pic:cNvPicPr preferRelativeResize="0"/>
                   </pic:nvPicPr>
                   <pic:blipFill>
-                    <a:blip r:embed="rId33"/>
+                    <a:blip r:embed="rId35"/>
                     <a:srcRect/>
                     <a:stretch>
                       <a:fillRect/>
@@ -15094,7 +15222,11 @@
         <w:jc w:val="both"/>
       </w:pPr>
       <w:r>
-        <w:t>A Figura 5 resume, no painel à esquerda, as métricas de desempenho do ensemble sobre o conjunto de teste — com destaque para a AUC de 0,99 e a baixa taxa de falsos positivos — e, no painel à direita, a latência de inferência de cada modelo e do ensemble combinado, evidenciando que o custo computacional da análise de risco (cerca de 19 ms) é compatível com a operação em tempo real.</w:t>
+        <w:t xml:space="preserve">A Figura 5 resume, no painel à esquerda, as métricas de desempenho do ensemble sobre o conjunto de teste — com destaque para a AUC de 0,99 e a baixa taxa de falsos positivos — e, no painel à direita, a latência de inferência de cada modelo e do ensemble combinado, evidenciando que o custo computacional da </w:t>
+      </w:r>
+      <w:r>
+        <w:lastRenderedPageBreak/>
+        <w:t>análise de risco (cerca de 19 ms) é compatível com a operação em tempo real.</w:t>
       </w:r>
     </w:p>
     <w:p>
@@ -15214,8 +15346,8 @@
         <w:spacing w:before="360" w:after="120" w:line="360" w:lineRule="auto"/>
         <w:ind w:left="0" w:firstLine="0"/>
       </w:pPr>
-      <w:bookmarkStart w:id="77" w:name="_Toc232781168"/>
-      <w:bookmarkStart w:id="78" w:name="_Toc232781205"/>
+      <w:bookmarkStart w:id="77" w:name="_Toc232782139"/>
+      <w:bookmarkStart w:id="78" w:name="_Toc232782176"/>
       <w:r>
         <w:t>5.4 Discussão e Análise dos Resultados</w:t>
       </w:r>
@@ -15256,7 +15388,11 @@
         </w:rPr>
       </w:pPr>
       <w:r>
-        <w:t>Os resultados parciais são promissores e sugerem a viabilidade técnica da abordagem; contudo, por decorrerem de dados sintéticos e de uma fase preliminar, não permitem ainda confirmar a hipótese central de forma conclusiva. A comparação rigorosa com os baselines (Tabela 1) e a validação com dados reais permanecem como etapas necessárias antes de qualquer afirmação quantitativa de superioridade. Ainda assim, em ambiente controlado, a abordagem adaptativa baseada em dados contextuais permitiu identificar padrões de acesso suspeitos — como os cenários simulados de credential stuffing e session hijacking — que escapam a sistemas baseados apenas em senha e 2FA estático.</w:t>
+        <w:t xml:space="preserve">Os resultados parciais são promissores e sugerem a viabilidade técnica da abordagem; contudo, por decorrerem de dados sintéticos e de uma fase preliminar, não permitem ainda confirmar a hipótese central de forma conclusiva. A comparação rigorosa com os baselines (Tabela 1) e a validação com dados reais permanecem </w:t>
+      </w:r>
+      <w:r>
+        <w:lastRenderedPageBreak/>
+        <w:t>como etapas necessárias antes de qualquer afirmação quantitativa de superioridade. Ainda assim, em ambiente controlado, a abordagem adaptativa baseada em dados contextuais permitiu identificar padrões de acesso suspeitos — como os cenários simulados de credential stuffing e session hijacking — que escapam a sistemas baseados apenas em senha e 2FA estático.</w:t>
       </w:r>
     </w:p>
     <w:p>
@@ -15322,8 +15458,8 @@
         <w:spacing w:before="360" w:after="120" w:line="360" w:lineRule="auto"/>
         <w:ind w:left="0" w:firstLine="0"/>
       </w:pPr>
-      <w:bookmarkStart w:id="79" w:name="_Toc232781169"/>
-      <w:bookmarkStart w:id="80" w:name="_Toc232781206"/>
+      <w:bookmarkStart w:id="79" w:name="_Toc232782140"/>
+      <w:bookmarkStart w:id="80" w:name="_Toc232782177"/>
       <w:r>
         <w:t>5.5 Dificuldades Encontradas</w:t>
       </w:r>
@@ -15453,7 +15589,14 @@
         <w:rPr>
           <w:color w:val="000000"/>
         </w:rPr>
-        <w:t>A terceira diz respeito à complexidade operacional da rede Hyperledger Fabric em ambiente de desenvolvimento, que demandou esforço considerável de configuração de peers, orderers e MSP (Membership Service Provider). Por fim, a quarta dificuldade refere-se à conformidade com a LGPD no contexto de coleta e processamento de dados contextuais dos usuários, exigindo definição cuidadosa de políticas de minimização e anonimização de dados pessoais antes da persistência em Blockchain.</w:t>
+        <w:t xml:space="preserve">A terceira diz respeito à complexidade operacional da rede Hyperledger Fabric em ambiente de desenvolvimento, que demandou esforço considerável de configuração de peers, orderers e MSP (Membership Service Provider). Por fim, a quarta dificuldade refere-se à conformidade com a LGPD no contexto de coleta e processamento de dados contextuais dos usuários, exigindo definição cuidadosa de políticas de minimização e anonimização de dados pessoais antes da persistência em </w:t>
+      </w:r>
+      <w:r>
+        <w:rPr>
+          <w:color w:val="000000"/>
+        </w:rPr>
+        <w:lastRenderedPageBreak/>
+        <w:t>Blockchain.</w:t>
       </w:r>
     </w:p>
     <w:p>
@@ -15485,10 +15628,10 @@
           <w:color w:val="000000"/>
         </w:rPr>
         <w:sectPr>
-          <w:headerReference w:type="default" r:id="rId34"/>
-          <w:footerReference w:type="default" r:id="rId35"/>
+          <w:headerReference w:type="default" r:id="rId36"/>
+          <w:footerReference w:type="default" r:id="rId37"/>
           <w:pgSz w:w="11900" w:h="16840"/>
-          <w:pgMar w:top="1701" w:right="1134" w:bottom="1134" w:left="1701" w:header="0" w:footer="803" w:gutter="0"/>
+          <w:pgMar w:top="1701" w:right="1134" w:bottom="1134" w:left="1701" w:header="1134" w:footer="803" w:gutter="0"/>
           <w:cols w:space="720"/>
         </w:sectPr>
       </w:pPr>
@@ -15513,6 +15656,7 @@
           <w:noProof/>
           <w:color w:val="000000"/>
         </w:rPr>
+        <w:lastRenderedPageBreak/>
         <mc:AlternateContent>
           <mc:Choice Requires="wps">
             <w:drawing>
@@ -15713,8 +15857,8 @@
         <w:ind w:left="3870"/>
         <w:jc w:val="right"/>
       </w:pPr>
-      <w:bookmarkStart w:id="81" w:name="_Toc232781170"/>
-      <w:bookmarkStart w:id="82" w:name="_Toc232781207"/>
+      <w:bookmarkStart w:id="81" w:name="_Toc232782141"/>
+      <w:bookmarkStart w:id="82" w:name="_Toc232782178"/>
       <w:r>
         <w:t>CRONOGRAMA DE ATIVIDADES</w:t>
       </w:r>
@@ -15736,8 +15880,8 @@
         <w:spacing w:before="360" w:after="120" w:line="360" w:lineRule="auto"/>
         <w:ind w:left="0" w:firstLine="0"/>
       </w:pPr>
-      <w:bookmarkStart w:id="83" w:name="_Toc232781171"/>
-      <w:bookmarkStart w:id="84" w:name="_Toc232781208"/>
+      <w:bookmarkStart w:id="83" w:name="_Toc232782142"/>
+      <w:bookmarkStart w:id="84" w:name="_Toc232782179"/>
       <w:r>
         <w:t>6.1 Cronograma</w:t>
       </w:r>
@@ -16949,6 +17093,7 @@
               <w:rPr>
                 <w:color w:val="000000"/>
               </w:rPr>
+              <w:lastRenderedPageBreak/>
               <w:t>Demais correções que surgirem</w:t>
             </w:r>
           </w:p>
@@ -17074,10 +17219,10 @@
           <w:color w:val="000000"/>
         </w:rPr>
         <w:sectPr>
-          <w:headerReference w:type="default" r:id="rId36"/>
-          <w:footerReference w:type="default" r:id="rId37"/>
+          <w:headerReference w:type="default" r:id="rId38"/>
+          <w:footerReference w:type="default" r:id="rId39"/>
           <w:pgSz w:w="11900" w:h="16840"/>
-          <w:pgMar w:top="1701" w:right="1134" w:bottom="1134" w:left="1701" w:header="0" w:footer="803" w:gutter="0"/>
+          <w:pgMar w:top="1701" w:right="1134" w:bottom="1134" w:left="1701" w:header="1134" w:footer="803" w:gutter="0"/>
           <w:cols w:space="720"/>
         </w:sectPr>
       </w:pPr>
@@ -17102,6 +17247,7 @@
           <w:noProof/>
           <w:color w:val="000000"/>
         </w:rPr>
+        <w:lastRenderedPageBreak/>
         <mc:AlternateContent>
           <mc:Choice Requires="wps">
             <w:drawing>
@@ -17298,8 +17444,8 @@
         <w:ind w:left="3870"/>
         <w:jc w:val="right"/>
       </w:pPr>
-      <w:bookmarkStart w:id="85" w:name="_Toc232781172"/>
-      <w:bookmarkStart w:id="86" w:name="_Toc232781209"/>
+      <w:bookmarkStart w:id="85" w:name="_Toc232782143"/>
+      <w:bookmarkStart w:id="86" w:name="_Toc232782180"/>
       <w:r>
         <w:t>REFERÊNCIAS BIBLIÓGRAFICAS</w:t>
       </w:r>
@@ -17615,7 +17761,15 @@
           <w:color w:val="000000"/>
           <w:lang w:val="en-US"/>
         </w:rPr>
-        <w:t>NATIONAL INSTITUTE OF STANDARDS AND TECHNOLOGY (NIST). AI Risk Management Framework (AI RMF 1.0). NIST AI 100-1. Gaithersburg: NIST, 2023. DOI: https://doi.org/10.6028/NIST.AI.100-1.</w:t>
+        <w:t xml:space="preserve">NATIONAL INSTITUTE OF STANDARDS AND TECHNOLOGY (NIST). AI Risk Management Framework (AI RMF 1.0). NIST AI 100-1. Gaithersburg: NIST, 2023. </w:t>
+      </w:r>
+      <w:r>
+        <w:rPr>
+          <w:color w:val="000000"/>
+          <w:lang w:val="en-US"/>
+        </w:rPr>
+        <w:lastRenderedPageBreak/>
+        <w:t>DOI: https://doi.org/10.6028/NIST.AI.100-1.</w:t>
       </w:r>
     </w:p>
     <w:p>
@@ -17853,10 +18007,10 @@
       </w:pPr>
     </w:p>
     <w:sectPr>
-      <w:headerReference w:type="default" r:id="rId38"/>
-      <w:footerReference w:type="default" r:id="rId39"/>
+      <w:headerReference w:type="default" r:id="rId40"/>
+      <w:footerReference w:type="default" r:id="rId41"/>
       <w:pgSz w:w="11900" w:h="16840"/>
-      <w:pgMar w:top="1701" w:right="1134" w:bottom="1134" w:left="1701" w:header="0" w:footer="803" w:gutter="0"/>
+      <w:pgMar w:top="1701" w:right="1134" w:bottom="1134" w:left="1701" w:header="1134" w:footer="803" w:gutter="0"/>
       <w:cols w:space="720"/>
     </w:sectPr>
   </w:body>
@@ -17908,44 +18062,8 @@
 <file path=word/footer10.xml><?xml version="1.0" encoding="utf-8"?>
 <w:ftr xmlns:wpc="http://schemas.microsoft.com/office/word/2010/wordprocessingCanvas" xmlns:cx="http://schemas.microsoft.com/office/drawing/2014/chartex" xmlns:cx1="http://schemas.microsoft.com/office/drawing/2015/9/8/chartex" xmlns:cx2="http://schemas.microsoft.com/office/drawing/2015/10/21/chartex" xmlns:cx3="http://schemas.microsoft.com/office/drawing/2016/5/9/chartex" xmlns:cx4="http://schemas.microsoft.com/office/drawing/2016/5/10/chartex" xmlns:cx5="http://schemas.microsoft.com/office/drawing/2016/5/11/chartex" xmlns:cx6="http://schemas.microsoft.com/office/drawing/2016/5/12/chartex" xmlns:cx7="http://schemas.microsoft.com/office/drawing/2016/5/13/chartex" xmlns:cx8="http://schemas.microsoft.com/office/drawing/2016/5/14/chartex" xmlns:mc="http://schemas.openxmlformats.org/markup-compatibility/2006" xmlns:aink="http://schemas.microsoft.com/office/drawing/2016/ink" xmlns:am3d="http://schemas.microsoft.com/office/drawing/2017/model3d" xmlns:o="urn:schemas-microsoft-com:office:office" xmlns:oel="http://schemas.microsoft.com/office/2019/extlst" xmlns:r="http://schemas.openxmlformats.org/officeDocument/2006/relationships" xmlns:m="http://schemas.openxmlformats.org/officeDocument/2006/math" xmlns:v="urn:schemas-microsoft-com:vml" xmlns:wp14="http://schemas.microsoft.com/office/word/2010/wordprocessingDrawing" xmlns:wp="http://schemas.openxmlformats.org/drawingml/2006/wordprocessingDrawing" xmlns:w10="urn:schemas-microsoft-com:office:word" xmlns:w="http://schemas.openxmlformats.org/wordprocessingml/2006/main" xmlns:w14="http://schemas.microsoft.com/office/word/2010/wordml" xmlns:w15="http://schemas.microsoft.com/office/word/2012/wordml" xmlns:w16cex="http://schemas.microsoft.com/office/word/2018/wordml/cex" xmlns:w16cid="http://schemas.microsoft.com/office/word/2016/wordml/cid" xmlns:w16="http://schemas.microsoft.com/office/word/2018/wordml" xmlns:w16du="http://schemas.microsoft.com/office/word/2023/wordml/word16du" xmlns:w16sdtdh="http://schemas.microsoft.com/office/word/2020/wordml/sdtdatahash" xmlns:w16sdtfl="http://schemas.microsoft.com/office/word/2024/wordml/sdtformatlock" xmlns:w16se="http://schemas.microsoft.com/office/word/2015/wordml/symex" xmlns:wpg="http://schemas.microsoft.com/office/word/2010/wordprocessingGroup" xmlns:wpi="http://schemas.microsoft.com/office/word/2010/wordprocessingInk" xmlns:wne="http://schemas.microsoft.com/office/word/2006/wordml" xmlns:wps="http://schemas.microsoft.com/office/word/2010/wordprocessingShape" mc:Ignorable="w14 w15 w16se w16cid w16 w16cex w16sdtdh w16sdtfl w16du wp14">
   <w:p>
-    <w:pPr>
-      <w:jc w:val="center"/>
-    </w:pPr>
     <w:r>
-      <w:rPr>
-        <w:sz w:val="20"/>
-        <w:szCs w:val="20"/>
-      </w:rPr>
-      <w:fldChar w:fldCharType="begin"/>
-    </w:r>
-    <w:r>
-      <w:rPr>
-        <w:sz w:val="20"/>
-        <w:szCs w:val="20"/>
-      </w:rPr>
-      <w:instrText>PAGE</w:instrText>
-    </w:r>
-    <w:r>
-      <w:rPr>
-        <w:sz w:val="20"/>
-        <w:szCs w:val="20"/>
-      </w:rPr>
-      <w:fldChar w:fldCharType="separate"/>
-    </w:r>
-    <w:r>
-      <w:rPr>
-        <w:noProof/>
-        <w:sz w:val="20"/>
-        <w:szCs w:val="20"/>
-      </w:rPr>
-      <w:t>26</w:t>
-    </w:r>
-    <w:r>
-      <w:rPr>
-        <w:sz w:val="20"/>
-        <w:szCs w:val="20"/>
-      </w:rPr>
-      <w:fldChar w:fldCharType="end"/>
+      <w:cr/>
     </w:r>
   </w:p>
 </w:ftr>
@@ -17954,44 +18072,8 @@
 <file path=word/footer11.xml><?xml version="1.0" encoding="utf-8"?>
 <w:ftr xmlns:wpc="http://schemas.microsoft.com/office/word/2010/wordprocessingCanvas" xmlns:cx="http://schemas.microsoft.com/office/drawing/2014/chartex" xmlns:cx1="http://schemas.microsoft.com/office/drawing/2015/9/8/chartex" xmlns:cx2="http://schemas.microsoft.com/office/drawing/2015/10/21/chartex" xmlns:cx3="http://schemas.microsoft.com/office/drawing/2016/5/9/chartex" xmlns:cx4="http://schemas.microsoft.com/office/drawing/2016/5/10/chartex" xmlns:cx5="http://schemas.microsoft.com/office/drawing/2016/5/11/chartex" xmlns:cx6="http://schemas.microsoft.com/office/drawing/2016/5/12/chartex" xmlns:cx7="http://schemas.microsoft.com/office/drawing/2016/5/13/chartex" xmlns:cx8="http://schemas.microsoft.com/office/drawing/2016/5/14/chartex" xmlns:mc="http://schemas.openxmlformats.org/markup-compatibility/2006" xmlns:aink="http://schemas.microsoft.com/office/drawing/2016/ink" xmlns:am3d="http://schemas.microsoft.com/office/drawing/2017/model3d" xmlns:o="urn:schemas-microsoft-com:office:office" xmlns:oel="http://schemas.microsoft.com/office/2019/extlst" xmlns:r="http://schemas.openxmlformats.org/officeDocument/2006/relationships" xmlns:m="http://schemas.openxmlformats.org/officeDocument/2006/math" xmlns:v="urn:schemas-microsoft-com:vml" xmlns:wp14="http://schemas.microsoft.com/office/word/2010/wordprocessingDrawing" xmlns:wp="http://schemas.openxmlformats.org/drawingml/2006/wordprocessingDrawing" xmlns:w10="urn:schemas-microsoft-com:office:word" xmlns:w="http://schemas.openxmlformats.org/wordprocessingml/2006/main" xmlns:w14="http://schemas.microsoft.com/office/word/2010/wordml" xmlns:w15="http://schemas.microsoft.com/office/word/2012/wordml" xmlns:w16cex="http://schemas.microsoft.com/office/word/2018/wordml/cex" xmlns:w16cid="http://schemas.microsoft.com/office/word/2016/wordml/cid" xmlns:w16="http://schemas.microsoft.com/office/word/2018/wordml" xmlns:w16du="http://schemas.microsoft.com/office/word/2023/wordml/word16du" xmlns:w16sdtdh="http://schemas.microsoft.com/office/word/2020/wordml/sdtdatahash" xmlns:w16sdtfl="http://schemas.microsoft.com/office/word/2024/wordml/sdtformatlock" xmlns:w16se="http://schemas.microsoft.com/office/word/2015/wordml/symex" xmlns:wpg="http://schemas.microsoft.com/office/word/2010/wordprocessingGroup" xmlns:wpi="http://schemas.microsoft.com/office/word/2010/wordprocessingInk" xmlns:wne="http://schemas.microsoft.com/office/word/2006/wordml" xmlns:wps="http://schemas.microsoft.com/office/word/2010/wordprocessingShape" mc:Ignorable="w14 w15 w16se w16cid w16 w16cex w16sdtdh w16sdtfl w16du wp14">
   <w:p>
-    <w:pPr>
-      <w:jc w:val="center"/>
-    </w:pPr>
     <w:r>
-      <w:rPr>
-        <w:sz w:val="20"/>
-        <w:szCs w:val="20"/>
-      </w:rPr>
-      <w:fldChar w:fldCharType="begin"/>
-    </w:r>
-    <w:r>
-      <w:rPr>
-        <w:sz w:val="20"/>
-        <w:szCs w:val="20"/>
-      </w:rPr>
-      <w:instrText>PAGE</w:instrText>
-    </w:r>
-    <w:r>
-      <w:rPr>
-        <w:sz w:val="20"/>
-        <w:szCs w:val="20"/>
-      </w:rPr>
-      <w:fldChar w:fldCharType="separate"/>
-    </w:r>
-    <w:r>
-      <w:rPr>
-        <w:noProof/>
-        <w:sz w:val="20"/>
-        <w:szCs w:val="20"/>
-      </w:rPr>
-      <w:t>38</w:t>
-    </w:r>
-    <w:r>
-      <w:rPr>
-        <w:sz w:val="20"/>
-        <w:szCs w:val="20"/>
-      </w:rPr>
-      <w:fldChar w:fldCharType="end"/>
+      <w:cr/>
     </w:r>
   </w:p>
 </w:ftr>
@@ -18000,44 +18082,8 @@
 <file path=word/footer12.xml><?xml version="1.0" encoding="utf-8"?>
 <w:ftr xmlns:wpc="http://schemas.microsoft.com/office/word/2010/wordprocessingCanvas" xmlns:cx="http://schemas.microsoft.com/office/drawing/2014/chartex" xmlns:cx1="http://schemas.microsoft.com/office/drawing/2015/9/8/chartex" xmlns:cx2="http://schemas.microsoft.com/office/drawing/2015/10/21/chartex" xmlns:cx3="http://schemas.microsoft.com/office/drawing/2016/5/9/chartex" xmlns:cx4="http://schemas.microsoft.com/office/drawing/2016/5/10/chartex" xmlns:cx5="http://schemas.microsoft.com/office/drawing/2016/5/11/chartex" xmlns:cx6="http://schemas.microsoft.com/office/drawing/2016/5/12/chartex" xmlns:cx7="http://schemas.microsoft.com/office/drawing/2016/5/13/chartex" xmlns:cx8="http://schemas.microsoft.com/office/drawing/2016/5/14/chartex" xmlns:mc="http://schemas.openxmlformats.org/markup-compatibility/2006" xmlns:aink="http://schemas.microsoft.com/office/drawing/2016/ink" xmlns:am3d="http://schemas.microsoft.com/office/drawing/2017/model3d" xmlns:o="urn:schemas-microsoft-com:office:office" xmlns:oel="http://schemas.microsoft.com/office/2019/extlst" xmlns:r="http://schemas.openxmlformats.org/officeDocument/2006/relationships" xmlns:m="http://schemas.openxmlformats.org/officeDocument/2006/math" xmlns:v="urn:schemas-microsoft-com:vml" xmlns:wp14="http://schemas.microsoft.com/office/word/2010/wordprocessingDrawing" xmlns:wp="http://schemas.openxmlformats.org/drawingml/2006/wordprocessingDrawing" xmlns:w10="urn:schemas-microsoft-com:office:word" xmlns:w="http://schemas.openxmlformats.org/wordprocessingml/2006/main" xmlns:w14="http://schemas.microsoft.com/office/word/2010/wordml" xmlns:w15="http://schemas.microsoft.com/office/word/2012/wordml" xmlns:w16cex="http://schemas.microsoft.com/office/word/2018/wordml/cex" xmlns:w16cid="http://schemas.microsoft.com/office/word/2016/wordml/cid" xmlns:w16="http://schemas.microsoft.com/office/word/2018/wordml" xmlns:w16du="http://schemas.microsoft.com/office/word/2023/wordml/word16du" xmlns:w16sdtdh="http://schemas.microsoft.com/office/word/2020/wordml/sdtdatahash" xmlns:w16sdtfl="http://schemas.microsoft.com/office/word/2024/wordml/sdtformatlock" xmlns:w16se="http://schemas.microsoft.com/office/word/2015/wordml/symex" xmlns:wpg="http://schemas.microsoft.com/office/word/2010/wordprocessingGroup" xmlns:wpi="http://schemas.microsoft.com/office/word/2010/wordprocessingInk" xmlns:wne="http://schemas.microsoft.com/office/word/2006/wordml" xmlns:wps="http://schemas.microsoft.com/office/word/2010/wordprocessingShape" mc:Ignorable="w14 w15 w16se w16cid w16 w16cex w16sdtdh w16sdtfl w16du wp14">
   <w:p>
-    <w:pPr>
-      <w:jc w:val="center"/>
-    </w:pPr>
     <w:r>
-      <w:rPr>
-        <w:sz w:val="20"/>
-        <w:szCs w:val="20"/>
-      </w:rPr>
-      <w:fldChar w:fldCharType="begin"/>
-    </w:r>
-    <w:r>
-      <w:rPr>
-        <w:sz w:val="20"/>
-        <w:szCs w:val="20"/>
-      </w:rPr>
-      <w:instrText>PAGE</w:instrText>
-    </w:r>
-    <w:r>
-      <w:rPr>
-        <w:sz w:val="20"/>
-        <w:szCs w:val="20"/>
-      </w:rPr>
-      <w:fldChar w:fldCharType="separate"/>
-    </w:r>
-    <w:r>
-      <w:rPr>
-        <w:noProof/>
-        <w:sz w:val="20"/>
-        <w:szCs w:val="20"/>
-      </w:rPr>
-      <w:t>43</w:t>
-    </w:r>
-    <w:r>
-      <w:rPr>
-        <w:sz w:val="20"/>
-        <w:szCs w:val="20"/>
-      </w:rPr>
-      <w:fldChar w:fldCharType="end"/>
+      <w:cr/>
     </w:r>
   </w:p>
 </w:ftr>
@@ -18046,44 +18092,18 @@
 <file path=word/footer13.xml><?xml version="1.0" encoding="utf-8"?>
 <w:ftr xmlns:wpc="http://schemas.microsoft.com/office/word/2010/wordprocessingCanvas" xmlns:cx="http://schemas.microsoft.com/office/drawing/2014/chartex" xmlns:cx1="http://schemas.microsoft.com/office/drawing/2015/9/8/chartex" xmlns:cx2="http://schemas.microsoft.com/office/drawing/2015/10/21/chartex" xmlns:cx3="http://schemas.microsoft.com/office/drawing/2016/5/9/chartex" xmlns:cx4="http://schemas.microsoft.com/office/drawing/2016/5/10/chartex" xmlns:cx5="http://schemas.microsoft.com/office/drawing/2016/5/11/chartex" xmlns:cx6="http://schemas.microsoft.com/office/drawing/2016/5/12/chartex" xmlns:cx7="http://schemas.microsoft.com/office/drawing/2016/5/13/chartex" xmlns:cx8="http://schemas.microsoft.com/office/drawing/2016/5/14/chartex" xmlns:mc="http://schemas.openxmlformats.org/markup-compatibility/2006" xmlns:aink="http://schemas.microsoft.com/office/drawing/2016/ink" xmlns:am3d="http://schemas.microsoft.com/office/drawing/2017/model3d" xmlns:o="urn:schemas-microsoft-com:office:office" xmlns:oel="http://schemas.microsoft.com/office/2019/extlst" xmlns:r="http://schemas.openxmlformats.org/officeDocument/2006/relationships" xmlns:m="http://schemas.openxmlformats.org/officeDocument/2006/math" xmlns:v="urn:schemas-microsoft-com:vml" xmlns:wp14="http://schemas.microsoft.com/office/word/2010/wordprocessingDrawing" xmlns:wp="http://schemas.openxmlformats.org/drawingml/2006/wordprocessingDrawing" xmlns:w10="urn:schemas-microsoft-com:office:word" xmlns:w="http://schemas.openxmlformats.org/wordprocessingml/2006/main" xmlns:w14="http://schemas.microsoft.com/office/word/2010/wordml" xmlns:w15="http://schemas.microsoft.com/office/word/2012/wordml" xmlns:w16cex="http://schemas.microsoft.com/office/word/2018/wordml/cex" xmlns:w16cid="http://schemas.microsoft.com/office/word/2016/wordml/cid" xmlns:w16="http://schemas.microsoft.com/office/word/2018/wordml" xmlns:w16du="http://schemas.microsoft.com/office/word/2023/wordml/word16du" xmlns:w16sdtdh="http://schemas.microsoft.com/office/word/2020/wordml/sdtdatahash" xmlns:w16sdtfl="http://schemas.microsoft.com/office/word/2024/wordml/sdtformatlock" xmlns:w16se="http://schemas.microsoft.com/office/word/2015/wordml/symex" xmlns:wpg="http://schemas.microsoft.com/office/word/2010/wordprocessingGroup" xmlns:wpi="http://schemas.microsoft.com/office/word/2010/wordprocessingInk" xmlns:wne="http://schemas.microsoft.com/office/word/2006/wordml" xmlns:wps="http://schemas.microsoft.com/office/word/2010/wordprocessingShape" mc:Ignorable="w14 w15 w16se w16cid w16 w16cex w16sdtdh w16sdtfl w16du wp14">
   <w:p>
-    <w:pPr>
-      <w:jc w:val="center"/>
-    </w:pPr>
     <w:r>
-      <w:rPr>
-        <w:sz w:val="20"/>
-        <w:szCs w:val="20"/>
-      </w:rPr>
-      <w:fldChar w:fldCharType="begin"/>
+      <w:cr/>
     </w:r>
+  </w:p>
+</w:ftr>
+</file>
+
+<file path=word/footer14.xml><?xml version="1.0" encoding="utf-8"?>
+<w:ftr xmlns:wpc="http://schemas.microsoft.com/office/word/2010/wordprocessingCanvas" xmlns:cx="http://schemas.microsoft.com/office/drawing/2014/chartex" xmlns:cx1="http://schemas.microsoft.com/office/drawing/2015/9/8/chartex" xmlns:cx2="http://schemas.microsoft.com/office/drawing/2015/10/21/chartex" xmlns:cx3="http://schemas.microsoft.com/office/drawing/2016/5/9/chartex" xmlns:cx4="http://schemas.microsoft.com/office/drawing/2016/5/10/chartex" xmlns:cx5="http://schemas.microsoft.com/office/drawing/2016/5/11/chartex" xmlns:cx6="http://schemas.microsoft.com/office/drawing/2016/5/12/chartex" xmlns:cx7="http://schemas.microsoft.com/office/drawing/2016/5/13/chartex" xmlns:cx8="http://schemas.microsoft.com/office/drawing/2016/5/14/chartex" xmlns:mc="http://schemas.openxmlformats.org/markup-compatibility/2006" xmlns:aink="http://schemas.microsoft.com/office/drawing/2016/ink" xmlns:am3d="http://schemas.microsoft.com/office/drawing/2017/model3d" xmlns:o="urn:schemas-microsoft-com:office:office" xmlns:oel="http://schemas.microsoft.com/office/2019/extlst" xmlns:r="http://schemas.openxmlformats.org/officeDocument/2006/relationships" xmlns:m="http://schemas.openxmlformats.org/officeDocument/2006/math" xmlns:v="urn:schemas-microsoft-com:vml" xmlns:wp14="http://schemas.microsoft.com/office/word/2010/wordprocessingDrawing" xmlns:wp="http://schemas.openxmlformats.org/drawingml/2006/wordprocessingDrawing" xmlns:w10="urn:schemas-microsoft-com:office:word" xmlns:w="http://schemas.openxmlformats.org/wordprocessingml/2006/main" xmlns:w14="http://schemas.microsoft.com/office/word/2010/wordml" xmlns:w15="http://schemas.microsoft.com/office/word/2012/wordml" xmlns:w16cex="http://schemas.microsoft.com/office/word/2018/wordml/cex" xmlns:w16cid="http://schemas.microsoft.com/office/word/2016/wordml/cid" xmlns:w16="http://schemas.microsoft.com/office/word/2018/wordml" xmlns:w16du="http://schemas.microsoft.com/office/word/2023/wordml/word16du" xmlns:w16sdtdh="http://schemas.microsoft.com/office/word/2020/wordml/sdtdatahash" xmlns:w16sdtfl="http://schemas.microsoft.com/office/word/2024/wordml/sdtformatlock" xmlns:w16se="http://schemas.microsoft.com/office/word/2015/wordml/symex" xmlns:wpg="http://schemas.microsoft.com/office/word/2010/wordprocessingGroup" xmlns:wpi="http://schemas.microsoft.com/office/word/2010/wordprocessingInk" xmlns:wne="http://schemas.microsoft.com/office/word/2006/wordml" xmlns:wps="http://schemas.microsoft.com/office/word/2010/wordprocessingShape" mc:Ignorable="w14 w15 w16se w16cid w16 w16cex w16sdtdh w16sdtfl w16du wp14">
+  <w:p>
     <w:r>
-      <w:rPr>
-        <w:sz w:val="20"/>
-        <w:szCs w:val="20"/>
-      </w:rPr>
-      <w:instrText>PAGE</w:instrText>
-    </w:r>
-    <w:r>
-      <w:rPr>
-        <w:sz w:val="20"/>
-        <w:szCs w:val="20"/>
-      </w:rPr>
-      <w:fldChar w:fldCharType="separate"/>
-    </w:r>
-    <w:r>
-      <w:rPr>
-        <w:noProof/>
-        <w:sz w:val="20"/>
-        <w:szCs w:val="20"/>
-      </w:rPr>
-      <w:t>44</w:t>
-    </w:r>
-    <w:r>
-      <w:rPr>
-        <w:sz w:val="20"/>
-        <w:szCs w:val="20"/>
-      </w:rPr>
-      <w:fldChar w:fldCharType="end"/>
+      <w:cr/>
     </w:r>
   </w:p>
 </w:ftr>
@@ -18139,44 +18159,8 @@
 <file path=word/footer7.xml><?xml version="1.0" encoding="utf-8"?>
 <w:ftr xmlns:wpc="http://schemas.microsoft.com/office/word/2010/wordprocessingCanvas" xmlns:cx="http://schemas.microsoft.com/office/drawing/2014/chartex" xmlns:cx1="http://schemas.microsoft.com/office/drawing/2015/9/8/chartex" xmlns:cx2="http://schemas.microsoft.com/office/drawing/2015/10/21/chartex" xmlns:cx3="http://schemas.microsoft.com/office/drawing/2016/5/9/chartex" xmlns:cx4="http://schemas.microsoft.com/office/drawing/2016/5/10/chartex" xmlns:cx5="http://schemas.microsoft.com/office/drawing/2016/5/11/chartex" xmlns:cx6="http://schemas.microsoft.com/office/drawing/2016/5/12/chartex" xmlns:cx7="http://schemas.microsoft.com/office/drawing/2016/5/13/chartex" xmlns:cx8="http://schemas.microsoft.com/office/drawing/2016/5/14/chartex" xmlns:mc="http://schemas.openxmlformats.org/markup-compatibility/2006" xmlns:aink="http://schemas.microsoft.com/office/drawing/2016/ink" xmlns:am3d="http://schemas.microsoft.com/office/drawing/2017/model3d" xmlns:o="urn:schemas-microsoft-com:office:office" xmlns:oel="http://schemas.microsoft.com/office/2019/extlst" xmlns:r="http://schemas.openxmlformats.org/officeDocument/2006/relationships" xmlns:m="http://schemas.openxmlformats.org/officeDocument/2006/math" xmlns:v="urn:schemas-microsoft-com:vml" xmlns:wp14="http://schemas.microsoft.com/office/word/2010/wordprocessingDrawing" xmlns:wp="http://schemas.openxmlformats.org/drawingml/2006/wordprocessingDrawing" xmlns:w10="urn:schemas-microsoft-com:office:word" xmlns:w="http://schemas.openxmlformats.org/wordprocessingml/2006/main" xmlns:w14="http://schemas.microsoft.com/office/word/2010/wordml" xmlns:w15="http://schemas.microsoft.com/office/word/2012/wordml" xmlns:w16cex="http://schemas.microsoft.com/office/word/2018/wordml/cex" xmlns:w16cid="http://schemas.microsoft.com/office/word/2016/wordml/cid" xmlns:w16="http://schemas.microsoft.com/office/word/2018/wordml" xmlns:w16du="http://schemas.microsoft.com/office/word/2023/wordml/word16du" xmlns:w16sdtdh="http://schemas.microsoft.com/office/word/2020/wordml/sdtdatahash" xmlns:w16sdtfl="http://schemas.microsoft.com/office/word/2024/wordml/sdtformatlock" xmlns:w16se="http://schemas.microsoft.com/office/word/2015/wordml/symex" xmlns:wpg="http://schemas.microsoft.com/office/word/2010/wordprocessingGroup" xmlns:wpi="http://schemas.microsoft.com/office/word/2010/wordprocessingInk" xmlns:wne="http://schemas.microsoft.com/office/word/2006/wordml" xmlns:wps="http://schemas.microsoft.com/office/word/2010/wordprocessingShape" mc:Ignorable="w14 w15 w16se w16cid w16 w16cex w16sdtdh w16sdtfl w16du wp14">
   <w:p>
-    <w:pPr>
-      <w:jc w:val="center"/>
-    </w:pPr>
     <w:r>
-      <w:rPr>
-        <w:sz w:val="20"/>
-        <w:szCs w:val="20"/>
-      </w:rPr>
-      <w:fldChar w:fldCharType="begin"/>
-    </w:r>
-    <w:r>
-      <w:rPr>
-        <w:sz w:val="20"/>
-        <w:szCs w:val="20"/>
-      </w:rPr>
-      <w:instrText>PAGE</w:instrText>
-    </w:r>
-    <w:r>
-      <w:rPr>
-        <w:sz w:val="20"/>
-        <w:szCs w:val="20"/>
-      </w:rPr>
-      <w:fldChar w:fldCharType="separate"/>
-    </w:r>
-    <w:r>
-      <w:rPr>
-        <w:noProof/>
-        <w:sz w:val="20"/>
-        <w:szCs w:val="20"/>
-      </w:rPr>
-      <w:t>6</w:t>
-    </w:r>
-    <w:r>
-      <w:rPr>
-        <w:sz w:val="20"/>
-        <w:szCs w:val="20"/>
-      </w:rPr>
-      <w:fldChar w:fldCharType="end"/>
+      <w:cr/>
     </w:r>
   </w:p>
 </w:ftr>
@@ -18185,44 +18169,8 @@
 <file path=word/footer8.xml><?xml version="1.0" encoding="utf-8"?>
 <w:ftr xmlns:wpc="http://schemas.microsoft.com/office/word/2010/wordprocessingCanvas" xmlns:cx="http://schemas.microsoft.com/office/drawing/2014/chartex" xmlns:cx1="http://schemas.microsoft.com/office/drawing/2015/9/8/chartex" xmlns:cx2="http://schemas.microsoft.com/office/drawing/2015/10/21/chartex" xmlns:cx3="http://schemas.microsoft.com/office/drawing/2016/5/9/chartex" xmlns:cx4="http://schemas.microsoft.com/office/drawing/2016/5/10/chartex" xmlns:cx5="http://schemas.microsoft.com/office/drawing/2016/5/11/chartex" xmlns:cx6="http://schemas.microsoft.com/office/drawing/2016/5/12/chartex" xmlns:cx7="http://schemas.microsoft.com/office/drawing/2016/5/13/chartex" xmlns:cx8="http://schemas.microsoft.com/office/drawing/2016/5/14/chartex" xmlns:mc="http://schemas.openxmlformats.org/markup-compatibility/2006" xmlns:aink="http://schemas.microsoft.com/office/drawing/2016/ink" xmlns:am3d="http://schemas.microsoft.com/office/drawing/2017/model3d" xmlns:o="urn:schemas-microsoft-com:office:office" xmlns:oel="http://schemas.microsoft.com/office/2019/extlst" xmlns:r="http://schemas.openxmlformats.org/officeDocument/2006/relationships" xmlns:m="http://schemas.openxmlformats.org/officeDocument/2006/math" xmlns:v="urn:schemas-microsoft-com:vml" xmlns:wp14="http://schemas.microsoft.com/office/word/2010/wordprocessingDrawing" xmlns:wp="http://schemas.openxmlformats.org/drawingml/2006/wordprocessingDrawing" xmlns:w10="urn:schemas-microsoft-com:office:word" xmlns:w="http://schemas.openxmlformats.org/wordprocessingml/2006/main" xmlns:w14="http://schemas.microsoft.com/office/word/2010/wordml" xmlns:w15="http://schemas.microsoft.com/office/word/2012/wordml" xmlns:w16cex="http://schemas.microsoft.com/office/word/2018/wordml/cex" xmlns:w16cid="http://schemas.microsoft.com/office/word/2016/wordml/cid" xmlns:w16="http://schemas.microsoft.com/office/word/2018/wordml" xmlns:w16du="http://schemas.microsoft.com/office/word/2023/wordml/word16du" xmlns:w16sdtdh="http://schemas.microsoft.com/office/word/2020/wordml/sdtdatahash" xmlns:w16sdtfl="http://schemas.microsoft.com/office/word/2024/wordml/sdtformatlock" xmlns:w16se="http://schemas.microsoft.com/office/word/2015/wordml/symex" xmlns:wpg="http://schemas.microsoft.com/office/word/2010/wordprocessingGroup" xmlns:wpi="http://schemas.microsoft.com/office/word/2010/wordprocessingInk" xmlns:wne="http://schemas.microsoft.com/office/word/2006/wordml" xmlns:wps="http://schemas.microsoft.com/office/word/2010/wordprocessingShape" mc:Ignorable="w14 w15 w16se w16cid w16 w16cex w16sdtdh w16sdtfl w16du wp14">
   <w:p>
-    <w:pPr>
-      <w:jc w:val="center"/>
-    </w:pPr>
     <w:r>
-      <w:rPr>
-        <w:sz w:val="20"/>
-        <w:szCs w:val="20"/>
-      </w:rPr>
-      <w:fldChar w:fldCharType="begin"/>
-    </w:r>
-    <w:r>
-      <w:rPr>
-        <w:sz w:val="20"/>
-        <w:szCs w:val="20"/>
-      </w:rPr>
-      <w:instrText>PAGE</w:instrText>
-    </w:r>
-    <w:r>
-      <w:rPr>
-        <w:sz w:val="20"/>
-        <w:szCs w:val="20"/>
-      </w:rPr>
-      <w:fldChar w:fldCharType="separate"/>
-    </w:r>
-    <w:r>
-      <w:rPr>
-        <w:noProof/>
-        <w:sz w:val="20"/>
-        <w:szCs w:val="20"/>
-      </w:rPr>
-      <w:t>15</w:t>
-    </w:r>
-    <w:r>
-      <w:rPr>
-        <w:sz w:val="20"/>
-        <w:szCs w:val="20"/>
-      </w:rPr>
-      <w:fldChar w:fldCharType="end"/>
+      <w:cr/>
     </w:r>
   </w:p>
 </w:ftr>
@@ -18231,44 +18179,8 @@
 <file path=word/footer9.xml><?xml version="1.0" encoding="utf-8"?>
 <w:ftr xmlns:wpc="http://schemas.microsoft.com/office/word/2010/wordprocessingCanvas" xmlns:cx="http://schemas.microsoft.com/office/drawing/2014/chartex" xmlns:cx1="http://schemas.microsoft.com/office/drawing/2015/9/8/chartex" xmlns:cx2="http://schemas.microsoft.com/office/drawing/2015/10/21/chartex" xmlns:cx3="http://schemas.microsoft.com/office/drawing/2016/5/9/chartex" xmlns:cx4="http://schemas.microsoft.com/office/drawing/2016/5/10/chartex" xmlns:cx5="http://schemas.microsoft.com/office/drawing/2016/5/11/chartex" xmlns:cx6="http://schemas.microsoft.com/office/drawing/2016/5/12/chartex" xmlns:cx7="http://schemas.microsoft.com/office/drawing/2016/5/13/chartex" xmlns:cx8="http://schemas.microsoft.com/office/drawing/2016/5/14/chartex" xmlns:mc="http://schemas.openxmlformats.org/markup-compatibility/2006" xmlns:aink="http://schemas.microsoft.com/office/drawing/2016/ink" xmlns:am3d="http://schemas.microsoft.com/office/drawing/2017/model3d" xmlns:o="urn:schemas-microsoft-com:office:office" xmlns:oel="http://schemas.microsoft.com/office/2019/extlst" xmlns:r="http://schemas.openxmlformats.org/officeDocument/2006/relationships" xmlns:m="http://schemas.openxmlformats.org/officeDocument/2006/math" xmlns:v="urn:schemas-microsoft-com:vml" xmlns:wp14="http://schemas.microsoft.com/office/word/2010/wordprocessingDrawing" xmlns:wp="http://schemas.openxmlformats.org/drawingml/2006/wordprocessingDrawing" xmlns:w10="urn:schemas-microsoft-com:office:word" xmlns:w="http://schemas.openxmlformats.org/wordprocessingml/2006/main" xmlns:w14="http://schemas.microsoft.com/office/word/2010/wordml" xmlns:w15="http://schemas.microsoft.com/office/word/2012/wordml" xmlns:w16cex="http://schemas.microsoft.com/office/word/2018/wordml/cex" xmlns:w16cid="http://schemas.microsoft.com/office/word/2016/wordml/cid" xmlns:w16="http://schemas.microsoft.com/office/word/2018/wordml" xmlns:w16du="http://schemas.microsoft.com/office/word/2023/wordml/word16du" xmlns:w16sdtdh="http://schemas.microsoft.com/office/word/2020/wordml/sdtdatahash" xmlns:w16sdtfl="http://schemas.microsoft.com/office/word/2024/wordml/sdtformatlock" xmlns:w16se="http://schemas.microsoft.com/office/word/2015/wordml/symex" xmlns:wpg="http://schemas.microsoft.com/office/word/2010/wordprocessingGroup" xmlns:wpi="http://schemas.microsoft.com/office/word/2010/wordprocessingInk" xmlns:wne="http://schemas.microsoft.com/office/word/2006/wordml" xmlns:wps="http://schemas.microsoft.com/office/word/2010/wordprocessingShape" mc:Ignorable="w14 w15 w16se w16cid w16 w16cex w16sdtdh w16sdtfl w16du wp14">
   <w:p>
-    <w:pPr>
-      <w:jc w:val="center"/>
-    </w:pPr>
     <w:r>
-      <w:rPr>
-        <w:sz w:val="20"/>
-        <w:szCs w:val="20"/>
-      </w:rPr>
-      <w:fldChar w:fldCharType="begin"/>
-    </w:r>
-    <w:r>
-      <w:rPr>
-        <w:sz w:val="20"/>
-        <w:szCs w:val="20"/>
-      </w:rPr>
-      <w:instrText>PAGE</w:instrText>
-    </w:r>
-    <w:r>
-      <w:rPr>
-        <w:sz w:val="20"/>
-        <w:szCs w:val="20"/>
-      </w:rPr>
-      <w:fldChar w:fldCharType="separate"/>
-    </w:r>
-    <w:r>
-      <w:rPr>
-        <w:noProof/>
-        <w:sz w:val="20"/>
-        <w:szCs w:val="20"/>
-      </w:rPr>
-      <w:t>19</w:t>
-    </w:r>
-    <w:r>
-      <w:rPr>
-        <w:sz w:val="20"/>
-        <w:szCs w:val="20"/>
-      </w:rPr>
-      <w:fldChar w:fldCharType="end"/>
+      <w:cr/>
     </w:r>
   </w:p>
 </w:ftr>
@@ -18301,24 +18213,130 @@
 
 <file path=word/header10.xml><?xml version="1.0" encoding="utf-8"?>
 <w:hdr xmlns:wpc="http://schemas.microsoft.com/office/word/2010/wordprocessingCanvas" xmlns:cx="http://schemas.microsoft.com/office/drawing/2014/chartex" xmlns:cx1="http://schemas.microsoft.com/office/drawing/2015/9/8/chartex" xmlns:cx2="http://schemas.microsoft.com/office/drawing/2015/10/21/chartex" xmlns:cx3="http://schemas.microsoft.com/office/drawing/2016/5/9/chartex" xmlns:cx4="http://schemas.microsoft.com/office/drawing/2016/5/10/chartex" xmlns:cx5="http://schemas.microsoft.com/office/drawing/2016/5/11/chartex" xmlns:cx6="http://schemas.microsoft.com/office/drawing/2016/5/12/chartex" xmlns:cx7="http://schemas.microsoft.com/office/drawing/2016/5/13/chartex" xmlns:cx8="http://schemas.microsoft.com/office/drawing/2016/5/14/chartex" xmlns:mc="http://schemas.openxmlformats.org/markup-compatibility/2006" xmlns:aink="http://schemas.microsoft.com/office/drawing/2016/ink" xmlns:am3d="http://schemas.microsoft.com/office/drawing/2017/model3d" xmlns:o="urn:schemas-microsoft-com:office:office" xmlns:oel="http://schemas.microsoft.com/office/2019/extlst" xmlns:r="http://schemas.openxmlformats.org/officeDocument/2006/relationships" xmlns:m="http://schemas.openxmlformats.org/officeDocument/2006/math" xmlns:v="urn:schemas-microsoft-com:vml" xmlns:wp14="http://schemas.microsoft.com/office/word/2010/wordprocessingDrawing" xmlns:wp="http://schemas.openxmlformats.org/drawingml/2006/wordprocessingDrawing" xmlns:w10="urn:schemas-microsoft-com:office:word" xmlns:w="http://schemas.openxmlformats.org/wordprocessingml/2006/main" xmlns:w14="http://schemas.microsoft.com/office/word/2010/wordml" xmlns:w15="http://schemas.microsoft.com/office/word/2012/wordml" xmlns:w16cex="http://schemas.microsoft.com/office/word/2018/wordml/cex" xmlns:w16cid="http://schemas.microsoft.com/office/word/2016/wordml/cid" xmlns:w16="http://schemas.microsoft.com/office/word/2018/wordml" xmlns:w16du="http://schemas.microsoft.com/office/word/2023/wordml/word16du" xmlns:w16sdtdh="http://schemas.microsoft.com/office/word/2020/wordml/sdtdatahash" xmlns:w16sdtfl="http://schemas.microsoft.com/office/word/2024/wordml/sdtformatlock" xmlns:w16se="http://schemas.microsoft.com/office/word/2015/wordml/symex" xmlns:wpg="http://schemas.microsoft.com/office/word/2010/wordprocessingGroup" xmlns:wpi="http://schemas.microsoft.com/office/word/2010/wordprocessingInk" xmlns:wne="http://schemas.microsoft.com/office/word/2006/wordml" xmlns:wps="http://schemas.microsoft.com/office/word/2010/wordprocessingShape" mc:Ignorable="w14 w15 w16se w16cid w16 w16cex w16sdtdh w16sdtfl w16du wp14">
+  <w:p>
+    <w:pPr>
+      <w:jc w:val="right"/>
+    </w:pPr>
+    <w:r>
+      <w:fldChar w:fldCharType="begin"/>
+    </w:r>
+    <w:r>
+      <w:instrText xml:space="preserve"> PAGE </w:instrText>
+    </w:r>
+    <w:r>
+      <w:fldChar w:fldCharType="separate"/>
+    </w:r>
+    <w:r>
+      <w:t>1</w:t>
+    </w:r>
+    <w:r>
+      <w:fldChar w:fldCharType="end"/>
+    </w:r>
+  </w:p>
   <w:p/>
 </w:hdr>
 </file>
 
 <file path=word/header11.xml><?xml version="1.0" encoding="utf-8"?>
 <w:hdr xmlns:wpc="http://schemas.microsoft.com/office/word/2010/wordprocessingCanvas" xmlns:cx="http://schemas.microsoft.com/office/drawing/2014/chartex" xmlns:cx1="http://schemas.microsoft.com/office/drawing/2015/9/8/chartex" xmlns:cx2="http://schemas.microsoft.com/office/drawing/2015/10/21/chartex" xmlns:cx3="http://schemas.microsoft.com/office/drawing/2016/5/9/chartex" xmlns:cx4="http://schemas.microsoft.com/office/drawing/2016/5/10/chartex" xmlns:cx5="http://schemas.microsoft.com/office/drawing/2016/5/11/chartex" xmlns:cx6="http://schemas.microsoft.com/office/drawing/2016/5/12/chartex" xmlns:cx7="http://schemas.microsoft.com/office/drawing/2016/5/13/chartex" xmlns:cx8="http://schemas.microsoft.com/office/drawing/2016/5/14/chartex" xmlns:mc="http://schemas.openxmlformats.org/markup-compatibility/2006" xmlns:aink="http://schemas.microsoft.com/office/drawing/2016/ink" xmlns:am3d="http://schemas.microsoft.com/office/drawing/2017/model3d" xmlns:o="urn:schemas-microsoft-com:office:office" xmlns:oel="http://schemas.microsoft.com/office/2019/extlst" xmlns:r="http://schemas.openxmlformats.org/officeDocument/2006/relationships" xmlns:m="http://schemas.openxmlformats.org/officeDocument/2006/math" xmlns:v="urn:schemas-microsoft-com:vml" xmlns:wp14="http://schemas.microsoft.com/office/word/2010/wordprocessingDrawing" xmlns:wp="http://schemas.openxmlformats.org/drawingml/2006/wordprocessingDrawing" xmlns:w10="urn:schemas-microsoft-com:office:word" xmlns:w="http://schemas.openxmlformats.org/wordprocessingml/2006/main" xmlns:w14="http://schemas.microsoft.com/office/word/2010/wordml" xmlns:w15="http://schemas.microsoft.com/office/word/2012/wordml" xmlns:w16cex="http://schemas.microsoft.com/office/word/2018/wordml/cex" xmlns:w16cid="http://schemas.microsoft.com/office/word/2016/wordml/cid" xmlns:w16="http://schemas.microsoft.com/office/word/2018/wordml" xmlns:w16du="http://schemas.microsoft.com/office/word/2023/wordml/word16du" xmlns:w16sdtdh="http://schemas.microsoft.com/office/word/2020/wordml/sdtdatahash" xmlns:w16sdtfl="http://schemas.microsoft.com/office/word/2024/wordml/sdtformatlock" xmlns:w16se="http://schemas.microsoft.com/office/word/2015/wordml/symex" xmlns:wpg="http://schemas.microsoft.com/office/word/2010/wordprocessingGroup" xmlns:wpi="http://schemas.microsoft.com/office/word/2010/wordprocessingInk" xmlns:wne="http://schemas.microsoft.com/office/word/2006/wordml" xmlns:wps="http://schemas.microsoft.com/office/word/2010/wordprocessingShape" mc:Ignorable="w14 w15 w16se w16cid w16 w16cex w16sdtdh w16sdtfl w16du wp14">
+  <w:p>
+    <w:pPr>
+      <w:jc w:val="right"/>
+    </w:pPr>
+    <w:r>
+      <w:fldChar w:fldCharType="begin"/>
+    </w:r>
+    <w:r>
+      <w:instrText xml:space="preserve"> PAGE </w:instrText>
+    </w:r>
+    <w:r>
+      <w:fldChar w:fldCharType="separate"/>
+    </w:r>
+    <w:r>
+      <w:t>1</w:t>
+    </w:r>
+    <w:r>
+      <w:fldChar w:fldCharType="end"/>
+    </w:r>
+  </w:p>
   <w:p/>
 </w:hdr>
 </file>
 
 <file path=word/header12.xml><?xml version="1.0" encoding="utf-8"?>
 <w:hdr xmlns:wpc="http://schemas.microsoft.com/office/word/2010/wordprocessingCanvas" xmlns:cx="http://schemas.microsoft.com/office/drawing/2014/chartex" xmlns:cx1="http://schemas.microsoft.com/office/drawing/2015/9/8/chartex" xmlns:cx2="http://schemas.microsoft.com/office/drawing/2015/10/21/chartex" xmlns:cx3="http://schemas.microsoft.com/office/drawing/2016/5/9/chartex" xmlns:cx4="http://schemas.microsoft.com/office/drawing/2016/5/10/chartex" xmlns:cx5="http://schemas.microsoft.com/office/drawing/2016/5/11/chartex" xmlns:cx6="http://schemas.microsoft.com/office/drawing/2016/5/12/chartex" xmlns:cx7="http://schemas.microsoft.com/office/drawing/2016/5/13/chartex" xmlns:cx8="http://schemas.microsoft.com/office/drawing/2016/5/14/chartex" xmlns:mc="http://schemas.openxmlformats.org/markup-compatibility/2006" xmlns:aink="http://schemas.microsoft.com/office/drawing/2016/ink" xmlns:am3d="http://schemas.microsoft.com/office/drawing/2017/model3d" xmlns:o="urn:schemas-microsoft-com:office:office" xmlns:oel="http://schemas.microsoft.com/office/2019/extlst" xmlns:r="http://schemas.openxmlformats.org/officeDocument/2006/relationships" xmlns:m="http://schemas.openxmlformats.org/officeDocument/2006/math" xmlns:v="urn:schemas-microsoft-com:vml" xmlns:wp14="http://schemas.microsoft.com/office/word/2010/wordprocessingDrawing" xmlns:wp="http://schemas.openxmlformats.org/drawingml/2006/wordprocessingDrawing" xmlns:w10="urn:schemas-microsoft-com:office:word" xmlns:w="http://schemas.openxmlformats.org/wordprocessingml/2006/main" xmlns:w14="http://schemas.microsoft.com/office/word/2010/wordml" xmlns:w15="http://schemas.microsoft.com/office/word/2012/wordml" xmlns:w16cex="http://schemas.microsoft.com/office/word/2018/wordml/cex" xmlns:w16cid="http://schemas.microsoft.com/office/word/2016/wordml/cid" xmlns:w16="http://schemas.microsoft.com/office/word/2018/wordml" xmlns:w16du="http://schemas.microsoft.com/office/word/2023/wordml/word16du" xmlns:w16sdtdh="http://schemas.microsoft.com/office/word/2020/wordml/sdtdatahash" xmlns:w16sdtfl="http://schemas.microsoft.com/office/word/2024/wordml/sdtformatlock" xmlns:w16se="http://schemas.microsoft.com/office/word/2015/wordml/symex" xmlns:wpg="http://schemas.microsoft.com/office/word/2010/wordprocessingGroup" xmlns:wpi="http://schemas.microsoft.com/office/word/2010/wordprocessingInk" xmlns:wne="http://schemas.microsoft.com/office/word/2006/wordml" xmlns:wps="http://schemas.microsoft.com/office/word/2010/wordprocessingShape" mc:Ignorable="w14 w15 w16se w16cid w16 w16cex w16sdtdh w16sdtfl w16du wp14">
+  <w:p>
+    <w:pPr>
+      <w:jc w:val="right"/>
+    </w:pPr>
+    <w:r>
+      <w:fldChar w:fldCharType="begin"/>
+    </w:r>
+    <w:r>
+      <w:instrText xml:space="preserve"> PAGE </w:instrText>
+    </w:r>
+    <w:r>
+      <w:fldChar w:fldCharType="separate"/>
+    </w:r>
+    <w:r>
+      <w:t>1</w:t>
+    </w:r>
+    <w:r>
+      <w:fldChar w:fldCharType="end"/>
+    </w:r>
+  </w:p>
   <w:p/>
 </w:hdr>
 </file>
 
 <file path=word/header13.xml><?xml version="1.0" encoding="utf-8"?>
 <w:hdr xmlns:wpc="http://schemas.microsoft.com/office/word/2010/wordprocessingCanvas" xmlns:cx="http://schemas.microsoft.com/office/drawing/2014/chartex" xmlns:cx1="http://schemas.microsoft.com/office/drawing/2015/9/8/chartex" xmlns:cx2="http://schemas.microsoft.com/office/drawing/2015/10/21/chartex" xmlns:cx3="http://schemas.microsoft.com/office/drawing/2016/5/9/chartex" xmlns:cx4="http://schemas.microsoft.com/office/drawing/2016/5/10/chartex" xmlns:cx5="http://schemas.microsoft.com/office/drawing/2016/5/11/chartex" xmlns:cx6="http://schemas.microsoft.com/office/drawing/2016/5/12/chartex" xmlns:cx7="http://schemas.microsoft.com/office/drawing/2016/5/13/chartex" xmlns:cx8="http://schemas.microsoft.com/office/drawing/2016/5/14/chartex" xmlns:mc="http://schemas.openxmlformats.org/markup-compatibility/2006" xmlns:aink="http://schemas.microsoft.com/office/drawing/2016/ink" xmlns:am3d="http://schemas.microsoft.com/office/drawing/2017/model3d" xmlns:o="urn:schemas-microsoft-com:office:office" xmlns:oel="http://schemas.microsoft.com/office/2019/extlst" xmlns:r="http://schemas.openxmlformats.org/officeDocument/2006/relationships" xmlns:m="http://schemas.openxmlformats.org/officeDocument/2006/math" xmlns:v="urn:schemas-microsoft-com:vml" xmlns:wp14="http://schemas.microsoft.com/office/word/2010/wordprocessingDrawing" xmlns:wp="http://schemas.openxmlformats.org/drawingml/2006/wordprocessingDrawing" xmlns:w10="urn:schemas-microsoft-com:office:word" xmlns:w="http://schemas.openxmlformats.org/wordprocessingml/2006/main" xmlns:w14="http://schemas.microsoft.com/office/word/2010/wordml" xmlns:w15="http://schemas.microsoft.com/office/word/2012/wordml" xmlns:w16cex="http://schemas.microsoft.com/office/word/2018/wordml/cex" xmlns:w16cid="http://schemas.microsoft.com/office/word/2016/wordml/cid" xmlns:w16="http://schemas.microsoft.com/office/word/2018/wordml" xmlns:w16du="http://schemas.microsoft.com/office/word/2023/wordml/word16du" xmlns:w16sdtdh="http://schemas.microsoft.com/office/word/2020/wordml/sdtdatahash" xmlns:w16sdtfl="http://schemas.microsoft.com/office/word/2024/wordml/sdtformatlock" xmlns:w16se="http://schemas.microsoft.com/office/word/2015/wordml/symex" xmlns:wpg="http://schemas.microsoft.com/office/word/2010/wordprocessingGroup" xmlns:wpi="http://schemas.microsoft.com/office/word/2010/wordprocessingInk" xmlns:wne="http://schemas.microsoft.com/office/word/2006/wordml" xmlns:wps="http://schemas.microsoft.com/office/word/2010/wordprocessingShape" mc:Ignorable="w14 w15 w16se w16cid w16 w16cex w16sdtdh w16sdtfl w16du wp14">
+  <w:p>
+    <w:pPr>
+      <w:jc w:val="right"/>
+    </w:pPr>
+    <w:r>
+      <w:fldChar w:fldCharType="begin"/>
+    </w:r>
+    <w:r>
+      <w:instrText xml:space="preserve"> PAGE </w:instrText>
+    </w:r>
+    <w:r>
+      <w:fldChar w:fldCharType="separate"/>
+    </w:r>
+    <w:r>
+      <w:t>1</w:t>
+    </w:r>
+    <w:r>
+      <w:fldChar w:fldCharType="end"/>
+    </w:r>
+  </w:p>
+  <w:p/>
+</w:hdr>
+</file>
+
+<file path=word/header14.xml><?xml version="1.0" encoding="utf-8"?>
+<w:hdr xmlns:wpc="http://schemas.microsoft.com/office/word/2010/wordprocessingCanvas" xmlns:cx="http://schemas.microsoft.com/office/drawing/2014/chartex" xmlns:cx1="http://schemas.microsoft.com/office/drawing/2015/9/8/chartex" xmlns:cx2="http://schemas.microsoft.com/office/drawing/2015/10/21/chartex" xmlns:cx3="http://schemas.microsoft.com/office/drawing/2016/5/9/chartex" xmlns:cx4="http://schemas.microsoft.com/office/drawing/2016/5/10/chartex" xmlns:cx5="http://schemas.microsoft.com/office/drawing/2016/5/11/chartex" xmlns:cx6="http://schemas.microsoft.com/office/drawing/2016/5/12/chartex" xmlns:cx7="http://schemas.microsoft.com/office/drawing/2016/5/13/chartex" xmlns:cx8="http://schemas.microsoft.com/office/drawing/2016/5/14/chartex" xmlns:mc="http://schemas.openxmlformats.org/markup-compatibility/2006" xmlns:aink="http://schemas.microsoft.com/office/drawing/2016/ink" xmlns:am3d="http://schemas.microsoft.com/office/drawing/2017/model3d" xmlns:o="urn:schemas-microsoft-com:office:office" xmlns:oel="http://schemas.microsoft.com/office/2019/extlst" xmlns:r="http://schemas.openxmlformats.org/officeDocument/2006/relationships" xmlns:m="http://schemas.openxmlformats.org/officeDocument/2006/math" xmlns:v="urn:schemas-microsoft-com:vml" xmlns:wp14="http://schemas.microsoft.com/office/word/2010/wordprocessingDrawing" xmlns:wp="http://schemas.openxmlformats.org/drawingml/2006/wordprocessingDrawing" xmlns:w10="urn:schemas-microsoft-com:office:word" xmlns:w="http://schemas.openxmlformats.org/wordprocessingml/2006/main" xmlns:w14="http://schemas.microsoft.com/office/word/2010/wordml" xmlns:w15="http://schemas.microsoft.com/office/word/2012/wordml" xmlns:w16cex="http://schemas.microsoft.com/office/word/2018/wordml/cex" xmlns:w16cid="http://schemas.microsoft.com/office/word/2016/wordml/cid" xmlns:w16="http://schemas.microsoft.com/office/word/2018/wordml" xmlns:w16du="http://schemas.microsoft.com/office/word/2023/wordml/word16du" xmlns:w16sdtdh="http://schemas.microsoft.com/office/word/2020/wordml/sdtdatahash" xmlns:w16sdtfl="http://schemas.microsoft.com/office/word/2024/wordml/sdtformatlock" xmlns:w16se="http://schemas.microsoft.com/office/word/2015/wordml/symex" xmlns:wpg="http://schemas.microsoft.com/office/word/2010/wordprocessingGroup" xmlns:wpi="http://schemas.microsoft.com/office/word/2010/wordprocessingInk" xmlns:wne="http://schemas.microsoft.com/office/word/2006/wordml" xmlns:wps="http://schemas.microsoft.com/office/word/2010/wordprocessingShape" mc:Ignorable="w14 w15 w16se w16cid w16 w16cex w16sdtdh w16sdtfl w16du wp14">
+  <w:p>
+    <w:pPr>
+      <w:jc w:val="right"/>
+    </w:pPr>
+    <w:r>
+      <w:fldChar w:fldCharType="begin"/>
+    </w:r>
+    <w:r>
+      <w:instrText xml:space="preserve"> PAGE </w:instrText>
+    </w:r>
+    <w:r>
+      <w:fldChar w:fldCharType="separate"/>
+    </w:r>
+    <w:r>
+      <w:t>1</w:t>
+    </w:r>
+    <w:r>
+      <w:fldChar w:fldCharType="end"/>
+    </w:r>
+  </w:p>
   <w:p/>
 </w:hdr>
 </file>
@@ -18361,12 +18379,52 @@
 
 <file path=word/header8.xml><?xml version="1.0" encoding="utf-8"?>
 <w:hdr xmlns:wpc="http://schemas.microsoft.com/office/word/2010/wordprocessingCanvas" xmlns:cx="http://schemas.microsoft.com/office/drawing/2014/chartex" xmlns:cx1="http://schemas.microsoft.com/office/drawing/2015/9/8/chartex" xmlns:cx2="http://schemas.microsoft.com/office/drawing/2015/10/21/chartex" xmlns:cx3="http://schemas.microsoft.com/office/drawing/2016/5/9/chartex" xmlns:cx4="http://schemas.microsoft.com/office/drawing/2016/5/10/chartex" xmlns:cx5="http://schemas.microsoft.com/office/drawing/2016/5/11/chartex" xmlns:cx6="http://schemas.microsoft.com/office/drawing/2016/5/12/chartex" xmlns:cx7="http://schemas.microsoft.com/office/drawing/2016/5/13/chartex" xmlns:cx8="http://schemas.microsoft.com/office/drawing/2016/5/14/chartex" xmlns:mc="http://schemas.openxmlformats.org/markup-compatibility/2006" xmlns:aink="http://schemas.microsoft.com/office/drawing/2016/ink" xmlns:am3d="http://schemas.microsoft.com/office/drawing/2017/model3d" xmlns:o="urn:schemas-microsoft-com:office:office" xmlns:oel="http://schemas.microsoft.com/office/2019/extlst" xmlns:r="http://schemas.openxmlformats.org/officeDocument/2006/relationships" xmlns:m="http://schemas.openxmlformats.org/officeDocument/2006/math" xmlns:v="urn:schemas-microsoft-com:vml" xmlns:wp14="http://schemas.microsoft.com/office/word/2010/wordprocessingDrawing" xmlns:wp="http://schemas.openxmlformats.org/drawingml/2006/wordprocessingDrawing" xmlns:w10="urn:schemas-microsoft-com:office:word" xmlns:w="http://schemas.openxmlformats.org/wordprocessingml/2006/main" xmlns:w14="http://schemas.microsoft.com/office/word/2010/wordml" xmlns:w15="http://schemas.microsoft.com/office/word/2012/wordml" xmlns:w16cex="http://schemas.microsoft.com/office/word/2018/wordml/cex" xmlns:w16cid="http://schemas.microsoft.com/office/word/2016/wordml/cid" xmlns:w16="http://schemas.microsoft.com/office/word/2018/wordml" xmlns:w16du="http://schemas.microsoft.com/office/word/2023/wordml/word16du" xmlns:w16sdtdh="http://schemas.microsoft.com/office/word/2020/wordml/sdtdatahash" xmlns:w16sdtfl="http://schemas.microsoft.com/office/word/2024/wordml/sdtformatlock" xmlns:w16se="http://schemas.microsoft.com/office/word/2015/wordml/symex" xmlns:wpg="http://schemas.microsoft.com/office/word/2010/wordprocessingGroup" xmlns:wpi="http://schemas.microsoft.com/office/word/2010/wordprocessingInk" xmlns:wne="http://schemas.microsoft.com/office/word/2006/wordml" xmlns:wps="http://schemas.microsoft.com/office/word/2010/wordprocessingShape" mc:Ignorable="w14 w15 w16se w16cid w16 w16cex w16sdtdh w16sdtfl w16du wp14">
+  <w:p>
+    <w:pPr>
+      <w:jc w:val="right"/>
+    </w:pPr>
+    <w:r>
+      <w:fldChar w:fldCharType="begin"/>
+    </w:r>
+    <w:r>
+      <w:instrText xml:space="preserve"> PAGE </w:instrText>
+    </w:r>
+    <w:r>
+      <w:fldChar w:fldCharType="separate"/>
+    </w:r>
+    <w:r>
+      <w:t>1</w:t>
+    </w:r>
+    <w:r>
+      <w:fldChar w:fldCharType="end"/>
+    </w:r>
+  </w:p>
   <w:p/>
 </w:hdr>
 </file>
 
 <file path=word/header9.xml><?xml version="1.0" encoding="utf-8"?>
 <w:hdr xmlns:wpc="http://schemas.microsoft.com/office/word/2010/wordprocessingCanvas" xmlns:cx="http://schemas.microsoft.com/office/drawing/2014/chartex" xmlns:cx1="http://schemas.microsoft.com/office/drawing/2015/9/8/chartex" xmlns:cx2="http://schemas.microsoft.com/office/drawing/2015/10/21/chartex" xmlns:cx3="http://schemas.microsoft.com/office/drawing/2016/5/9/chartex" xmlns:cx4="http://schemas.microsoft.com/office/drawing/2016/5/10/chartex" xmlns:cx5="http://schemas.microsoft.com/office/drawing/2016/5/11/chartex" xmlns:cx6="http://schemas.microsoft.com/office/drawing/2016/5/12/chartex" xmlns:cx7="http://schemas.microsoft.com/office/drawing/2016/5/13/chartex" xmlns:cx8="http://schemas.microsoft.com/office/drawing/2016/5/14/chartex" xmlns:mc="http://schemas.openxmlformats.org/markup-compatibility/2006" xmlns:aink="http://schemas.microsoft.com/office/drawing/2016/ink" xmlns:am3d="http://schemas.microsoft.com/office/drawing/2017/model3d" xmlns:o="urn:schemas-microsoft-com:office:office" xmlns:oel="http://schemas.microsoft.com/office/2019/extlst" xmlns:r="http://schemas.openxmlformats.org/officeDocument/2006/relationships" xmlns:m="http://schemas.openxmlformats.org/officeDocument/2006/math" xmlns:v="urn:schemas-microsoft-com:vml" xmlns:wp14="http://schemas.microsoft.com/office/word/2010/wordprocessingDrawing" xmlns:wp="http://schemas.openxmlformats.org/drawingml/2006/wordprocessingDrawing" xmlns:w10="urn:schemas-microsoft-com:office:word" xmlns:w="http://schemas.openxmlformats.org/wordprocessingml/2006/main" xmlns:w14="http://schemas.microsoft.com/office/word/2010/wordml" xmlns:w15="http://schemas.microsoft.com/office/word/2012/wordml" xmlns:w16cex="http://schemas.microsoft.com/office/word/2018/wordml/cex" xmlns:w16cid="http://schemas.microsoft.com/office/word/2016/wordml/cid" xmlns:w16="http://schemas.microsoft.com/office/word/2018/wordml" xmlns:w16du="http://schemas.microsoft.com/office/word/2023/wordml/word16du" xmlns:w16sdtdh="http://schemas.microsoft.com/office/word/2020/wordml/sdtdatahash" xmlns:w16sdtfl="http://schemas.microsoft.com/office/word/2024/wordml/sdtformatlock" xmlns:w16se="http://schemas.microsoft.com/office/word/2015/wordml/symex" xmlns:wpg="http://schemas.microsoft.com/office/word/2010/wordprocessingGroup" xmlns:wpi="http://schemas.microsoft.com/office/word/2010/wordprocessingInk" xmlns:wne="http://schemas.microsoft.com/office/word/2006/wordml" xmlns:wps="http://schemas.microsoft.com/office/word/2010/wordprocessingShape" mc:Ignorable="w14 w15 w16se w16cid w16 w16cex w16sdtdh w16sdtfl w16du wp14">
+  <w:p>
+    <w:pPr>
+      <w:jc w:val="right"/>
+    </w:pPr>
+    <w:r>
+      <w:fldChar w:fldCharType="begin"/>
+    </w:r>
+    <w:r>
+      <w:instrText xml:space="preserve"> PAGE </w:instrText>
+    </w:r>
+    <w:r>
+      <w:fldChar w:fldCharType="separate"/>
+    </w:r>
+    <w:r>
+      <w:t>1</w:t>
+    </w:r>
+    <w:r>
+      <w:fldChar w:fldCharType="end"/>
+    </w:r>
+  </w:p>
   <w:p/>
 </w:hdr>
 </file>

--- a/docs/doc-qualificacao-ifba-REVISADO.docx
+++ b/docs/doc-qualificacao-ifba-REVISADO.docx
@@ -2208,7 +2208,7 @@
       <w:r>
         <w:fldChar w:fldCharType="separate"/>
       </w:r>
-      <w:hyperlink w:anchor="_Toc232782107" w:history="1">
+      <w:hyperlink w:anchor="_Toc232786016" w:history="1">
         <w:r>
           <w:rPr>
             <w:rStyle w:val="Hyperlink"/>
@@ -2235,7 +2235,7 @@
             <w:noProof/>
             <w:webHidden/>
           </w:rPr>
-          <w:instrText xml:space="preserve"> PAGEREF _Toc232782107 \h </w:instrText>
+          <w:instrText xml:space="preserve"> PAGEREF _Toc232786016 \h </w:instrText>
         </w:r>
         <w:r>
           <w:rPr>
@@ -2279,7 +2279,7 @@
           <w14:ligatures w14:val="standardContextual"/>
         </w:rPr>
       </w:pPr>
-      <w:hyperlink w:anchor="_Toc232782108" w:history="1">
+      <w:hyperlink w:anchor="_Toc232786017" w:history="1">
         <w:r>
           <w:rPr>
             <w:rStyle w:val="Hyperlink"/>
@@ -2306,7 +2306,7 @@
             <w:noProof/>
             <w:webHidden/>
           </w:rPr>
-          <w:instrText xml:space="preserve"> PAGEREF _Toc232782108 \h </w:instrText>
+          <w:instrText xml:space="preserve"> PAGEREF _Toc232786017 \h </w:instrText>
         </w:r>
         <w:r>
           <w:rPr>
@@ -2350,7 +2350,7 @@
           <w14:ligatures w14:val="standardContextual"/>
         </w:rPr>
       </w:pPr>
-      <w:hyperlink w:anchor="_Toc232782109" w:history="1">
+      <w:hyperlink w:anchor="_Toc232786018" w:history="1">
         <w:r>
           <w:rPr>
             <w:rStyle w:val="Hyperlink"/>
@@ -2377,7 +2377,7 @@
             <w:noProof/>
             <w:webHidden/>
           </w:rPr>
-          <w:instrText xml:space="preserve"> PAGEREF _Toc232782109 \h </w:instrText>
+          <w:instrText xml:space="preserve"> PAGEREF _Toc232786018 \h </w:instrText>
         </w:r>
         <w:r>
           <w:rPr>
@@ -2421,7 +2421,7 @@
           <w14:ligatures w14:val="standardContextual"/>
         </w:rPr>
       </w:pPr>
-      <w:hyperlink w:anchor="_Toc232782110" w:history="1">
+      <w:hyperlink w:anchor="_Toc232786019" w:history="1">
         <w:r>
           <w:rPr>
             <w:rStyle w:val="Hyperlink"/>
@@ -2448,7 +2448,7 @@
             <w:noProof/>
             <w:webHidden/>
           </w:rPr>
-          <w:instrText xml:space="preserve"> PAGEREF _Toc232782110 \h </w:instrText>
+          <w:instrText xml:space="preserve"> PAGEREF _Toc232786019 \h </w:instrText>
         </w:r>
         <w:r>
           <w:rPr>
@@ -2492,7 +2492,7 @@
           <w14:ligatures w14:val="standardContextual"/>
         </w:rPr>
       </w:pPr>
-      <w:hyperlink w:anchor="_Toc232782111" w:history="1">
+      <w:hyperlink w:anchor="_Toc232786020" w:history="1">
         <w:r>
           <w:rPr>
             <w:rStyle w:val="Hyperlink"/>
@@ -2519,7 +2519,7 @@
             <w:noProof/>
             <w:webHidden/>
           </w:rPr>
-          <w:instrText xml:space="preserve"> PAGEREF _Toc232782111 \h </w:instrText>
+          <w:instrText xml:space="preserve"> PAGEREF _Toc232786020 \h </w:instrText>
         </w:r>
         <w:r>
           <w:rPr>
@@ -2565,7 +2565,7 @@
           <w14:ligatures w14:val="standardContextual"/>
         </w:rPr>
       </w:pPr>
-      <w:hyperlink w:anchor="_Toc232782112" w:history="1">
+      <w:hyperlink w:anchor="_Toc232786021" w:history="1">
         <w:r>
           <w:rPr>
             <w:rStyle w:val="Hyperlink"/>
@@ -2592,7 +2592,7 @@
             <w:noProof/>
             <w:webHidden/>
           </w:rPr>
-          <w:instrText xml:space="preserve"> PAGEREF _Toc232782112 \h </w:instrText>
+          <w:instrText xml:space="preserve"> PAGEREF _Toc232786021 \h </w:instrText>
         </w:r>
         <w:r>
           <w:rPr>
@@ -2636,7 +2636,7 @@
           <w14:ligatures w14:val="standardContextual"/>
         </w:rPr>
       </w:pPr>
-      <w:hyperlink w:anchor="_Toc232782113" w:history="1">
+      <w:hyperlink w:anchor="_Toc232786022" w:history="1">
         <w:r>
           <w:rPr>
             <w:rStyle w:val="Hyperlink"/>
@@ -2663,7 +2663,7 @@
             <w:noProof/>
             <w:webHidden/>
           </w:rPr>
-          <w:instrText xml:space="preserve"> PAGEREF _Toc232782113 \h </w:instrText>
+          <w:instrText xml:space="preserve"> PAGEREF _Toc232786022 \h </w:instrText>
         </w:r>
         <w:r>
           <w:rPr>
@@ -2707,7 +2707,7 @@
           <w14:ligatures w14:val="standardContextual"/>
         </w:rPr>
       </w:pPr>
-      <w:hyperlink w:anchor="_Toc232782114" w:history="1">
+      <w:hyperlink w:anchor="_Toc232786023" w:history="1">
         <w:r>
           <w:rPr>
             <w:rStyle w:val="Hyperlink"/>
@@ -2734,7 +2734,7 @@
             <w:noProof/>
             <w:webHidden/>
           </w:rPr>
-          <w:instrText xml:space="preserve"> PAGEREF _Toc232782114 \h </w:instrText>
+          <w:instrText xml:space="preserve"> PAGEREF _Toc232786023 \h </w:instrText>
         </w:r>
         <w:r>
           <w:rPr>
@@ -2778,7 +2778,7 @@
           <w14:ligatures w14:val="standardContextual"/>
         </w:rPr>
       </w:pPr>
-      <w:hyperlink w:anchor="_Toc232782115" w:history="1">
+      <w:hyperlink w:anchor="_Toc232786024" w:history="1">
         <w:r>
           <w:rPr>
             <w:rStyle w:val="Hyperlink"/>
@@ -2805,7 +2805,7 @@
             <w:noProof/>
             <w:webHidden/>
           </w:rPr>
-          <w:instrText xml:space="preserve"> PAGEREF _Toc232782115 \h </w:instrText>
+          <w:instrText xml:space="preserve"> PAGEREF _Toc232786024 \h </w:instrText>
         </w:r>
         <w:r>
           <w:rPr>
@@ -2849,7 +2849,7 @@
           <w14:ligatures w14:val="standardContextual"/>
         </w:rPr>
       </w:pPr>
-      <w:hyperlink w:anchor="_Toc232782116" w:history="1">
+      <w:hyperlink w:anchor="_Toc232786025" w:history="1">
         <w:r>
           <w:rPr>
             <w:rStyle w:val="Hyperlink"/>
@@ -2876,7 +2876,7 @@
             <w:noProof/>
             <w:webHidden/>
           </w:rPr>
-          <w:instrText xml:space="preserve"> PAGEREF _Toc232782116 \h </w:instrText>
+          <w:instrText xml:space="preserve"> PAGEREF _Toc232786025 \h </w:instrText>
         </w:r>
         <w:r>
           <w:rPr>
@@ -2922,7 +2922,7 @@
           <w14:ligatures w14:val="standardContextual"/>
         </w:rPr>
       </w:pPr>
-      <w:hyperlink w:anchor="_Toc232782117" w:history="1">
+      <w:hyperlink w:anchor="_Toc232786026" w:history="1">
         <w:r>
           <w:rPr>
             <w:rStyle w:val="Hyperlink"/>
@@ -2949,7 +2949,7 @@
             <w:noProof/>
             <w:webHidden/>
           </w:rPr>
-          <w:instrText xml:space="preserve"> PAGEREF _Toc232782117 \h </w:instrText>
+          <w:instrText xml:space="preserve"> PAGEREF _Toc232786026 \h </w:instrText>
         </w:r>
         <w:r>
           <w:rPr>
@@ -2993,7 +2993,7 @@
           <w14:ligatures w14:val="standardContextual"/>
         </w:rPr>
       </w:pPr>
-      <w:hyperlink w:anchor="_Toc232782118" w:history="1">
+      <w:hyperlink w:anchor="_Toc232786027" w:history="1">
         <w:r>
           <w:rPr>
             <w:rStyle w:val="Hyperlink"/>
@@ -3020,7 +3020,7 @@
             <w:noProof/>
             <w:webHidden/>
           </w:rPr>
-          <w:instrText xml:space="preserve"> PAGEREF _Toc232782118 \h </w:instrText>
+          <w:instrText xml:space="preserve"> PAGEREF _Toc232786027 \h </w:instrText>
         </w:r>
         <w:r>
           <w:rPr>
@@ -3064,7 +3064,7 @@
           <w14:ligatures w14:val="standardContextual"/>
         </w:rPr>
       </w:pPr>
-      <w:hyperlink w:anchor="_Toc232782119" w:history="1">
+      <w:hyperlink w:anchor="_Toc232786028" w:history="1">
         <w:r>
           <w:rPr>
             <w:rStyle w:val="Hyperlink"/>
@@ -3091,7 +3091,7 @@
             <w:noProof/>
             <w:webHidden/>
           </w:rPr>
-          <w:instrText xml:space="preserve"> PAGEREF _Toc232782119 \h </w:instrText>
+          <w:instrText xml:space="preserve"> PAGEREF _Toc232786028 \h </w:instrText>
         </w:r>
         <w:r>
           <w:rPr>
@@ -3135,7 +3135,7 @@
           <w14:ligatures w14:val="standardContextual"/>
         </w:rPr>
       </w:pPr>
-      <w:hyperlink w:anchor="_Toc232782120" w:history="1">
+      <w:hyperlink w:anchor="_Toc232786029" w:history="1">
         <w:r>
           <w:rPr>
             <w:rStyle w:val="Hyperlink"/>
@@ -3162,7 +3162,7 @@
             <w:noProof/>
             <w:webHidden/>
           </w:rPr>
-          <w:instrText xml:space="preserve"> PAGEREF _Toc232782120 \h </w:instrText>
+          <w:instrText xml:space="preserve"> PAGEREF _Toc232786029 \h </w:instrText>
         </w:r>
         <w:r>
           <w:rPr>
@@ -3206,7 +3206,7 @@
           <w14:ligatures w14:val="standardContextual"/>
         </w:rPr>
       </w:pPr>
-      <w:hyperlink w:anchor="_Toc232782121" w:history="1">
+      <w:hyperlink w:anchor="_Toc232786030" w:history="1">
         <w:r>
           <w:rPr>
             <w:rStyle w:val="Hyperlink"/>
@@ -3233,7 +3233,7 @@
             <w:noProof/>
             <w:webHidden/>
           </w:rPr>
-          <w:instrText xml:space="preserve"> PAGEREF _Toc232782121 \h </w:instrText>
+          <w:instrText xml:space="preserve"> PAGEREF _Toc232786030 \h </w:instrText>
         </w:r>
         <w:r>
           <w:rPr>
@@ -3277,7 +3277,7 @@
           <w14:ligatures w14:val="standardContextual"/>
         </w:rPr>
       </w:pPr>
-      <w:hyperlink w:anchor="_Toc232782122" w:history="1">
+      <w:hyperlink w:anchor="_Toc232786031" w:history="1">
         <w:r>
           <w:rPr>
             <w:rStyle w:val="Hyperlink"/>
@@ -3304,7 +3304,7 @@
             <w:noProof/>
             <w:webHidden/>
           </w:rPr>
-          <w:instrText xml:space="preserve"> PAGEREF _Toc232782122 \h </w:instrText>
+          <w:instrText xml:space="preserve"> PAGEREF _Toc232786031 \h </w:instrText>
         </w:r>
         <w:r>
           <w:rPr>
@@ -3348,7 +3348,7 @@
           <w14:ligatures w14:val="standardContextual"/>
         </w:rPr>
       </w:pPr>
-      <w:hyperlink w:anchor="_Toc232782123" w:history="1">
+      <w:hyperlink w:anchor="_Toc232786032" w:history="1">
         <w:r>
           <w:rPr>
             <w:rStyle w:val="Hyperlink"/>
@@ -3375,7 +3375,7 @@
             <w:noProof/>
             <w:webHidden/>
           </w:rPr>
-          <w:instrText xml:space="preserve"> PAGEREF _Toc232782123 \h </w:instrText>
+          <w:instrText xml:space="preserve"> PAGEREF _Toc232786032 \h </w:instrText>
         </w:r>
         <w:r>
           <w:rPr>
@@ -3419,7 +3419,7 @@
           <w14:ligatures w14:val="standardContextual"/>
         </w:rPr>
       </w:pPr>
-      <w:hyperlink w:anchor="_Toc232782124" w:history="1">
+      <w:hyperlink w:anchor="_Toc232786033" w:history="1">
         <w:r>
           <w:rPr>
             <w:rStyle w:val="Hyperlink"/>
@@ -3446,7 +3446,7 @@
             <w:noProof/>
             <w:webHidden/>
           </w:rPr>
-          <w:instrText xml:space="preserve"> PAGEREF _Toc232782124 \h </w:instrText>
+          <w:instrText xml:space="preserve"> PAGEREF _Toc232786033 \h </w:instrText>
         </w:r>
         <w:r>
           <w:rPr>
@@ -3492,7 +3492,7 @@
           <w14:ligatures w14:val="standardContextual"/>
         </w:rPr>
       </w:pPr>
-      <w:hyperlink w:anchor="_Toc232782125" w:history="1">
+      <w:hyperlink w:anchor="_Toc232786034" w:history="1">
         <w:r>
           <w:rPr>
             <w:rStyle w:val="Hyperlink"/>
@@ -3519,7 +3519,7 @@
             <w:noProof/>
             <w:webHidden/>
           </w:rPr>
-          <w:instrText xml:space="preserve"> PAGEREF _Toc232782125 \h </w:instrText>
+          <w:instrText xml:space="preserve"> PAGEREF _Toc232786034 \h </w:instrText>
         </w:r>
         <w:r>
           <w:rPr>
@@ -3563,7 +3563,7 @@
           <w14:ligatures w14:val="standardContextual"/>
         </w:rPr>
       </w:pPr>
-      <w:hyperlink w:anchor="_Toc232782126" w:history="1">
+      <w:hyperlink w:anchor="_Toc232786035" w:history="1">
         <w:r>
           <w:rPr>
             <w:rStyle w:val="Hyperlink"/>
@@ -3590,7 +3590,7 @@
             <w:noProof/>
             <w:webHidden/>
           </w:rPr>
-          <w:instrText xml:space="preserve"> PAGEREF _Toc232782126 \h </w:instrText>
+          <w:instrText xml:space="preserve"> PAGEREF _Toc232786035 \h </w:instrText>
         </w:r>
         <w:r>
           <w:rPr>
@@ -3634,7 +3634,7 @@
           <w14:ligatures w14:val="standardContextual"/>
         </w:rPr>
       </w:pPr>
-      <w:hyperlink w:anchor="_Toc232782127" w:history="1">
+      <w:hyperlink w:anchor="_Toc232786036" w:history="1">
         <w:r>
           <w:rPr>
             <w:rStyle w:val="Hyperlink"/>
@@ -3661,7 +3661,7 @@
             <w:noProof/>
             <w:webHidden/>
           </w:rPr>
-          <w:instrText xml:space="preserve"> PAGEREF _Toc232782127 \h </w:instrText>
+          <w:instrText xml:space="preserve"> PAGEREF _Toc232786036 \h </w:instrText>
         </w:r>
         <w:r>
           <w:rPr>
@@ -3705,7 +3705,7 @@
           <w14:ligatures w14:val="standardContextual"/>
         </w:rPr>
       </w:pPr>
-      <w:hyperlink w:anchor="_Toc232782128" w:history="1">
+      <w:hyperlink w:anchor="_Toc232786037" w:history="1">
         <w:r>
           <w:rPr>
             <w:rStyle w:val="Hyperlink"/>
@@ -3732,7 +3732,7 @@
             <w:noProof/>
             <w:webHidden/>
           </w:rPr>
-          <w:instrText xml:space="preserve"> PAGEREF _Toc232782128 \h </w:instrText>
+          <w:instrText xml:space="preserve"> PAGEREF _Toc232786037 \h </w:instrText>
         </w:r>
         <w:r>
           <w:rPr>
@@ -3776,7 +3776,7 @@
           <w14:ligatures w14:val="standardContextual"/>
         </w:rPr>
       </w:pPr>
-      <w:hyperlink w:anchor="_Toc232782129" w:history="1">
+      <w:hyperlink w:anchor="_Toc232786038" w:history="1">
         <w:r>
           <w:rPr>
             <w:rStyle w:val="Hyperlink"/>
@@ -3803,7 +3803,7 @@
             <w:noProof/>
             <w:webHidden/>
           </w:rPr>
-          <w:instrText xml:space="preserve"> PAGEREF _Toc232782129 \h </w:instrText>
+          <w:instrText xml:space="preserve"> PAGEREF _Toc232786038 \h </w:instrText>
         </w:r>
         <w:r>
           <w:rPr>
@@ -3847,7 +3847,7 @@
           <w14:ligatures w14:val="standardContextual"/>
         </w:rPr>
       </w:pPr>
-      <w:hyperlink w:anchor="_Toc232782130" w:history="1">
+      <w:hyperlink w:anchor="_Toc232786039" w:history="1">
         <w:r>
           <w:rPr>
             <w:rStyle w:val="Hyperlink"/>
@@ -3874,7 +3874,7 @@
             <w:noProof/>
             <w:webHidden/>
           </w:rPr>
-          <w:instrText xml:space="preserve"> PAGEREF _Toc232782130 \h </w:instrText>
+          <w:instrText xml:space="preserve"> PAGEREF _Toc232786039 \h </w:instrText>
         </w:r>
         <w:r>
           <w:rPr>
@@ -3918,7 +3918,7 @@
           <w14:ligatures w14:val="standardContextual"/>
         </w:rPr>
       </w:pPr>
-      <w:hyperlink w:anchor="_Toc232782131" w:history="1">
+      <w:hyperlink w:anchor="_Toc232786040" w:history="1">
         <w:r>
           <w:rPr>
             <w:rStyle w:val="Hyperlink"/>
@@ -3945,7 +3945,7 @@
             <w:noProof/>
             <w:webHidden/>
           </w:rPr>
-          <w:instrText xml:space="preserve"> PAGEREF _Toc232782131 \h </w:instrText>
+          <w:instrText xml:space="preserve"> PAGEREF _Toc232786040 \h </w:instrText>
         </w:r>
         <w:r>
           <w:rPr>
@@ -3989,7 +3989,7 @@
           <w14:ligatures w14:val="standardContextual"/>
         </w:rPr>
       </w:pPr>
-      <w:hyperlink w:anchor="_Toc232782132" w:history="1">
+      <w:hyperlink w:anchor="_Toc232786041" w:history="1">
         <w:r>
           <w:rPr>
             <w:rStyle w:val="Hyperlink"/>
@@ -4016,7 +4016,7 @@
             <w:noProof/>
             <w:webHidden/>
           </w:rPr>
-          <w:instrText xml:space="preserve"> PAGEREF _Toc232782132 \h </w:instrText>
+          <w:instrText xml:space="preserve"> PAGEREF _Toc232786041 \h </w:instrText>
         </w:r>
         <w:r>
           <w:rPr>
@@ -4060,7 +4060,7 @@
           <w14:ligatures w14:val="standardContextual"/>
         </w:rPr>
       </w:pPr>
-      <w:hyperlink w:anchor="_Toc232782133" w:history="1">
+      <w:hyperlink w:anchor="_Toc232786042" w:history="1">
         <w:r>
           <w:rPr>
             <w:rStyle w:val="Hyperlink"/>
@@ -4087,7 +4087,7 @@
             <w:noProof/>
             <w:webHidden/>
           </w:rPr>
-          <w:instrText xml:space="preserve"> PAGEREF _Toc232782133 \h </w:instrText>
+          <w:instrText xml:space="preserve"> PAGEREF _Toc232786042 \h </w:instrText>
         </w:r>
         <w:r>
           <w:rPr>
@@ -4131,7 +4131,7 @@
           <w14:ligatures w14:val="standardContextual"/>
         </w:rPr>
       </w:pPr>
-      <w:hyperlink w:anchor="_Toc232782134" w:history="1">
+      <w:hyperlink w:anchor="_Toc232786043" w:history="1">
         <w:r>
           <w:rPr>
             <w:rStyle w:val="Hyperlink"/>
@@ -4158,7 +4158,7 @@
             <w:noProof/>
             <w:webHidden/>
           </w:rPr>
-          <w:instrText xml:space="preserve"> PAGEREF _Toc232782134 \h </w:instrText>
+          <w:instrText xml:space="preserve"> PAGEREF _Toc232786043 \h </w:instrText>
         </w:r>
         <w:r>
           <w:rPr>
@@ -4204,7 +4204,7 @@
           <w14:ligatures w14:val="standardContextual"/>
         </w:rPr>
       </w:pPr>
-      <w:hyperlink w:anchor="_Toc232782135" w:history="1">
+      <w:hyperlink w:anchor="_Toc232786044" w:history="1">
         <w:r>
           <w:rPr>
             <w:rStyle w:val="Hyperlink"/>
@@ -4231,7 +4231,7 @@
             <w:noProof/>
             <w:webHidden/>
           </w:rPr>
-          <w:instrText xml:space="preserve"> PAGEREF _Toc232782135 \h </w:instrText>
+          <w:instrText xml:space="preserve"> PAGEREF _Toc232786044 \h </w:instrText>
         </w:r>
         <w:r>
           <w:rPr>
@@ -4275,7 +4275,7 @@
           <w14:ligatures w14:val="standardContextual"/>
         </w:rPr>
       </w:pPr>
-      <w:hyperlink w:anchor="_Toc232782136" w:history="1">
+      <w:hyperlink w:anchor="_Toc232786045" w:history="1">
         <w:r>
           <w:rPr>
             <w:rStyle w:val="Hyperlink"/>
@@ -4302,7 +4302,7 @@
             <w:noProof/>
             <w:webHidden/>
           </w:rPr>
-          <w:instrText xml:space="preserve"> PAGEREF _Toc232782136 \h </w:instrText>
+          <w:instrText xml:space="preserve"> PAGEREF _Toc232786045 \h </w:instrText>
         </w:r>
         <w:r>
           <w:rPr>
@@ -4346,7 +4346,7 @@
           <w14:ligatures w14:val="standardContextual"/>
         </w:rPr>
       </w:pPr>
-      <w:hyperlink w:anchor="_Toc232782137" w:history="1">
+      <w:hyperlink w:anchor="_Toc232786046" w:history="1">
         <w:r>
           <w:rPr>
             <w:rStyle w:val="Hyperlink"/>
@@ -4373,7 +4373,7 @@
             <w:noProof/>
             <w:webHidden/>
           </w:rPr>
-          <w:instrText xml:space="preserve"> PAGEREF _Toc232782137 \h </w:instrText>
+          <w:instrText xml:space="preserve"> PAGEREF _Toc232786046 \h </w:instrText>
         </w:r>
         <w:r>
           <w:rPr>
@@ -4417,7 +4417,7 @@
           <w14:ligatures w14:val="standardContextual"/>
         </w:rPr>
       </w:pPr>
-      <w:hyperlink w:anchor="_Toc232782138" w:history="1">
+      <w:hyperlink w:anchor="_Toc232786047" w:history="1">
         <w:r>
           <w:rPr>
             <w:rStyle w:val="Hyperlink"/>
@@ -4444,7 +4444,7 @@
             <w:noProof/>
             <w:webHidden/>
           </w:rPr>
-          <w:instrText xml:space="preserve"> PAGEREF _Toc232782138 \h </w:instrText>
+          <w:instrText xml:space="preserve"> PAGEREF _Toc232786047 \h </w:instrText>
         </w:r>
         <w:r>
           <w:rPr>
@@ -4488,7 +4488,7 @@
           <w14:ligatures w14:val="standardContextual"/>
         </w:rPr>
       </w:pPr>
-      <w:hyperlink w:anchor="_Toc232782139" w:history="1">
+      <w:hyperlink w:anchor="_Toc232786048" w:history="1">
         <w:r>
           <w:rPr>
             <w:rStyle w:val="Hyperlink"/>
@@ -4515,7 +4515,7 @@
             <w:noProof/>
             <w:webHidden/>
           </w:rPr>
-          <w:instrText xml:space="preserve"> PAGEREF _Toc232782139 \h </w:instrText>
+          <w:instrText xml:space="preserve"> PAGEREF _Toc232786048 \h </w:instrText>
         </w:r>
         <w:r>
           <w:rPr>
@@ -4559,7 +4559,7 @@
           <w14:ligatures w14:val="standardContextual"/>
         </w:rPr>
       </w:pPr>
-      <w:hyperlink w:anchor="_Toc232782140" w:history="1">
+      <w:hyperlink w:anchor="_Toc232786049" w:history="1">
         <w:r>
           <w:rPr>
             <w:rStyle w:val="Hyperlink"/>
@@ -4586,7 +4586,7 @@
             <w:noProof/>
             <w:webHidden/>
           </w:rPr>
-          <w:instrText xml:space="preserve"> PAGEREF _Toc232782140 \h </w:instrText>
+          <w:instrText xml:space="preserve"> PAGEREF _Toc232786049 \h </w:instrText>
         </w:r>
         <w:r>
           <w:rPr>
@@ -4632,7 +4632,7 @@
           <w14:ligatures w14:val="standardContextual"/>
         </w:rPr>
       </w:pPr>
-      <w:hyperlink w:anchor="_Toc232782141" w:history="1">
+      <w:hyperlink w:anchor="_Toc232786050" w:history="1">
         <w:r>
           <w:rPr>
             <w:rStyle w:val="Hyperlink"/>
@@ -4659,7 +4659,7 @@
             <w:noProof/>
             <w:webHidden/>
           </w:rPr>
-          <w:instrText xml:space="preserve"> PAGEREF _Toc232782141 \h </w:instrText>
+          <w:instrText xml:space="preserve"> PAGEREF _Toc232786050 \h </w:instrText>
         </w:r>
         <w:r>
           <w:rPr>
@@ -4703,7 +4703,7 @@
           <w14:ligatures w14:val="standardContextual"/>
         </w:rPr>
       </w:pPr>
-      <w:hyperlink w:anchor="_Toc232782142" w:history="1">
+      <w:hyperlink w:anchor="_Toc232786051" w:history="1">
         <w:r>
           <w:rPr>
             <w:rStyle w:val="Hyperlink"/>
@@ -4730,7 +4730,7 @@
             <w:noProof/>
             <w:webHidden/>
           </w:rPr>
-          <w:instrText xml:space="preserve"> PAGEREF _Toc232782142 \h </w:instrText>
+          <w:instrText xml:space="preserve"> PAGEREF _Toc232786051 \h </w:instrText>
         </w:r>
         <w:r>
           <w:rPr>
@@ -4776,7 +4776,7 @@
           <w14:ligatures w14:val="standardContextual"/>
         </w:rPr>
       </w:pPr>
-      <w:hyperlink w:anchor="_Toc232782143" w:history="1">
+      <w:hyperlink w:anchor="_Toc232786052" w:history="1">
         <w:r>
           <w:rPr>
             <w:rStyle w:val="Hyperlink"/>
@@ -4803,7 +4803,7 @@
             <w:noProof/>
             <w:webHidden/>
           </w:rPr>
-          <w:instrText xml:space="preserve"> PAGEREF _Toc232782143 \h </w:instrText>
+          <w:instrText xml:space="preserve"> PAGEREF _Toc232786052 \h </w:instrText>
         </w:r>
         <w:r>
           <w:rPr>
@@ -4879,7 +4879,7 @@
           <w:r>
             <w:fldChar w:fldCharType="separate"/>
           </w:r>
-          <w:hyperlink w:anchor="_Toc232782144" w:history="1">
+          <w:hyperlink w:anchor="_Toc232786053" w:history="1">
             <w:r>
               <w:rPr>
                 <w:rStyle w:val="Hyperlink"/>
@@ -4906,7 +4906,7 @@
                 <w:noProof/>
                 <w:webHidden/>
               </w:rPr>
-              <w:instrText xml:space="preserve"> PAGEREF _Toc232782144 \h </w:instrText>
+              <w:instrText xml:space="preserve"> PAGEREF _Toc232786053 \h </w:instrText>
             </w:r>
             <w:r>
               <w:rPr>
@@ -4950,7 +4950,7 @@
               <w14:ligatures w14:val="standardContextual"/>
             </w:rPr>
           </w:pPr>
-          <w:hyperlink w:anchor="_Toc232782145" w:history="1">
+          <w:hyperlink w:anchor="_Toc232786054" w:history="1">
             <w:r>
               <w:rPr>
                 <w:rStyle w:val="Hyperlink"/>
@@ -4977,7 +4977,7 @@
                 <w:noProof/>
                 <w:webHidden/>
               </w:rPr>
-              <w:instrText xml:space="preserve"> PAGEREF _Toc232782145 \h </w:instrText>
+              <w:instrText xml:space="preserve"> PAGEREF _Toc232786054 \h </w:instrText>
             </w:r>
             <w:r>
               <w:rPr>
@@ -5021,7 +5021,7 @@
               <w14:ligatures w14:val="standardContextual"/>
             </w:rPr>
           </w:pPr>
-          <w:hyperlink w:anchor="_Toc232782146" w:history="1">
+          <w:hyperlink w:anchor="_Toc232786055" w:history="1">
             <w:r>
               <w:rPr>
                 <w:rStyle w:val="Hyperlink"/>
@@ -5048,7 +5048,7 @@
                 <w:noProof/>
                 <w:webHidden/>
               </w:rPr>
-              <w:instrText xml:space="preserve"> PAGEREF _Toc232782146 \h </w:instrText>
+              <w:instrText xml:space="preserve"> PAGEREF _Toc232786055 \h </w:instrText>
             </w:r>
             <w:r>
               <w:rPr>
@@ -5092,7 +5092,7 @@
               <w14:ligatures w14:val="standardContextual"/>
             </w:rPr>
           </w:pPr>
-          <w:hyperlink w:anchor="_Toc232782147" w:history="1">
+          <w:hyperlink w:anchor="_Toc232786056" w:history="1">
             <w:r>
               <w:rPr>
                 <w:rStyle w:val="Hyperlink"/>
@@ -5119,7 +5119,7 @@
                 <w:noProof/>
                 <w:webHidden/>
               </w:rPr>
-              <w:instrText xml:space="preserve"> PAGEREF _Toc232782147 \h </w:instrText>
+              <w:instrText xml:space="preserve"> PAGEREF _Toc232786056 \h </w:instrText>
             </w:r>
             <w:r>
               <w:rPr>
@@ -5163,7 +5163,7 @@
               <w14:ligatures w14:val="standardContextual"/>
             </w:rPr>
           </w:pPr>
-          <w:hyperlink w:anchor="_Toc232782148" w:history="1">
+          <w:hyperlink w:anchor="_Toc232786057" w:history="1">
             <w:r>
               <w:rPr>
                 <w:rStyle w:val="Hyperlink"/>
@@ -5190,7 +5190,7 @@
                 <w:noProof/>
                 <w:webHidden/>
               </w:rPr>
-              <w:instrText xml:space="preserve"> PAGEREF _Toc232782148 \h </w:instrText>
+              <w:instrText xml:space="preserve"> PAGEREF _Toc232786057 \h </w:instrText>
             </w:r>
             <w:r>
               <w:rPr>
@@ -5236,7 +5236,7 @@
               <w14:ligatures w14:val="standardContextual"/>
             </w:rPr>
           </w:pPr>
-          <w:hyperlink w:anchor="_Toc232782149" w:history="1">
+          <w:hyperlink w:anchor="_Toc232786058" w:history="1">
             <w:r>
               <w:rPr>
                 <w:rStyle w:val="Hyperlink"/>
@@ -5263,7 +5263,7 @@
                 <w:noProof/>
                 <w:webHidden/>
               </w:rPr>
-              <w:instrText xml:space="preserve"> PAGEREF _Toc232782149 \h </w:instrText>
+              <w:instrText xml:space="preserve"> PAGEREF _Toc232786058 \h </w:instrText>
             </w:r>
             <w:r>
               <w:rPr>
@@ -5307,7 +5307,7 @@
               <w14:ligatures w14:val="standardContextual"/>
             </w:rPr>
           </w:pPr>
-          <w:hyperlink w:anchor="_Toc232782150" w:history="1">
+          <w:hyperlink w:anchor="_Toc232786059" w:history="1">
             <w:r>
               <w:rPr>
                 <w:rStyle w:val="Hyperlink"/>
@@ -5334,7 +5334,7 @@
                 <w:noProof/>
                 <w:webHidden/>
               </w:rPr>
-              <w:instrText xml:space="preserve"> PAGEREF _Toc232782150 \h </w:instrText>
+              <w:instrText xml:space="preserve"> PAGEREF _Toc232786059 \h </w:instrText>
             </w:r>
             <w:r>
               <w:rPr>
@@ -5378,7 +5378,7 @@
               <w14:ligatures w14:val="standardContextual"/>
             </w:rPr>
           </w:pPr>
-          <w:hyperlink w:anchor="_Toc232782151" w:history="1">
+          <w:hyperlink w:anchor="_Toc232786060" w:history="1">
             <w:r>
               <w:rPr>
                 <w:rStyle w:val="Hyperlink"/>
@@ -5405,7 +5405,7 @@
                 <w:noProof/>
                 <w:webHidden/>
               </w:rPr>
-              <w:instrText xml:space="preserve"> PAGEREF _Toc232782151 \h </w:instrText>
+              <w:instrText xml:space="preserve"> PAGEREF _Toc232786060 \h </w:instrText>
             </w:r>
             <w:r>
               <w:rPr>
@@ -5449,7 +5449,7 @@
               <w14:ligatures w14:val="standardContextual"/>
             </w:rPr>
           </w:pPr>
-          <w:hyperlink w:anchor="_Toc232782152" w:history="1">
+          <w:hyperlink w:anchor="_Toc232786061" w:history="1">
             <w:r>
               <w:rPr>
                 <w:rStyle w:val="Hyperlink"/>
@@ -5476,7 +5476,7 @@
                 <w:noProof/>
                 <w:webHidden/>
               </w:rPr>
-              <w:instrText xml:space="preserve"> PAGEREF _Toc232782152 \h </w:instrText>
+              <w:instrText xml:space="preserve"> PAGEREF _Toc232786061 \h </w:instrText>
             </w:r>
             <w:r>
               <w:rPr>
@@ -5520,7 +5520,7 @@
               <w14:ligatures w14:val="standardContextual"/>
             </w:rPr>
           </w:pPr>
-          <w:hyperlink w:anchor="_Toc232782153" w:history="1">
+          <w:hyperlink w:anchor="_Toc232786062" w:history="1">
             <w:r>
               <w:rPr>
                 <w:rStyle w:val="Hyperlink"/>
@@ -5547,7 +5547,7 @@
                 <w:noProof/>
                 <w:webHidden/>
               </w:rPr>
-              <w:instrText xml:space="preserve"> PAGEREF _Toc232782153 \h </w:instrText>
+              <w:instrText xml:space="preserve"> PAGEREF _Toc232786062 \h </w:instrText>
             </w:r>
             <w:r>
               <w:rPr>
@@ -5593,7 +5593,7 @@
               <w14:ligatures w14:val="standardContextual"/>
             </w:rPr>
           </w:pPr>
-          <w:hyperlink w:anchor="_Toc232782154" w:history="1">
+          <w:hyperlink w:anchor="_Toc232786063" w:history="1">
             <w:r>
               <w:rPr>
                 <w:rStyle w:val="Hyperlink"/>
@@ -5620,7 +5620,7 @@
                 <w:noProof/>
                 <w:webHidden/>
               </w:rPr>
-              <w:instrText xml:space="preserve"> PAGEREF _Toc232782154 \h </w:instrText>
+              <w:instrText xml:space="preserve"> PAGEREF _Toc232786063 \h </w:instrText>
             </w:r>
             <w:r>
               <w:rPr>
@@ -5664,7 +5664,7 @@
               <w14:ligatures w14:val="standardContextual"/>
             </w:rPr>
           </w:pPr>
-          <w:hyperlink w:anchor="_Toc232782155" w:history="1">
+          <w:hyperlink w:anchor="_Toc232786064" w:history="1">
             <w:r>
               <w:rPr>
                 <w:rStyle w:val="Hyperlink"/>
@@ -5691,7 +5691,7 @@
                 <w:noProof/>
                 <w:webHidden/>
               </w:rPr>
-              <w:instrText xml:space="preserve"> PAGEREF _Toc232782155 \h </w:instrText>
+              <w:instrText xml:space="preserve"> PAGEREF _Toc232786064 \h </w:instrText>
             </w:r>
             <w:r>
               <w:rPr>
@@ -5735,7 +5735,7 @@
               <w14:ligatures w14:val="standardContextual"/>
             </w:rPr>
           </w:pPr>
-          <w:hyperlink w:anchor="_Toc232782156" w:history="1">
+          <w:hyperlink w:anchor="_Toc232786065" w:history="1">
             <w:r>
               <w:rPr>
                 <w:rStyle w:val="Hyperlink"/>
@@ -5762,7 +5762,7 @@
                 <w:noProof/>
                 <w:webHidden/>
               </w:rPr>
-              <w:instrText xml:space="preserve"> PAGEREF _Toc232782156 \h </w:instrText>
+              <w:instrText xml:space="preserve"> PAGEREF _Toc232786065 \h </w:instrText>
             </w:r>
             <w:r>
               <w:rPr>
@@ -5806,7 +5806,7 @@
               <w14:ligatures w14:val="standardContextual"/>
             </w:rPr>
           </w:pPr>
-          <w:hyperlink w:anchor="_Toc232782157" w:history="1">
+          <w:hyperlink w:anchor="_Toc232786066" w:history="1">
             <w:r>
               <w:rPr>
                 <w:rStyle w:val="Hyperlink"/>
@@ -5833,7 +5833,7 @@
                 <w:noProof/>
                 <w:webHidden/>
               </w:rPr>
-              <w:instrText xml:space="preserve"> PAGEREF _Toc232782157 \h </w:instrText>
+              <w:instrText xml:space="preserve"> PAGEREF _Toc232786066 \h </w:instrText>
             </w:r>
             <w:r>
               <w:rPr>
@@ -5877,7 +5877,7 @@
               <w14:ligatures w14:val="standardContextual"/>
             </w:rPr>
           </w:pPr>
-          <w:hyperlink w:anchor="_Toc232782158" w:history="1">
+          <w:hyperlink w:anchor="_Toc232786067" w:history="1">
             <w:r>
               <w:rPr>
                 <w:rStyle w:val="Hyperlink"/>
@@ -5904,7 +5904,7 @@
                 <w:noProof/>
                 <w:webHidden/>
               </w:rPr>
-              <w:instrText xml:space="preserve"> PAGEREF _Toc232782158 \h </w:instrText>
+              <w:instrText xml:space="preserve"> PAGEREF _Toc232786067 \h </w:instrText>
             </w:r>
             <w:r>
               <w:rPr>
@@ -5948,7 +5948,7 @@
               <w14:ligatures w14:val="standardContextual"/>
             </w:rPr>
           </w:pPr>
-          <w:hyperlink w:anchor="_Toc232782159" w:history="1">
+          <w:hyperlink w:anchor="_Toc232786068" w:history="1">
             <w:r>
               <w:rPr>
                 <w:rStyle w:val="Hyperlink"/>
@@ -5975,7 +5975,7 @@
                 <w:noProof/>
                 <w:webHidden/>
               </w:rPr>
-              <w:instrText xml:space="preserve"> PAGEREF _Toc232782159 \h </w:instrText>
+              <w:instrText xml:space="preserve"> PAGEREF _Toc232786068 \h </w:instrText>
             </w:r>
             <w:r>
               <w:rPr>
@@ -6019,7 +6019,7 @@
               <w14:ligatures w14:val="standardContextual"/>
             </w:rPr>
           </w:pPr>
-          <w:hyperlink w:anchor="_Toc232782160" w:history="1">
+          <w:hyperlink w:anchor="_Toc232786069" w:history="1">
             <w:r>
               <w:rPr>
                 <w:rStyle w:val="Hyperlink"/>
@@ -6046,7 +6046,7 @@
                 <w:noProof/>
                 <w:webHidden/>
               </w:rPr>
-              <w:instrText xml:space="preserve"> PAGEREF _Toc232782160 \h </w:instrText>
+              <w:instrText xml:space="preserve"> PAGEREF _Toc232786069 \h </w:instrText>
             </w:r>
             <w:r>
               <w:rPr>
@@ -6090,7 +6090,7 @@
               <w14:ligatures w14:val="standardContextual"/>
             </w:rPr>
           </w:pPr>
-          <w:hyperlink w:anchor="_Toc232782161" w:history="1">
+          <w:hyperlink w:anchor="_Toc232786070" w:history="1">
             <w:r>
               <w:rPr>
                 <w:rStyle w:val="Hyperlink"/>
@@ -6117,7 +6117,7 @@
                 <w:noProof/>
                 <w:webHidden/>
               </w:rPr>
-              <w:instrText xml:space="preserve"> PAGEREF _Toc232782161 \h </w:instrText>
+              <w:instrText xml:space="preserve"> PAGEREF _Toc232786070 \h </w:instrText>
             </w:r>
             <w:r>
               <w:rPr>
@@ -6163,7 +6163,7 @@
               <w14:ligatures w14:val="standardContextual"/>
             </w:rPr>
           </w:pPr>
-          <w:hyperlink w:anchor="_Toc232782162" w:history="1">
+          <w:hyperlink w:anchor="_Toc232786071" w:history="1">
             <w:r>
               <w:rPr>
                 <w:rStyle w:val="Hyperlink"/>
@@ -6190,7 +6190,7 @@
                 <w:noProof/>
                 <w:webHidden/>
               </w:rPr>
-              <w:instrText xml:space="preserve"> PAGEREF _Toc232782162 \h </w:instrText>
+              <w:instrText xml:space="preserve"> PAGEREF _Toc232786071 \h </w:instrText>
             </w:r>
             <w:r>
               <w:rPr>
@@ -6234,7 +6234,7 @@
               <w14:ligatures w14:val="standardContextual"/>
             </w:rPr>
           </w:pPr>
-          <w:hyperlink w:anchor="_Toc232782163" w:history="1">
+          <w:hyperlink w:anchor="_Toc232786072" w:history="1">
             <w:r>
               <w:rPr>
                 <w:rStyle w:val="Hyperlink"/>
@@ -6261,7 +6261,7 @@
                 <w:noProof/>
                 <w:webHidden/>
               </w:rPr>
-              <w:instrText xml:space="preserve"> PAGEREF _Toc232782163 \h </w:instrText>
+              <w:instrText xml:space="preserve"> PAGEREF _Toc232786072 \h </w:instrText>
             </w:r>
             <w:r>
               <w:rPr>
@@ -6305,7 +6305,7 @@
               <w14:ligatures w14:val="standardContextual"/>
             </w:rPr>
           </w:pPr>
-          <w:hyperlink w:anchor="_Toc232782164" w:history="1">
+          <w:hyperlink w:anchor="_Toc232786073" w:history="1">
             <w:r>
               <w:rPr>
                 <w:rStyle w:val="Hyperlink"/>
@@ -6332,7 +6332,7 @@
                 <w:noProof/>
                 <w:webHidden/>
               </w:rPr>
-              <w:instrText xml:space="preserve"> PAGEREF _Toc232782164 \h </w:instrText>
+              <w:instrText xml:space="preserve"> PAGEREF _Toc232786073 \h </w:instrText>
             </w:r>
             <w:r>
               <w:rPr>
@@ -6376,7 +6376,7 @@
               <w14:ligatures w14:val="standardContextual"/>
             </w:rPr>
           </w:pPr>
-          <w:hyperlink w:anchor="_Toc232782165" w:history="1">
+          <w:hyperlink w:anchor="_Toc232786074" w:history="1">
             <w:r>
               <w:rPr>
                 <w:rStyle w:val="Hyperlink"/>
@@ -6403,7 +6403,7 @@
                 <w:noProof/>
                 <w:webHidden/>
               </w:rPr>
-              <w:instrText xml:space="preserve"> PAGEREF _Toc232782165 \h </w:instrText>
+              <w:instrText xml:space="preserve"> PAGEREF _Toc232786074 \h </w:instrText>
             </w:r>
             <w:r>
               <w:rPr>
@@ -6447,7 +6447,7 @@
               <w14:ligatures w14:val="standardContextual"/>
             </w:rPr>
           </w:pPr>
-          <w:hyperlink w:anchor="_Toc232782166" w:history="1">
+          <w:hyperlink w:anchor="_Toc232786075" w:history="1">
             <w:r>
               <w:rPr>
                 <w:rStyle w:val="Hyperlink"/>
@@ -6474,7 +6474,7 @@
                 <w:noProof/>
                 <w:webHidden/>
               </w:rPr>
-              <w:instrText xml:space="preserve"> PAGEREF _Toc232782166 \h </w:instrText>
+              <w:instrText xml:space="preserve"> PAGEREF _Toc232786075 \h </w:instrText>
             </w:r>
             <w:r>
               <w:rPr>
@@ -6518,7 +6518,7 @@
               <w14:ligatures w14:val="standardContextual"/>
             </w:rPr>
           </w:pPr>
-          <w:hyperlink w:anchor="_Toc232782167" w:history="1">
+          <w:hyperlink w:anchor="_Toc232786076" w:history="1">
             <w:r>
               <w:rPr>
                 <w:rStyle w:val="Hyperlink"/>
@@ -6545,7 +6545,7 @@
                 <w:noProof/>
                 <w:webHidden/>
               </w:rPr>
-              <w:instrText xml:space="preserve"> PAGEREF _Toc232782167 \h </w:instrText>
+              <w:instrText xml:space="preserve"> PAGEREF _Toc232786076 \h </w:instrText>
             </w:r>
             <w:r>
               <w:rPr>
@@ -6589,7 +6589,7 @@
               <w14:ligatures w14:val="standardContextual"/>
             </w:rPr>
           </w:pPr>
-          <w:hyperlink w:anchor="_Toc232782168" w:history="1">
+          <w:hyperlink w:anchor="_Toc232786077" w:history="1">
             <w:r>
               <w:rPr>
                 <w:rStyle w:val="Hyperlink"/>
@@ -6616,7 +6616,7 @@
                 <w:noProof/>
                 <w:webHidden/>
               </w:rPr>
-              <w:instrText xml:space="preserve"> PAGEREF _Toc232782168 \h </w:instrText>
+              <w:instrText xml:space="preserve"> PAGEREF _Toc232786077 \h </w:instrText>
             </w:r>
             <w:r>
               <w:rPr>
@@ -6660,7 +6660,7 @@
               <w14:ligatures w14:val="standardContextual"/>
             </w:rPr>
           </w:pPr>
-          <w:hyperlink w:anchor="_Toc232782169" w:history="1">
+          <w:hyperlink w:anchor="_Toc232786078" w:history="1">
             <w:r>
               <w:rPr>
                 <w:rStyle w:val="Hyperlink"/>
@@ -6687,7 +6687,7 @@
                 <w:noProof/>
                 <w:webHidden/>
               </w:rPr>
-              <w:instrText xml:space="preserve"> PAGEREF _Toc232782169 \h </w:instrText>
+              <w:instrText xml:space="preserve"> PAGEREF _Toc232786078 \h </w:instrText>
             </w:r>
             <w:r>
               <w:rPr>
@@ -6731,7 +6731,7 @@
               <w14:ligatures w14:val="standardContextual"/>
             </w:rPr>
           </w:pPr>
-          <w:hyperlink w:anchor="_Toc232782170" w:history="1">
+          <w:hyperlink w:anchor="_Toc232786079" w:history="1">
             <w:r>
               <w:rPr>
                 <w:rStyle w:val="Hyperlink"/>
@@ -6758,7 +6758,7 @@
                 <w:noProof/>
                 <w:webHidden/>
               </w:rPr>
-              <w:instrText xml:space="preserve"> PAGEREF _Toc232782170 \h </w:instrText>
+              <w:instrText xml:space="preserve"> PAGEREF _Toc232786079 \h </w:instrText>
             </w:r>
             <w:r>
               <w:rPr>
@@ -6802,7 +6802,7 @@
               <w14:ligatures w14:val="standardContextual"/>
             </w:rPr>
           </w:pPr>
-          <w:hyperlink w:anchor="_Toc232782171" w:history="1">
+          <w:hyperlink w:anchor="_Toc232786080" w:history="1">
             <w:r>
               <w:rPr>
                 <w:rStyle w:val="Hyperlink"/>
@@ -6829,7 +6829,7 @@
                 <w:noProof/>
                 <w:webHidden/>
               </w:rPr>
-              <w:instrText xml:space="preserve"> PAGEREF _Toc232782171 \h </w:instrText>
+              <w:instrText xml:space="preserve"> PAGEREF _Toc232786080 \h </w:instrText>
             </w:r>
             <w:r>
               <w:rPr>
@@ -6875,7 +6875,7 @@
               <w14:ligatures w14:val="standardContextual"/>
             </w:rPr>
           </w:pPr>
-          <w:hyperlink w:anchor="_Toc232782172" w:history="1">
+          <w:hyperlink w:anchor="_Toc232786081" w:history="1">
             <w:r>
               <w:rPr>
                 <w:rStyle w:val="Hyperlink"/>
@@ -6902,7 +6902,7 @@
                 <w:noProof/>
                 <w:webHidden/>
               </w:rPr>
-              <w:instrText xml:space="preserve"> PAGEREF _Toc232782172 \h </w:instrText>
+              <w:instrText xml:space="preserve"> PAGEREF _Toc232786081 \h </w:instrText>
             </w:r>
             <w:r>
               <w:rPr>
@@ -6946,7 +6946,7 @@
               <w14:ligatures w14:val="standardContextual"/>
             </w:rPr>
           </w:pPr>
-          <w:hyperlink w:anchor="_Toc232782173" w:history="1">
+          <w:hyperlink w:anchor="_Toc232786082" w:history="1">
             <w:r>
               <w:rPr>
                 <w:rStyle w:val="Hyperlink"/>
@@ -6973,7 +6973,7 @@
                 <w:noProof/>
                 <w:webHidden/>
               </w:rPr>
-              <w:instrText xml:space="preserve"> PAGEREF _Toc232782173 \h </w:instrText>
+              <w:instrText xml:space="preserve"> PAGEREF _Toc232786082 \h </w:instrText>
             </w:r>
             <w:r>
               <w:rPr>
@@ -7017,7 +7017,7 @@
               <w14:ligatures w14:val="standardContextual"/>
             </w:rPr>
           </w:pPr>
-          <w:hyperlink w:anchor="_Toc232782174" w:history="1">
+          <w:hyperlink w:anchor="_Toc232786083" w:history="1">
             <w:r>
               <w:rPr>
                 <w:rStyle w:val="Hyperlink"/>
@@ -7044,7 +7044,7 @@
                 <w:noProof/>
                 <w:webHidden/>
               </w:rPr>
-              <w:instrText xml:space="preserve"> PAGEREF _Toc232782174 \h </w:instrText>
+              <w:instrText xml:space="preserve"> PAGEREF _Toc232786083 \h </w:instrText>
             </w:r>
             <w:r>
               <w:rPr>
@@ -7088,7 +7088,7 @@
               <w14:ligatures w14:val="standardContextual"/>
             </w:rPr>
           </w:pPr>
-          <w:hyperlink w:anchor="_Toc232782175" w:history="1">
+          <w:hyperlink w:anchor="_Toc232786084" w:history="1">
             <w:r>
               <w:rPr>
                 <w:rStyle w:val="Hyperlink"/>
@@ -7115,7 +7115,7 @@
                 <w:noProof/>
                 <w:webHidden/>
               </w:rPr>
-              <w:instrText xml:space="preserve"> PAGEREF _Toc232782175 \h </w:instrText>
+              <w:instrText xml:space="preserve"> PAGEREF _Toc232786084 \h </w:instrText>
             </w:r>
             <w:r>
               <w:rPr>
@@ -7159,7 +7159,7 @@
               <w14:ligatures w14:val="standardContextual"/>
             </w:rPr>
           </w:pPr>
-          <w:hyperlink w:anchor="_Toc232782176" w:history="1">
+          <w:hyperlink w:anchor="_Toc232786085" w:history="1">
             <w:r>
               <w:rPr>
                 <w:rStyle w:val="Hyperlink"/>
@@ -7186,7 +7186,7 @@
                 <w:noProof/>
                 <w:webHidden/>
               </w:rPr>
-              <w:instrText xml:space="preserve"> PAGEREF _Toc232782176 \h </w:instrText>
+              <w:instrText xml:space="preserve"> PAGEREF _Toc232786085 \h </w:instrText>
             </w:r>
             <w:r>
               <w:rPr>
@@ -7230,7 +7230,7 @@
               <w14:ligatures w14:val="standardContextual"/>
             </w:rPr>
           </w:pPr>
-          <w:hyperlink w:anchor="_Toc232782177" w:history="1">
+          <w:hyperlink w:anchor="_Toc232786086" w:history="1">
             <w:r>
               <w:rPr>
                 <w:rStyle w:val="Hyperlink"/>
@@ -7257,7 +7257,7 @@
                 <w:noProof/>
                 <w:webHidden/>
               </w:rPr>
-              <w:instrText xml:space="preserve"> PAGEREF _Toc232782177 \h </w:instrText>
+              <w:instrText xml:space="preserve"> PAGEREF _Toc232786086 \h </w:instrText>
             </w:r>
             <w:r>
               <w:rPr>
@@ -7303,7 +7303,7 @@
               <w14:ligatures w14:val="standardContextual"/>
             </w:rPr>
           </w:pPr>
-          <w:hyperlink w:anchor="_Toc232782178" w:history="1">
+          <w:hyperlink w:anchor="_Toc232786087" w:history="1">
             <w:r>
               <w:rPr>
                 <w:rStyle w:val="Hyperlink"/>
@@ -7330,7 +7330,7 @@
                 <w:noProof/>
                 <w:webHidden/>
               </w:rPr>
-              <w:instrText xml:space="preserve"> PAGEREF _Toc232782178 \h </w:instrText>
+              <w:instrText xml:space="preserve"> PAGEREF _Toc232786087 \h </w:instrText>
             </w:r>
             <w:r>
               <w:rPr>
@@ -7374,7 +7374,7 @@
               <w14:ligatures w14:val="standardContextual"/>
             </w:rPr>
           </w:pPr>
-          <w:hyperlink w:anchor="_Toc232782179" w:history="1">
+          <w:hyperlink w:anchor="_Toc232786088" w:history="1">
             <w:r>
               <w:rPr>
                 <w:rStyle w:val="Hyperlink"/>
@@ -7401,7 +7401,7 @@
                 <w:noProof/>
                 <w:webHidden/>
               </w:rPr>
-              <w:instrText xml:space="preserve"> PAGEREF _Toc232782179 \h </w:instrText>
+              <w:instrText xml:space="preserve"> PAGEREF _Toc232786088 \h </w:instrText>
             </w:r>
             <w:r>
               <w:rPr>
@@ -7447,7 +7447,7 @@
               <w14:ligatures w14:val="standardContextual"/>
             </w:rPr>
           </w:pPr>
-          <w:hyperlink w:anchor="_Toc232782180" w:history="1">
+          <w:hyperlink w:anchor="_Toc232786089" w:history="1">
             <w:r>
               <w:rPr>
                 <w:rStyle w:val="Hyperlink"/>
@@ -7474,7 +7474,7 @@
                 <w:noProof/>
                 <w:webHidden/>
               </w:rPr>
-              <w:instrText xml:space="preserve"> PAGEREF _Toc232782180 \h </w:instrText>
+              <w:instrText xml:space="preserve"> PAGEREF _Toc232786089 \h </w:instrText>
             </w:r>
             <w:r>
               <w:rPr>
@@ -7520,13 +7520,6 @@
     <w:p>
       <w:pPr>
         <w:jc w:val="right"/>
-        <w:sectPr>
-          <w:headerReference w:type="default" r:id="rId21"/>
-          <w:footerReference w:type="default" r:id="rId22"/>
-          <w:pgSz w:w="11900" w:h="16840"/>
-          <w:pgMar w:top="1701" w:right="1134" w:bottom="1134" w:left="1701" w:header="1134" w:footer="1428" w:gutter="0"/>
-          <w:cols w:space="720"/>
-        </w:sectPr>
       </w:pPr>
     </w:p>
     <w:p>
@@ -7733,8 +7726,8 @@
         <w:jc w:val="right"/>
       </w:pPr>
       <w:bookmarkStart w:id="7" w:name="corpo"/>
-      <w:bookmarkStart w:id="8" w:name="_Toc232782107"/>
-      <w:bookmarkStart w:id="9" w:name="_Toc232782144"/>
+      <w:bookmarkStart w:id="8" w:name="_Toc232786016"/>
+      <w:bookmarkStart w:id="9" w:name="_Toc232786053"/>
       <w:r>
         <w:t>INTRODUÇÃO</w:t>
       </w:r>
@@ -7767,8 +7760,8 @@
         <w:spacing w:before="360" w:after="120" w:line="360" w:lineRule="auto"/>
         <w:ind w:left="0" w:firstLine="0"/>
       </w:pPr>
-      <w:bookmarkStart w:id="10" w:name="_Toc232782108"/>
-      <w:bookmarkStart w:id="11" w:name="_Toc232782145"/>
+      <w:bookmarkStart w:id="10" w:name="_Toc232786017"/>
+      <w:bookmarkStart w:id="11" w:name="_Toc232786054"/>
       <w:r>
         <w:t>1.1 Contextualização do projeto</w:t>
       </w:r>
@@ -7943,8 +7936,8 @@
         <w:spacing w:before="360" w:after="120" w:line="360" w:lineRule="auto"/>
         <w:ind w:left="0" w:firstLine="0"/>
       </w:pPr>
-      <w:bookmarkStart w:id="12" w:name="_Toc232782109"/>
-      <w:bookmarkStart w:id="13" w:name="_Toc232782146"/>
+      <w:bookmarkStart w:id="12" w:name="_Toc232786018"/>
+      <w:bookmarkStart w:id="13" w:name="_Toc232786055"/>
       <w:r>
         <w:t>1.2 Objetivos Gerais</w:t>
       </w:r>
@@ -8054,8 +8047,8 @@
         <w:spacing w:before="360" w:after="120" w:line="360" w:lineRule="auto"/>
         <w:ind w:left="0" w:firstLine="0"/>
       </w:pPr>
-      <w:bookmarkStart w:id="14" w:name="_Toc232782110"/>
-      <w:bookmarkStart w:id="15" w:name="_Toc232782147"/>
+      <w:bookmarkStart w:id="14" w:name="_Toc232786019"/>
+      <w:bookmarkStart w:id="15" w:name="_Toc232786056"/>
       <w:r>
         <w:t>1.3 Objetivos específicos</w:t>
       </w:r>
@@ -8158,8 +8151,8 @@
         <w:spacing w:before="360" w:after="120" w:line="360" w:lineRule="auto"/>
         <w:ind w:left="0" w:firstLine="0"/>
       </w:pPr>
-      <w:bookmarkStart w:id="16" w:name="_Toc232782111"/>
-      <w:bookmarkStart w:id="17" w:name="_Toc232782148"/>
+      <w:bookmarkStart w:id="16" w:name="_Toc232786020"/>
+      <w:bookmarkStart w:id="17" w:name="_Toc232786057"/>
       <w:r>
         <w:t>1.4 Justificativa do projeto</w:t>
       </w:r>
@@ -8418,8 +8411,8 @@
           <w:color w:val="000000"/>
         </w:rPr>
         <w:sectPr>
-          <w:headerReference w:type="default" r:id="rId23"/>
-          <w:footerReference w:type="default" r:id="rId24"/>
+          <w:headerReference w:type="default" r:id="rId21"/>
+          <w:footerReference w:type="default" r:id="rId22"/>
           <w:pgSz w:w="11900" w:h="16840"/>
           <w:pgMar w:top="1701" w:right="1134" w:bottom="1134" w:left="1701" w:header="1134" w:footer="1428" w:gutter="0"/>
           <w:cols w:space="720"/>
@@ -8656,8 +8649,8 @@
         <w:ind w:left="3870"/>
         <w:jc w:val="right"/>
       </w:pPr>
-      <w:bookmarkStart w:id="18" w:name="_Toc232782112"/>
-      <w:bookmarkStart w:id="19" w:name="_Toc232782149"/>
+      <w:bookmarkStart w:id="18" w:name="_Toc232786021"/>
+      <w:bookmarkStart w:id="19" w:name="_Toc232786058"/>
       <w:r>
         <w:t>FUNDAMENTAÇÃO TEÓRICA</w:t>
       </w:r>
@@ -8707,8 +8700,8 @@
         <w:spacing w:before="360" w:after="120" w:line="360" w:lineRule="auto"/>
         <w:ind w:left="0" w:firstLine="0"/>
       </w:pPr>
-      <w:bookmarkStart w:id="20" w:name="_Toc232782113"/>
-      <w:bookmarkStart w:id="21" w:name="_Toc232782150"/>
+      <w:bookmarkStart w:id="20" w:name="_Toc232786022"/>
+      <w:bookmarkStart w:id="21" w:name="_Toc232786059"/>
       <w:r>
         <w:t>2.1 Autenticação e Controle de Acesso</w:t>
       </w:r>
@@ -8925,8 +8918,8 @@
         <w:spacing w:before="360" w:after="120" w:line="360" w:lineRule="auto"/>
         <w:ind w:left="0" w:firstLine="0"/>
       </w:pPr>
-      <w:bookmarkStart w:id="22" w:name="_Toc232782114"/>
-      <w:bookmarkStart w:id="23" w:name="_Toc232782151"/>
+      <w:bookmarkStart w:id="22" w:name="_Toc232786023"/>
+      <w:bookmarkStart w:id="23" w:name="_Toc232786060"/>
       <w:r>
         <w:t>2.2 Autenticação Contextual e Adaptativa</w:t>
       </w:r>
@@ -9156,8 +9149,8 @@
         <w:spacing w:before="360" w:after="120" w:line="360" w:lineRule="auto"/>
         <w:ind w:left="0" w:firstLine="0"/>
       </w:pPr>
-      <w:bookmarkStart w:id="24" w:name="_Toc232782115"/>
-      <w:bookmarkStart w:id="25" w:name="_Toc232782152"/>
+      <w:bookmarkStart w:id="24" w:name="_Toc232786024"/>
+      <w:bookmarkStart w:id="25" w:name="_Toc232786061"/>
       <w:r>
         <w:t>2.3 Inteligência Artificial Aplicada à Detecção de Anomalias</w:t>
       </w:r>
@@ -9365,8 +9358,8 @@
         <w:spacing w:before="360" w:after="120" w:line="360" w:lineRule="auto"/>
         <w:ind w:left="0" w:firstLine="0"/>
       </w:pPr>
-      <w:bookmarkStart w:id="26" w:name="_Toc232782116"/>
-      <w:bookmarkStart w:id="27" w:name="_Toc232782153"/>
+      <w:bookmarkStart w:id="26" w:name="_Toc232786025"/>
+      <w:bookmarkStart w:id="27" w:name="_Toc232786062"/>
       <w:r>
         <w:t>2.4 Blockchain como Mecanismo de Integridade e Auditoria</w:t>
       </w:r>
@@ -9555,8 +9548,8 @@
           <w:color w:val="000000"/>
         </w:rPr>
         <w:sectPr>
-          <w:headerReference w:type="default" r:id="rId25"/>
-          <w:footerReference w:type="default" r:id="rId26"/>
+          <w:headerReference w:type="default" r:id="rId23"/>
+          <w:footerReference w:type="default" r:id="rId24"/>
           <w:pgSz w:w="11900" w:h="16840"/>
           <w:pgMar w:top="1701" w:right="1134" w:bottom="1134" w:left="1701" w:header="1134" w:footer="1428" w:gutter="0"/>
           <w:cols w:space="720"/>
@@ -9749,8 +9742,8 @@
         <w:spacing w:before="240" w:after="240" w:line="360" w:lineRule="auto"/>
         <w:jc w:val="right"/>
       </w:pPr>
-      <w:bookmarkStart w:id="28" w:name="_Toc232782117"/>
-      <w:bookmarkStart w:id="29" w:name="_Toc232782154"/>
+      <w:bookmarkStart w:id="28" w:name="_Toc232786026"/>
+      <w:bookmarkStart w:id="29" w:name="_Toc232786063"/>
       <w:r>
         <w:t>MOTOR DE INTELIGÊNCIA ARTIFICIAL: ARQUITETURA, TREINAMENTO E DECISÃO</w:t>
       </w:r>
@@ -9773,8 +9766,8 @@
         <w:spacing w:before="360" w:after="120" w:line="360" w:lineRule="auto"/>
         <w:ind w:left="0" w:firstLine="0"/>
       </w:pPr>
-      <w:bookmarkStart w:id="30" w:name="_Toc232782118"/>
-      <w:bookmarkStart w:id="31" w:name="_Toc232782155"/>
+      <w:bookmarkStart w:id="30" w:name="_Toc232786027"/>
+      <w:bookmarkStart w:id="31" w:name="_Toc232786064"/>
       <w:r>
         <w:t>3.1 Arquitetura do Ensemble de Modelos</w:t>
       </w:r>
@@ -9944,8 +9937,8 @@
         <w:spacing w:before="360" w:after="120" w:line="360" w:lineRule="auto"/>
         <w:ind w:left="0" w:firstLine="0"/>
       </w:pPr>
-      <w:bookmarkStart w:id="32" w:name="_Toc232782119"/>
-      <w:bookmarkStart w:id="33" w:name="_Toc232782156"/>
+      <w:bookmarkStart w:id="32" w:name="_Toc232786028"/>
+      <w:bookmarkStart w:id="33" w:name="_Toc232786065"/>
       <w:r>
         <w:t>3.2 Critérios Comportamentais (14 Dimensões)</w:t>
       </w:r>
@@ -10120,8 +10113,8 @@
         <w:spacing w:before="360" w:after="120" w:line="360" w:lineRule="auto"/>
         <w:ind w:left="0" w:firstLine="0"/>
       </w:pPr>
-      <w:bookmarkStart w:id="34" w:name="_Toc232782120"/>
-      <w:bookmarkStart w:id="35" w:name="_Toc232782157"/>
+      <w:bookmarkStart w:id="34" w:name="_Toc232786029"/>
+      <w:bookmarkStart w:id="35" w:name="_Toc232786066"/>
       <w:r>
         <w:lastRenderedPageBreak/>
         <w:t>3.3 Fundamentos do Treinamento de Modelos de IA</w:t>
@@ -10283,8 +10276,8 @@
         <w:spacing w:before="360" w:after="120" w:line="360" w:lineRule="auto"/>
         <w:ind w:left="0" w:firstLine="0"/>
       </w:pPr>
-      <w:bookmarkStart w:id="36" w:name="_Toc232782121"/>
-      <w:bookmarkStart w:id="37" w:name="_Toc232782158"/>
+      <w:bookmarkStart w:id="36" w:name="_Toc232786030"/>
+      <w:bookmarkStart w:id="37" w:name="_Toc232786067"/>
       <w:r>
         <w:lastRenderedPageBreak/>
         <w:t>3.4 Processo de Treinamento do Modelo</w:t>
@@ -10414,8 +10407,8 @@
         <w:spacing w:before="360" w:after="120" w:line="360" w:lineRule="auto"/>
         <w:ind w:left="0" w:firstLine="0"/>
       </w:pPr>
-      <w:bookmarkStart w:id="38" w:name="_Toc232782122"/>
-      <w:bookmarkStart w:id="39" w:name="_Toc232782159"/>
+      <w:bookmarkStart w:id="38" w:name="_Toc232786031"/>
+      <w:bookmarkStart w:id="39" w:name="_Toc232786068"/>
       <w:r>
         <w:t>3.5 Limiares de Decisão Autônoma</w:t>
       </w:r>
@@ -10566,8 +10559,8 @@
         <w:spacing w:before="360" w:after="120" w:line="360" w:lineRule="auto"/>
         <w:ind w:left="0" w:firstLine="0"/>
       </w:pPr>
-      <w:bookmarkStart w:id="40" w:name="_Toc232782123"/>
-      <w:bookmarkStart w:id="41" w:name="_Toc232782160"/>
+      <w:bookmarkStart w:id="40" w:name="_Toc232786032"/>
+      <w:bookmarkStart w:id="41" w:name="_Toc232786069"/>
       <w:r>
         <w:t>3.6 Pipeline de Inferência em Tempo Real</w:t>
       </w:r>
@@ -10706,8 +10699,8 @@
         <w:spacing w:before="360" w:after="120" w:line="360" w:lineRule="auto"/>
         <w:ind w:left="0" w:firstLine="0"/>
       </w:pPr>
-      <w:bookmarkStart w:id="42" w:name="_Toc232782124"/>
-      <w:bookmarkStart w:id="43" w:name="_Toc232782161"/>
+      <w:bookmarkStart w:id="42" w:name="_Toc232786033"/>
+      <w:bookmarkStart w:id="43" w:name="_Toc232786070"/>
       <w:r>
         <w:t>3.7 Integração com Blockchain para Auditoria</w:t>
       </w:r>
@@ -10841,8 +10834,8 @@
       <w:pPr>
         <w:spacing w:line="360" w:lineRule="auto"/>
         <w:sectPr>
-          <w:headerReference w:type="default" r:id="rId27"/>
-          <w:footerReference w:type="default" r:id="rId28"/>
+          <w:headerReference w:type="default" r:id="rId25"/>
+          <w:footerReference w:type="default" r:id="rId26"/>
           <w:pgSz w:w="11900" w:h="16840"/>
           <w:pgMar w:top="1701" w:right="1134" w:bottom="1134" w:left="1701" w:header="1134" w:footer="1428" w:gutter="0"/>
           <w:cols w:space="720"/>
@@ -11045,8 +11038,8 @@
         <w:ind w:left="3870"/>
         <w:jc w:val="right"/>
       </w:pPr>
-      <w:bookmarkStart w:id="44" w:name="_Toc232782125"/>
-      <w:bookmarkStart w:id="45" w:name="_Toc232782162"/>
+      <w:bookmarkStart w:id="44" w:name="_Toc232786034"/>
+      <w:bookmarkStart w:id="45" w:name="_Toc232786071"/>
       <w:r>
         <w:t>DESENVOLVIMENTO</w:t>
       </w:r>
@@ -11096,8 +11089,8 @@
         <w:spacing w:before="360" w:after="120" w:line="360" w:lineRule="auto"/>
         <w:ind w:left="0" w:firstLine="0"/>
       </w:pPr>
-      <w:bookmarkStart w:id="46" w:name="_Toc232782126"/>
-      <w:bookmarkStart w:id="47" w:name="_Toc232782163"/>
+      <w:bookmarkStart w:id="46" w:name="_Toc232786035"/>
+      <w:bookmarkStart w:id="47" w:name="_Toc232786072"/>
       <w:r>
         <w:t>4.1 Visão Geral da Arquitetura Proposta</w:t>
       </w:r>
@@ -11853,7 +11846,7 @@
                     <pic:cNvPicPr preferRelativeResize="0"/>
                   </pic:nvPicPr>
                   <pic:blipFill>
-                    <a:blip r:embed="rId29"/>
+                    <a:blip r:embed="rId27"/>
                     <a:srcRect/>
                     <a:stretch>
                       <a:fillRect/>
@@ -11960,8 +11953,8 @@
         <w:spacing w:before="360" w:after="120" w:line="360" w:lineRule="auto"/>
         <w:ind w:left="0" w:firstLine="0"/>
       </w:pPr>
-      <w:bookmarkStart w:id="49" w:name="_Toc232782127"/>
-      <w:bookmarkStart w:id="50" w:name="_Toc232782164"/>
+      <w:bookmarkStart w:id="49" w:name="_Toc232786036"/>
+      <w:bookmarkStart w:id="50" w:name="_Toc232786073"/>
       <w:r>
         <w:t>4.2 Tecnologias Utilizadas</w:t>
       </w:r>
@@ -12313,7 +12306,7 @@
                     <pic:cNvPicPr preferRelativeResize="0"/>
                   </pic:nvPicPr>
                   <pic:blipFill>
-                    <a:blip r:embed="rId30"/>
+                    <a:blip r:embed="rId28"/>
                     <a:srcRect/>
                     <a:stretch>
                       <a:fillRect/>
@@ -12429,8 +12422,8 @@
         <w:spacing w:before="360" w:after="120" w:line="360" w:lineRule="auto"/>
         <w:ind w:left="0" w:firstLine="0"/>
       </w:pPr>
-      <w:bookmarkStart w:id="52" w:name="_Toc232782128"/>
-      <w:bookmarkStart w:id="53" w:name="_Toc232782165"/>
+      <w:bookmarkStart w:id="52" w:name="_Toc232786037"/>
+      <w:bookmarkStart w:id="53" w:name="_Toc232786074"/>
       <w:r>
         <w:t>4.3 Fluxo de Autenticação Contextual</w:t>
       </w:r>
@@ -12755,8 +12748,8 @@
         <w:spacing w:before="360" w:after="120" w:line="360" w:lineRule="auto"/>
         <w:ind w:left="0" w:firstLine="0"/>
       </w:pPr>
-      <w:bookmarkStart w:id="54" w:name="_Toc232782129"/>
-      <w:bookmarkStart w:id="55" w:name="_Toc232782166"/>
+      <w:bookmarkStart w:id="54" w:name="_Toc232786038"/>
+      <w:bookmarkStart w:id="55" w:name="_Toc232786075"/>
       <w:r>
         <w:lastRenderedPageBreak/>
         <w:t>4.4 Integração da Inteligência Artificial</w:t>
@@ -12910,8 +12903,8 @@
         <w:spacing w:before="360" w:after="120" w:line="360" w:lineRule="auto"/>
         <w:ind w:left="0" w:firstLine="0"/>
       </w:pPr>
-      <w:bookmarkStart w:id="56" w:name="_Toc232782130"/>
-      <w:bookmarkStart w:id="57" w:name="_Toc232782167"/>
+      <w:bookmarkStart w:id="56" w:name="_Toc232786039"/>
+      <w:bookmarkStart w:id="57" w:name="_Toc232786076"/>
       <w:r>
         <w:t>4.5 Implementação da Blockchain</w:t>
       </w:r>
@@ -13079,7 +13072,7 @@
                     <pic:cNvPicPr preferRelativeResize="0"/>
                   </pic:nvPicPr>
                   <pic:blipFill>
-                    <a:blip r:embed="rId31"/>
+                    <a:blip r:embed="rId29"/>
                     <a:srcRect/>
                     <a:stretch>
                       <a:fillRect/>
@@ -13173,8 +13166,8 @@
         <w:spacing w:before="360" w:after="120" w:line="360" w:lineRule="auto"/>
         <w:ind w:left="0" w:firstLine="0"/>
       </w:pPr>
-      <w:bookmarkStart w:id="59" w:name="_Toc232782131"/>
-      <w:bookmarkStart w:id="60" w:name="_Toc232782168"/>
+      <w:bookmarkStart w:id="59" w:name="_Toc232786040"/>
+      <w:bookmarkStart w:id="60" w:name="_Toc232786077"/>
       <w:r>
         <w:t>4.6 Critérios de Decisão de Acesso</w:t>
       </w:r>
@@ -13443,7 +13436,7 @@
                     <pic:cNvPicPr preferRelativeResize="0"/>
                   </pic:nvPicPr>
                   <pic:blipFill>
-                    <a:blip r:embed="rId32"/>
+                    <a:blip r:embed="rId30"/>
                     <a:srcRect/>
                     <a:stretch>
                       <a:fillRect/>
@@ -13522,8 +13515,8 @@
         <w:spacing w:before="360" w:after="120" w:line="360" w:lineRule="auto"/>
         <w:ind w:left="0" w:firstLine="0"/>
       </w:pPr>
-      <w:bookmarkStart w:id="62" w:name="_Toc232782132"/>
-      <w:bookmarkStart w:id="63" w:name="_Toc232782169"/>
+      <w:bookmarkStart w:id="62" w:name="_Toc232786041"/>
+      <w:bookmarkStart w:id="63" w:name="_Toc232786078"/>
       <w:r>
         <w:t>4.7 Ambiente Experimental</w:t>
       </w:r>
@@ -13636,8 +13629,8 @@
         <w:spacing w:before="360" w:after="120" w:line="360" w:lineRule="auto"/>
         <w:ind w:left="0" w:firstLine="0"/>
       </w:pPr>
-      <w:bookmarkStart w:id="64" w:name="_Toc232782133"/>
-      <w:bookmarkStart w:id="65" w:name="_Toc232782170"/>
+      <w:bookmarkStart w:id="64" w:name="_Toc232786042"/>
+      <w:bookmarkStart w:id="65" w:name="_Toc232786079"/>
       <w:r>
         <w:lastRenderedPageBreak/>
         <w:t>4.8 Métricas de Avaliação</w:t>
@@ -13879,8 +13872,8 @@
         <w:spacing w:before="360" w:after="120" w:line="360" w:lineRule="auto"/>
         <w:ind w:left="0" w:firstLine="0"/>
       </w:pPr>
-      <w:bookmarkStart w:id="66" w:name="_Toc232782134"/>
-      <w:bookmarkStart w:id="67" w:name="_Toc232782171"/>
+      <w:bookmarkStart w:id="66" w:name="_Toc232786043"/>
+      <w:bookmarkStart w:id="67" w:name="_Toc232786080"/>
       <w:r>
         <w:t>4.9 Fluxo Operacional</w:t>
       </w:r>
@@ -14185,8 +14178,8 @@
           <w:color w:val="000000"/>
         </w:rPr>
         <w:sectPr>
-          <w:headerReference w:type="default" r:id="rId33"/>
-          <w:footerReference w:type="default" r:id="rId34"/>
+          <w:headerReference w:type="default" r:id="rId31"/>
+          <w:footerReference w:type="default" r:id="rId32"/>
           <w:pgSz w:w="11900" w:h="16840"/>
           <w:pgMar w:top="1701" w:right="1134" w:bottom="1134" w:left="1701" w:header="1134" w:footer="1428" w:gutter="0"/>
           <w:cols w:space="720"/>
@@ -14431,8 +14424,8 @@
         <w:ind w:left="3870"/>
         <w:jc w:val="right"/>
       </w:pPr>
-      <w:bookmarkStart w:id="68" w:name="_Toc232782135"/>
-      <w:bookmarkStart w:id="69" w:name="_Toc232782172"/>
+      <w:bookmarkStart w:id="68" w:name="_Toc232786044"/>
+      <w:bookmarkStart w:id="69" w:name="_Toc232786081"/>
       <w:r>
         <w:t>RESULTADOS PARCIAIS</w:t>
       </w:r>
@@ -14499,8 +14492,8 @@
         <w:spacing w:before="360" w:after="120" w:line="360" w:lineRule="auto"/>
         <w:ind w:left="0" w:firstLine="0"/>
       </w:pPr>
-      <w:bookmarkStart w:id="70" w:name="_Toc232782136"/>
-      <w:bookmarkStart w:id="71" w:name="_Toc232782173"/>
+      <w:bookmarkStart w:id="70" w:name="_Toc232786045"/>
+      <w:bookmarkStart w:id="71" w:name="_Toc232786082"/>
       <w:r>
         <w:t>5.1 Configuração do Ambiente Experimental</w:t>
       </w:r>
@@ -14602,8 +14595,8 @@
         <w:spacing w:before="360" w:after="120" w:line="360" w:lineRule="auto"/>
         <w:ind w:left="0" w:firstLine="0"/>
       </w:pPr>
-      <w:bookmarkStart w:id="72" w:name="_Toc232782137"/>
-      <w:bookmarkStart w:id="73" w:name="_Toc232782174"/>
+      <w:bookmarkStart w:id="72" w:name="_Toc232786046"/>
+      <w:bookmarkStart w:id="73" w:name="_Toc232786083"/>
       <w:r>
         <w:t>5.2 Desenho Experimental e Metodologia de Avaliação</w:t>
       </w:r>
@@ -15111,8 +15104,8 @@
         <w:spacing w:before="360" w:after="120" w:line="360" w:lineRule="auto"/>
         <w:ind w:left="0" w:firstLine="0"/>
       </w:pPr>
-      <w:bookmarkStart w:id="74" w:name="_Toc232782138"/>
-      <w:bookmarkStart w:id="75" w:name="_Toc232782175"/>
+      <w:bookmarkStart w:id="74" w:name="_Toc232786047"/>
+      <w:bookmarkStart w:id="75" w:name="_Toc232786084"/>
       <w:r>
         <w:t>5.3 Resultados Obtidos</w:t>
       </w:r>
@@ -15158,7 +15151,7 @@
                     <pic:cNvPicPr preferRelativeResize="0"/>
                   </pic:nvPicPr>
                   <pic:blipFill>
-                    <a:blip r:embed="rId35"/>
+                    <a:blip r:embed="rId33"/>
                     <a:srcRect/>
                     <a:stretch>
                       <a:fillRect/>
@@ -15346,8 +15339,8 @@
         <w:spacing w:before="360" w:after="120" w:line="360" w:lineRule="auto"/>
         <w:ind w:left="0" w:firstLine="0"/>
       </w:pPr>
-      <w:bookmarkStart w:id="77" w:name="_Toc232782139"/>
-      <w:bookmarkStart w:id="78" w:name="_Toc232782176"/>
+      <w:bookmarkStart w:id="77" w:name="_Toc232786048"/>
+      <w:bookmarkStart w:id="78" w:name="_Toc232786085"/>
       <w:r>
         <w:t>5.4 Discussão e Análise dos Resultados</w:t>
       </w:r>
@@ -15458,8 +15451,8 @@
         <w:spacing w:before="360" w:after="120" w:line="360" w:lineRule="auto"/>
         <w:ind w:left="0" w:firstLine="0"/>
       </w:pPr>
-      <w:bookmarkStart w:id="79" w:name="_Toc232782140"/>
-      <w:bookmarkStart w:id="80" w:name="_Toc232782177"/>
+      <w:bookmarkStart w:id="79" w:name="_Toc232786049"/>
+      <w:bookmarkStart w:id="80" w:name="_Toc232786086"/>
       <w:r>
         <w:t>5.5 Dificuldades Encontradas</w:t>
       </w:r>
@@ -15628,8 +15621,8 @@
           <w:color w:val="000000"/>
         </w:rPr>
         <w:sectPr>
-          <w:headerReference w:type="default" r:id="rId36"/>
-          <w:footerReference w:type="default" r:id="rId37"/>
+          <w:headerReference w:type="default" r:id="rId34"/>
+          <w:footerReference w:type="default" r:id="rId35"/>
           <w:pgSz w:w="11900" w:h="16840"/>
           <w:pgMar w:top="1701" w:right="1134" w:bottom="1134" w:left="1701" w:header="1134" w:footer="803" w:gutter="0"/>
           <w:cols w:space="720"/>
@@ -15857,8 +15850,8 @@
         <w:ind w:left="3870"/>
         <w:jc w:val="right"/>
       </w:pPr>
-      <w:bookmarkStart w:id="81" w:name="_Toc232782141"/>
-      <w:bookmarkStart w:id="82" w:name="_Toc232782178"/>
+      <w:bookmarkStart w:id="81" w:name="_Toc232786050"/>
+      <w:bookmarkStart w:id="82" w:name="_Toc232786087"/>
       <w:r>
         <w:t>CRONOGRAMA DE ATIVIDADES</w:t>
       </w:r>
@@ -15880,8 +15873,8 @@
         <w:spacing w:before="360" w:after="120" w:line="360" w:lineRule="auto"/>
         <w:ind w:left="0" w:firstLine="0"/>
       </w:pPr>
-      <w:bookmarkStart w:id="83" w:name="_Toc232782142"/>
-      <w:bookmarkStart w:id="84" w:name="_Toc232782179"/>
+      <w:bookmarkStart w:id="83" w:name="_Toc232786051"/>
+      <w:bookmarkStart w:id="84" w:name="_Toc232786088"/>
       <w:r>
         <w:t>6.1 Cronograma</w:t>
       </w:r>
@@ -17219,8 +17212,8 @@
           <w:color w:val="000000"/>
         </w:rPr>
         <w:sectPr>
-          <w:headerReference w:type="default" r:id="rId38"/>
-          <w:footerReference w:type="default" r:id="rId39"/>
+          <w:headerReference w:type="default" r:id="rId36"/>
+          <w:footerReference w:type="default" r:id="rId37"/>
           <w:pgSz w:w="11900" w:h="16840"/>
           <w:pgMar w:top="1701" w:right="1134" w:bottom="1134" w:left="1701" w:header="1134" w:footer="803" w:gutter="0"/>
           <w:cols w:space="720"/>
@@ -17444,8 +17437,8 @@
         <w:ind w:left="3870"/>
         <w:jc w:val="right"/>
       </w:pPr>
-      <w:bookmarkStart w:id="85" w:name="_Toc232782143"/>
-      <w:bookmarkStart w:id="86" w:name="_Toc232782180"/>
+      <w:bookmarkStart w:id="85" w:name="_Toc232786052"/>
+      <w:bookmarkStart w:id="86" w:name="_Toc232786089"/>
       <w:r>
         <w:t>REFERÊNCIAS BIBLIÓGRAFICAS</w:t>
       </w:r>
@@ -18007,8 +18000,8 @@
       </w:pPr>
     </w:p>
     <w:sectPr>
-      <w:headerReference w:type="default" r:id="rId40"/>
-      <w:footerReference w:type="default" r:id="rId41"/>
+      <w:headerReference w:type="default" r:id="rId38"/>
+      <w:footerReference w:type="default" r:id="rId39"/>
       <w:pgSz w:w="11900" w:h="16840"/>
       <w:pgMar w:top="1701" w:right="1134" w:bottom="1134" w:left="1701" w:header="1134" w:footer="803" w:gutter="0"/>
       <w:cols w:space="720"/>
@@ -18090,16 +18083,6 @@
 </file>
 
 <file path=word/footer13.xml><?xml version="1.0" encoding="utf-8"?>
-<w:ftr xmlns:wpc="http://schemas.microsoft.com/office/word/2010/wordprocessingCanvas" xmlns:cx="http://schemas.microsoft.com/office/drawing/2014/chartex" xmlns:cx1="http://schemas.microsoft.com/office/drawing/2015/9/8/chartex" xmlns:cx2="http://schemas.microsoft.com/office/drawing/2015/10/21/chartex" xmlns:cx3="http://schemas.microsoft.com/office/drawing/2016/5/9/chartex" xmlns:cx4="http://schemas.microsoft.com/office/drawing/2016/5/10/chartex" xmlns:cx5="http://schemas.microsoft.com/office/drawing/2016/5/11/chartex" xmlns:cx6="http://schemas.microsoft.com/office/drawing/2016/5/12/chartex" xmlns:cx7="http://schemas.microsoft.com/office/drawing/2016/5/13/chartex" xmlns:cx8="http://schemas.microsoft.com/office/drawing/2016/5/14/chartex" xmlns:mc="http://schemas.openxmlformats.org/markup-compatibility/2006" xmlns:aink="http://schemas.microsoft.com/office/drawing/2016/ink" xmlns:am3d="http://schemas.microsoft.com/office/drawing/2017/model3d" xmlns:o="urn:schemas-microsoft-com:office:office" xmlns:oel="http://schemas.microsoft.com/office/2019/extlst" xmlns:r="http://schemas.openxmlformats.org/officeDocument/2006/relationships" xmlns:m="http://schemas.openxmlformats.org/officeDocument/2006/math" xmlns:v="urn:schemas-microsoft-com:vml" xmlns:wp14="http://schemas.microsoft.com/office/word/2010/wordprocessingDrawing" xmlns:wp="http://schemas.openxmlformats.org/drawingml/2006/wordprocessingDrawing" xmlns:w10="urn:schemas-microsoft-com:office:word" xmlns:w="http://schemas.openxmlformats.org/wordprocessingml/2006/main" xmlns:w14="http://schemas.microsoft.com/office/word/2010/wordml" xmlns:w15="http://schemas.microsoft.com/office/word/2012/wordml" xmlns:w16cex="http://schemas.microsoft.com/office/word/2018/wordml/cex" xmlns:w16cid="http://schemas.microsoft.com/office/word/2016/wordml/cid" xmlns:w16="http://schemas.microsoft.com/office/word/2018/wordml" xmlns:w16du="http://schemas.microsoft.com/office/word/2023/wordml/word16du" xmlns:w16sdtdh="http://schemas.microsoft.com/office/word/2020/wordml/sdtdatahash" xmlns:w16sdtfl="http://schemas.microsoft.com/office/word/2024/wordml/sdtformatlock" xmlns:w16se="http://schemas.microsoft.com/office/word/2015/wordml/symex" xmlns:wpg="http://schemas.microsoft.com/office/word/2010/wordprocessingGroup" xmlns:wpi="http://schemas.microsoft.com/office/word/2010/wordprocessingInk" xmlns:wne="http://schemas.microsoft.com/office/word/2006/wordml" xmlns:wps="http://schemas.microsoft.com/office/word/2010/wordprocessingShape" mc:Ignorable="w14 w15 w16se w16cid w16 w16cex w16sdtdh w16sdtfl w16du wp14">
-  <w:p>
-    <w:r>
-      <w:cr/>
-    </w:r>
-  </w:p>
-</w:ftr>
-</file>
-
-<file path=word/footer14.xml><?xml version="1.0" encoding="utf-8"?>
 <w:ftr xmlns:wpc="http://schemas.microsoft.com/office/word/2010/wordprocessingCanvas" xmlns:cx="http://schemas.microsoft.com/office/drawing/2014/chartex" xmlns:cx1="http://schemas.microsoft.com/office/drawing/2015/9/8/chartex" xmlns:cx2="http://schemas.microsoft.com/office/drawing/2015/10/21/chartex" xmlns:cx3="http://schemas.microsoft.com/office/drawing/2016/5/9/chartex" xmlns:cx4="http://schemas.microsoft.com/office/drawing/2016/5/10/chartex" xmlns:cx5="http://schemas.microsoft.com/office/drawing/2016/5/11/chartex" xmlns:cx6="http://schemas.microsoft.com/office/drawing/2016/5/12/chartex" xmlns:cx7="http://schemas.microsoft.com/office/drawing/2016/5/13/chartex" xmlns:cx8="http://schemas.microsoft.com/office/drawing/2016/5/14/chartex" xmlns:mc="http://schemas.openxmlformats.org/markup-compatibility/2006" xmlns:aink="http://schemas.microsoft.com/office/drawing/2016/ink" xmlns:am3d="http://schemas.microsoft.com/office/drawing/2017/model3d" xmlns:o="urn:schemas-microsoft-com:office:office" xmlns:oel="http://schemas.microsoft.com/office/2019/extlst" xmlns:r="http://schemas.openxmlformats.org/officeDocument/2006/relationships" xmlns:m="http://schemas.openxmlformats.org/officeDocument/2006/math" xmlns:v="urn:schemas-microsoft-com:vml" xmlns:wp14="http://schemas.microsoft.com/office/word/2010/wordprocessingDrawing" xmlns:wp="http://schemas.openxmlformats.org/drawingml/2006/wordprocessingDrawing" xmlns:w10="urn:schemas-microsoft-com:office:word" xmlns:w="http://schemas.openxmlformats.org/wordprocessingml/2006/main" xmlns:w14="http://schemas.microsoft.com/office/word/2010/wordml" xmlns:w15="http://schemas.microsoft.com/office/word/2012/wordml" xmlns:w16cex="http://schemas.microsoft.com/office/word/2018/wordml/cex" xmlns:w16cid="http://schemas.microsoft.com/office/word/2016/wordml/cid" xmlns:w16="http://schemas.microsoft.com/office/word/2018/wordml" xmlns:w16du="http://schemas.microsoft.com/office/word/2023/wordml/word16du" xmlns:w16sdtdh="http://schemas.microsoft.com/office/word/2020/wordml/sdtdatahash" xmlns:w16sdtfl="http://schemas.microsoft.com/office/word/2024/wordml/sdtformatlock" xmlns:w16se="http://schemas.microsoft.com/office/word/2015/wordml/symex" xmlns:wpg="http://schemas.microsoft.com/office/word/2010/wordprocessingGroup" xmlns:wpi="http://schemas.microsoft.com/office/word/2010/wordprocessingInk" xmlns:wne="http://schemas.microsoft.com/office/word/2006/wordml" xmlns:wps="http://schemas.microsoft.com/office/word/2010/wordprocessingShape" mc:Ignorable="w14 w15 w16se w16cid w16 w16cex w16sdtdh w16sdtfl w16du wp14">
   <w:p>
     <w:r>
@@ -18315,32 +18298,6 @@
 </w:hdr>
 </file>
 
-<file path=word/header14.xml><?xml version="1.0" encoding="utf-8"?>
-<w:hdr xmlns:wpc="http://schemas.microsoft.com/office/word/2010/wordprocessingCanvas" xmlns:cx="http://schemas.microsoft.com/office/drawing/2014/chartex" xmlns:cx1="http://schemas.microsoft.com/office/drawing/2015/9/8/chartex" xmlns:cx2="http://schemas.microsoft.com/office/drawing/2015/10/21/chartex" xmlns:cx3="http://schemas.microsoft.com/office/drawing/2016/5/9/chartex" xmlns:cx4="http://schemas.microsoft.com/office/drawing/2016/5/10/chartex" xmlns:cx5="http://schemas.microsoft.com/office/drawing/2016/5/11/chartex" xmlns:cx6="http://schemas.microsoft.com/office/drawing/2016/5/12/chartex" xmlns:cx7="http://schemas.microsoft.com/office/drawing/2016/5/13/chartex" xmlns:cx8="http://schemas.microsoft.com/office/drawing/2016/5/14/chartex" xmlns:mc="http://schemas.openxmlformats.org/markup-compatibility/2006" xmlns:aink="http://schemas.microsoft.com/office/drawing/2016/ink" xmlns:am3d="http://schemas.microsoft.com/office/drawing/2017/model3d" xmlns:o="urn:schemas-microsoft-com:office:office" xmlns:oel="http://schemas.microsoft.com/office/2019/extlst" xmlns:r="http://schemas.openxmlformats.org/officeDocument/2006/relationships" xmlns:m="http://schemas.openxmlformats.org/officeDocument/2006/math" xmlns:v="urn:schemas-microsoft-com:vml" xmlns:wp14="http://schemas.microsoft.com/office/word/2010/wordprocessingDrawing" xmlns:wp="http://schemas.openxmlformats.org/drawingml/2006/wordprocessingDrawing" xmlns:w10="urn:schemas-microsoft-com:office:word" xmlns:w="http://schemas.openxmlformats.org/wordprocessingml/2006/main" xmlns:w14="http://schemas.microsoft.com/office/word/2010/wordml" xmlns:w15="http://schemas.microsoft.com/office/word/2012/wordml" xmlns:w16cex="http://schemas.microsoft.com/office/word/2018/wordml/cex" xmlns:w16cid="http://schemas.microsoft.com/office/word/2016/wordml/cid" xmlns:w16="http://schemas.microsoft.com/office/word/2018/wordml" xmlns:w16du="http://schemas.microsoft.com/office/word/2023/wordml/word16du" xmlns:w16sdtdh="http://schemas.microsoft.com/office/word/2020/wordml/sdtdatahash" xmlns:w16sdtfl="http://schemas.microsoft.com/office/word/2024/wordml/sdtformatlock" xmlns:w16se="http://schemas.microsoft.com/office/word/2015/wordml/symex" xmlns:wpg="http://schemas.microsoft.com/office/word/2010/wordprocessingGroup" xmlns:wpi="http://schemas.microsoft.com/office/word/2010/wordprocessingInk" xmlns:wne="http://schemas.microsoft.com/office/word/2006/wordml" xmlns:wps="http://schemas.microsoft.com/office/word/2010/wordprocessingShape" mc:Ignorable="w14 w15 w16se w16cid w16 w16cex w16sdtdh w16sdtfl w16du wp14">
-  <w:p>
-    <w:pPr>
-      <w:jc w:val="right"/>
-    </w:pPr>
-    <w:r>
-      <w:fldChar w:fldCharType="begin"/>
-    </w:r>
-    <w:r>
-      <w:instrText xml:space="preserve"> PAGE </w:instrText>
-    </w:r>
-    <w:r>
-      <w:fldChar w:fldCharType="separate"/>
-    </w:r>
-    <w:r>
-      <w:t>1</w:t>
-    </w:r>
-    <w:r>
-      <w:fldChar w:fldCharType="end"/>
-    </w:r>
-  </w:p>
-  <w:p/>
-</w:hdr>
-</file>
-
 <file path=word/header2.xml><?xml version="1.0" encoding="utf-8"?>
 <w:hdr xmlns:wpc="http://schemas.microsoft.com/office/word/2010/wordprocessingCanvas" xmlns:cx="http://schemas.microsoft.com/office/drawing/2014/chartex" xmlns:cx1="http://schemas.microsoft.com/office/drawing/2015/9/8/chartex" xmlns:cx2="http://schemas.microsoft.com/office/drawing/2015/10/21/chartex" xmlns:cx3="http://schemas.microsoft.com/office/drawing/2016/5/9/chartex" xmlns:cx4="http://schemas.microsoft.com/office/drawing/2016/5/10/chartex" xmlns:cx5="http://schemas.microsoft.com/office/drawing/2016/5/11/chartex" xmlns:cx6="http://schemas.microsoft.com/office/drawing/2016/5/12/chartex" xmlns:cx7="http://schemas.microsoft.com/office/drawing/2016/5/13/chartex" xmlns:cx8="http://schemas.microsoft.com/office/drawing/2016/5/14/chartex" xmlns:mc="http://schemas.openxmlformats.org/markup-compatibility/2006" xmlns:aink="http://schemas.microsoft.com/office/drawing/2016/ink" xmlns:am3d="http://schemas.microsoft.com/office/drawing/2017/model3d" xmlns:o="urn:schemas-microsoft-com:office:office" xmlns:oel="http://schemas.microsoft.com/office/2019/extlst" xmlns:r="http://schemas.openxmlformats.org/officeDocument/2006/relationships" xmlns:m="http://schemas.openxmlformats.org/officeDocument/2006/math" xmlns:v="urn:schemas-microsoft-com:vml" xmlns:wp14="http://schemas.microsoft.com/office/word/2010/wordprocessingDrawing" xmlns:wp="http://schemas.openxmlformats.org/drawingml/2006/wordprocessingDrawing" xmlns:w10="urn:schemas-microsoft-com:office:word" xmlns:w="http://schemas.openxmlformats.org/wordprocessingml/2006/main" xmlns:w14="http://schemas.microsoft.com/office/word/2010/wordml" xmlns:w15="http://schemas.microsoft.com/office/word/2012/wordml" xmlns:w16cex="http://schemas.microsoft.com/office/word/2018/wordml/cex" xmlns:w16cid="http://schemas.microsoft.com/office/word/2016/wordml/cid" xmlns:w16="http://schemas.microsoft.com/office/word/2018/wordml" xmlns:w16du="http://schemas.microsoft.com/office/word/2023/wordml/word16du" xmlns:w16sdtdh="http://schemas.microsoft.com/office/word/2020/wordml/sdtdatahash" xmlns:w16sdtfl="http://schemas.microsoft.com/office/word/2024/wordml/sdtformatlock" xmlns:w16se="http://schemas.microsoft.com/office/word/2015/wordml/symex" xmlns:wpg="http://schemas.microsoft.com/office/word/2010/wordprocessingGroup" xmlns:wpi="http://schemas.microsoft.com/office/word/2010/wordprocessingInk" xmlns:wne="http://schemas.microsoft.com/office/word/2006/wordml" xmlns:wps="http://schemas.microsoft.com/office/word/2010/wordprocessingShape" mc:Ignorable="w14 w15 w16se w16cid w16 w16cex w16sdtdh w16sdtfl w16du wp14">
   <w:p/>
@@ -18373,6 +18330,26 @@
 
 <file path=word/header7.xml><?xml version="1.0" encoding="utf-8"?>
 <w:hdr xmlns:wpc="http://schemas.microsoft.com/office/word/2010/wordprocessingCanvas" xmlns:cx="http://schemas.microsoft.com/office/drawing/2014/chartex" xmlns:cx1="http://schemas.microsoft.com/office/drawing/2015/9/8/chartex" xmlns:cx2="http://schemas.microsoft.com/office/drawing/2015/10/21/chartex" xmlns:cx3="http://schemas.microsoft.com/office/drawing/2016/5/9/chartex" xmlns:cx4="http://schemas.microsoft.com/office/drawing/2016/5/10/chartex" xmlns:cx5="http://schemas.microsoft.com/office/drawing/2016/5/11/chartex" xmlns:cx6="http://schemas.microsoft.com/office/drawing/2016/5/12/chartex" xmlns:cx7="http://schemas.microsoft.com/office/drawing/2016/5/13/chartex" xmlns:cx8="http://schemas.microsoft.com/office/drawing/2016/5/14/chartex" xmlns:mc="http://schemas.openxmlformats.org/markup-compatibility/2006" xmlns:aink="http://schemas.microsoft.com/office/drawing/2016/ink" xmlns:am3d="http://schemas.microsoft.com/office/drawing/2017/model3d" xmlns:o="urn:schemas-microsoft-com:office:office" xmlns:oel="http://schemas.microsoft.com/office/2019/extlst" xmlns:r="http://schemas.openxmlformats.org/officeDocument/2006/relationships" xmlns:m="http://schemas.openxmlformats.org/officeDocument/2006/math" xmlns:v="urn:schemas-microsoft-com:vml" xmlns:wp14="http://schemas.microsoft.com/office/word/2010/wordprocessingDrawing" xmlns:wp="http://schemas.openxmlformats.org/drawingml/2006/wordprocessingDrawing" xmlns:w10="urn:schemas-microsoft-com:office:word" xmlns:w="http://schemas.openxmlformats.org/wordprocessingml/2006/main" xmlns:w14="http://schemas.microsoft.com/office/word/2010/wordml" xmlns:w15="http://schemas.microsoft.com/office/word/2012/wordml" xmlns:w16cex="http://schemas.microsoft.com/office/word/2018/wordml/cex" xmlns:w16cid="http://schemas.microsoft.com/office/word/2016/wordml/cid" xmlns:w16="http://schemas.microsoft.com/office/word/2018/wordml" xmlns:w16du="http://schemas.microsoft.com/office/word/2023/wordml/word16du" xmlns:w16sdtdh="http://schemas.microsoft.com/office/word/2020/wordml/sdtdatahash" xmlns:w16sdtfl="http://schemas.microsoft.com/office/word/2024/wordml/sdtformatlock" xmlns:w16se="http://schemas.microsoft.com/office/word/2015/wordml/symex" xmlns:wpg="http://schemas.microsoft.com/office/word/2010/wordprocessingGroup" xmlns:wpi="http://schemas.microsoft.com/office/word/2010/wordprocessingInk" xmlns:wne="http://schemas.microsoft.com/office/word/2006/wordml" xmlns:wps="http://schemas.microsoft.com/office/word/2010/wordprocessingShape" mc:Ignorable="w14 w15 w16se w16cid w16 w16cex w16sdtdh w16sdtfl w16du wp14">
+  <w:p>
+    <w:pPr>
+      <w:jc w:val="right"/>
+    </w:pPr>
+    <w:r>
+      <w:fldChar w:fldCharType="begin"/>
+    </w:r>
+    <w:r>
+      <w:instrText xml:space="preserve"> PAGE </w:instrText>
+    </w:r>
+    <w:r>
+      <w:fldChar w:fldCharType="separate"/>
+    </w:r>
+    <w:r>
+      <w:t>1</w:t>
+    </w:r>
+    <w:r>
+      <w:fldChar w:fldCharType="end"/>
+    </w:r>
+  </w:p>
   <w:p/>
 </w:hdr>
 </file>

--- a/docs/doc-qualificacao-ifba-REVISADO.docx
+++ b/docs/doc-qualificacao-ifba-REVISADO.docx
@@ -696,7 +696,7 @@
         </w:sectPr>
       </w:pPr>
       <w:r>
-        <w:t>Salvador - 12 /03/2026</w:t>
+        <w:t>Salvador - 20/06/2026</w:t>
       </w:r>
     </w:p>
     <w:p>
@@ -1162,7 +1162,7 @@
         <w:rPr>
           <w:color w:val="000000"/>
         </w:rPr>
-        <w:t>A arquitetura do sistema é baseada em microserviços, utilizando Spring Boot no backend e Angular no frontend, com a integração de Keycloak como gerenciador de identidade. O sistema incluirá um serviço de Machine Learning, responsável por processar e classificar os acessos com base em modelos supervisionados desenvolvidos com Scikit-learn. A tecnologia Blockchain será explorada para registrar de forma imutável os logs de autenticação, garantindo rastreabilidade e transparência dos acessos. O projeto prevê ainda a utilização do ELK Stack (Elasticsearch, Logstash e Kibana) e Grafana para o monitoramento e análise em tempo real dos dados do sistema.</w:t>
+        <w:t>A arquitetura do sistema é baseada em microsserviços, utilizando Spring Boot no backend e Angular no frontend, com a integração de Keycloak como gerenciador de identidade. O sistema incluirá um serviço de Machine Learning, responsável por processar e classificar os acessos com base em modelos supervisionados desenvolvidos com Scikit-learn. A tecnologia Blockchain será explorada para registrar de forma imutável os logs de autenticação, garantindo rastreabilidade e transparência dos acessos. O projeto prevê ainda a utilização do ELK Stack (Elasticsearch, Logstash e Kibana) e Grafana para o monitoramento e análise em tempo real dos dados do sistema.</w:t>
       </w:r>
     </w:p>
     <w:p>
@@ -1203,6 +1203,9 @@
           <w:color w:val="000000"/>
         </w:rPr>
         <w:t>Do ponto de vista metodológico, o projeto adotará um ciclo iterativo de desenvolvimento ágil, com testes e validações em ambientes controlados. Espera-se que a solução proposta possa ser aplicada em ambientes corporativos, acadêmicos e governamentais, contribuindo para o avanço das tecnologias de segurança digital, além de abrir caminho para estudos mais aprofundados sobre autenticação adaptativa e descentralizada. O impacto regional e nacional reside na crescente demanda por soluções seguras e inteligentes diante do aumento exponencial de ataques cibernéticos e da necessidade de conformidade com legislações como a LGPD.</w:t>
+      </w:r>
+      <w:r>
+        <w:t xml:space="preserve"> Resultados preliminares, obtidos em ambiente controlado a partir de dados sintéticos, indicam a viabilidade técnica da abordagem — com acurácia de 98,1% e F1-score de 80,6% na classificação de risco —, validando a metodologia adotada; tais números são parciais e deverão ser confirmados com dados reais nas próximas etapas.</w:t>
       </w:r>
     </w:p>
     <w:p>
@@ -1465,6 +1468,9 @@
           <w:lang w:val="en-US"/>
         </w:rPr>
         <w:t>From a methodological standpoint, the project will adopt an iterative agile development cycle, with testing and validation in controlled environments. It is expected that the proposed solution can be applied in corporate, academic, and governmental settings, contributing to the advancement of digital security technologies, while also paving the way for more in-depth studies on adaptive and decentralized authentication. The regional and national impact lies in the growing demand for secure and intelligent solutions in the face of the exponential increase in cyberattacks and the need for compliance with legislation such as Brazil's General Data Protection Law (LGPD).</w:t>
+      </w:r>
+      <w:r>
+        <w:t xml:space="preserve"> Preliminary results, obtained in a controlled environment using synthetic data, indicate the technical feasibility of the approach — achieving 98.1% accuracy and an 80.6% F1-score in risk classification —, validating the adopted methodology; these figures are partial and shall be confirmed with real data in future stages.</w:t>
       </w:r>
     </w:p>
     <w:p>
@@ -2208,7 +2214,7 @@
       <w:r>
         <w:fldChar w:fldCharType="separate"/>
       </w:r>
-      <w:hyperlink w:anchor="_Toc232786016" w:history="1">
+      <w:hyperlink w:anchor="_Toc232871941" w:history="1">
         <w:r>
           <w:rPr>
             <w:rStyle w:val="Hyperlink"/>
@@ -2235,7 +2241,7 @@
             <w:noProof/>
             <w:webHidden/>
           </w:rPr>
-          <w:instrText xml:space="preserve"> PAGEREF _Toc232786016 \h </w:instrText>
+          <w:instrText xml:space="preserve"> PAGEREF _Toc232871941 \h </w:instrText>
         </w:r>
         <w:r>
           <w:rPr>
@@ -2255,7 +2261,7 @@
             <w:noProof/>
             <w:webHidden/>
           </w:rPr>
-          <w:t>9</w:t>
+          <w:t>8</w:t>
         </w:r>
         <w:r>
           <w:rPr>
@@ -2279,7 +2285,7 @@
           <w14:ligatures w14:val="standardContextual"/>
         </w:rPr>
       </w:pPr>
-      <w:hyperlink w:anchor="_Toc232786017" w:history="1">
+      <w:hyperlink w:anchor="_Toc232871942" w:history="1">
         <w:r>
           <w:rPr>
             <w:rStyle w:val="Hyperlink"/>
@@ -2306,7 +2312,7 @@
             <w:noProof/>
             <w:webHidden/>
           </w:rPr>
-          <w:instrText xml:space="preserve"> PAGEREF _Toc232786017 \h </w:instrText>
+          <w:instrText xml:space="preserve"> PAGEREF _Toc232871942 \h </w:instrText>
         </w:r>
         <w:r>
           <w:rPr>
@@ -2326,7 +2332,7 @@
             <w:noProof/>
             <w:webHidden/>
           </w:rPr>
-          <w:t>9</w:t>
+          <w:t>8</w:t>
         </w:r>
         <w:r>
           <w:rPr>
@@ -2350,7 +2356,7 @@
           <w14:ligatures w14:val="standardContextual"/>
         </w:rPr>
       </w:pPr>
-      <w:hyperlink w:anchor="_Toc232786018" w:history="1">
+      <w:hyperlink w:anchor="_Toc232871943" w:history="1">
         <w:r>
           <w:rPr>
             <w:rStyle w:val="Hyperlink"/>
@@ -2377,7 +2383,7 @@
             <w:noProof/>
             <w:webHidden/>
           </w:rPr>
-          <w:instrText xml:space="preserve"> PAGEREF _Toc232786018 \h </w:instrText>
+          <w:instrText xml:space="preserve"> PAGEREF _Toc232871943 \h </w:instrText>
         </w:r>
         <w:r>
           <w:rPr>
@@ -2397,7 +2403,7 @@
             <w:noProof/>
             <w:webHidden/>
           </w:rPr>
-          <w:t>10</w:t>
+          <w:t>9</w:t>
         </w:r>
         <w:r>
           <w:rPr>
@@ -2421,7 +2427,7 @@
           <w14:ligatures w14:val="standardContextual"/>
         </w:rPr>
       </w:pPr>
-      <w:hyperlink w:anchor="_Toc232786019" w:history="1">
+      <w:hyperlink w:anchor="_Toc232871944" w:history="1">
         <w:r>
           <w:rPr>
             <w:rStyle w:val="Hyperlink"/>
@@ -2448,7 +2454,7 @@
             <w:noProof/>
             <w:webHidden/>
           </w:rPr>
-          <w:instrText xml:space="preserve"> PAGEREF _Toc232786019 \h </w:instrText>
+          <w:instrText xml:space="preserve"> PAGEREF _Toc232871944 \h </w:instrText>
         </w:r>
         <w:r>
           <w:rPr>
@@ -2468,7 +2474,7 @@
             <w:noProof/>
             <w:webHidden/>
           </w:rPr>
-          <w:t>11</w:t>
+          <w:t>10</w:t>
         </w:r>
         <w:r>
           <w:rPr>
@@ -2492,7 +2498,7 @@
           <w14:ligatures w14:val="standardContextual"/>
         </w:rPr>
       </w:pPr>
-      <w:hyperlink w:anchor="_Toc232786020" w:history="1">
+      <w:hyperlink w:anchor="_Toc232871945" w:history="1">
         <w:r>
           <w:rPr>
             <w:rStyle w:val="Hyperlink"/>
@@ -2519,7 +2525,7 @@
             <w:noProof/>
             <w:webHidden/>
           </w:rPr>
-          <w:instrText xml:space="preserve"> PAGEREF _Toc232786020 \h </w:instrText>
+          <w:instrText xml:space="preserve"> PAGEREF _Toc232871945 \h </w:instrText>
         </w:r>
         <w:r>
           <w:rPr>
@@ -2539,7 +2545,7 @@
             <w:noProof/>
             <w:webHidden/>
           </w:rPr>
-          <w:t>11</w:t>
+          <w:t>10</w:t>
         </w:r>
         <w:r>
           <w:rPr>
@@ -2565,7 +2571,7 @@
           <w14:ligatures w14:val="standardContextual"/>
         </w:rPr>
       </w:pPr>
-      <w:hyperlink w:anchor="_Toc232786021" w:history="1">
+      <w:hyperlink w:anchor="_Toc232871946" w:history="1">
         <w:r>
           <w:rPr>
             <w:rStyle w:val="Hyperlink"/>
@@ -2592,7 +2598,7 @@
             <w:noProof/>
             <w:webHidden/>
           </w:rPr>
-          <w:instrText xml:space="preserve"> PAGEREF _Toc232786021 \h </w:instrText>
+          <w:instrText xml:space="preserve"> PAGEREF _Toc232871946 \h </w:instrText>
         </w:r>
         <w:r>
           <w:rPr>
@@ -2612,7 +2618,7 @@
             <w:noProof/>
             <w:webHidden/>
           </w:rPr>
-          <w:t>13</w:t>
+          <w:t>12</w:t>
         </w:r>
         <w:r>
           <w:rPr>
@@ -2636,7 +2642,7 @@
           <w14:ligatures w14:val="standardContextual"/>
         </w:rPr>
       </w:pPr>
-      <w:hyperlink w:anchor="_Toc232786022" w:history="1">
+      <w:hyperlink w:anchor="_Toc232871947" w:history="1">
         <w:r>
           <w:rPr>
             <w:rStyle w:val="Hyperlink"/>
@@ -2663,7 +2669,7 @@
             <w:noProof/>
             <w:webHidden/>
           </w:rPr>
-          <w:instrText xml:space="preserve"> PAGEREF _Toc232786022 \h </w:instrText>
+          <w:instrText xml:space="preserve"> PAGEREF _Toc232871947 \h </w:instrText>
         </w:r>
         <w:r>
           <w:rPr>
@@ -2683,7 +2689,7 @@
             <w:noProof/>
             <w:webHidden/>
           </w:rPr>
-          <w:t>13</w:t>
+          <w:t>12</w:t>
         </w:r>
         <w:r>
           <w:rPr>
@@ -2707,7 +2713,7 @@
           <w14:ligatures w14:val="standardContextual"/>
         </w:rPr>
       </w:pPr>
-      <w:hyperlink w:anchor="_Toc232786023" w:history="1">
+      <w:hyperlink w:anchor="_Toc232871948" w:history="1">
         <w:r>
           <w:rPr>
             <w:rStyle w:val="Hyperlink"/>
@@ -2734,7 +2740,7 @@
             <w:noProof/>
             <w:webHidden/>
           </w:rPr>
-          <w:instrText xml:space="preserve"> PAGEREF _Toc232786023 \h </w:instrText>
+          <w:instrText xml:space="preserve"> PAGEREF _Toc232871948 \h </w:instrText>
         </w:r>
         <w:r>
           <w:rPr>
@@ -2754,7 +2760,7 @@
             <w:noProof/>
             <w:webHidden/>
           </w:rPr>
-          <w:t>14</w:t>
+          <w:t>13</w:t>
         </w:r>
         <w:r>
           <w:rPr>
@@ -2778,7 +2784,7 @@
           <w14:ligatures w14:val="standardContextual"/>
         </w:rPr>
       </w:pPr>
-      <w:hyperlink w:anchor="_Toc232786024" w:history="1">
+      <w:hyperlink w:anchor="_Toc232871949" w:history="1">
         <w:r>
           <w:rPr>
             <w:rStyle w:val="Hyperlink"/>
@@ -2805,7 +2811,7 @@
             <w:noProof/>
             <w:webHidden/>
           </w:rPr>
-          <w:instrText xml:space="preserve"> PAGEREF _Toc232786024 \h </w:instrText>
+          <w:instrText xml:space="preserve"> PAGEREF _Toc232871949 \h </w:instrText>
         </w:r>
         <w:r>
           <w:rPr>
@@ -2825,7 +2831,7 @@
             <w:noProof/>
             <w:webHidden/>
           </w:rPr>
-          <w:t>15</w:t>
+          <w:t>14</w:t>
         </w:r>
         <w:r>
           <w:rPr>
@@ -2849,7 +2855,7 @@
           <w14:ligatures w14:val="standardContextual"/>
         </w:rPr>
       </w:pPr>
-      <w:hyperlink w:anchor="_Toc232786025" w:history="1">
+      <w:hyperlink w:anchor="_Toc232871950" w:history="1">
         <w:r>
           <w:rPr>
             <w:rStyle w:val="Hyperlink"/>
@@ -2876,7 +2882,78 @@
             <w:noProof/>
             <w:webHidden/>
           </w:rPr>
-          <w:instrText xml:space="preserve"> PAGEREF _Toc232786025 \h </w:instrText>
+          <w:instrText xml:space="preserve"> PAGEREF _Toc232871950 \h </w:instrText>
+        </w:r>
+        <w:r>
+          <w:rPr>
+            <w:noProof/>
+            <w:webHidden/>
+          </w:rPr>
+        </w:r>
+        <w:r>
+          <w:rPr>
+            <w:noProof/>
+            <w:webHidden/>
+          </w:rPr>
+          <w:fldChar w:fldCharType="separate"/>
+        </w:r>
+        <w:r>
+          <w:rPr>
+            <w:noProof/>
+            <w:webHidden/>
+          </w:rPr>
+          <w:t>15</w:t>
+        </w:r>
+        <w:r>
+          <w:rPr>
+            <w:noProof/>
+            <w:webHidden/>
+          </w:rPr>
+          <w:fldChar w:fldCharType="end"/>
+        </w:r>
+      </w:hyperlink>
+    </w:p>
+    <w:p>
+      <w:pPr>
+        <w:pStyle w:val="Sumrio2"/>
+        <w:tabs>
+          <w:tab w:val="right" w:leader="dot" w:pos="9055"/>
+        </w:tabs>
+        <w:rPr>
+          <w:rFonts w:asciiTheme="minorHAnsi" w:eastAsiaTheme="minorEastAsia" w:hAnsiTheme="minorHAnsi" w:cstheme="minorBidi"/>
+          <w:noProof/>
+          <w:kern w:val="2"/>
+          <w14:ligatures w14:val="standardContextual"/>
+        </w:rPr>
+      </w:pPr>
+      <w:hyperlink w:anchor="_Toc232871951" w:history="1">
+        <w:r>
+          <w:rPr>
+            <w:rStyle w:val="Hyperlink"/>
+            <w:noProof/>
+          </w:rPr>
+          <w:t>2.5 Trabalhos Correlatos</w:t>
+        </w:r>
+        <w:r>
+          <w:rPr>
+            <w:noProof/>
+            <w:webHidden/>
+          </w:rPr>
+          <w:tab/>
+        </w:r>
+        <w:r>
+          <w:rPr>
+            <w:noProof/>
+            <w:webHidden/>
+          </w:rPr>
+          <w:fldChar w:fldCharType="begin"/>
+        </w:r>
+        <w:r>
+          <w:rPr>
+            <w:noProof/>
+            <w:webHidden/>
+          </w:rPr>
+          <w:instrText xml:space="preserve"> PAGEREF _Toc232871951 \h </w:instrText>
         </w:r>
         <w:r>
           <w:rPr>
@@ -2922,7 +2999,7 @@
           <w14:ligatures w14:val="standardContextual"/>
         </w:rPr>
       </w:pPr>
-      <w:hyperlink w:anchor="_Toc232786026" w:history="1">
+      <w:hyperlink w:anchor="_Toc232871952" w:history="1">
         <w:r>
           <w:rPr>
             <w:rStyle w:val="Hyperlink"/>
@@ -2949,7 +3026,7 @@
             <w:noProof/>
             <w:webHidden/>
           </w:rPr>
-          <w:instrText xml:space="preserve"> PAGEREF _Toc232786026 \h </w:instrText>
+          <w:instrText xml:space="preserve"> PAGEREF _Toc232871952 \h </w:instrText>
         </w:r>
         <w:r>
           <w:rPr>
@@ -2969,7 +3046,7 @@
             <w:noProof/>
             <w:webHidden/>
           </w:rPr>
-          <w:t>18</w:t>
+          <w:t>19</w:t>
         </w:r>
         <w:r>
           <w:rPr>
@@ -2993,7 +3070,7 @@
           <w14:ligatures w14:val="standardContextual"/>
         </w:rPr>
       </w:pPr>
-      <w:hyperlink w:anchor="_Toc232786027" w:history="1">
+      <w:hyperlink w:anchor="_Toc232871953" w:history="1">
         <w:r>
           <w:rPr>
             <w:rStyle w:val="Hyperlink"/>
@@ -3020,7 +3097,7 @@
             <w:noProof/>
             <w:webHidden/>
           </w:rPr>
-          <w:instrText xml:space="preserve"> PAGEREF _Toc232786027 \h </w:instrText>
+          <w:instrText xml:space="preserve"> PAGEREF _Toc232871953 \h </w:instrText>
         </w:r>
         <w:r>
           <w:rPr>
@@ -3040,7 +3117,7 @@
             <w:noProof/>
             <w:webHidden/>
           </w:rPr>
-          <w:t>18</w:t>
+          <w:t>19</w:t>
         </w:r>
         <w:r>
           <w:rPr>
@@ -3064,7 +3141,7 @@
           <w14:ligatures w14:val="standardContextual"/>
         </w:rPr>
       </w:pPr>
-      <w:hyperlink w:anchor="_Toc232786028" w:history="1">
+      <w:hyperlink w:anchor="_Toc232871954" w:history="1">
         <w:r>
           <w:rPr>
             <w:rStyle w:val="Hyperlink"/>
@@ -3091,7 +3168,7 @@
             <w:noProof/>
             <w:webHidden/>
           </w:rPr>
-          <w:instrText xml:space="preserve"> PAGEREF _Toc232786028 \h </w:instrText>
+          <w:instrText xml:space="preserve"> PAGEREF _Toc232871954 \h </w:instrText>
         </w:r>
         <w:r>
           <w:rPr>
@@ -3111,7 +3188,7 @@
             <w:noProof/>
             <w:webHidden/>
           </w:rPr>
-          <w:t>19</w:t>
+          <w:t>20</w:t>
         </w:r>
         <w:r>
           <w:rPr>
@@ -3135,7 +3212,7 @@
           <w14:ligatures w14:val="standardContextual"/>
         </w:rPr>
       </w:pPr>
-      <w:hyperlink w:anchor="_Toc232786029" w:history="1">
+      <w:hyperlink w:anchor="_Toc232871955" w:history="1">
         <w:r>
           <w:rPr>
             <w:rStyle w:val="Hyperlink"/>
@@ -3162,7 +3239,7 @@
             <w:noProof/>
             <w:webHidden/>
           </w:rPr>
-          <w:instrText xml:space="preserve"> PAGEREF _Toc232786029 \h </w:instrText>
+          <w:instrText xml:space="preserve"> PAGEREF _Toc232871955 \h </w:instrText>
         </w:r>
         <w:r>
           <w:rPr>
@@ -3182,7 +3259,7 @@
             <w:noProof/>
             <w:webHidden/>
           </w:rPr>
-          <w:t>21</w:t>
+          <w:t>22</w:t>
         </w:r>
         <w:r>
           <w:rPr>
@@ -3206,7 +3283,7 @@
           <w14:ligatures w14:val="standardContextual"/>
         </w:rPr>
       </w:pPr>
-      <w:hyperlink w:anchor="_Toc232786030" w:history="1">
+      <w:hyperlink w:anchor="_Toc232871956" w:history="1">
         <w:r>
           <w:rPr>
             <w:rStyle w:val="Hyperlink"/>
@@ -3233,7 +3310,7 @@
             <w:noProof/>
             <w:webHidden/>
           </w:rPr>
-          <w:instrText xml:space="preserve"> PAGEREF _Toc232786030 \h </w:instrText>
+          <w:instrText xml:space="preserve"> PAGEREF _Toc232871956 \h </w:instrText>
         </w:r>
         <w:r>
           <w:rPr>
@@ -3253,7 +3330,7 @@
             <w:noProof/>
             <w:webHidden/>
           </w:rPr>
-          <w:t>23</w:t>
+          <w:t>24</w:t>
         </w:r>
         <w:r>
           <w:rPr>
@@ -3277,7 +3354,7 @@
           <w14:ligatures w14:val="standardContextual"/>
         </w:rPr>
       </w:pPr>
-      <w:hyperlink w:anchor="_Toc232786031" w:history="1">
+      <w:hyperlink w:anchor="_Toc232871957" w:history="1">
         <w:r>
           <w:rPr>
             <w:rStyle w:val="Hyperlink"/>
@@ -3304,7 +3381,7 @@
             <w:noProof/>
             <w:webHidden/>
           </w:rPr>
-          <w:instrText xml:space="preserve"> PAGEREF _Toc232786031 \h </w:instrText>
+          <w:instrText xml:space="preserve"> PAGEREF _Toc232871957 \h </w:instrText>
         </w:r>
         <w:r>
           <w:rPr>
@@ -3324,7 +3401,7 @@
             <w:noProof/>
             <w:webHidden/>
           </w:rPr>
-          <w:t>23</w:t>
+          <w:t>24</w:t>
         </w:r>
         <w:r>
           <w:rPr>
@@ -3348,7 +3425,7 @@
           <w14:ligatures w14:val="standardContextual"/>
         </w:rPr>
       </w:pPr>
-      <w:hyperlink w:anchor="_Toc232786032" w:history="1">
+      <w:hyperlink w:anchor="_Toc232871958" w:history="1">
         <w:r>
           <w:rPr>
             <w:rStyle w:val="Hyperlink"/>
@@ -3375,7 +3452,7 @@
             <w:noProof/>
             <w:webHidden/>
           </w:rPr>
-          <w:instrText xml:space="preserve"> PAGEREF _Toc232786032 \h </w:instrText>
+          <w:instrText xml:space="preserve"> PAGEREF _Toc232871958 \h </w:instrText>
         </w:r>
         <w:r>
           <w:rPr>
@@ -3395,7 +3472,7 @@
             <w:noProof/>
             <w:webHidden/>
           </w:rPr>
-          <w:t>24</w:t>
+          <w:t>25</w:t>
         </w:r>
         <w:r>
           <w:rPr>
@@ -3419,7 +3496,7 @@
           <w14:ligatures w14:val="standardContextual"/>
         </w:rPr>
       </w:pPr>
-      <w:hyperlink w:anchor="_Toc232786033" w:history="1">
+      <w:hyperlink w:anchor="_Toc232871959" w:history="1">
         <w:r>
           <w:rPr>
             <w:rStyle w:val="Hyperlink"/>
@@ -3446,7 +3523,7 @@
             <w:noProof/>
             <w:webHidden/>
           </w:rPr>
-          <w:instrText xml:space="preserve"> PAGEREF _Toc232786033 \h </w:instrText>
+          <w:instrText xml:space="preserve"> PAGEREF _Toc232871959 \h </w:instrText>
         </w:r>
         <w:r>
           <w:rPr>
@@ -3466,7 +3543,78 @@
             <w:noProof/>
             <w:webHidden/>
           </w:rPr>
-          <w:t>25</w:t>
+          <w:t>26</w:t>
+        </w:r>
+        <w:r>
+          <w:rPr>
+            <w:noProof/>
+            <w:webHidden/>
+          </w:rPr>
+          <w:fldChar w:fldCharType="end"/>
+        </w:r>
+      </w:hyperlink>
+    </w:p>
+    <w:p>
+      <w:pPr>
+        <w:pStyle w:val="Sumrio2"/>
+        <w:tabs>
+          <w:tab w:val="right" w:leader="dot" w:pos="9055"/>
+        </w:tabs>
+        <w:rPr>
+          <w:rFonts w:asciiTheme="minorHAnsi" w:eastAsiaTheme="minorEastAsia" w:hAnsiTheme="minorHAnsi" w:cstheme="minorBidi"/>
+          <w:noProof/>
+          <w:kern w:val="2"/>
+          <w14:ligatures w14:val="standardContextual"/>
+        </w:rPr>
+      </w:pPr>
+      <w:hyperlink w:anchor="_Toc232871960" w:history="1">
+        <w:r>
+          <w:rPr>
+            <w:rStyle w:val="Hyperlink"/>
+            <w:noProof/>
+          </w:rPr>
+          <w:t>3.8 Modelo de Ameaças e Cobertura de Ataques</w:t>
+        </w:r>
+        <w:r>
+          <w:rPr>
+            <w:noProof/>
+            <w:webHidden/>
+          </w:rPr>
+          <w:tab/>
+        </w:r>
+        <w:r>
+          <w:rPr>
+            <w:noProof/>
+            <w:webHidden/>
+          </w:rPr>
+          <w:fldChar w:fldCharType="begin"/>
+        </w:r>
+        <w:r>
+          <w:rPr>
+            <w:noProof/>
+            <w:webHidden/>
+          </w:rPr>
+          <w:instrText xml:space="preserve"> PAGEREF _Toc232871960 \h </w:instrText>
+        </w:r>
+        <w:r>
+          <w:rPr>
+            <w:noProof/>
+            <w:webHidden/>
+          </w:rPr>
+        </w:r>
+        <w:r>
+          <w:rPr>
+            <w:noProof/>
+            <w:webHidden/>
+          </w:rPr>
+          <w:fldChar w:fldCharType="separate"/>
+        </w:r>
+        <w:r>
+          <w:rPr>
+            <w:noProof/>
+            <w:webHidden/>
+          </w:rPr>
+          <w:t>27</w:t>
         </w:r>
         <w:r>
           <w:rPr>
@@ -3492,7 +3640,7 @@
           <w14:ligatures w14:val="standardContextual"/>
         </w:rPr>
       </w:pPr>
-      <w:hyperlink w:anchor="_Toc232786034" w:history="1">
+      <w:hyperlink w:anchor="_Toc232871961" w:history="1">
         <w:r>
           <w:rPr>
             <w:rStyle w:val="Hyperlink"/>
@@ -3519,7 +3667,7 @@
             <w:noProof/>
             <w:webHidden/>
           </w:rPr>
-          <w:instrText xml:space="preserve"> PAGEREF _Toc232786034 \h </w:instrText>
+          <w:instrText xml:space="preserve"> PAGEREF _Toc232871961 \h </w:instrText>
         </w:r>
         <w:r>
           <w:rPr>
@@ -3539,7 +3687,7 @@
             <w:noProof/>
             <w:webHidden/>
           </w:rPr>
-          <w:t>27</w:t>
+          <w:t>29</w:t>
         </w:r>
         <w:r>
           <w:rPr>
@@ -3563,7 +3711,7 @@
           <w14:ligatures w14:val="standardContextual"/>
         </w:rPr>
       </w:pPr>
-      <w:hyperlink w:anchor="_Toc232786035" w:history="1">
+      <w:hyperlink w:anchor="_Toc232871962" w:history="1">
         <w:r>
           <w:rPr>
             <w:rStyle w:val="Hyperlink"/>
@@ -3590,7 +3738,7 @@
             <w:noProof/>
             <w:webHidden/>
           </w:rPr>
-          <w:instrText xml:space="preserve"> PAGEREF _Toc232786035 \h </w:instrText>
+          <w:instrText xml:space="preserve"> PAGEREF _Toc232871962 \h </w:instrText>
         </w:r>
         <w:r>
           <w:rPr>
@@ -3610,7 +3758,7 @@
             <w:noProof/>
             <w:webHidden/>
           </w:rPr>
-          <w:t>27</w:t>
+          <w:t>29</w:t>
         </w:r>
         <w:r>
           <w:rPr>
@@ -3634,7 +3782,7 @@
           <w14:ligatures w14:val="standardContextual"/>
         </w:rPr>
       </w:pPr>
-      <w:hyperlink w:anchor="_Toc232786036" w:history="1">
+      <w:hyperlink w:anchor="_Toc232871963" w:history="1">
         <w:r>
           <w:rPr>
             <w:rStyle w:val="Hyperlink"/>
@@ -3661,7 +3809,7 @@
             <w:noProof/>
             <w:webHidden/>
           </w:rPr>
-          <w:instrText xml:space="preserve"> PAGEREF _Toc232786036 \h </w:instrText>
+          <w:instrText xml:space="preserve"> PAGEREF _Toc232871963 \h </w:instrText>
         </w:r>
         <w:r>
           <w:rPr>
@@ -3681,7 +3829,7 @@
             <w:noProof/>
             <w:webHidden/>
           </w:rPr>
-          <w:t>31</w:t>
+          <w:t>33</w:t>
         </w:r>
         <w:r>
           <w:rPr>
@@ -3705,7 +3853,7 @@
           <w14:ligatures w14:val="standardContextual"/>
         </w:rPr>
       </w:pPr>
-      <w:hyperlink w:anchor="_Toc232786037" w:history="1">
+      <w:hyperlink w:anchor="_Toc232871964" w:history="1">
         <w:r>
           <w:rPr>
             <w:rStyle w:val="Hyperlink"/>
@@ -3732,7 +3880,7 @@
             <w:noProof/>
             <w:webHidden/>
           </w:rPr>
-          <w:instrText xml:space="preserve"> PAGEREF _Toc232786037 \h </w:instrText>
+          <w:instrText xml:space="preserve"> PAGEREF _Toc232871964 \h </w:instrText>
         </w:r>
         <w:r>
           <w:rPr>
@@ -3752,7 +3900,7 @@
             <w:noProof/>
             <w:webHidden/>
           </w:rPr>
-          <w:t>35</w:t>
+          <w:t>37</w:t>
         </w:r>
         <w:r>
           <w:rPr>
@@ -3776,7 +3924,7 @@
           <w14:ligatures w14:val="standardContextual"/>
         </w:rPr>
       </w:pPr>
-      <w:hyperlink w:anchor="_Toc232786038" w:history="1">
+      <w:hyperlink w:anchor="_Toc232871965" w:history="1">
         <w:r>
           <w:rPr>
             <w:rStyle w:val="Hyperlink"/>
@@ -3803,7 +3951,7 @@
             <w:noProof/>
             <w:webHidden/>
           </w:rPr>
-          <w:instrText xml:space="preserve"> PAGEREF _Toc232786038 \h </w:instrText>
+          <w:instrText xml:space="preserve"> PAGEREF _Toc232871965 \h </w:instrText>
         </w:r>
         <w:r>
           <w:rPr>
@@ -3823,7 +3971,7 @@
             <w:noProof/>
             <w:webHidden/>
           </w:rPr>
-          <w:t>36</w:t>
+          <w:t>38</w:t>
         </w:r>
         <w:r>
           <w:rPr>
@@ -3847,7 +3995,7 @@
           <w14:ligatures w14:val="standardContextual"/>
         </w:rPr>
       </w:pPr>
-      <w:hyperlink w:anchor="_Toc232786039" w:history="1">
+      <w:hyperlink w:anchor="_Toc232871966" w:history="1">
         <w:r>
           <w:rPr>
             <w:rStyle w:val="Hyperlink"/>
@@ -3874,7 +4022,7 @@
             <w:noProof/>
             <w:webHidden/>
           </w:rPr>
-          <w:instrText xml:space="preserve"> PAGEREF _Toc232786039 \h </w:instrText>
+          <w:instrText xml:space="preserve"> PAGEREF _Toc232871966 \h </w:instrText>
         </w:r>
         <w:r>
           <w:rPr>
@@ -3894,7 +4042,7 @@
             <w:noProof/>
             <w:webHidden/>
           </w:rPr>
-          <w:t>36</w:t>
+          <w:t>38</w:t>
         </w:r>
         <w:r>
           <w:rPr>
@@ -3918,7 +4066,7 @@
           <w14:ligatures w14:val="standardContextual"/>
         </w:rPr>
       </w:pPr>
-      <w:hyperlink w:anchor="_Toc232786040" w:history="1">
+      <w:hyperlink w:anchor="_Toc232871967" w:history="1">
         <w:r>
           <w:rPr>
             <w:rStyle w:val="Hyperlink"/>
@@ -3945,7 +4093,7 @@
             <w:noProof/>
             <w:webHidden/>
           </w:rPr>
-          <w:instrText xml:space="preserve"> PAGEREF _Toc232786040 \h </w:instrText>
+          <w:instrText xml:space="preserve"> PAGEREF _Toc232871967 \h </w:instrText>
         </w:r>
         <w:r>
           <w:rPr>
@@ -3965,7 +4113,7 @@
             <w:noProof/>
             <w:webHidden/>
           </w:rPr>
-          <w:t>37</w:t>
+          <w:t>39</w:t>
         </w:r>
         <w:r>
           <w:rPr>
@@ -3989,7 +4137,7 @@
           <w14:ligatures w14:val="standardContextual"/>
         </w:rPr>
       </w:pPr>
-      <w:hyperlink w:anchor="_Toc232786041" w:history="1">
+      <w:hyperlink w:anchor="_Toc232871968" w:history="1">
         <w:r>
           <w:rPr>
             <w:rStyle w:val="Hyperlink"/>
@@ -4016,7 +4164,7 @@
             <w:noProof/>
             <w:webHidden/>
           </w:rPr>
-          <w:instrText xml:space="preserve"> PAGEREF _Toc232786041 \h </w:instrText>
+          <w:instrText xml:space="preserve"> PAGEREF _Toc232871968 \h </w:instrText>
         </w:r>
         <w:r>
           <w:rPr>
@@ -4036,7 +4184,7 @@
             <w:noProof/>
             <w:webHidden/>
           </w:rPr>
-          <w:t>38</w:t>
+          <w:t>40</w:t>
         </w:r>
         <w:r>
           <w:rPr>
@@ -4060,7 +4208,7 @@
           <w14:ligatures w14:val="standardContextual"/>
         </w:rPr>
       </w:pPr>
-      <w:hyperlink w:anchor="_Toc232786042" w:history="1">
+      <w:hyperlink w:anchor="_Toc232871969" w:history="1">
         <w:r>
           <w:rPr>
             <w:rStyle w:val="Hyperlink"/>
@@ -4087,7 +4235,7 @@
             <w:noProof/>
             <w:webHidden/>
           </w:rPr>
-          <w:instrText xml:space="preserve"> PAGEREF _Toc232786042 \h </w:instrText>
+          <w:instrText xml:space="preserve"> PAGEREF _Toc232871969 \h </w:instrText>
         </w:r>
         <w:r>
           <w:rPr>
@@ -4107,7 +4255,7 @@
             <w:noProof/>
             <w:webHidden/>
           </w:rPr>
-          <w:t>39</w:t>
+          <w:t>41</w:t>
         </w:r>
         <w:r>
           <w:rPr>
@@ -4131,7 +4279,7 @@
           <w14:ligatures w14:val="standardContextual"/>
         </w:rPr>
       </w:pPr>
-      <w:hyperlink w:anchor="_Toc232786043" w:history="1">
+      <w:hyperlink w:anchor="_Toc232871970" w:history="1">
         <w:r>
           <w:rPr>
             <w:rStyle w:val="Hyperlink"/>
@@ -4158,7 +4306,7 @@
             <w:noProof/>
             <w:webHidden/>
           </w:rPr>
-          <w:instrText xml:space="preserve"> PAGEREF _Toc232786043 \h </w:instrText>
+          <w:instrText xml:space="preserve"> PAGEREF _Toc232871970 \h </w:instrText>
         </w:r>
         <w:r>
           <w:rPr>
@@ -4178,7 +4326,7 @@
             <w:noProof/>
             <w:webHidden/>
           </w:rPr>
-          <w:t>39</w:t>
+          <w:t>41</w:t>
         </w:r>
         <w:r>
           <w:rPr>
@@ -4204,7 +4352,7 @@
           <w14:ligatures w14:val="standardContextual"/>
         </w:rPr>
       </w:pPr>
-      <w:hyperlink w:anchor="_Toc232786044" w:history="1">
+      <w:hyperlink w:anchor="_Toc232871971" w:history="1">
         <w:r>
           <w:rPr>
             <w:rStyle w:val="Hyperlink"/>
@@ -4231,7 +4379,7 @@
             <w:noProof/>
             <w:webHidden/>
           </w:rPr>
-          <w:instrText xml:space="preserve"> PAGEREF _Toc232786044 \h </w:instrText>
+          <w:instrText xml:space="preserve"> PAGEREF _Toc232871971 \h </w:instrText>
         </w:r>
         <w:r>
           <w:rPr>
@@ -4251,7 +4399,7 @@
             <w:noProof/>
             <w:webHidden/>
           </w:rPr>
-          <w:t>40</w:t>
+          <w:t>42</w:t>
         </w:r>
         <w:r>
           <w:rPr>
@@ -4275,7 +4423,7 @@
           <w14:ligatures w14:val="standardContextual"/>
         </w:rPr>
       </w:pPr>
-      <w:hyperlink w:anchor="_Toc232786045" w:history="1">
+      <w:hyperlink w:anchor="_Toc232871972" w:history="1">
         <w:r>
           <w:rPr>
             <w:rStyle w:val="Hyperlink"/>
@@ -4302,7 +4450,7 @@
             <w:noProof/>
             <w:webHidden/>
           </w:rPr>
-          <w:instrText xml:space="preserve"> PAGEREF _Toc232786045 \h </w:instrText>
+          <w:instrText xml:space="preserve"> PAGEREF _Toc232871972 \h </w:instrText>
         </w:r>
         <w:r>
           <w:rPr>
@@ -4322,7 +4470,7 @@
             <w:noProof/>
             <w:webHidden/>
           </w:rPr>
-          <w:t>40</w:t>
+          <w:t>42</w:t>
         </w:r>
         <w:r>
           <w:rPr>
@@ -4346,7 +4494,7 @@
           <w14:ligatures w14:val="standardContextual"/>
         </w:rPr>
       </w:pPr>
-      <w:hyperlink w:anchor="_Toc232786046" w:history="1">
+      <w:hyperlink w:anchor="_Toc232871973" w:history="1">
         <w:r>
           <w:rPr>
             <w:rStyle w:val="Hyperlink"/>
@@ -4373,7 +4521,7 @@
             <w:noProof/>
             <w:webHidden/>
           </w:rPr>
-          <w:instrText xml:space="preserve"> PAGEREF _Toc232786046 \h </w:instrText>
+          <w:instrText xml:space="preserve"> PAGEREF _Toc232871973 \h </w:instrText>
         </w:r>
         <w:r>
           <w:rPr>
@@ -4393,7 +4541,7 @@
             <w:noProof/>
             <w:webHidden/>
           </w:rPr>
-          <w:t>41</w:t>
+          <w:t>43</w:t>
         </w:r>
         <w:r>
           <w:rPr>
@@ -4417,7 +4565,7 @@
           <w14:ligatures w14:val="standardContextual"/>
         </w:rPr>
       </w:pPr>
-      <w:hyperlink w:anchor="_Toc232786047" w:history="1">
+      <w:hyperlink w:anchor="_Toc232871974" w:history="1">
         <w:r>
           <w:rPr>
             <w:rStyle w:val="Hyperlink"/>
@@ -4444,7 +4592,7 @@
             <w:noProof/>
             <w:webHidden/>
           </w:rPr>
-          <w:instrText xml:space="preserve"> PAGEREF _Toc232786047 \h </w:instrText>
+          <w:instrText xml:space="preserve"> PAGEREF _Toc232871974 \h </w:instrText>
         </w:r>
         <w:r>
           <w:rPr>
@@ -4464,7 +4612,7 @@
             <w:noProof/>
             <w:webHidden/>
           </w:rPr>
-          <w:t>43</w:t>
+          <w:t>45</w:t>
         </w:r>
         <w:r>
           <w:rPr>
@@ -4488,7 +4636,7 @@
           <w14:ligatures w14:val="standardContextual"/>
         </w:rPr>
       </w:pPr>
-      <w:hyperlink w:anchor="_Toc232786048" w:history="1">
+      <w:hyperlink w:anchor="_Toc232871975" w:history="1">
         <w:r>
           <w:rPr>
             <w:rStyle w:val="Hyperlink"/>
@@ -4515,7 +4663,7 @@
             <w:noProof/>
             <w:webHidden/>
           </w:rPr>
-          <w:instrText xml:space="preserve"> PAGEREF _Toc232786048 \h </w:instrText>
+          <w:instrText xml:space="preserve"> PAGEREF _Toc232871975 \h </w:instrText>
         </w:r>
         <w:r>
           <w:rPr>
@@ -4535,7 +4683,7 @@
             <w:noProof/>
             <w:webHidden/>
           </w:rPr>
-          <w:t>44</w:t>
+          <w:t>46</w:t>
         </w:r>
         <w:r>
           <w:rPr>
@@ -4559,7 +4707,7 @@
           <w14:ligatures w14:val="standardContextual"/>
         </w:rPr>
       </w:pPr>
-      <w:hyperlink w:anchor="_Toc232786049" w:history="1">
+      <w:hyperlink w:anchor="_Toc232871976" w:history="1">
         <w:r>
           <w:rPr>
             <w:rStyle w:val="Hyperlink"/>
@@ -4586,7 +4734,7 @@
             <w:noProof/>
             <w:webHidden/>
           </w:rPr>
-          <w:instrText xml:space="preserve"> PAGEREF _Toc232786049 \h </w:instrText>
+          <w:instrText xml:space="preserve"> PAGEREF _Toc232871976 \h </w:instrText>
         </w:r>
         <w:r>
           <w:rPr>
@@ -4606,7 +4754,7 @@
             <w:noProof/>
             <w:webHidden/>
           </w:rPr>
-          <w:t>45</w:t>
+          <w:t>47</w:t>
         </w:r>
         <w:r>
           <w:rPr>
@@ -4632,13 +4780,13 @@
           <w14:ligatures w14:val="standardContextual"/>
         </w:rPr>
       </w:pPr>
-      <w:hyperlink w:anchor="_Toc232786050" w:history="1">
+      <w:hyperlink w:anchor="_Toc232871977" w:history="1">
         <w:r>
           <w:rPr>
             <w:rStyle w:val="Hyperlink"/>
             <w:noProof/>
           </w:rPr>
-          <w:t>CRONOGRAMA DE ATIVIDADES</w:t>
+          <w:t>CONSIDERAÇÕES FINAIS</w:t>
         </w:r>
         <w:r>
           <w:rPr>
@@ -4659,7 +4807,7 @@
             <w:noProof/>
             <w:webHidden/>
           </w:rPr>
-          <w:instrText xml:space="preserve"> PAGEREF _Toc232786050 \h </w:instrText>
+          <w:instrText xml:space="preserve"> PAGEREF _Toc232871977 \h </w:instrText>
         </w:r>
         <w:r>
           <w:rPr>
@@ -4679,78 +4827,7 @@
             <w:noProof/>
             <w:webHidden/>
           </w:rPr>
-          <w:t>47</w:t>
-        </w:r>
-        <w:r>
-          <w:rPr>
-            <w:noProof/>
-            <w:webHidden/>
-          </w:rPr>
-          <w:fldChar w:fldCharType="end"/>
-        </w:r>
-      </w:hyperlink>
-    </w:p>
-    <w:p>
-      <w:pPr>
-        <w:pStyle w:val="Sumrio2"/>
-        <w:tabs>
-          <w:tab w:val="right" w:leader="dot" w:pos="9055"/>
-        </w:tabs>
-        <w:rPr>
-          <w:rFonts w:asciiTheme="minorHAnsi" w:eastAsiaTheme="minorEastAsia" w:hAnsiTheme="minorHAnsi" w:cstheme="minorBidi"/>
-          <w:noProof/>
-          <w:kern w:val="2"/>
-          <w14:ligatures w14:val="standardContextual"/>
-        </w:rPr>
-      </w:pPr>
-      <w:hyperlink w:anchor="_Toc232786051" w:history="1">
-        <w:r>
-          <w:rPr>
-            <w:rStyle w:val="Hyperlink"/>
-            <w:noProof/>
-          </w:rPr>
-          <w:t>6.1 Cronograma</w:t>
-        </w:r>
-        <w:r>
-          <w:rPr>
-            <w:noProof/>
-            <w:webHidden/>
-          </w:rPr>
-          <w:tab/>
-        </w:r>
-        <w:r>
-          <w:rPr>
-            <w:noProof/>
-            <w:webHidden/>
-          </w:rPr>
-          <w:fldChar w:fldCharType="begin"/>
-        </w:r>
-        <w:r>
-          <w:rPr>
-            <w:noProof/>
-            <w:webHidden/>
-          </w:rPr>
-          <w:instrText xml:space="preserve"> PAGEREF _Toc232786051 \h </w:instrText>
-        </w:r>
-        <w:r>
-          <w:rPr>
-            <w:noProof/>
-            <w:webHidden/>
-          </w:rPr>
-        </w:r>
-        <w:r>
-          <w:rPr>
-            <w:noProof/>
-            <w:webHidden/>
-          </w:rPr>
-          <w:fldChar w:fldCharType="separate"/>
-        </w:r>
-        <w:r>
-          <w:rPr>
-            <w:noProof/>
-            <w:webHidden/>
-          </w:rPr>
-          <w:t>47</w:t>
+          <w:t>49</w:t>
         </w:r>
         <w:r>
           <w:rPr>
@@ -4776,13 +4853,13 @@
           <w14:ligatures w14:val="standardContextual"/>
         </w:rPr>
       </w:pPr>
-      <w:hyperlink w:anchor="_Toc232786052" w:history="1">
+      <w:hyperlink w:anchor="_Toc232871978" w:history="1">
         <w:r>
           <w:rPr>
             <w:rStyle w:val="Hyperlink"/>
             <w:noProof/>
           </w:rPr>
-          <w:t>REFERÊNCIAS BIBLIÓGRAFICAS</w:t>
+          <w:t>CRONOGRAMA DE ATIVIDADES</w:t>
         </w:r>
         <w:r>
           <w:rPr>
@@ -4803,7 +4880,7 @@
             <w:noProof/>
             <w:webHidden/>
           </w:rPr>
-          <w:instrText xml:space="preserve"> PAGEREF _Toc232786052 \h </w:instrText>
+          <w:instrText xml:space="preserve"> PAGEREF _Toc232871978 \h </w:instrText>
         </w:r>
         <w:r>
           <w:rPr>
@@ -4823,7 +4900,7 @@
             <w:noProof/>
             <w:webHidden/>
           </w:rPr>
-          <w:t>49</w:t>
+          <w:t>50</w:t>
         </w:r>
         <w:r>
           <w:rPr>
@@ -4835,2683 +4912,154 @@
       </w:hyperlink>
     </w:p>
     <w:p>
-      <w:r>
-        <w:fldChar w:fldCharType="end"/>
-      </w:r>
-    </w:p>
-    <w:sdt>
-      <w:sdtPr>
-        <w:rPr>
+      <w:pPr>
+        <w:pStyle w:val="Sumrio2"/>
+        <w:tabs>
+          <w:tab w:val="right" w:leader="dot" w:pos="9055"/>
+        </w:tabs>
+        <w:rPr>
+          <w:rFonts w:asciiTheme="minorHAnsi" w:eastAsiaTheme="minorEastAsia" w:hAnsiTheme="minorHAnsi" w:cstheme="minorBidi"/>
+          <w:noProof/>
+          <w:kern w:val="2"/>
+          <w14:ligatures w14:val="standardContextual"/>
+        </w:rPr>
+      </w:pPr>
+      <w:hyperlink w:anchor="_Toc232871979" w:history="1">
+        <w:r>
+          <w:rPr>
+            <w:rStyle w:val="Hyperlink"/>
+            <w:noProof/>
+          </w:rPr>
+          <w:t>6.1 Cronograma</w:t>
+        </w:r>
+        <w:r>
+          <w:rPr>
+            <w:noProof/>
+            <w:webHidden/>
+          </w:rPr>
+          <w:tab/>
+        </w:r>
+        <w:r>
+          <w:rPr>
+            <w:noProof/>
+            <w:webHidden/>
+          </w:rPr>
+          <w:fldChar w:fldCharType="begin"/>
+        </w:r>
+        <w:r>
+          <w:rPr>
+            <w:noProof/>
+            <w:webHidden/>
+          </w:rPr>
+          <w:instrText xml:space="preserve"> PAGEREF _Toc232871979 \h </w:instrText>
+        </w:r>
+        <w:r>
+          <w:rPr>
+            <w:noProof/>
+            <w:webHidden/>
+          </w:rPr>
+        </w:r>
+        <w:r>
+          <w:rPr>
+            <w:noProof/>
+            <w:webHidden/>
+          </w:rPr>
+          <w:fldChar w:fldCharType="separate"/>
+        </w:r>
+        <w:r>
+          <w:rPr>
+            <w:noProof/>
+            <w:webHidden/>
+          </w:rPr>
+          <w:t>50</w:t>
+        </w:r>
+        <w:r>
+          <w:rPr>
+            <w:noProof/>
+            <w:webHidden/>
+          </w:rPr>
+          <w:fldChar w:fldCharType="end"/>
+        </w:r>
+      </w:hyperlink>
+    </w:p>
+    <w:p>
+      <w:pPr>
+        <w:pStyle w:val="Sumrio1"/>
+        <w:tabs>
+          <w:tab w:val="right" w:leader="dot" w:pos="9055"/>
+        </w:tabs>
+        <w:rPr>
+          <w:rFonts w:asciiTheme="minorHAnsi" w:eastAsiaTheme="minorEastAsia" w:hAnsiTheme="minorHAnsi" w:cstheme="minorBidi"/>
           <w:b w:val="0"/>
           <w:bCs w:val="0"/>
-          <w:sz w:val="22"/>
-          <w:szCs w:val="22"/>
-        </w:rPr>
-        <w:id w:val="-761591513"/>
-        <w:docPartObj>
-          <w:docPartGallery w:val="Table of Contents"/>
-          <w:docPartUnique/>
-        </w:docPartObj>
-      </w:sdtPr>
-      <w:sdtEndPr/>
-      <w:sdtContent>
-        <w:p>
-          <w:pPr>
-            <w:pStyle w:val="Sumrio1"/>
-            <w:tabs>
-              <w:tab w:val="right" w:leader="dot" w:pos="9055"/>
-            </w:tabs>
-            <w:rPr>
-              <w:rFonts w:asciiTheme="minorHAnsi" w:eastAsiaTheme="minorEastAsia" w:hAnsiTheme="minorHAnsi" w:cstheme="minorBidi"/>
-              <w:b w:val="0"/>
-              <w:bCs w:val="0"/>
-              <w:noProof/>
-              <w:kern w:val="2"/>
-              <w14:ligatures w14:val="standardContextual"/>
-            </w:rPr>
-          </w:pPr>
-          <w:r>
-            <w:fldChar w:fldCharType="begin"/>
-          </w:r>
-          <w:r>
-            <w:instrText xml:space="preserve"> TOC \o "1-3" \h \z \u \b corpo </w:instrText>
-          </w:r>
-          <w:r>
-            <w:fldChar w:fldCharType="separate"/>
-          </w:r>
-          <w:hyperlink w:anchor="_Toc232786053" w:history="1">
-            <w:r>
-              <w:rPr>
-                <w:rStyle w:val="Hyperlink"/>
-                <w:noProof/>
-              </w:rPr>
-              <w:t>INTRODUÇÃO</w:t>
-            </w:r>
-            <w:r>
-              <w:rPr>
-                <w:noProof/>
-                <w:webHidden/>
-              </w:rPr>
-              <w:tab/>
-            </w:r>
-            <w:r>
-              <w:rPr>
-                <w:noProof/>
-                <w:webHidden/>
-              </w:rPr>
-              <w:fldChar w:fldCharType="begin"/>
-            </w:r>
-            <w:r>
-              <w:rPr>
-                <w:noProof/>
-                <w:webHidden/>
-              </w:rPr>
-              <w:instrText xml:space="preserve"> PAGEREF _Toc232786053 \h </w:instrText>
-            </w:r>
-            <w:r>
-              <w:rPr>
-                <w:noProof/>
-                <w:webHidden/>
-              </w:rPr>
-            </w:r>
-            <w:r>
-              <w:rPr>
-                <w:noProof/>
-                <w:webHidden/>
-              </w:rPr>
-              <w:fldChar w:fldCharType="separate"/>
-            </w:r>
-            <w:r>
-              <w:rPr>
-                <w:noProof/>
-                <w:webHidden/>
-              </w:rPr>
-              <w:t>9</w:t>
-            </w:r>
-            <w:r>
-              <w:rPr>
-                <w:noProof/>
-                <w:webHidden/>
-              </w:rPr>
-              <w:fldChar w:fldCharType="end"/>
-            </w:r>
-          </w:hyperlink>
-        </w:p>
-        <w:p>
-          <w:pPr>
-            <w:pStyle w:val="Sumrio2"/>
-            <w:tabs>
-              <w:tab w:val="right" w:leader="dot" w:pos="9055"/>
-            </w:tabs>
-            <w:rPr>
-              <w:rFonts w:asciiTheme="minorHAnsi" w:eastAsiaTheme="minorEastAsia" w:hAnsiTheme="minorHAnsi" w:cstheme="minorBidi"/>
-              <w:noProof/>
-              <w:kern w:val="2"/>
-              <w14:ligatures w14:val="standardContextual"/>
-            </w:rPr>
-          </w:pPr>
-          <w:hyperlink w:anchor="_Toc232786054" w:history="1">
-            <w:r>
-              <w:rPr>
-                <w:rStyle w:val="Hyperlink"/>
-                <w:noProof/>
-              </w:rPr>
-              <w:t>1.1 Contextualização do projeto</w:t>
-            </w:r>
-            <w:r>
-              <w:rPr>
-                <w:noProof/>
-                <w:webHidden/>
-              </w:rPr>
-              <w:tab/>
-            </w:r>
-            <w:r>
-              <w:rPr>
-                <w:noProof/>
-                <w:webHidden/>
-              </w:rPr>
-              <w:fldChar w:fldCharType="begin"/>
-            </w:r>
-            <w:r>
-              <w:rPr>
-                <w:noProof/>
-                <w:webHidden/>
-              </w:rPr>
-              <w:instrText xml:space="preserve"> PAGEREF _Toc232786054 \h </w:instrText>
-            </w:r>
-            <w:r>
-              <w:rPr>
-                <w:noProof/>
-                <w:webHidden/>
-              </w:rPr>
-            </w:r>
-            <w:r>
-              <w:rPr>
-                <w:noProof/>
-                <w:webHidden/>
-              </w:rPr>
-              <w:fldChar w:fldCharType="separate"/>
-            </w:r>
-            <w:r>
-              <w:rPr>
-                <w:noProof/>
-                <w:webHidden/>
-              </w:rPr>
-              <w:t>9</w:t>
-            </w:r>
-            <w:r>
-              <w:rPr>
-                <w:noProof/>
-                <w:webHidden/>
-              </w:rPr>
-              <w:fldChar w:fldCharType="end"/>
-            </w:r>
-          </w:hyperlink>
-        </w:p>
-        <w:p>
-          <w:pPr>
-            <w:pStyle w:val="Sumrio2"/>
-            <w:tabs>
-              <w:tab w:val="right" w:leader="dot" w:pos="9055"/>
-            </w:tabs>
-            <w:rPr>
-              <w:rFonts w:asciiTheme="minorHAnsi" w:eastAsiaTheme="minorEastAsia" w:hAnsiTheme="minorHAnsi" w:cstheme="minorBidi"/>
-              <w:noProof/>
-              <w:kern w:val="2"/>
-              <w14:ligatures w14:val="standardContextual"/>
-            </w:rPr>
-          </w:pPr>
-          <w:hyperlink w:anchor="_Toc232786055" w:history="1">
-            <w:r>
-              <w:rPr>
-                <w:rStyle w:val="Hyperlink"/>
-                <w:noProof/>
-              </w:rPr>
-              <w:t>1.2 Objetivos Gerais</w:t>
-            </w:r>
-            <w:r>
-              <w:rPr>
-                <w:noProof/>
-                <w:webHidden/>
-              </w:rPr>
-              <w:tab/>
-            </w:r>
-            <w:r>
-              <w:rPr>
-                <w:noProof/>
-                <w:webHidden/>
-              </w:rPr>
-              <w:fldChar w:fldCharType="begin"/>
-            </w:r>
-            <w:r>
-              <w:rPr>
-                <w:noProof/>
-                <w:webHidden/>
-              </w:rPr>
-              <w:instrText xml:space="preserve"> PAGEREF _Toc232786055 \h </w:instrText>
-            </w:r>
-            <w:r>
-              <w:rPr>
-                <w:noProof/>
-                <w:webHidden/>
-              </w:rPr>
-            </w:r>
-            <w:r>
-              <w:rPr>
-                <w:noProof/>
-                <w:webHidden/>
-              </w:rPr>
-              <w:fldChar w:fldCharType="separate"/>
-            </w:r>
-            <w:r>
-              <w:rPr>
-                <w:noProof/>
-                <w:webHidden/>
-              </w:rPr>
-              <w:t>10</w:t>
-            </w:r>
-            <w:r>
-              <w:rPr>
-                <w:noProof/>
-                <w:webHidden/>
-              </w:rPr>
-              <w:fldChar w:fldCharType="end"/>
-            </w:r>
-          </w:hyperlink>
-        </w:p>
-        <w:p>
-          <w:pPr>
-            <w:pStyle w:val="Sumrio2"/>
-            <w:tabs>
-              <w:tab w:val="right" w:leader="dot" w:pos="9055"/>
-            </w:tabs>
-            <w:rPr>
-              <w:rFonts w:asciiTheme="minorHAnsi" w:eastAsiaTheme="minorEastAsia" w:hAnsiTheme="minorHAnsi" w:cstheme="minorBidi"/>
-              <w:noProof/>
-              <w:kern w:val="2"/>
-              <w14:ligatures w14:val="standardContextual"/>
-            </w:rPr>
-          </w:pPr>
-          <w:hyperlink w:anchor="_Toc232786056" w:history="1">
-            <w:r>
-              <w:rPr>
-                <w:rStyle w:val="Hyperlink"/>
-                <w:noProof/>
-              </w:rPr>
-              <w:t>1.3 Objetivos específicos</w:t>
-            </w:r>
-            <w:r>
-              <w:rPr>
-                <w:noProof/>
-                <w:webHidden/>
-              </w:rPr>
-              <w:tab/>
-            </w:r>
-            <w:r>
-              <w:rPr>
-                <w:noProof/>
-                <w:webHidden/>
-              </w:rPr>
-              <w:fldChar w:fldCharType="begin"/>
-            </w:r>
-            <w:r>
-              <w:rPr>
-                <w:noProof/>
-                <w:webHidden/>
-              </w:rPr>
-              <w:instrText xml:space="preserve"> PAGEREF _Toc232786056 \h </w:instrText>
-            </w:r>
-            <w:r>
-              <w:rPr>
-                <w:noProof/>
-                <w:webHidden/>
-              </w:rPr>
-            </w:r>
-            <w:r>
-              <w:rPr>
-                <w:noProof/>
-                <w:webHidden/>
-              </w:rPr>
-              <w:fldChar w:fldCharType="separate"/>
-            </w:r>
-            <w:r>
-              <w:rPr>
-                <w:noProof/>
-                <w:webHidden/>
-              </w:rPr>
-              <w:t>11</w:t>
-            </w:r>
-            <w:r>
-              <w:rPr>
-                <w:noProof/>
-                <w:webHidden/>
-              </w:rPr>
-              <w:fldChar w:fldCharType="end"/>
-            </w:r>
-          </w:hyperlink>
-        </w:p>
-        <w:p>
-          <w:pPr>
-            <w:pStyle w:val="Sumrio2"/>
-            <w:tabs>
-              <w:tab w:val="right" w:leader="dot" w:pos="9055"/>
-            </w:tabs>
-            <w:rPr>
-              <w:rFonts w:asciiTheme="minorHAnsi" w:eastAsiaTheme="minorEastAsia" w:hAnsiTheme="minorHAnsi" w:cstheme="minorBidi"/>
-              <w:noProof/>
-              <w:kern w:val="2"/>
-              <w14:ligatures w14:val="standardContextual"/>
-            </w:rPr>
-          </w:pPr>
-          <w:hyperlink w:anchor="_Toc232786057" w:history="1">
-            <w:r>
-              <w:rPr>
-                <w:rStyle w:val="Hyperlink"/>
-                <w:noProof/>
-              </w:rPr>
-              <w:t>1.4 Justificativa do projeto</w:t>
-            </w:r>
-            <w:r>
-              <w:rPr>
-                <w:noProof/>
-                <w:webHidden/>
-              </w:rPr>
-              <w:tab/>
-            </w:r>
-            <w:r>
-              <w:rPr>
-                <w:noProof/>
-                <w:webHidden/>
-              </w:rPr>
-              <w:fldChar w:fldCharType="begin"/>
-            </w:r>
-            <w:r>
-              <w:rPr>
-                <w:noProof/>
-                <w:webHidden/>
-              </w:rPr>
-              <w:instrText xml:space="preserve"> PAGEREF _Toc232786057 \h </w:instrText>
-            </w:r>
-            <w:r>
-              <w:rPr>
-                <w:noProof/>
-                <w:webHidden/>
-              </w:rPr>
-            </w:r>
-            <w:r>
-              <w:rPr>
-                <w:noProof/>
-                <w:webHidden/>
-              </w:rPr>
-              <w:fldChar w:fldCharType="separate"/>
-            </w:r>
-            <w:r>
-              <w:rPr>
-                <w:noProof/>
-                <w:webHidden/>
-              </w:rPr>
-              <w:t>11</w:t>
-            </w:r>
-            <w:r>
-              <w:rPr>
-                <w:noProof/>
-                <w:webHidden/>
-              </w:rPr>
-              <w:fldChar w:fldCharType="end"/>
-            </w:r>
-          </w:hyperlink>
-        </w:p>
-        <w:p>
-          <w:pPr>
-            <w:pStyle w:val="Sumrio1"/>
-            <w:tabs>
-              <w:tab w:val="right" w:leader="dot" w:pos="9055"/>
-            </w:tabs>
-            <w:rPr>
-              <w:rFonts w:asciiTheme="minorHAnsi" w:eastAsiaTheme="minorEastAsia" w:hAnsiTheme="minorHAnsi" w:cstheme="minorBidi"/>
-              <w:b w:val="0"/>
-              <w:bCs w:val="0"/>
-              <w:noProof/>
-              <w:kern w:val="2"/>
-              <w14:ligatures w14:val="standardContextual"/>
-            </w:rPr>
-          </w:pPr>
-          <w:hyperlink w:anchor="_Toc232786058" w:history="1">
-            <w:r>
-              <w:rPr>
-                <w:rStyle w:val="Hyperlink"/>
-                <w:noProof/>
-              </w:rPr>
-              <w:t>FUNDAMENTAÇÃO TEÓRICA</w:t>
-            </w:r>
-            <w:r>
-              <w:rPr>
-                <w:noProof/>
-                <w:webHidden/>
-              </w:rPr>
-              <w:tab/>
-            </w:r>
-            <w:r>
-              <w:rPr>
-                <w:noProof/>
-                <w:webHidden/>
-              </w:rPr>
-              <w:fldChar w:fldCharType="begin"/>
-            </w:r>
-            <w:r>
-              <w:rPr>
-                <w:noProof/>
-                <w:webHidden/>
-              </w:rPr>
-              <w:instrText xml:space="preserve"> PAGEREF _Toc232786058 \h </w:instrText>
-            </w:r>
-            <w:r>
-              <w:rPr>
-                <w:noProof/>
-                <w:webHidden/>
-              </w:rPr>
-            </w:r>
-            <w:r>
-              <w:rPr>
-                <w:noProof/>
-                <w:webHidden/>
-              </w:rPr>
-              <w:fldChar w:fldCharType="separate"/>
-            </w:r>
-            <w:r>
-              <w:rPr>
-                <w:noProof/>
-                <w:webHidden/>
-              </w:rPr>
-              <w:t>13</w:t>
-            </w:r>
-            <w:r>
-              <w:rPr>
-                <w:noProof/>
-                <w:webHidden/>
-              </w:rPr>
-              <w:fldChar w:fldCharType="end"/>
-            </w:r>
-          </w:hyperlink>
-        </w:p>
-        <w:p>
-          <w:pPr>
-            <w:pStyle w:val="Sumrio2"/>
-            <w:tabs>
-              <w:tab w:val="right" w:leader="dot" w:pos="9055"/>
-            </w:tabs>
-            <w:rPr>
-              <w:rFonts w:asciiTheme="minorHAnsi" w:eastAsiaTheme="minorEastAsia" w:hAnsiTheme="minorHAnsi" w:cstheme="minorBidi"/>
-              <w:noProof/>
-              <w:kern w:val="2"/>
-              <w14:ligatures w14:val="standardContextual"/>
-            </w:rPr>
-          </w:pPr>
-          <w:hyperlink w:anchor="_Toc232786059" w:history="1">
-            <w:r>
-              <w:rPr>
-                <w:rStyle w:val="Hyperlink"/>
-                <w:noProof/>
-              </w:rPr>
-              <w:t>2.1 Autenticação e Controle de Acesso</w:t>
-            </w:r>
-            <w:r>
-              <w:rPr>
-                <w:noProof/>
-                <w:webHidden/>
-              </w:rPr>
-              <w:tab/>
-            </w:r>
-            <w:r>
-              <w:rPr>
-                <w:noProof/>
-                <w:webHidden/>
-              </w:rPr>
-              <w:fldChar w:fldCharType="begin"/>
-            </w:r>
-            <w:r>
-              <w:rPr>
-                <w:noProof/>
-                <w:webHidden/>
-              </w:rPr>
-              <w:instrText xml:space="preserve"> PAGEREF _Toc232786059 \h </w:instrText>
-            </w:r>
-            <w:r>
-              <w:rPr>
-                <w:noProof/>
-                <w:webHidden/>
-              </w:rPr>
-            </w:r>
-            <w:r>
-              <w:rPr>
-                <w:noProof/>
-                <w:webHidden/>
-              </w:rPr>
-              <w:fldChar w:fldCharType="separate"/>
-            </w:r>
-            <w:r>
-              <w:rPr>
-                <w:noProof/>
-                <w:webHidden/>
-              </w:rPr>
-              <w:t>13</w:t>
-            </w:r>
-            <w:r>
-              <w:rPr>
-                <w:noProof/>
-                <w:webHidden/>
-              </w:rPr>
-              <w:fldChar w:fldCharType="end"/>
-            </w:r>
-          </w:hyperlink>
-        </w:p>
-        <w:p>
-          <w:pPr>
-            <w:pStyle w:val="Sumrio2"/>
-            <w:tabs>
-              <w:tab w:val="right" w:leader="dot" w:pos="9055"/>
-            </w:tabs>
-            <w:rPr>
-              <w:rFonts w:asciiTheme="minorHAnsi" w:eastAsiaTheme="minorEastAsia" w:hAnsiTheme="minorHAnsi" w:cstheme="minorBidi"/>
-              <w:noProof/>
-              <w:kern w:val="2"/>
-              <w14:ligatures w14:val="standardContextual"/>
-            </w:rPr>
-          </w:pPr>
-          <w:hyperlink w:anchor="_Toc232786060" w:history="1">
-            <w:r>
-              <w:rPr>
-                <w:rStyle w:val="Hyperlink"/>
-                <w:noProof/>
-              </w:rPr>
-              <w:t>2.2 Autenticação Contextual e Adaptativa</w:t>
-            </w:r>
-            <w:r>
-              <w:rPr>
-                <w:noProof/>
-                <w:webHidden/>
-              </w:rPr>
-              <w:tab/>
-            </w:r>
-            <w:r>
-              <w:rPr>
-                <w:noProof/>
-                <w:webHidden/>
-              </w:rPr>
-              <w:fldChar w:fldCharType="begin"/>
-            </w:r>
-            <w:r>
-              <w:rPr>
-                <w:noProof/>
-                <w:webHidden/>
-              </w:rPr>
-              <w:instrText xml:space="preserve"> PAGEREF _Toc232786060 \h </w:instrText>
-            </w:r>
-            <w:r>
-              <w:rPr>
-                <w:noProof/>
-                <w:webHidden/>
-              </w:rPr>
-            </w:r>
-            <w:r>
-              <w:rPr>
-                <w:noProof/>
-                <w:webHidden/>
-              </w:rPr>
-              <w:fldChar w:fldCharType="separate"/>
-            </w:r>
-            <w:r>
-              <w:rPr>
-                <w:noProof/>
-                <w:webHidden/>
-              </w:rPr>
-              <w:t>14</w:t>
-            </w:r>
-            <w:r>
-              <w:rPr>
-                <w:noProof/>
-                <w:webHidden/>
-              </w:rPr>
-              <w:fldChar w:fldCharType="end"/>
-            </w:r>
-          </w:hyperlink>
-        </w:p>
-        <w:p>
-          <w:pPr>
-            <w:pStyle w:val="Sumrio2"/>
-            <w:tabs>
-              <w:tab w:val="right" w:leader="dot" w:pos="9055"/>
-            </w:tabs>
-            <w:rPr>
-              <w:rFonts w:asciiTheme="minorHAnsi" w:eastAsiaTheme="minorEastAsia" w:hAnsiTheme="minorHAnsi" w:cstheme="minorBidi"/>
-              <w:noProof/>
-              <w:kern w:val="2"/>
-              <w14:ligatures w14:val="standardContextual"/>
-            </w:rPr>
-          </w:pPr>
-          <w:hyperlink w:anchor="_Toc232786061" w:history="1">
-            <w:r>
-              <w:rPr>
-                <w:rStyle w:val="Hyperlink"/>
-                <w:noProof/>
-              </w:rPr>
-              <w:t>2.3 Inteligência Artificial Aplicada à Detecção de Anomalias</w:t>
-            </w:r>
-            <w:r>
-              <w:rPr>
-                <w:noProof/>
-                <w:webHidden/>
-              </w:rPr>
-              <w:tab/>
-            </w:r>
-            <w:r>
-              <w:rPr>
-                <w:noProof/>
-                <w:webHidden/>
-              </w:rPr>
-              <w:fldChar w:fldCharType="begin"/>
-            </w:r>
-            <w:r>
-              <w:rPr>
-                <w:noProof/>
-                <w:webHidden/>
-              </w:rPr>
-              <w:instrText xml:space="preserve"> PAGEREF _Toc232786061 \h </w:instrText>
-            </w:r>
-            <w:r>
-              <w:rPr>
-                <w:noProof/>
-                <w:webHidden/>
-              </w:rPr>
-            </w:r>
-            <w:r>
-              <w:rPr>
-                <w:noProof/>
-                <w:webHidden/>
-              </w:rPr>
-              <w:fldChar w:fldCharType="separate"/>
-            </w:r>
-            <w:r>
-              <w:rPr>
-                <w:noProof/>
-                <w:webHidden/>
-              </w:rPr>
-              <w:t>15</w:t>
-            </w:r>
-            <w:r>
-              <w:rPr>
-                <w:noProof/>
-                <w:webHidden/>
-              </w:rPr>
-              <w:fldChar w:fldCharType="end"/>
-            </w:r>
-          </w:hyperlink>
-        </w:p>
-        <w:p>
-          <w:pPr>
-            <w:pStyle w:val="Sumrio2"/>
-            <w:tabs>
-              <w:tab w:val="right" w:leader="dot" w:pos="9055"/>
-            </w:tabs>
-            <w:rPr>
-              <w:rFonts w:asciiTheme="minorHAnsi" w:eastAsiaTheme="minorEastAsia" w:hAnsiTheme="minorHAnsi" w:cstheme="minorBidi"/>
-              <w:noProof/>
-              <w:kern w:val="2"/>
-              <w14:ligatures w14:val="standardContextual"/>
-            </w:rPr>
-          </w:pPr>
-          <w:hyperlink w:anchor="_Toc232786062" w:history="1">
-            <w:r>
-              <w:rPr>
-                <w:rStyle w:val="Hyperlink"/>
-                <w:noProof/>
-              </w:rPr>
-              <w:t>2.4 Blockchain como Mecanismo de Integridade e Auditoria</w:t>
-            </w:r>
-            <w:r>
-              <w:rPr>
-                <w:noProof/>
-                <w:webHidden/>
-              </w:rPr>
-              <w:tab/>
-            </w:r>
-            <w:r>
-              <w:rPr>
-                <w:noProof/>
-                <w:webHidden/>
-              </w:rPr>
-              <w:fldChar w:fldCharType="begin"/>
-            </w:r>
-            <w:r>
-              <w:rPr>
-                <w:noProof/>
-                <w:webHidden/>
-              </w:rPr>
-              <w:instrText xml:space="preserve"> PAGEREF _Toc232786062 \h </w:instrText>
-            </w:r>
-            <w:r>
-              <w:rPr>
-                <w:noProof/>
-                <w:webHidden/>
-              </w:rPr>
-            </w:r>
-            <w:r>
-              <w:rPr>
-                <w:noProof/>
-                <w:webHidden/>
-              </w:rPr>
-              <w:fldChar w:fldCharType="separate"/>
-            </w:r>
-            <w:r>
-              <w:rPr>
-                <w:noProof/>
-                <w:webHidden/>
-              </w:rPr>
-              <w:t>16</w:t>
-            </w:r>
-            <w:r>
-              <w:rPr>
-                <w:noProof/>
-                <w:webHidden/>
-              </w:rPr>
-              <w:fldChar w:fldCharType="end"/>
-            </w:r>
-          </w:hyperlink>
-        </w:p>
-        <w:p>
-          <w:pPr>
-            <w:pStyle w:val="Sumrio1"/>
-            <w:tabs>
-              <w:tab w:val="right" w:leader="dot" w:pos="9055"/>
-            </w:tabs>
-            <w:rPr>
-              <w:rFonts w:asciiTheme="minorHAnsi" w:eastAsiaTheme="minorEastAsia" w:hAnsiTheme="minorHAnsi" w:cstheme="minorBidi"/>
-              <w:b w:val="0"/>
-              <w:bCs w:val="0"/>
-              <w:noProof/>
-              <w:kern w:val="2"/>
-              <w14:ligatures w14:val="standardContextual"/>
-            </w:rPr>
-          </w:pPr>
-          <w:hyperlink w:anchor="_Toc232786063" w:history="1">
-            <w:r>
-              <w:rPr>
-                <w:rStyle w:val="Hyperlink"/>
-                <w:noProof/>
-              </w:rPr>
-              <w:t>MOTOR DE INTELIGÊNCIA ARTIFICIAL: ARQUITETURA, TREINAMENTO E DECISÃO</w:t>
-            </w:r>
-            <w:r>
-              <w:rPr>
-                <w:noProof/>
-                <w:webHidden/>
-              </w:rPr>
-              <w:tab/>
-            </w:r>
-            <w:r>
-              <w:rPr>
-                <w:noProof/>
-                <w:webHidden/>
-              </w:rPr>
-              <w:fldChar w:fldCharType="begin"/>
-            </w:r>
-            <w:r>
-              <w:rPr>
-                <w:noProof/>
-                <w:webHidden/>
-              </w:rPr>
-              <w:instrText xml:space="preserve"> PAGEREF _Toc232786063 \h </w:instrText>
-            </w:r>
-            <w:r>
-              <w:rPr>
-                <w:noProof/>
-                <w:webHidden/>
-              </w:rPr>
-            </w:r>
-            <w:r>
-              <w:rPr>
-                <w:noProof/>
-                <w:webHidden/>
-              </w:rPr>
-              <w:fldChar w:fldCharType="separate"/>
-            </w:r>
-            <w:r>
-              <w:rPr>
-                <w:noProof/>
-                <w:webHidden/>
-              </w:rPr>
-              <w:t>18</w:t>
-            </w:r>
-            <w:r>
-              <w:rPr>
-                <w:noProof/>
-                <w:webHidden/>
-              </w:rPr>
-              <w:fldChar w:fldCharType="end"/>
-            </w:r>
-          </w:hyperlink>
-        </w:p>
-        <w:p>
-          <w:pPr>
-            <w:pStyle w:val="Sumrio2"/>
-            <w:tabs>
-              <w:tab w:val="right" w:leader="dot" w:pos="9055"/>
-            </w:tabs>
-            <w:rPr>
-              <w:rFonts w:asciiTheme="minorHAnsi" w:eastAsiaTheme="minorEastAsia" w:hAnsiTheme="minorHAnsi" w:cstheme="minorBidi"/>
-              <w:noProof/>
-              <w:kern w:val="2"/>
-              <w14:ligatures w14:val="standardContextual"/>
-            </w:rPr>
-          </w:pPr>
-          <w:hyperlink w:anchor="_Toc232786064" w:history="1">
-            <w:r>
-              <w:rPr>
-                <w:rStyle w:val="Hyperlink"/>
-                <w:noProof/>
-              </w:rPr>
-              <w:t>3.1 Arquitetura do Ensemble de Modelos</w:t>
-            </w:r>
-            <w:r>
-              <w:rPr>
-                <w:noProof/>
-                <w:webHidden/>
-              </w:rPr>
-              <w:tab/>
-            </w:r>
-            <w:r>
-              <w:rPr>
-                <w:noProof/>
-                <w:webHidden/>
-              </w:rPr>
-              <w:fldChar w:fldCharType="begin"/>
-            </w:r>
-            <w:r>
-              <w:rPr>
-                <w:noProof/>
-                <w:webHidden/>
-              </w:rPr>
-              <w:instrText xml:space="preserve"> PAGEREF _Toc232786064 \h </w:instrText>
-            </w:r>
-            <w:r>
-              <w:rPr>
-                <w:noProof/>
-                <w:webHidden/>
-              </w:rPr>
-            </w:r>
-            <w:r>
-              <w:rPr>
-                <w:noProof/>
-                <w:webHidden/>
-              </w:rPr>
-              <w:fldChar w:fldCharType="separate"/>
-            </w:r>
-            <w:r>
-              <w:rPr>
-                <w:noProof/>
-                <w:webHidden/>
-              </w:rPr>
-              <w:t>18</w:t>
-            </w:r>
-            <w:r>
-              <w:rPr>
-                <w:noProof/>
-                <w:webHidden/>
-              </w:rPr>
-              <w:fldChar w:fldCharType="end"/>
-            </w:r>
-          </w:hyperlink>
-        </w:p>
-        <w:p>
-          <w:pPr>
-            <w:pStyle w:val="Sumrio2"/>
-            <w:tabs>
-              <w:tab w:val="right" w:leader="dot" w:pos="9055"/>
-            </w:tabs>
-            <w:rPr>
-              <w:rFonts w:asciiTheme="minorHAnsi" w:eastAsiaTheme="minorEastAsia" w:hAnsiTheme="minorHAnsi" w:cstheme="minorBidi"/>
-              <w:noProof/>
-              <w:kern w:val="2"/>
-              <w14:ligatures w14:val="standardContextual"/>
-            </w:rPr>
-          </w:pPr>
-          <w:hyperlink w:anchor="_Toc232786065" w:history="1">
-            <w:r>
-              <w:rPr>
-                <w:rStyle w:val="Hyperlink"/>
-                <w:noProof/>
-              </w:rPr>
-              <w:t>3.2 Critérios Comportamentais (14 Dimensões)</w:t>
-            </w:r>
-            <w:r>
-              <w:rPr>
-                <w:noProof/>
-                <w:webHidden/>
-              </w:rPr>
-              <w:tab/>
-            </w:r>
-            <w:r>
-              <w:rPr>
-                <w:noProof/>
-                <w:webHidden/>
-              </w:rPr>
-              <w:fldChar w:fldCharType="begin"/>
-            </w:r>
-            <w:r>
-              <w:rPr>
-                <w:noProof/>
-                <w:webHidden/>
-              </w:rPr>
-              <w:instrText xml:space="preserve"> PAGEREF _Toc232786065 \h </w:instrText>
-            </w:r>
-            <w:r>
-              <w:rPr>
-                <w:noProof/>
-                <w:webHidden/>
-              </w:rPr>
-            </w:r>
-            <w:r>
-              <w:rPr>
-                <w:noProof/>
-                <w:webHidden/>
-              </w:rPr>
-              <w:fldChar w:fldCharType="separate"/>
-            </w:r>
-            <w:r>
-              <w:rPr>
-                <w:noProof/>
-                <w:webHidden/>
-              </w:rPr>
-              <w:t>19</w:t>
-            </w:r>
-            <w:r>
-              <w:rPr>
-                <w:noProof/>
-                <w:webHidden/>
-              </w:rPr>
-              <w:fldChar w:fldCharType="end"/>
-            </w:r>
-          </w:hyperlink>
-        </w:p>
-        <w:p>
-          <w:pPr>
-            <w:pStyle w:val="Sumrio2"/>
-            <w:tabs>
-              <w:tab w:val="right" w:leader="dot" w:pos="9055"/>
-            </w:tabs>
-            <w:rPr>
-              <w:rFonts w:asciiTheme="minorHAnsi" w:eastAsiaTheme="minorEastAsia" w:hAnsiTheme="minorHAnsi" w:cstheme="minorBidi"/>
-              <w:noProof/>
-              <w:kern w:val="2"/>
-              <w14:ligatures w14:val="standardContextual"/>
-            </w:rPr>
-          </w:pPr>
-          <w:hyperlink w:anchor="_Toc232786066" w:history="1">
-            <w:r>
-              <w:rPr>
-                <w:rStyle w:val="Hyperlink"/>
-                <w:noProof/>
-              </w:rPr>
-              <w:t>3.3 Fundamentos do Treinamento de Modelos de IA</w:t>
-            </w:r>
-            <w:r>
-              <w:rPr>
-                <w:noProof/>
-                <w:webHidden/>
-              </w:rPr>
-              <w:tab/>
-            </w:r>
-            <w:r>
-              <w:rPr>
-                <w:noProof/>
-                <w:webHidden/>
-              </w:rPr>
-              <w:fldChar w:fldCharType="begin"/>
-            </w:r>
-            <w:r>
-              <w:rPr>
-                <w:noProof/>
-                <w:webHidden/>
-              </w:rPr>
-              <w:instrText xml:space="preserve"> PAGEREF _Toc232786066 \h </w:instrText>
-            </w:r>
-            <w:r>
-              <w:rPr>
-                <w:noProof/>
-                <w:webHidden/>
-              </w:rPr>
-            </w:r>
-            <w:r>
-              <w:rPr>
-                <w:noProof/>
-                <w:webHidden/>
-              </w:rPr>
-              <w:fldChar w:fldCharType="separate"/>
-            </w:r>
-            <w:r>
-              <w:rPr>
-                <w:noProof/>
-                <w:webHidden/>
-              </w:rPr>
-              <w:t>21</w:t>
-            </w:r>
-            <w:r>
-              <w:rPr>
-                <w:noProof/>
-                <w:webHidden/>
-              </w:rPr>
-              <w:fldChar w:fldCharType="end"/>
-            </w:r>
-          </w:hyperlink>
-        </w:p>
-        <w:p>
-          <w:pPr>
-            <w:pStyle w:val="Sumrio2"/>
-            <w:tabs>
-              <w:tab w:val="right" w:leader="dot" w:pos="9055"/>
-            </w:tabs>
-            <w:rPr>
-              <w:rFonts w:asciiTheme="minorHAnsi" w:eastAsiaTheme="minorEastAsia" w:hAnsiTheme="minorHAnsi" w:cstheme="minorBidi"/>
-              <w:noProof/>
-              <w:kern w:val="2"/>
-              <w14:ligatures w14:val="standardContextual"/>
-            </w:rPr>
-          </w:pPr>
-          <w:hyperlink w:anchor="_Toc232786067" w:history="1">
-            <w:r>
-              <w:rPr>
-                <w:rStyle w:val="Hyperlink"/>
-                <w:noProof/>
-              </w:rPr>
-              <w:t>3.4 Processo de Treinamento do Modelo</w:t>
-            </w:r>
-            <w:r>
-              <w:rPr>
-                <w:noProof/>
-                <w:webHidden/>
-              </w:rPr>
-              <w:tab/>
-            </w:r>
-            <w:r>
-              <w:rPr>
-                <w:noProof/>
-                <w:webHidden/>
-              </w:rPr>
-              <w:fldChar w:fldCharType="begin"/>
-            </w:r>
-            <w:r>
-              <w:rPr>
-                <w:noProof/>
-                <w:webHidden/>
-              </w:rPr>
-              <w:instrText xml:space="preserve"> PAGEREF _Toc232786067 \h </w:instrText>
-            </w:r>
-            <w:r>
-              <w:rPr>
-                <w:noProof/>
-                <w:webHidden/>
-              </w:rPr>
-            </w:r>
-            <w:r>
-              <w:rPr>
-                <w:noProof/>
-                <w:webHidden/>
-              </w:rPr>
-              <w:fldChar w:fldCharType="separate"/>
-            </w:r>
-            <w:r>
-              <w:rPr>
-                <w:noProof/>
-                <w:webHidden/>
-              </w:rPr>
-              <w:t>23</w:t>
-            </w:r>
-            <w:r>
-              <w:rPr>
-                <w:noProof/>
-                <w:webHidden/>
-              </w:rPr>
-              <w:fldChar w:fldCharType="end"/>
-            </w:r>
-          </w:hyperlink>
-        </w:p>
-        <w:p>
-          <w:pPr>
-            <w:pStyle w:val="Sumrio2"/>
-            <w:tabs>
-              <w:tab w:val="right" w:leader="dot" w:pos="9055"/>
-            </w:tabs>
-            <w:rPr>
-              <w:rFonts w:asciiTheme="minorHAnsi" w:eastAsiaTheme="minorEastAsia" w:hAnsiTheme="minorHAnsi" w:cstheme="minorBidi"/>
-              <w:noProof/>
-              <w:kern w:val="2"/>
-              <w14:ligatures w14:val="standardContextual"/>
-            </w:rPr>
-          </w:pPr>
-          <w:hyperlink w:anchor="_Toc232786068" w:history="1">
-            <w:r>
-              <w:rPr>
-                <w:rStyle w:val="Hyperlink"/>
-                <w:noProof/>
-              </w:rPr>
-              <w:t>3.5 Limiares de Decisão Autônoma</w:t>
-            </w:r>
-            <w:r>
-              <w:rPr>
-                <w:noProof/>
-                <w:webHidden/>
-              </w:rPr>
-              <w:tab/>
-            </w:r>
-            <w:r>
-              <w:rPr>
-                <w:noProof/>
-                <w:webHidden/>
-              </w:rPr>
-              <w:fldChar w:fldCharType="begin"/>
-            </w:r>
-            <w:r>
-              <w:rPr>
-                <w:noProof/>
-                <w:webHidden/>
-              </w:rPr>
-              <w:instrText xml:space="preserve"> PAGEREF _Toc232786068 \h </w:instrText>
-            </w:r>
-            <w:r>
-              <w:rPr>
-                <w:noProof/>
-                <w:webHidden/>
-              </w:rPr>
-            </w:r>
-            <w:r>
-              <w:rPr>
-                <w:noProof/>
-                <w:webHidden/>
-              </w:rPr>
-              <w:fldChar w:fldCharType="separate"/>
-            </w:r>
-            <w:r>
-              <w:rPr>
-                <w:noProof/>
-                <w:webHidden/>
-              </w:rPr>
-              <w:t>23</w:t>
-            </w:r>
-            <w:r>
-              <w:rPr>
-                <w:noProof/>
-                <w:webHidden/>
-              </w:rPr>
-              <w:fldChar w:fldCharType="end"/>
-            </w:r>
-          </w:hyperlink>
-        </w:p>
-        <w:p>
-          <w:pPr>
-            <w:pStyle w:val="Sumrio2"/>
-            <w:tabs>
-              <w:tab w:val="right" w:leader="dot" w:pos="9055"/>
-            </w:tabs>
-            <w:rPr>
-              <w:rFonts w:asciiTheme="minorHAnsi" w:eastAsiaTheme="minorEastAsia" w:hAnsiTheme="minorHAnsi" w:cstheme="minorBidi"/>
-              <w:noProof/>
-              <w:kern w:val="2"/>
-              <w14:ligatures w14:val="standardContextual"/>
-            </w:rPr>
-          </w:pPr>
-          <w:hyperlink w:anchor="_Toc232786069" w:history="1">
-            <w:r>
-              <w:rPr>
-                <w:rStyle w:val="Hyperlink"/>
-                <w:noProof/>
-              </w:rPr>
-              <w:t>3.6 Pipeline de Inferência em Tempo Real</w:t>
-            </w:r>
-            <w:r>
-              <w:rPr>
-                <w:noProof/>
-                <w:webHidden/>
-              </w:rPr>
-              <w:tab/>
-            </w:r>
-            <w:r>
-              <w:rPr>
-                <w:noProof/>
-                <w:webHidden/>
-              </w:rPr>
-              <w:fldChar w:fldCharType="begin"/>
-            </w:r>
-            <w:r>
-              <w:rPr>
-                <w:noProof/>
-                <w:webHidden/>
-              </w:rPr>
-              <w:instrText xml:space="preserve"> PAGEREF _Toc232786069 \h </w:instrText>
-            </w:r>
-            <w:r>
-              <w:rPr>
-                <w:noProof/>
-                <w:webHidden/>
-              </w:rPr>
-            </w:r>
-            <w:r>
-              <w:rPr>
-                <w:noProof/>
-                <w:webHidden/>
-              </w:rPr>
-              <w:fldChar w:fldCharType="separate"/>
-            </w:r>
-            <w:r>
-              <w:rPr>
-                <w:noProof/>
-                <w:webHidden/>
-              </w:rPr>
-              <w:t>24</w:t>
-            </w:r>
-            <w:r>
-              <w:rPr>
-                <w:noProof/>
-                <w:webHidden/>
-              </w:rPr>
-              <w:fldChar w:fldCharType="end"/>
-            </w:r>
-          </w:hyperlink>
-        </w:p>
-        <w:p>
-          <w:pPr>
-            <w:pStyle w:val="Sumrio2"/>
-            <w:tabs>
-              <w:tab w:val="right" w:leader="dot" w:pos="9055"/>
-            </w:tabs>
-            <w:rPr>
-              <w:rFonts w:asciiTheme="minorHAnsi" w:eastAsiaTheme="minorEastAsia" w:hAnsiTheme="minorHAnsi" w:cstheme="minorBidi"/>
-              <w:noProof/>
-              <w:kern w:val="2"/>
-              <w14:ligatures w14:val="standardContextual"/>
-            </w:rPr>
-          </w:pPr>
-          <w:hyperlink w:anchor="_Toc232786070" w:history="1">
-            <w:r>
-              <w:rPr>
-                <w:rStyle w:val="Hyperlink"/>
-                <w:noProof/>
-              </w:rPr>
-              <w:t>3.7 Integração com Blockchain para Auditoria</w:t>
-            </w:r>
-            <w:r>
-              <w:rPr>
-                <w:noProof/>
-                <w:webHidden/>
-              </w:rPr>
-              <w:tab/>
-            </w:r>
-            <w:r>
-              <w:rPr>
-                <w:noProof/>
-                <w:webHidden/>
-              </w:rPr>
-              <w:fldChar w:fldCharType="begin"/>
-            </w:r>
-            <w:r>
-              <w:rPr>
-                <w:noProof/>
-                <w:webHidden/>
-              </w:rPr>
-              <w:instrText xml:space="preserve"> PAGEREF _Toc232786070 \h </w:instrText>
-            </w:r>
-            <w:r>
-              <w:rPr>
-                <w:noProof/>
-                <w:webHidden/>
-              </w:rPr>
-            </w:r>
-            <w:r>
-              <w:rPr>
-                <w:noProof/>
-                <w:webHidden/>
-              </w:rPr>
-              <w:fldChar w:fldCharType="separate"/>
-            </w:r>
-            <w:r>
-              <w:rPr>
-                <w:noProof/>
-                <w:webHidden/>
-              </w:rPr>
-              <w:t>25</w:t>
-            </w:r>
-            <w:r>
-              <w:rPr>
-                <w:noProof/>
-                <w:webHidden/>
-              </w:rPr>
-              <w:fldChar w:fldCharType="end"/>
-            </w:r>
-          </w:hyperlink>
-        </w:p>
-        <w:p>
-          <w:pPr>
-            <w:pStyle w:val="Sumrio1"/>
-            <w:tabs>
-              <w:tab w:val="right" w:leader="dot" w:pos="9055"/>
-            </w:tabs>
-            <w:rPr>
-              <w:rFonts w:asciiTheme="minorHAnsi" w:eastAsiaTheme="minorEastAsia" w:hAnsiTheme="minorHAnsi" w:cstheme="minorBidi"/>
-              <w:b w:val="0"/>
-              <w:bCs w:val="0"/>
-              <w:noProof/>
-              <w:kern w:val="2"/>
-              <w14:ligatures w14:val="standardContextual"/>
-            </w:rPr>
-          </w:pPr>
-          <w:hyperlink w:anchor="_Toc232786071" w:history="1">
-            <w:r>
-              <w:rPr>
-                <w:rStyle w:val="Hyperlink"/>
-                <w:noProof/>
-              </w:rPr>
-              <w:t>DESENVOLVIMENTO</w:t>
-            </w:r>
-            <w:r>
-              <w:rPr>
-                <w:noProof/>
-                <w:webHidden/>
-              </w:rPr>
-              <w:tab/>
-            </w:r>
-            <w:r>
-              <w:rPr>
-                <w:noProof/>
-                <w:webHidden/>
-              </w:rPr>
-              <w:fldChar w:fldCharType="begin"/>
-            </w:r>
-            <w:r>
-              <w:rPr>
-                <w:noProof/>
-                <w:webHidden/>
-              </w:rPr>
-              <w:instrText xml:space="preserve"> PAGEREF _Toc232786071 \h </w:instrText>
-            </w:r>
-            <w:r>
-              <w:rPr>
-                <w:noProof/>
-                <w:webHidden/>
-              </w:rPr>
-            </w:r>
-            <w:r>
-              <w:rPr>
-                <w:noProof/>
-                <w:webHidden/>
-              </w:rPr>
-              <w:fldChar w:fldCharType="separate"/>
-            </w:r>
-            <w:r>
-              <w:rPr>
-                <w:noProof/>
-                <w:webHidden/>
-              </w:rPr>
-              <w:t>27</w:t>
-            </w:r>
-            <w:r>
-              <w:rPr>
-                <w:noProof/>
-                <w:webHidden/>
-              </w:rPr>
-              <w:fldChar w:fldCharType="end"/>
-            </w:r>
-          </w:hyperlink>
-        </w:p>
-        <w:p>
-          <w:pPr>
-            <w:pStyle w:val="Sumrio2"/>
-            <w:tabs>
-              <w:tab w:val="right" w:leader="dot" w:pos="9055"/>
-            </w:tabs>
-            <w:rPr>
-              <w:rFonts w:asciiTheme="minorHAnsi" w:eastAsiaTheme="minorEastAsia" w:hAnsiTheme="minorHAnsi" w:cstheme="minorBidi"/>
-              <w:noProof/>
-              <w:kern w:val="2"/>
-              <w14:ligatures w14:val="standardContextual"/>
-            </w:rPr>
-          </w:pPr>
-          <w:hyperlink w:anchor="_Toc232786072" w:history="1">
-            <w:r>
-              <w:rPr>
-                <w:rStyle w:val="Hyperlink"/>
-                <w:noProof/>
-              </w:rPr>
-              <w:t>4.1 Visão Geral da Arquitetura Proposta</w:t>
-            </w:r>
-            <w:r>
-              <w:rPr>
-                <w:noProof/>
-                <w:webHidden/>
-              </w:rPr>
-              <w:tab/>
-            </w:r>
-            <w:r>
-              <w:rPr>
-                <w:noProof/>
-                <w:webHidden/>
-              </w:rPr>
-              <w:fldChar w:fldCharType="begin"/>
-            </w:r>
-            <w:r>
-              <w:rPr>
-                <w:noProof/>
-                <w:webHidden/>
-              </w:rPr>
-              <w:instrText xml:space="preserve"> PAGEREF _Toc232786072 \h </w:instrText>
-            </w:r>
-            <w:r>
-              <w:rPr>
-                <w:noProof/>
-                <w:webHidden/>
-              </w:rPr>
-            </w:r>
-            <w:r>
-              <w:rPr>
-                <w:noProof/>
-                <w:webHidden/>
-              </w:rPr>
-              <w:fldChar w:fldCharType="separate"/>
-            </w:r>
-            <w:r>
-              <w:rPr>
-                <w:noProof/>
-                <w:webHidden/>
-              </w:rPr>
-              <w:t>27</w:t>
-            </w:r>
-            <w:r>
-              <w:rPr>
-                <w:noProof/>
-                <w:webHidden/>
-              </w:rPr>
-              <w:fldChar w:fldCharType="end"/>
-            </w:r>
-          </w:hyperlink>
-        </w:p>
-        <w:p>
-          <w:pPr>
-            <w:pStyle w:val="Sumrio2"/>
-            <w:tabs>
-              <w:tab w:val="right" w:leader="dot" w:pos="9055"/>
-            </w:tabs>
-            <w:rPr>
-              <w:rFonts w:asciiTheme="minorHAnsi" w:eastAsiaTheme="minorEastAsia" w:hAnsiTheme="minorHAnsi" w:cstheme="minorBidi"/>
-              <w:noProof/>
-              <w:kern w:val="2"/>
-              <w14:ligatures w14:val="standardContextual"/>
-            </w:rPr>
-          </w:pPr>
-          <w:hyperlink w:anchor="_Toc232786073" w:history="1">
-            <w:r>
-              <w:rPr>
-                <w:rStyle w:val="Hyperlink"/>
-                <w:noProof/>
-              </w:rPr>
-              <w:t>4.2 Tecnologias Utilizadas</w:t>
-            </w:r>
-            <w:r>
-              <w:rPr>
-                <w:noProof/>
-                <w:webHidden/>
-              </w:rPr>
-              <w:tab/>
-            </w:r>
-            <w:r>
-              <w:rPr>
-                <w:noProof/>
-                <w:webHidden/>
-              </w:rPr>
-              <w:fldChar w:fldCharType="begin"/>
-            </w:r>
-            <w:r>
-              <w:rPr>
-                <w:noProof/>
-                <w:webHidden/>
-              </w:rPr>
-              <w:instrText xml:space="preserve"> PAGEREF _Toc232786073 \h </w:instrText>
-            </w:r>
-            <w:r>
-              <w:rPr>
-                <w:noProof/>
-                <w:webHidden/>
-              </w:rPr>
-            </w:r>
-            <w:r>
-              <w:rPr>
-                <w:noProof/>
-                <w:webHidden/>
-              </w:rPr>
-              <w:fldChar w:fldCharType="separate"/>
-            </w:r>
-            <w:r>
-              <w:rPr>
-                <w:noProof/>
-                <w:webHidden/>
-              </w:rPr>
-              <w:t>31</w:t>
-            </w:r>
-            <w:r>
-              <w:rPr>
-                <w:noProof/>
-                <w:webHidden/>
-              </w:rPr>
-              <w:fldChar w:fldCharType="end"/>
-            </w:r>
-          </w:hyperlink>
-        </w:p>
-        <w:p>
-          <w:pPr>
-            <w:pStyle w:val="Sumrio2"/>
-            <w:tabs>
-              <w:tab w:val="right" w:leader="dot" w:pos="9055"/>
-            </w:tabs>
-            <w:rPr>
-              <w:rFonts w:asciiTheme="minorHAnsi" w:eastAsiaTheme="minorEastAsia" w:hAnsiTheme="minorHAnsi" w:cstheme="minorBidi"/>
-              <w:noProof/>
-              <w:kern w:val="2"/>
-              <w14:ligatures w14:val="standardContextual"/>
-            </w:rPr>
-          </w:pPr>
-          <w:hyperlink w:anchor="_Toc232786074" w:history="1">
-            <w:r>
-              <w:rPr>
-                <w:rStyle w:val="Hyperlink"/>
-                <w:noProof/>
-              </w:rPr>
-              <w:t>4.3 Fluxo de Autenticação Contextual</w:t>
-            </w:r>
-            <w:r>
-              <w:rPr>
-                <w:noProof/>
-                <w:webHidden/>
-              </w:rPr>
-              <w:tab/>
-            </w:r>
-            <w:r>
-              <w:rPr>
-                <w:noProof/>
-                <w:webHidden/>
-              </w:rPr>
-              <w:fldChar w:fldCharType="begin"/>
-            </w:r>
-            <w:r>
-              <w:rPr>
-                <w:noProof/>
-                <w:webHidden/>
-              </w:rPr>
-              <w:instrText xml:space="preserve"> PAGEREF _Toc232786074 \h </w:instrText>
-            </w:r>
-            <w:r>
-              <w:rPr>
-                <w:noProof/>
-                <w:webHidden/>
-              </w:rPr>
-            </w:r>
-            <w:r>
-              <w:rPr>
-                <w:noProof/>
-                <w:webHidden/>
-              </w:rPr>
-              <w:fldChar w:fldCharType="separate"/>
-            </w:r>
-            <w:r>
-              <w:rPr>
-                <w:noProof/>
-                <w:webHidden/>
-              </w:rPr>
-              <w:t>35</w:t>
-            </w:r>
-            <w:r>
-              <w:rPr>
-                <w:noProof/>
-                <w:webHidden/>
-              </w:rPr>
-              <w:fldChar w:fldCharType="end"/>
-            </w:r>
-          </w:hyperlink>
-        </w:p>
-        <w:p>
-          <w:pPr>
-            <w:pStyle w:val="Sumrio2"/>
-            <w:tabs>
-              <w:tab w:val="right" w:leader="dot" w:pos="9055"/>
-            </w:tabs>
-            <w:rPr>
-              <w:rFonts w:asciiTheme="minorHAnsi" w:eastAsiaTheme="minorEastAsia" w:hAnsiTheme="minorHAnsi" w:cstheme="minorBidi"/>
-              <w:noProof/>
-              <w:kern w:val="2"/>
-              <w14:ligatures w14:val="standardContextual"/>
-            </w:rPr>
-          </w:pPr>
-          <w:hyperlink w:anchor="_Toc232786075" w:history="1">
-            <w:r>
-              <w:rPr>
-                <w:rStyle w:val="Hyperlink"/>
-                <w:noProof/>
-              </w:rPr>
-              <w:t>4.4 Integração da Inteligência Artificial</w:t>
-            </w:r>
-            <w:r>
-              <w:rPr>
-                <w:noProof/>
-                <w:webHidden/>
-              </w:rPr>
-              <w:tab/>
-            </w:r>
-            <w:r>
-              <w:rPr>
-                <w:noProof/>
-                <w:webHidden/>
-              </w:rPr>
-              <w:fldChar w:fldCharType="begin"/>
-            </w:r>
-            <w:r>
-              <w:rPr>
-                <w:noProof/>
-                <w:webHidden/>
-              </w:rPr>
-              <w:instrText xml:space="preserve"> PAGEREF _Toc232786075 \h </w:instrText>
-            </w:r>
-            <w:r>
-              <w:rPr>
-                <w:noProof/>
-                <w:webHidden/>
-              </w:rPr>
-            </w:r>
-            <w:r>
-              <w:rPr>
-                <w:noProof/>
-                <w:webHidden/>
-              </w:rPr>
-              <w:fldChar w:fldCharType="separate"/>
-            </w:r>
-            <w:r>
-              <w:rPr>
-                <w:noProof/>
-                <w:webHidden/>
-              </w:rPr>
-              <w:t>36</w:t>
-            </w:r>
-            <w:r>
-              <w:rPr>
-                <w:noProof/>
-                <w:webHidden/>
-              </w:rPr>
-              <w:fldChar w:fldCharType="end"/>
-            </w:r>
-          </w:hyperlink>
-        </w:p>
-        <w:p>
-          <w:pPr>
-            <w:pStyle w:val="Sumrio2"/>
-            <w:tabs>
-              <w:tab w:val="right" w:leader="dot" w:pos="9055"/>
-            </w:tabs>
-            <w:rPr>
-              <w:rFonts w:asciiTheme="minorHAnsi" w:eastAsiaTheme="minorEastAsia" w:hAnsiTheme="minorHAnsi" w:cstheme="minorBidi"/>
-              <w:noProof/>
-              <w:kern w:val="2"/>
-              <w14:ligatures w14:val="standardContextual"/>
-            </w:rPr>
-          </w:pPr>
-          <w:hyperlink w:anchor="_Toc232786076" w:history="1">
-            <w:r>
-              <w:rPr>
-                <w:rStyle w:val="Hyperlink"/>
-                <w:noProof/>
-              </w:rPr>
-              <w:t>4.5 Implementação da Blockchain</w:t>
-            </w:r>
-            <w:r>
-              <w:rPr>
-                <w:noProof/>
-                <w:webHidden/>
-              </w:rPr>
-              <w:tab/>
-            </w:r>
-            <w:r>
-              <w:rPr>
-                <w:noProof/>
-                <w:webHidden/>
-              </w:rPr>
-              <w:fldChar w:fldCharType="begin"/>
-            </w:r>
-            <w:r>
-              <w:rPr>
-                <w:noProof/>
-                <w:webHidden/>
-              </w:rPr>
-              <w:instrText xml:space="preserve"> PAGEREF _Toc232786076 \h </w:instrText>
-            </w:r>
-            <w:r>
-              <w:rPr>
-                <w:noProof/>
-                <w:webHidden/>
-              </w:rPr>
-            </w:r>
-            <w:r>
-              <w:rPr>
-                <w:noProof/>
-                <w:webHidden/>
-              </w:rPr>
-              <w:fldChar w:fldCharType="separate"/>
-            </w:r>
-            <w:r>
-              <w:rPr>
-                <w:noProof/>
-                <w:webHidden/>
-              </w:rPr>
-              <w:t>36</w:t>
-            </w:r>
-            <w:r>
-              <w:rPr>
-                <w:noProof/>
-                <w:webHidden/>
-              </w:rPr>
-              <w:fldChar w:fldCharType="end"/>
-            </w:r>
-          </w:hyperlink>
-        </w:p>
-        <w:p>
-          <w:pPr>
-            <w:pStyle w:val="Sumrio2"/>
-            <w:tabs>
-              <w:tab w:val="right" w:leader="dot" w:pos="9055"/>
-            </w:tabs>
-            <w:rPr>
-              <w:rFonts w:asciiTheme="minorHAnsi" w:eastAsiaTheme="minorEastAsia" w:hAnsiTheme="minorHAnsi" w:cstheme="minorBidi"/>
-              <w:noProof/>
-              <w:kern w:val="2"/>
-              <w14:ligatures w14:val="standardContextual"/>
-            </w:rPr>
-          </w:pPr>
-          <w:hyperlink w:anchor="_Toc232786077" w:history="1">
-            <w:r>
-              <w:rPr>
-                <w:rStyle w:val="Hyperlink"/>
-                <w:noProof/>
-              </w:rPr>
-              <w:t>4.6 Critérios de Decisão de Acesso</w:t>
-            </w:r>
-            <w:r>
-              <w:rPr>
-                <w:noProof/>
-                <w:webHidden/>
-              </w:rPr>
-              <w:tab/>
-            </w:r>
-            <w:r>
-              <w:rPr>
-                <w:noProof/>
-                <w:webHidden/>
-              </w:rPr>
-              <w:fldChar w:fldCharType="begin"/>
-            </w:r>
-            <w:r>
-              <w:rPr>
-                <w:noProof/>
-                <w:webHidden/>
-              </w:rPr>
-              <w:instrText xml:space="preserve"> PAGEREF _Toc232786077 \h </w:instrText>
-            </w:r>
-            <w:r>
-              <w:rPr>
-                <w:noProof/>
-                <w:webHidden/>
-              </w:rPr>
-            </w:r>
-            <w:r>
-              <w:rPr>
-                <w:noProof/>
-                <w:webHidden/>
-              </w:rPr>
-              <w:fldChar w:fldCharType="separate"/>
-            </w:r>
-            <w:r>
-              <w:rPr>
-                <w:noProof/>
-                <w:webHidden/>
-              </w:rPr>
-              <w:t>37</w:t>
-            </w:r>
-            <w:r>
-              <w:rPr>
-                <w:noProof/>
-                <w:webHidden/>
-              </w:rPr>
-              <w:fldChar w:fldCharType="end"/>
-            </w:r>
-          </w:hyperlink>
-        </w:p>
-        <w:p>
-          <w:pPr>
-            <w:pStyle w:val="Sumrio2"/>
-            <w:tabs>
-              <w:tab w:val="right" w:leader="dot" w:pos="9055"/>
-            </w:tabs>
-            <w:rPr>
-              <w:rFonts w:asciiTheme="minorHAnsi" w:eastAsiaTheme="minorEastAsia" w:hAnsiTheme="minorHAnsi" w:cstheme="minorBidi"/>
-              <w:noProof/>
-              <w:kern w:val="2"/>
-              <w14:ligatures w14:val="standardContextual"/>
-            </w:rPr>
-          </w:pPr>
-          <w:hyperlink w:anchor="_Toc232786078" w:history="1">
-            <w:r>
-              <w:rPr>
-                <w:rStyle w:val="Hyperlink"/>
-                <w:noProof/>
-              </w:rPr>
-              <w:t>4.7 Ambiente Experimental</w:t>
-            </w:r>
-            <w:r>
-              <w:rPr>
-                <w:noProof/>
-                <w:webHidden/>
-              </w:rPr>
-              <w:tab/>
-            </w:r>
-            <w:r>
-              <w:rPr>
-                <w:noProof/>
-                <w:webHidden/>
-              </w:rPr>
-              <w:fldChar w:fldCharType="begin"/>
-            </w:r>
-            <w:r>
-              <w:rPr>
-                <w:noProof/>
-                <w:webHidden/>
-              </w:rPr>
-              <w:instrText xml:space="preserve"> PAGEREF _Toc232786078 \h </w:instrText>
-            </w:r>
-            <w:r>
-              <w:rPr>
-                <w:noProof/>
-                <w:webHidden/>
-              </w:rPr>
-            </w:r>
-            <w:r>
-              <w:rPr>
-                <w:noProof/>
-                <w:webHidden/>
-              </w:rPr>
-              <w:fldChar w:fldCharType="separate"/>
-            </w:r>
-            <w:r>
-              <w:rPr>
-                <w:noProof/>
-                <w:webHidden/>
-              </w:rPr>
-              <w:t>38</w:t>
-            </w:r>
-            <w:r>
-              <w:rPr>
-                <w:noProof/>
-                <w:webHidden/>
-              </w:rPr>
-              <w:fldChar w:fldCharType="end"/>
-            </w:r>
-          </w:hyperlink>
-        </w:p>
-        <w:p>
-          <w:pPr>
-            <w:pStyle w:val="Sumrio2"/>
-            <w:tabs>
-              <w:tab w:val="right" w:leader="dot" w:pos="9055"/>
-            </w:tabs>
-            <w:rPr>
-              <w:rFonts w:asciiTheme="minorHAnsi" w:eastAsiaTheme="minorEastAsia" w:hAnsiTheme="minorHAnsi" w:cstheme="minorBidi"/>
-              <w:noProof/>
-              <w:kern w:val="2"/>
-              <w14:ligatures w14:val="standardContextual"/>
-            </w:rPr>
-          </w:pPr>
-          <w:hyperlink w:anchor="_Toc232786079" w:history="1">
-            <w:r>
-              <w:rPr>
-                <w:rStyle w:val="Hyperlink"/>
-                <w:noProof/>
-              </w:rPr>
-              <w:t>4.8 Métricas de Avaliação</w:t>
-            </w:r>
-            <w:r>
-              <w:rPr>
-                <w:noProof/>
-                <w:webHidden/>
-              </w:rPr>
-              <w:tab/>
-            </w:r>
-            <w:r>
-              <w:rPr>
-                <w:noProof/>
-                <w:webHidden/>
-              </w:rPr>
-              <w:fldChar w:fldCharType="begin"/>
-            </w:r>
-            <w:r>
-              <w:rPr>
-                <w:noProof/>
-                <w:webHidden/>
-              </w:rPr>
-              <w:instrText xml:space="preserve"> PAGEREF _Toc232786079 \h </w:instrText>
-            </w:r>
-            <w:r>
-              <w:rPr>
-                <w:noProof/>
-                <w:webHidden/>
-              </w:rPr>
-            </w:r>
-            <w:r>
-              <w:rPr>
-                <w:noProof/>
-                <w:webHidden/>
-              </w:rPr>
-              <w:fldChar w:fldCharType="separate"/>
-            </w:r>
-            <w:r>
-              <w:rPr>
-                <w:noProof/>
-                <w:webHidden/>
-              </w:rPr>
-              <w:t>39</w:t>
-            </w:r>
-            <w:r>
-              <w:rPr>
-                <w:noProof/>
-                <w:webHidden/>
-              </w:rPr>
-              <w:fldChar w:fldCharType="end"/>
-            </w:r>
-          </w:hyperlink>
-        </w:p>
-        <w:p>
-          <w:pPr>
-            <w:pStyle w:val="Sumrio2"/>
-            <w:tabs>
-              <w:tab w:val="right" w:leader="dot" w:pos="9055"/>
-            </w:tabs>
-            <w:rPr>
-              <w:rFonts w:asciiTheme="minorHAnsi" w:eastAsiaTheme="minorEastAsia" w:hAnsiTheme="minorHAnsi" w:cstheme="minorBidi"/>
-              <w:noProof/>
-              <w:kern w:val="2"/>
-              <w14:ligatures w14:val="standardContextual"/>
-            </w:rPr>
-          </w:pPr>
-          <w:hyperlink w:anchor="_Toc232786080" w:history="1">
-            <w:r>
-              <w:rPr>
-                <w:rStyle w:val="Hyperlink"/>
-                <w:noProof/>
-              </w:rPr>
-              <w:t>4.9 Fluxo Operacional</w:t>
-            </w:r>
-            <w:r>
-              <w:rPr>
-                <w:noProof/>
-                <w:webHidden/>
-              </w:rPr>
-              <w:tab/>
-            </w:r>
-            <w:r>
-              <w:rPr>
-                <w:noProof/>
-                <w:webHidden/>
-              </w:rPr>
-              <w:fldChar w:fldCharType="begin"/>
-            </w:r>
-            <w:r>
-              <w:rPr>
-                <w:noProof/>
-                <w:webHidden/>
-              </w:rPr>
-              <w:instrText xml:space="preserve"> PAGEREF _Toc232786080 \h </w:instrText>
-            </w:r>
-            <w:r>
-              <w:rPr>
-                <w:noProof/>
-                <w:webHidden/>
-              </w:rPr>
-            </w:r>
-            <w:r>
-              <w:rPr>
-                <w:noProof/>
-                <w:webHidden/>
-              </w:rPr>
-              <w:fldChar w:fldCharType="separate"/>
-            </w:r>
-            <w:r>
-              <w:rPr>
-                <w:noProof/>
-                <w:webHidden/>
-              </w:rPr>
-              <w:t>39</w:t>
-            </w:r>
-            <w:r>
-              <w:rPr>
-                <w:noProof/>
-                <w:webHidden/>
-              </w:rPr>
-              <w:fldChar w:fldCharType="end"/>
-            </w:r>
-          </w:hyperlink>
-        </w:p>
-        <w:p>
-          <w:pPr>
-            <w:pStyle w:val="Sumrio1"/>
-            <w:tabs>
-              <w:tab w:val="right" w:leader="dot" w:pos="9055"/>
-            </w:tabs>
-            <w:rPr>
-              <w:rFonts w:asciiTheme="minorHAnsi" w:eastAsiaTheme="minorEastAsia" w:hAnsiTheme="minorHAnsi" w:cstheme="minorBidi"/>
-              <w:b w:val="0"/>
-              <w:bCs w:val="0"/>
-              <w:noProof/>
-              <w:kern w:val="2"/>
-              <w14:ligatures w14:val="standardContextual"/>
-            </w:rPr>
-          </w:pPr>
-          <w:hyperlink w:anchor="_Toc232786081" w:history="1">
-            <w:r>
-              <w:rPr>
-                <w:rStyle w:val="Hyperlink"/>
-                <w:noProof/>
-              </w:rPr>
-              <w:t>RESULTADOS PARCIAIS</w:t>
-            </w:r>
-            <w:r>
-              <w:rPr>
-                <w:noProof/>
-                <w:webHidden/>
-              </w:rPr>
-              <w:tab/>
-            </w:r>
-            <w:r>
-              <w:rPr>
-                <w:noProof/>
-                <w:webHidden/>
-              </w:rPr>
-              <w:fldChar w:fldCharType="begin"/>
-            </w:r>
-            <w:r>
-              <w:rPr>
-                <w:noProof/>
-                <w:webHidden/>
-              </w:rPr>
-              <w:instrText xml:space="preserve"> PAGEREF _Toc232786081 \h </w:instrText>
-            </w:r>
-            <w:r>
-              <w:rPr>
-                <w:noProof/>
-                <w:webHidden/>
-              </w:rPr>
-            </w:r>
-            <w:r>
-              <w:rPr>
-                <w:noProof/>
-                <w:webHidden/>
-              </w:rPr>
-              <w:fldChar w:fldCharType="separate"/>
-            </w:r>
-            <w:r>
-              <w:rPr>
-                <w:noProof/>
-                <w:webHidden/>
-              </w:rPr>
-              <w:t>40</w:t>
-            </w:r>
-            <w:r>
-              <w:rPr>
-                <w:noProof/>
-                <w:webHidden/>
-              </w:rPr>
-              <w:fldChar w:fldCharType="end"/>
-            </w:r>
-          </w:hyperlink>
-        </w:p>
-        <w:p>
-          <w:pPr>
-            <w:pStyle w:val="Sumrio2"/>
-            <w:tabs>
-              <w:tab w:val="right" w:leader="dot" w:pos="9055"/>
-            </w:tabs>
-            <w:rPr>
-              <w:rFonts w:asciiTheme="minorHAnsi" w:eastAsiaTheme="minorEastAsia" w:hAnsiTheme="minorHAnsi" w:cstheme="minorBidi"/>
-              <w:noProof/>
-              <w:kern w:val="2"/>
-              <w14:ligatures w14:val="standardContextual"/>
-            </w:rPr>
-          </w:pPr>
-          <w:hyperlink w:anchor="_Toc232786082" w:history="1">
-            <w:r>
-              <w:rPr>
-                <w:rStyle w:val="Hyperlink"/>
-                <w:noProof/>
-              </w:rPr>
-              <w:t>5.1 Configuração do Ambiente Experimental</w:t>
-            </w:r>
-            <w:r>
-              <w:rPr>
-                <w:noProof/>
-                <w:webHidden/>
-              </w:rPr>
-              <w:tab/>
-            </w:r>
-            <w:r>
-              <w:rPr>
-                <w:noProof/>
-                <w:webHidden/>
-              </w:rPr>
-              <w:fldChar w:fldCharType="begin"/>
-            </w:r>
-            <w:r>
-              <w:rPr>
-                <w:noProof/>
-                <w:webHidden/>
-              </w:rPr>
-              <w:instrText xml:space="preserve"> PAGEREF _Toc232786082 \h </w:instrText>
-            </w:r>
-            <w:r>
-              <w:rPr>
-                <w:noProof/>
-                <w:webHidden/>
-              </w:rPr>
-            </w:r>
-            <w:r>
-              <w:rPr>
-                <w:noProof/>
-                <w:webHidden/>
-              </w:rPr>
-              <w:fldChar w:fldCharType="separate"/>
-            </w:r>
-            <w:r>
-              <w:rPr>
-                <w:noProof/>
-                <w:webHidden/>
-              </w:rPr>
-              <w:t>40</w:t>
-            </w:r>
-            <w:r>
-              <w:rPr>
-                <w:noProof/>
-                <w:webHidden/>
-              </w:rPr>
-              <w:fldChar w:fldCharType="end"/>
-            </w:r>
-          </w:hyperlink>
-        </w:p>
-        <w:p>
-          <w:pPr>
-            <w:pStyle w:val="Sumrio2"/>
-            <w:tabs>
-              <w:tab w:val="right" w:leader="dot" w:pos="9055"/>
-            </w:tabs>
-            <w:rPr>
-              <w:rFonts w:asciiTheme="minorHAnsi" w:eastAsiaTheme="minorEastAsia" w:hAnsiTheme="minorHAnsi" w:cstheme="minorBidi"/>
-              <w:noProof/>
-              <w:kern w:val="2"/>
-              <w14:ligatures w14:val="standardContextual"/>
-            </w:rPr>
-          </w:pPr>
-          <w:hyperlink w:anchor="_Toc232786083" w:history="1">
-            <w:r>
-              <w:rPr>
-                <w:rStyle w:val="Hyperlink"/>
-                <w:noProof/>
-              </w:rPr>
-              <w:t>5.2 Desenho Experimental e Metodologia de Avaliação</w:t>
-            </w:r>
-            <w:r>
-              <w:rPr>
-                <w:noProof/>
-                <w:webHidden/>
-              </w:rPr>
-              <w:tab/>
-            </w:r>
-            <w:r>
-              <w:rPr>
-                <w:noProof/>
-                <w:webHidden/>
-              </w:rPr>
-              <w:fldChar w:fldCharType="begin"/>
-            </w:r>
-            <w:r>
-              <w:rPr>
-                <w:noProof/>
-                <w:webHidden/>
-              </w:rPr>
-              <w:instrText xml:space="preserve"> PAGEREF _Toc232786083 \h </w:instrText>
-            </w:r>
-            <w:r>
-              <w:rPr>
-                <w:noProof/>
-                <w:webHidden/>
-              </w:rPr>
-            </w:r>
-            <w:r>
-              <w:rPr>
-                <w:noProof/>
-                <w:webHidden/>
-              </w:rPr>
-              <w:fldChar w:fldCharType="separate"/>
-            </w:r>
-            <w:r>
-              <w:rPr>
-                <w:noProof/>
-                <w:webHidden/>
-              </w:rPr>
-              <w:t>41</w:t>
-            </w:r>
-            <w:r>
-              <w:rPr>
-                <w:noProof/>
-                <w:webHidden/>
-              </w:rPr>
-              <w:fldChar w:fldCharType="end"/>
-            </w:r>
-          </w:hyperlink>
-        </w:p>
-        <w:p>
-          <w:pPr>
-            <w:pStyle w:val="Sumrio2"/>
-            <w:tabs>
-              <w:tab w:val="right" w:leader="dot" w:pos="9055"/>
-            </w:tabs>
-            <w:rPr>
-              <w:rFonts w:asciiTheme="minorHAnsi" w:eastAsiaTheme="minorEastAsia" w:hAnsiTheme="minorHAnsi" w:cstheme="minorBidi"/>
-              <w:noProof/>
-              <w:kern w:val="2"/>
-              <w14:ligatures w14:val="standardContextual"/>
-            </w:rPr>
-          </w:pPr>
-          <w:hyperlink w:anchor="_Toc232786084" w:history="1">
-            <w:r>
-              <w:rPr>
-                <w:rStyle w:val="Hyperlink"/>
-                <w:noProof/>
-              </w:rPr>
-              <w:t>5.3 Resultados Obtidos</w:t>
-            </w:r>
-            <w:r>
-              <w:rPr>
-                <w:noProof/>
-                <w:webHidden/>
-              </w:rPr>
-              <w:tab/>
-            </w:r>
-            <w:r>
-              <w:rPr>
-                <w:noProof/>
-                <w:webHidden/>
-              </w:rPr>
-              <w:fldChar w:fldCharType="begin"/>
-            </w:r>
-            <w:r>
-              <w:rPr>
-                <w:noProof/>
-                <w:webHidden/>
-              </w:rPr>
-              <w:instrText xml:space="preserve"> PAGEREF _Toc232786084 \h </w:instrText>
-            </w:r>
-            <w:r>
-              <w:rPr>
-                <w:noProof/>
-                <w:webHidden/>
-              </w:rPr>
-            </w:r>
-            <w:r>
-              <w:rPr>
-                <w:noProof/>
-                <w:webHidden/>
-              </w:rPr>
-              <w:fldChar w:fldCharType="separate"/>
-            </w:r>
-            <w:r>
-              <w:rPr>
-                <w:noProof/>
-                <w:webHidden/>
-              </w:rPr>
-              <w:t>43</w:t>
-            </w:r>
-            <w:r>
-              <w:rPr>
-                <w:noProof/>
-                <w:webHidden/>
-              </w:rPr>
-              <w:fldChar w:fldCharType="end"/>
-            </w:r>
-          </w:hyperlink>
-        </w:p>
-        <w:p>
-          <w:pPr>
-            <w:pStyle w:val="Sumrio2"/>
-            <w:tabs>
-              <w:tab w:val="right" w:leader="dot" w:pos="9055"/>
-            </w:tabs>
-            <w:rPr>
-              <w:rFonts w:asciiTheme="minorHAnsi" w:eastAsiaTheme="minorEastAsia" w:hAnsiTheme="minorHAnsi" w:cstheme="minorBidi"/>
-              <w:noProof/>
-              <w:kern w:val="2"/>
-              <w14:ligatures w14:val="standardContextual"/>
-            </w:rPr>
-          </w:pPr>
-          <w:hyperlink w:anchor="_Toc232786085" w:history="1">
-            <w:r>
-              <w:rPr>
-                <w:rStyle w:val="Hyperlink"/>
-                <w:noProof/>
-              </w:rPr>
-              <w:t>5.4 Discussão e Análise dos Resultados</w:t>
-            </w:r>
-            <w:r>
-              <w:rPr>
-                <w:noProof/>
-                <w:webHidden/>
-              </w:rPr>
-              <w:tab/>
-            </w:r>
-            <w:r>
-              <w:rPr>
-                <w:noProof/>
-                <w:webHidden/>
-              </w:rPr>
-              <w:fldChar w:fldCharType="begin"/>
-            </w:r>
-            <w:r>
-              <w:rPr>
-                <w:noProof/>
-                <w:webHidden/>
-              </w:rPr>
-              <w:instrText xml:space="preserve"> PAGEREF _Toc232786085 \h </w:instrText>
-            </w:r>
-            <w:r>
-              <w:rPr>
-                <w:noProof/>
-                <w:webHidden/>
-              </w:rPr>
-            </w:r>
-            <w:r>
-              <w:rPr>
-                <w:noProof/>
-                <w:webHidden/>
-              </w:rPr>
-              <w:fldChar w:fldCharType="separate"/>
-            </w:r>
-            <w:r>
-              <w:rPr>
-                <w:noProof/>
-                <w:webHidden/>
-              </w:rPr>
-              <w:t>44</w:t>
-            </w:r>
-            <w:r>
-              <w:rPr>
-                <w:noProof/>
-                <w:webHidden/>
-              </w:rPr>
-              <w:fldChar w:fldCharType="end"/>
-            </w:r>
-          </w:hyperlink>
-        </w:p>
-        <w:p>
-          <w:pPr>
-            <w:pStyle w:val="Sumrio2"/>
-            <w:tabs>
-              <w:tab w:val="right" w:leader="dot" w:pos="9055"/>
-            </w:tabs>
-            <w:rPr>
-              <w:rFonts w:asciiTheme="minorHAnsi" w:eastAsiaTheme="minorEastAsia" w:hAnsiTheme="minorHAnsi" w:cstheme="minorBidi"/>
-              <w:noProof/>
-              <w:kern w:val="2"/>
-              <w14:ligatures w14:val="standardContextual"/>
-            </w:rPr>
-          </w:pPr>
-          <w:hyperlink w:anchor="_Toc232786086" w:history="1">
-            <w:r>
-              <w:rPr>
-                <w:rStyle w:val="Hyperlink"/>
-                <w:noProof/>
-              </w:rPr>
-              <w:t>5.5 Dificuldades Encontradas</w:t>
-            </w:r>
-            <w:r>
-              <w:rPr>
-                <w:noProof/>
-                <w:webHidden/>
-              </w:rPr>
-              <w:tab/>
-            </w:r>
-            <w:r>
-              <w:rPr>
-                <w:noProof/>
-                <w:webHidden/>
-              </w:rPr>
-              <w:fldChar w:fldCharType="begin"/>
-            </w:r>
-            <w:r>
-              <w:rPr>
-                <w:noProof/>
-                <w:webHidden/>
-              </w:rPr>
-              <w:instrText xml:space="preserve"> PAGEREF _Toc232786086 \h </w:instrText>
-            </w:r>
-            <w:r>
-              <w:rPr>
-                <w:noProof/>
-                <w:webHidden/>
-              </w:rPr>
-            </w:r>
-            <w:r>
-              <w:rPr>
-                <w:noProof/>
-                <w:webHidden/>
-              </w:rPr>
-              <w:fldChar w:fldCharType="separate"/>
-            </w:r>
-            <w:r>
-              <w:rPr>
-                <w:noProof/>
-                <w:webHidden/>
-              </w:rPr>
-              <w:t>45</w:t>
-            </w:r>
-            <w:r>
-              <w:rPr>
-                <w:noProof/>
-                <w:webHidden/>
-              </w:rPr>
-              <w:fldChar w:fldCharType="end"/>
-            </w:r>
-          </w:hyperlink>
-        </w:p>
-        <w:p>
-          <w:pPr>
-            <w:pStyle w:val="Sumrio1"/>
-            <w:tabs>
-              <w:tab w:val="right" w:leader="dot" w:pos="9055"/>
-            </w:tabs>
-            <w:rPr>
-              <w:rFonts w:asciiTheme="minorHAnsi" w:eastAsiaTheme="minorEastAsia" w:hAnsiTheme="minorHAnsi" w:cstheme="minorBidi"/>
-              <w:b w:val="0"/>
-              <w:bCs w:val="0"/>
-              <w:noProof/>
-              <w:kern w:val="2"/>
-              <w14:ligatures w14:val="standardContextual"/>
-            </w:rPr>
-          </w:pPr>
-          <w:hyperlink w:anchor="_Toc232786087" w:history="1">
-            <w:r>
-              <w:rPr>
-                <w:rStyle w:val="Hyperlink"/>
-                <w:noProof/>
-              </w:rPr>
-              <w:t>CRONOGRAMA DE ATIVIDADES</w:t>
-            </w:r>
-            <w:r>
-              <w:rPr>
-                <w:noProof/>
-                <w:webHidden/>
-              </w:rPr>
-              <w:tab/>
-            </w:r>
-            <w:r>
-              <w:rPr>
-                <w:noProof/>
-                <w:webHidden/>
-              </w:rPr>
-              <w:fldChar w:fldCharType="begin"/>
-            </w:r>
-            <w:r>
-              <w:rPr>
-                <w:noProof/>
-                <w:webHidden/>
-              </w:rPr>
-              <w:instrText xml:space="preserve"> PAGEREF _Toc232786087 \h </w:instrText>
-            </w:r>
-            <w:r>
-              <w:rPr>
-                <w:noProof/>
-                <w:webHidden/>
-              </w:rPr>
-            </w:r>
-            <w:r>
-              <w:rPr>
-                <w:noProof/>
-                <w:webHidden/>
-              </w:rPr>
-              <w:fldChar w:fldCharType="separate"/>
-            </w:r>
-            <w:r>
-              <w:rPr>
-                <w:noProof/>
-                <w:webHidden/>
-              </w:rPr>
-              <w:t>47</w:t>
-            </w:r>
-            <w:r>
-              <w:rPr>
-                <w:noProof/>
-                <w:webHidden/>
-              </w:rPr>
-              <w:fldChar w:fldCharType="end"/>
-            </w:r>
-          </w:hyperlink>
-        </w:p>
-        <w:p>
-          <w:pPr>
-            <w:pStyle w:val="Sumrio2"/>
-            <w:tabs>
-              <w:tab w:val="right" w:leader="dot" w:pos="9055"/>
-            </w:tabs>
-            <w:rPr>
-              <w:rFonts w:asciiTheme="minorHAnsi" w:eastAsiaTheme="minorEastAsia" w:hAnsiTheme="minorHAnsi" w:cstheme="minorBidi"/>
-              <w:noProof/>
-              <w:kern w:val="2"/>
-              <w14:ligatures w14:val="standardContextual"/>
-            </w:rPr>
-          </w:pPr>
-          <w:hyperlink w:anchor="_Toc232786088" w:history="1">
-            <w:r>
-              <w:rPr>
-                <w:rStyle w:val="Hyperlink"/>
-                <w:noProof/>
-              </w:rPr>
-              <w:t>6.1 Cronograma</w:t>
-            </w:r>
-            <w:r>
-              <w:rPr>
-                <w:noProof/>
-                <w:webHidden/>
-              </w:rPr>
-              <w:tab/>
-            </w:r>
-            <w:r>
-              <w:rPr>
-                <w:noProof/>
-                <w:webHidden/>
-              </w:rPr>
-              <w:fldChar w:fldCharType="begin"/>
-            </w:r>
-            <w:r>
-              <w:rPr>
-                <w:noProof/>
-                <w:webHidden/>
-              </w:rPr>
-              <w:instrText xml:space="preserve"> PAGEREF _Toc232786088 \h </w:instrText>
-            </w:r>
-            <w:r>
-              <w:rPr>
-                <w:noProof/>
-                <w:webHidden/>
-              </w:rPr>
-            </w:r>
-            <w:r>
-              <w:rPr>
-                <w:noProof/>
-                <w:webHidden/>
-              </w:rPr>
-              <w:fldChar w:fldCharType="separate"/>
-            </w:r>
-            <w:r>
-              <w:rPr>
-                <w:noProof/>
-                <w:webHidden/>
-              </w:rPr>
-              <w:t>47</w:t>
-            </w:r>
-            <w:r>
-              <w:rPr>
-                <w:noProof/>
-                <w:webHidden/>
-              </w:rPr>
-              <w:fldChar w:fldCharType="end"/>
-            </w:r>
-          </w:hyperlink>
-        </w:p>
-        <w:p>
-          <w:pPr>
-            <w:pStyle w:val="Sumrio1"/>
-            <w:tabs>
-              <w:tab w:val="right" w:leader="dot" w:pos="9055"/>
-            </w:tabs>
-            <w:rPr>
-              <w:rFonts w:asciiTheme="minorHAnsi" w:eastAsiaTheme="minorEastAsia" w:hAnsiTheme="minorHAnsi" w:cstheme="minorBidi"/>
-              <w:b w:val="0"/>
-              <w:bCs w:val="0"/>
-              <w:noProof/>
-              <w:kern w:val="2"/>
-              <w14:ligatures w14:val="standardContextual"/>
-            </w:rPr>
-          </w:pPr>
-          <w:hyperlink w:anchor="_Toc232786089" w:history="1">
-            <w:r>
-              <w:rPr>
-                <w:rStyle w:val="Hyperlink"/>
-                <w:noProof/>
-              </w:rPr>
-              <w:t>REFERÊNCIAS BIBLIÓGRAFICAS</w:t>
-            </w:r>
-            <w:r>
-              <w:rPr>
-                <w:noProof/>
-                <w:webHidden/>
-              </w:rPr>
-              <w:tab/>
-            </w:r>
-            <w:r>
-              <w:rPr>
-                <w:noProof/>
-                <w:webHidden/>
-              </w:rPr>
-              <w:fldChar w:fldCharType="begin"/>
-            </w:r>
-            <w:r>
-              <w:rPr>
-                <w:noProof/>
-                <w:webHidden/>
-              </w:rPr>
-              <w:instrText xml:space="preserve"> PAGEREF _Toc232786089 \h </w:instrText>
-            </w:r>
-            <w:r>
-              <w:rPr>
-                <w:noProof/>
-                <w:webHidden/>
-              </w:rPr>
-            </w:r>
-            <w:r>
-              <w:rPr>
-                <w:noProof/>
-                <w:webHidden/>
-              </w:rPr>
-              <w:fldChar w:fldCharType="separate"/>
-            </w:r>
-            <w:r>
-              <w:rPr>
-                <w:noProof/>
-                <w:webHidden/>
-              </w:rPr>
-              <w:t>49</w:t>
-            </w:r>
-            <w:r>
-              <w:rPr>
-                <w:noProof/>
-                <w:webHidden/>
-              </w:rPr>
-              <w:fldChar w:fldCharType="end"/>
-            </w:r>
-          </w:hyperlink>
-        </w:p>
-        <w:p>
-          <w:r>
-            <w:fldChar w:fldCharType="end"/>
-          </w:r>
-        </w:p>
-      </w:sdtContent>
-    </w:sdt>
+          <w:noProof/>
+          <w:kern w:val="2"/>
+          <w14:ligatures w14:val="standardContextual"/>
+        </w:rPr>
+      </w:pPr>
+      <w:hyperlink w:anchor="_Toc232871980" w:history="1">
+        <w:r>
+          <w:rPr>
+            <w:rStyle w:val="Hyperlink"/>
+            <w:noProof/>
+          </w:rPr>
+          <w:t>REFERÊNCIAS BIBLIOGRÁFICAS</w:t>
+        </w:r>
+        <w:r>
+          <w:rPr>
+            <w:noProof/>
+            <w:webHidden/>
+          </w:rPr>
+          <w:tab/>
+        </w:r>
+        <w:r>
+          <w:rPr>
+            <w:noProof/>
+            <w:webHidden/>
+          </w:rPr>
+          <w:fldChar w:fldCharType="begin"/>
+        </w:r>
+        <w:r>
+          <w:rPr>
+            <w:noProof/>
+            <w:webHidden/>
+          </w:rPr>
+          <w:instrText xml:space="preserve"> PAGEREF _Toc232871980 \h </w:instrText>
+        </w:r>
+        <w:r>
+          <w:rPr>
+            <w:noProof/>
+            <w:webHidden/>
+          </w:rPr>
+        </w:r>
+        <w:r>
+          <w:rPr>
+            <w:noProof/>
+            <w:webHidden/>
+          </w:rPr>
+          <w:fldChar w:fldCharType="separate"/>
+        </w:r>
+        <w:r>
+          <w:rPr>
+            <w:noProof/>
+            <w:webHidden/>
+          </w:rPr>
+          <w:t>52</w:t>
+        </w:r>
+        <w:r>
+          <w:rPr>
+            <w:noProof/>
+            <w:webHidden/>
+          </w:rPr>
+          <w:fldChar w:fldCharType="end"/>
+        </w:r>
+      </w:hyperlink>
+    </w:p>
+    <w:p>
+      <w:r>
+        <w:fldChar w:fldCharType="end"/>
+      </w:r>
+    </w:p>
     <w:p>
       <w:pPr>
         <w:jc w:val="right"/>
@@ -7725,13 +5273,13 @@
         <w:spacing w:before="240" w:after="240" w:line="360" w:lineRule="auto"/>
         <w:jc w:val="right"/>
       </w:pPr>
-      <w:bookmarkStart w:id="7" w:name="corpo"/>
-      <w:bookmarkStart w:id="8" w:name="_Toc232786016"/>
-      <w:bookmarkStart w:id="9" w:name="_Toc232786053"/>
+      <w:bookmarkStart w:id="7" w:name="_Toc232870482"/>
+      <w:bookmarkStart w:id="8" w:name="corpo"/>
+      <w:bookmarkStart w:id="9" w:name="_Toc232871941"/>
       <w:r>
         <w:t>INTRODUÇÃO</w:t>
       </w:r>
-      <w:bookmarkEnd w:id="8"/>
+      <w:bookmarkEnd w:id="7"/>
       <w:bookmarkEnd w:id="9"/>
     </w:p>
     <w:p>
@@ -7760,8 +5308,8 @@
         <w:spacing w:before="360" w:after="120" w:line="360" w:lineRule="auto"/>
         <w:ind w:left="0" w:firstLine="0"/>
       </w:pPr>
-      <w:bookmarkStart w:id="10" w:name="_Toc232786017"/>
-      <w:bookmarkStart w:id="11" w:name="_Toc232786054"/>
+      <w:bookmarkStart w:id="10" w:name="_Toc232870483"/>
+      <w:bookmarkStart w:id="11" w:name="_Toc232871942"/>
       <w:r>
         <w:t>1.1 Contextualização do projeto</w:t>
       </w:r>
@@ -7936,8 +5484,8 @@
         <w:spacing w:before="360" w:after="120" w:line="360" w:lineRule="auto"/>
         <w:ind w:left="0" w:firstLine="0"/>
       </w:pPr>
-      <w:bookmarkStart w:id="12" w:name="_Toc232786018"/>
-      <w:bookmarkStart w:id="13" w:name="_Toc232786055"/>
+      <w:bookmarkStart w:id="12" w:name="_Toc232870484"/>
+      <w:bookmarkStart w:id="13" w:name="_Toc232871943"/>
       <w:r>
         <w:t>1.2 Objetivos Gerais</w:t>
       </w:r>
@@ -8047,8 +5595,8 @@
         <w:spacing w:before="360" w:after="120" w:line="360" w:lineRule="auto"/>
         <w:ind w:left="0" w:firstLine="0"/>
       </w:pPr>
-      <w:bookmarkStart w:id="14" w:name="_Toc232786019"/>
-      <w:bookmarkStart w:id="15" w:name="_Toc232786056"/>
+      <w:bookmarkStart w:id="14" w:name="_Toc232870485"/>
+      <w:bookmarkStart w:id="15" w:name="_Toc232871944"/>
       <w:r>
         <w:t>1.3 Objetivos específicos</w:t>
       </w:r>
@@ -8151,8 +5699,8 @@
         <w:spacing w:before="360" w:after="120" w:line="360" w:lineRule="auto"/>
         <w:ind w:left="0" w:firstLine="0"/>
       </w:pPr>
-      <w:bookmarkStart w:id="16" w:name="_Toc232786020"/>
-      <w:bookmarkStart w:id="17" w:name="_Toc232786057"/>
+      <w:bookmarkStart w:id="16" w:name="_Toc232870486"/>
+      <w:bookmarkStart w:id="17" w:name="_Toc232871945"/>
       <w:r>
         <w:t>1.4 Justificativa do projeto</w:t>
       </w:r>
@@ -8649,8 +6197,8 @@
         <w:ind w:left="3870"/>
         <w:jc w:val="right"/>
       </w:pPr>
-      <w:bookmarkStart w:id="18" w:name="_Toc232786021"/>
-      <w:bookmarkStart w:id="19" w:name="_Toc232786058"/>
+      <w:bookmarkStart w:id="18" w:name="_Toc232870487"/>
+      <w:bookmarkStart w:id="19" w:name="_Toc232871946"/>
       <w:r>
         <w:t>FUNDAMENTAÇÃO TEÓRICA</w:t>
       </w:r>
@@ -8700,8 +6248,8 @@
         <w:spacing w:before="360" w:after="120" w:line="360" w:lineRule="auto"/>
         <w:ind w:left="0" w:firstLine="0"/>
       </w:pPr>
-      <w:bookmarkStart w:id="20" w:name="_Toc232786022"/>
-      <w:bookmarkStart w:id="21" w:name="_Toc232786059"/>
+      <w:bookmarkStart w:id="20" w:name="_Toc232870488"/>
+      <w:bookmarkStart w:id="21" w:name="_Toc232871947"/>
       <w:r>
         <w:t>2.1 Autenticação e Controle de Acesso</w:t>
       </w:r>
@@ -8918,8 +6466,8 @@
         <w:spacing w:before="360" w:after="120" w:line="360" w:lineRule="auto"/>
         <w:ind w:left="0" w:firstLine="0"/>
       </w:pPr>
-      <w:bookmarkStart w:id="22" w:name="_Toc232786023"/>
-      <w:bookmarkStart w:id="23" w:name="_Toc232786060"/>
+      <w:bookmarkStart w:id="22" w:name="_Toc232870489"/>
+      <w:bookmarkStart w:id="23" w:name="_Toc232871948"/>
       <w:r>
         <w:t>2.2 Autenticação Contextual e Adaptativa</w:t>
       </w:r>
@@ -9068,6 +6616,9 @@
           <w:color w:val="000000"/>
         </w:rPr>
         <w:t>Complementarmente, a biometria comportamental — que infere a identidade a partir de padrões de interação, como a dinâmica de digitação e o uso do mouse — tem se mostrado eficaz para autenticação contínua e não intrusiva (STYLIOS et al., 2021). Diferentemente de fatores estáticos, esses sinais são difíceis de falsificar e podem ser avaliados de forma transparente ao longo da sessão.</w:t>
+      </w:r>
+      <w:r>
+        <w:t xml:space="preserve"> Trabalhos recentes, como o TypeNet (ACIEN et al., 2022), o TypeFormer (STRAGAPEDE et al., 2024) e o Touchalytics (FRANK et al., 2013), demonstram a viabilidade de identificar usuários por padrões de digitação e de toque com elevada acurácia.</w:t>
       </w:r>
     </w:p>
     <w:p>
@@ -9149,8 +6700,8 @@
         <w:spacing w:before="360" w:after="120" w:line="360" w:lineRule="auto"/>
         <w:ind w:left="0" w:firstLine="0"/>
       </w:pPr>
-      <w:bookmarkStart w:id="24" w:name="_Toc232786024"/>
-      <w:bookmarkStart w:id="25" w:name="_Toc232786061"/>
+      <w:bookmarkStart w:id="24" w:name="_Toc232870490"/>
+      <w:bookmarkStart w:id="25" w:name="_Toc232871949"/>
       <w:r>
         <w:t>2.3 Inteligência Artificial Aplicada à Detecção de Anomalias</w:t>
       </w:r>
@@ -9213,6 +6764,9 @@
         </w:rPr>
         <w:t>A aplicação de Inteligência Artificial à segurança tem se destacado na detecção de comportamentos anômalos. Técnicas de aprendizado de máquina identificam desvios em relação a padrões esperados de uso, sendo particularmente adequadas à autenticação contextual, na qual cada tentativa de acesso é representada por um vetor de características comportamentais (NIST, 2023).</w:t>
       </w:r>
+      <w:r>
+        <w:t xml:space="preserve"> Killourhy e Maxion (2009), por exemplo, compararam algoritmos de detecção de anomalias aplicados à dinâmica de digitação, consolidando um marco metodológico de avaliação na área.</w:t>
+      </w:r>
     </w:p>
     <w:p>
       <w:pPr>
@@ -9251,7 +6805,14 @@
         <w:rPr>
           <w:color w:val="000000"/>
         </w:rPr>
-        <w:t>Modelos supervisionados, como o Random Forest, aprendem a distinguir acessos legítimos de fraudulentos a partir de exemplos rotulados, enquanto métodos não supervisionados, como o Isolation Forest (LIU; TING; ZHOU, 2008), detectam outliers sem necessitar de rótulos prévios, isolando observações raras com poucas partições. A combinação de ambos em um ensemble aumenta a robustez da classificação.</w:t>
+        <w:t xml:space="preserve">Modelos supervisionados, como o Random Forest, aprendem a distinguir </w:t>
+      </w:r>
+      <w:r>
+        <w:rPr>
+          <w:color w:val="000000"/>
+        </w:rPr>
+        <w:lastRenderedPageBreak/>
+        <w:t>acessos legítimos de fraudulentos a partir de exemplos rotulados, enquanto métodos não supervisionados, como o Isolation Forest (LIU; TING; ZHOU, 2008), detectam outliers sem necessitar de rótulos prévios, isolando observações raras com poucas partições. A combinação de ambos em um ensemble aumenta a robustez da classificação.</w:t>
       </w:r>
     </w:p>
     <w:p>
@@ -9332,6 +6893,9 @@
           <w:color w:val="000000"/>
         </w:rPr>
         <w:t>A explicabilidade dessas decisões também é desejável: a literatura recente de IA explicável (XAI) aplicada à segurança aponta métodos como SHAP e LIME para tornar transparentes modelos que, de outro modo, operariam como caixas-pretas, favorecendo a confiança e a auditoria das decisões de acesso.</w:t>
+      </w:r>
+      <w:r>
+        <w:t xml:space="preserve"> Métodos como o SHAP (LUNDBERG; LEE, 2017) permitem atribuir a contribuição de cada critério ao escore de risco, aumentando a transparência da decisão.</w:t>
       </w:r>
     </w:p>
     <w:p>
@@ -9358,8 +6922,8 @@
         <w:spacing w:before="360" w:after="120" w:line="360" w:lineRule="auto"/>
         <w:ind w:left="0" w:firstLine="0"/>
       </w:pPr>
-      <w:bookmarkStart w:id="26" w:name="_Toc232786025"/>
-      <w:bookmarkStart w:id="27" w:name="_Toc232786062"/>
+      <w:bookmarkStart w:id="26" w:name="_Toc232870491"/>
+      <w:bookmarkStart w:id="27" w:name="_Toc232871950"/>
       <w:r>
         <w:t>2.4 Blockchain como Mecanismo de Integridade e Auditoria</w:t>
       </w:r>
@@ -9459,7 +7023,14 @@
         <w:rPr>
           <w:color w:val="000000"/>
         </w:rPr>
-        <w:t>Segundo o relatório técnico NISTIR 8202, blockchains permissionadas são adequadas para ambientes corporativos e governamentais, pois permitem controle de acesso e governança estruturada (NIST, 2018). Nessas arquiteturas, apenas participantes autorizados podem validar transações, garantindo maior controle institucional.</w:t>
+        <w:t xml:space="preserve">Segundo o relatório técnico NISTIR 8202, blockchains permissionadas são adequadas para ambientes corporativos e governamentais, pois permitem controle de acesso e governança estruturada (NIST, 2018). Nessas arquiteturas, apenas </w:t>
+      </w:r>
+      <w:r>
+        <w:rPr>
+          <w:color w:val="000000"/>
+        </w:rPr>
+        <w:lastRenderedPageBreak/>
+        <w:t>participantes autorizados podem validar transações, garantindo maior controle institucional.</w:t>
       </w:r>
     </w:p>
     <w:p>
@@ -9469,70 +7040,648 @@
         <w:jc w:val="both"/>
       </w:pPr>
       <w:r>
-        <w:t xml:space="preserve">Cabe justificar criteriosamente a escolha do blockchain frente a alternativas mais simples, evitando adotá-lo apenas por seu apelo tecnológico. Mecanismos como logs assinados digitalmente e bancos de dados append-only já oferecem integridade e não repúdio por meio de assinaturas criptográficas, sendo suficientes quando existe uma autoridade central confiável para custodiar e operar o registro. A diferença </w:t>
-      </w:r>
+        <w:t>Cabe justificar criteriosamente a escolha do blockchain frente a alternativas mais simples, evitando adotá-lo apenas por seu apelo tecnológico. Mecanismos como logs assinados digitalmente e bancos de dados append-only já oferecem integridade e não repúdio por meio de assinaturas criptográficas, sendo suficientes quando existe uma autoridade central confiável para custodiar e operar o registro. A diferença essencial da blockchain permissionada não está, portanto, na assinatura em si, mas em não depender da confiança em um único custodiante: o registro é replicado e validado por consenso entre múltiplos participantes, tornando-se resistente à adulteração mesmo por administradores privilegiados do próprio sistema e permitindo verificação independente por auditores externos, sem necessidade de confiar no operador.</w:t>
+      </w:r>
+    </w:p>
+    <w:p>
+      <w:pPr>
+        <w:pBdr>
+          <w:top w:val="nil"/>
+          <w:left w:val="nil"/>
+          <w:bottom w:val="nil"/>
+          <w:right w:val="nil"/>
+          <w:between w:val="nil"/>
+        </w:pBdr>
+        <w:spacing w:line="360" w:lineRule="auto"/>
+        <w:ind w:firstLine="720"/>
+        <w:jc w:val="both"/>
+        <w:rPr>
+          <w:color w:val="000000"/>
+        </w:rPr>
+      </w:pPr>
+      <w:r>
+        <w:t>Essa distinção é determinante no contexto deste trabalho: as decisões de autenticação são tomadas de forma autônoma por modelos de IA e precisam ser auditáveis por terceiros — por exemplo, em fiscalizações de conformidade —, cenário em que não é desejável que o próprio operador do sistema possa, sozinho, alterar a trilha de decisões. Por isso registra-se de forma imutável, para cada decisão, o hash dos critérios de entrada, o escore de risco, a decisão tomada e o instante da transação, compondo uma trilha de auditoria verificável.</w:t>
+      </w:r>
+    </w:p>
+    <w:p>
+      <w:pPr>
+        <w:pBdr>
+          <w:top w:val="nil"/>
+          <w:left w:val="nil"/>
+          <w:bottom w:val="nil"/>
+          <w:right w:val="nil"/>
+          <w:between w:val="nil"/>
+        </w:pBdr>
+        <w:spacing w:line="360" w:lineRule="auto"/>
+        <w:ind w:firstLine="719"/>
+        <w:jc w:val="both"/>
+        <w:rPr>
+          <w:color w:val="000000"/>
+        </w:rPr>
+      </w:pPr>
+    </w:p>
+    <w:p>
+      <w:pPr>
+        <w:pBdr>
+          <w:top w:val="nil"/>
+          <w:left w:val="nil"/>
+          <w:bottom w:val="nil"/>
+          <w:right w:val="nil"/>
+          <w:between w:val="nil"/>
+        </w:pBdr>
+        <w:spacing w:line="360" w:lineRule="auto"/>
+        <w:ind w:firstLine="720"/>
+        <w:jc w:val="both"/>
+        <w:rPr>
+          <w:color w:val="000000"/>
+        </w:rPr>
+      </w:pPr>
+      <w:r>
+        <w:t>Reconhece-se que essa garantia tem custo: maior complexidade operacional e menor desempenho do que um banco append-only. Tal custo justifica-se nos cenários de múltiplas partes e de conformidade regulatória, como as auditorias exigidas pela LGPD (BRASIL, 2018), nos quais a verificabilidade independente e o não repúdio das decisões automatizadas constituem requisitos. Em implantações com um único operador plenamente confiável, contudo, mecanismos mais simples poderiam atender parte dos requisitos — delimitação que define com precisão o escopo em que o blockchain se faz efetivamente necessário.</w:t>
+      </w:r>
+    </w:p>
+    <w:p>
+      <w:pPr>
+        <w:pStyle w:val="Ttulo2"/>
+        <w:spacing w:before="360" w:after="120"/>
+      </w:pPr>
+      <w:bookmarkStart w:id="28" w:name="_Toc232870492"/>
+      <w:bookmarkStart w:id="29" w:name="_Toc232871951"/>
+      <w:r>
+        <w:t>2.5 Trabalhos Correlatos</w:t>
+      </w:r>
+      <w:bookmarkEnd w:id="28"/>
+      <w:bookmarkEnd w:id="29"/>
+    </w:p>
+    <w:p/>
+    <w:p>
+      <w:pPr>
+        <w:spacing w:line="360" w:lineRule="auto"/>
+        <w:ind w:firstLine="720"/>
+        <w:jc w:val="both"/>
+      </w:pPr>
       <w:r>
         <w:lastRenderedPageBreak/>
-        <w:t>essencial da blockchain permissionada não está, portanto, na assinatura em si, mas em não depender da confiança em um único custodiante: o registro é replicado e validado por consenso entre múltiplos participantes, tornando-se resistente à adulteração mesmo por administradores privilegiados do próprio sistema e permitindo verificação independente por auditores externos, sem necessidade de confiar no operador.</w:t>
-      </w:r>
-    </w:p>
-    <w:p>
-      <w:pPr>
-        <w:pBdr>
-          <w:top w:val="nil"/>
-          <w:left w:val="nil"/>
-          <w:bottom w:val="nil"/>
-          <w:right w:val="nil"/>
-          <w:between w:val="nil"/>
-        </w:pBdr>
+        <w:t>Esta seção posiciona a proposta frente ao estado da arte em autenticação contextual, biometria comportamental, detecção de anomalias e auditoria baseada em blockchain, evidenciando as lacunas que o presente trabalho busca preencher.</w:t>
+      </w:r>
+    </w:p>
+    <w:p>
+      <w:pPr>
         <w:spacing w:line="360" w:lineRule="auto"/>
         <w:ind w:firstLine="720"/>
         <w:jc w:val="both"/>
-        <w:rPr>
-          <w:color w:val="000000"/>
-        </w:rPr>
-      </w:pPr>
-      <w:r>
-        <w:t>Essa distinção é determinante no contexto deste trabalho: as decisões de autenticação são tomadas de forma autônoma por modelos de IA e precisam ser auditáveis por terceiros — por exemplo, em fiscalizações de conformidade —, cenário em que não é desejável que o próprio operador do sistema possa, sozinho, alterar a trilha de decisões. Por isso registra-se de forma imutável, para cada decisão, o hash dos critérios de entrada, o escore de risco, a decisão tomada e o instante da transação, compondo uma trilha de auditoria verificável.</w:t>
-      </w:r>
-    </w:p>
-    <w:p>
-      <w:pPr>
-        <w:pBdr>
-          <w:top w:val="nil"/>
-          <w:left w:val="nil"/>
-          <w:bottom w:val="nil"/>
-          <w:right w:val="nil"/>
-          <w:between w:val="nil"/>
-        </w:pBdr>
-        <w:spacing w:line="360" w:lineRule="auto"/>
-        <w:ind w:firstLine="719"/>
-        <w:jc w:val="both"/>
-        <w:rPr>
-          <w:color w:val="000000"/>
-        </w:rPr>
-      </w:pPr>
-    </w:p>
-    <w:p>
-      <w:pPr>
-        <w:pBdr>
-          <w:top w:val="nil"/>
-          <w:left w:val="nil"/>
-          <w:bottom w:val="nil"/>
-          <w:right w:val="nil"/>
-          <w:between w:val="nil"/>
-        </w:pBdr>
+      </w:pPr>
+      <w:r>
+        <w:t>No campo da biometria comportamental, Acien et al. (2022) propuseram o TypeNet, uma rede neural treinada com a dinâmica de digitação de mais de cem mil usuários, alcançando taxas de erro reduzidas na verificação contínua; Stragapede et al. (2024) estenderam essa linha com o TypeFormer, baseado em arquitetura Transformer. No domínio móvel, Frank et al. (2013), com o Touchalytics, demonstraram que padrões de toque em telas sensíveis permitem distinguir usuários com acurácia elevada. Esses trabalhos confirmam o poder discriminativo do comportamento do usuário, mas concentram-se em uma única modalidade biométrica e não tratam da auditoria imutável das decisões.</w:t>
+      </w:r>
+    </w:p>
+    <w:p>
+      <w:pPr>
         <w:spacing w:line="360" w:lineRule="auto"/>
         <w:ind w:firstLine="720"/>
         <w:jc w:val="both"/>
-        <w:rPr>
-          <w:color w:val="000000"/>
-        </w:rPr>
-      </w:pPr>
-      <w:r>
-        <w:t>Reconhece-se que essa garantia tem custo: maior complexidade operacional e menor desempenho do que um banco append-only. Tal custo justifica-se nos cenários de múltiplas partes e de conformidade regulatória, como as auditorias exigidas pela LGPD (BRASIL, 2018), nos quais a verificabilidade independente e o não repúdio das decisões automatizadas constituem requisitos. Em implantações com um único operador plenamente confiável, contudo, mecanismos mais simples poderiam atender parte dos requisitos — delimitação que define com precisão o escopo em que o blockchain se faz efetivamente necessário.</w:t>
-      </w:r>
-    </w:p>
+      </w:pPr>
+      <w:r>
+        <w:t>No eixo da autenticação adaptativa, Wiefling, Lo Iacono e Dürmuth (2019) realizaram o primeiro estudo empírico de larga escala sobre Risk-Based Authentication (RBA) em serviços online, evidenciando ganho de segurança com baixo atrito para o usuário legítimo; Wiefling et al. (2023) aprofundaram a avaliação dos fatores de risco. A presente proposta alinha-se a essa vertente, porém substitui regras heurísticas fixas por um ensemble de aprendizado de máquina e adiciona a camada de não repúdio por meio do registro imutável.</w:t>
+      </w:r>
+    </w:p>
+    <w:p>
+      <w:pPr>
+        <w:spacing w:line="360" w:lineRule="auto"/>
+        <w:ind w:firstLine="720"/>
+        <w:jc w:val="both"/>
+      </w:pPr>
+      <w:r>
+        <w:t>Quanto à detecção de anomalias, o algoritmo Isolation Forest (Liu, Ting e Zhou, 2008) consolidou-se como referência para a identificação não supervisionada de outliers em alta dimensionalidade, amplamente empregado em segurança; modelos supervisionados e de aprendizado profundo (Goodfellow, Bengio e Courville, 2016) o complementam quando há rótulos disponíveis. A proposta combina as duas naturezas — não supervisionada e supervisionada — em um ensemble, buscando robustez tanto frente a ataques inéditos quanto a fraudes conhecidas.</w:t>
+      </w:r>
+    </w:p>
+    <w:p>
+      <w:pPr>
+        <w:spacing w:line="360" w:lineRule="auto"/>
+        <w:ind w:firstLine="720"/>
+        <w:jc w:val="both"/>
+      </w:pPr>
+      <w:r>
+        <w:t xml:space="preserve">No tocante à transparência, a literatura de IA explicável (XAI), como o método SHAP (Lundberg e Lee, 2017), tem sido aplicada para tornar interpretáveis as decisões de modelos em segurança. Por fim, embora o uso de blockchain para auditoria de logs venha sendo investigado, a maioria das abordagens trata o registro de eventos de forma desacoplada do mecanismo de decisão. O diferencial deste trabalho está em integrar, em um único fluxo, a decisão adaptativa baseada em IA e </w:t>
+      </w:r>
+      <w:r>
+        <w:lastRenderedPageBreak/>
+        <w:t>o seu registro imutável em blockchain permissionada.</w:t>
+      </w:r>
+    </w:p>
+    <w:p>
+      <w:pPr>
+        <w:spacing w:line="360" w:lineRule="auto"/>
+        <w:ind w:firstLine="720"/>
+        <w:jc w:val="both"/>
+      </w:pPr>
+      <w:r>
+        <w:t>A Tabela 1 sintetiza os principais trabalhos correlatos, contrastando o foco, a técnica e a limitação de cada um com a abordagem proposta. Observa-se que, embora cada linha de pesquisa apresente maturidade, nenhuma reúne simultaneamente: (i) a fusão de múltiplos sinais contextuais e comportamentais; (ii) a decisão adaptativa por ensemble de IA; e (iii) a auditoria imutável acoplada à decisão — combinação que constitui a contribuição central deste trabalho.</w:t>
+      </w:r>
+    </w:p>
+    <w:p>
+      <w:pPr>
+        <w:spacing w:before="120" w:after="80"/>
+        <w:jc w:val="center"/>
+      </w:pPr>
+      <w:r>
+        <w:rPr>
+          <w:sz w:val="20"/>
+        </w:rPr>
+        <w:t>Tabela 1 — Comparativo de Trabalhos Correlatos</w:t>
+      </w:r>
+    </w:p>
+    <w:tbl>
+      <w:tblPr>
+        <w:tblW w:w="0" w:type="auto"/>
+        <w:tblBorders>
+          <w:top w:val="single" w:sz="4" w:space="0" w:color="auto"/>
+          <w:left w:val="single" w:sz="4" w:space="0" w:color="auto"/>
+          <w:bottom w:val="single" w:sz="4" w:space="0" w:color="auto"/>
+          <w:right w:val="single" w:sz="4" w:space="0" w:color="auto"/>
+          <w:insideH w:val="single" w:sz="4" w:space="0" w:color="auto"/>
+          <w:insideV w:val="single" w:sz="4" w:space="0" w:color="auto"/>
+        </w:tblBorders>
+        <w:tblLook w:val="04A0" w:firstRow="1" w:lastRow="0" w:firstColumn="1" w:lastColumn="0" w:noHBand="0" w:noVBand="1"/>
+      </w:tblPr>
+      <w:tblGrid>
+        <w:gridCol w:w="2154"/>
+        <w:gridCol w:w="1814"/>
+        <w:gridCol w:w="2041"/>
+        <w:gridCol w:w="2494"/>
+      </w:tblGrid>
+      <w:tr>
+        <w:tc>
+          <w:tcPr>
+            <w:tcW w:w="2154" w:type="dxa"/>
+          </w:tcPr>
+          <w:p>
+            <w:pPr>
+              <w:spacing w:before="40" w:after="40"/>
+            </w:pPr>
+            <w:r>
+              <w:rPr>
+                <w:b/>
+                <w:sz w:val="20"/>
+              </w:rPr>
+              <w:t>Trabalho</w:t>
+            </w:r>
+          </w:p>
+        </w:tc>
+        <w:tc>
+          <w:tcPr>
+            <w:tcW w:w="1814" w:type="dxa"/>
+          </w:tcPr>
+          <w:p>
+            <w:pPr>
+              <w:spacing w:before="40" w:after="40"/>
+            </w:pPr>
+            <w:r>
+              <w:rPr>
+                <w:b/>
+                <w:sz w:val="20"/>
+              </w:rPr>
+              <w:t>Foco</w:t>
+            </w:r>
+          </w:p>
+        </w:tc>
+        <w:tc>
+          <w:tcPr>
+            <w:tcW w:w="2041" w:type="dxa"/>
+          </w:tcPr>
+          <w:p>
+            <w:pPr>
+              <w:spacing w:before="40" w:after="40"/>
+            </w:pPr>
+            <w:r>
+              <w:rPr>
+                <w:b/>
+                <w:sz w:val="20"/>
+              </w:rPr>
+              <w:t>Técnica</w:t>
+            </w:r>
+          </w:p>
+        </w:tc>
+        <w:tc>
+          <w:tcPr>
+            <w:tcW w:w="2494" w:type="dxa"/>
+          </w:tcPr>
+          <w:p>
+            <w:pPr>
+              <w:spacing w:before="40" w:after="40"/>
+            </w:pPr>
+            <w:r>
+              <w:rPr>
+                <w:b/>
+                <w:sz w:val="20"/>
+              </w:rPr>
+              <w:t>Limitação principal</w:t>
+            </w:r>
+          </w:p>
+        </w:tc>
+      </w:tr>
+      <w:tr>
+        <w:tc>
+          <w:tcPr>
+            <w:tcW w:w="2154" w:type="dxa"/>
+          </w:tcPr>
+          <w:p>
+            <w:pPr>
+              <w:spacing w:before="40" w:after="40"/>
+            </w:pPr>
+            <w:r>
+              <w:rPr>
+                <w:sz w:val="20"/>
+              </w:rPr>
+              <w:t>TypeNet (Acien et al., 2022)</w:t>
+            </w:r>
+          </w:p>
+        </w:tc>
+        <w:tc>
+          <w:tcPr>
+            <w:tcW w:w="1814" w:type="dxa"/>
+          </w:tcPr>
+          <w:p>
+            <w:pPr>
+              <w:spacing w:before="40" w:after="40"/>
+            </w:pPr>
+            <w:r>
+              <w:rPr>
+                <w:sz w:val="20"/>
+              </w:rPr>
+              <w:t>Biometria de digitação</w:t>
+            </w:r>
+          </w:p>
+        </w:tc>
+        <w:tc>
+          <w:tcPr>
+            <w:tcW w:w="2041" w:type="dxa"/>
+          </w:tcPr>
+          <w:p>
+            <w:pPr>
+              <w:spacing w:before="40" w:after="40"/>
+            </w:pPr>
+            <w:r>
+              <w:rPr>
+                <w:sz w:val="20"/>
+              </w:rPr>
+              <w:t>Rede neural recorrente</w:t>
+            </w:r>
+          </w:p>
+        </w:tc>
+        <w:tc>
+          <w:tcPr>
+            <w:tcW w:w="2494" w:type="dxa"/>
+          </w:tcPr>
+          <w:p>
+            <w:pPr>
+              <w:spacing w:before="40" w:after="40"/>
+            </w:pPr>
+            <w:r>
+              <w:rPr>
+                <w:sz w:val="20"/>
+              </w:rPr>
+              <w:t>Modalidade única; sem auditoria das decisões</w:t>
+            </w:r>
+          </w:p>
+        </w:tc>
+      </w:tr>
+      <w:tr>
+        <w:tc>
+          <w:tcPr>
+            <w:tcW w:w="2154" w:type="dxa"/>
+          </w:tcPr>
+          <w:p>
+            <w:pPr>
+              <w:spacing w:before="40" w:after="40"/>
+            </w:pPr>
+            <w:r>
+              <w:rPr>
+                <w:sz w:val="20"/>
+              </w:rPr>
+              <w:t>TypeFormer (Stragapede et al., 2024)</w:t>
+            </w:r>
+          </w:p>
+        </w:tc>
+        <w:tc>
+          <w:tcPr>
+            <w:tcW w:w="1814" w:type="dxa"/>
+          </w:tcPr>
+          <w:p>
+            <w:pPr>
+              <w:spacing w:before="40" w:after="40"/>
+            </w:pPr>
+            <w:r>
+              <w:rPr>
+                <w:sz w:val="20"/>
+              </w:rPr>
+              <w:t>Biometria de digitação</w:t>
+            </w:r>
+          </w:p>
+        </w:tc>
+        <w:tc>
+          <w:tcPr>
+            <w:tcW w:w="2041" w:type="dxa"/>
+          </w:tcPr>
+          <w:p>
+            <w:pPr>
+              <w:spacing w:before="40" w:after="40"/>
+            </w:pPr>
+            <w:r>
+              <w:rPr>
+                <w:sz w:val="20"/>
+              </w:rPr>
+              <w:t>Transformer</w:t>
+            </w:r>
+          </w:p>
+        </w:tc>
+        <w:tc>
+          <w:tcPr>
+            <w:tcW w:w="2494" w:type="dxa"/>
+          </w:tcPr>
+          <w:p>
+            <w:pPr>
+              <w:spacing w:before="40" w:after="40"/>
+            </w:pPr>
+            <w:r>
+              <w:rPr>
+                <w:sz w:val="20"/>
+              </w:rPr>
+              <w:t>Modalidade única; sem registro imutável</w:t>
+            </w:r>
+          </w:p>
+        </w:tc>
+      </w:tr>
+      <w:tr>
+        <w:tc>
+          <w:tcPr>
+            <w:tcW w:w="2154" w:type="dxa"/>
+          </w:tcPr>
+          <w:p>
+            <w:pPr>
+              <w:spacing w:before="40" w:after="40"/>
+            </w:pPr>
+            <w:r>
+              <w:rPr>
+                <w:sz w:val="20"/>
+              </w:rPr>
+              <w:t>Touchalytics (Frank et al., 2013)</w:t>
+            </w:r>
+          </w:p>
+        </w:tc>
+        <w:tc>
+          <w:tcPr>
+            <w:tcW w:w="1814" w:type="dxa"/>
+          </w:tcPr>
+          <w:p>
+            <w:pPr>
+              <w:spacing w:before="40" w:after="40"/>
+            </w:pPr>
+            <w:r>
+              <w:rPr>
+                <w:sz w:val="20"/>
+              </w:rPr>
+              <w:t>Biometria de toque (móvel)</w:t>
+            </w:r>
+          </w:p>
+        </w:tc>
+        <w:tc>
+          <w:tcPr>
+            <w:tcW w:w="2041" w:type="dxa"/>
+          </w:tcPr>
+          <w:p>
+            <w:pPr>
+              <w:spacing w:before="40" w:after="40"/>
+            </w:pPr>
+            <w:r>
+              <w:rPr>
+                <w:sz w:val="20"/>
+              </w:rPr>
+              <w:t>SVM / k-NN</w:t>
+            </w:r>
+          </w:p>
+        </w:tc>
+        <w:tc>
+          <w:tcPr>
+            <w:tcW w:w="2494" w:type="dxa"/>
+          </w:tcPr>
+          <w:p>
+            <w:pPr>
+              <w:spacing w:before="40" w:after="40"/>
+            </w:pPr>
+            <w:r>
+              <w:rPr>
+                <w:sz w:val="20"/>
+              </w:rPr>
+              <w:t>Restrito a telas sensíveis ao toque</w:t>
+            </w:r>
+          </w:p>
+        </w:tc>
+      </w:tr>
+      <w:tr>
+        <w:tc>
+          <w:tcPr>
+            <w:tcW w:w="2154" w:type="dxa"/>
+          </w:tcPr>
+          <w:p>
+            <w:pPr>
+              <w:spacing w:before="40" w:after="40"/>
+            </w:pPr>
+            <w:r>
+              <w:rPr>
+                <w:sz w:val="20"/>
+              </w:rPr>
+              <w:t>RBA (Wiefling et al., 2019)</w:t>
+            </w:r>
+          </w:p>
+        </w:tc>
+        <w:tc>
+          <w:tcPr>
+            <w:tcW w:w="1814" w:type="dxa"/>
+          </w:tcPr>
+          <w:p>
+            <w:pPr>
+              <w:spacing w:before="40" w:after="40"/>
+            </w:pPr>
+            <w:r>
+              <w:rPr>
+                <w:sz w:val="20"/>
+              </w:rPr>
+              <w:t>Autenticação baseada em risco</w:t>
+            </w:r>
+          </w:p>
+        </w:tc>
+        <w:tc>
+          <w:tcPr>
+            <w:tcW w:w="2041" w:type="dxa"/>
+          </w:tcPr>
+          <w:p>
+            <w:pPr>
+              <w:spacing w:before="40" w:after="40"/>
+            </w:pPr>
+            <w:r>
+              <w:rPr>
+                <w:sz w:val="20"/>
+              </w:rPr>
+              <w:t>Heurísticas e estatística</w:t>
+            </w:r>
+          </w:p>
+        </w:tc>
+        <w:tc>
+          <w:tcPr>
+            <w:tcW w:w="2494" w:type="dxa"/>
+          </w:tcPr>
+          <w:p>
+            <w:pPr>
+              <w:spacing w:before="40" w:after="40"/>
+            </w:pPr>
+            <w:r>
+              <w:rPr>
+                <w:sz w:val="20"/>
+              </w:rPr>
+              <w:t>Regras fixas; sem IA adaptativa</w:t>
+            </w:r>
+          </w:p>
+        </w:tc>
+      </w:tr>
+      <w:tr>
+        <w:tc>
+          <w:tcPr>
+            <w:tcW w:w="2154" w:type="dxa"/>
+          </w:tcPr>
+          <w:p>
+            <w:pPr>
+              <w:spacing w:before="40" w:after="40"/>
+            </w:pPr>
+            <w:r>
+              <w:rPr>
+                <w:sz w:val="20"/>
+              </w:rPr>
+              <w:t>Isolation Forest (Liu et al., 2008)</w:t>
+            </w:r>
+          </w:p>
+        </w:tc>
+        <w:tc>
+          <w:tcPr>
+            <w:tcW w:w="1814" w:type="dxa"/>
+          </w:tcPr>
+          <w:p>
+            <w:pPr>
+              <w:spacing w:before="40" w:after="40"/>
+            </w:pPr>
+            <w:r>
+              <w:rPr>
+                <w:sz w:val="20"/>
+              </w:rPr>
+              <w:t>Detecção de anomalias</w:t>
+            </w:r>
+          </w:p>
+        </w:tc>
+        <w:tc>
+          <w:tcPr>
+            <w:tcW w:w="2041" w:type="dxa"/>
+          </w:tcPr>
+          <w:p>
+            <w:pPr>
+              <w:spacing w:before="40" w:after="40"/>
+            </w:pPr>
+            <w:r>
+              <w:rPr>
+                <w:sz w:val="20"/>
+              </w:rPr>
+              <w:t>Não supervisionado</w:t>
+            </w:r>
+          </w:p>
+        </w:tc>
+        <w:tc>
+          <w:tcPr>
+            <w:tcW w:w="2494" w:type="dxa"/>
+          </w:tcPr>
+          <w:p>
+            <w:pPr>
+              <w:spacing w:before="40" w:after="40"/>
+            </w:pPr>
+            <w:r>
+              <w:rPr>
+                <w:sz w:val="20"/>
+              </w:rPr>
+              <w:t>Sinal isolado; não decide o acesso</w:t>
+            </w:r>
+          </w:p>
+        </w:tc>
+      </w:tr>
+      <w:tr>
+        <w:tc>
+          <w:tcPr>
+            <w:tcW w:w="2154" w:type="dxa"/>
+          </w:tcPr>
+          <w:p>
+            <w:pPr>
+              <w:spacing w:before="40" w:after="40"/>
+            </w:pPr>
+            <w:r>
+              <w:rPr>
+                <w:b/>
+                <w:sz w:val="20"/>
+              </w:rPr>
+              <w:t>Proposta (este trabalho)</w:t>
+            </w:r>
+          </w:p>
+        </w:tc>
+        <w:tc>
+          <w:tcPr>
+            <w:tcW w:w="1814" w:type="dxa"/>
+          </w:tcPr>
+          <w:p>
+            <w:pPr>
+              <w:spacing w:before="40" w:after="40"/>
+            </w:pPr>
+            <w:r>
+              <w:rPr>
+                <w:b/>
+                <w:sz w:val="20"/>
+              </w:rPr>
+              <w:t>Autenticação contextual ponta a ponta</w:t>
+            </w:r>
+          </w:p>
+        </w:tc>
+        <w:tc>
+          <w:tcPr>
+            <w:tcW w:w="2041" w:type="dxa"/>
+          </w:tcPr>
+          <w:p>
+            <w:pPr>
+              <w:spacing w:before="40" w:after="40"/>
+            </w:pPr>
+            <w:r>
+              <w:rPr>
+                <w:b/>
+                <w:sz w:val="20"/>
+              </w:rPr>
+              <w:t>Ensemble IF+RF+DL + blockchain</w:t>
+            </w:r>
+          </w:p>
+        </w:tc>
+        <w:tc>
+          <w:tcPr>
+            <w:tcW w:w="2494" w:type="dxa"/>
+          </w:tcPr>
+          <w:p>
+            <w:pPr>
+              <w:spacing w:before="40" w:after="40"/>
+            </w:pPr>
+            <w:r>
+              <w:rPr>
+                <w:b/>
+                <w:sz w:val="20"/>
+              </w:rPr>
+              <w:t>Integra os três eixos em fluxo único</w:t>
+            </w:r>
+          </w:p>
+        </w:tc>
+      </w:tr>
+    </w:tbl>
+    <w:p/>
     <w:p>
       <w:pPr>
         <w:pBdr>
@@ -9742,13 +7891,13 @@
         <w:spacing w:before="240" w:after="240" w:line="360" w:lineRule="auto"/>
         <w:jc w:val="right"/>
       </w:pPr>
-      <w:bookmarkStart w:id="28" w:name="_Toc232786026"/>
-      <w:bookmarkStart w:id="29" w:name="_Toc232786063"/>
+      <w:bookmarkStart w:id="30" w:name="_Toc232870493"/>
+      <w:bookmarkStart w:id="31" w:name="_Toc232871952"/>
       <w:r>
         <w:t>MOTOR DE INTELIGÊNCIA ARTIFICIAL: ARQUITETURA, TREINAMENTO E DECISÃO</w:t>
       </w:r>
-      <w:bookmarkEnd w:id="28"/>
-      <w:bookmarkEnd w:id="29"/>
+      <w:bookmarkEnd w:id="30"/>
+      <w:bookmarkEnd w:id="31"/>
     </w:p>
     <w:p>
       <w:pPr>
@@ -9766,13 +7915,13 @@
         <w:spacing w:before="360" w:after="120" w:line="360" w:lineRule="auto"/>
         <w:ind w:left="0" w:firstLine="0"/>
       </w:pPr>
-      <w:bookmarkStart w:id="30" w:name="_Toc232786027"/>
-      <w:bookmarkStart w:id="31" w:name="_Toc232786064"/>
+      <w:bookmarkStart w:id="32" w:name="_Toc232870494"/>
+      <w:bookmarkStart w:id="33" w:name="_Toc232871953"/>
       <w:r>
         <w:t>3.1 Arquitetura do Ensemble de Modelos</w:t>
       </w:r>
-      <w:bookmarkEnd w:id="30"/>
-      <w:bookmarkEnd w:id="31"/>
+      <w:bookmarkEnd w:id="32"/>
+      <w:bookmarkEnd w:id="33"/>
     </w:p>
     <w:p>
       <w:pPr>
@@ -9937,13 +8086,13 @@
         <w:spacing w:before="360" w:after="120" w:line="360" w:lineRule="auto"/>
         <w:ind w:left="0" w:firstLine="0"/>
       </w:pPr>
-      <w:bookmarkStart w:id="32" w:name="_Toc232786028"/>
-      <w:bookmarkStart w:id="33" w:name="_Toc232786065"/>
+      <w:bookmarkStart w:id="34" w:name="_Toc232870495"/>
+      <w:bookmarkStart w:id="35" w:name="_Toc232871954"/>
       <w:r>
         <w:t>3.2 Critérios Comportamentais (14 Dimensões)</w:t>
       </w:r>
-      <w:bookmarkEnd w:id="32"/>
-      <w:bookmarkEnd w:id="33"/>
+      <w:bookmarkEnd w:id="34"/>
+      <w:bookmarkEnd w:id="35"/>
     </w:p>
     <w:p>
       <w:pPr>
@@ -10113,14 +8262,14 @@
         <w:spacing w:before="360" w:after="120" w:line="360" w:lineRule="auto"/>
         <w:ind w:left="0" w:firstLine="0"/>
       </w:pPr>
-      <w:bookmarkStart w:id="34" w:name="_Toc232786029"/>
-      <w:bookmarkStart w:id="35" w:name="_Toc232786066"/>
+      <w:bookmarkStart w:id="36" w:name="_Toc232870496"/>
+      <w:bookmarkStart w:id="37" w:name="_Toc232871955"/>
       <w:r>
         <w:lastRenderedPageBreak/>
         <w:t>3.3 Fundamentos do Treinamento de Modelos de IA</w:t>
       </w:r>
-      <w:bookmarkEnd w:id="34"/>
-      <w:bookmarkEnd w:id="35"/>
+      <w:bookmarkEnd w:id="36"/>
+      <w:bookmarkEnd w:id="37"/>
     </w:p>
     <w:p>
       <w:pPr>
@@ -10276,14 +8425,14 @@
         <w:spacing w:before="360" w:after="120" w:line="360" w:lineRule="auto"/>
         <w:ind w:left="0" w:firstLine="0"/>
       </w:pPr>
-      <w:bookmarkStart w:id="36" w:name="_Toc232786030"/>
-      <w:bookmarkStart w:id="37" w:name="_Toc232786067"/>
+      <w:bookmarkStart w:id="38" w:name="_Toc232870497"/>
+      <w:bookmarkStart w:id="39" w:name="_Toc232871956"/>
       <w:r>
         <w:lastRenderedPageBreak/>
         <w:t>3.4 Processo de Treinamento do Modelo</w:t>
       </w:r>
-      <w:bookmarkEnd w:id="36"/>
-      <w:bookmarkEnd w:id="37"/>
+      <w:bookmarkEnd w:id="38"/>
+      <w:bookmarkEnd w:id="39"/>
     </w:p>
     <w:p>
       <w:pPr>
@@ -10407,13 +8556,13 @@
         <w:spacing w:before="360" w:after="120" w:line="360" w:lineRule="auto"/>
         <w:ind w:left="0" w:firstLine="0"/>
       </w:pPr>
-      <w:bookmarkStart w:id="38" w:name="_Toc232786031"/>
-      <w:bookmarkStart w:id="39" w:name="_Toc232786068"/>
+      <w:bookmarkStart w:id="40" w:name="_Toc232870498"/>
+      <w:bookmarkStart w:id="41" w:name="_Toc232871957"/>
       <w:r>
         <w:t>3.5 Limiares de Decisão Autônoma</w:t>
       </w:r>
-      <w:bookmarkEnd w:id="38"/>
-      <w:bookmarkEnd w:id="39"/>
+      <w:bookmarkEnd w:id="40"/>
+      <w:bookmarkEnd w:id="41"/>
     </w:p>
     <w:p>
       <w:pPr>
@@ -10559,13 +8708,13 @@
         <w:spacing w:before="360" w:after="120" w:line="360" w:lineRule="auto"/>
         <w:ind w:left="0" w:firstLine="0"/>
       </w:pPr>
-      <w:bookmarkStart w:id="40" w:name="_Toc232786032"/>
-      <w:bookmarkStart w:id="41" w:name="_Toc232786069"/>
+      <w:bookmarkStart w:id="42" w:name="_Toc232870499"/>
+      <w:bookmarkStart w:id="43" w:name="_Toc232871958"/>
       <w:r>
         <w:t>3.6 Pipeline de Inferência em Tempo Real</w:t>
       </w:r>
-      <w:bookmarkEnd w:id="40"/>
-      <w:bookmarkEnd w:id="41"/>
+      <w:bookmarkEnd w:id="42"/>
+      <w:bookmarkEnd w:id="43"/>
     </w:p>
     <w:p>
       <w:pPr>
@@ -10699,13 +8848,13 @@
         <w:spacing w:before="360" w:after="120" w:line="360" w:lineRule="auto"/>
         <w:ind w:left="0" w:firstLine="0"/>
       </w:pPr>
-      <w:bookmarkStart w:id="42" w:name="_Toc232786033"/>
-      <w:bookmarkStart w:id="43" w:name="_Toc232786070"/>
+      <w:bookmarkStart w:id="44" w:name="_Toc232870500"/>
+      <w:bookmarkStart w:id="45" w:name="_Toc232871959"/>
       <w:r>
         <w:t>3.7 Integração com Blockchain para Auditoria</w:t>
       </w:r>
-      <w:bookmarkEnd w:id="42"/>
-      <w:bookmarkEnd w:id="43"/>
+      <w:bookmarkEnd w:id="44"/>
+      <w:bookmarkEnd w:id="45"/>
     </w:p>
     <w:p>
       <w:pPr>
@@ -10825,6 +8974,138 @@
         <w:t>A consulta aos registros de auditoria é disponibilizada através de uma API REST dedicada, permitindo que administradores de segurança verifiquem a integridade das decisões tomadas pelo sistema. Relatórios periódicos podem ser gerados para conformidade regulatória, demonstrando que as decisões de autenticação foram tomadas de forma consistente e auditável.</w:t>
       </w:r>
     </w:p>
+    <w:p>
+      <w:pPr>
+        <w:pStyle w:val="Ttulo2"/>
+        <w:spacing w:before="360" w:after="120"/>
+      </w:pPr>
+      <w:bookmarkStart w:id="46" w:name="_Toc232870501"/>
+      <w:bookmarkStart w:id="47" w:name="_Toc232871960"/>
+      <w:r>
+        <w:t>3.8 Modelo de Ameaças e Cobertura de Ataques</w:t>
+      </w:r>
+      <w:bookmarkEnd w:id="46"/>
+      <w:bookmarkEnd w:id="47"/>
+    </w:p>
+    <w:p/>
+    <w:p>
+      <w:pPr>
+        <w:spacing w:line="360" w:lineRule="auto"/>
+        <w:ind w:firstLine="720"/>
+        <w:jc w:val="both"/>
+      </w:pPr>
+      <w:r>
+        <w:t>A eficácia de um mecanismo de autenticação deve ser avaliada frente a um modelo de ameaças explícito. Esta seção descreve as principais classes de ataque consideradas no projeto e como os 14 critérios contextuais e a lógica de decisão adaptativa contribuem para mitigá-las.</w:t>
+      </w:r>
+    </w:p>
+    <w:p>
+      <w:pPr>
+        <w:spacing w:line="360" w:lineRule="auto"/>
+        <w:ind w:firstLine="720"/>
+        <w:jc w:val="both"/>
+      </w:pPr>
+      <w:r>
+        <w:rPr>
+          <w:b/>
+        </w:rPr>
+        <w:t xml:space="preserve">Credential stuffing e força bruta. </w:t>
+      </w:r>
+      <w:r>
+        <w:t>Tentativas automatizadas com credenciais vazadas são identificadas por critérios como frequência de tentativas, reputação do endereço IP e ausência de sinais comportamentais humanos; mesmo com a senha correta, o escore de risco elevado força autenticação adicional (MFA) ou bloqueio.</w:t>
+      </w:r>
+    </w:p>
+    <w:p>
+      <w:pPr>
+        <w:spacing w:line="360" w:lineRule="auto"/>
+        <w:ind w:firstLine="720"/>
+        <w:jc w:val="both"/>
+      </w:pPr>
+      <w:r>
+        <w:rPr>
+          <w:b/>
+        </w:rPr>
+        <w:t xml:space="preserve">Viagem impossível (impossible travel). </w:t>
+      </w:r>
+      <w:r>
+        <w:t>Mudanças geográficas incompatíveis com o tempo decorrido entre acessos elevam o risco, por meio dos critérios de geolocalização e de velocidade de deslocamento inferida.</w:t>
+      </w:r>
+    </w:p>
+    <w:p>
+      <w:pPr>
+        <w:spacing w:line="360" w:lineRule="auto"/>
+        <w:ind w:firstLine="720"/>
+        <w:jc w:val="both"/>
+      </w:pPr>
+      <w:r>
+        <w:rPr>
+          <w:b/>
+        </w:rPr>
+        <w:t xml:space="preserve">Sequestro de sessão e roubo de dispositivo. </w:t>
+      </w:r>
+      <w:r>
+        <w:t>Alterações no fingerprint do dispositivo, no agente de usuário ou no padrão de digitação, em relação ao perfil histórico do usuário, são sinalizadas como anomalia.</w:t>
+      </w:r>
+    </w:p>
+    <w:p>
+      <w:pPr>
+        <w:spacing w:line="360" w:lineRule="auto"/>
+        <w:ind w:firstLine="720"/>
+        <w:jc w:val="both"/>
+      </w:pPr>
+      <w:r>
+        <w:rPr>
+          <w:b/>
+        </w:rPr>
+        <w:lastRenderedPageBreak/>
+        <w:t xml:space="preserve">Bots e automação. </w:t>
+      </w:r>
+      <w:r>
+        <w:t>A ausência da variabilidade típica do comportamento humano — nos tempos de digitação e nos padrões de interação — distingue agentes automatizados de usuários legítimos.</w:t>
+      </w:r>
+    </w:p>
+    <w:p>
+      <w:pPr>
+        <w:spacing w:line="360" w:lineRule="auto"/>
+        <w:ind w:firstLine="720"/>
+        <w:jc w:val="both"/>
+      </w:pPr>
+      <w:r>
+        <w:rPr>
+          <w:b/>
+        </w:rPr>
+        <w:t xml:space="preserve">Ataques inéditos (zero-day). </w:t>
+      </w:r>
+      <w:r>
+        <w:t>O componente não supervisionado (Isolation Forest) detecta desvios do padrão normal mesmo sem exemplos rotulados do ataque, complementando os modelos supervisionados.</w:t>
+      </w:r>
+    </w:p>
+    <w:p>
+      <w:pPr>
+        <w:spacing w:line="360" w:lineRule="auto"/>
+        <w:ind w:firstLine="720"/>
+        <w:jc w:val="both"/>
+      </w:pPr>
+      <w:r>
+        <w:rPr>
+          <w:b/>
+        </w:rPr>
+        <w:t xml:space="preserve">Repúdio e adulteração de logs. </w:t>
+      </w:r>
+      <w:r>
+        <w:t>O registro imutável em blockchain garante o não repúdio e a integridade da trilha de auditoria, impedindo que um atacante — ou um agente interno mal-intencionado — apague ou altere as evidências das decisões.</w:t>
+      </w:r>
+    </w:p>
+    <w:p>
+      <w:pPr>
+        <w:spacing w:line="360" w:lineRule="auto"/>
+        <w:ind w:firstLine="720"/>
+        <w:jc w:val="both"/>
+      </w:pPr>
+      <w:r>
+        <w:t>Reconhece-se que o modelo não cobre vetores fora do escopo da camada de autenticação — como a exploração de vulnerabilidades na aplicação, a engenharia social que leve a própria vítima a aprovar o MFA, ou o comprometimento do servidor de identidade. Esses vetores demandam controles complementares (gestão de vulnerabilidades, conscientização e hardening), que se somam, mas não substituem, o mecanismo aqui proposto.</w:t>
+      </w:r>
+    </w:p>
+    <w:p/>
     <w:p>
       <w:pPr>
         <w:spacing w:line="360" w:lineRule="auto"/>
@@ -11038,13 +9319,13 @@
         <w:ind w:left="3870"/>
         <w:jc w:val="right"/>
       </w:pPr>
-      <w:bookmarkStart w:id="44" w:name="_Toc232786034"/>
-      <w:bookmarkStart w:id="45" w:name="_Toc232786071"/>
+      <w:bookmarkStart w:id="48" w:name="_Toc232870502"/>
+      <w:bookmarkStart w:id="49" w:name="_Toc232871961"/>
       <w:r>
         <w:t>DESENVOLVIMENTO</w:t>
       </w:r>
-      <w:bookmarkEnd w:id="44"/>
-      <w:bookmarkEnd w:id="45"/>
+      <w:bookmarkEnd w:id="48"/>
+      <w:bookmarkEnd w:id="49"/>
     </w:p>
     <w:p>
       <w:pPr>
@@ -11089,13 +9370,13 @@
         <w:spacing w:before="360" w:after="120" w:line="360" w:lineRule="auto"/>
         <w:ind w:left="0" w:firstLine="0"/>
       </w:pPr>
-      <w:bookmarkStart w:id="46" w:name="_Toc232786035"/>
-      <w:bookmarkStart w:id="47" w:name="_Toc232786072"/>
+      <w:bookmarkStart w:id="50" w:name="_Toc232870503"/>
+      <w:bookmarkStart w:id="51" w:name="_Toc232871962"/>
       <w:r>
         <w:t>4.1 Visão Geral da Arquitetura Proposta</w:t>
       </w:r>
-      <w:bookmarkEnd w:id="46"/>
-      <w:bookmarkEnd w:id="47"/>
+      <w:bookmarkEnd w:id="50"/>
+      <w:bookmarkEnd w:id="51"/>
     </w:p>
     <w:p>
       <w:pPr>
@@ -11886,8 +10167,8 @@
           <w:color w:val="555555"/>
         </w:rPr>
       </w:pPr>
-      <w:bookmarkStart w:id="48" w:name="_heading=h.glrk4hfi6d8s" w:colFirst="0" w:colLast="0"/>
-      <w:bookmarkEnd w:id="48"/>
+      <w:bookmarkStart w:id="52" w:name="_heading=h.glrk4hfi6d8s" w:colFirst="0" w:colLast="0"/>
+      <w:bookmarkEnd w:id="52"/>
       <w:r>
         <w:rPr>
           <w:i/>
@@ -11953,13 +10234,13 @@
         <w:spacing w:before="360" w:after="120" w:line="360" w:lineRule="auto"/>
         <w:ind w:left="0" w:firstLine="0"/>
       </w:pPr>
-      <w:bookmarkStart w:id="49" w:name="_Toc232786036"/>
-      <w:bookmarkStart w:id="50" w:name="_Toc232786073"/>
+      <w:bookmarkStart w:id="53" w:name="_Toc232870504"/>
+      <w:bookmarkStart w:id="54" w:name="_Toc232871963"/>
       <w:r>
         <w:t>4.2 Tecnologias Utilizadas</w:t>
       </w:r>
-      <w:bookmarkEnd w:id="49"/>
-      <w:bookmarkEnd w:id="50"/>
+      <w:bookmarkEnd w:id="53"/>
+      <w:bookmarkEnd w:id="54"/>
     </w:p>
     <w:p>
       <w:pPr>
@@ -12346,8 +10627,8 @@
           <w:color w:val="555555"/>
         </w:rPr>
       </w:pPr>
-      <w:bookmarkStart w:id="51" w:name="_heading=h.qokmkijylmy" w:colFirst="0" w:colLast="0"/>
-      <w:bookmarkEnd w:id="51"/>
+      <w:bookmarkStart w:id="55" w:name="_heading=h.qokmkijylmy" w:colFirst="0" w:colLast="0"/>
+      <w:bookmarkEnd w:id="55"/>
       <w:r>
         <w:rPr>
           <w:i/>
@@ -12422,13 +10703,13 @@
         <w:spacing w:before="360" w:after="120" w:line="360" w:lineRule="auto"/>
         <w:ind w:left="0" w:firstLine="0"/>
       </w:pPr>
-      <w:bookmarkStart w:id="52" w:name="_Toc232786037"/>
-      <w:bookmarkStart w:id="53" w:name="_Toc232786074"/>
+      <w:bookmarkStart w:id="56" w:name="_Toc232870505"/>
+      <w:bookmarkStart w:id="57" w:name="_Toc232871964"/>
       <w:r>
         <w:t>4.3 Fluxo de Autenticação Contextual</w:t>
       </w:r>
-      <w:bookmarkEnd w:id="52"/>
-      <w:bookmarkEnd w:id="53"/>
+      <w:bookmarkEnd w:id="56"/>
+      <w:bookmarkEnd w:id="57"/>
     </w:p>
     <w:p>
       <w:pPr>
@@ -12748,14 +11029,14 @@
         <w:spacing w:before="360" w:after="120" w:line="360" w:lineRule="auto"/>
         <w:ind w:left="0" w:firstLine="0"/>
       </w:pPr>
-      <w:bookmarkStart w:id="54" w:name="_Toc232786038"/>
-      <w:bookmarkStart w:id="55" w:name="_Toc232786075"/>
+      <w:bookmarkStart w:id="58" w:name="_Toc232870506"/>
+      <w:bookmarkStart w:id="59" w:name="_Toc232871965"/>
       <w:r>
         <w:lastRenderedPageBreak/>
         <w:t>4.4 Integração da Inteligência Artificial</w:t>
       </w:r>
-      <w:bookmarkEnd w:id="54"/>
-      <w:bookmarkEnd w:id="55"/>
+      <w:bookmarkEnd w:id="58"/>
+      <w:bookmarkEnd w:id="59"/>
     </w:p>
     <w:p>
       <w:pPr>
@@ -12791,10 +11072,7 @@
         </w:rPr>
       </w:pPr>
       <w:r>
-        <w:rPr>
-          <w:color w:val="000000"/>
-        </w:rPr>
-        <w:t>A camada de Inteligência Artificial foi desenvolvida para classificar o risco de cada tentativa de autenticação. Foram empregados modelos de aprendizado de máquina treinados com dados contextuais rotulados, combinados em um ensemble conforme detalhado no Capítulo 3.</w:t>
+        <w:t>A camada de Inteligência Artificial é responsável por classificar o risco de cada tentativa de autenticação a partir dos 14 critérios contextuais. Sua arquitetura de ensemble (Isolation Forest, Random Forest e rede neural), o processo de treinamento e os limiares de decisão foram detalhados no Capítulo 3; esta seção descreve apenas como essa camada se integra ao backend da aplicação.</w:t>
       </w:r>
     </w:p>
     <w:p>
@@ -12831,10 +11109,7 @@
         </w:rPr>
       </w:pPr>
       <w:r>
-        <w:rPr>
-          <w:color w:val="000000"/>
-        </w:rPr>
-        <w:t>Conforme descrito por Goodfellow, Bengio e Courville (2016), modelos supervisionados são adequados quando há conjuntos de dados com categorias previamente definidas. No contexto deste trabalho, os acessos são classificados como legítimos ou suspeitos.</w:t>
+        <w:t>Em produção, o serviço de IA é exposto como um microsserviço independente, consumido pelo backend por meio de uma API REST: a cada login, os 14 critérios extraídos são enviados ao modelo, que retorna o escore de risco utilizado na decisão de acesso.</w:t>
       </w:r>
     </w:p>
     <w:p>
@@ -12903,13 +11178,13 @@
         <w:spacing w:before="360" w:after="120" w:line="360" w:lineRule="auto"/>
         <w:ind w:left="0" w:firstLine="0"/>
       </w:pPr>
-      <w:bookmarkStart w:id="56" w:name="_Toc232786039"/>
-      <w:bookmarkStart w:id="57" w:name="_Toc232786076"/>
+      <w:bookmarkStart w:id="60" w:name="_Toc232870507"/>
+      <w:bookmarkStart w:id="61" w:name="_Toc232871966"/>
       <w:r>
         <w:t>4.5 Implementação da Blockchain</w:t>
       </w:r>
-      <w:bookmarkEnd w:id="56"/>
-      <w:bookmarkEnd w:id="57"/>
+      <w:bookmarkEnd w:id="60"/>
+      <w:bookmarkEnd w:id="61"/>
     </w:p>
     <w:p>
       <w:pPr>
@@ -12945,10 +11220,7 @@
         </w:rPr>
       </w:pPr>
       <w:r>
-        <w:rPr>
-          <w:color w:val="000000"/>
-        </w:rPr>
-        <w:t>A implementação da blockchain tem como finalidade assegurar integridade e imutabilidade das evidências geradas. O modelo baseia-se na estrutura de encadeamento criptográfico descrita por Nakamoto (2008), na qual cada bloco contém o hash do bloco anterior.</w:t>
+        <w:t>A camada de blockchain assegura a integridade e a imutabilidade das evidências de autenticação. Os detalhes do registro imutável, do smart contract e da consulta de auditoria foram apresentados na Seção 3.7; aqui descreve-se sua implementação no ambiente do sistema.</w:t>
       </w:r>
     </w:p>
     <w:p>
@@ -12985,10 +11257,7 @@
         </w:rPr>
       </w:pPr>
       <w:r>
-        <w:rPr>
-          <w:color w:val="000000"/>
-        </w:rPr>
-        <w:t>Optou-se por uma rede permissionada baseada em Hyperledger Fabric, permitindo o controle de identidade dos participantes. Cada decisão de autenticação gera o hash criptográfico dos critérios de entrada e do escore, registrado como transação imutável, conforme o mecanismo de auditoria detalhado na Seção 3.7.</w:t>
+        <w:t>Conforme justificado na Seção 2.4, optou-se por uma rede permissionada baseada em Hyperledger Fabric, adequada ao controle de identidade dos nós e ao desempenho exigido pela aplicação.</w:t>
       </w:r>
     </w:p>
     <w:p>
@@ -13112,8 +11381,8 @@
           <w:color w:val="555555"/>
         </w:rPr>
       </w:pPr>
-      <w:bookmarkStart w:id="58" w:name="_heading=h.7wjp3p66kts9" w:colFirst="0" w:colLast="0"/>
-      <w:bookmarkEnd w:id="58"/>
+      <w:bookmarkStart w:id="62" w:name="_heading=h.7wjp3p66kts9" w:colFirst="0" w:colLast="0"/>
+      <w:bookmarkEnd w:id="62"/>
       <w:r>
         <w:rPr>
           <w:i/>
@@ -13166,13 +11435,13 @@
         <w:spacing w:before="360" w:after="120" w:line="360" w:lineRule="auto"/>
         <w:ind w:left="0" w:firstLine="0"/>
       </w:pPr>
-      <w:bookmarkStart w:id="59" w:name="_Toc232786040"/>
-      <w:bookmarkStart w:id="60" w:name="_Toc232786077"/>
+      <w:bookmarkStart w:id="63" w:name="_Toc232870508"/>
+      <w:bookmarkStart w:id="64" w:name="_Toc232871967"/>
       <w:r>
         <w:t>4.6 Critérios de Decisão de Acesso</w:t>
       </w:r>
-      <w:bookmarkEnd w:id="59"/>
-      <w:bookmarkEnd w:id="60"/>
+      <w:bookmarkEnd w:id="63"/>
+      <w:bookmarkEnd w:id="64"/>
     </w:p>
     <w:p>
       <w:pPr>
@@ -13476,8 +11745,8 @@
           <w:color w:val="555555"/>
         </w:rPr>
       </w:pPr>
-      <w:bookmarkStart w:id="61" w:name="_heading=h.oqgi52bhyyak" w:colFirst="0" w:colLast="0"/>
-      <w:bookmarkEnd w:id="61"/>
+      <w:bookmarkStart w:id="65" w:name="_heading=h.oqgi52bhyyak" w:colFirst="0" w:colLast="0"/>
+      <w:bookmarkEnd w:id="65"/>
       <w:r>
         <w:rPr>
           <w:i/>
@@ -13515,13 +11784,13 @@
         <w:spacing w:before="360" w:after="120" w:line="360" w:lineRule="auto"/>
         <w:ind w:left="0" w:firstLine="0"/>
       </w:pPr>
-      <w:bookmarkStart w:id="62" w:name="_Toc232786041"/>
-      <w:bookmarkStart w:id="63" w:name="_Toc232786078"/>
+      <w:bookmarkStart w:id="66" w:name="_Toc232870509"/>
+      <w:bookmarkStart w:id="67" w:name="_Toc232871968"/>
       <w:r>
         <w:t>4.7 Ambiente Experimental</w:t>
       </w:r>
-      <w:bookmarkEnd w:id="62"/>
-      <w:bookmarkEnd w:id="63"/>
+      <w:bookmarkEnd w:id="66"/>
+      <w:bookmarkEnd w:id="67"/>
     </w:p>
     <w:p>
       <w:pPr>
@@ -13629,14 +11898,14 @@
         <w:spacing w:before="360" w:after="120" w:line="360" w:lineRule="auto"/>
         <w:ind w:left="0" w:firstLine="0"/>
       </w:pPr>
-      <w:bookmarkStart w:id="64" w:name="_Toc232786042"/>
-      <w:bookmarkStart w:id="65" w:name="_Toc232786079"/>
+      <w:bookmarkStart w:id="68" w:name="_Toc232870510"/>
+      <w:bookmarkStart w:id="69" w:name="_Toc232871969"/>
       <w:r>
         <w:lastRenderedPageBreak/>
         <w:t>4.8 Métricas de Avaliação</w:t>
       </w:r>
-      <w:bookmarkEnd w:id="64"/>
-      <w:bookmarkEnd w:id="65"/>
+      <w:bookmarkEnd w:id="68"/>
+      <w:bookmarkEnd w:id="69"/>
     </w:p>
     <w:p>
       <w:pPr>
@@ -13872,13 +12141,13 @@
         <w:spacing w:before="360" w:after="120" w:line="360" w:lineRule="auto"/>
         <w:ind w:left="0" w:firstLine="0"/>
       </w:pPr>
-      <w:bookmarkStart w:id="66" w:name="_Toc232786043"/>
-      <w:bookmarkStart w:id="67" w:name="_Toc232786080"/>
+      <w:bookmarkStart w:id="70" w:name="_Toc232870511"/>
+      <w:bookmarkStart w:id="71" w:name="_Toc232871970"/>
       <w:r>
         <w:t>4.9 Fluxo Operacional</w:t>
       </w:r>
-      <w:bookmarkEnd w:id="66"/>
-      <w:bookmarkEnd w:id="67"/>
+      <w:bookmarkEnd w:id="70"/>
+      <w:bookmarkEnd w:id="71"/>
     </w:p>
     <w:p>
       <w:pPr>
@@ -14424,13 +12693,13 @@
         <w:ind w:left="3870"/>
         <w:jc w:val="right"/>
       </w:pPr>
-      <w:bookmarkStart w:id="68" w:name="_Toc232786044"/>
-      <w:bookmarkStart w:id="69" w:name="_Toc232786081"/>
+      <w:bookmarkStart w:id="72" w:name="_Toc232870512"/>
+      <w:bookmarkStart w:id="73" w:name="_Toc232871971"/>
       <w:r>
         <w:t>RESULTADOS PARCIAIS</w:t>
       </w:r>
-      <w:bookmarkEnd w:id="68"/>
-      <w:bookmarkEnd w:id="69"/>
+      <w:bookmarkEnd w:id="72"/>
+      <w:bookmarkEnd w:id="73"/>
     </w:p>
     <w:p>
       <w:pPr>
@@ -14492,13 +12761,13 @@
         <w:spacing w:before="360" w:after="120" w:line="360" w:lineRule="auto"/>
         <w:ind w:left="0" w:firstLine="0"/>
       </w:pPr>
-      <w:bookmarkStart w:id="70" w:name="_Toc232786045"/>
-      <w:bookmarkStart w:id="71" w:name="_Toc232786082"/>
+      <w:bookmarkStart w:id="74" w:name="_Toc232870513"/>
+      <w:bookmarkStart w:id="75" w:name="_Toc232871972"/>
       <w:r>
         <w:t>5.1 Configuração do Ambiente Experimental</w:t>
       </w:r>
-      <w:bookmarkEnd w:id="70"/>
-      <w:bookmarkEnd w:id="71"/>
+      <w:bookmarkEnd w:id="74"/>
+      <w:bookmarkEnd w:id="75"/>
     </w:p>
     <w:p>
       <w:pPr>
@@ -14595,13 +12864,13 @@
         <w:spacing w:before="360" w:after="120" w:line="360" w:lineRule="auto"/>
         <w:ind w:left="0" w:firstLine="0"/>
       </w:pPr>
-      <w:bookmarkStart w:id="72" w:name="_Toc232786046"/>
-      <w:bookmarkStart w:id="73" w:name="_Toc232786083"/>
+      <w:bookmarkStart w:id="76" w:name="_Toc232870514"/>
+      <w:bookmarkStart w:id="77" w:name="_Toc232871973"/>
       <w:r>
         <w:t>5.2 Desenho Experimental e Metodologia de Avaliação</w:t>
       </w:r>
-      <w:bookmarkEnd w:id="72"/>
-      <w:bookmarkEnd w:id="73"/>
+      <w:bookmarkEnd w:id="76"/>
+      <w:bookmarkEnd w:id="77"/>
     </w:p>
     <w:p>
       <w:pPr>
@@ -14761,7 +13030,7 @@
         <w:jc w:val="both"/>
       </w:pPr>
       <w:r>
-        <w:t>Comparação com abordagens de referência (baselines). Para contextualizar os resultados, a Tabela 1 confronta a abordagem proposta com baselines representativos da literatura e da prática, evidenciando as limitações que a solução busca superar. Cabe ressaltar que os valores reportados para os baselines provêm da literatura citada, não tendo sido reexecutados neste trabalho; a comparação é, portanto, qualitativa quanto às capacidades de cada abordagem.</w:t>
+        <w:t>Comparação com abordagens de referência (baselines). Para contextualizar os resultados, a Tabela 2 confronta a abordagem proposta com baselines representativos da literatura e da prática, evidenciando as limitações que a solução busca superar. Cabe ressaltar que os valores reportados para os baselines provêm da literatura citada, não tendo sido reexecutados neste trabalho; a comparação é, portanto, qualitativa quanto às capacidades de cada abordagem.</w:t>
       </w:r>
     </w:p>
     <w:p>
@@ -14779,7 +13048,7 @@
           <w:sz w:val="20"/>
         </w:rPr>
         <w:lastRenderedPageBreak/>
-        <w:t>Tabela 1 — Comparação da proposta com abordagens de referência</w:t>
+        <w:t>Tabela 2 — Comparação da proposta com abordagens de referência</w:t>
       </w:r>
     </w:p>
     <w:p>
@@ -15104,13 +13373,13 @@
         <w:spacing w:before="360" w:after="120" w:line="360" w:lineRule="auto"/>
         <w:ind w:left="0" w:firstLine="0"/>
       </w:pPr>
-      <w:bookmarkStart w:id="74" w:name="_Toc232786047"/>
-      <w:bookmarkStart w:id="75" w:name="_Toc232786084"/>
+      <w:bookmarkStart w:id="78" w:name="_Toc232870515"/>
+      <w:bookmarkStart w:id="79" w:name="_Toc232871974"/>
       <w:r>
         <w:t>5.3 Resultados Obtidos</w:t>
       </w:r>
-      <w:bookmarkEnd w:id="74"/>
-      <w:bookmarkEnd w:id="75"/>
+      <w:bookmarkEnd w:id="78"/>
+      <w:bookmarkEnd w:id="79"/>
     </w:p>
     <w:p>
       <w:pPr>
@@ -15191,8 +13460,8 @@
           <w:color w:val="555555"/>
         </w:rPr>
       </w:pPr>
-      <w:bookmarkStart w:id="76" w:name="_heading=h.vi60qcq53kof" w:colFirst="0" w:colLast="0"/>
-      <w:bookmarkEnd w:id="76"/>
+      <w:bookmarkStart w:id="80" w:name="_heading=h.vi60qcq53kof" w:colFirst="0" w:colLast="0"/>
+      <w:bookmarkEnd w:id="80"/>
       <w:r>
         <w:rPr>
           <w:i/>
@@ -15219,7 +13488,7 @@
       </w:r>
       <w:r>
         <w:lastRenderedPageBreak/>
-        <w:t>análise de risco (cerca de 19 ms) é compatível com a operação em tempo real.</w:t>
+        <w:t>análise de risco (cerca de 19 ms) é compatível com a operação em tempo real. Reforça-se que os valores reportados nesta seção decorrem de simulação com dados sintéticos e caracterizam uma avaliação preliminar da metodologia, e não um estudo de campo com usuários reais.</w:t>
       </w:r>
     </w:p>
     <w:p>
@@ -15339,13 +13608,13 @@
         <w:spacing w:before="360" w:after="120" w:line="360" w:lineRule="auto"/>
         <w:ind w:left="0" w:firstLine="0"/>
       </w:pPr>
-      <w:bookmarkStart w:id="77" w:name="_Toc232786048"/>
-      <w:bookmarkStart w:id="78" w:name="_Toc232786085"/>
+      <w:bookmarkStart w:id="81" w:name="_Toc232870516"/>
+      <w:bookmarkStart w:id="82" w:name="_Toc232871975"/>
       <w:r>
         <w:t>5.4 Discussão e Análise dos Resultados</w:t>
       </w:r>
-      <w:bookmarkEnd w:id="77"/>
-      <w:bookmarkEnd w:id="78"/>
+      <w:bookmarkEnd w:id="81"/>
+      <w:bookmarkEnd w:id="82"/>
     </w:p>
     <w:p>
       <w:pPr>
@@ -15381,11 +13650,11 @@
         </w:rPr>
       </w:pPr>
       <w:r>
-        <w:t xml:space="preserve">Os resultados parciais são promissores e sugerem a viabilidade técnica da abordagem; contudo, por decorrerem de dados sintéticos e de uma fase preliminar, não permitem ainda confirmar a hipótese central de forma conclusiva. A comparação rigorosa com os baselines (Tabela 1) e a validação com dados reais permanecem </w:t>
+        <w:t xml:space="preserve">Os resultados parciais são promissores e sugerem a viabilidade técnica da </w:t>
       </w:r>
       <w:r>
         <w:lastRenderedPageBreak/>
-        <w:t>como etapas necessárias antes de qualquer afirmação quantitativa de superioridade. Ainda assim, em ambiente controlado, a abordagem adaptativa baseada em dados contextuais permitiu identificar padrões de acesso suspeitos — como os cenários simulados de credential stuffing e session hijacking — que escapam a sistemas baseados apenas em senha e 2FA estático.</w:t>
+        <w:t>abordagem; contudo, por decorrerem de dados sintéticos e de uma fase preliminar, não permitem ainda confirmar a hipótese central de forma conclusiva. A comparação rigorosa com os baselines (Tabela 1) e a validação com dados reais permanecem como etapas necessárias antes de qualquer afirmação quantitativa de superioridade. Ainda assim, em ambiente controlado, a abordagem adaptativa baseada em dados contextuais permitiu identificar padrões de acesso suspeitos — como os cenários simulados de credential stuffing e session hijacking — que escapam a sistemas baseados apenas em senha e 2FA estático.</w:t>
       </w:r>
     </w:p>
     <w:p>
@@ -15451,13 +13720,13 @@
         <w:spacing w:before="360" w:after="120" w:line="360" w:lineRule="auto"/>
         <w:ind w:left="0" w:firstLine="0"/>
       </w:pPr>
-      <w:bookmarkStart w:id="79" w:name="_Toc232786049"/>
-      <w:bookmarkStart w:id="80" w:name="_Toc232786086"/>
+      <w:bookmarkStart w:id="83" w:name="_Toc232870517"/>
+      <w:bookmarkStart w:id="84" w:name="_Toc232871976"/>
       <w:r>
         <w:t>5.5 Dificuldades Encontradas</w:t>
       </w:r>
-      <w:bookmarkEnd w:id="79"/>
-      <w:bookmarkEnd w:id="80"/>
+      <w:bookmarkEnd w:id="83"/>
+      <w:bookmarkEnd w:id="84"/>
     </w:p>
     <w:p>
       <w:pPr>
@@ -15582,14 +13851,84 @@
         <w:rPr>
           <w:color w:val="000000"/>
         </w:rPr>
-        <w:t xml:space="preserve">A terceira diz respeito à complexidade operacional da rede Hyperledger Fabric em ambiente de desenvolvimento, que demandou esforço considerável de configuração de peers, orderers e MSP (Membership Service Provider). Por fim, a quarta dificuldade refere-se à conformidade com a LGPD no contexto de coleta e processamento de dados contextuais dos usuários, exigindo definição cuidadosa de políticas de minimização e anonimização de dados pessoais antes da persistência em </w:t>
+        <w:t xml:space="preserve">A terceira diz respeito à complexidade operacional da rede Hyperledger Fabric em ambiente de desenvolvimento, que demandou esforço considerável de configuração de peers, orderers e MSP (Membership Service Provider). Por fim, a </w:t>
       </w:r>
       <w:r>
         <w:rPr>
           <w:color w:val="000000"/>
         </w:rPr>
         <w:lastRenderedPageBreak/>
-        <w:t>Blockchain.</w:t>
+        <w:t>quarta dificuldade refere-se à conformidade com a LGPD no contexto de coleta e processamento de dados contextuais dos usuários, exigindo definição cuidadosa de políticas de minimização e anonimização de dados pessoais antes da persistência em Blockchain.</w:t>
+      </w:r>
+    </w:p>
+    <w:p>
+      <w:r>
+        <w:br w:type="page"/>
+      </w:r>
+    </w:p>
+    <w:p>
+      <w:pPr>
+        <w:pStyle w:val="Ttulo1"/>
+        <w:spacing w:before="360" w:after="120"/>
+      </w:pPr>
+      <w:bookmarkStart w:id="85" w:name="_Toc232870518"/>
+      <w:bookmarkStart w:id="86" w:name="_Toc232871977"/>
+      <w:r>
+        <w:lastRenderedPageBreak/>
+        <w:t>CONSIDERAÇÕES FINAIS</w:t>
+      </w:r>
+      <w:bookmarkEnd w:id="85"/>
+      <w:bookmarkEnd w:id="86"/>
+    </w:p>
+    <w:p/>
+    <w:p>
+      <w:pPr>
+        <w:spacing w:line="360" w:lineRule="auto"/>
+        <w:ind w:firstLine="720"/>
+        <w:jc w:val="both"/>
+      </w:pPr>
+      <w:r>
+        <w:t>Este trabalho apresentou o desenvolvimento de um sistema autônomo de autenticação contextual que integra Inteligência Artificial e blockchain, com o objetivo de superar as limitações dos mecanismos tradicionais baseados apenas em credenciais. Ao longo dos capítulos, descreveu-se a fundamentação teórica, a arquitetura em cinco camadas, o motor de IA baseado em ensemble e o registro imutável das decisões em blockchain permissionada.</w:t>
+      </w:r>
+    </w:p>
+    <w:p>
+      <w:pPr>
+        <w:spacing w:line="360" w:lineRule="auto"/>
+        <w:ind w:firstLine="720"/>
+        <w:jc w:val="both"/>
+      </w:pPr>
+      <w:r>
+        <w:t>Os objetivos propostos foram parcialmente atingidos nesta fase de qualificação. A arquitetura foi definida e implementada em seus componentes essenciais, e os experimentos preliminares — conduzidos em ambiente controlado com dados sintéticos — indicaram a viabilidade técnica da abordagem, com acurácia de 98,1% e F1-score de 80,6% na classificação de risco. Esses resultados, embora promissores, constituem uma validação metodológica e não substituem a avaliação com dados reais.</w:t>
+      </w:r>
+    </w:p>
+    <w:p>
+      <w:pPr>
+        <w:spacing w:line="360" w:lineRule="auto"/>
+        <w:ind w:firstLine="720"/>
+        <w:jc w:val="both"/>
+      </w:pPr>
+      <w:r>
+        <w:t>Como contribuições parciais, destacam-se: (i) a unificação, em um único fluxo, da decisão adaptativa por IA e da auditoria imutável; (ii) a definição de um conjunto de quatorze critérios contextuais e comportamentais; e (iii) a formulação de um modelo de ameaças que orienta a avaliação de segurança da proposta.</w:t>
+      </w:r>
+    </w:p>
+    <w:p>
+      <w:pPr>
+        <w:spacing w:line="360" w:lineRule="auto"/>
+        <w:ind w:firstLine="720"/>
+        <w:jc w:val="both"/>
+      </w:pPr>
+      <w:r>
+        <w:t>Reconhecem-se, contudo, limitações importantes. A principal delas é o uso de dados sintéticos, que, apesar de úteis para validar a metodologia, não capturam toda a variabilidade do comportamento humano real. Soma-se a isso a complexidade operacional da rede Hyperledger Fabric e a necessidade de avaliar o desempenho do sistema sob carga realista.</w:t>
+      </w:r>
+    </w:p>
+    <w:p>
+      <w:pPr>
+        <w:spacing w:line="360" w:lineRule="auto"/>
+        <w:ind w:firstLine="720"/>
+        <w:jc w:val="both"/>
+      </w:pPr>
+      <w:r>
+        <w:t>Como trabalhos futuros, até a defesa da dissertação, pretende-se: substituir os dados sintéticos por dados reais ou semirreais coletados em ambiente de teste; refinar a calibração dos modelos e dos limiares de decisão; conduzir uma avaliação de desempenho e escalabilidade sob carga; e aprofundar a análise de segurança frente ao modelo de ameaças apresentado. O cronograma detalhado dessas atividades é apresentado no capítulo a seguir.</w:t>
       </w:r>
     </w:p>
     <w:p>
@@ -15850,13 +14189,13 @@
         <w:ind w:left="3870"/>
         <w:jc w:val="right"/>
       </w:pPr>
-      <w:bookmarkStart w:id="81" w:name="_Toc232786050"/>
-      <w:bookmarkStart w:id="82" w:name="_Toc232786087"/>
+      <w:bookmarkStart w:id="87" w:name="_Toc232870519"/>
+      <w:bookmarkStart w:id="88" w:name="_Toc232871978"/>
       <w:r>
         <w:t>CRONOGRAMA DE ATIVIDADES</w:t>
       </w:r>
-      <w:bookmarkEnd w:id="81"/>
-      <w:bookmarkEnd w:id="82"/>
+      <w:bookmarkEnd w:id="87"/>
+      <w:bookmarkEnd w:id="88"/>
     </w:p>
     <w:p>
       <w:pPr>
@@ -15873,13 +14212,13 @@
         <w:spacing w:before="360" w:after="120" w:line="360" w:lineRule="auto"/>
         <w:ind w:left="0" w:firstLine="0"/>
       </w:pPr>
-      <w:bookmarkStart w:id="83" w:name="_Toc232786051"/>
-      <w:bookmarkStart w:id="84" w:name="_Toc232786088"/>
+      <w:bookmarkStart w:id="89" w:name="_Toc232870520"/>
+      <w:bookmarkStart w:id="90" w:name="_Toc232871979"/>
       <w:r>
         <w:t>6.1 Cronograma</w:t>
       </w:r>
-      <w:bookmarkEnd w:id="83"/>
-      <w:bookmarkEnd w:id="84"/>
+      <w:bookmarkEnd w:id="89"/>
+      <w:bookmarkEnd w:id="90"/>
     </w:p>
     <w:p>
       <w:pPr>
@@ -17437,13 +15776,13 @@
         <w:ind w:left="3870"/>
         <w:jc w:val="right"/>
       </w:pPr>
-      <w:bookmarkStart w:id="85" w:name="_Toc232786052"/>
-      <w:bookmarkStart w:id="86" w:name="_Toc232786089"/>
-      <w:r>
-        <w:t>REFERÊNCIAS BIBLIÓGRAFICAS</w:t>
-      </w:r>
-      <w:bookmarkEnd w:id="85"/>
-      <w:bookmarkEnd w:id="86"/>
+      <w:bookmarkStart w:id="91" w:name="_Toc232870521"/>
+      <w:bookmarkStart w:id="92" w:name="_Toc232871980"/>
+      <w:r>
+        <w:t>REFERÊNCIAS BIBLIOGRÁFICAS</w:t>
+      </w:r>
+      <w:bookmarkEnd w:id="91"/>
+      <w:bookmarkEnd w:id="92"/>
     </w:p>
     <w:p>
       <w:pPr>
@@ -17510,6 +15849,25 @@
         </w:rPr>
       </w:pPr>
       <w:r>
+        <w:t>ACIEN, A.; MORALES, A.; VERA-RODRIGUEZ, R.; FIERREZ, J.; MONACO, J. V. TypeNet: deep learning keystroke biometrics. IEEE Transactions on Biometrics, Behavior, and Identity Science, v. 4, n. 1, p. 57-70, 2022.</w:t>
+      </w:r>
+    </w:p>
+    <w:p>
+      <w:pPr>
+        <w:pBdr>
+          <w:top w:val="nil"/>
+          <w:left w:val="nil"/>
+          <w:bottom w:val="nil"/>
+          <w:right w:val="nil"/>
+          <w:between w:val="nil"/>
+        </w:pBdr>
+        <w:ind w:left="467" w:hanging="467"/>
+        <w:jc w:val="both"/>
+        <w:rPr>
+          <w:color w:val="000000"/>
+        </w:rPr>
+      </w:pPr>
+      <w:r>
         <w:rPr>
           <w:color w:val="000000"/>
         </w:rPr>
@@ -17586,10 +15944,30 @@
         </w:rPr>
       </w:pPr>
       <w:r>
+        <w:t>FRANK, M.; BIEDERT, R.; MA, E.; MARTINOVIC, I.; SONG, D. Touchalytics: on the applicability of touchscreen input as a behavioral biometric for continuous authentication. IEEE Transactions on Information Forensics and Security, v. 8, n. 1, p. 136-148, 2013.</w:t>
+      </w:r>
+    </w:p>
+    <w:p>
+      <w:pPr>
+        <w:pBdr>
+          <w:top w:val="nil"/>
+          <w:left w:val="nil"/>
+          <w:bottom w:val="nil"/>
+          <w:right w:val="nil"/>
+          <w:between w:val="nil"/>
+        </w:pBdr>
+        <w:ind w:left="467" w:hanging="467"/>
+        <w:jc w:val="both"/>
         <w:rPr>
           <w:color w:val="000000"/>
           <w:lang w:val="en-US"/>
         </w:rPr>
+      </w:pPr>
+      <w:r>
+        <w:rPr>
+          <w:color w:val="000000"/>
+          <w:lang w:val="en-US"/>
+        </w:rPr>
         <w:t>GAMA, J.; ŽLIOBAITĖ, I.; BIFET, A.; PECHENIZKIY, M.; BOUCHACHIA, A. A survey on concept drift adaptation. ACM Computing Surveys, v. 46, n. 4, p. 1-37, 2014. DOI: https://doi.org/10.1145/2523813.</w:t>
       </w:r>
     </w:p>
@@ -17677,7 +16055,14 @@
         <w:rPr>
           <w:color w:val="000000"/>
         </w:rPr>
-        <w:t>Versão 24. Red Hat, 2024. Disponível em: https://www.keycloak.org/documentation.</w:t>
+        <w:t xml:space="preserve">Versão 24. Red </w:t>
+      </w:r>
+      <w:r>
+        <w:rPr>
+          <w:color w:val="000000"/>
+        </w:rPr>
+        <w:lastRenderedPageBreak/>
+        <w:t>Hat, 2024. Disponível em: https://www.keycloak.org/documentation.</w:t>
       </w:r>
     </w:p>
     <w:p>
@@ -17693,6 +16078,25 @@
         <w:jc w:val="both"/>
         <w:rPr>
           <w:color w:val="000000"/>
+        </w:rPr>
+      </w:pPr>
+      <w:r>
+        <w:t>KILLOURHY, K. S.; MAXION, R. A. Comparing anomaly-detection algorithms for keystroke dynamics. In: IEEE/IFIP International Conference on Dependable Systems and Networks (DSN), 2009. p. 125-134.</w:t>
+      </w:r>
+    </w:p>
+    <w:p>
+      <w:pPr>
+        <w:pBdr>
+          <w:top w:val="nil"/>
+          <w:left w:val="nil"/>
+          <w:bottom w:val="nil"/>
+          <w:right w:val="nil"/>
+          <w:between w:val="nil"/>
+        </w:pBdr>
+        <w:ind w:left="467" w:hanging="467"/>
+        <w:jc w:val="both"/>
+        <w:rPr>
+          <w:color w:val="000000"/>
           <w:lang w:val="en-US"/>
         </w:rPr>
       </w:pPr>
@@ -17717,13 +16121,33 @@
         <w:jc w:val="both"/>
         <w:rPr>
           <w:color w:val="000000"/>
-        </w:rPr>
-      </w:pPr>
-      <w:r>
-        <w:rPr>
-          <w:color w:val="000000"/>
           <w:lang w:val="en-US"/>
         </w:rPr>
+      </w:pPr>
+      <w:r>
+        <w:t>LUNDBERG, S. M.; LEE, S.-I. A unified approach to interpreting model predictions. In: Advances in Neural Information Processing Systems (NeurIPS), 2017. p. 4765-4774.</w:t>
+      </w:r>
+    </w:p>
+    <w:p>
+      <w:pPr>
+        <w:pBdr>
+          <w:top w:val="nil"/>
+          <w:left w:val="nil"/>
+          <w:bottom w:val="nil"/>
+          <w:right w:val="nil"/>
+          <w:between w:val="nil"/>
+        </w:pBdr>
+        <w:ind w:left="467" w:hanging="467"/>
+        <w:jc w:val="both"/>
+        <w:rPr>
+          <w:color w:val="000000"/>
+        </w:rPr>
+      </w:pPr>
+      <w:r>
+        <w:rPr>
+          <w:color w:val="000000"/>
+          <w:lang w:val="en-US"/>
+        </w:rPr>
         <w:t xml:space="preserve">NAKAMOTO, S. Bitcoin: A Peer-to-Peer Electronic Cash System. </w:t>
       </w:r>
       <w:r>
@@ -17754,236 +16178,239 @@
           <w:color w:val="000000"/>
           <w:lang w:val="en-US"/>
         </w:rPr>
-        <w:t xml:space="preserve">NATIONAL INSTITUTE OF STANDARDS AND TECHNOLOGY (NIST). AI Risk Management Framework (AI RMF 1.0). NIST AI 100-1. Gaithersburg: NIST, 2023. </w:t>
-      </w:r>
-      <w:r>
+        <w:t>NATIONAL INSTITUTE OF STANDARDS AND TECHNOLOGY (NIST). AI Risk Management Framework (AI RMF 1.0). NIST AI 100-1. Gaithersburg: NIST, 2023. DOI: https://doi.org/10.6028/NIST.AI.100-1.</w:t>
+      </w:r>
+    </w:p>
+    <w:p>
+      <w:pPr>
+        <w:pBdr>
+          <w:top w:val="nil"/>
+          <w:left w:val="nil"/>
+          <w:bottom w:val="nil"/>
+          <w:right w:val="nil"/>
+          <w:between w:val="nil"/>
+        </w:pBdr>
+        <w:ind w:left="467" w:hanging="467"/>
+        <w:jc w:val="both"/>
         <w:rPr>
           <w:color w:val="000000"/>
           <w:lang w:val="en-US"/>
         </w:rPr>
+      </w:pPr>
+      <w:r>
+        <w:rPr>
+          <w:color w:val="000000"/>
+          <w:lang w:val="en-US"/>
+        </w:rPr>
+        <w:t>NATIONAL INSTITUTE OF STANDARDS AND TECHNOLOGY (NIST). Blockchain Technology Overview. NISTIR 8202. Gaithersburg: NIST, 2018. DOI: https://doi.org/10.6028/NIST.IR.8202.</w:t>
+      </w:r>
+    </w:p>
+    <w:p>
+      <w:pPr>
+        <w:pBdr>
+          <w:top w:val="nil"/>
+          <w:left w:val="nil"/>
+          <w:bottom w:val="nil"/>
+          <w:right w:val="nil"/>
+          <w:between w:val="nil"/>
+        </w:pBdr>
+        <w:ind w:left="467" w:hanging="467"/>
+        <w:jc w:val="both"/>
+        <w:rPr>
+          <w:color w:val="000000"/>
+          <w:lang w:val="en-US"/>
+        </w:rPr>
+      </w:pPr>
+      <w:r>
+        <w:rPr>
+          <w:color w:val="000000"/>
+          <w:lang w:val="en-US"/>
+        </w:rPr>
+        <w:t>NATIONAL INSTITUTE OF STANDARDS AND TECHNOLOGY (NIST). Digital Identity Guidelines: Authentication and Lifecycle Management. SP 800-63B. Gaithersburg: NIST, 2017. DOI: https://doi.org/10.6028/NIST.SP.800-63b.</w:t>
+      </w:r>
+    </w:p>
+    <w:p>
+      <w:pPr>
+        <w:pBdr>
+          <w:top w:val="nil"/>
+          <w:left w:val="nil"/>
+          <w:bottom w:val="nil"/>
+          <w:right w:val="nil"/>
+          <w:between w:val="nil"/>
+        </w:pBdr>
+        <w:ind w:left="467" w:hanging="467"/>
+        <w:jc w:val="both"/>
+        <w:rPr>
+          <w:color w:val="000000"/>
+          <w:lang w:val="en-US"/>
+        </w:rPr>
+      </w:pPr>
+      <w:r>
+        <w:rPr>
+          <w:color w:val="000000"/>
+          <w:lang w:val="en-US"/>
+        </w:rPr>
+        <w:t>NATIONAL INSTITUTE OF STANDARDS AND TECHNOLOGY (NIST). Secure Software Development Framework (SSDF) Version 1.1: SP 800-218. Gaithersburg: NIST, fev. 2022. DOI: https://doi.org/10.6028/NIST.SP.800-218.</w:t>
+      </w:r>
+    </w:p>
+    <w:p>
+      <w:pPr>
+        <w:pBdr>
+          <w:top w:val="nil"/>
+          <w:left w:val="nil"/>
+          <w:bottom w:val="nil"/>
+          <w:right w:val="nil"/>
+          <w:between w:val="nil"/>
+        </w:pBdr>
+        <w:ind w:left="467" w:hanging="467"/>
+        <w:jc w:val="both"/>
+        <w:rPr>
+          <w:color w:val="000000"/>
+          <w:lang w:val="en-US"/>
+        </w:rPr>
+      </w:pPr>
+      <w:r>
+        <w:rPr>
+          <w:color w:val="000000"/>
+          <w:lang w:val="en-US"/>
+        </w:rPr>
+        <w:t>NATIONAL INSTITUTE OF STANDARDS AND TECHNOLOGY (NIST). Security and Privacy Controls for Information Systems and Organizations. SP 800-53 Rev. 5. Gaithersburg: NIST, 2020. DOI: https://doi.org/10.6028/NIST.SP.800-53r5.</w:t>
+      </w:r>
+    </w:p>
+    <w:p>
+      <w:pPr>
+        <w:pBdr>
+          <w:top w:val="nil"/>
+          <w:left w:val="nil"/>
+          <w:bottom w:val="nil"/>
+          <w:right w:val="nil"/>
+          <w:between w:val="nil"/>
+        </w:pBdr>
+        <w:ind w:left="467" w:hanging="467"/>
+        <w:jc w:val="both"/>
+        <w:rPr>
+          <w:color w:val="000000"/>
+          <w:lang w:val="en-US"/>
+        </w:rPr>
+      </w:pPr>
+      <w:r>
+        <w:rPr>
+          <w:color w:val="000000"/>
+          <w:lang w:val="en-US"/>
+        </w:rPr>
+        <w:t>NEWMAN, S. Building Microservices: Designing Fine-Grained Systems. 2. ed. Sebastopol: O’Reilly Media, 2021. ISBN: 978-1-492-03402-9.</w:t>
+      </w:r>
+    </w:p>
+    <w:p>
+      <w:r>
+        <w:rPr>
+          <w:lang w:val="en-US"/>
+        </w:rPr>
+        <w:t xml:space="preserve">OWASP FOUNDATION. OWASP Top 10 – 2023 Edition. </w:t>
+      </w:r>
+      <w:r>
+        <w:t>2023. Disponível em: https://owasp.org/www-project-top-ten/.</w:t>
+      </w:r>
+    </w:p>
+    <w:p>
+      <w:pPr>
+        <w:rPr>
+          <w:lang w:val="en-US"/>
+        </w:rPr>
+      </w:pPr>
+      <w:r>
+        <w:rPr>
+          <w:lang w:val="en-US"/>
+        </w:rPr>
+        <w:t>OWASP FOUNDATION. OWASP Top 10: The Ten Most Critical Web Application Security Risks. 2021. Disponível em: https://owasp.org/www-project-top-ten/.</w:t>
+      </w:r>
+    </w:p>
+    <w:p>
+      <w:pPr>
+        <w:rPr>
+          <w:lang w:val="en-US"/>
+        </w:rPr>
+      </w:pPr>
+      <w:r>
+        <w:rPr>
+          <w:lang w:val="en-US"/>
+        </w:rPr>
+        <w:t>ROSE, S.; BORCHERT, O.; MITCHELL, S.; CONNELLY, S. Zero Trust Architecture. NIST Special Publication 800-207. Gaithersburg: NIST, 2020. DOI: https://doi.org/10.6028/NIST.SP.800-207.</w:t>
+      </w:r>
+    </w:p>
+    <w:p>
+      <w:pPr>
+        <w:rPr>
+          <w:lang w:val="en-US"/>
+        </w:rPr>
+      </w:pPr>
+      <w:r>
+        <w:rPr>
+          <w:lang w:val="en-US"/>
+        </w:rPr>
+        <w:t>SCIKIT-LEARN DEVELOPERS. Scikit-learn: Machine Learning in Python. Versão 1.4. 2024. Disponível em: https://scikit-learn.org.</w:t>
+      </w:r>
+    </w:p>
+    <w:p>
+      <w:pPr>
+        <w:rPr>
+          <w:lang w:val="en-US"/>
+        </w:rPr>
+      </w:pPr>
+      <w:r>
+        <w:t>STRAGAPEDE, G.; DELGADO-SANTOS, P.; TOLOSANA, R.; VERA-RODRIGUEZ, R.; GUEST, R.; MORALES, A. TypeFormer: transformers for mobile keystroke biometrics. Pattern Recognition Letters, 2024.</w:t>
+      </w:r>
+    </w:p>
+    <w:p>
+      <w:pPr>
+        <w:rPr>
+          <w:lang w:val="en-US"/>
+        </w:rPr>
+      </w:pPr>
+      <w:r>
+        <w:rPr>
+          <w:lang w:val="en-US"/>
+        </w:rPr>
+        <w:t>STYLIOS, I.; KOKOLAKIS, S.; THANOU, O.; CHATZIS, S. Behavioral biometrics &amp; continuous user authentication on mobile devices: A survey. Information Fusion, v. 66, p. 76-99, 2021.</w:t>
+      </w:r>
+    </w:p>
+    <w:p>
+      <w:r>
+        <w:rPr>
+          <w:lang w:val="en-US"/>
+        </w:rPr>
+        <w:t xml:space="preserve">VERIZON. 2024 Data Breach Investigations Report (DBIR). </w:t>
+      </w:r>
+      <w:r>
+        <w:t>Verizon Business, 2024. Disponível em: https://www.verizon.com/business/resources/reports/dbir/.</w:t>
+      </w:r>
+    </w:p>
+    <w:p>
+      <w:pPr>
+        <w:rPr>
+          <w:lang w:val="en-US"/>
+        </w:rPr>
+      </w:pPr>
+      <w:r>
+        <w:rPr>
+          <w:lang w:val="en-US"/>
+        </w:rPr>
+        <w:t>WIEFLING, S.; JØRGENSEN, P. R.; THUNEM, S.; LO IACONO, L. Pump Up Password Security! Evaluating and Enhancing Risk-Based Authentication on a Real-World Large-Scale Online Service. ACM Transactions on Privacy and Security, v. 26, n. 1, 2023.</w:t>
+      </w:r>
+    </w:p>
+    <w:p>
+      <w:r>
+        <w:rPr>
+          <w:lang w:val="en-US"/>
+        </w:rPr>
         <w:lastRenderedPageBreak/>
-        <w:t>DOI: https://doi.org/10.6028/NIST.AI.100-1.</w:t>
-      </w:r>
-    </w:p>
-    <w:p>
-      <w:pPr>
-        <w:pBdr>
-          <w:top w:val="nil"/>
-          <w:left w:val="nil"/>
-          <w:bottom w:val="nil"/>
-          <w:right w:val="nil"/>
-          <w:between w:val="nil"/>
-        </w:pBdr>
-        <w:ind w:left="467" w:hanging="467"/>
-        <w:jc w:val="both"/>
-        <w:rPr>
-          <w:color w:val="000000"/>
-          <w:lang w:val="en-US"/>
-        </w:rPr>
-      </w:pPr>
-      <w:r>
-        <w:rPr>
-          <w:color w:val="000000"/>
-          <w:lang w:val="en-US"/>
-        </w:rPr>
-        <w:t>NATIONAL INSTITUTE OF STANDARDS AND TECHNOLOGY (NIST). Blockchain Technology Overview. NISTIR 8202. Gaithersburg: NIST, 2018. DOI: https://doi.org/10.6028/NIST.IR.8202.</w:t>
-      </w:r>
-    </w:p>
-    <w:p>
-      <w:pPr>
-        <w:pBdr>
-          <w:top w:val="nil"/>
-          <w:left w:val="nil"/>
-          <w:bottom w:val="nil"/>
-          <w:right w:val="nil"/>
-          <w:between w:val="nil"/>
-        </w:pBdr>
-        <w:ind w:left="467" w:hanging="467"/>
-        <w:jc w:val="both"/>
-        <w:rPr>
-          <w:color w:val="000000"/>
-          <w:lang w:val="en-US"/>
-        </w:rPr>
-      </w:pPr>
-      <w:r>
-        <w:rPr>
-          <w:color w:val="000000"/>
-          <w:lang w:val="en-US"/>
-        </w:rPr>
-        <w:t>NATIONAL INSTITUTE OF STANDARDS AND TECHNOLOGY (NIST). Digital Identity Guidelines: Authentication and Lifecycle Management. SP 800-63B. Gaithersburg: NIST, 2017. DOI: https://doi.org/10.6028/NIST.SP.800-63b.</w:t>
-      </w:r>
-    </w:p>
-    <w:p>
-      <w:pPr>
-        <w:pBdr>
-          <w:top w:val="nil"/>
-          <w:left w:val="nil"/>
-          <w:bottom w:val="nil"/>
-          <w:right w:val="nil"/>
-          <w:between w:val="nil"/>
-        </w:pBdr>
-        <w:ind w:left="467" w:hanging="467"/>
-        <w:jc w:val="both"/>
-        <w:rPr>
-          <w:color w:val="000000"/>
-          <w:lang w:val="en-US"/>
-        </w:rPr>
-      </w:pPr>
-      <w:r>
-        <w:rPr>
-          <w:color w:val="000000"/>
-          <w:lang w:val="en-US"/>
-        </w:rPr>
-        <w:t>NATIONAL INSTITUTE OF STANDARDS AND TECHNOLOGY (NIST). Secure Software Development Framework (SSDF) Version 1.1: SP 800-218. Gaithersburg: NIST, fev. 2022. DOI: https://doi.org/10.6028/NIST.SP.800-218.</w:t>
-      </w:r>
-    </w:p>
-    <w:p>
-      <w:pPr>
-        <w:pBdr>
-          <w:top w:val="nil"/>
-          <w:left w:val="nil"/>
-          <w:bottom w:val="nil"/>
-          <w:right w:val="nil"/>
-          <w:between w:val="nil"/>
-        </w:pBdr>
-        <w:ind w:left="467" w:hanging="467"/>
-        <w:jc w:val="both"/>
-        <w:rPr>
-          <w:color w:val="000000"/>
-          <w:lang w:val="en-US"/>
-        </w:rPr>
-      </w:pPr>
-      <w:r>
-        <w:rPr>
-          <w:color w:val="000000"/>
-          <w:lang w:val="en-US"/>
-        </w:rPr>
-        <w:t>NATIONAL INSTITUTE OF STANDARDS AND TECHNOLOGY (NIST). Security and Privacy Controls for Information Systems and Organizations. SP 800-53 Rev. 5. Gaithersburg: NIST, 2020. DOI: https://doi.org/10.6028/NIST.SP.800-53r5.</w:t>
-      </w:r>
-    </w:p>
-    <w:p>
-      <w:pPr>
-        <w:pBdr>
-          <w:top w:val="nil"/>
-          <w:left w:val="nil"/>
-          <w:bottom w:val="nil"/>
-          <w:right w:val="nil"/>
-          <w:between w:val="nil"/>
-        </w:pBdr>
-        <w:ind w:left="467" w:hanging="467"/>
-        <w:jc w:val="both"/>
-        <w:rPr>
-          <w:color w:val="000000"/>
-          <w:lang w:val="en-US"/>
-        </w:rPr>
-      </w:pPr>
-      <w:r>
-        <w:rPr>
-          <w:color w:val="000000"/>
-          <w:lang w:val="en-US"/>
-        </w:rPr>
-        <w:t>NEWMAN, S. Building Microservices: Designing Fine-Grained Systems. 2. ed. Sebastopol: O’Reilly Media, 2021. ISBN: 978-1-492-03402-9.</w:t>
-      </w:r>
-    </w:p>
-    <w:p>
-      <w:r>
-        <w:rPr>
-          <w:lang w:val="en-US"/>
-        </w:rPr>
-        <w:t xml:space="preserve">OWASP FOUNDATION. OWASP Top 10 – 2023 Edition. </w:t>
-      </w:r>
-      <w:r>
-        <w:t>2023. Disponível em: https://owasp.org/www-project-top-ten/.</w:t>
-      </w:r>
-    </w:p>
-    <w:p>
-      <w:pPr>
-        <w:rPr>
-          <w:lang w:val="en-US"/>
-        </w:rPr>
-      </w:pPr>
-      <w:r>
-        <w:rPr>
-          <w:lang w:val="en-US"/>
-        </w:rPr>
-        <w:t>OWASP FOUNDATION. OWASP Top 10: The Ten Most Critical Web Application Security Risks. 2021. Disponível em: https://owasp.org/www-project-top-ten/.</w:t>
-      </w:r>
-    </w:p>
-    <w:p>
-      <w:pPr>
-        <w:rPr>
-          <w:lang w:val="en-US"/>
-        </w:rPr>
-      </w:pPr>
-      <w:r>
-        <w:rPr>
-          <w:lang w:val="en-US"/>
-        </w:rPr>
-        <w:t>ROSE, S.; BORCHERT, O.; MITCHELL, S.; CONNELLY, S. Zero Trust Architecture. NIST Special Publication 800-207. Gaithersburg: NIST, 2020. DOI: https://doi.org/10.6028/NIST.SP.800-207.</w:t>
-      </w:r>
-    </w:p>
-    <w:p>
-      <w:pPr>
-        <w:rPr>
-          <w:lang w:val="en-US"/>
-        </w:rPr>
-      </w:pPr>
-      <w:r>
-        <w:rPr>
-          <w:lang w:val="en-US"/>
-        </w:rPr>
-        <w:t>SCIKIT-LEARN DEVELOPERS. Scikit-learn: Machine Learning in Python. Versão 1.4. 2024. Disponível em: https://scikit-learn.org.</w:t>
-      </w:r>
-    </w:p>
-    <w:p>
-      <w:pPr>
-        <w:rPr>
-          <w:lang w:val="en-US"/>
-        </w:rPr>
-      </w:pPr>
-      <w:r>
-        <w:rPr>
-          <w:lang w:val="en-US"/>
-        </w:rPr>
-        <w:t>STYLIOS, I.; KOKOLAKIS, S.; THANOU, O.; CHATZIS, S. Behavioral biometrics &amp; continuous user authentication on mobile devices: A survey. Information Fusion, v. 66, p. 76-99, 2021.</w:t>
-      </w:r>
-    </w:p>
-    <w:p>
-      <w:r>
-        <w:rPr>
-          <w:lang w:val="en-US"/>
-        </w:rPr>
-        <w:t xml:space="preserve">VERIZON. 2024 Data Breach Investigations Report (DBIR). </w:t>
-      </w:r>
-      <w:r>
-        <w:t>Verizon Business, 2024. Disponível em: https://www.verizon.com/business/resources/reports/dbir/.</w:t>
-      </w:r>
-    </w:p>
-    <w:p>
-      <w:pPr>
-        <w:rPr>
-          <w:lang w:val="en-US"/>
-        </w:rPr>
-      </w:pPr>
-      <w:r>
-        <w:rPr>
-          <w:lang w:val="en-US"/>
-        </w:rPr>
-        <w:t>WIEFLING, S.; JØRGENSEN, P. R.; THUNEM, S.; LO IACONO, L. Pump Up Password Security! Evaluating and Enhancing Risk-Based Authentication on a Real-World Large-Scale Online Service. ACM Transactions on Privacy and Security, v. 26, n. 1, 2023.</w:t>
-      </w:r>
-    </w:p>
-    <w:p>
-      <w:r>
-        <w:rPr>
-          <w:lang w:val="en-US"/>
-        </w:rPr>
         <w:t xml:space="preserve">WIEFLING, S.; LO IACONO, L.; DÜRMUTH, M. Is This Really You? An Empirical Study on Risk-Based Authentication Applied in the Wild. </w:t>
       </w:r>
       <w:r>
         <w:t>In: IFIP SEC, 2019, p. 134-148.</w:t>
       </w:r>
     </w:p>
-    <w:bookmarkEnd w:id="7"/>
+    <w:bookmarkEnd w:id="8"/>
     <w:p>
       <w:pPr>
         <w:pBdr>
